--- a/Report.docx
+++ b/Report.docx
@@ -241,7 +241,6 @@
         </w:rPr>
         <w:t xml:space="preserve">ПО </w:t>
       </w:r>
-      <w:commentRangeStart w:id="0"/>
       <w:r>
         <w:rPr>
           <w:b/>
@@ -249,20 +248,7 @@
           <w:sz w:val="36"/>
           <w:szCs w:val="36"/>
         </w:rPr>
-        <w:t>УЧЕБНОЙ</w:t>
-      </w:r>
-      <w:commentRangeEnd w:id="0"/>
-      <w:r>
-        <w:commentReference w:id="0"/>
-      </w:r>
-      <w:r>
-        <w:rPr>
-          <w:b/>
-          <w:bCs/>
-          <w:sz w:val="36"/>
-          <w:szCs w:val="36"/>
-        </w:rPr>
-        <w:t xml:space="preserve"> </w:t>
+        <w:t xml:space="preserve">УЧЕБНОЙ </w:t>
       </w:r>
       <w:r>
         <w:rPr>
@@ -903,14 +889,7 @@
           <w:b/>
           <w:bCs/>
         </w:rPr>
-        <w:t>УЧЕБНУЮ</w:t>
-      </w:r>
-      <w:r>
-        <w:rPr>
-          <w:b/>
-          <w:bCs/>
-        </w:rPr>
-        <w:t xml:space="preserve"> </w:t>
+        <w:t xml:space="preserve">УЧЕБНУЮ </w:t>
       </w:r>
       <w:r>
         <w:rPr>
@@ -1396,16 +1375,7 @@
                 <w:rFonts w:cs="Times New Roman"/>
                 <w:szCs w:val="28"/>
               </w:rPr>
-              <w:t>Жан</w:t>
-            </w:r>
-            <w:bookmarkStart w:id="1" w:name="_GoBack"/>
-            <w:bookmarkEnd w:id="1"/>
-            <w:r>
-              <w:rPr>
-                <w:rFonts w:cs="Times New Roman"/>
-                <w:szCs w:val="28"/>
-              </w:rPr>
-              <w:t>гиров</w:t>
+              <w:t>Жангиров</w:t>
             </w:r>
           </w:p>
         </w:tc>
@@ -1567,18 +1537,16 @@
     </w:p>
     <w:sdt>
       <w:sdtPr>
+        <w:rPr>
+          <w:rFonts w:cs="Times New Roman"/>
+          <w:szCs w:val="28"/>
+        </w:rPr>
         <w:id w:val="557058152"/>
         <w:docPartObj>
           <w:docPartGallery w:val="Table of Contents"/>
           <w:docPartUnique/>
         </w:docPartObj>
       </w:sdtPr>
-      <w:sdtEndPr>
-        <w:rPr>
-          <w:rFonts w:cs="Times New Roman"/>
-          <w:szCs w:val="28"/>
-        </w:rPr>
-      </w:sdtEndPr>
       <w:sdtContent>
         <w:p>
           <w:pPr>
@@ -1599,14 +1567,7 @@
               <w:rStyle w:val="ad"/>
               <w:webHidden/>
             </w:rPr>
-            <w:instrText xml:space="preserve"> TOC \z \o "1-9" \u \t "heading 2,1,heading 3,</w:instrText>
-          </w:r>
-          <w:r>
-            <w:rPr>
-              <w:rStyle w:val="ad"/>
-              <w:webHidden/>
-            </w:rPr>
-            <w:instrText>2" \h</w:instrText>
+            <w:instrText xml:space="preserve"> TOC \z \o "1-9" \u \t "heading 2,1,heading 3,2" \h</w:instrText>
           </w:r>
           <w:r>
             <w:rPr>
@@ -1614,7 +1575,7 @@
             </w:rPr>
             <w:fldChar w:fldCharType="separate"/>
           </w:r>
-          <w:hyperlink w:anchor="_Toc234332632" w:history="1">
+          <w:hyperlink w:anchor="_Toc234513442" w:history="1">
             <w:r>
               <w:rPr>
                 <w:rStyle w:val="a7"/>
@@ -1642,7 +1603,7 @@
                 <w:noProof/>
                 <w:webHidden/>
               </w:rPr>
-              <w:instrText xml:space="preserve"> PAGEREF _Toc234332632 \h </w:instrText>
+              <w:instrText xml:space="preserve"> PAGEREF _Toc234513442 \h </w:instrText>
             </w:r>
             <w:r>
               <w:rPr>
@@ -1684,7 +1645,7 @@
               <w:lang w:eastAsia="ru-RU" w:bidi="ar-SA"/>
             </w:rPr>
           </w:pPr>
-          <w:hyperlink w:anchor="_Toc234332633" w:history="1">
+          <w:hyperlink w:anchor="_Toc234513443" w:history="1">
             <w:r>
               <w:rPr>
                 <w:rStyle w:val="a7"/>
@@ -1711,7 +1672,7 @@
                 <w:noProof/>
                 <w:webHidden/>
               </w:rPr>
-              <w:instrText xml:space="preserve"> PAGEREF _Toc234332633 \h </w:instrText>
+              <w:instrText xml:space="preserve"> PAGEREF _Toc234513443 \h </w:instrText>
             </w:r>
             <w:r>
               <w:rPr>
@@ -1753,7 +1714,7 @@
               <w:lang w:eastAsia="ru-RU" w:bidi="ar-SA"/>
             </w:rPr>
           </w:pPr>
-          <w:hyperlink w:anchor="_Toc234332634" w:history="1">
+          <w:hyperlink w:anchor="_Toc234513444" w:history="1">
             <w:r>
               <w:rPr>
                 <w:rStyle w:val="a7"/>
@@ -1780,7 +1741,7 @@
                 <w:noProof/>
                 <w:webHidden/>
               </w:rPr>
-              <w:instrText xml:space="preserve"> PAGEREF _Toc234332634 \h </w:instrText>
+              <w:instrText xml:space="preserve"> PAGEREF _Toc234513444 \h </w:instrText>
             </w:r>
             <w:r>
               <w:rPr>
@@ -1822,7 +1783,7 @@
               <w:lang w:eastAsia="ru-RU" w:bidi="ar-SA"/>
             </w:rPr>
           </w:pPr>
-          <w:hyperlink w:anchor="_Toc234332635" w:history="1">
+          <w:hyperlink w:anchor="_Toc234513445" w:history="1">
             <w:r>
               <w:rPr>
                 <w:rStyle w:val="a7"/>
@@ -1849,7 +1810,7 @@
                 <w:noProof/>
                 <w:webHidden/>
               </w:rPr>
-              <w:instrText xml:space="preserve"> PAGEREF _Toc234332635 \h </w:instrText>
+              <w:instrText xml:space="preserve"> PAGEREF _Toc234513445 \h </w:instrText>
             </w:r>
             <w:r>
               <w:rPr>
@@ -1882,7 +1843,7 @@
         </w:p>
         <w:p>
           <w:pPr>
-            <w:pStyle w:val="40"/>
+            <w:pStyle w:val="41"/>
             <w:tabs>
               <w:tab w:val="right" w:leader="dot" w:pos="9345"/>
             </w:tabs>
@@ -1894,7 +1855,7 @@
               <w:lang w:eastAsia="ru-RU" w:bidi="ar-SA"/>
             </w:rPr>
           </w:pPr>
-          <w:hyperlink w:anchor="_Toc234332636" w:history="1">
+          <w:hyperlink w:anchor="_Toc234513446" w:history="1">
             <w:r>
               <w:rPr>
                 <w:rStyle w:val="a7"/>
@@ -1921,7 +1882,7 @@
                 <w:noProof/>
                 <w:webHidden/>
               </w:rPr>
-              <w:instrText xml:space="preserve"> PAGEREF _Toc234332636 \h </w:instrText>
+              <w:instrText xml:space="preserve"> PAGEREF _Toc234513446 \h </w:instrText>
             </w:r>
             <w:r>
               <w:rPr>
@@ -1954,7 +1915,7 @@
         </w:p>
         <w:p>
           <w:pPr>
-            <w:pStyle w:val="40"/>
+            <w:pStyle w:val="41"/>
             <w:tabs>
               <w:tab w:val="right" w:leader="dot" w:pos="9345"/>
             </w:tabs>
@@ -1966,7 +1927,7 @@
               <w:lang w:eastAsia="ru-RU" w:bidi="ar-SA"/>
             </w:rPr>
           </w:pPr>
-          <w:hyperlink w:anchor="_Toc234332637" w:history="1">
+          <w:hyperlink w:anchor="_Toc234513447" w:history="1">
             <w:r>
               <w:rPr>
                 <w:rStyle w:val="a7"/>
@@ -1993,7 +1954,7 @@
                 <w:noProof/>
                 <w:webHidden/>
               </w:rPr>
-              <w:instrText xml:space="preserve"> PAGEREF _Toc234332637 \h </w:instrText>
+              <w:instrText xml:space="preserve"> PAGEREF _Toc234513447 \h </w:instrText>
             </w:r>
             <w:r>
               <w:rPr>
@@ -2013,7 +1974,7 @@
                 <w:noProof/>
                 <w:webHidden/>
               </w:rPr>
-              <w:t>9</w:t>
+              <w:t>8</w:t>
             </w:r>
             <w:r>
               <w:rPr>
@@ -2026,7 +1987,7 @@
         </w:p>
         <w:p>
           <w:pPr>
-            <w:pStyle w:val="40"/>
+            <w:pStyle w:val="41"/>
             <w:tabs>
               <w:tab w:val="right" w:leader="dot" w:pos="9345"/>
             </w:tabs>
@@ -2038,7 +1999,7 @@
               <w:lang w:eastAsia="ru-RU" w:bidi="ar-SA"/>
             </w:rPr>
           </w:pPr>
-          <w:hyperlink w:anchor="_Toc234332638" w:history="1">
+          <w:hyperlink w:anchor="_Toc234513448" w:history="1">
             <w:r>
               <w:rPr>
                 <w:rStyle w:val="a7"/>
@@ -2065,7 +2026,7 @@
                 <w:noProof/>
                 <w:webHidden/>
               </w:rPr>
-              <w:instrText xml:space="preserve"> PAGEREF _Toc234332638 \h </w:instrText>
+              <w:instrText xml:space="preserve"> PAGEREF _Toc234513448 \h </w:instrText>
             </w:r>
             <w:r>
               <w:rPr>
@@ -2098,7 +2059,7 @@
         </w:p>
         <w:p>
           <w:pPr>
-            <w:pStyle w:val="40"/>
+            <w:pStyle w:val="41"/>
             <w:tabs>
               <w:tab w:val="right" w:leader="dot" w:pos="9345"/>
             </w:tabs>
@@ -2110,7 +2071,7 @@
               <w:lang w:eastAsia="ru-RU" w:bidi="ar-SA"/>
             </w:rPr>
           </w:pPr>
-          <w:hyperlink w:anchor="_Toc234332639" w:history="1">
+          <w:hyperlink w:anchor="_Toc234513449" w:history="1">
             <w:r>
               <w:rPr>
                 <w:rStyle w:val="a7"/>
@@ -2137,7 +2098,7 @@
                 <w:noProof/>
                 <w:webHidden/>
               </w:rPr>
-              <w:instrText xml:space="preserve"> PAGEREF _Toc234332639 \h </w:instrText>
+              <w:instrText xml:space="preserve"> PAGEREF _Toc234513449 \h </w:instrText>
             </w:r>
             <w:r>
               <w:rPr>
@@ -2170,7 +2131,7 @@
         </w:p>
         <w:p>
           <w:pPr>
-            <w:pStyle w:val="40"/>
+            <w:pStyle w:val="41"/>
             <w:tabs>
               <w:tab w:val="right" w:leader="dot" w:pos="9345"/>
             </w:tabs>
@@ -2182,7 +2143,7 @@
               <w:lang w:eastAsia="ru-RU" w:bidi="ar-SA"/>
             </w:rPr>
           </w:pPr>
-          <w:hyperlink w:anchor="_Toc234332640" w:history="1">
+          <w:hyperlink w:anchor="_Toc234513450" w:history="1">
             <w:r>
               <w:rPr>
                 <w:rStyle w:val="a7"/>
@@ -2209,7 +2170,7 @@
                 <w:noProof/>
                 <w:webHidden/>
               </w:rPr>
-              <w:instrText xml:space="preserve"> PAGEREF _Toc234332640 \h </w:instrText>
+              <w:instrText xml:space="preserve"> PAGEREF _Toc234513450 \h </w:instrText>
             </w:r>
             <w:r>
               <w:rPr>
@@ -2242,7 +2203,7 @@
         </w:p>
         <w:p>
           <w:pPr>
-            <w:pStyle w:val="40"/>
+            <w:pStyle w:val="41"/>
             <w:tabs>
               <w:tab w:val="right" w:leader="dot" w:pos="9345"/>
             </w:tabs>
@@ -2254,7 +2215,7 @@
               <w:lang w:eastAsia="ru-RU" w:bidi="ar-SA"/>
             </w:rPr>
           </w:pPr>
-          <w:hyperlink w:anchor="_Toc234332641" w:history="1">
+          <w:hyperlink w:anchor="_Toc234513451" w:history="1">
             <w:r>
               <w:rPr>
                 <w:rStyle w:val="a7"/>
@@ -2281,7 +2242,7 @@
                 <w:noProof/>
                 <w:webHidden/>
               </w:rPr>
-              <w:instrText xml:space="preserve"> PAGEREF _Toc234332641 \h </w:instrText>
+              <w:instrText xml:space="preserve"> PAGEREF _Toc234513451 \h </w:instrText>
             </w:r>
             <w:r>
               <w:rPr>
@@ -2314,7 +2275,7 @@
         </w:p>
         <w:p>
           <w:pPr>
-            <w:pStyle w:val="40"/>
+            <w:pStyle w:val="41"/>
             <w:tabs>
               <w:tab w:val="right" w:leader="dot" w:pos="9345"/>
             </w:tabs>
@@ -2326,7 +2287,7 @@
               <w:lang w:eastAsia="ru-RU" w:bidi="ar-SA"/>
             </w:rPr>
           </w:pPr>
-          <w:hyperlink w:anchor="_Toc234332642" w:history="1">
+          <w:hyperlink w:anchor="_Toc234513452" w:history="1">
             <w:r>
               <w:rPr>
                 <w:rStyle w:val="a7"/>
@@ -2353,7 +2314,7 @@
                 <w:noProof/>
                 <w:webHidden/>
               </w:rPr>
-              <w:instrText xml:space="preserve"> PAGEREF _Toc234332642 \h </w:instrText>
+              <w:instrText xml:space="preserve"> PAGEREF _Toc234513452 \h </w:instrText>
             </w:r>
             <w:r>
               <w:rPr>
@@ -2386,7 +2347,7 @@
         </w:p>
         <w:p>
           <w:pPr>
-            <w:pStyle w:val="40"/>
+            <w:pStyle w:val="41"/>
             <w:tabs>
               <w:tab w:val="right" w:leader="dot" w:pos="9345"/>
             </w:tabs>
@@ -2398,7 +2359,7 @@
               <w:lang w:eastAsia="ru-RU" w:bidi="ar-SA"/>
             </w:rPr>
           </w:pPr>
-          <w:hyperlink w:anchor="_Toc234332643" w:history="1">
+          <w:hyperlink w:anchor="_Toc234513453" w:history="1">
             <w:r>
               <w:rPr>
                 <w:rStyle w:val="a7"/>
@@ -2425,7 +2386,7 @@
                 <w:noProof/>
                 <w:webHidden/>
               </w:rPr>
-              <w:instrText xml:space="preserve"> PAGEREF _Toc234332643 \h </w:instrText>
+              <w:instrText xml:space="preserve"> PAGEREF _Toc234513453 \h </w:instrText>
             </w:r>
             <w:r>
               <w:rPr>
@@ -2455,10 +2416,12 @@
               <w:fldChar w:fldCharType="end"/>
             </w:r>
           </w:hyperlink>
+          <w:bookmarkStart w:id="0" w:name="_GoBack"/>
         </w:p>
+        <w:bookmarkEnd w:id="0"/>
         <w:p>
           <w:pPr>
-            <w:pStyle w:val="40"/>
+            <w:pStyle w:val="41"/>
             <w:tabs>
               <w:tab w:val="right" w:leader="dot" w:pos="9345"/>
             </w:tabs>
@@ -2470,13 +2433,127 @@
               <w:lang w:eastAsia="ru-RU" w:bidi="ar-SA"/>
             </w:rPr>
           </w:pPr>
-          <w:hyperlink w:anchor="_Toc234332644" w:history="1">
+          <w:r>
+            <w:rPr>
+              <w:rStyle w:val="a7"/>
+              <w:noProof/>
+            </w:rPr>
+            <w:fldChar w:fldCharType="begin"/>
+          </w:r>
+          <w:r>
+            <w:rPr>
+              <w:rStyle w:val="a7"/>
+              <w:noProof/>
+            </w:rPr>
+            <w:instrText xml:space="preserve"> </w:instrText>
+          </w:r>
+          <w:r>
+            <w:rPr>
+              <w:noProof/>
+            </w:rPr>
+            <w:instrText>HYPERLINK \l "_Toc234513454"</w:instrText>
+          </w:r>
+          <w:r>
+            <w:rPr>
+              <w:rStyle w:val="a7"/>
+              <w:noProof/>
+            </w:rPr>
+            <w:instrText xml:space="preserve"> </w:instrText>
+          </w:r>
+          <w:r>
+            <w:rPr>
+              <w:rStyle w:val="a7"/>
+              <w:noProof/>
+            </w:rPr>
+          </w:r>
+          <w:r>
+            <w:rPr>
+              <w:rStyle w:val="a7"/>
+              <w:noProof/>
+            </w:rPr>
+            <w:fldChar w:fldCharType="separate"/>
+          </w:r>
+          <w:r>
+            <w:rPr>
+              <w:rStyle w:val="a7"/>
+              <w:noProof/>
+            </w:rPr>
+            <w:t>1.2.9 Анализ результатов</w:t>
+          </w:r>
+          <w:r>
+            <w:rPr>
+              <w:noProof/>
+              <w:webHidden/>
+            </w:rPr>
+            <w:tab/>
+          </w:r>
+          <w:r>
+            <w:rPr>
+              <w:noProof/>
+              <w:webHidden/>
+            </w:rPr>
+            <w:fldChar w:fldCharType="begin"/>
+          </w:r>
+          <w:r>
+            <w:rPr>
+              <w:noProof/>
+              <w:webHidden/>
+            </w:rPr>
+            <w:instrText xml:space="preserve"> PAGEREF _Toc234513454 \h </w:instrText>
+          </w:r>
+          <w:r>
+            <w:rPr>
+              <w:noProof/>
+              <w:webHidden/>
+            </w:rPr>
+          </w:r>
+          <w:r>
+            <w:rPr>
+              <w:noProof/>
+              <w:webHidden/>
+            </w:rPr>
+            <w:fldChar w:fldCharType="separate"/>
+          </w:r>
+          <w:r>
+            <w:rPr>
+              <w:noProof/>
+              <w:webHidden/>
+            </w:rPr>
+            <w:t>10</w:t>
+          </w:r>
+          <w:r>
+            <w:rPr>
+              <w:noProof/>
+              <w:webHidden/>
+            </w:rPr>
+            <w:fldChar w:fldCharType="end"/>
+          </w:r>
+          <w:r>
+            <w:rPr>
+              <w:rStyle w:val="a7"/>
+              <w:noProof/>
+            </w:rPr>
+            <w:fldChar w:fldCharType="end"/>
+          </w:r>
+        </w:p>
+        <w:p>
+          <w:pPr>
+            <w:pStyle w:val="20"/>
+            <w:rPr>
+              <w:rFonts w:asciiTheme="minorHAnsi" w:eastAsiaTheme="minorEastAsia" w:hAnsiTheme="minorHAnsi" w:cstheme="minorBidi"/>
+              <w:noProof/>
+              <w:sz w:val="22"/>
+              <w:szCs w:val="22"/>
+              <w:lang w:eastAsia="ru-RU" w:bidi="ar-SA"/>
+            </w:rPr>
+          </w:pPr>
+          <w:hyperlink w:anchor="_Toc234513455" w:history="1">
             <w:r>
               <w:rPr>
                 <w:rStyle w:val="a7"/>
                 <w:noProof/>
               </w:rPr>
-              <w:t>1.2.9 Анализ результатов</w:t>
+              <w:t>2 РЕЗУЛЬТАТЫ РАБОТЫ</w:t>
             </w:r>
             <w:r>
               <w:rPr>
@@ -2497,7 +2574,7 @@
                 <w:noProof/>
                 <w:webHidden/>
               </w:rPr>
-              <w:instrText xml:space="preserve"> PAGEREF _Toc234332644 \h </w:instrText>
+              <w:instrText xml:space="preserve"> PAGEREF _Toc234513455 \h </w:instrText>
             </w:r>
             <w:r>
               <w:rPr>
@@ -2517,7 +2594,7 @@
                 <w:noProof/>
                 <w:webHidden/>
               </w:rPr>
-              <w:t>10</w:t>
+              <w:t>11</w:t>
             </w:r>
             <w:r>
               <w:rPr>
@@ -2539,13 +2616,13 @@
               <w:lang w:eastAsia="ru-RU" w:bidi="ar-SA"/>
             </w:rPr>
           </w:pPr>
-          <w:hyperlink w:anchor="_Toc234332645" w:history="1">
+          <w:hyperlink w:anchor="_Toc234513456" w:history="1">
             <w:r>
               <w:rPr>
                 <w:rStyle w:val="a7"/>
                 <w:noProof/>
               </w:rPr>
-              <w:t>1.3 Проектирование программного решения</w:t>
+              <w:t>2.1 Проектирование представления входных данных и генерации случайного графа</w:t>
             </w:r>
             <w:r>
               <w:rPr>
@@ -2566,7 +2643,7 @@
                 <w:noProof/>
                 <w:webHidden/>
               </w:rPr>
-              <w:instrText xml:space="preserve"> PAGEREF _Toc234332645 \h </w:instrText>
+              <w:instrText xml:space="preserve"> PAGEREF _Toc234513456 \h </w:instrText>
             </w:r>
             <w:r>
               <w:rPr>
@@ -2586,7 +2663,7 @@
                 <w:noProof/>
                 <w:webHidden/>
               </w:rPr>
-              <w:t>10</w:t>
+              <w:t>11</w:t>
             </w:r>
             <w:r>
               <w:rPr>
@@ -2599,7 +2676,7 @@
         </w:p>
         <w:p>
           <w:pPr>
-            <w:pStyle w:val="40"/>
+            <w:pStyle w:val="41"/>
             <w:tabs>
               <w:tab w:val="right" w:leader="dot" w:pos="9345"/>
             </w:tabs>
@@ -2611,13 +2688,13 @@
               <w:lang w:eastAsia="ru-RU" w:bidi="ar-SA"/>
             </w:rPr>
           </w:pPr>
-          <w:hyperlink w:anchor="_Toc234332646" w:history="1">
+          <w:hyperlink w:anchor="_Toc234513457" w:history="1">
             <w:r>
               <w:rPr>
                 <w:rStyle w:val="a7"/>
                 <w:noProof/>
               </w:rPr>
-              <w:t>1.3.1 Формат хранения данных</w:t>
+              <w:t>2.1.1 Формат хранения данных</w:t>
             </w:r>
             <w:r>
               <w:rPr>
@@ -2638,7 +2715,7 @@
                 <w:noProof/>
                 <w:webHidden/>
               </w:rPr>
-              <w:instrText xml:space="preserve"> PAGEREF _Toc234332646 \h </w:instrText>
+              <w:instrText xml:space="preserve"> PAGEREF _Toc234513457 \h </w:instrText>
             </w:r>
             <w:r>
               <w:rPr>
@@ -2658,7 +2735,7 @@
                 <w:noProof/>
                 <w:webHidden/>
               </w:rPr>
-              <w:t>10</w:t>
+              <w:t>11</w:t>
             </w:r>
             <w:r>
               <w:rPr>
@@ -2671,7 +2748,7 @@
         </w:p>
         <w:p>
           <w:pPr>
-            <w:pStyle w:val="40"/>
+            <w:pStyle w:val="41"/>
             <w:tabs>
               <w:tab w:val="right" w:leader="dot" w:pos="9345"/>
             </w:tabs>
@@ -2683,13 +2760,13 @@
               <w:lang w:eastAsia="ru-RU" w:bidi="ar-SA"/>
             </w:rPr>
           </w:pPr>
-          <w:hyperlink w:anchor="_Toc234332647" w:history="1">
+          <w:hyperlink w:anchor="_Toc234513458" w:history="1">
             <w:r>
               <w:rPr>
                 <w:rStyle w:val="a7"/>
                 <w:noProof/>
               </w:rPr>
-              <w:t>1.3.2 Представление решения</w:t>
+              <w:t>2.2.1 Генерация случайного графа</w:t>
             </w:r>
             <w:r>
               <w:rPr>
@@ -2710,7 +2787,7 @@
                 <w:noProof/>
                 <w:webHidden/>
               </w:rPr>
-              <w:instrText xml:space="preserve"> PAGEREF _Toc234332647 \h </w:instrText>
+              <w:instrText xml:space="preserve"> PAGEREF _Toc234513458 \h </w:instrText>
             </w:r>
             <w:r>
               <w:rPr>
@@ -2731,438 +2808,6 @@
                 <w:webHidden/>
               </w:rPr>
               <w:t>11</w:t>
-            </w:r>
-            <w:r>
-              <w:rPr>
-                <w:noProof/>
-                <w:webHidden/>
-              </w:rPr>
-              <w:fldChar w:fldCharType="end"/>
-            </w:r>
-          </w:hyperlink>
-        </w:p>
-        <w:p>
-          <w:pPr>
-            <w:pStyle w:val="40"/>
-            <w:tabs>
-              <w:tab w:val="right" w:leader="dot" w:pos="9345"/>
-            </w:tabs>
-            <w:rPr>
-              <w:rFonts w:asciiTheme="minorHAnsi" w:eastAsiaTheme="minorEastAsia" w:hAnsiTheme="minorHAnsi" w:cstheme="minorBidi"/>
-              <w:noProof/>
-              <w:sz w:val="22"/>
-              <w:szCs w:val="22"/>
-              <w:lang w:eastAsia="ru-RU" w:bidi="ar-SA"/>
-            </w:rPr>
-          </w:pPr>
-          <w:hyperlink w:anchor="_Toc234332648" w:history="1">
-            <w:r>
-              <w:rPr>
-                <w:rStyle w:val="a7"/>
-                <w:noProof/>
-              </w:rPr>
-              <w:t>1.3.3 Функция исправления решения</w:t>
-            </w:r>
-            <w:r>
-              <w:rPr>
-                <w:noProof/>
-                <w:webHidden/>
-              </w:rPr>
-              <w:tab/>
-            </w:r>
-            <w:r>
-              <w:rPr>
-                <w:noProof/>
-                <w:webHidden/>
-              </w:rPr>
-              <w:fldChar w:fldCharType="begin"/>
-            </w:r>
-            <w:r>
-              <w:rPr>
-                <w:noProof/>
-                <w:webHidden/>
-              </w:rPr>
-              <w:instrText xml:space="preserve"> PAGEREF _Toc234332648 \h </w:instrText>
-            </w:r>
-            <w:r>
-              <w:rPr>
-                <w:noProof/>
-                <w:webHidden/>
-              </w:rPr>
-            </w:r>
-            <w:r>
-              <w:rPr>
-                <w:noProof/>
-                <w:webHidden/>
-              </w:rPr>
-              <w:fldChar w:fldCharType="separate"/>
-            </w:r>
-            <w:r>
-              <w:rPr>
-                <w:noProof/>
-                <w:webHidden/>
-              </w:rPr>
-              <w:t>11</w:t>
-            </w:r>
-            <w:r>
-              <w:rPr>
-                <w:noProof/>
-                <w:webHidden/>
-              </w:rPr>
-              <w:fldChar w:fldCharType="end"/>
-            </w:r>
-          </w:hyperlink>
-        </w:p>
-        <w:p>
-          <w:pPr>
-            <w:pStyle w:val="40"/>
-            <w:tabs>
-              <w:tab w:val="right" w:leader="dot" w:pos="9345"/>
-            </w:tabs>
-            <w:rPr>
-              <w:rFonts w:asciiTheme="minorHAnsi" w:eastAsiaTheme="minorEastAsia" w:hAnsiTheme="minorHAnsi" w:cstheme="minorBidi"/>
-              <w:noProof/>
-              <w:sz w:val="22"/>
-              <w:szCs w:val="22"/>
-              <w:lang w:eastAsia="ru-RU" w:bidi="ar-SA"/>
-            </w:rPr>
-          </w:pPr>
-          <w:hyperlink w:anchor="_Toc234332649" w:history="1">
-            <w:r>
-              <w:rPr>
-                <w:rStyle w:val="a7"/>
-                <w:noProof/>
-              </w:rPr>
-              <w:t>1.3.4 Функция приспособленности</w:t>
-            </w:r>
-            <w:r>
-              <w:rPr>
-                <w:noProof/>
-                <w:webHidden/>
-              </w:rPr>
-              <w:tab/>
-            </w:r>
-            <w:r>
-              <w:rPr>
-                <w:noProof/>
-                <w:webHidden/>
-              </w:rPr>
-              <w:fldChar w:fldCharType="begin"/>
-            </w:r>
-            <w:r>
-              <w:rPr>
-                <w:noProof/>
-                <w:webHidden/>
-              </w:rPr>
-              <w:instrText xml:space="preserve"> PAGEREF _Toc234332649 \h </w:instrText>
-            </w:r>
-            <w:r>
-              <w:rPr>
-                <w:noProof/>
-                <w:webHidden/>
-              </w:rPr>
-            </w:r>
-            <w:r>
-              <w:rPr>
-                <w:noProof/>
-                <w:webHidden/>
-              </w:rPr>
-              <w:fldChar w:fldCharType="separate"/>
-            </w:r>
-            <w:r>
-              <w:rPr>
-                <w:noProof/>
-                <w:webHidden/>
-              </w:rPr>
-              <w:t>12</w:t>
-            </w:r>
-            <w:r>
-              <w:rPr>
-                <w:noProof/>
-                <w:webHidden/>
-              </w:rPr>
-              <w:fldChar w:fldCharType="end"/>
-            </w:r>
-          </w:hyperlink>
-        </w:p>
-        <w:p>
-          <w:pPr>
-            <w:pStyle w:val="40"/>
-            <w:tabs>
-              <w:tab w:val="right" w:leader="dot" w:pos="9345"/>
-            </w:tabs>
-            <w:rPr>
-              <w:rFonts w:asciiTheme="minorHAnsi" w:eastAsiaTheme="minorEastAsia" w:hAnsiTheme="minorHAnsi" w:cstheme="minorBidi"/>
-              <w:noProof/>
-              <w:sz w:val="22"/>
-              <w:szCs w:val="22"/>
-              <w:lang w:eastAsia="ru-RU" w:bidi="ar-SA"/>
-            </w:rPr>
-          </w:pPr>
-          <w:hyperlink w:anchor="_Toc234332650" w:history="1">
-            <w:r>
-              <w:rPr>
-                <w:rStyle w:val="a7"/>
-                <w:noProof/>
-              </w:rPr>
-              <w:t>1.3.5 Выбор родителей</w:t>
-            </w:r>
-            <w:r>
-              <w:rPr>
-                <w:noProof/>
-                <w:webHidden/>
-              </w:rPr>
-              <w:tab/>
-            </w:r>
-            <w:r>
-              <w:rPr>
-                <w:noProof/>
-                <w:webHidden/>
-              </w:rPr>
-              <w:fldChar w:fldCharType="begin"/>
-            </w:r>
-            <w:r>
-              <w:rPr>
-                <w:noProof/>
-                <w:webHidden/>
-              </w:rPr>
-              <w:instrText xml:space="preserve"> PAGEREF _Toc234332650 \h </w:instrText>
-            </w:r>
-            <w:r>
-              <w:rPr>
-                <w:noProof/>
-                <w:webHidden/>
-              </w:rPr>
-            </w:r>
-            <w:r>
-              <w:rPr>
-                <w:noProof/>
-                <w:webHidden/>
-              </w:rPr>
-              <w:fldChar w:fldCharType="separate"/>
-            </w:r>
-            <w:r>
-              <w:rPr>
-                <w:noProof/>
-                <w:webHidden/>
-              </w:rPr>
-              <w:t>12</w:t>
-            </w:r>
-            <w:r>
-              <w:rPr>
-                <w:noProof/>
-                <w:webHidden/>
-              </w:rPr>
-              <w:fldChar w:fldCharType="end"/>
-            </w:r>
-          </w:hyperlink>
-        </w:p>
-        <w:p>
-          <w:pPr>
-            <w:pStyle w:val="40"/>
-            <w:tabs>
-              <w:tab w:val="right" w:leader="dot" w:pos="9345"/>
-            </w:tabs>
-            <w:rPr>
-              <w:rFonts w:asciiTheme="minorHAnsi" w:eastAsiaTheme="minorEastAsia" w:hAnsiTheme="minorHAnsi" w:cstheme="minorBidi"/>
-              <w:noProof/>
-              <w:sz w:val="22"/>
-              <w:szCs w:val="22"/>
-              <w:lang w:eastAsia="ru-RU" w:bidi="ar-SA"/>
-            </w:rPr>
-          </w:pPr>
-          <w:hyperlink w:anchor="_Toc234332651" w:history="1">
-            <w:r>
-              <w:rPr>
-                <w:rStyle w:val="a7"/>
-                <w:noProof/>
-              </w:rPr>
-              <w:t>1.3.6 Оператор скрещивания</w:t>
-            </w:r>
-            <w:r>
-              <w:rPr>
-                <w:noProof/>
-                <w:webHidden/>
-              </w:rPr>
-              <w:tab/>
-            </w:r>
-            <w:r>
-              <w:rPr>
-                <w:noProof/>
-                <w:webHidden/>
-              </w:rPr>
-              <w:fldChar w:fldCharType="begin"/>
-            </w:r>
-            <w:r>
-              <w:rPr>
-                <w:noProof/>
-                <w:webHidden/>
-              </w:rPr>
-              <w:instrText xml:space="preserve"> PAGEREF _Toc234332651 \h </w:instrText>
-            </w:r>
-            <w:r>
-              <w:rPr>
-                <w:noProof/>
-                <w:webHidden/>
-              </w:rPr>
-            </w:r>
-            <w:r>
-              <w:rPr>
-                <w:noProof/>
-                <w:webHidden/>
-              </w:rPr>
-              <w:fldChar w:fldCharType="separate"/>
-            </w:r>
-            <w:r>
-              <w:rPr>
-                <w:noProof/>
-                <w:webHidden/>
-              </w:rPr>
-              <w:t>13</w:t>
-            </w:r>
-            <w:r>
-              <w:rPr>
-                <w:noProof/>
-                <w:webHidden/>
-              </w:rPr>
-              <w:fldChar w:fldCharType="end"/>
-            </w:r>
-          </w:hyperlink>
-        </w:p>
-        <w:p>
-          <w:pPr>
-            <w:pStyle w:val="40"/>
-            <w:tabs>
-              <w:tab w:val="right" w:leader="dot" w:pos="9345"/>
-            </w:tabs>
-            <w:rPr>
-              <w:rFonts w:asciiTheme="minorHAnsi" w:eastAsiaTheme="minorEastAsia" w:hAnsiTheme="minorHAnsi" w:cstheme="minorBidi"/>
-              <w:noProof/>
-              <w:sz w:val="22"/>
-              <w:szCs w:val="22"/>
-              <w:lang w:eastAsia="ru-RU" w:bidi="ar-SA"/>
-            </w:rPr>
-          </w:pPr>
-          <w:hyperlink w:anchor="_Toc234332652" w:history="1">
-            <w:r>
-              <w:rPr>
-                <w:rStyle w:val="a7"/>
-                <w:noProof/>
-              </w:rPr>
-              <w:t>1.3.7 Оператор мутации</w:t>
-            </w:r>
-            <w:r>
-              <w:rPr>
-                <w:noProof/>
-                <w:webHidden/>
-              </w:rPr>
-              <w:tab/>
-            </w:r>
-            <w:r>
-              <w:rPr>
-                <w:noProof/>
-                <w:webHidden/>
-              </w:rPr>
-              <w:fldChar w:fldCharType="begin"/>
-            </w:r>
-            <w:r>
-              <w:rPr>
-                <w:noProof/>
-                <w:webHidden/>
-              </w:rPr>
-              <w:instrText xml:space="preserve"> PAGEREF _Toc234332652 \h </w:instrText>
-            </w:r>
-            <w:r>
-              <w:rPr>
-                <w:noProof/>
-                <w:webHidden/>
-              </w:rPr>
-            </w:r>
-            <w:r>
-              <w:rPr>
-                <w:noProof/>
-                <w:webHidden/>
-              </w:rPr>
-              <w:fldChar w:fldCharType="separate"/>
-            </w:r>
-            <w:r>
-              <w:rPr>
-                <w:noProof/>
-                <w:webHidden/>
-              </w:rPr>
-              <w:t>13</w:t>
-            </w:r>
-            <w:r>
-              <w:rPr>
-                <w:noProof/>
-                <w:webHidden/>
-              </w:rPr>
-              <w:fldChar w:fldCharType="end"/>
-            </w:r>
-          </w:hyperlink>
-        </w:p>
-        <w:p>
-          <w:pPr>
-            <w:pStyle w:val="40"/>
-            <w:tabs>
-              <w:tab w:val="right" w:leader="dot" w:pos="9345"/>
-            </w:tabs>
-            <w:rPr>
-              <w:rFonts w:asciiTheme="minorHAnsi" w:eastAsiaTheme="minorEastAsia" w:hAnsiTheme="minorHAnsi" w:cstheme="minorBidi"/>
-              <w:noProof/>
-              <w:sz w:val="22"/>
-              <w:szCs w:val="22"/>
-              <w:lang w:eastAsia="ru-RU" w:bidi="ar-SA"/>
-            </w:rPr>
-          </w:pPr>
-          <w:hyperlink w:anchor="_Toc234332653" w:history="1">
-            <w:r>
-              <w:rPr>
-                <w:rStyle w:val="a7"/>
-                <w:noProof/>
-              </w:rPr>
-              <w:t>1.3.8 Критерий завершения алгоритма</w:t>
-            </w:r>
-            <w:r>
-              <w:rPr>
-                <w:noProof/>
-                <w:webHidden/>
-              </w:rPr>
-              <w:tab/>
-            </w:r>
-            <w:r>
-              <w:rPr>
-                <w:noProof/>
-                <w:webHidden/>
-              </w:rPr>
-              <w:fldChar w:fldCharType="begin"/>
-            </w:r>
-            <w:r>
-              <w:rPr>
-                <w:noProof/>
-                <w:webHidden/>
-              </w:rPr>
-              <w:instrText xml:space="preserve"> PAGEREF _Toc234332653 \h </w:instrText>
-            </w:r>
-            <w:r>
-              <w:rPr>
-                <w:noProof/>
-                <w:webHidden/>
-              </w:rPr>
-            </w:r>
-            <w:r>
-              <w:rPr>
-                <w:noProof/>
-                <w:webHidden/>
-              </w:rPr>
-              <w:fldChar w:fldCharType="separate"/>
-            </w:r>
-            <w:r>
-              <w:rPr>
-                <w:noProof/>
-                <w:webHidden/>
-              </w:rPr>
-              <w:t>14</w:t>
             </w:r>
             <w:r>
               <w:rPr>
@@ -3184,13 +2829,13 @@
               <w:lang w:eastAsia="ru-RU" w:bidi="ar-SA"/>
             </w:rPr>
           </w:pPr>
-          <w:hyperlink w:anchor="_Toc234332654" w:history="1">
+          <w:hyperlink w:anchor="_Toc234513459" w:history="1">
             <w:r>
               <w:rPr>
                 <w:rStyle w:val="a7"/>
                 <w:noProof/>
               </w:rPr>
-              <w:t>1.4 Проектирование графического интерфейса</w:t>
+              <w:t>2.2 Проектирование программного решения для генетического алгоритма</w:t>
             </w:r>
             <w:r>
               <w:rPr>
@@ -3211,7 +2856,7 @@
                 <w:noProof/>
                 <w:webHidden/>
               </w:rPr>
-              <w:instrText xml:space="preserve"> PAGEREF _Toc234332654 \h </w:instrText>
+              <w:instrText xml:space="preserve"> PAGEREF _Toc234513459 \h </w:instrText>
             </w:r>
             <w:r>
               <w:rPr>
@@ -3231,7 +2876,649 @@
                 <w:noProof/>
                 <w:webHidden/>
               </w:rPr>
+              <w:t>13</w:t>
+            </w:r>
+            <w:r>
+              <w:rPr>
+                <w:noProof/>
+                <w:webHidden/>
+              </w:rPr>
+              <w:fldChar w:fldCharType="end"/>
+            </w:r>
+          </w:hyperlink>
+        </w:p>
+        <w:p>
+          <w:pPr>
+            <w:pStyle w:val="41"/>
+            <w:tabs>
+              <w:tab w:val="right" w:leader="dot" w:pos="9345"/>
+            </w:tabs>
+            <w:rPr>
+              <w:rFonts w:asciiTheme="minorHAnsi" w:eastAsiaTheme="minorEastAsia" w:hAnsiTheme="minorHAnsi" w:cstheme="minorBidi"/>
+              <w:noProof/>
+              <w:sz w:val="22"/>
+              <w:szCs w:val="22"/>
+              <w:lang w:eastAsia="ru-RU" w:bidi="ar-SA"/>
+            </w:rPr>
+          </w:pPr>
+          <w:hyperlink w:anchor="_Toc234513460" w:history="1">
+            <w:r>
+              <w:rPr>
+                <w:rStyle w:val="a7"/>
+                <w:noProof/>
+              </w:rPr>
+              <w:t>2.2.1 Представление особи</w:t>
+            </w:r>
+            <w:r>
+              <w:rPr>
+                <w:noProof/>
+                <w:webHidden/>
+              </w:rPr>
+              <w:tab/>
+            </w:r>
+            <w:r>
+              <w:rPr>
+                <w:noProof/>
+                <w:webHidden/>
+              </w:rPr>
+              <w:fldChar w:fldCharType="begin"/>
+            </w:r>
+            <w:r>
+              <w:rPr>
+                <w:noProof/>
+                <w:webHidden/>
+              </w:rPr>
+              <w:instrText xml:space="preserve"> PAGEREF _Toc234513460 \h </w:instrText>
+            </w:r>
+            <w:r>
+              <w:rPr>
+                <w:noProof/>
+                <w:webHidden/>
+              </w:rPr>
+            </w:r>
+            <w:r>
+              <w:rPr>
+                <w:noProof/>
+                <w:webHidden/>
+              </w:rPr>
+              <w:fldChar w:fldCharType="separate"/>
+            </w:r>
+            <w:r>
+              <w:rPr>
+                <w:noProof/>
+                <w:webHidden/>
+              </w:rPr>
+              <w:t>13</w:t>
+            </w:r>
+            <w:r>
+              <w:rPr>
+                <w:noProof/>
+                <w:webHidden/>
+              </w:rPr>
+              <w:fldChar w:fldCharType="end"/>
+            </w:r>
+          </w:hyperlink>
+        </w:p>
+        <w:p>
+          <w:pPr>
+            <w:pStyle w:val="41"/>
+            <w:tabs>
+              <w:tab w:val="right" w:leader="dot" w:pos="9345"/>
+            </w:tabs>
+            <w:rPr>
+              <w:rFonts w:asciiTheme="minorHAnsi" w:eastAsiaTheme="minorEastAsia" w:hAnsiTheme="minorHAnsi" w:cstheme="minorBidi"/>
+              <w:noProof/>
+              <w:sz w:val="22"/>
+              <w:szCs w:val="22"/>
+              <w:lang w:eastAsia="ru-RU" w:bidi="ar-SA"/>
+            </w:rPr>
+          </w:pPr>
+          <w:hyperlink w:anchor="_Toc234513461" w:history="1">
+            <w:r>
+              <w:rPr>
+                <w:rStyle w:val="a7"/>
+                <w:noProof/>
+              </w:rPr>
+              <w:t>2.2.2 Функция исправления решения</w:t>
+            </w:r>
+            <w:r>
+              <w:rPr>
+                <w:noProof/>
+                <w:webHidden/>
+              </w:rPr>
+              <w:tab/>
+            </w:r>
+            <w:r>
+              <w:rPr>
+                <w:noProof/>
+                <w:webHidden/>
+              </w:rPr>
+              <w:fldChar w:fldCharType="begin"/>
+            </w:r>
+            <w:r>
+              <w:rPr>
+                <w:noProof/>
+                <w:webHidden/>
+              </w:rPr>
+              <w:instrText xml:space="preserve"> PAGEREF _Toc234513461 \h </w:instrText>
+            </w:r>
+            <w:r>
+              <w:rPr>
+                <w:noProof/>
+                <w:webHidden/>
+              </w:rPr>
+            </w:r>
+            <w:r>
+              <w:rPr>
+                <w:noProof/>
+                <w:webHidden/>
+              </w:rPr>
+              <w:fldChar w:fldCharType="separate"/>
+            </w:r>
+            <w:r>
+              <w:rPr>
+                <w:noProof/>
+                <w:webHidden/>
+              </w:rPr>
+              <w:t>13</w:t>
+            </w:r>
+            <w:r>
+              <w:rPr>
+                <w:noProof/>
+                <w:webHidden/>
+              </w:rPr>
+              <w:fldChar w:fldCharType="end"/>
+            </w:r>
+          </w:hyperlink>
+        </w:p>
+        <w:p>
+          <w:pPr>
+            <w:pStyle w:val="41"/>
+            <w:tabs>
+              <w:tab w:val="right" w:leader="dot" w:pos="9345"/>
+            </w:tabs>
+            <w:rPr>
+              <w:rFonts w:asciiTheme="minorHAnsi" w:eastAsiaTheme="minorEastAsia" w:hAnsiTheme="minorHAnsi" w:cstheme="minorBidi"/>
+              <w:noProof/>
+              <w:sz w:val="22"/>
+              <w:szCs w:val="22"/>
+              <w:lang w:eastAsia="ru-RU" w:bidi="ar-SA"/>
+            </w:rPr>
+          </w:pPr>
+          <w:hyperlink w:anchor="_Toc234513462" w:history="1">
+            <w:r>
+              <w:rPr>
+                <w:rStyle w:val="a7"/>
+                <w:noProof/>
+              </w:rPr>
+              <w:t>2.2.3 Функция приспособленности</w:t>
+            </w:r>
+            <w:r>
+              <w:rPr>
+                <w:noProof/>
+                <w:webHidden/>
+              </w:rPr>
+              <w:tab/>
+            </w:r>
+            <w:r>
+              <w:rPr>
+                <w:noProof/>
+                <w:webHidden/>
+              </w:rPr>
+              <w:fldChar w:fldCharType="begin"/>
+            </w:r>
+            <w:r>
+              <w:rPr>
+                <w:noProof/>
+                <w:webHidden/>
+              </w:rPr>
+              <w:instrText xml:space="preserve"> PAGEREF _Toc234513462 \h </w:instrText>
+            </w:r>
+            <w:r>
+              <w:rPr>
+                <w:noProof/>
+                <w:webHidden/>
+              </w:rPr>
+            </w:r>
+            <w:r>
+              <w:rPr>
+                <w:noProof/>
+                <w:webHidden/>
+              </w:rPr>
+              <w:fldChar w:fldCharType="separate"/>
+            </w:r>
+            <w:r>
+              <w:rPr>
+                <w:noProof/>
+                <w:webHidden/>
+              </w:rPr>
               <w:t>14</w:t>
+            </w:r>
+            <w:r>
+              <w:rPr>
+                <w:noProof/>
+                <w:webHidden/>
+              </w:rPr>
+              <w:fldChar w:fldCharType="end"/>
+            </w:r>
+          </w:hyperlink>
+        </w:p>
+        <w:p>
+          <w:pPr>
+            <w:pStyle w:val="41"/>
+            <w:tabs>
+              <w:tab w:val="right" w:leader="dot" w:pos="9345"/>
+            </w:tabs>
+            <w:rPr>
+              <w:rFonts w:asciiTheme="minorHAnsi" w:eastAsiaTheme="minorEastAsia" w:hAnsiTheme="minorHAnsi" w:cstheme="minorBidi"/>
+              <w:noProof/>
+              <w:sz w:val="22"/>
+              <w:szCs w:val="22"/>
+              <w:lang w:eastAsia="ru-RU" w:bidi="ar-SA"/>
+            </w:rPr>
+          </w:pPr>
+          <w:hyperlink w:anchor="_Toc234513463" w:history="1">
+            <w:r>
+              <w:rPr>
+                <w:rStyle w:val="a7"/>
+                <w:noProof/>
+              </w:rPr>
+              <w:t>2.2.4 Турнирный отбор</w:t>
+            </w:r>
+            <w:r>
+              <w:rPr>
+                <w:noProof/>
+                <w:webHidden/>
+              </w:rPr>
+              <w:tab/>
+            </w:r>
+            <w:r>
+              <w:rPr>
+                <w:noProof/>
+                <w:webHidden/>
+              </w:rPr>
+              <w:fldChar w:fldCharType="begin"/>
+            </w:r>
+            <w:r>
+              <w:rPr>
+                <w:noProof/>
+                <w:webHidden/>
+              </w:rPr>
+              <w:instrText xml:space="preserve"> PAGEREF _Toc234513463 \h </w:instrText>
+            </w:r>
+            <w:r>
+              <w:rPr>
+                <w:noProof/>
+                <w:webHidden/>
+              </w:rPr>
+            </w:r>
+            <w:r>
+              <w:rPr>
+                <w:noProof/>
+                <w:webHidden/>
+              </w:rPr>
+              <w:fldChar w:fldCharType="separate"/>
+            </w:r>
+            <w:r>
+              <w:rPr>
+                <w:noProof/>
+                <w:webHidden/>
+              </w:rPr>
+              <w:t>15</w:t>
+            </w:r>
+            <w:r>
+              <w:rPr>
+                <w:noProof/>
+                <w:webHidden/>
+              </w:rPr>
+              <w:fldChar w:fldCharType="end"/>
+            </w:r>
+          </w:hyperlink>
+        </w:p>
+        <w:p>
+          <w:pPr>
+            <w:pStyle w:val="41"/>
+            <w:tabs>
+              <w:tab w:val="right" w:leader="dot" w:pos="9345"/>
+            </w:tabs>
+            <w:rPr>
+              <w:rFonts w:asciiTheme="minorHAnsi" w:eastAsiaTheme="minorEastAsia" w:hAnsiTheme="minorHAnsi" w:cstheme="minorBidi"/>
+              <w:noProof/>
+              <w:sz w:val="22"/>
+              <w:szCs w:val="22"/>
+              <w:lang w:eastAsia="ru-RU" w:bidi="ar-SA"/>
+            </w:rPr>
+          </w:pPr>
+          <w:hyperlink w:anchor="_Toc234513464" w:history="1">
+            <w:r>
+              <w:rPr>
+                <w:rStyle w:val="a7"/>
+                <w:noProof/>
+              </w:rPr>
+              <w:t>2.2.5 Оператор скрещивания</w:t>
+            </w:r>
+            <w:r>
+              <w:rPr>
+                <w:noProof/>
+                <w:webHidden/>
+              </w:rPr>
+              <w:tab/>
+            </w:r>
+            <w:r>
+              <w:rPr>
+                <w:noProof/>
+                <w:webHidden/>
+              </w:rPr>
+              <w:fldChar w:fldCharType="begin"/>
+            </w:r>
+            <w:r>
+              <w:rPr>
+                <w:noProof/>
+                <w:webHidden/>
+              </w:rPr>
+              <w:instrText xml:space="preserve"> PAGEREF _Toc234513464 \h </w:instrText>
+            </w:r>
+            <w:r>
+              <w:rPr>
+                <w:noProof/>
+                <w:webHidden/>
+              </w:rPr>
+            </w:r>
+            <w:r>
+              <w:rPr>
+                <w:noProof/>
+                <w:webHidden/>
+              </w:rPr>
+              <w:fldChar w:fldCharType="separate"/>
+            </w:r>
+            <w:r>
+              <w:rPr>
+                <w:noProof/>
+                <w:webHidden/>
+              </w:rPr>
+              <w:t>15</w:t>
+            </w:r>
+            <w:r>
+              <w:rPr>
+                <w:noProof/>
+                <w:webHidden/>
+              </w:rPr>
+              <w:fldChar w:fldCharType="end"/>
+            </w:r>
+          </w:hyperlink>
+        </w:p>
+        <w:p>
+          <w:pPr>
+            <w:pStyle w:val="41"/>
+            <w:tabs>
+              <w:tab w:val="right" w:leader="dot" w:pos="9345"/>
+            </w:tabs>
+            <w:rPr>
+              <w:rFonts w:asciiTheme="minorHAnsi" w:eastAsiaTheme="minorEastAsia" w:hAnsiTheme="minorHAnsi" w:cstheme="minorBidi"/>
+              <w:noProof/>
+              <w:sz w:val="22"/>
+              <w:szCs w:val="22"/>
+              <w:lang w:eastAsia="ru-RU" w:bidi="ar-SA"/>
+            </w:rPr>
+          </w:pPr>
+          <w:hyperlink w:anchor="_Toc234513465" w:history="1">
+            <w:r>
+              <w:rPr>
+                <w:rStyle w:val="a7"/>
+                <w:noProof/>
+              </w:rPr>
+              <w:t>2.2.6 Оператор мутации</w:t>
+            </w:r>
+            <w:r>
+              <w:rPr>
+                <w:noProof/>
+                <w:webHidden/>
+              </w:rPr>
+              <w:tab/>
+            </w:r>
+            <w:r>
+              <w:rPr>
+                <w:noProof/>
+                <w:webHidden/>
+              </w:rPr>
+              <w:fldChar w:fldCharType="begin"/>
+            </w:r>
+            <w:r>
+              <w:rPr>
+                <w:noProof/>
+                <w:webHidden/>
+              </w:rPr>
+              <w:instrText xml:space="preserve"> PAGEREF _Toc234513465 \h </w:instrText>
+            </w:r>
+            <w:r>
+              <w:rPr>
+                <w:noProof/>
+                <w:webHidden/>
+              </w:rPr>
+            </w:r>
+            <w:r>
+              <w:rPr>
+                <w:noProof/>
+                <w:webHidden/>
+              </w:rPr>
+              <w:fldChar w:fldCharType="separate"/>
+            </w:r>
+            <w:r>
+              <w:rPr>
+                <w:noProof/>
+                <w:webHidden/>
+              </w:rPr>
+              <w:t>16</w:t>
+            </w:r>
+            <w:r>
+              <w:rPr>
+                <w:noProof/>
+                <w:webHidden/>
+              </w:rPr>
+              <w:fldChar w:fldCharType="end"/>
+            </w:r>
+          </w:hyperlink>
+        </w:p>
+        <w:p>
+          <w:pPr>
+            <w:pStyle w:val="41"/>
+            <w:tabs>
+              <w:tab w:val="right" w:leader="dot" w:pos="9345"/>
+            </w:tabs>
+            <w:rPr>
+              <w:rFonts w:asciiTheme="minorHAnsi" w:eastAsiaTheme="minorEastAsia" w:hAnsiTheme="minorHAnsi" w:cstheme="minorBidi"/>
+              <w:noProof/>
+              <w:sz w:val="22"/>
+              <w:szCs w:val="22"/>
+              <w:lang w:eastAsia="ru-RU" w:bidi="ar-SA"/>
+            </w:rPr>
+          </w:pPr>
+          <w:hyperlink w:anchor="_Toc234513466" w:history="1">
+            <w:r>
+              <w:rPr>
+                <w:rStyle w:val="a7"/>
+                <w:noProof/>
+              </w:rPr>
+              <w:t>2.2.7 Критерий завершения алгоритма</w:t>
+            </w:r>
+            <w:r>
+              <w:rPr>
+                <w:noProof/>
+                <w:webHidden/>
+              </w:rPr>
+              <w:tab/>
+            </w:r>
+            <w:r>
+              <w:rPr>
+                <w:noProof/>
+                <w:webHidden/>
+              </w:rPr>
+              <w:fldChar w:fldCharType="begin"/>
+            </w:r>
+            <w:r>
+              <w:rPr>
+                <w:noProof/>
+                <w:webHidden/>
+              </w:rPr>
+              <w:instrText xml:space="preserve"> PAGEREF _Toc234513466 \h </w:instrText>
+            </w:r>
+            <w:r>
+              <w:rPr>
+                <w:noProof/>
+                <w:webHidden/>
+              </w:rPr>
+            </w:r>
+            <w:r>
+              <w:rPr>
+                <w:noProof/>
+                <w:webHidden/>
+              </w:rPr>
+              <w:fldChar w:fldCharType="separate"/>
+            </w:r>
+            <w:r>
+              <w:rPr>
+                <w:noProof/>
+                <w:webHidden/>
+              </w:rPr>
+              <w:t>16</w:t>
+            </w:r>
+            <w:r>
+              <w:rPr>
+                <w:noProof/>
+                <w:webHidden/>
+              </w:rPr>
+              <w:fldChar w:fldCharType="end"/>
+            </w:r>
+          </w:hyperlink>
+        </w:p>
+        <w:p>
+          <w:pPr>
+            <w:pStyle w:val="31"/>
+            <w:rPr>
+              <w:rFonts w:asciiTheme="minorHAnsi" w:eastAsiaTheme="minorEastAsia" w:hAnsiTheme="minorHAnsi" w:cstheme="minorBidi"/>
+              <w:noProof/>
+              <w:sz w:val="22"/>
+              <w:szCs w:val="22"/>
+              <w:lang w:eastAsia="ru-RU" w:bidi="ar-SA"/>
+            </w:rPr>
+          </w:pPr>
+          <w:hyperlink w:anchor="_Toc234513467" w:history="1">
+            <w:r>
+              <w:rPr>
+                <w:rStyle w:val="a7"/>
+                <w:noProof/>
+              </w:rPr>
+              <w:t>2.3 Проектирование графического интерфейса</w:t>
+            </w:r>
+            <w:r>
+              <w:rPr>
+                <w:noProof/>
+                <w:webHidden/>
+              </w:rPr>
+              <w:tab/>
+            </w:r>
+            <w:r>
+              <w:rPr>
+                <w:noProof/>
+                <w:webHidden/>
+              </w:rPr>
+              <w:fldChar w:fldCharType="begin"/>
+            </w:r>
+            <w:r>
+              <w:rPr>
+                <w:noProof/>
+                <w:webHidden/>
+              </w:rPr>
+              <w:instrText xml:space="preserve"> PAGEREF _Toc234513467 \h </w:instrText>
+            </w:r>
+            <w:r>
+              <w:rPr>
+                <w:noProof/>
+                <w:webHidden/>
+              </w:rPr>
+            </w:r>
+            <w:r>
+              <w:rPr>
+                <w:noProof/>
+                <w:webHidden/>
+              </w:rPr>
+              <w:fldChar w:fldCharType="separate"/>
+            </w:r>
+            <w:r>
+              <w:rPr>
+                <w:noProof/>
+                <w:webHidden/>
+              </w:rPr>
+              <w:t>17</w:t>
+            </w:r>
+            <w:r>
+              <w:rPr>
+                <w:noProof/>
+                <w:webHidden/>
+              </w:rPr>
+              <w:fldChar w:fldCharType="end"/>
+            </w:r>
+          </w:hyperlink>
+        </w:p>
+        <w:p>
+          <w:pPr>
+            <w:pStyle w:val="31"/>
+            <w:rPr>
+              <w:rFonts w:asciiTheme="minorHAnsi" w:eastAsiaTheme="minorEastAsia" w:hAnsiTheme="minorHAnsi" w:cstheme="minorBidi"/>
+              <w:noProof/>
+              <w:sz w:val="22"/>
+              <w:szCs w:val="22"/>
+              <w:lang w:eastAsia="ru-RU" w:bidi="ar-SA"/>
+            </w:rPr>
+          </w:pPr>
+          <w:hyperlink w:anchor="_Toc234513468" w:history="1">
+            <w:r>
+              <w:rPr>
+                <w:rStyle w:val="a7"/>
+                <w:noProof/>
+              </w:rPr>
+              <w:t>2.4 Проектирование интеграции основного алгоритма в графический интерфейс</w:t>
+            </w:r>
+            <w:r>
+              <w:rPr>
+                <w:noProof/>
+                <w:webHidden/>
+              </w:rPr>
+              <w:tab/>
+            </w:r>
+            <w:r>
+              <w:rPr>
+                <w:noProof/>
+                <w:webHidden/>
+              </w:rPr>
+              <w:fldChar w:fldCharType="begin"/>
+            </w:r>
+            <w:r>
+              <w:rPr>
+                <w:noProof/>
+                <w:webHidden/>
+              </w:rPr>
+              <w:instrText xml:space="preserve"> PAGEREF _Toc234513468 \h </w:instrText>
+            </w:r>
+            <w:r>
+              <w:rPr>
+                <w:noProof/>
+                <w:webHidden/>
+              </w:rPr>
+            </w:r>
+            <w:r>
+              <w:rPr>
+                <w:noProof/>
+                <w:webHidden/>
+              </w:rPr>
+              <w:fldChar w:fldCharType="separate"/>
+            </w:r>
+            <w:r>
+              <w:rPr>
+                <w:noProof/>
+                <w:webHidden/>
+              </w:rPr>
+              <w:t>21</w:t>
             </w:r>
             <w:r>
               <w:rPr>
@@ -3253,13 +3540,13 @@
               <w:lang w:eastAsia="ru-RU" w:bidi="ar-SA"/>
             </w:rPr>
           </w:pPr>
-          <w:hyperlink w:anchor="_Toc234332655" w:history="1">
+          <w:hyperlink w:anchor="_Toc234513469" w:history="1">
             <w:r>
               <w:rPr>
                 <w:rStyle w:val="a7"/>
                 <w:noProof/>
               </w:rPr>
-              <w:t>2 РЕЗУЛЬТАТЫ РАБОТЫ</w:t>
+              <w:t>3 ИСПОЛЬЗУЕМЫЕ ТЕХНОЛОГИИ</w:t>
             </w:r>
             <w:r>
               <w:rPr>
@@ -3280,7 +3567,7 @@
                 <w:noProof/>
                 <w:webHidden/>
               </w:rPr>
-              <w:instrText xml:space="preserve"> PAGEREF _Toc234332655 \h </w:instrText>
+              <w:instrText xml:space="preserve"> PAGEREF _Toc234513469 \h </w:instrText>
             </w:r>
             <w:r>
               <w:rPr>
@@ -3300,214 +3587,7 @@
                 <w:noProof/>
                 <w:webHidden/>
               </w:rPr>
-              <w:t>15</w:t>
-            </w:r>
-            <w:r>
-              <w:rPr>
-                <w:noProof/>
-                <w:webHidden/>
-              </w:rPr>
-              <w:fldChar w:fldCharType="end"/>
-            </w:r>
-          </w:hyperlink>
-        </w:p>
-        <w:p>
-          <w:pPr>
-            <w:pStyle w:val="31"/>
-            <w:rPr>
-              <w:rFonts w:asciiTheme="minorHAnsi" w:eastAsiaTheme="minorEastAsia" w:hAnsiTheme="minorHAnsi" w:cstheme="minorBidi"/>
-              <w:noProof/>
-              <w:sz w:val="22"/>
-              <w:szCs w:val="22"/>
-              <w:lang w:eastAsia="ru-RU" w:bidi="ar-SA"/>
-            </w:rPr>
-          </w:pPr>
-          <w:hyperlink w:anchor="_Toc234332656" w:history="1">
-            <w:r>
-              <w:rPr>
-                <w:rStyle w:val="a7"/>
-                <w:noProof/>
-              </w:rPr>
-              <w:t>2.1. Формулировка задачи 1</w:t>
-            </w:r>
-            <w:r>
-              <w:rPr>
-                <w:noProof/>
-                <w:webHidden/>
-              </w:rPr>
-              <w:tab/>
-            </w:r>
-            <w:r>
-              <w:rPr>
-                <w:noProof/>
-                <w:webHidden/>
-              </w:rPr>
-              <w:fldChar w:fldCharType="begin"/>
-            </w:r>
-            <w:r>
-              <w:rPr>
-                <w:noProof/>
-                <w:webHidden/>
-              </w:rPr>
-              <w:instrText xml:space="preserve"> PAGEREF _Toc234332656 \h </w:instrText>
-            </w:r>
-            <w:r>
-              <w:rPr>
-                <w:noProof/>
-                <w:webHidden/>
-              </w:rPr>
-            </w:r>
-            <w:r>
-              <w:rPr>
-                <w:noProof/>
-                <w:webHidden/>
-              </w:rPr>
-              <w:fldChar w:fldCharType="separate"/>
-            </w:r>
-            <w:r>
-              <w:rPr>
-                <w:noProof/>
-                <w:webHidden/>
-              </w:rPr>
-              <w:t>15</w:t>
-            </w:r>
-            <w:r>
-              <w:rPr>
-                <w:noProof/>
-                <w:webHidden/>
-              </w:rPr>
-              <w:fldChar w:fldCharType="end"/>
-            </w:r>
-          </w:hyperlink>
-        </w:p>
-        <w:p>
-          <w:pPr>
-            <w:pStyle w:val="31"/>
-            <w:rPr>
-              <w:rFonts w:asciiTheme="minorHAnsi" w:eastAsiaTheme="minorEastAsia" w:hAnsiTheme="minorHAnsi" w:cstheme="minorBidi"/>
-              <w:noProof/>
-              <w:sz w:val="22"/>
-              <w:szCs w:val="22"/>
-              <w:lang w:eastAsia="ru-RU" w:bidi="ar-SA"/>
-            </w:rPr>
-          </w:pPr>
-          <w:hyperlink w:anchor="_Toc234332657" w:history="1">
-            <w:r>
-              <w:rPr>
-                <w:rStyle w:val="a7"/>
-                <w:noProof/>
-              </w:rPr>
-              <w:t>2.2. Формулировка задачи 2</w:t>
-            </w:r>
-            <w:r>
-              <w:rPr>
-                <w:noProof/>
-                <w:webHidden/>
-              </w:rPr>
-              <w:tab/>
-            </w:r>
-            <w:r>
-              <w:rPr>
-                <w:noProof/>
-                <w:webHidden/>
-              </w:rPr>
-              <w:fldChar w:fldCharType="begin"/>
-            </w:r>
-            <w:r>
-              <w:rPr>
-                <w:noProof/>
-                <w:webHidden/>
-              </w:rPr>
-              <w:instrText xml:space="preserve"> PAGEREF _Toc234332657 \h </w:instrText>
-            </w:r>
-            <w:r>
-              <w:rPr>
-                <w:noProof/>
-                <w:webHidden/>
-              </w:rPr>
-            </w:r>
-            <w:r>
-              <w:rPr>
-                <w:noProof/>
-                <w:webHidden/>
-              </w:rPr>
-              <w:fldChar w:fldCharType="separate"/>
-            </w:r>
-            <w:r>
-              <w:rPr>
-                <w:noProof/>
-                <w:webHidden/>
-              </w:rPr>
-              <w:t>15</w:t>
-            </w:r>
-            <w:r>
-              <w:rPr>
-                <w:noProof/>
-                <w:webHidden/>
-              </w:rPr>
-              <w:fldChar w:fldCharType="end"/>
-            </w:r>
-          </w:hyperlink>
-        </w:p>
-        <w:p>
-          <w:pPr>
-            <w:pStyle w:val="31"/>
-            <w:rPr>
-              <w:rFonts w:asciiTheme="minorHAnsi" w:eastAsiaTheme="minorEastAsia" w:hAnsiTheme="minorHAnsi" w:cstheme="minorBidi"/>
-              <w:noProof/>
-              <w:sz w:val="22"/>
-              <w:szCs w:val="22"/>
-              <w:lang w:eastAsia="ru-RU" w:bidi="ar-SA"/>
-            </w:rPr>
-          </w:pPr>
-          <w:hyperlink w:anchor="_Toc234332658" w:history="1">
-            <w:r>
-              <w:rPr>
-                <w:rStyle w:val="a7"/>
-                <w:noProof/>
-              </w:rPr>
-              <w:t>2.3. Формулировка задачи 3</w:t>
-            </w:r>
-            <w:r>
-              <w:rPr>
-                <w:noProof/>
-                <w:webHidden/>
-              </w:rPr>
-              <w:tab/>
-            </w:r>
-            <w:r>
-              <w:rPr>
-                <w:noProof/>
-                <w:webHidden/>
-              </w:rPr>
-              <w:fldChar w:fldCharType="begin"/>
-            </w:r>
-            <w:r>
-              <w:rPr>
-                <w:noProof/>
-                <w:webHidden/>
-              </w:rPr>
-              <w:instrText xml:space="preserve"> PAGEREF _Toc234332658 \h </w:instrText>
-            </w:r>
-            <w:r>
-              <w:rPr>
-                <w:noProof/>
-                <w:webHidden/>
-              </w:rPr>
-            </w:r>
-            <w:r>
-              <w:rPr>
-                <w:noProof/>
-                <w:webHidden/>
-              </w:rPr>
-              <w:fldChar w:fldCharType="separate"/>
-            </w:r>
-            <w:r>
-              <w:rPr>
-                <w:noProof/>
-                <w:webHidden/>
-              </w:rPr>
-              <w:t>15</w:t>
+              <w:t>22</w:t>
             </w:r>
             <w:r>
               <w:rPr>
@@ -3529,13 +3609,13 @@
               <w:lang w:eastAsia="ru-RU" w:bidi="ar-SA"/>
             </w:rPr>
           </w:pPr>
-          <w:hyperlink w:anchor="_Toc234332659" w:history="1">
+          <w:hyperlink w:anchor="_Toc234513470" w:history="1">
             <w:r>
               <w:rPr>
                 <w:rStyle w:val="a7"/>
                 <w:noProof/>
               </w:rPr>
-              <w:t>3 ИСПОЛЬЗУЕМЫЕ ТЕХНОЛОГИИ</w:t>
+              <w:t>4 ОТЗЫВ РУКОВОДИТЕЛЯ</w:t>
             </w:r>
             <w:r>
               <w:rPr>
@@ -3556,7 +3636,7 @@
                 <w:noProof/>
                 <w:webHidden/>
               </w:rPr>
-              <w:instrText xml:space="preserve"> PAGEREF _Toc234332659 \h </w:instrText>
+              <w:instrText xml:space="preserve"> PAGEREF _Toc234513470 \h </w:instrText>
             </w:r>
             <w:r>
               <w:rPr>
@@ -3576,7 +3656,7 @@
                 <w:noProof/>
                 <w:webHidden/>
               </w:rPr>
-              <w:t>16</w:t>
+              <w:t>23</w:t>
             </w:r>
             <w:r>
               <w:rPr>
@@ -3598,13 +3678,13 @@
               <w:lang w:eastAsia="ru-RU" w:bidi="ar-SA"/>
             </w:rPr>
           </w:pPr>
-          <w:hyperlink w:anchor="_Toc234332660" w:history="1">
+          <w:hyperlink w:anchor="_Toc234513471" w:history="1">
             <w:r>
               <w:rPr>
                 <w:rStyle w:val="a7"/>
                 <w:noProof/>
               </w:rPr>
-              <w:t>4 ОТЗЫВ РУКОВОДИТЕЛЯ</w:t>
+              <w:t>ЗАКЛЮЧЕНИЕ</w:t>
             </w:r>
             <w:r>
               <w:rPr>
@@ -3625,7 +3705,7 @@
                 <w:noProof/>
                 <w:webHidden/>
               </w:rPr>
-              <w:instrText xml:space="preserve"> PAGEREF _Toc234332660 \h </w:instrText>
+              <w:instrText xml:space="preserve"> PAGEREF _Toc234513471 \h </w:instrText>
             </w:r>
             <w:r>
               <w:rPr>
@@ -3645,7 +3725,7 @@
                 <w:noProof/>
                 <w:webHidden/>
               </w:rPr>
-              <w:t>17</w:t>
+              <w:t>24</w:t>
             </w:r>
             <w:r>
               <w:rPr>
@@ -3667,13 +3747,14 @@
               <w:lang w:eastAsia="ru-RU" w:bidi="ar-SA"/>
             </w:rPr>
           </w:pPr>
-          <w:hyperlink w:anchor="_Toc234332661" w:history="1">
+          <w:hyperlink w:anchor="_Toc234513472" w:history="1">
             <w:r>
               <w:rPr>
                 <w:rStyle w:val="a7"/>
-                <w:noProof/>
-              </w:rPr>
-              <w:t>ЗАКЛЮЧЕНИЕ</w:t>
+                <w:rFonts w:cs="Times New Roman"/>
+                <w:noProof/>
+              </w:rPr>
+              <w:t>СПИСОК ИСПОЛЬЗОВАННЫХ ИСТОЧНИКОВ</w:t>
             </w:r>
             <w:r>
               <w:rPr>
@@ -3694,7 +3775,7 @@
                 <w:noProof/>
                 <w:webHidden/>
               </w:rPr>
-              <w:instrText xml:space="preserve"> PAGEREF _Toc234332661 \h </w:instrText>
+              <w:instrText xml:space="preserve"> PAGEREF _Toc234513472 \h </w:instrText>
             </w:r>
             <w:r>
               <w:rPr>
@@ -3714,7 +3795,7 @@
                 <w:noProof/>
                 <w:webHidden/>
               </w:rPr>
-              <w:t>18</w:t>
+              <w:t>25</w:t>
             </w:r>
             <w:r>
               <w:rPr>
@@ -3736,14 +3817,14 @@
               <w:lang w:eastAsia="ru-RU" w:bidi="ar-SA"/>
             </w:rPr>
           </w:pPr>
-          <w:hyperlink w:anchor="_Toc234332662" w:history="1">
+          <w:hyperlink w:anchor="_Toc234513473" w:history="1">
             <w:r>
               <w:rPr>
                 <w:rStyle w:val="a7"/>
                 <w:rFonts w:cs="Times New Roman"/>
                 <w:noProof/>
               </w:rPr>
-              <w:t>СПИСОК ИСПОЛЬЗОВАННЫХ ИСТОЧНИКОВ</w:t>
+              <w:t>ПРИЛОЖЕНИЕ А</w:t>
             </w:r>
             <w:r>
               <w:rPr>
@@ -3764,7 +3845,7 @@
                 <w:noProof/>
                 <w:webHidden/>
               </w:rPr>
-              <w:instrText xml:space="preserve"> PAGEREF _Toc234332662 \h </w:instrText>
+              <w:instrText xml:space="preserve"> PAGEREF _Toc234513473 \h </w:instrText>
             </w:r>
             <w:r>
               <w:rPr>
@@ -3784,77 +3865,7 @@
                 <w:noProof/>
                 <w:webHidden/>
               </w:rPr>
-              <w:t>19</w:t>
-            </w:r>
-            <w:r>
-              <w:rPr>
-                <w:noProof/>
-                <w:webHidden/>
-              </w:rPr>
-              <w:fldChar w:fldCharType="end"/>
-            </w:r>
-          </w:hyperlink>
-        </w:p>
-        <w:p>
-          <w:pPr>
-            <w:pStyle w:val="20"/>
-            <w:rPr>
-              <w:rFonts w:asciiTheme="minorHAnsi" w:eastAsiaTheme="minorEastAsia" w:hAnsiTheme="minorHAnsi" w:cstheme="minorBidi"/>
-              <w:noProof/>
-              <w:sz w:val="22"/>
-              <w:szCs w:val="22"/>
-              <w:lang w:eastAsia="ru-RU" w:bidi="ar-SA"/>
-            </w:rPr>
-          </w:pPr>
-          <w:hyperlink w:anchor="_Toc234332663" w:history="1">
-            <w:r>
-              <w:rPr>
-                <w:rStyle w:val="a7"/>
-                <w:rFonts w:cs="Times New Roman"/>
-                <w:noProof/>
-              </w:rPr>
-              <w:t>ПРИЛОЖЕНИЕ А</w:t>
-            </w:r>
-            <w:r>
-              <w:rPr>
-                <w:noProof/>
-                <w:webHidden/>
-              </w:rPr>
-              <w:tab/>
-            </w:r>
-            <w:r>
-              <w:rPr>
-                <w:noProof/>
-                <w:webHidden/>
-              </w:rPr>
-              <w:fldChar w:fldCharType="begin"/>
-            </w:r>
-            <w:r>
-              <w:rPr>
-                <w:noProof/>
-                <w:webHidden/>
-              </w:rPr>
-              <w:instrText xml:space="preserve"> PAGEREF _Toc234332663 \h </w:instrText>
-            </w:r>
-            <w:r>
-              <w:rPr>
-                <w:noProof/>
-                <w:webHidden/>
-              </w:rPr>
-            </w:r>
-            <w:r>
-              <w:rPr>
-                <w:noProof/>
-                <w:webHidden/>
-              </w:rPr>
-              <w:fldChar w:fldCharType="separate"/>
-            </w:r>
-            <w:r>
-              <w:rPr>
-                <w:noProof/>
-                <w:webHidden/>
-              </w:rPr>
-              <w:t>20</w:t>
+              <w:t>26</w:t>
             </w:r>
             <w:r>
               <w:rPr>
@@ -3902,7 +3913,7 @@
           <w:rFonts w:cs="Times New Roman"/>
         </w:rPr>
       </w:pPr>
-      <w:bookmarkStart w:id="2" w:name="_Toc234332632"/>
+      <w:bookmarkStart w:id="1" w:name="_Toc234513442"/>
       <w:r>
         <w:rPr>
           <w:rFonts w:cs="Times New Roman"/>
@@ -3910,51 +3921,30 @@
         <w:lastRenderedPageBreak/>
         <w:t>ВВЕДЕНИЕ</w:t>
       </w:r>
-      <w:bookmarkEnd w:id="2"/>
-    </w:p>
-    <w:p>
-      <w:pPr>
-        <w:pStyle w:val="a1"/>
-      </w:pPr>
-      <w:r>
-        <w:t xml:space="preserve">Предметной областью учебной практики являются методы решения задач комбинаторной оптимизации с использованием </w:t>
-      </w:r>
-      <w:r>
-        <w:t>генетических алгоритмов</w:t>
-      </w:r>
-      <w:r>
-        <w:t xml:space="preserve">, которые моделируют процессы естественного отбора и наследования для поиска оптимальных или близких к оптимальным решений. В рамках практики рассматривается задача поиска минимального остовного дерева взвешенного неориентированного графа, позволяющая продемонстрировать применение </w:t>
-      </w:r>
-      <w:r>
-        <w:t>таких</w:t>
-      </w:r>
-      <w:r>
-        <w:t xml:space="preserve"> алгоритмов при решении</w:t>
-      </w:r>
-      <w:r>
-        <w:t xml:space="preserve"> сложных оптимизационных задач.</w:t>
-      </w:r>
-    </w:p>
-    <w:p>
-      <w:pPr>
-        <w:pStyle w:val="a1"/>
-      </w:pPr>
-      <w:r>
-        <w:t>Целью учебной практики является разработка программного средства, реализующего поиск минимального остовного дерева с использованием генетического алгоритма, а также исследование особенностей его работы и визуал</w:t>
-      </w:r>
-      <w:r>
-        <w:t>изация процесса поиска решения.</w:t>
-      </w:r>
-    </w:p>
-    <w:p>
-      <w:pPr>
-        <w:pStyle w:val="a1"/>
-      </w:pPr>
-      <w:r>
-        <w:t>Для достижения поставленной цели необ</w:t>
-      </w:r>
-      <w:r>
-        <w:t>ходимо решить следующие задачи:</w:t>
+      <w:bookmarkEnd w:id="1"/>
+    </w:p>
+    <w:p>
+      <w:pPr>
+        <w:pStyle w:val="a1"/>
+      </w:pPr>
+      <w:r>
+        <w:t>Предметной областью учебной практики являются методы решения задач комбинаторной оптимизации с использованием генетических алгоритмов, которые моделируют процессы естественного отбора и наследования для поиска оптимальных или близких к оптимальным решений. В рамках практики рассматривается задача поиска минимального остовного дерева взвешенного неориентированного графа, позволяющая продемонстрировать применение таких алгоритмов при решении сложных оптимизационных задач.</w:t>
+      </w:r>
+    </w:p>
+    <w:p>
+      <w:pPr>
+        <w:pStyle w:val="a1"/>
+      </w:pPr>
+      <w:r>
+        <w:t>Целью учебной практики является разработка программного средства, реализующего поиск минимального остовного дерева с использованием генетического алгоритма, а также исследование особенностей его работы и визуализация процесса поиска решения.</w:t>
+      </w:r>
+    </w:p>
+    <w:p>
+      <w:pPr>
+        <w:pStyle w:val="a1"/>
+      </w:pPr>
+      <w:r>
+        <w:t>Для достижения поставленной цели необходимо решить следующие задачи:</w:t>
       </w:r>
     </w:p>
     <w:p>
@@ -3967,10 +3957,7 @@
         <w:ind w:left="709" w:firstLine="0"/>
       </w:pPr>
       <w:r>
-        <w:t>И</w:t>
-      </w:r>
-      <w:r>
-        <w:t>зучить теоретические основы генетических алгоритмов и особенности их применения при решении задач комбинаторной оптимизации;</w:t>
+        <w:t>Изучить теоретические основы генетических алгоритмов и особенности их применения при решении задач комбинаторной оптимизации;</w:t>
       </w:r>
     </w:p>
     <w:p>
@@ -3983,10 +3970,7 @@
         <w:ind w:left="709" w:firstLine="0"/>
       </w:pPr>
       <w:r>
-        <w:t>И</w:t>
-      </w:r>
-      <w:r>
-        <w:t>зучить методы поиска минимального остовного дерева и определить особенности применения генетического алгоритма для решения данной задачи;</w:t>
+        <w:t>Изучить методы поиска минимального остовного дерева и определить особенности применения генетического алгоритма для решения данной задачи;</w:t>
       </w:r>
     </w:p>
     <w:p>
@@ -3999,10 +3983,7 @@
         <w:ind w:left="709" w:firstLine="0"/>
       </w:pPr>
       <w:r>
-        <w:t>Р</w:t>
-      </w:r>
-      <w:r>
-        <w:t>азработать способ представления графа и кодирования решения в виде хромосомы;</w:t>
+        <w:t>Разработать способ представления графа и кодирования решения в виде хромосомы;</w:t>
       </w:r>
     </w:p>
     <w:p>
@@ -4015,10 +3996,7 @@
         <w:ind w:left="709" w:firstLine="0"/>
       </w:pPr>
       <w:r>
-        <w:t>О</w:t>
-      </w:r>
-      <w:r>
-        <w:t>пределить функцию приспособленности и выбрать генетические операторы отбора, скрещивания и мутации;</w:t>
+        <w:t>Определить функцию приспособленности и выбрать генетические операторы отбора, скрещивания и мутации;</w:t>
       </w:r>
     </w:p>
     <w:p>
@@ -4031,10 +4009,7 @@
         <w:ind w:left="709" w:firstLine="0"/>
       </w:pPr>
       <w:r>
-        <w:t>Р</w:t>
-      </w:r>
-      <w:r>
-        <w:t>азработать архитектуру программного средства и определить взаимодействие основных программных модулей;</w:t>
+        <w:t>Разработать архитектуру программного средства и определить взаимодействие основных программных модулей;</w:t>
       </w:r>
     </w:p>
     <w:p>
@@ -4047,10 +4022,7 @@
         <w:ind w:left="709" w:firstLine="0"/>
       </w:pPr>
       <w:r>
-        <w:t>Р</w:t>
-      </w:r>
-      <w:r>
-        <w:t>еализовать алгоритм поиска минимального остовного дерева с использованием генетического алгоритма;</w:t>
+        <w:t>Реализовать алгоритм поиска минимального остовного дерева с использованием генетического алгоритма;</w:t>
       </w:r>
     </w:p>
     <w:p>
@@ -4064,10 +4036,7 @@
       </w:pPr>
       <w:r>
         <w:lastRenderedPageBreak/>
-        <w:t>Р</w:t>
-      </w:r>
-      <w:r>
-        <w:t>азработать графический пользовательский интерфейс, обеспечивающий ввод исходных данных, настройку параметров алгоритма, управление процессом вычислений и визуализацию промежуточных и конечных результатов;</w:t>
+        <w:t>Разработать графический пользовательский интерфейс, обеспечивающий ввод исходных данных, настройку параметров алгоритма, управление процессом вычислений и визуализацию промежуточных и конечных результатов;</w:t>
       </w:r>
     </w:p>
     <w:p>
@@ -4080,10 +4049,7 @@
         <w:ind w:left="709" w:firstLine="0"/>
       </w:pPr>
       <w:r>
-        <w:t>Р</w:t>
-      </w:r>
-      <w:r>
-        <w:t>еализовать возможность задания исходных данных посредством ручного ввода, чтения из файла и случайной генерации графа;</w:t>
+        <w:t>Реализовать возможность задания исходных данных посредством ручного ввода, чтения из файла и случайной генерации графа;</w:t>
       </w:r>
     </w:p>
     <w:p>
@@ -4096,10 +4062,7 @@
         <w:ind w:left="709" w:firstLine="0"/>
       </w:pPr>
       <w:r>
-        <w:t>В</w:t>
-      </w:r>
-      <w:r>
-        <w:t>ыполнить тестирование разработанного программного средства на различных наборах данных и провести анализ полученных результатов.</w:t>
+        <w:t>Выполнить тестирование разработанного программного средства на различных наборах данных и провести анализ полученных результатов.</w:t>
       </w:r>
     </w:p>
     <w:p>
@@ -4113,7 +4076,7 @@
           <w:szCs w:val="28"/>
         </w:rPr>
       </w:pPr>
-      <w:bookmarkStart w:id="3" w:name="_Toc73173348"/>
+      <w:bookmarkStart w:id="2" w:name="_Toc73173348"/>
       <w:r>
         <w:br w:type="page"/>
       </w:r>
@@ -4126,16 +4089,16 @@
           <w:numId w:val="2"/>
         </w:numPr>
       </w:pPr>
-      <w:bookmarkStart w:id="4" w:name="_Toc234332633"/>
+      <w:bookmarkStart w:id="3" w:name="_Toc234513443"/>
       <w:r>
         <w:lastRenderedPageBreak/>
         <w:t xml:space="preserve">1 </w:t>
       </w:r>
+      <w:bookmarkEnd w:id="2"/>
+      <w:r>
+        <w:t>ПОСТАНОВКА ЗАДАЧИ</w:t>
+      </w:r>
       <w:bookmarkEnd w:id="3"/>
-      <w:r>
-        <w:t>ПОСТАНОВКА ЗАДАЧИ</w:t>
-      </w:r>
-      <w:bookmarkEnd w:id="4"/>
     </w:p>
     <w:p>
       <w:pPr>
@@ -4145,12 +4108,12 @@
           <w:numId w:val="2"/>
         </w:numPr>
       </w:pPr>
-      <w:bookmarkStart w:id="5" w:name="_Toc73173349"/>
-      <w:bookmarkStart w:id="6" w:name="_Toc234332634"/>
+      <w:bookmarkStart w:id="4" w:name="_Toc73173349"/>
+      <w:bookmarkStart w:id="5" w:name="_Toc234513444"/>
       <w:r>
         <w:t>1.1 Предметная область</w:t>
       </w:r>
-      <w:bookmarkEnd w:id="6"/>
+      <w:bookmarkEnd w:id="5"/>
     </w:p>
     <w:p>
       <w:pPr>
@@ -4196,52 +4159,67 @@
           <w:numId w:val="2"/>
         </w:numPr>
       </w:pPr>
-      <w:bookmarkStart w:id="7" w:name="_Toc234332635"/>
+      <w:bookmarkStart w:id="6" w:name="_Toc234513445"/>
       <w:r>
         <w:t>1.2 Задачи практики</w:t>
       </w:r>
+      <w:bookmarkEnd w:id="6"/>
+    </w:p>
+    <w:p>
+      <w:pPr>
+        <w:pStyle w:val="4"/>
+      </w:pPr>
+      <w:bookmarkStart w:id="7" w:name="_Toc234513446"/>
+      <w:r>
+        <w:t>1.2.1 Изучение предметной области</w:t>
+      </w:r>
       <w:bookmarkEnd w:id="7"/>
     </w:p>
     <w:p>
       <w:pPr>
+        <w:pStyle w:val="a1"/>
+      </w:pPr>
+      <w:r>
+        <w:t>Изучить особенности задачи поиска минимального остовного дерева взвешенного неориентированного графа, рассмотреть существующие алгоритмы ее решения, а также исследовать принципы работы генетических алгоритмов и возможность их применения к задачам комбинаторной оптимизации.</w:t>
+      </w:r>
+    </w:p>
+    <w:p>
+      <w:pPr>
+        <w:pStyle w:val="a1"/>
+      </w:pPr>
+    </w:p>
+    <w:p>
+      <w:pPr>
+        <w:pStyle w:val="a1"/>
+      </w:pPr>
+    </w:p>
+    <w:p>
+      <w:pPr>
         <w:pStyle w:val="4"/>
       </w:pPr>
-      <w:bookmarkStart w:id="8" w:name="_Toc234332636"/>
-      <w:r>
-        <w:t>1.2.1 Изучение предметной области</w:t>
-      </w:r>
-      <w:bookmarkEnd w:id="8"/>
-    </w:p>
-    <w:p>
-      <w:pPr>
-        <w:pStyle w:val="a1"/>
-      </w:pPr>
-      <w:r>
-        <w:t>Изучить особенности задачи поиска минимального остовного дерева взвешенного неориентированного графа, рассмотреть существующие алгоритмы ее решения, а также исследовать принципы работы генетических алгоритмов и возможность их применения к зад</w:t>
-      </w:r>
-      <w:r>
-        <w:t>ачам комбинаторной оптимизации.</w:t>
-      </w:r>
-    </w:p>
-    <w:p>
-      <w:pPr>
-        <w:pStyle w:val="a1"/>
-      </w:pPr>
-    </w:p>
-    <w:p>
-      <w:pPr>
-        <w:pStyle w:val="a1"/>
-      </w:pPr>
-    </w:p>
-    <w:p>
-      <w:pPr>
-        <w:pStyle w:val="4"/>
-      </w:pPr>
-      <w:bookmarkStart w:id="9" w:name="_Toc234332637"/>
+      <w:bookmarkStart w:id="8" w:name="_Toc234513447"/>
       <w:r>
         <w:lastRenderedPageBreak/>
         <w:t>1.2.2 Анализ требований к программному средству</w:t>
       </w:r>
+      <w:bookmarkEnd w:id="8"/>
+    </w:p>
+    <w:p>
+      <w:pPr>
+        <w:pStyle w:val="a1"/>
+      </w:pPr>
+      <w:r>
+        <w:t>Проанализировать требования, предъявляемые к разрабатываемому программному обеспечению, определить способы задания исходных данных, параметры настройки генетического алгоритма, требования к визуализации процесса поиска решения и отображению результатов работы.</w:t>
+      </w:r>
+    </w:p>
+    <w:p>
+      <w:pPr>
+        <w:pStyle w:val="4"/>
+      </w:pPr>
+      <w:bookmarkStart w:id="9" w:name="_Toc234513448"/>
+      <w:r>
+        <w:t>1.2.3 Проектирование структуры программного решения</w:t>
+      </w:r>
       <w:bookmarkEnd w:id="9"/>
     </w:p>
     <w:p>
@@ -4249,19 +4227,16 @@
         <w:pStyle w:val="a1"/>
       </w:pPr>
       <w:r>
-        <w:t xml:space="preserve">Проанализировать требования, предъявляемые к разрабатываемому программному обеспечению, определить способы задания исходных данных, параметры настройки генетического алгоритма, требования к визуализации процесса поиска решения и </w:t>
-      </w:r>
-      <w:r>
-        <w:t>отображению результатов работы.</w:t>
+        <w:t>Разработать архитектуру программного средства, определить основные классы, структуры данных и взаимодействие отдельных модулей, отвечающих за представление графа, выполнение генетического алгоритма и взаимодействие с графическим интерфейсом.</w:t>
       </w:r>
     </w:p>
     <w:p>
       <w:pPr>
         <w:pStyle w:val="4"/>
       </w:pPr>
-      <w:bookmarkStart w:id="10" w:name="_Toc234332638"/>
-      <w:r>
-        <w:t>1.2.3 Проектирование структуры программного решения</w:t>
+      <w:bookmarkStart w:id="10" w:name="_Toc234513449"/>
+      <w:r>
+        <w:t>1.2.4 Проектирование генетического алгоритма</w:t>
       </w:r>
       <w:bookmarkEnd w:id="10"/>
     </w:p>
@@ -4270,19 +4245,16 @@
         <w:pStyle w:val="a1"/>
       </w:pPr>
       <w:r>
-        <w:t>Разработать архитектуру программного средства, определить основные классы, структуры данных и взаимодействие отдельных модулей, отвечающих за представление графа, выполнение генетического алгоритма и взаимодейс</w:t>
-      </w:r>
-      <w:r>
-        <w:t>твие с графическим интерфейсом.</w:t>
+        <w:t>Разработать структуру генетического алгоритма поиска минимального остовного дерева, определить способ кодирования решений, выбрать функцию приспособленности, методы отбора, скрещивания и мутации, а также установить критерий завершения работы алгоритма.</w:t>
       </w:r>
     </w:p>
     <w:p>
       <w:pPr>
         <w:pStyle w:val="4"/>
       </w:pPr>
-      <w:bookmarkStart w:id="11" w:name="_Toc234332639"/>
-      <w:r>
-        <w:t>1.2.4 Проектирование генетического алгоритма</w:t>
+      <w:bookmarkStart w:id="11" w:name="_Toc234513450"/>
+      <w:r>
+        <w:t>1.2.5 Реализация алгоритма</w:t>
       </w:r>
       <w:bookmarkEnd w:id="11"/>
     </w:p>
@@ -4291,19 +4263,16 @@
         <w:pStyle w:val="a1"/>
       </w:pPr>
       <w:r>
-        <w:t>Разработать структуру генетического алгоритма поиска минимального остовного дерева, определить способ кодирования решений, выбрать функцию приспособленности, методы отбора, скрещивания и мутации, а также установить критер</w:t>
-      </w:r>
-      <w:r>
-        <w:t>ий завершения работы алгоритма.</w:t>
+        <w:t>Разработать программный модуль, реализующий генерацию начальной популяции, вычисление функции приспособленности, выполнение генетических операторов, формирование новых поколений и поиск наилучшего решения.</w:t>
       </w:r>
     </w:p>
     <w:p>
       <w:pPr>
         <w:pStyle w:val="4"/>
       </w:pPr>
-      <w:bookmarkStart w:id="12" w:name="_Toc234332640"/>
-      <w:r>
-        <w:t>1.2.5 Реализация алгоритма</w:t>
+      <w:bookmarkStart w:id="12" w:name="_Toc234513451"/>
+      <w:r>
+        <w:t>1.2.6 Разработка графического пользовательского интерфейса</w:t>
       </w:r>
       <w:bookmarkEnd w:id="12"/>
     </w:p>
@@ -4312,47 +4281,44 @@
         <w:pStyle w:val="a1"/>
       </w:pPr>
       <w:r>
-        <w:t>Разработать программный модуль, реализующий генерацию начальной популяции, вычисление функции приспособленности, выполнение генетических операторов, формирование новых поколе</w:t>
-      </w:r>
-      <w:r>
-        <w:t>ний и поиск наилучшего решения.</w:t>
-      </w:r>
+        <w:t>Разработать графический пользовательский интерфейс, обеспечивающий удобное взаимодействие пользователя с программой. Интерфейс должен предоставлять возможность создания и редактирования графа, загрузки данных из файла, случайной генерации входных данных, настройки параметров генетического алгоритма, запуска и пошагового выполнения вычислений, отображения текущего состояния алгоритма, найденного остовного дерева, а также графика изменения функции качества по поколениям.</w:t>
+      </w:r>
+    </w:p>
+    <w:p>
+      <w:pPr>
+        <w:pStyle w:val="a1"/>
+      </w:pPr>
     </w:p>
     <w:p>
       <w:pPr>
         <w:pStyle w:val="4"/>
       </w:pPr>
-      <w:bookmarkStart w:id="13" w:name="_Toc234332641"/>
-      <w:r>
-        <w:t>1.2.6 Разработка графического пользовательского интерфейса</w:t>
-      </w:r>
-      <w:bookmarkEnd w:id="13"/>
-    </w:p>
-    <w:p>
-      <w:pPr>
-        <w:pStyle w:val="a1"/>
-      </w:pPr>
-      <w:r>
-        <w:t xml:space="preserve">Разработать графический пользовательский интерфейс, обеспечивающий удобное взаимодействие пользователя с программой. Интерфейс должен предоставлять возможность создания и редактирования графа, загрузки данных из файла, случайной генерации входных данных, настройки параметров генетического алгоритма, запуска и пошагового выполнения вычислений, отображения текущего состояния алгоритма, найденного остовного дерева, а также графика изменения </w:t>
-      </w:r>
-      <w:r>
-        <w:t>функции качества по поколениям.</w:t>
-      </w:r>
-    </w:p>
-    <w:p>
-      <w:pPr>
-        <w:pStyle w:val="a1"/>
-      </w:pPr>
-    </w:p>
-    <w:p>
-      <w:pPr>
-        <w:pStyle w:val="4"/>
-      </w:pPr>
-      <w:bookmarkStart w:id="14" w:name="_Toc234332642"/>
+      <w:bookmarkStart w:id="13" w:name="_Toc234513452"/>
       <w:r>
         <w:lastRenderedPageBreak/>
         <w:t>1.2.7 Реализация способов задания исходных данных</w:t>
       </w:r>
+      <w:bookmarkEnd w:id="13"/>
+    </w:p>
+    <w:p>
+      <w:pPr>
+        <w:pStyle w:val="a1"/>
+      </w:pPr>
+      <w:r>
+        <w:t>Обеспечить возможность задания исходного графа несколькими способами: ручным вводом через графический интерфейс, чтением из файла и случайной генерацией графа</w:t>
+      </w:r>
+      <w:r>
+        <w:t>.</w:t>
+      </w:r>
+    </w:p>
+    <w:p>
+      <w:pPr>
+        <w:pStyle w:val="4"/>
+      </w:pPr>
+      <w:bookmarkStart w:id="14" w:name="_Toc234513453"/>
+      <w:r>
+        <w:t>1.2.8 Тестирование программного средства</w:t>
+      </w:r>
       <w:bookmarkEnd w:id="14"/>
     </w:p>
     <w:p>
@@ -4360,19 +4326,19 @@
         <w:pStyle w:val="a1"/>
       </w:pPr>
       <w:r>
-        <w:t>Обеспечить возможность задания исходного графа несколькими способами: ручным вводом через графический интерфейс, чтением из файла и случайной генерацией графа</w:t>
-      </w:r>
-      <w:r>
-        <w:t>.</w:t>
+        <w:t>Провести тестирование разработанного программного обеспечения на различных входных данных, проверить корректность работы генетического алго</w:t>
+      </w:r>
+      <w:r>
+        <w:t>ритма и графического интерфейса.</w:t>
       </w:r>
     </w:p>
     <w:p>
       <w:pPr>
         <w:pStyle w:val="4"/>
       </w:pPr>
-      <w:bookmarkStart w:id="15" w:name="_Toc234332643"/>
-      <w:r>
-        <w:t>1.2.8 Тестирование программного средства</w:t>
+      <w:bookmarkStart w:id="15" w:name="_Toc234513454"/>
+      <w:r>
+        <w:t>1.2.9 Анализ результатов</w:t>
       </w:r>
       <w:bookmarkEnd w:id="15"/>
     </w:p>
@@ -4381,28 +4347,32 @@
         <w:pStyle w:val="a1"/>
       </w:pPr>
       <w:r>
-        <w:t>Провести тестирование разработанного программного обеспечения на различных входных данных, проверить корректность работы генетического алго</w:t>
-      </w:r>
-      <w:r>
-        <w:t>ритма и графического интерфейса.</w:t>
-      </w:r>
-    </w:p>
-    <w:p>
-      <w:pPr>
-        <w:pStyle w:val="4"/>
-      </w:pPr>
-      <w:bookmarkStart w:id="16" w:name="_Toc234332644"/>
-      <w:r>
-        <w:t>1.2.9 Анализ результатов</w:t>
+        <w:t>Проанализировать результаты работы разработанного программного средства, оценить эффективность выбранных методов и сделать выводы о возможности применения генетического алгоритма для решения задачи поиска минимального остовного дерева.</w:t>
+      </w:r>
+    </w:p>
+    <w:bookmarkEnd w:id="4"/>
+    <w:p>
+      <w:pPr>
+        <w:pStyle w:val="a1"/>
+        <w:ind w:firstLine="0"/>
+      </w:pPr>
+      <w:r>
+        <w:br w:type="page"/>
+      </w:r>
+    </w:p>
+    <w:p>
+      <w:pPr>
+        <w:pStyle w:val="2"/>
+        <w:ind w:left="0"/>
+      </w:pPr>
+      <w:bookmarkStart w:id="16" w:name="_Toc234513455"/>
+      <w:r>
+        <w:lastRenderedPageBreak/>
+        <w:t>2 РЕЗУЛЬТАТЫ РАБОТЫ</w:t>
       </w:r>
       <w:bookmarkEnd w:id="16"/>
-    </w:p>
-    <w:p>
-      <w:pPr>
-        <w:pStyle w:val="a1"/>
-      </w:pPr>
-      <w:r>
-        <w:t>Проанализировать результаты работы разработанного программного средства, оценить эффективность выбранных методов и сделать выводы о возможности применения генетического алгоритма для решения задачи поиска минимального остовного дерева.</w:t>
+      <w:r>
+        <w:t xml:space="preserve"> </w:t>
       </w:r>
     </w:p>
     <w:p>
@@ -4410,9 +4380,9 @@
         <w:pStyle w:val="3"/>
         <w:ind w:left="0"/>
       </w:pPr>
-      <w:bookmarkStart w:id="17" w:name="_Toc234332645"/>
-      <w:r>
-        <w:t>1.3 Проектирование программного решения</w:t>
+      <w:bookmarkStart w:id="17" w:name="_Toc234513456"/>
+      <w:r>
+        <w:t>2.1 Проектирование представления входных данных и генерации случайного графа</w:t>
       </w:r>
       <w:bookmarkEnd w:id="17"/>
     </w:p>
@@ -4420,9 +4390,18 @@
       <w:pPr>
         <w:pStyle w:val="4"/>
       </w:pPr>
-      <w:bookmarkStart w:id="18" w:name="_Toc234332646"/>
-      <w:r>
-        <w:t>1.3.1 Формат хранения данных</w:t>
+      <w:bookmarkStart w:id="18" w:name="_Toc234513457"/>
+      <w:r>
+        <w:t>2</w:t>
+      </w:r>
+      <w:r>
+        <w:t>.</w:t>
+      </w:r>
+      <w:r>
+        <w:t>1</w:t>
+      </w:r>
+      <w:r>
+        <w:t>.1 Формат хранения данных</w:t>
       </w:r>
       <w:bookmarkEnd w:id="18"/>
     </w:p>
@@ -4431,21 +4410,15 @@
         <w:pStyle w:val="a1"/>
       </w:pPr>
       <w:r>
-        <w:t>Для хранения исходного графа выбрана структура данных, основанная на списке ребер. Такое представление является универсальным, компактным и удобно используется как при чтении графа из файла, так и при случайной генерации или вводе пользовател</w:t>
-      </w:r>
-      <w:r>
-        <w:t>ем через графический интерфейс.</w:t>
-      </w:r>
-    </w:p>
-    <w:p>
-      <w:pPr>
-        <w:pStyle w:val="a1"/>
-      </w:pPr>
-      <w:r>
-        <w:t xml:space="preserve">Каждое ребро графа содержит номера двух соединяемых вершин и вес ребра. В программной реализации ребро </w:t>
-      </w:r>
-      <w:r>
-        <w:t>описывается структурой:</w:t>
+        <w:t>Для хранения исходного графа выбрана структура данных, основанная на списке ребер. Такое представление является универсальным, компактным и удобно используется как при чтении графа из файла, так и при случайной генерации или вводе пользователем через графический интерфейс.</w:t>
+      </w:r>
+    </w:p>
+    <w:p>
+      <w:pPr>
+        <w:pStyle w:val="a1"/>
+      </w:pPr>
+      <w:r>
+        <w:t>Каждое ребро графа содержит номера двух соединяемых вершин и вес ребра. В программной реализации ребро описывается структурой:</w:t>
       </w:r>
     </w:p>
     <w:p>
@@ -4455,10 +4428,31 @@
         <w:ind w:firstLine="0"/>
         <w:jc w:val="left"/>
         <w:rPr>
+          <w:rFonts w:ascii="Courier New" w:hAnsi="Courier New" w:cs="Courier New"/>
+          <w:sz w:val="22"/>
+          <w:szCs w:val="22"/>
+        </w:rPr>
+      </w:pPr>
+      <w:r>
+        <w:rPr>
           <w:rFonts w:ascii="Courier New" w:hAnsi="Courier New" w:cs="Courier New" w:hint="cs"/>
           <w:sz w:val="22"/>
           <w:szCs w:val="22"/>
         </w:rPr>
+        <w:t>struct Edge</w:t>
+      </w:r>
+    </w:p>
+    <w:p>
+      <w:pPr>
+        <w:pStyle w:val="a1"/>
+        <w:spacing w:line="240" w:lineRule="auto"/>
+        <w:ind w:firstLine="0"/>
+        <w:jc w:val="left"/>
+        <w:rPr>
+          <w:rFonts w:ascii="Courier New" w:hAnsi="Courier New" w:cs="Courier New"/>
+          <w:sz w:val="22"/>
+          <w:szCs w:val="22"/>
+        </w:rPr>
       </w:pPr>
       <w:r>
         <w:rPr>
@@ -4466,7 +4460,7 @@
           <w:sz w:val="22"/>
           <w:szCs w:val="22"/>
         </w:rPr>
-        <w:t>struct Edge</w:t>
+        <w:t>{</w:t>
       </w:r>
     </w:p>
     <w:p>
@@ -4476,10 +4470,31 @@
         <w:ind w:firstLine="0"/>
         <w:jc w:val="left"/>
         <w:rPr>
+          <w:rFonts w:ascii="Courier New" w:hAnsi="Courier New" w:cs="Courier New"/>
+          <w:sz w:val="22"/>
+          <w:szCs w:val="22"/>
+        </w:rPr>
+      </w:pPr>
+      <w:r>
+        <w:rPr>
           <w:rFonts w:ascii="Courier New" w:hAnsi="Courier New" w:cs="Courier New" w:hint="cs"/>
           <w:sz w:val="22"/>
           <w:szCs w:val="22"/>
         </w:rPr>
+        <w:t xml:space="preserve">    int from;</w:t>
+      </w:r>
+    </w:p>
+    <w:p>
+      <w:pPr>
+        <w:pStyle w:val="a1"/>
+        <w:spacing w:line="240" w:lineRule="auto"/>
+        <w:ind w:firstLine="0"/>
+        <w:jc w:val="left"/>
+        <w:rPr>
+          <w:rFonts w:ascii="Courier New" w:hAnsi="Courier New" w:cs="Courier New"/>
+          <w:sz w:val="22"/>
+          <w:szCs w:val="22"/>
+        </w:rPr>
       </w:pPr>
       <w:r>
         <w:rPr>
@@ -4487,7 +4502,7 @@
           <w:sz w:val="22"/>
           <w:szCs w:val="22"/>
         </w:rPr>
-        <w:t>{</w:t>
+        <w:t xml:space="preserve">    int to;</w:t>
       </w:r>
     </w:p>
     <w:p>
@@ -4497,10 +4512,26 @@
         <w:ind w:firstLine="0"/>
         <w:jc w:val="left"/>
         <w:rPr>
+          <w:rFonts w:ascii="Courier New" w:hAnsi="Courier New" w:cs="Courier New"/>
+          <w:sz w:val="22"/>
+          <w:szCs w:val="22"/>
+        </w:rPr>
+      </w:pPr>
+      <w:r>
+        <w:rPr>
           <w:rFonts w:ascii="Courier New" w:hAnsi="Courier New" w:cs="Courier New" w:hint="cs"/>
           <w:sz w:val="22"/>
           <w:szCs w:val="22"/>
         </w:rPr>
+        <w:t xml:space="preserve">    double weight;</w:t>
+      </w:r>
+    </w:p>
+    <w:p>
+      <w:pPr>
+        <w:pStyle w:val="a1"/>
+        <w:spacing w:line="240" w:lineRule="auto"/>
+        <w:ind w:firstLine="0"/>
+        <w:jc w:val="left"/>
       </w:pPr>
       <w:r>
         <w:rPr>
@@ -4508,7 +4539,15 @@
           <w:sz w:val="22"/>
           <w:szCs w:val="22"/>
         </w:rPr>
-        <w:t xml:space="preserve">    int from;</w:t>
+        <w:t>};</w:t>
+      </w:r>
+    </w:p>
+    <w:p>
+      <w:pPr>
+        <w:pStyle w:val="a1"/>
+      </w:pPr>
+      <w:r>
+        <w:t>Полный граф представляет собой количество вершин и список всех ребер:</w:t>
       </w:r>
     </w:p>
     <w:p>
@@ -4518,18 +4557,16 @@
         <w:ind w:firstLine="0"/>
         <w:jc w:val="left"/>
         <w:rPr>
+          <w:rFonts w:ascii="Courier New" w:hAnsi="Courier New" w:cs="Courier New"/>
+          <w:sz w:val="22"/>
+        </w:rPr>
+      </w:pPr>
+      <w:r>
+        <w:rPr>
           <w:rFonts w:ascii="Courier New" w:hAnsi="Courier New" w:cs="Courier New" w:hint="cs"/>
           <w:sz w:val="22"/>
-          <w:szCs w:val="22"/>
-        </w:rPr>
-      </w:pPr>
-      <w:r>
-        <w:rPr>
-          <w:rFonts w:ascii="Courier New" w:hAnsi="Courier New" w:cs="Courier New" w:hint="cs"/>
-          <w:sz w:val="22"/>
-          <w:szCs w:val="22"/>
-        </w:rPr>
-        <w:t xml:space="preserve">    int to;</w:t>
+        </w:rPr>
+        <w:t>struct Graph</w:t>
       </w:r>
     </w:p>
     <w:p>
@@ -4539,18 +4576,16 @@
         <w:ind w:firstLine="0"/>
         <w:jc w:val="left"/>
         <w:rPr>
+          <w:rFonts w:ascii="Courier New" w:hAnsi="Courier New" w:cs="Courier New"/>
+          <w:sz w:val="22"/>
+        </w:rPr>
+      </w:pPr>
+      <w:r>
+        <w:rPr>
           <w:rFonts w:ascii="Courier New" w:hAnsi="Courier New" w:cs="Courier New" w:hint="cs"/>
           <w:sz w:val="22"/>
-          <w:szCs w:val="22"/>
-        </w:rPr>
-      </w:pPr>
-      <w:r>
-        <w:rPr>
-          <w:rFonts w:ascii="Courier New" w:hAnsi="Courier New" w:cs="Courier New" w:hint="cs"/>
-          <w:sz w:val="22"/>
-          <w:szCs w:val="22"/>
-        </w:rPr>
-        <w:t xml:space="preserve">    double weight;</w:t>
+        </w:rPr>
+        <w:t>{</w:t>
       </w:r>
     </w:p>
     <w:p>
@@ -4559,25 +4594,17 @@
         <w:spacing w:line="240" w:lineRule="auto"/>
         <w:ind w:firstLine="0"/>
         <w:jc w:val="left"/>
+        <w:rPr>
+          <w:rFonts w:ascii="Courier New" w:hAnsi="Courier New" w:cs="Courier New"/>
+          <w:sz w:val="22"/>
+        </w:rPr>
       </w:pPr>
       <w:r>
         <w:rPr>
           <w:rFonts w:ascii="Courier New" w:hAnsi="Courier New" w:cs="Courier New" w:hint="cs"/>
           <w:sz w:val="22"/>
-          <w:szCs w:val="22"/>
-        </w:rPr>
-        <w:t>};</w:t>
-      </w:r>
-    </w:p>
-    <w:p>
-      <w:pPr>
-        <w:pStyle w:val="a1"/>
-      </w:pPr>
-      <w:r>
-        <w:t>Полный граф представляет собой количес</w:t>
-      </w:r>
-      <w:r>
-        <w:t>тво вершин и список всех ребер:</w:t>
+        </w:rPr>
+        <w:t xml:space="preserve">    int vertexCount;</w:t>
       </w:r>
     </w:p>
     <w:p>
@@ -4587,16 +4614,16 @@
         <w:ind w:firstLine="0"/>
         <w:jc w:val="left"/>
         <w:rPr>
+          <w:rFonts w:ascii="Courier New" w:hAnsi="Courier New" w:cs="Courier New"/>
+          <w:sz w:val="22"/>
+        </w:rPr>
+      </w:pPr>
+      <w:r>
+        <w:rPr>
           <w:rFonts w:ascii="Courier New" w:hAnsi="Courier New" w:cs="Courier New" w:hint="cs"/>
           <w:sz w:val="22"/>
         </w:rPr>
-      </w:pPr>
-      <w:r>
-        <w:rPr>
-          <w:rFonts w:ascii="Courier New" w:hAnsi="Courier New" w:cs="Courier New" w:hint="cs"/>
-          <w:sz w:val="22"/>
-        </w:rPr>
-        <w:t>struct Graph</w:t>
+        <w:t xml:space="preserve">    std::vector&lt;Edge&gt; edges;</w:t>
       </w:r>
     </w:p>
     <w:p>
@@ -4605,69 +4632,12 @@
         <w:spacing w:line="240" w:lineRule="auto"/>
         <w:ind w:firstLine="0"/>
         <w:jc w:val="left"/>
+      </w:pPr>
+      <w:r>
         <w:rPr>
           <w:rFonts w:ascii="Courier New" w:hAnsi="Courier New" w:cs="Courier New" w:hint="cs"/>
           <w:sz w:val="22"/>
         </w:rPr>
-      </w:pPr>
-      <w:r>
-        <w:rPr>
-          <w:rFonts w:ascii="Courier New" w:hAnsi="Courier New" w:cs="Courier New" w:hint="cs"/>
-          <w:sz w:val="22"/>
-        </w:rPr>
-        <w:t>{</w:t>
-      </w:r>
-    </w:p>
-    <w:p>
-      <w:pPr>
-        <w:pStyle w:val="a1"/>
-        <w:spacing w:line="240" w:lineRule="auto"/>
-        <w:ind w:firstLine="0"/>
-        <w:jc w:val="left"/>
-        <w:rPr>
-          <w:rFonts w:ascii="Courier New" w:hAnsi="Courier New" w:cs="Courier New" w:hint="cs"/>
-          <w:sz w:val="22"/>
-        </w:rPr>
-      </w:pPr>
-      <w:r>
-        <w:rPr>
-          <w:rFonts w:ascii="Courier New" w:hAnsi="Courier New" w:cs="Courier New" w:hint="cs"/>
-          <w:sz w:val="22"/>
-        </w:rPr>
-        <w:t xml:space="preserve">    int vertexCount;</w:t>
-      </w:r>
-    </w:p>
-    <w:p>
-      <w:pPr>
-        <w:pStyle w:val="a1"/>
-        <w:spacing w:line="240" w:lineRule="auto"/>
-        <w:ind w:firstLine="0"/>
-        <w:jc w:val="left"/>
-        <w:rPr>
-          <w:rFonts w:ascii="Courier New" w:hAnsi="Courier New" w:cs="Courier New" w:hint="cs"/>
-          <w:sz w:val="22"/>
-        </w:rPr>
-      </w:pPr>
-      <w:r>
-        <w:rPr>
-          <w:rFonts w:ascii="Courier New" w:hAnsi="Courier New" w:cs="Courier New" w:hint="cs"/>
-          <w:sz w:val="22"/>
-        </w:rPr>
-        <w:t xml:space="preserve">    std::vector&lt;Edge&gt; edges;</w:t>
-      </w:r>
-    </w:p>
-    <w:p>
-      <w:pPr>
-        <w:pStyle w:val="a1"/>
-        <w:spacing w:line="240" w:lineRule="auto"/>
-        <w:ind w:firstLine="0"/>
-        <w:jc w:val="left"/>
-      </w:pPr>
-      <w:r>
-        <w:rPr>
-          <w:rFonts w:ascii="Courier New" w:hAnsi="Courier New" w:cs="Courier New" w:hint="cs"/>
-          <w:sz w:val="22"/>
-        </w:rPr>
         <w:t>};</w:t>
       </w:r>
     </w:p>
@@ -4676,124 +4646,454 @@
         <w:pStyle w:val="a1"/>
       </w:pPr>
       <w:r>
+        <w:t>Данный способ хранения позволяет быстро получать информацию о каждом ребре и использовать его индекс при построении хромосом генетического алгоритма.</w:t>
+      </w:r>
+    </w:p>
+    <w:p>
+      <w:pPr>
+        <w:pStyle w:val="a1"/>
+      </w:pPr>
+      <w:r>
+        <w:t xml:space="preserve">Исходные данные также могут храниться в текстовом файле. В первой строке располагается количество вершин и количество ребер, после чего перечисляются все ребра графа в формате: </w:t>
+      </w:r>
+      <w:r>
+        <w:rPr>
+          <w:i/>
+        </w:rPr>
+        <w:t>u v weight</w:t>
+      </w:r>
+      <w:r>
+        <w:t>. Такой формат является простым для чтения, легко редактируется вручную и удобен для тестирования программы.</w:t>
+      </w:r>
+    </w:p>
+    <w:p>
+      <w:pPr>
+        <w:pStyle w:val="4"/>
+      </w:pPr>
+      <w:bookmarkStart w:id="19" w:name="_Toc234513458"/>
+      <w:r>
+        <w:t>2.2.1 Генерация случайного графа</w:t>
+      </w:r>
+      <w:bookmarkEnd w:id="19"/>
+    </w:p>
+    <w:p>
+      <w:pPr>
+        <w:pStyle w:val="a1"/>
+      </w:pPr>
+      <w:r>
+        <w:t xml:space="preserve">Для обеспечения возможности тестирования генетического алгоритма без ручного ввода данных была реализована функция случайной генерации связного взвешенного неориентированного графа. Основной задачей </w:t>
+      </w:r>
+      <w:r>
         <w:lastRenderedPageBreak/>
-        <w:t>Данный способ хранения позволяет быстро получать информацию о каждом ребре и использовать его индекс при построении хр</w:t>
-      </w:r>
-      <w:r>
-        <w:t>омосом генетического алгоритма.</w:t>
-      </w:r>
-    </w:p>
-    <w:p>
-      <w:pPr>
-        <w:pStyle w:val="a1"/>
-      </w:pPr>
-      <w:r>
-        <w:t>Исходные данные также могут храниться в текстовом файле. В первой строке располагается количество вершин и количество ребер, после чего перечисля</w:t>
-      </w:r>
-      <w:r>
-        <w:t xml:space="preserve">ются все ребра графа в формате: </w:t>
-      </w:r>
-      <w:r>
-        <w:t>u v weight</w:t>
-      </w:r>
-      <w:r>
-        <w:t xml:space="preserve">. </w:t>
-      </w:r>
-      <w:r>
-        <w:t>Такой формат является простым для чтения, легко редактируется вручную и удобен для тестирования программы.</w:t>
-      </w:r>
+        <w:t>генератора является создание корректного графа, который удовлетворяет требованиям задачи поиска</w:t>
+      </w:r>
+      <w:r>
+        <w:t xml:space="preserve"> минимального остовного дерева.</w:t>
+      </w:r>
+    </w:p>
+    <w:p>
+      <w:pPr>
+        <w:pStyle w:val="a1"/>
+      </w:pPr>
+      <w:r>
+        <w:t>Перед началом генерации выполняется проверка входных параметров. Если количество вершин меньше двух, оно автоматически увеличивается до минимально допустимого значения. Также контролируется число дополнительных ребер, которое не может быть отрицательным. После этого вычисляется максимально возможное количество ребер для простого неориентированного графа по формуле</w:t>
+      </w:r>
+      <w:r>
+        <w:t xml:space="preserve"> </w:t>
+      </w:r>
+      <m:oMath>
+        <m:sSub>
+          <m:sSubPr>
+            <m:ctrlPr>
+              <w:rPr>
+                <w:rFonts w:ascii="Cambria Math" w:hAnsi="Cambria Math"/>
+                <w:i/>
+              </w:rPr>
+            </m:ctrlPr>
+          </m:sSubPr>
+          <m:e>
+            <m:r>
+              <w:rPr>
+                <w:rFonts w:ascii="Cambria Math" w:hAnsi="Cambria Math"/>
+              </w:rPr>
+              <m:t>m</m:t>
+            </m:r>
+          </m:e>
+          <m:sub>
+            <m:r>
+              <w:rPr>
+                <w:rFonts w:ascii="Cambria Math" w:hAnsi="Cambria Math"/>
+              </w:rPr>
+              <m:t>max</m:t>
+            </m:r>
+          </m:sub>
+        </m:sSub>
+        <m:r>
+          <w:rPr>
+            <w:rFonts w:ascii="Cambria Math" w:hAnsi="Cambria Math"/>
+          </w:rPr>
+          <m:t>=</m:t>
+        </m:r>
+        <m:f>
+          <m:fPr>
+            <m:ctrlPr>
+              <w:rPr>
+                <w:rFonts w:ascii="Cambria Math" w:hAnsi="Cambria Math"/>
+                <w:i/>
+              </w:rPr>
+            </m:ctrlPr>
+          </m:fPr>
+          <m:num>
+            <m:r>
+              <w:rPr>
+                <w:rFonts w:ascii="Cambria Math" w:hAnsi="Cambria Math"/>
+              </w:rPr>
+              <m:t>n(n-1)</m:t>
+            </m:r>
+          </m:num>
+          <m:den>
+            <m:r>
+              <w:rPr>
+                <w:rFonts w:ascii="Cambria Math" w:hAnsi="Cambria Math"/>
+              </w:rPr>
+              <m:t>2</m:t>
+            </m:r>
+          </m:den>
+        </m:f>
+      </m:oMath>
+      <w:r>
+        <w:t>,</w:t>
+      </w:r>
+      <w:r>
+        <w:rPr>
+          <w:lang w:val="en-US"/>
+        </w:rPr>
+        <w:t xml:space="preserve"> </w:t>
+      </w:r>
+      <w:r>
+        <w:t xml:space="preserve">где n </w:t>
+      </w:r>
+      <w:r>
+        <w:rPr>
+          <w:lang w:val="en-US"/>
+        </w:rPr>
+        <w:t>–</w:t>
+      </w:r>
+      <w:r>
+        <w:t xml:space="preserve"> количество вершин графа. Если пользователь указал слишком большое количество дополнительных ребер, их число автоматически уменьшается до ма</w:t>
+      </w:r>
+      <w:r>
+        <w:t>ксимально допустимого значения.</w:t>
+      </w:r>
+    </w:p>
+    <w:p>
+      <w:pPr>
+        <w:pStyle w:val="a1"/>
+        <w:rPr>
+          <w:lang w:val="en-US"/>
+        </w:rPr>
+      </w:pPr>
+      <w:r>
+        <w:t>Генераци</w:t>
+      </w:r>
+      <w:r>
+        <w:t>я графа выполняется в два этапа</w:t>
+      </w:r>
+      <w:r>
+        <w:rPr>
+          <w:lang w:val="en-US"/>
+        </w:rPr>
+        <w:t>:</w:t>
+      </w:r>
+    </w:p>
+    <w:p>
+      <w:pPr>
+        <w:pStyle w:val="a1"/>
+        <w:numPr>
+          <w:ilvl w:val="0"/>
+          <w:numId w:val="12"/>
+        </w:numPr>
+        <w:ind w:left="709" w:firstLine="0"/>
+      </w:pPr>
+      <w:r>
+        <w:t>На первом этапе строится связное остовное дерево, которое гарантирует связность итогового графа. Для этого вершины последовательно соединяются ребрами вида (0,</w:t>
+      </w:r>
+      <w:r>
+        <w:rPr>
+          <w:lang w:val="en-US"/>
+        </w:rPr>
+        <w:t xml:space="preserve"> </w:t>
+      </w:r>
+      <w:r>
+        <w:t>1),</w:t>
+      </w:r>
+      <w:r>
+        <w:rPr>
+          <w:lang w:val="en-US"/>
+        </w:rPr>
+        <w:t xml:space="preserve"> </w:t>
+      </w:r>
+      <w:r>
+        <w:t>(1,</w:t>
+      </w:r>
+      <w:r>
+        <w:rPr>
+          <w:lang w:val="en-US"/>
+        </w:rPr>
+        <w:t xml:space="preserve"> </w:t>
+      </w:r>
+      <w:r>
+        <w:t>2),</w:t>
+      </w:r>
+      <w:r>
+        <w:rPr>
+          <w:lang w:val="en-US"/>
+        </w:rPr>
+        <w:t xml:space="preserve"> </w:t>
+      </w:r>
+      <w:r>
+        <w:t>…,</w:t>
+      </w:r>
+      <w:r>
+        <w:rPr>
+          <w:lang w:val="en-US"/>
+        </w:rPr>
+        <w:t xml:space="preserve"> </w:t>
+      </w:r>
+      <w:r>
+        <w:t>(n</w:t>
+      </w:r>
+      <w:r>
+        <w:rPr>
+          <w:lang w:val="en-US"/>
+        </w:rPr>
+        <w:t xml:space="preserve"> - </w:t>
+      </w:r>
+      <w:r>
+        <w:t>2,</w:t>
+      </w:r>
+      <w:r>
+        <w:rPr>
+          <w:lang w:val="en-US"/>
+        </w:rPr>
+        <w:t xml:space="preserve"> </w:t>
+      </w:r>
+      <w:r>
+        <w:t>n</w:t>
+      </w:r>
+      <w:r>
+        <w:rPr>
+          <w:lang w:val="en-US"/>
+        </w:rPr>
+        <w:t xml:space="preserve"> - </w:t>
+      </w:r>
+      <w:r>
+        <w:t>1). Каждому ребру случайным образом назначается вес из диапазона от 1 до 100. Благодаря этому уже после первого этапа граф является связным и содержит минимально необход</w:t>
+      </w:r>
+      <w:r>
+        <w:t>имое количество ребер, равное n</w:t>
+      </w:r>
+      <w:r>
+        <w:rPr>
+          <w:lang w:val="en-US"/>
+        </w:rPr>
+        <w:t xml:space="preserve"> - </w:t>
+      </w:r>
+      <w:r>
+        <w:t>1.</w:t>
+      </w:r>
+    </w:p>
+    <w:p>
+      <w:pPr>
+        <w:pStyle w:val="a1"/>
+        <w:numPr>
+          <w:ilvl w:val="0"/>
+          <w:numId w:val="12"/>
+        </w:numPr>
+        <w:ind w:left="709" w:firstLine="0"/>
+      </w:pPr>
+      <w:r>
+        <w:t xml:space="preserve">На втором этапе в граф добавляются дополнительные случайные ребра. Для исключения появления кратных ребер используется контейнер </w:t>
+      </w:r>
+      <w:r>
+        <w:rPr>
+          <w:i/>
+        </w:rPr>
+        <w:t>std::set</w:t>
+      </w:r>
+      <w:r>
+        <w:t>, в котором хранятся все уже существующие пары вершин. Перед добавлением нового ребра проверяется выполнение следующих условий:</w:t>
+      </w:r>
+      <w:r>
+        <w:rPr>
+          <w:lang w:val="en-US"/>
+        </w:rPr>
+        <w:t xml:space="preserve"> </w:t>
+      </w:r>
+      <w:r>
+        <w:t>вершины ребра различны</w:t>
+      </w:r>
+      <w:r>
+        <w:rPr>
+          <w:lang w:val="en-US"/>
+        </w:rPr>
+        <w:t xml:space="preserve">, </w:t>
+      </w:r>
+      <w:r>
+        <w:t>тако</w:t>
+      </w:r>
+      <w:r>
+        <w:t>е ребро еще отсутствует в графе</w:t>
+      </w:r>
+      <w:r>
+        <w:rPr>
+          <w:lang w:val="en-US"/>
+        </w:rPr>
+        <w:t xml:space="preserve">, </w:t>
+      </w:r>
+      <w:r>
+        <w:t>не превышено максимально допустимое количество ребер.</w:t>
+      </w:r>
+      <w:r>
+        <w:rPr>
+          <w:lang w:val="en-US"/>
+        </w:rPr>
+        <w:t xml:space="preserve"> </w:t>
+      </w:r>
+      <w:r>
+        <w:t>Если хотя бы одно из условий нарушается, выполняется генерация новой пары вершин. Для предотвращения бесконечного цикла введено ограничение на количество попыток генерации новых ребер. Каждому успешно добавленному ребру также присваивается случайный вес из диапазона от 1 до 100.</w:t>
+      </w:r>
+    </w:p>
+    <w:p>
+      <w:pPr>
+        <w:pStyle w:val="a1"/>
+      </w:pPr>
+      <w:r>
+        <w:lastRenderedPageBreak/>
+        <w:t xml:space="preserve">Для генерации случайных чисел используется современный генератор </w:t>
+      </w:r>
+      <w:r>
+        <w:rPr>
+          <w:i/>
+        </w:rPr>
+        <w:t>std::mt19937</w:t>
+      </w:r>
+      <w:r>
+        <w:t xml:space="preserve">, инициализируемый с помощью </w:t>
+      </w:r>
+      <w:r>
+        <w:rPr>
+          <w:i/>
+        </w:rPr>
+        <w:t>std::random_device</w:t>
+      </w:r>
+      <w:r>
+        <w:t>. Такой подход обеспечивает хорошее качество случайного распределения и исключает повторяемость последовательностей при каждом запуске программы. Веса ребер генерируются равномерно, что позволяет получать разнообразные тестовые графы без выраженного смещения в</w:t>
+      </w:r>
+      <w:r>
+        <w:t xml:space="preserve"> сторону определенных значений.</w:t>
+      </w:r>
+    </w:p>
+    <w:p>
+      <w:pPr>
+        <w:pStyle w:val="3"/>
+        <w:numPr>
+          <w:ilvl w:val="2"/>
+          <w:numId w:val="2"/>
+        </w:numPr>
+      </w:pPr>
+      <w:bookmarkStart w:id="20" w:name="_Toc234513459"/>
+      <w:r>
+        <w:t>2</w:t>
+      </w:r>
+      <w:r>
+        <w:t>.</w:t>
+      </w:r>
+      <w:r>
+        <w:t>2</w:t>
+      </w:r>
+      <w:r>
+        <w:t xml:space="preserve"> </w:t>
+      </w:r>
+      <w:r>
+        <w:t>Проектирование программного решения для генетического алгоритма</w:t>
+      </w:r>
+      <w:bookmarkEnd w:id="20"/>
     </w:p>
     <w:p>
       <w:pPr>
         <w:pStyle w:val="4"/>
       </w:pPr>
-      <w:bookmarkStart w:id="19" w:name="_Toc234332647"/>
-      <w:r>
-        <w:t>1.3.2 Представление решения</w:t>
-      </w:r>
-      <w:bookmarkEnd w:id="19"/>
-    </w:p>
-    <w:p>
-      <w:pPr>
-        <w:pStyle w:val="a1"/>
-      </w:pPr>
-      <w:r>
-        <w:t xml:space="preserve">В данной работе каждая особь представляет собой список индексов ребер исходного графа. Таким образом, каждая хромосома определяет набор ребер, который рассматривается как кандидат </w:t>
-      </w:r>
-      <w:r>
-        <w:t>на минимальное остовное дерево.</w:t>
-      </w:r>
-    </w:p>
-    <w:p>
-      <w:pPr>
-        <w:pStyle w:val="a1"/>
-      </w:pPr>
-      <w:r>
-        <w:t>Например, если граф со</w:t>
-      </w:r>
-      <w:r>
-        <w:t xml:space="preserve">держит девять ребер с индексами </w:t>
-      </w:r>
-      <w:r>
-        <w:t>{0,1,2,3,4,5,6,7,8},</w:t>
-      </w:r>
-      <w:r>
-        <w:t xml:space="preserve"> </w:t>
-      </w:r>
-      <w:r>
-        <w:t>то особь</w:t>
-      </w:r>
-      <w:r>
-        <w:t xml:space="preserve"> </w:t>
-      </w:r>
-      <w:r>
-        <w:t>{0,3,5,7,8}</w:t>
-      </w:r>
-      <w:r>
-        <w:t xml:space="preserve"> </w:t>
-      </w:r>
-      <w:r>
-        <w:t>означает, что предполагаемое дерево состоит именно из этих пяти ребер.</w:t>
-      </w:r>
-    </w:p>
-    <w:p>
-      <w:pPr>
-        <w:pStyle w:val="a1"/>
-      </w:pPr>
-      <w:r>
-        <w:t>Такой способ кодирования облад</w:t>
-      </w:r>
-      <w:r>
-        <w:t xml:space="preserve">ает несколькими преимуществами: простотой реализации, небольшим объемом памяти, </w:t>
-      </w:r>
-      <w:r>
-        <w:t>удобством вып</w:t>
-      </w:r>
-      <w:r>
-        <w:t xml:space="preserve">олнения генетических операторов, </w:t>
-      </w:r>
-      <w:r>
-        <w:t>независимостью от конкретного расположения вершин графа.</w:t>
-      </w:r>
-    </w:p>
-    <w:p>
-      <w:pPr>
-        <w:pStyle w:val="a1"/>
-      </w:pPr>
-      <w:r>
-        <w:t>Недостатком данного представления является возможность появления недопустимых решений. После операций скрещивания или мутации выбранный набор ребер может содержать циклы либо не соединять все вершины графа. Для устранения подобных ситуаций используется специальная пр</w:t>
-      </w:r>
-      <w:r>
-        <w:t>оцедура исправления решения.</w:t>
+      <w:bookmarkStart w:id="21" w:name="_Toc234513460"/>
+      <w:r>
+        <w:t>2.2.1 Представление особи</w:t>
+      </w:r>
+      <w:bookmarkEnd w:id="21"/>
+    </w:p>
+    <w:p>
+      <w:pPr>
+        <w:pStyle w:val="a1"/>
+      </w:pPr>
+      <w:r>
+        <w:t xml:space="preserve">В данной работе каждая особь представляет собой список индексов ребер исходного графа без дубликатов. Таким образом, каждая хромосома определяет набор ребер, который рассматривается как кандидат на минимальное остовное дерево. Набор имеет длину </w:t>
+      </w:r>
+      <w:r>
+        <w:rPr>
+          <w:lang w:val="en-US"/>
+        </w:rPr>
+        <w:t>n - 1</w:t>
+      </w:r>
+      <w:r>
+        <w:t xml:space="preserve">, где </w:t>
+      </w:r>
+      <w:r>
+        <w:rPr>
+          <w:lang w:val="en-US"/>
+        </w:rPr>
+        <w:t xml:space="preserve">n </w:t>
+      </w:r>
+      <w:r>
+        <w:t>– количество вершин в графе.</w:t>
+      </w:r>
+    </w:p>
+    <w:p>
+      <w:pPr>
+        <w:pStyle w:val="a1"/>
+      </w:pPr>
+      <w:r>
+        <w:t>Например, если граф содержит девять ребер и шесть вершин с индексами {0,1,2,3,4,5,6,7,8}, то особь {0,3,5,7,8} означает, что предполагаемое дерево состоит именно из этих пяти ребер.</w:t>
+      </w:r>
+    </w:p>
+    <w:p>
+      <w:pPr>
+        <w:pStyle w:val="a1"/>
+      </w:pPr>
+      <w:r>
+        <w:t>Такой способ кодирования обладает несколькими преимуществами: простотой реализации, небольшим объемом памяти, удобством выполнения генетических операторов, независимостью от конкретного расположения вершин графа.</w:t>
       </w:r>
     </w:p>
     <w:p>
       <w:pPr>
         <w:pStyle w:val="4"/>
       </w:pPr>
-      <w:bookmarkStart w:id="20" w:name="_Toc234332648"/>
-      <w:r>
-        <w:t xml:space="preserve">1.3.3 Функция </w:t>
+      <w:bookmarkStart w:id="22" w:name="_Toc234513461"/>
+      <w:r>
+        <w:t>2</w:t>
+      </w:r>
+      <w:r>
+        <w:t>.</w:t>
+      </w:r>
+      <w:r>
+        <w:t>2</w:t>
+      </w:r>
+      <w:r>
+        <w:t>.</w:t>
+      </w:r>
+      <w:r>
+        <w:t>2</w:t>
+      </w:r>
+      <w:r>
+        <w:t xml:space="preserve"> Функция </w:t>
       </w:r>
       <w:r>
         <w:t>исправления</w:t>
@@ -4801,26 +5101,14 @@
       <w:r>
         <w:t xml:space="preserve"> решения</w:t>
       </w:r>
-      <w:bookmarkEnd w:id="20"/>
-    </w:p>
-    <w:p>
-      <w:pPr>
-        <w:pStyle w:val="a1"/>
-      </w:pPr>
-      <w:r>
-        <w:t>После выполнения операций скрещивания и мутации каждая новая особь п</w:t>
-      </w:r>
-      <w:r>
-        <w:t>роходит процедуру исправления</w:t>
-      </w:r>
-      <w:r>
-        <w:t>.</w:t>
-      </w:r>
-      <w:r>
-        <w:t xml:space="preserve"> </w:t>
-      </w:r>
-      <w:r>
-        <w:t>Назначением данной процедуры является преобразование произвольного набора ребер в корректное остовное дерево.</w:t>
+      <w:bookmarkEnd w:id="22"/>
+    </w:p>
+    <w:p>
+      <w:pPr>
+        <w:pStyle w:val="a1"/>
+      </w:pPr>
+      <w:r>
+        <w:t>Недостатком реализованного представления особи является возможность появления недопустимых решений. После операций скрещивания или мутации выбранный набор ребер может содержать циклы, не соединять все вершины графа либо иметь дубликаты. Для устранения подобных ситуаций используется специальная процедура исправления решения.</w:t>
       </w:r>
     </w:p>
     <w:p>
@@ -4829,10 +5117,16 @@
       </w:pPr>
       <w:r>
         <w:lastRenderedPageBreak/>
-        <w:t>Работа ф</w:t>
-      </w:r>
-      <w:r>
-        <w:t>ункции выполняется в два этапа:</w:t>
+        <w:t xml:space="preserve">Назначение процедуры </w:t>
+      </w:r>
+      <w:r>
+        <w:rPr>
+          <w:i/>
+        </w:rPr>
+        <w:t>repair</w:t>
+      </w:r>
+      <w:r>
+        <w:t xml:space="preserve"> – преобразование произвольного набора ребер в допустимое остовное дерево. Исправление выполняется в три последовательных этапа, каждый из которых устраняет свой тип нарушений:</w:t>
       </w:r>
     </w:p>
     <w:p>
@@ -4845,10 +5139,16 @@
         <w:ind w:left="709" w:firstLine="0"/>
       </w:pPr>
       <w:r>
-        <w:t>На первом этапе производится поиск циклов. Если цикл обнаружен, из него удаляется ребро с наибольшим весом, поскольку именно оно вносит наибо</w:t>
-      </w:r>
-      <w:r>
-        <w:t>льший вклад в стоимость дерева.</w:t>
+        <w:t xml:space="preserve">Устранение дубликатов. Набор ребер особи может содержать повторяющиеся индексы. Для их удаления производится сортировка списка индексов, после чего последовательные дубликаты исключаются с помощью стандартного алгоритма </w:t>
+      </w:r>
+      <w:r>
+        <w:rPr>
+          <w:i/>
+        </w:rPr>
+        <w:t>unique</w:t>
+      </w:r>
+      <w:r>
+        <w:t>. В результате каждый индекс встречается не более одного раза.</w:t>
       </w:r>
     </w:p>
     <w:p>
@@ -4861,42 +5161,119 @@
         <w:ind w:left="709" w:firstLine="0"/>
       </w:pPr>
       <w:r>
-        <w:t>На втором этапе проверяется связность полученного графа. Если граф распался на несколько компонент связности, между ними добавляется ребро минимального веса. Процесс продолжается до тех пор, пока все вершины не окажутся соединенными.</w:t>
+        <w:t>Исправление циклов. Для построения ациклического графа используется структура данных для непересекающихся множеств, инициализируемая для всех вершин графа. Ребра обрабатываются в том порядке, в котором они присутствуют в текущем наборе особи. Если добавление очередного ребра не создает цикла, ребро сохраняется в результирующий список, в противном случае оно отбрасывается. Таким образом, формируется лес, содержащий максимально возможное подмножество исходных ребер, не содержащее циклов.</w:t>
+      </w:r>
+    </w:p>
+    <w:p>
+      <w:pPr>
+        <w:pStyle w:val="a1"/>
+        <w:numPr>
+          <w:ilvl w:val="0"/>
+          <w:numId w:val="8"/>
+        </w:numPr>
+        <w:ind w:left="709" w:firstLine="0"/>
+      </w:pPr>
+      <w:r>
+        <w:t>Восстановление связности. Если после предыдущего этапа количество сохран</w:t>
+      </w:r>
+      <w:r>
+        <w:t>е</w:t>
+      </w:r>
+      <w:r>
+        <w:t>нных р</w:t>
+      </w:r>
+      <w:r>
+        <w:t>е</w:t>
+      </w:r>
+      <w:r>
+        <w:t>бер меньше n</w:t>
+      </w:r>
+      <w:r>
+        <w:t xml:space="preserve"> - 1, </w:t>
+      </w:r>
+      <w:r>
+        <w:t xml:space="preserve">где n </w:t>
+      </w:r>
+      <w:r>
+        <w:t xml:space="preserve">– </w:t>
+      </w:r>
+      <w:r>
+        <w:t xml:space="preserve">количество </w:t>
+      </w:r>
+      <w:r>
+        <w:t>вершин</w:t>
+      </w:r>
+      <w:r>
+        <w:t>, граф не является связным. Для объединения образовавшихся компонент выполняется просмотр всех р</w:t>
+      </w:r>
+      <w:r>
+        <w:t>е</w:t>
+      </w:r>
+      <w:r>
+        <w:t>бер исходного графа в порядке возрастания их весов. Каждое ребро добавляется в дерево, если оно соединяет две разные компоненты связности. Процесс продолжается до тех пор, пока не будет набрано ровно n</w:t>
+      </w:r>
+      <w:r>
+        <w:t xml:space="preserve"> - </w:t>
+      </w:r>
+      <w:r>
+        <w:t>1 р</w:t>
+      </w:r>
+      <w:r>
+        <w:t>е</w:t>
+      </w:r>
+      <w:r>
+        <w:t>бер, что гарантирует получени</w:t>
+      </w:r>
+      <w:r>
+        <w:t>е связного остова.</w:t>
       </w:r>
     </w:p>
     <w:p>
       <w:pPr>
         <w:pStyle w:val="4"/>
       </w:pPr>
-      <w:bookmarkStart w:id="21" w:name="_Toc234332649"/>
-      <w:r>
-        <w:t>1.3.4 Функция приспособленности</w:t>
-      </w:r>
-      <w:bookmarkEnd w:id="21"/>
-    </w:p>
-    <w:p>
-      <w:pPr>
-        <w:pStyle w:val="a1"/>
-      </w:pPr>
-      <w:r>
-        <w:t>Качество каждой особи оценивается функцией приспособленности</w:t>
-      </w:r>
-      <w:r>
-        <w:t xml:space="preserve">. </w:t>
-      </w:r>
-      <w:r>
-        <w:t>Поскольку целью задачи является минимизация суммарного веса остовного дерева, в качестве оценки используется обратная зависимость между стоимостью дерева и его приспособленностью.</w:t>
-      </w:r>
-    </w:p>
-    <w:p>
-      <w:pPr>
-        <w:pStyle w:val="a1"/>
-      </w:pPr>
-      <w:r>
-        <w:t>Пусть</w:t>
-      </w:r>
-      <w:r>
-        <w:t xml:space="preserve"> </w:t>
+      <w:bookmarkStart w:id="23" w:name="_Toc234513462"/>
+      <w:r>
+        <w:t>2</w:t>
+      </w:r>
+      <w:r>
+        <w:t>.</w:t>
+      </w:r>
+      <w:r>
+        <w:t>2</w:t>
+      </w:r>
+      <w:r>
+        <w:t>.</w:t>
+      </w:r>
+      <w:r>
+        <w:t>3</w:t>
+      </w:r>
+      <w:r>
+        <w:t xml:space="preserve"> Функция приспособленности</w:t>
+      </w:r>
+      <w:bookmarkEnd w:id="23"/>
+    </w:p>
+    <w:p>
+      <w:pPr>
+        <w:pStyle w:val="a1"/>
+      </w:pPr>
+      <w:r>
+        <w:t xml:space="preserve">Качество каждой особи оценивается функцией приспособленности. Поскольку целью задачи является минимизация суммарного веса остовного дерева, в качестве оценки используется </w:t>
+      </w:r>
+      <w:r>
+        <w:t>прямая</w:t>
+      </w:r>
+      <w:r>
+        <w:t xml:space="preserve"> зависимость между стоимостью дерева и его приспособленностью.</w:t>
+      </w:r>
+    </w:p>
+    <w:p>
+      <w:pPr>
+        <w:pStyle w:val="a1"/>
+      </w:pPr>
+      <w:r>
+        <w:lastRenderedPageBreak/>
+        <w:t xml:space="preserve">Пусть </w:t>
       </w:r>
       <w:r>
         <w:rPr>
@@ -4905,40 +5282,10 @@
         <w:t>W</w:t>
       </w:r>
       <w:r>
-        <w:t xml:space="preserve"> </w:t>
-      </w:r>
-      <w:r>
-        <w:t>–</w:t>
-      </w:r>
-      <w:r>
-        <w:t xml:space="preserve"> суммарный вес ребер дерева;</w:t>
-      </w:r>
-      <w:r>
-        <w:t xml:space="preserve"> </w:t>
-      </w:r>
-      <w:r>
-        <w:rPr>
-          <w:i/>
-        </w:rPr>
-        <w:t>MAX_WEIGHT</w:t>
-      </w:r>
-      <w:r>
-        <w:t xml:space="preserve"> </w:t>
-      </w:r>
-      <w:r>
-        <w:t>–</w:t>
-      </w:r>
-      <w:r>
-        <w:t xml:space="preserve"> некоторое достаточно большое постоянное значение.</w:t>
-      </w:r>
-      <w:r>
-        <w:t xml:space="preserve"> </w:t>
-      </w:r>
-      <w:r>
-        <w:t>Тогда функция приспособленности определяется следующим образом:</w:t>
-      </w:r>
-      <w:r>
-        <w:t xml:space="preserve"> </w:t>
+        <w:t xml:space="preserve"> – суммарный вес ребер дерева</w:t>
+      </w:r>
+      <w:r>
+        <w:t xml:space="preserve">. Тогда функция приспособленности определяется следующим образом: </w:t>
       </w:r>
       <w:r>
         <w:rPr>
@@ -4969,50 +5316,53 @@
         <w:rPr>
           <w:i/>
         </w:rPr>
-        <w:t>MAX_WEIGHT</w:t>
+        <w:t>W</w:t>
+      </w:r>
+      <w:r>
+        <w:t>.</w:t>
+      </w:r>
+    </w:p>
+    <w:p>
+      <w:pPr>
+        <w:pStyle w:val="a1"/>
+      </w:pPr>
+      <w:r>
+        <w:t xml:space="preserve">Таким образом, чем меньше общий вес найденного дерева, тем </w:t>
+      </w:r>
+      <w:r>
+        <w:t>меньше</w:t>
+      </w:r>
+      <w:r>
+        <w:t xml:space="preserve"> значение функции приспособленности, а следовательно, тем выше вероятность участия данной особи в формировании следующего поколения.</w:t>
+      </w:r>
+    </w:p>
+    <w:p>
+      <w:pPr>
+        <w:pStyle w:val="4"/>
+      </w:pPr>
+      <w:bookmarkStart w:id="24" w:name="_Toc234513463"/>
+      <w:r>
+        <w:t>2</w:t>
+      </w:r>
+      <w:r>
+        <w:t>.</w:t>
+      </w:r>
+      <w:r>
+        <w:t>2</w:t>
+      </w:r>
+      <w:r>
+        <w:t>.</w:t>
+      </w:r>
+      <w:r>
+        <w:t>4</w:t>
       </w:r>
       <w:r>
         <w:t xml:space="preserve"> </w:t>
       </w:r>
       <w:r>
-        <w:rPr>
-          <w:lang w:val="en-US"/>
-        </w:rPr>
-        <w:t>-</w:t>
-      </w:r>
-      <w:r>
-        <w:t xml:space="preserve"> </w:t>
-      </w:r>
-      <w:r>
-        <w:rPr>
-          <w:i/>
-        </w:rPr>
-        <w:t>W</w:t>
-      </w:r>
-      <w:r>
-        <w:t>.</w:t>
-      </w:r>
-    </w:p>
-    <w:p>
-      <w:pPr>
-        <w:pStyle w:val="a1"/>
-      </w:pPr>
-      <w:r>
-        <w:t>Таким образом, чем меньше общий вес найденного дерева, тем больше значение функции приспособленности, а следовательно, тем выше вероятность участия данной особи в фор</w:t>
-      </w:r>
-      <w:r>
-        <w:t>мировании следующего поколения.</w:t>
-      </w:r>
-    </w:p>
-    <w:p>
-      <w:pPr>
-        <w:pStyle w:val="4"/>
-      </w:pPr>
-      <w:bookmarkStart w:id="22" w:name="_Toc234332650"/>
-      <w:r>
-        <w:t>1.3.5 Выбор родителей</w:t>
-      </w:r>
-      <w:bookmarkEnd w:id="22"/>
+        <w:t>Турнирный отбор</w:t>
+      </w:r>
+      <w:bookmarkEnd w:id="24"/>
     </w:p>
     <w:p>
       <w:pPr>
@@ -5022,29 +5372,24 @@
         <w:t>Для формирования родительс</w:t>
       </w:r>
       <w:r>
-        <w:t>ких пар выбран турнирный отбор.</w:t>
-      </w:r>
-    </w:p>
-    <w:p>
-      <w:pPr>
-        <w:pStyle w:val="a1"/>
-      </w:pPr>
-      <w:r>
-        <w:t>Суть метода заключается в том, что из текущей популяции случайным образом выбирается небольшая группа особей, после чего в качестве родителя выбирается особь с наибольшим значе</w:t>
-      </w:r>
-      <w:r>
-        <w:t>нием функции приспособленности.</w:t>
-      </w:r>
-    </w:p>
-    <w:p>
-      <w:pPr>
-        <w:pStyle w:val="a1"/>
-      </w:pPr>
-      <w:r>
-        <w:t>Выбор данного метода об</w:t>
-      </w:r>
-      <w:r>
-        <w:t>условлен несколькими причинами:</w:t>
+        <w:t xml:space="preserve">ких пар выбран турнирный отбор. </w:t>
+      </w:r>
+      <w:r>
+        <w:t xml:space="preserve">Суть метода заключается в том, что из текущей популяции случайным образом выбирается небольшая группа особей, после чего в качестве родителя выбирается особь с </w:t>
+      </w:r>
+      <w:r>
+        <w:t>наименьшим</w:t>
+      </w:r>
+      <w:r>
+        <w:t xml:space="preserve"> значением функции приспособленности.</w:t>
+      </w:r>
+    </w:p>
+    <w:p>
+      <w:pPr>
+        <w:pStyle w:val="a1"/>
+      </w:pPr>
+      <w:r>
+        <w:t>Выбор данного метода обусловлен несколькими причинами:</w:t>
       </w:r>
     </w:p>
     <w:p>
@@ -5057,10 +5402,7 @@
         <w:ind w:left="709" w:firstLine="0"/>
       </w:pPr>
       <w:r>
-        <w:t>П</w:t>
-      </w:r>
-      <w:r>
-        <w:t>ростотой программной реализации;</w:t>
+        <w:t>Простотой программной реализации;</w:t>
       </w:r>
     </w:p>
     <w:p>
@@ -5073,10 +5415,7 @@
         <w:ind w:left="709" w:firstLine="0"/>
       </w:pPr>
       <w:r>
-        <w:t>О</w:t>
-      </w:r>
-      <w:r>
-        <w:t>тсутствием необходимости вычислять вероятности выбора каждой особи;</w:t>
+        <w:t>Отсутствием необходимости вычислять вероятности выбора каждой особи;</w:t>
       </w:r>
     </w:p>
     <w:p>
@@ -5089,20 +5428,7 @@
         <w:ind w:left="709" w:firstLine="0"/>
       </w:pPr>
       <w:r>
-        <w:lastRenderedPageBreak/>
-        <w:t>У</w:t>
-      </w:r>
-      <w:r>
-        <w:t>стойчивостью к различным диапазонам зна</w:t>
-      </w:r>
-      <w:r>
-        <w:t xml:space="preserve">чений функции приспособленности. </w:t>
-      </w:r>
-      <w:r>
-        <w:t>По сравнению с рулеточным отбором турнирный метод менее чувствителен к масштабу функции качества и обеспечив</w:t>
-      </w:r>
-      <w:r>
-        <w:t>ает стабильную работу алгоритма;</w:t>
+        <w:t>Устойчивостью к различным диапазонам значений функции приспособленности. По сравнению с рулеточным отбором турнирный метод менее чувствителен к масштабу функции качества и обеспечивает стабильную работу алгоритма;</w:t>
       </w:r>
     </w:p>
     <w:p>
@@ -5115,88 +5441,109 @@
         <w:ind w:left="709" w:firstLine="0"/>
       </w:pPr>
       <w:r>
-        <w:t>Х</w:t>
-      </w:r>
-      <w:r>
-        <w:t>орошим балансом между исследованием новых решений и сохранением лучших найденных особей.</w:t>
+        <w:t>Хорошим балансом между исследованием новых решений и сохранением лучших найденных особей.</w:t>
       </w:r>
     </w:p>
     <w:p>
       <w:pPr>
         <w:pStyle w:val="4"/>
       </w:pPr>
-      <w:bookmarkStart w:id="23" w:name="_Toc234332651"/>
-      <w:r>
-        <w:t>1.3.6 Оператор скрещивания</w:t>
-      </w:r>
-      <w:bookmarkEnd w:id="23"/>
-    </w:p>
-    <w:p>
-      <w:pPr>
-        <w:pStyle w:val="a1"/>
-      </w:pPr>
-      <w:r>
-        <w:t>Для получения новых решений исполь</w:t>
-      </w:r>
-      <w:r>
-        <w:t xml:space="preserve">зуется равномерное скрещивание. </w:t>
-      </w:r>
-      <w:r>
-        <w:t>Для каждого гена независимо определяется, от какого родителя он будет унаследован. При формировании первого потомка для каждого гена с одинаковой вероятностью выбирается значение первого или второго родителя. Второй потомок получает противоположный выбор.</w:t>
-      </w:r>
-    </w:p>
-    <w:p>
-      <w:pPr>
-        <w:pStyle w:val="a1"/>
-      </w:pPr>
-      <w:r>
-        <w:t>Основным преимуществом такого метода является возможность свободного комбинирования отдельных удачных ребер из различных решений. В отличие от одноточечного или двухточечного скрещивания отсутствует привязка к расположению генов внутри хромосомы, что особенно важно при решении задачи поиска минимального остовного дерева, где порядок расположения ребер не оказывает</w:t>
-      </w:r>
-      <w:r>
-        <w:t xml:space="preserve"> влияния на качество решения.</w:t>
-      </w:r>
-    </w:p>
-    <w:p>
-      <w:pPr>
-        <w:pStyle w:val="a1"/>
-      </w:pPr>
-      <w:r>
-        <w:t xml:space="preserve">После завершения операции скрещивания выполняется процедура </w:t>
-      </w:r>
-      <w:r>
-        <w:t>исправления решения.</w:t>
+      <w:bookmarkStart w:id="25" w:name="_Toc234513464"/>
+      <w:r>
+        <w:t>2</w:t>
+      </w:r>
+      <w:r>
+        <w:t>.</w:t>
+      </w:r>
+      <w:r>
+        <w:t>2</w:t>
+      </w:r>
+      <w:r>
+        <w:t>.</w:t>
+      </w:r>
+      <w:r>
+        <w:t xml:space="preserve">5 </w:t>
+      </w:r>
+      <w:r>
+        <w:t>Оператор скрещивания</w:t>
+      </w:r>
+      <w:bookmarkEnd w:id="25"/>
+    </w:p>
+    <w:p>
+      <w:pPr>
+        <w:pStyle w:val="a1"/>
+      </w:pPr>
+      <w:r>
+        <w:t>Для получения новых решений используется равномерное скрещивание. Для каждого гена независимо определяется, от какого родителя он будет унаследован. При формировании первого потомка для каждого гена с одинаковой вероятностью выбирается значение первого или второго родителя. Второй потомок получает противоположный выбор.</w:t>
+      </w:r>
+    </w:p>
+    <w:p>
+      <w:pPr>
+        <w:pStyle w:val="a1"/>
+      </w:pPr>
+      <w:r>
+        <w:t xml:space="preserve">Для оператора задается вероятность выполнения, если значение меньше, то два выбранных родителя сразу отправляются в новое поколение, если </w:t>
+      </w:r>
+      <w:r>
+        <w:lastRenderedPageBreak/>
+        <w:t>значение больше, то происходит скрещивание и только их дети проходят дальше.</w:t>
+      </w:r>
+    </w:p>
+    <w:p>
+      <w:pPr>
+        <w:pStyle w:val="a1"/>
+      </w:pPr>
+      <w:r>
+        <w:t>Основным преимуществом такого метода является возможность свободного комбинирования отдельных удачных ребер из различных решений. В отличие от одноточечного или двухточечного скрещивания отсутствует привязка к расположению генов внутри хромосомы, что особенно важно при решении задачи поиска минимального остовного дерева, где порядок расположения ребер не оказывает влияния на качество решения.</w:t>
+      </w:r>
+    </w:p>
+    <w:p>
+      <w:pPr>
+        <w:pStyle w:val="a1"/>
+      </w:pPr>
+      <w:r>
+        <w:t>После завершения операции скрещивания выполняется процедура исправления решения.</w:t>
       </w:r>
     </w:p>
     <w:p>
       <w:pPr>
         <w:pStyle w:val="4"/>
       </w:pPr>
-      <w:bookmarkStart w:id="24" w:name="_Toc234332652"/>
-      <w:r>
-        <w:t>1.3.7 Оператор мутации</w:t>
-      </w:r>
-      <w:bookmarkEnd w:id="24"/>
-    </w:p>
-    <w:p>
-      <w:pPr>
-        <w:pStyle w:val="a1"/>
-      </w:pPr>
-      <w:r>
-        <w:t>Мутация предназначена для поддержания разнообразия популяции и предотвращения преждевременной сходимости</w:t>
-      </w:r>
-      <w:r>
-        <w:t xml:space="preserve"> алгоритма.</w:t>
-      </w:r>
-    </w:p>
-    <w:p>
-      <w:pPr>
-        <w:pStyle w:val="a1"/>
-      </w:pPr>
-      <w:r>
-        <w:t>В разработанном алгоритме мутация</w:t>
-      </w:r>
-      <w:r>
-        <w:t xml:space="preserve"> выполняется следующим образом:</w:t>
+      <w:bookmarkStart w:id="26" w:name="_Toc234513465"/>
+      <w:r>
+        <w:t>2</w:t>
+      </w:r>
+      <w:r>
+        <w:t>.</w:t>
+      </w:r>
+      <w:r>
+        <w:t>2</w:t>
+      </w:r>
+      <w:r>
+        <w:t>.</w:t>
+      </w:r>
+      <w:r>
+        <w:t>6</w:t>
+      </w:r>
+      <w:r>
+        <w:t xml:space="preserve"> Оператор мутации</w:t>
+      </w:r>
+      <w:bookmarkEnd w:id="26"/>
+    </w:p>
+    <w:p>
+      <w:pPr>
+        <w:pStyle w:val="a1"/>
+      </w:pPr>
+      <w:r>
+        <w:t>Мутация предназначена для поддержания разнообразия популяции и предотвращения преждевременной сходимости алгоритма.</w:t>
+      </w:r>
+    </w:p>
+    <w:p>
+      <w:pPr>
+        <w:pStyle w:val="a1"/>
+      </w:pPr>
+      <w:r>
+        <w:t>В разработанном алгоритме мутация выполняется следующим образом:</w:t>
       </w:r>
     </w:p>
     <w:p>
@@ -5209,10 +5556,7 @@
         <w:ind w:left="709" w:firstLine="0"/>
       </w:pPr>
       <w:r>
-        <w:t>С</w:t>
-      </w:r>
-      <w:r>
-        <w:t>лучайным образом удаляется одно ребро;</w:t>
+        <w:t>Случайным образом удаляется одно ребро;</w:t>
       </w:r>
     </w:p>
     <w:p>
@@ -5225,16 +5569,7 @@
         <w:ind w:left="709" w:firstLine="0"/>
       </w:pPr>
       <w:r>
-        <w:t>С</w:t>
-      </w:r>
-      <w:r>
-        <w:t>лучайным образом выбирается новое ребро исходного графа</w:t>
-      </w:r>
-      <w:r>
-        <w:t xml:space="preserve"> и добавляется в хромосому</w:t>
-      </w:r>
-      <w:r>
-        <w:t>;</w:t>
+        <w:t>Случайным образом выбирается новое ребро исходного графа и добавляется в хромосому;</w:t>
       </w:r>
     </w:p>
     <w:p>
@@ -5247,33 +5582,41 @@
         <w:ind w:left="709" w:firstLine="0"/>
       </w:pPr>
       <w:r>
-        <w:t>В</w:t>
-      </w:r>
-      <w:r>
-        <w:t>ыполняется процедура восстановления корректного дерева.</w:t>
-      </w:r>
-    </w:p>
-    <w:p>
-      <w:pPr>
-        <w:pStyle w:val="a1"/>
-      </w:pPr>
-      <w:r>
-        <w:lastRenderedPageBreak/>
-        <w:t>Такой подход позволяет исследовать новые области пространства поиска без существенного нарушен</w:t>
-      </w:r>
-      <w:r>
-        <w:t>ия структуры найденных решений.</w:t>
+        <w:t>Выполняется процедура восстановления корректного дерева.</w:t>
+      </w:r>
+    </w:p>
+    <w:p>
+      <w:pPr>
+        <w:pStyle w:val="a1"/>
+      </w:pPr>
+      <w:r>
+        <w:t>Такой подход позволяет исследовать новые области пространства поиска без существенного нарушения структуры найденных решений.</w:t>
       </w:r>
     </w:p>
     <w:p>
       <w:pPr>
         <w:pStyle w:val="4"/>
       </w:pPr>
-      <w:bookmarkStart w:id="25" w:name="_Toc234332653"/>
-      <w:r>
-        <w:t>1.3.8 Критерий завершения алгоритма</w:t>
-      </w:r>
-      <w:bookmarkEnd w:id="25"/>
+      <w:bookmarkStart w:id="27" w:name="_Toc234513466"/>
+      <w:r>
+        <w:t>2</w:t>
+      </w:r>
+      <w:r>
+        <w:t>.</w:t>
+      </w:r>
+      <w:r>
+        <w:t>2</w:t>
+      </w:r>
+      <w:r>
+        <w:t>.</w:t>
+      </w:r>
+      <w:r>
+        <w:t>7</w:t>
+      </w:r>
+      <w:r>
+        <w:t xml:space="preserve"> Критерий завершения алгоритма</w:t>
+      </w:r>
+      <w:bookmarkEnd w:id="27"/>
     </w:p>
     <w:p>
       <w:pPr>
@@ -5301,10 +5644,7 @@
         <w:ind w:left="709" w:firstLine="0"/>
       </w:pPr>
       <w:r>
-        <w:t>Д</w:t>
-      </w:r>
-      <w:r>
-        <w:t>остигнуто максимальное количество поколений;</w:t>
+        <w:t>Достигнуто максимальное количество поколений;</w:t>
       </w:r>
     </w:p>
     <w:p>
@@ -5317,71 +5657,20 @@
         <w:ind w:left="709" w:firstLine="0"/>
       </w:pPr>
       <w:r>
-        <w:t>Л</w:t>
-      </w:r>
-      <w:r>
-        <w:t>учшее найденное решение не улучшается в течение заданно</w:t>
-      </w:r>
-      <w:r>
-        <w:t>го количества поколений подряд.</w:t>
-      </w:r>
-    </w:p>
-    <w:p>
-      <w:pPr>
-        <w:pStyle w:val="a1"/>
-      </w:pPr>
-      <w:r>
-        <w:t xml:space="preserve">Использование сразу двух критериев позволяет, с одной стороны, гарантировать завершение работы программы, а с другой </w:t>
-      </w:r>
-      <w:r>
-        <w:t>–</w:t>
-      </w:r>
-      <w:r>
-        <w:t xml:space="preserve"> избежать выполнения лишних вычислений после фактической сходимости популяции.</w:t>
-      </w:r>
-    </w:p>
-    <w:p>
-      <w:pPr>
-        <w:pStyle w:val="3"/>
-        <w:ind w:left="0"/>
-      </w:pPr>
-      <w:bookmarkStart w:id="26" w:name="_Toc234332654"/>
-      <w:r>
-        <w:t>1.4 Проектирование графического интерфейса</w:t>
-      </w:r>
-      <w:bookmarkEnd w:id="26"/>
-    </w:p>
-    <w:bookmarkEnd w:id="5"/>
-    <w:p>
-      <w:pPr>
-        <w:pStyle w:val="a1"/>
-      </w:pPr>
-      <w:r>
-        <w:br w:type="page"/>
-      </w:r>
-    </w:p>
-    <w:p>
-      <w:pPr>
-        <w:pStyle w:val="2"/>
-        <w:ind w:left="0"/>
-      </w:pPr>
-      <w:bookmarkStart w:id="27" w:name="_Toc234332655"/>
+        <w:t>Лучшее найденное решение не улучшается в течение заданного количества поколений подряд.</w:t>
+      </w:r>
+    </w:p>
+    <w:p>
+      <w:pPr>
+        <w:pStyle w:val="a1"/>
+      </w:pPr>
       <w:r>
         <w:lastRenderedPageBreak/>
-        <w:t>2</w:t>
-      </w:r>
-      <w:r>
-        <w:t xml:space="preserve"> РЕЗУЛЬТАТЫ РАБОТЫ</w:t>
-      </w:r>
-      <w:bookmarkEnd w:id="27"/>
-      <w:r>
-        <w:t xml:space="preserve"> </w:t>
-      </w:r>
-    </w:p>
-    <w:p>
-      <w:pPr>
-        <w:pStyle w:val="a1"/>
-      </w:pPr>
+        <w:t>Использование сразу двух критериев позволяет, с одной стороны, гарантировать завершение работы программы, а с другой – избежать выполнения лишних вычислений после фа</w:t>
+      </w:r>
+      <w:r>
+        <w:t>ктической сходимости популяции.</w:t>
+      </w:r>
     </w:p>
     <w:p>
       <w:pPr>
@@ -5391,9 +5680,18 @@
           <w:numId w:val="2"/>
         </w:numPr>
       </w:pPr>
-      <w:bookmarkStart w:id="28" w:name="_Toc234332656"/>
-      <w:r>
-        <w:t>2.1. Формулировка задачи 1</w:t>
+      <w:bookmarkStart w:id="28" w:name="_Toc234513467"/>
+      <w:r>
+        <w:t>2.</w:t>
+      </w:r>
+      <w:r>
+        <w:t>3</w:t>
+      </w:r>
+      <w:r>
+        <w:t xml:space="preserve"> </w:t>
+      </w:r>
+      <w:r>
+        <w:t>Проектирование графического интерфейса</w:t>
       </w:r>
       <w:bookmarkEnd w:id="28"/>
     </w:p>
@@ -5401,6 +5699,804 @@
       <w:pPr>
         <w:pStyle w:val="a1"/>
       </w:pPr>
+      <w:r>
+        <w:t>Для обеспечения удобного взаимодействия пользователя с разработанным генетическим алгоритмом был реализован граф</w:t>
+      </w:r>
+      <w:r>
+        <w:t>ический интерфейс пользователя</w:t>
+      </w:r>
+      <w:r>
+        <w:t>. Интерфейс позволяет выполнять настройку параметров алгоритма, формировать входные данные различными способами, запускать процесс поиска решения и наблюдать за ходом выполнения алгори</w:t>
+      </w:r>
+      <w:r>
+        <w:t>тма в режиме реального времени.</w:t>
+      </w:r>
+    </w:p>
+    <w:p>
+      <w:pPr>
+        <w:pStyle w:val="a1"/>
+      </w:pPr>
+      <w:r>
+        <w:t>Разработка графического интерфейса выполнена с использованием библиотеки Dear ImGui, предназначенной для создания современных пользовательских интерфейсов в приложениях на языке C++. В качестве системы создания окна и обработки пользовательского ввода использовалась библиотека GLFW, обеспечивающая работу приложения независимо от операционной системы. Для построения графиков изменения функции качества решения применялась библиотека ImPlot, предоставляющая средства визуализации числовых данных непосред</w:t>
+      </w:r>
+      <w:r>
+        <w:t>ственно в интерфейсе программы.</w:t>
+      </w:r>
+    </w:p>
+    <w:p>
+      <w:pPr>
+        <w:pStyle w:val="a1"/>
+      </w:pPr>
+      <w:r>
+        <w:t>Графический интерфейс разделен на несколько логических блоков, каждый из которых отвечает за выполнение опреде</w:t>
+      </w:r>
+      <w:r>
+        <w:t>ленного этапа работы программы.</w:t>
+      </w:r>
+    </w:p>
+    <w:p>
+      <w:pPr>
+        <w:pStyle w:val="a1"/>
+      </w:pPr>
+      <w:r>
+        <w:t xml:space="preserve">Блок настройки параметров </w:t>
+      </w:r>
+      <w:r>
+        <w:t>алгоритма (см. Рисунок 1)</w:t>
+      </w:r>
+      <w:r>
+        <w:rPr>
+          <w:lang w:val="en-US"/>
+        </w:rPr>
+        <w:t xml:space="preserve">. </w:t>
+      </w:r>
+      <w:r>
+        <w:t>В данном разделе пользователь задает основные параметры генетического алгоритма, влияющие на процесс п</w:t>
+      </w:r>
+      <w:r>
+        <w:t>оиска решения. К ним относятся:</w:t>
+      </w:r>
+    </w:p>
+    <w:p>
+      <w:pPr>
+        <w:pStyle w:val="a1"/>
+        <w:numPr>
+          <w:ilvl w:val="0"/>
+          <w:numId w:val="13"/>
+        </w:numPr>
+        <w:ind w:left="709" w:firstLine="0"/>
+      </w:pPr>
+      <w:r>
+        <w:t>Р</w:t>
+      </w:r>
+      <w:r>
+        <w:t>азмер популяции;</w:t>
+      </w:r>
+    </w:p>
+    <w:p>
+      <w:pPr>
+        <w:pStyle w:val="a1"/>
+        <w:numPr>
+          <w:ilvl w:val="0"/>
+          <w:numId w:val="13"/>
+        </w:numPr>
+        <w:ind w:left="709" w:firstLine="0"/>
+      </w:pPr>
+      <w:r>
+        <w:t>М</w:t>
+      </w:r>
+      <w:r>
+        <w:t>аксимальное количество поколений;</w:t>
+      </w:r>
+    </w:p>
+    <w:p>
+      <w:pPr>
+        <w:pStyle w:val="a1"/>
+        <w:numPr>
+          <w:ilvl w:val="0"/>
+          <w:numId w:val="13"/>
+        </w:numPr>
+        <w:ind w:left="709" w:firstLine="0"/>
+      </w:pPr>
+      <w:r>
+        <w:t>В</w:t>
+      </w:r>
+      <w:r>
+        <w:t>ероятность выполнения скрещивания;</w:t>
+      </w:r>
+    </w:p>
+    <w:p>
+      <w:pPr>
+        <w:pStyle w:val="a1"/>
+        <w:numPr>
+          <w:ilvl w:val="0"/>
+          <w:numId w:val="13"/>
+        </w:numPr>
+        <w:ind w:left="709" w:firstLine="0"/>
+      </w:pPr>
+      <w:r>
+        <w:t>В</w:t>
+      </w:r>
+      <w:r>
+        <w:t>ероятность выполнения мутации;</w:t>
+      </w:r>
+    </w:p>
+    <w:p>
+      <w:pPr>
+        <w:pStyle w:val="a1"/>
+        <w:numPr>
+          <w:ilvl w:val="0"/>
+          <w:numId w:val="13"/>
+        </w:numPr>
+        <w:ind w:left="709" w:firstLine="0"/>
+      </w:pPr>
+      <w:r>
+        <w:t>Р</w:t>
+      </w:r>
+      <w:r>
+        <w:t>азмер турнирного отбора.</w:t>
+      </w:r>
+    </w:p>
+    <w:p>
+      <w:pPr>
+        <w:pStyle w:val="a1"/>
+      </w:pPr>
+      <w:r>
+        <w:lastRenderedPageBreak/>
+        <w:t>Наличие данных параметров позволяет исследовать влияние настроек алгоритма на качество найденного решения и скорость его получения.</w:t>
+      </w:r>
+    </w:p>
+    <w:p>
+      <w:pPr>
+        <w:pStyle w:val="a1"/>
+        <w:ind w:firstLine="0"/>
+        <w:jc w:val="center"/>
+      </w:pPr>
+      <w:r>
+        <w:drawing>
+          <wp:inline distT="0" distB="0" distL="0" distR="0" wp14:anchorId="776EC3B9" wp14:editId="6F577B6D">
+            <wp:extent cx="3315163" cy="1924319"/>
+            <wp:effectExtent l="0" t="0" r="0" b="0"/>
+            <wp:docPr id="1" name="Рисунок 1"/>
+            <wp:cNvGraphicFramePr>
+              <a:graphicFrameLocks xmlns:a="http://schemas.openxmlformats.org/drawingml/2006/main" noChangeAspect="1"/>
+            </wp:cNvGraphicFramePr>
+            <a:graphic xmlns:a="http://schemas.openxmlformats.org/drawingml/2006/main">
+              <a:graphicData uri="http://schemas.openxmlformats.org/drawingml/2006/picture">
+                <pic:pic xmlns:pic="http://schemas.openxmlformats.org/drawingml/2006/picture">
+                  <pic:nvPicPr>
+                    <pic:cNvPr id="1" name=""/>
+                    <pic:cNvPicPr/>
+                  </pic:nvPicPr>
+                  <pic:blipFill>
+                    <a:blip r:embed="rId8"/>
+                    <a:stretch>
+                      <a:fillRect/>
+                    </a:stretch>
+                  </pic:blipFill>
+                  <pic:spPr>
+                    <a:xfrm>
+                      <a:off x="0" y="0"/>
+                      <a:ext cx="3315163" cy="1924319"/>
+                    </a:xfrm>
+                    <a:prstGeom prst="rect">
+                      <a:avLst/>
+                    </a:prstGeom>
+                  </pic:spPr>
+                </pic:pic>
+              </a:graphicData>
+            </a:graphic>
+          </wp:inline>
+        </w:drawing>
+      </w:r>
+    </w:p>
+    <w:p>
+      <w:pPr>
+        <w:pStyle w:val="a1"/>
+        <w:ind w:firstLine="0"/>
+        <w:jc w:val="center"/>
+      </w:pPr>
+      <w:r>
+        <w:t xml:space="preserve">Рисунок </w:t>
+      </w:r>
+      <w:r>
+        <w:t>1</w:t>
+      </w:r>
+      <w:r>
+        <w:t xml:space="preserve"> – Блок настройки параметров алгоритма</w:t>
+      </w:r>
+    </w:p>
+    <w:p>
+      <w:pPr>
+        <w:pStyle w:val="a1"/>
+      </w:pPr>
+      <w:r>
+        <w:t>Блок формирования исходного графа</w:t>
+      </w:r>
+      <w:r>
+        <w:t xml:space="preserve"> </w:t>
+      </w:r>
+      <w:r>
+        <w:t xml:space="preserve">(см. Рисунок </w:t>
+      </w:r>
+      <w:r>
+        <w:t>2</w:t>
+      </w:r>
+      <w:r>
+        <w:t>)</w:t>
+      </w:r>
+      <w:r>
+        <w:t xml:space="preserve">. </w:t>
+      </w:r>
+      <w:r>
+        <w:t>Интерфейс предусматривает несколько способ</w:t>
+      </w:r>
+      <w:r>
+        <w:t>ов формирования входных данных:</w:t>
+      </w:r>
+    </w:p>
+    <w:p>
+      <w:pPr>
+        <w:pStyle w:val="a1"/>
+        <w:numPr>
+          <w:ilvl w:val="0"/>
+          <w:numId w:val="14"/>
+        </w:numPr>
+        <w:ind w:left="709" w:firstLine="0"/>
+      </w:pPr>
+      <w:r>
+        <w:t>З</w:t>
+      </w:r>
+      <w:r>
+        <w:t>агрузка графа из текстового файла;</w:t>
+      </w:r>
+    </w:p>
+    <w:p>
+      <w:pPr>
+        <w:pStyle w:val="a1"/>
+        <w:numPr>
+          <w:ilvl w:val="0"/>
+          <w:numId w:val="14"/>
+        </w:numPr>
+        <w:ind w:left="709" w:firstLine="0"/>
+      </w:pPr>
+      <w:r>
+        <w:t>С</w:t>
+      </w:r>
+      <w:r>
+        <w:t>лучайная генерация связного взвешенного графа;</w:t>
+      </w:r>
+    </w:p>
+    <w:p>
+      <w:pPr>
+        <w:pStyle w:val="a1"/>
+        <w:numPr>
+          <w:ilvl w:val="0"/>
+          <w:numId w:val="14"/>
+        </w:numPr>
+        <w:ind w:left="709" w:firstLine="0"/>
+      </w:pPr>
+      <w:r>
+        <w:t>Ручной ввод ребер графа через матрицу смежности (см. Рисунок 3)</w:t>
+      </w:r>
+      <w:r>
+        <w:t>.</w:t>
+      </w:r>
+    </w:p>
+    <w:p>
+      <w:pPr>
+        <w:pStyle w:val="a1"/>
+        <w:ind w:firstLine="0"/>
+        <w:jc w:val="center"/>
+      </w:pPr>
+      <w:r>
+        <w:rPr>
+          <w:noProof/>
+          <w:lang w:eastAsia="ru-RU" w:bidi="ar-SA"/>
+        </w:rPr>
+        <w:drawing>
+          <wp:inline distT="0" distB="0" distL="0" distR="0" wp14:anchorId="155FBF66" wp14:editId="6AF235AE">
+            <wp:extent cx="3801868" cy="710119"/>
+            <wp:effectExtent l="0" t="0" r="8255" b="0"/>
+            <wp:docPr id="3" name="Рисунок 3"/>
+            <wp:cNvGraphicFramePr>
+              <a:graphicFrameLocks xmlns:a="http://schemas.openxmlformats.org/drawingml/2006/main" noChangeAspect="1"/>
+            </wp:cNvGraphicFramePr>
+            <a:graphic xmlns:a="http://schemas.openxmlformats.org/drawingml/2006/main">
+              <a:graphicData uri="http://schemas.openxmlformats.org/drawingml/2006/picture">
+                <pic:pic xmlns:pic="http://schemas.openxmlformats.org/drawingml/2006/picture">
+                  <pic:nvPicPr>
+                    <pic:cNvPr id="3" name="Снимок экрана 2026-07-09 180710.png"/>
+                    <pic:cNvPicPr/>
+                  </pic:nvPicPr>
+                  <pic:blipFill>
+                    <a:blip r:embed="rId9">
+                      <a:extLst>
+                        <a:ext uri="{28A0092B-C50C-407E-A947-70E740481C1C}">
+                          <a14:useLocalDpi xmlns:a14="http://schemas.microsoft.com/office/drawing/2010/main" val="0"/>
+                        </a:ext>
+                      </a:extLst>
+                    </a:blip>
+                    <a:stretch>
+                      <a:fillRect/>
+                    </a:stretch>
+                  </pic:blipFill>
+                  <pic:spPr>
+                    <a:xfrm>
+                      <a:off x="0" y="0"/>
+                      <a:ext cx="3829951" cy="715364"/>
+                    </a:xfrm>
+                    <a:prstGeom prst="rect">
+                      <a:avLst/>
+                    </a:prstGeom>
+                  </pic:spPr>
+                </pic:pic>
+              </a:graphicData>
+            </a:graphic>
+          </wp:inline>
+        </w:drawing>
+      </w:r>
+    </w:p>
+    <w:p>
+      <w:pPr>
+        <w:pStyle w:val="a1"/>
+        <w:ind w:firstLine="0"/>
+        <w:jc w:val="center"/>
+      </w:pPr>
+      <w:r>
+        <w:t xml:space="preserve">Рисунок </w:t>
+      </w:r>
+      <w:r>
+        <w:t>2</w:t>
+      </w:r>
+      <w:r>
+        <w:t xml:space="preserve"> – Блок формирования входных данных</w:t>
+      </w:r>
+    </w:p>
+    <w:p>
+      <w:pPr>
+        <w:pStyle w:val="a1"/>
+        <w:ind w:firstLine="0"/>
+        <w:jc w:val="center"/>
+      </w:pPr>
+      <w:r>
+        <w:drawing>
+          <wp:inline distT="0" distB="0" distL="0" distR="0" wp14:anchorId="6CA9DC44" wp14:editId="0BEF3483">
+            <wp:extent cx="3812201" cy="2607012"/>
+            <wp:effectExtent l="0" t="0" r="0" b="3175"/>
+            <wp:docPr id="2" name="Рисунок 2"/>
+            <wp:cNvGraphicFramePr>
+              <a:graphicFrameLocks xmlns:a="http://schemas.openxmlformats.org/drawingml/2006/main" noChangeAspect="1"/>
+            </wp:cNvGraphicFramePr>
+            <a:graphic xmlns:a="http://schemas.openxmlformats.org/drawingml/2006/main">
+              <a:graphicData uri="http://schemas.openxmlformats.org/drawingml/2006/picture">
+                <pic:pic xmlns:pic="http://schemas.openxmlformats.org/drawingml/2006/picture">
+                  <pic:nvPicPr>
+                    <pic:cNvPr id="1" name=""/>
+                    <pic:cNvPicPr/>
+                  </pic:nvPicPr>
+                  <pic:blipFill>
+                    <a:blip r:embed="rId10"/>
+                    <a:stretch>
+                      <a:fillRect/>
+                    </a:stretch>
+                  </pic:blipFill>
+                  <pic:spPr>
+                    <a:xfrm>
+                      <a:off x="0" y="0"/>
+                      <a:ext cx="3984238" cy="2724661"/>
+                    </a:xfrm>
+                    <a:prstGeom prst="rect">
+                      <a:avLst/>
+                    </a:prstGeom>
+                  </pic:spPr>
+                </pic:pic>
+              </a:graphicData>
+            </a:graphic>
+          </wp:inline>
+        </w:drawing>
+      </w:r>
+    </w:p>
+    <w:p>
+      <w:pPr>
+        <w:pStyle w:val="a1"/>
+        <w:ind w:firstLine="0"/>
+        <w:jc w:val="center"/>
+      </w:pPr>
+      <w:r>
+        <w:t xml:space="preserve">Рисунок </w:t>
+      </w:r>
+      <w:r>
+        <w:t>3</w:t>
+      </w:r>
+      <w:r>
+        <w:t xml:space="preserve"> – Блок </w:t>
+      </w:r>
+      <w:r>
+        <w:t>ручного ввода для графа</w:t>
+      </w:r>
+    </w:p>
+    <w:p>
+      <w:pPr>
+        <w:pStyle w:val="a1"/>
+      </w:pPr>
+      <w:r>
+        <w:lastRenderedPageBreak/>
+        <w:t>Блок управления выполнением алгоритма</w:t>
+      </w:r>
+      <w:r>
+        <w:t xml:space="preserve"> </w:t>
+      </w:r>
+      <w:r>
+        <w:t xml:space="preserve">(см. Рисунок </w:t>
+      </w:r>
+      <w:r>
+        <w:t>4</w:t>
+      </w:r>
+      <w:r>
+        <w:t>)</w:t>
+      </w:r>
+      <w:r>
+        <w:t xml:space="preserve">. </w:t>
+      </w:r>
+      <w:r>
+        <w:t>Данный раздел содержит элементы управления процессом работы генетического алгоритма</w:t>
+      </w:r>
+      <w:r>
+        <w:t>. Пользователь может выполнить:</w:t>
+      </w:r>
+    </w:p>
+    <w:p>
+      <w:pPr>
+        <w:pStyle w:val="a1"/>
+        <w:numPr>
+          <w:ilvl w:val="0"/>
+          <w:numId w:val="15"/>
+        </w:numPr>
+        <w:ind w:left="709" w:firstLine="0"/>
+      </w:pPr>
+      <w:r>
+        <w:t>И</w:t>
+      </w:r>
+      <w:r>
+        <w:t>нициализацию алгоритма;</w:t>
+      </w:r>
+    </w:p>
+    <w:p>
+      <w:pPr>
+        <w:pStyle w:val="a1"/>
+        <w:numPr>
+          <w:ilvl w:val="0"/>
+          <w:numId w:val="15"/>
+        </w:numPr>
+        <w:ind w:left="709" w:firstLine="0"/>
+      </w:pPr>
+      <w:r>
+        <w:t>З</w:t>
+      </w:r>
+      <w:r>
+        <w:t>апуск алгоритма до получения конечного результата;</w:t>
+      </w:r>
+    </w:p>
+    <w:p>
+      <w:pPr>
+        <w:pStyle w:val="a1"/>
+        <w:numPr>
+          <w:ilvl w:val="0"/>
+          <w:numId w:val="15"/>
+        </w:numPr>
+        <w:ind w:left="709" w:firstLine="0"/>
+      </w:pPr>
+      <w:r>
+        <w:t>В</w:t>
+      </w:r>
+      <w:r>
+        <w:t>ыполнение одной итерации алгоритма;</w:t>
+      </w:r>
+    </w:p>
+    <w:p>
+      <w:pPr>
+        <w:pStyle w:val="a1"/>
+        <w:numPr>
+          <w:ilvl w:val="0"/>
+          <w:numId w:val="15"/>
+        </w:numPr>
+        <w:ind w:left="709" w:firstLine="0"/>
+      </w:pPr>
+      <w:r>
+        <w:t>О</w:t>
+      </w:r>
+      <w:r>
+        <w:t>становку процесса вычислений;</w:t>
+      </w:r>
+    </w:p>
+    <w:p>
+      <w:pPr>
+        <w:pStyle w:val="a1"/>
+        <w:numPr>
+          <w:ilvl w:val="0"/>
+          <w:numId w:val="15"/>
+        </w:numPr>
+        <w:ind w:left="709" w:firstLine="0"/>
+      </w:pPr>
+      <w:r>
+        <w:t>П</w:t>
+      </w:r>
+      <w:r>
+        <w:t>ереход к окончательному решению без отображения промежуточных поколений.</w:t>
+      </w:r>
+    </w:p>
+    <w:p>
+      <w:pPr>
+        <w:pStyle w:val="a1"/>
+      </w:pPr>
+      <w:r>
+        <w:t>Подобная организация позволяет как проводить пошаговое исследование работы алгоритма, так и получать результат в автоматическом режиме.</w:t>
+      </w:r>
+    </w:p>
+    <w:p>
+      <w:pPr>
+        <w:pStyle w:val="a1"/>
+        <w:ind w:firstLine="0"/>
+        <w:jc w:val="center"/>
+      </w:pPr>
+      <w:r>
+        <w:drawing>
+          <wp:inline distT="0" distB="0" distL="0" distR="0" wp14:anchorId="0BCBFA44" wp14:editId="162478C5">
+            <wp:extent cx="3546192" cy="2023353"/>
+            <wp:effectExtent l="0" t="0" r="0" b="0"/>
+            <wp:docPr id="6" name="Рисунок 6"/>
+            <wp:cNvGraphicFramePr>
+              <a:graphicFrameLocks xmlns:a="http://schemas.openxmlformats.org/drawingml/2006/main" noChangeAspect="1"/>
+            </wp:cNvGraphicFramePr>
+            <a:graphic xmlns:a="http://schemas.openxmlformats.org/drawingml/2006/main">
+              <a:graphicData uri="http://schemas.openxmlformats.org/drawingml/2006/picture">
+                <pic:pic xmlns:pic="http://schemas.openxmlformats.org/drawingml/2006/picture">
+                  <pic:nvPicPr>
+                    <pic:cNvPr id="1" name=""/>
+                    <pic:cNvPicPr/>
+                  </pic:nvPicPr>
+                  <pic:blipFill>
+                    <a:blip r:embed="rId11"/>
+                    <a:stretch>
+                      <a:fillRect/>
+                    </a:stretch>
+                  </pic:blipFill>
+                  <pic:spPr>
+                    <a:xfrm>
+                      <a:off x="0" y="0"/>
+                      <a:ext cx="3572644" cy="2038446"/>
+                    </a:xfrm>
+                    <a:prstGeom prst="rect">
+                      <a:avLst/>
+                    </a:prstGeom>
+                  </pic:spPr>
+                </pic:pic>
+              </a:graphicData>
+            </a:graphic>
+          </wp:inline>
+        </w:drawing>
+      </w:r>
+    </w:p>
+    <w:p>
+      <w:pPr>
+        <w:pStyle w:val="a1"/>
+        <w:ind w:firstLine="0"/>
+        <w:jc w:val="center"/>
+      </w:pPr>
+      <w:r>
+        <w:t xml:space="preserve">Рисунок </w:t>
+      </w:r>
+      <w:r>
+        <w:t>4</w:t>
+      </w:r>
+      <w:r>
+        <w:t xml:space="preserve"> – Блок у</w:t>
+      </w:r>
+      <w:r>
+        <w:t>правления выполнением алгоритма</w:t>
+      </w:r>
+    </w:p>
+    <w:p>
+      <w:pPr>
+        <w:pStyle w:val="a1"/>
+      </w:pPr>
+      <w:r>
+        <w:t xml:space="preserve">Блок визуализации графа </w:t>
+      </w:r>
+      <w:r>
+        <w:t xml:space="preserve">(см. Рисунок </w:t>
+      </w:r>
+      <w:r>
+        <w:t>5</w:t>
+      </w:r>
+      <w:r>
+        <w:t>)</w:t>
+      </w:r>
+      <w:r>
+        <w:t xml:space="preserve">. </w:t>
+      </w:r>
+      <w:r>
+        <w:t>Одной из основных частей интерфейса является область отображения графа. В процессе работы программы отображаются вершины графа и соединяющие их ребра. Во время выполнения генетического алгоритма визуализируется текущее решение, соответствующее выбранной особи популяции или лучше</w:t>
+      </w:r>
+      <w:r>
+        <w:t>му найденному остовному дереву.</w:t>
+      </w:r>
+    </w:p>
+    <w:p>
+      <w:pPr>
+        <w:pStyle w:val="a1"/>
+      </w:pPr>
+      <w:r>
+        <w:t>Визуализация позволяет наглядно проследить изменение структуры решения на протяжении выполнения алгоритма.</w:t>
+      </w:r>
+    </w:p>
+    <w:p>
+      <w:pPr>
+        <w:pStyle w:val="a1"/>
+        <w:ind w:firstLine="0"/>
+        <w:jc w:val="center"/>
+      </w:pPr>
+      <w:r>
+        <w:rPr>
+          <w:noProof/>
+          <w:lang w:eastAsia="ru-RU" w:bidi="ar-SA"/>
+        </w:rPr>
+        <w:lastRenderedPageBreak/>
+        <w:drawing>
+          <wp:inline distT="0" distB="0" distL="0" distR="0" wp14:anchorId="1BC50518" wp14:editId="0B2DFB8B">
+            <wp:extent cx="4601183" cy="5590063"/>
+            <wp:effectExtent l="0" t="0" r="9525" b="0"/>
+            <wp:docPr id="7" name="Рисунок 7"/>
+            <wp:cNvGraphicFramePr>
+              <a:graphicFrameLocks xmlns:a="http://schemas.openxmlformats.org/drawingml/2006/main" noChangeAspect="1"/>
+            </wp:cNvGraphicFramePr>
+            <a:graphic xmlns:a="http://schemas.openxmlformats.org/drawingml/2006/main">
+              <a:graphicData uri="http://schemas.openxmlformats.org/drawingml/2006/picture">
+                <pic:pic xmlns:pic="http://schemas.openxmlformats.org/drawingml/2006/picture">
+                  <pic:nvPicPr>
+                    <pic:cNvPr id="0" name="Picture 2"/>
+                    <pic:cNvPicPr>
+                      <a:picLocks noChangeAspect="1" noChangeArrowheads="1"/>
+                    </pic:cNvPicPr>
+                  </pic:nvPicPr>
+                  <pic:blipFill>
+                    <a:blip r:embed="rId12">
+                      <a:extLst>
+                        <a:ext uri="{28A0092B-C50C-407E-A947-70E740481C1C}">
+                          <a14:useLocalDpi xmlns:a14="http://schemas.microsoft.com/office/drawing/2010/main" val="0"/>
+                        </a:ext>
+                      </a:extLst>
+                    </a:blip>
+                    <a:srcRect/>
+                    <a:stretch>
+                      <a:fillRect/>
+                    </a:stretch>
+                  </pic:blipFill>
+                  <pic:spPr bwMode="auto">
+                    <a:xfrm>
+                      <a:off x="0" y="0"/>
+                      <a:ext cx="4623626" cy="5617329"/>
+                    </a:xfrm>
+                    <a:prstGeom prst="rect">
+                      <a:avLst/>
+                    </a:prstGeom>
+                    <a:noFill/>
+                  </pic:spPr>
+                </pic:pic>
+              </a:graphicData>
+            </a:graphic>
+          </wp:inline>
+        </w:drawing>
+      </w:r>
+    </w:p>
+    <w:p>
+      <w:pPr>
+        <w:pStyle w:val="a1"/>
+        <w:ind w:firstLine="0"/>
+        <w:jc w:val="center"/>
+      </w:pPr>
+      <w:r>
+        <w:t xml:space="preserve">Рисунок </w:t>
+      </w:r>
+      <w:r>
+        <w:t>5 – Область визуализации графа</w:t>
+      </w:r>
+    </w:p>
+    <w:p>
+      <w:pPr>
+        <w:pStyle w:val="a1"/>
+      </w:pPr>
+      <w:r>
+        <w:t>Блок отображения информации о популяции</w:t>
+      </w:r>
+      <w:r>
+        <w:rPr>
+          <w:lang w:val="en-US"/>
+        </w:rPr>
+        <w:t xml:space="preserve"> (</w:t>
+      </w:r>
+      <w:r>
+        <w:t xml:space="preserve">см. Рисунок 6). </w:t>
+      </w:r>
+      <w:r>
+        <w:t>Для анализа процесса работы генетического алгоритма предусмотрено отображение информации о текущем поколении и сформированной популяции. Пользователь может просматривать характеристики отдельных особей, значение функции приспособленности, суммарный вес найденного дер</w:t>
+      </w:r>
+      <w:r>
+        <w:t>ева и номер текущего поколения.</w:t>
+      </w:r>
+    </w:p>
+    <w:p>
+      <w:pPr>
+        <w:pStyle w:val="a1"/>
+      </w:pPr>
+      <w:r>
+        <w:t>При необходимости осуществляется переключение между различными особями текущей популяции, что позволяет анализировать разнообразие решений на каждом этапе эволюции.</w:t>
+      </w:r>
+    </w:p>
+    <w:p>
+      <w:pPr>
+        <w:pStyle w:val="a1"/>
+        <w:ind w:firstLine="0"/>
+        <w:jc w:val="center"/>
+      </w:pPr>
+      <w:r>
+        <w:lastRenderedPageBreak/>
+        <w:drawing>
+          <wp:inline distT="0" distB="0" distL="0" distR="0" wp14:anchorId="2E9EC3D8" wp14:editId="1BCC050C">
+            <wp:extent cx="3315163" cy="2400635"/>
+            <wp:effectExtent l="0" t="0" r="0" b="0"/>
+            <wp:docPr id="8" name="Рисунок 8"/>
+            <wp:cNvGraphicFramePr>
+              <a:graphicFrameLocks xmlns:a="http://schemas.openxmlformats.org/drawingml/2006/main" noChangeAspect="1"/>
+            </wp:cNvGraphicFramePr>
+            <a:graphic xmlns:a="http://schemas.openxmlformats.org/drawingml/2006/main">
+              <a:graphicData uri="http://schemas.openxmlformats.org/drawingml/2006/picture">
+                <pic:pic xmlns:pic="http://schemas.openxmlformats.org/drawingml/2006/picture">
+                  <pic:nvPicPr>
+                    <pic:cNvPr id="1" name=""/>
+                    <pic:cNvPicPr/>
+                  </pic:nvPicPr>
+                  <pic:blipFill>
+                    <a:blip r:embed="rId13"/>
+                    <a:stretch>
+                      <a:fillRect/>
+                    </a:stretch>
+                  </pic:blipFill>
+                  <pic:spPr>
+                    <a:xfrm>
+                      <a:off x="0" y="0"/>
+                      <a:ext cx="3315163" cy="2400635"/>
+                    </a:xfrm>
+                    <a:prstGeom prst="rect">
+                      <a:avLst/>
+                    </a:prstGeom>
+                  </pic:spPr>
+                </pic:pic>
+              </a:graphicData>
+            </a:graphic>
+          </wp:inline>
+        </w:drawing>
+      </w:r>
+    </w:p>
+    <w:p>
+      <w:pPr>
+        <w:pStyle w:val="a1"/>
+        <w:ind w:firstLine="0"/>
+        <w:jc w:val="center"/>
+      </w:pPr>
+      <w:r>
+        <w:t xml:space="preserve">Рисунок </w:t>
+      </w:r>
+      <w:r>
+        <w:t>6</w:t>
+      </w:r>
+      <w:r>
+        <w:t xml:space="preserve"> </w:t>
+      </w:r>
+      <w:r>
+        <w:t>– Отображение текущей популяции</w:t>
+      </w:r>
     </w:p>
     <w:p>
       <w:pPr>
@@ -5410,30 +6506,20 @@
           <w:numId w:val="2"/>
         </w:numPr>
       </w:pPr>
-      <w:bookmarkStart w:id="29" w:name="_Toc234332657"/>
-      <w:r>
-        <w:t>2.2. Формулировка задачи 2</w:t>
+      <w:bookmarkStart w:id="29" w:name="_Toc234513468"/>
+      <w:r>
+        <w:t>2.</w:t>
+      </w:r>
+      <w:r>
+        <w:t>4</w:t>
+      </w:r>
+      <w:r>
+        <w:t xml:space="preserve"> </w:t>
+      </w:r>
+      <w:r>
+        <w:t>Проектирование интеграции основного алгоритма в графический интерфейс</w:t>
       </w:r>
       <w:bookmarkEnd w:id="29"/>
-    </w:p>
-    <w:p>
-      <w:pPr>
-        <w:pStyle w:val="a1"/>
-      </w:pPr>
-    </w:p>
-    <w:p>
-      <w:pPr>
-        <w:pStyle w:val="3"/>
-        <w:numPr>
-          <w:ilvl w:val="2"/>
-          <w:numId w:val="2"/>
-        </w:numPr>
-      </w:pPr>
-      <w:bookmarkStart w:id="30" w:name="_Toc234332658"/>
-      <w:r>
-        <w:t>2.3. Формулировка задачи 3</w:t>
-      </w:r>
-      <w:bookmarkEnd w:id="30"/>
     </w:p>
     <w:p>
       <w:pPr>
@@ -5461,12 +6547,12 @@
           <w:numId w:val="2"/>
         </w:numPr>
       </w:pPr>
-      <w:bookmarkStart w:id="31" w:name="_Toc234332659"/>
+      <w:bookmarkStart w:id="30" w:name="_Toc234513469"/>
       <w:r>
         <w:lastRenderedPageBreak/>
         <w:t>3 ИСПОЛЬЗУЕМЫЕ ТЕХНОЛОГИИ</w:t>
       </w:r>
-      <w:bookmarkEnd w:id="31"/>
+      <w:bookmarkEnd w:id="30"/>
     </w:p>
     <w:p>
       <w:pPr>
@@ -5484,12 +6570,12 @@
           <w:numId w:val="2"/>
         </w:numPr>
       </w:pPr>
-      <w:bookmarkStart w:id="32" w:name="_Toc234332660"/>
+      <w:bookmarkStart w:id="31" w:name="_Toc234513470"/>
       <w:r>
         <w:lastRenderedPageBreak/>
         <w:t>4 ОТЗЫВ РУКОВОДИТЕЛЯ</w:t>
       </w:r>
-      <w:bookmarkEnd w:id="32"/>
+      <w:bookmarkEnd w:id="31"/>
     </w:p>
     <w:p>
       <w:pPr>
@@ -5512,12 +6598,12 @@
           <w:rFonts w:cs="Times New Roman"/>
         </w:rPr>
       </w:pPr>
-      <w:bookmarkStart w:id="33" w:name="_Toc234332661"/>
+      <w:bookmarkStart w:id="32" w:name="_Toc234513471"/>
       <w:r>
         <w:lastRenderedPageBreak/>
         <w:t>ЗАКЛЮЧЕНИЕ</w:t>
       </w:r>
-      <w:bookmarkEnd w:id="33"/>
+      <w:bookmarkEnd w:id="32"/>
     </w:p>
     <w:p>
       <w:pPr>
@@ -5538,8 +6624,8 @@
           <w:rFonts w:cs="Times New Roman"/>
         </w:rPr>
       </w:pPr>
-      <w:bookmarkStart w:id="34" w:name="_Toc73173388"/>
-      <w:bookmarkStart w:id="35" w:name="_Toc234332662"/>
+      <w:bookmarkStart w:id="33" w:name="_Toc73173388"/>
+      <w:bookmarkStart w:id="34" w:name="_Toc234513472"/>
       <w:r>
         <w:rPr>
           <w:rFonts w:cs="Times New Roman"/>
@@ -5547,8 +6633,8 @@
         <w:lastRenderedPageBreak/>
         <w:t>СПИСОК ИСПОЛЬЗОВАННЫХ ИСТОЧНИКОВ</w:t>
       </w:r>
+      <w:bookmarkEnd w:id="33"/>
       <w:bookmarkEnd w:id="34"/>
-      <w:bookmarkEnd w:id="35"/>
     </w:p>
     <w:p>
       <w:pPr>
@@ -5583,10 +6669,7 @@
         <w:t xml:space="preserve">]. </w:t>
       </w:r>
       <w:r>
-        <w:t>URL: https://octoverse.g</w:t>
-      </w:r>
-      <w:r>
-        <w:t>ithub.com (дата обращения: 28.04.2021).</w:t>
+        <w:t>URL: https://octoverse.github.com (дата обращения: 28.04.2021).</w:t>
       </w:r>
     </w:p>
     <w:p>
@@ -5622,7 +6705,7 @@
           <w:rFonts w:cs="Times New Roman"/>
         </w:rPr>
       </w:pPr>
-      <w:bookmarkStart w:id="36" w:name="_Toc234332663"/>
+      <w:bookmarkStart w:id="35" w:name="_Toc234513473"/>
       <w:r>
         <w:rPr>
           <w:rFonts w:cs="Times New Roman"/>
@@ -5631,7 +6714,7 @@
         <w:lastRenderedPageBreak/>
         <w:t>ПРИЛОЖЕНИЕ А</w:t>
       </w:r>
-      <w:bookmarkEnd w:id="36"/>
+      <w:bookmarkEnd w:id="35"/>
     </w:p>
     <w:p>
       <w:pPr>
@@ -5643,9 +6726,9 @@
       </w:pPr>
     </w:p>
     <w:sectPr>
-      <w:footerReference w:type="even" r:id="rId10"/>
-      <w:footerReference w:type="default" r:id="rId11"/>
-      <w:footerReference w:type="first" r:id="rId12"/>
+      <w:footerReference w:type="even" r:id="rId14"/>
+      <w:footerReference w:type="default" r:id="rId15"/>
+      <w:footerReference w:type="first" r:id="rId16"/>
       <w:pgSz w:w="11906" w:h="16838"/>
       <w:pgMar w:top="1134" w:right="850" w:bottom="1134" w:left="1701" w:header="0" w:footer="708" w:gutter="0"/>
       <w:cols w:space="720"/>
@@ -5655,46 +6738,6 @@
     </w:sectPr>
   </w:body>
 </w:document>
-</file>
-
-<file path=word/comments.xml><?xml version="1.0" encoding="utf-8"?>
-<w:comments xmlns:wpc="http://schemas.microsoft.com/office/word/2010/wordprocessingCanvas" xmlns:cx="http://schemas.microsoft.com/office/drawing/2014/chartex" xmlns:mc="http://schemas.openxmlformats.org/markup-compatibility/2006" xmlns:o="urn:schemas-microsoft-com:office:office" xmlns:r="http://schemas.openxmlformats.org/officeDocument/2006/relationships" xmlns:m="http://schemas.openxmlformats.org/officeDocument/2006/math" xmlns:v="urn:schemas-microsoft-com:vml" xmlns:wp14="http://schemas.microsoft.com/office/word/2010/wordprocessingDrawing" xmlns:wp="http://schemas.openxmlformats.org/drawingml/2006/wordprocessingDrawing" xmlns:w10="urn:schemas-microsoft-com:office:word" xmlns:w="http://schemas.openxmlformats.org/wordprocessingml/2006/main" xmlns:w14="http://schemas.microsoft.com/office/word/2010/wordml" xmlns:w15="http://schemas.microsoft.com/office/word/2012/wordml" xmlns:w16se="http://schemas.microsoft.com/office/word/2015/wordml/symex" xmlns:wpg="http://schemas.microsoft.com/office/word/2010/wordprocessingGroup" xmlns:wpi="http://schemas.microsoft.com/office/word/2010/wordprocessingInk" xmlns:wne="http://schemas.microsoft.com/office/word/2006/wordml" xmlns:wps="http://schemas.microsoft.com/office/word/2010/wordprocessingShape" mc:Ignorable="w14 w15 w16se wp14">
-  <w:comment w:id="0" w:author="каф. МОЭВМ" w:date="2025-10-25T12:20:00Z" w:initials="МОЭВМ">
-    <w:p>
-      <w:pPr>
-        <w:jc w:val="left"/>
-      </w:pPr>
-      <w:r>
-        <w:annotationRef/>
-      </w:r>
-      <w:r>
-        <w:rPr>
-          <w:rFonts w:ascii="Liberation Serif" w:hAnsi="Liberation Serif"/>
-          <w:sz w:val="20"/>
-        </w:rPr>
-        <w:t>Для студентов 2го курса – УЧЕБНАЯ практика</w:t>
-      </w:r>
-    </w:p>
-    <w:p>
-      <w:pPr>
-        <w:jc w:val="left"/>
-      </w:pPr>
-      <w:r>
-        <w:rPr>
-          <w:rFonts w:ascii="Liberation Serif" w:hAnsi="Liberation Serif"/>
-          <w:sz w:val="20"/>
-        </w:rPr>
-        <w:t>Для студентов 3го курса – ПРОИЗВОДСТВЕННАЯ практика</w:t>
-      </w:r>
-    </w:p>
-  </w:comment>
-</w:comments>
-</file>
-
-<file path=word/commentsExtended.xml><?xml version="1.0" encoding="utf-8"?>
-<w15:commentsEx xmlns:wpc="http://schemas.microsoft.com/office/word/2010/wordprocessingCanvas" xmlns:cx="http://schemas.microsoft.com/office/drawing/2014/chartex" xmlns:mc="http://schemas.openxmlformats.org/markup-compatibility/2006" xmlns:o="urn:schemas-microsoft-com:office:office" xmlns:r="http://schemas.openxmlformats.org/officeDocument/2006/relationships" xmlns:m="http://schemas.openxmlformats.org/officeDocument/2006/math" xmlns:v="urn:schemas-microsoft-com:vml" xmlns:wp14="http://schemas.microsoft.com/office/word/2010/wordprocessingDrawing" xmlns:wp="http://schemas.openxmlformats.org/drawingml/2006/wordprocessingDrawing" xmlns:w10="urn:schemas-microsoft-com:office:word" xmlns:w="http://schemas.openxmlformats.org/wordprocessingml/2006/main" xmlns:w14="http://schemas.microsoft.com/office/word/2010/wordml" xmlns:w15="http://schemas.microsoft.com/office/word/2012/wordml" xmlns:w16se="http://schemas.microsoft.com/office/word/2015/wordml/symex" xmlns:wpg="http://schemas.microsoft.com/office/word/2010/wordprocessingGroup" xmlns:wpi="http://schemas.microsoft.com/office/word/2010/wordprocessingInk" xmlns:wne="http://schemas.microsoft.com/office/word/2006/wordml" xmlns:wps="http://schemas.microsoft.com/office/word/2010/wordprocessingShape" mc:Ignorable="w14 w15 w16se wp14">
-  <w15:commentEx w15:paraId="11A3E391" w15:done="0"/>
-</w15:commentsEx>
 </file>
 
 <file path=word/endnotes.xml><?xml version="1.0" encoding="utf-8"?>
@@ -5767,7 +6810,7 @@
         <w:rStyle w:val="a6"/>
         <w:noProof/>
       </w:rPr>
-      <w:t>20</w:t>
+      <w:t>5</w:t>
     </w:r>
     <w:r>
       <w:rPr>
@@ -5817,6 +6860,119 @@
 <file path=word/numbering.xml><?xml version="1.0" encoding="utf-8"?>
 <w:numbering xmlns:wpc="http://schemas.microsoft.com/office/word/2010/wordprocessingCanvas" xmlns:cx="http://schemas.microsoft.com/office/drawing/2014/chartex" xmlns:mc="http://schemas.openxmlformats.org/markup-compatibility/2006" xmlns:o="urn:schemas-microsoft-com:office:office" xmlns:r="http://schemas.openxmlformats.org/officeDocument/2006/relationships" xmlns:m="http://schemas.openxmlformats.org/officeDocument/2006/math" xmlns:v="urn:schemas-microsoft-com:vml" xmlns:wp14="http://schemas.microsoft.com/office/word/2010/wordprocessingDrawing" xmlns:wp="http://schemas.openxmlformats.org/drawingml/2006/wordprocessingDrawing" xmlns:w10="urn:schemas-microsoft-com:office:word" xmlns:w="http://schemas.openxmlformats.org/wordprocessingml/2006/main" xmlns:w14="http://schemas.microsoft.com/office/word/2010/wordml" xmlns:w15="http://schemas.microsoft.com/office/word/2012/wordml" xmlns:w16se="http://schemas.microsoft.com/office/word/2015/wordml/symex" xmlns:wpg="http://schemas.microsoft.com/office/word/2010/wordprocessingGroup" xmlns:wpi="http://schemas.microsoft.com/office/word/2010/wordprocessingInk" xmlns:wne="http://schemas.microsoft.com/office/word/2006/wordml" xmlns:wps="http://schemas.microsoft.com/office/word/2010/wordprocessingShape" mc:Ignorable="w14 w15 w16se wp14">
   <w:abstractNum w:abstractNumId="0" w15:restartNumberingAfterBreak="0">
+    <w:nsid w:val="04F83F59"/>
+    <w:multiLevelType w:val="hybridMultilevel"/>
+    <w:tmpl w:val="86669E2C"/>
+    <w:lvl w:ilvl="0" w:tplc="04190001">
+      <w:start w:val="1"/>
+      <w:numFmt w:val="bullet"/>
+      <w:lvlText w:val=""/>
+      <w:lvlJc w:val="left"/>
+      <w:pPr>
+        <w:ind w:left="1429" w:hanging="360"/>
+      </w:pPr>
+      <w:rPr>
+        <w:rFonts w:ascii="Symbol" w:hAnsi="Symbol" w:hint="default"/>
+      </w:rPr>
+    </w:lvl>
+    <w:lvl w:ilvl="1" w:tplc="04190003" w:tentative="1">
+      <w:start w:val="1"/>
+      <w:numFmt w:val="bullet"/>
+      <w:lvlText w:val="o"/>
+      <w:lvlJc w:val="left"/>
+      <w:pPr>
+        <w:ind w:left="2149" w:hanging="360"/>
+      </w:pPr>
+      <w:rPr>
+        <w:rFonts w:ascii="Courier New" w:hAnsi="Courier New" w:cs="Courier New" w:hint="default"/>
+      </w:rPr>
+    </w:lvl>
+    <w:lvl w:ilvl="2" w:tplc="04190005" w:tentative="1">
+      <w:start w:val="1"/>
+      <w:numFmt w:val="bullet"/>
+      <w:lvlText w:val=""/>
+      <w:lvlJc w:val="left"/>
+      <w:pPr>
+        <w:ind w:left="2869" w:hanging="360"/>
+      </w:pPr>
+      <w:rPr>
+        <w:rFonts w:ascii="Wingdings" w:hAnsi="Wingdings" w:hint="default"/>
+      </w:rPr>
+    </w:lvl>
+    <w:lvl w:ilvl="3" w:tplc="04190001" w:tentative="1">
+      <w:start w:val="1"/>
+      <w:numFmt w:val="bullet"/>
+      <w:lvlText w:val=""/>
+      <w:lvlJc w:val="left"/>
+      <w:pPr>
+        <w:ind w:left="3589" w:hanging="360"/>
+      </w:pPr>
+      <w:rPr>
+        <w:rFonts w:ascii="Symbol" w:hAnsi="Symbol" w:hint="default"/>
+      </w:rPr>
+    </w:lvl>
+    <w:lvl w:ilvl="4" w:tplc="04190003" w:tentative="1">
+      <w:start w:val="1"/>
+      <w:numFmt w:val="bullet"/>
+      <w:lvlText w:val="o"/>
+      <w:lvlJc w:val="left"/>
+      <w:pPr>
+        <w:ind w:left="4309" w:hanging="360"/>
+      </w:pPr>
+      <w:rPr>
+        <w:rFonts w:ascii="Courier New" w:hAnsi="Courier New" w:cs="Courier New" w:hint="default"/>
+      </w:rPr>
+    </w:lvl>
+    <w:lvl w:ilvl="5" w:tplc="04190005" w:tentative="1">
+      <w:start w:val="1"/>
+      <w:numFmt w:val="bullet"/>
+      <w:lvlText w:val=""/>
+      <w:lvlJc w:val="left"/>
+      <w:pPr>
+        <w:ind w:left="5029" w:hanging="360"/>
+      </w:pPr>
+      <w:rPr>
+        <w:rFonts w:ascii="Wingdings" w:hAnsi="Wingdings" w:hint="default"/>
+      </w:rPr>
+    </w:lvl>
+    <w:lvl w:ilvl="6" w:tplc="04190001" w:tentative="1">
+      <w:start w:val="1"/>
+      <w:numFmt w:val="bullet"/>
+      <w:lvlText w:val=""/>
+      <w:lvlJc w:val="left"/>
+      <w:pPr>
+        <w:ind w:left="5749" w:hanging="360"/>
+      </w:pPr>
+      <w:rPr>
+        <w:rFonts w:ascii="Symbol" w:hAnsi="Symbol" w:hint="default"/>
+      </w:rPr>
+    </w:lvl>
+    <w:lvl w:ilvl="7" w:tplc="04190003" w:tentative="1">
+      <w:start w:val="1"/>
+      <w:numFmt w:val="bullet"/>
+      <w:lvlText w:val="o"/>
+      <w:lvlJc w:val="left"/>
+      <w:pPr>
+        <w:ind w:left="6469" w:hanging="360"/>
+      </w:pPr>
+      <w:rPr>
+        <w:rFonts w:ascii="Courier New" w:hAnsi="Courier New" w:cs="Courier New" w:hint="default"/>
+      </w:rPr>
+    </w:lvl>
+    <w:lvl w:ilvl="8" w:tplc="04190005" w:tentative="1">
+      <w:start w:val="1"/>
+      <w:numFmt w:val="bullet"/>
+      <w:lvlText w:val=""/>
+      <w:lvlJc w:val="left"/>
+      <w:pPr>
+        <w:ind w:left="7189" w:hanging="360"/>
+      </w:pPr>
+      <w:rPr>
+        <w:rFonts w:ascii="Wingdings" w:hAnsi="Wingdings" w:hint="default"/>
+      </w:rPr>
+    </w:lvl>
+  </w:abstractNum>
+  <w:abstractNum w:abstractNumId="1" w15:restartNumberingAfterBreak="0">
     <w:nsid w:val="09750174"/>
     <w:multiLevelType w:val="hybridMultilevel"/>
     <w:tmpl w:val="CF4C4A62"/>
@@ -5929,7 +7085,7 @@
       </w:rPr>
     </w:lvl>
   </w:abstractNum>
-  <w:abstractNum w:abstractNumId="1" w15:restartNumberingAfterBreak="0">
+  <w:abstractNum w:abstractNumId="2" w15:restartNumberingAfterBreak="0">
     <w:nsid w:val="1825072A"/>
     <w:multiLevelType w:val="hybridMultilevel"/>
     <w:tmpl w:val="860AAAE4"/>
@@ -6042,7 +7198,120 @@
       </w:rPr>
     </w:lvl>
   </w:abstractNum>
-  <w:abstractNum w:abstractNumId="2" w15:restartNumberingAfterBreak="0">
+  <w:abstractNum w:abstractNumId="3" w15:restartNumberingAfterBreak="0">
+    <w:nsid w:val="1D046A14"/>
+    <w:multiLevelType w:val="hybridMultilevel"/>
+    <w:tmpl w:val="7E283196"/>
+    <w:lvl w:ilvl="0" w:tplc="04190001">
+      <w:start w:val="1"/>
+      <w:numFmt w:val="bullet"/>
+      <w:lvlText w:val=""/>
+      <w:lvlJc w:val="left"/>
+      <w:pPr>
+        <w:ind w:left="1429" w:hanging="360"/>
+      </w:pPr>
+      <w:rPr>
+        <w:rFonts w:ascii="Symbol" w:hAnsi="Symbol" w:hint="default"/>
+      </w:rPr>
+    </w:lvl>
+    <w:lvl w:ilvl="1" w:tplc="04190003" w:tentative="1">
+      <w:start w:val="1"/>
+      <w:numFmt w:val="bullet"/>
+      <w:lvlText w:val="o"/>
+      <w:lvlJc w:val="left"/>
+      <w:pPr>
+        <w:ind w:left="2149" w:hanging="360"/>
+      </w:pPr>
+      <w:rPr>
+        <w:rFonts w:ascii="Courier New" w:hAnsi="Courier New" w:cs="Courier New" w:hint="default"/>
+      </w:rPr>
+    </w:lvl>
+    <w:lvl w:ilvl="2" w:tplc="04190005" w:tentative="1">
+      <w:start w:val="1"/>
+      <w:numFmt w:val="bullet"/>
+      <w:lvlText w:val=""/>
+      <w:lvlJc w:val="left"/>
+      <w:pPr>
+        <w:ind w:left="2869" w:hanging="360"/>
+      </w:pPr>
+      <w:rPr>
+        <w:rFonts w:ascii="Wingdings" w:hAnsi="Wingdings" w:hint="default"/>
+      </w:rPr>
+    </w:lvl>
+    <w:lvl w:ilvl="3" w:tplc="04190001" w:tentative="1">
+      <w:start w:val="1"/>
+      <w:numFmt w:val="bullet"/>
+      <w:lvlText w:val=""/>
+      <w:lvlJc w:val="left"/>
+      <w:pPr>
+        <w:ind w:left="3589" w:hanging="360"/>
+      </w:pPr>
+      <w:rPr>
+        <w:rFonts w:ascii="Symbol" w:hAnsi="Symbol" w:hint="default"/>
+      </w:rPr>
+    </w:lvl>
+    <w:lvl w:ilvl="4" w:tplc="04190003" w:tentative="1">
+      <w:start w:val="1"/>
+      <w:numFmt w:val="bullet"/>
+      <w:lvlText w:val="o"/>
+      <w:lvlJc w:val="left"/>
+      <w:pPr>
+        <w:ind w:left="4309" w:hanging="360"/>
+      </w:pPr>
+      <w:rPr>
+        <w:rFonts w:ascii="Courier New" w:hAnsi="Courier New" w:cs="Courier New" w:hint="default"/>
+      </w:rPr>
+    </w:lvl>
+    <w:lvl w:ilvl="5" w:tplc="04190005" w:tentative="1">
+      <w:start w:val="1"/>
+      <w:numFmt w:val="bullet"/>
+      <w:lvlText w:val=""/>
+      <w:lvlJc w:val="left"/>
+      <w:pPr>
+        <w:ind w:left="5029" w:hanging="360"/>
+      </w:pPr>
+      <w:rPr>
+        <w:rFonts w:ascii="Wingdings" w:hAnsi="Wingdings" w:hint="default"/>
+      </w:rPr>
+    </w:lvl>
+    <w:lvl w:ilvl="6" w:tplc="04190001" w:tentative="1">
+      <w:start w:val="1"/>
+      <w:numFmt w:val="bullet"/>
+      <w:lvlText w:val=""/>
+      <w:lvlJc w:val="left"/>
+      <w:pPr>
+        <w:ind w:left="5749" w:hanging="360"/>
+      </w:pPr>
+      <w:rPr>
+        <w:rFonts w:ascii="Symbol" w:hAnsi="Symbol" w:hint="default"/>
+      </w:rPr>
+    </w:lvl>
+    <w:lvl w:ilvl="7" w:tplc="04190003" w:tentative="1">
+      <w:start w:val="1"/>
+      <w:numFmt w:val="bullet"/>
+      <w:lvlText w:val="o"/>
+      <w:lvlJc w:val="left"/>
+      <w:pPr>
+        <w:ind w:left="6469" w:hanging="360"/>
+      </w:pPr>
+      <w:rPr>
+        <w:rFonts w:ascii="Courier New" w:hAnsi="Courier New" w:cs="Courier New" w:hint="default"/>
+      </w:rPr>
+    </w:lvl>
+    <w:lvl w:ilvl="8" w:tplc="04190005" w:tentative="1">
+      <w:start w:val="1"/>
+      <w:numFmt w:val="bullet"/>
+      <w:lvlText w:val=""/>
+      <w:lvlJc w:val="left"/>
+      <w:pPr>
+        <w:ind w:left="7189" w:hanging="360"/>
+      </w:pPr>
+      <w:rPr>
+        <w:rFonts w:ascii="Wingdings" w:hAnsi="Wingdings" w:hint="default"/>
+      </w:rPr>
+    </w:lvl>
+  </w:abstractNum>
+  <w:abstractNum w:abstractNumId="4" w15:restartNumberingAfterBreak="0">
     <w:nsid w:val="47BD5E39"/>
     <w:multiLevelType w:val="multilevel"/>
     <w:tmpl w:val="F7680172"/>
@@ -6155,7 +7424,120 @@
       </w:pPr>
     </w:lvl>
   </w:abstractNum>
-  <w:abstractNum w:abstractNumId="3" w15:restartNumberingAfterBreak="0">
+  <w:abstractNum w:abstractNumId="5" w15:restartNumberingAfterBreak="0">
+    <w:nsid w:val="4A8751DB"/>
+    <w:multiLevelType w:val="hybridMultilevel"/>
+    <w:tmpl w:val="E4CE3088"/>
+    <w:lvl w:ilvl="0" w:tplc="04190001">
+      <w:start w:val="1"/>
+      <w:numFmt w:val="bullet"/>
+      <w:lvlText w:val=""/>
+      <w:lvlJc w:val="left"/>
+      <w:pPr>
+        <w:ind w:left="1429" w:hanging="360"/>
+      </w:pPr>
+      <w:rPr>
+        <w:rFonts w:ascii="Symbol" w:hAnsi="Symbol" w:hint="default"/>
+      </w:rPr>
+    </w:lvl>
+    <w:lvl w:ilvl="1" w:tplc="04190003" w:tentative="1">
+      <w:start w:val="1"/>
+      <w:numFmt w:val="bullet"/>
+      <w:lvlText w:val="o"/>
+      <w:lvlJc w:val="left"/>
+      <w:pPr>
+        <w:ind w:left="2149" w:hanging="360"/>
+      </w:pPr>
+      <w:rPr>
+        <w:rFonts w:ascii="Courier New" w:hAnsi="Courier New" w:cs="Courier New" w:hint="default"/>
+      </w:rPr>
+    </w:lvl>
+    <w:lvl w:ilvl="2" w:tplc="04190005" w:tentative="1">
+      <w:start w:val="1"/>
+      <w:numFmt w:val="bullet"/>
+      <w:lvlText w:val=""/>
+      <w:lvlJc w:val="left"/>
+      <w:pPr>
+        <w:ind w:left="2869" w:hanging="360"/>
+      </w:pPr>
+      <w:rPr>
+        <w:rFonts w:ascii="Wingdings" w:hAnsi="Wingdings" w:hint="default"/>
+      </w:rPr>
+    </w:lvl>
+    <w:lvl w:ilvl="3" w:tplc="04190001" w:tentative="1">
+      <w:start w:val="1"/>
+      <w:numFmt w:val="bullet"/>
+      <w:lvlText w:val=""/>
+      <w:lvlJc w:val="left"/>
+      <w:pPr>
+        <w:ind w:left="3589" w:hanging="360"/>
+      </w:pPr>
+      <w:rPr>
+        <w:rFonts w:ascii="Symbol" w:hAnsi="Symbol" w:hint="default"/>
+      </w:rPr>
+    </w:lvl>
+    <w:lvl w:ilvl="4" w:tplc="04190003" w:tentative="1">
+      <w:start w:val="1"/>
+      <w:numFmt w:val="bullet"/>
+      <w:lvlText w:val="o"/>
+      <w:lvlJc w:val="left"/>
+      <w:pPr>
+        <w:ind w:left="4309" w:hanging="360"/>
+      </w:pPr>
+      <w:rPr>
+        <w:rFonts w:ascii="Courier New" w:hAnsi="Courier New" w:cs="Courier New" w:hint="default"/>
+      </w:rPr>
+    </w:lvl>
+    <w:lvl w:ilvl="5" w:tplc="04190005" w:tentative="1">
+      <w:start w:val="1"/>
+      <w:numFmt w:val="bullet"/>
+      <w:lvlText w:val=""/>
+      <w:lvlJc w:val="left"/>
+      <w:pPr>
+        <w:ind w:left="5029" w:hanging="360"/>
+      </w:pPr>
+      <w:rPr>
+        <w:rFonts w:ascii="Wingdings" w:hAnsi="Wingdings" w:hint="default"/>
+      </w:rPr>
+    </w:lvl>
+    <w:lvl w:ilvl="6" w:tplc="04190001" w:tentative="1">
+      <w:start w:val="1"/>
+      <w:numFmt w:val="bullet"/>
+      <w:lvlText w:val=""/>
+      <w:lvlJc w:val="left"/>
+      <w:pPr>
+        <w:ind w:left="5749" w:hanging="360"/>
+      </w:pPr>
+      <w:rPr>
+        <w:rFonts w:ascii="Symbol" w:hAnsi="Symbol" w:hint="default"/>
+      </w:rPr>
+    </w:lvl>
+    <w:lvl w:ilvl="7" w:tplc="04190003" w:tentative="1">
+      <w:start w:val="1"/>
+      <w:numFmt w:val="bullet"/>
+      <w:lvlText w:val="o"/>
+      <w:lvlJc w:val="left"/>
+      <w:pPr>
+        <w:ind w:left="6469" w:hanging="360"/>
+      </w:pPr>
+      <w:rPr>
+        <w:rFonts w:ascii="Courier New" w:hAnsi="Courier New" w:cs="Courier New" w:hint="default"/>
+      </w:rPr>
+    </w:lvl>
+    <w:lvl w:ilvl="8" w:tplc="04190005" w:tentative="1">
+      <w:start w:val="1"/>
+      <w:numFmt w:val="bullet"/>
+      <w:lvlText w:val=""/>
+      <w:lvlJc w:val="left"/>
+      <w:pPr>
+        <w:ind w:left="7189" w:hanging="360"/>
+      </w:pPr>
+      <w:rPr>
+        <w:rFonts w:ascii="Wingdings" w:hAnsi="Wingdings" w:hint="default"/>
+      </w:rPr>
+    </w:lvl>
+  </w:abstractNum>
+  <w:abstractNum w:abstractNumId="6" w15:restartNumberingAfterBreak="0">
     <w:nsid w:val="4F9432AE"/>
     <w:multiLevelType w:val="multilevel"/>
     <w:tmpl w:val="F082634C"/>
@@ -6278,7 +7660,7 @@
       </w:pPr>
     </w:lvl>
   </w:abstractNum>
-  <w:abstractNum w:abstractNumId="4" w15:restartNumberingAfterBreak="0">
+  <w:abstractNum w:abstractNumId="7" w15:restartNumberingAfterBreak="0">
     <w:nsid w:val="559B52D1"/>
     <w:multiLevelType w:val="hybridMultilevel"/>
     <w:tmpl w:val="2E1A1A5E"/>
@@ -6391,7 +7773,7 @@
       </w:rPr>
     </w:lvl>
   </w:abstractNum>
-  <w:abstractNum w:abstractNumId="5" w15:restartNumberingAfterBreak="0">
+  <w:abstractNum w:abstractNumId="8" w15:restartNumberingAfterBreak="0">
     <w:nsid w:val="57B92315"/>
     <w:multiLevelType w:val="multilevel"/>
     <w:tmpl w:val="0A48AA1A"/>
@@ -6513,7 +7895,120 @@
       </w:pPr>
     </w:lvl>
   </w:abstractNum>
-  <w:abstractNum w:abstractNumId="6" w15:restartNumberingAfterBreak="0">
+  <w:abstractNum w:abstractNumId="9" w15:restartNumberingAfterBreak="0">
+    <w:nsid w:val="60A56274"/>
+    <w:multiLevelType w:val="hybridMultilevel"/>
+    <w:tmpl w:val="737E38FE"/>
+    <w:lvl w:ilvl="0" w:tplc="04190001">
+      <w:start w:val="1"/>
+      <w:numFmt w:val="bullet"/>
+      <w:lvlText w:val=""/>
+      <w:lvlJc w:val="left"/>
+      <w:pPr>
+        <w:ind w:left="1429" w:hanging="360"/>
+      </w:pPr>
+      <w:rPr>
+        <w:rFonts w:ascii="Symbol" w:hAnsi="Symbol" w:hint="default"/>
+      </w:rPr>
+    </w:lvl>
+    <w:lvl w:ilvl="1" w:tplc="04190003" w:tentative="1">
+      <w:start w:val="1"/>
+      <w:numFmt w:val="bullet"/>
+      <w:lvlText w:val="o"/>
+      <w:lvlJc w:val="left"/>
+      <w:pPr>
+        <w:ind w:left="2149" w:hanging="360"/>
+      </w:pPr>
+      <w:rPr>
+        <w:rFonts w:ascii="Courier New" w:hAnsi="Courier New" w:cs="Courier New" w:hint="default"/>
+      </w:rPr>
+    </w:lvl>
+    <w:lvl w:ilvl="2" w:tplc="04190005" w:tentative="1">
+      <w:start w:val="1"/>
+      <w:numFmt w:val="bullet"/>
+      <w:lvlText w:val=""/>
+      <w:lvlJc w:val="left"/>
+      <w:pPr>
+        <w:ind w:left="2869" w:hanging="360"/>
+      </w:pPr>
+      <w:rPr>
+        <w:rFonts w:ascii="Wingdings" w:hAnsi="Wingdings" w:hint="default"/>
+      </w:rPr>
+    </w:lvl>
+    <w:lvl w:ilvl="3" w:tplc="04190001" w:tentative="1">
+      <w:start w:val="1"/>
+      <w:numFmt w:val="bullet"/>
+      <w:lvlText w:val=""/>
+      <w:lvlJc w:val="left"/>
+      <w:pPr>
+        <w:ind w:left="3589" w:hanging="360"/>
+      </w:pPr>
+      <w:rPr>
+        <w:rFonts w:ascii="Symbol" w:hAnsi="Symbol" w:hint="default"/>
+      </w:rPr>
+    </w:lvl>
+    <w:lvl w:ilvl="4" w:tplc="04190003" w:tentative="1">
+      <w:start w:val="1"/>
+      <w:numFmt w:val="bullet"/>
+      <w:lvlText w:val="o"/>
+      <w:lvlJc w:val="left"/>
+      <w:pPr>
+        <w:ind w:left="4309" w:hanging="360"/>
+      </w:pPr>
+      <w:rPr>
+        <w:rFonts w:ascii="Courier New" w:hAnsi="Courier New" w:cs="Courier New" w:hint="default"/>
+      </w:rPr>
+    </w:lvl>
+    <w:lvl w:ilvl="5" w:tplc="04190005" w:tentative="1">
+      <w:start w:val="1"/>
+      <w:numFmt w:val="bullet"/>
+      <w:lvlText w:val=""/>
+      <w:lvlJc w:val="left"/>
+      <w:pPr>
+        <w:ind w:left="5029" w:hanging="360"/>
+      </w:pPr>
+      <w:rPr>
+        <w:rFonts w:ascii="Wingdings" w:hAnsi="Wingdings" w:hint="default"/>
+      </w:rPr>
+    </w:lvl>
+    <w:lvl w:ilvl="6" w:tplc="04190001" w:tentative="1">
+      <w:start w:val="1"/>
+      <w:numFmt w:val="bullet"/>
+      <w:lvlText w:val=""/>
+      <w:lvlJc w:val="left"/>
+      <w:pPr>
+        <w:ind w:left="5749" w:hanging="360"/>
+      </w:pPr>
+      <w:rPr>
+        <w:rFonts w:ascii="Symbol" w:hAnsi="Symbol" w:hint="default"/>
+      </w:rPr>
+    </w:lvl>
+    <w:lvl w:ilvl="7" w:tplc="04190003" w:tentative="1">
+      <w:start w:val="1"/>
+      <w:numFmt w:val="bullet"/>
+      <w:lvlText w:val="o"/>
+      <w:lvlJc w:val="left"/>
+      <w:pPr>
+        <w:ind w:left="6469" w:hanging="360"/>
+      </w:pPr>
+      <w:rPr>
+        <w:rFonts w:ascii="Courier New" w:hAnsi="Courier New" w:cs="Courier New" w:hint="default"/>
+      </w:rPr>
+    </w:lvl>
+    <w:lvl w:ilvl="8" w:tplc="04190005" w:tentative="1">
+      <w:start w:val="1"/>
+      <w:numFmt w:val="bullet"/>
+      <w:lvlText w:val=""/>
+      <w:lvlJc w:val="left"/>
+      <w:pPr>
+        <w:ind w:left="7189" w:hanging="360"/>
+      </w:pPr>
+      <w:rPr>
+        <w:rFonts w:ascii="Wingdings" w:hAnsi="Wingdings" w:hint="default"/>
+      </w:rPr>
+    </w:lvl>
+  </w:abstractNum>
+  <w:abstractNum w:abstractNumId="10" w15:restartNumberingAfterBreak="0">
     <w:nsid w:val="60F562AE"/>
     <w:multiLevelType w:val="hybridMultilevel"/>
     <w:tmpl w:val="EC3AEB66"/>
@@ -6626,7 +8121,7 @@
       </w:rPr>
     </w:lvl>
   </w:abstractNum>
-  <w:abstractNum w:abstractNumId="7" w15:restartNumberingAfterBreak="0">
+  <w:abstractNum w:abstractNumId="11" w15:restartNumberingAfterBreak="0">
     <w:nsid w:val="667E47BC"/>
     <w:multiLevelType w:val="multilevel"/>
     <w:tmpl w:val="51C09174"/>
@@ -6766,7 +8261,7 @@
       </w:rPr>
     </w:lvl>
   </w:abstractNum>
-  <w:abstractNum w:abstractNumId="8" w15:restartNumberingAfterBreak="0">
+  <w:abstractNum w:abstractNumId="12" w15:restartNumberingAfterBreak="0">
     <w:nsid w:val="702624B9"/>
     <w:multiLevelType w:val="multilevel"/>
     <w:tmpl w:val="254663B4"/>
@@ -6889,7 +8384,7 @@
       </w:pPr>
     </w:lvl>
   </w:abstractNum>
-  <w:abstractNum w:abstractNumId="9" w15:restartNumberingAfterBreak="0">
+  <w:abstractNum w:abstractNumId="13" w15:restartNumberingAfterBreak="0">
     <w:nsid w:val="761E36B6"/>
     <w:multiLevelType w:val="hybridMultilevel"/>
     <w:tmpl w:val="CD04A4C2"/>
@@ -7002,7 +8497,7 @@
       </w:rPr>
     </w:lvl>
   </w:abstractNum>
-  <w:abstractNum w:abstractNumId="10" w15:restartNumberingAfterBreak="0">
+  <w:abstractNum w:abstractNumId="14" w15:restartNumberingAfterBreak="0">
     <w:nsid w:val="7A333C6B"/>
     <w:multiLevelType w:val="multilevel"/>
     <w:tmpl w:val="0D54C09C"/>
@@ -7144,37 +8639,49 @@
     </w:lvl>
   </w:abstractNum>
   <w:num w:numId="1">
+    <w:abstractNumId w:val="6"/>
+  </w:num>
+  <w:num w:numId="2">
+    <w:abstractNumId w:val="12"/>
+  </w:num>
+  <w:num w:numId="3">
+    <w:abstractNumId w:val="4"/>
+  </w:num>
+  <w:num w:numId="4">
+    <w:abstractNumId w:val="14"/>
+  </w:num>
+  <w:num w:numId="5">
+    <w:abstractNumId w:val="11"/>
+  </w:num>
+  <w:num w:numId="6">
+    <w:abstractNumId w:val="8"/>
+  </w:num>
+  <w:num w:numId="7">
+    <w:abstractNumId w:val="10"/>
+  </w:num>
+  <w:num w:numId="8">
+    <w:abstractNumId w:val="13"/>
+  </w:num>
+  <w:num w:numId="9">
+    <w:abstractNumId w:val="7"/>
+  </w:num>
+  <w:num w:numId="10">
+    <w:abstractNumId w:val="1"/>
+  </w:num>
+  <w:num w:numId="11">
+    <w:abstractNumId w:val="2"/>
+  </w:num>
+  <w:num w:numId="12">
+    <w:abstractNumId w:val="0"/>
+  </w:num>
+  <w:num w:numId="13">
     <w:abstractNumId w:val="3"/>
   </w:num>
-  <w:num w:numId="2">
-    <w:abstractNumId w:val="8"/>
-  </w:num>
-  <w:num w:numId="3">
-    <w:abstractNumId w:val="2"/>
-  </w:num>
-  <w:num w:numId="4">
-    <w:abstractNumId w:val="10"/>
-  </w:num>
-  <w:num w:numId="5">
-    <w:abstractNumId w:val="7"/>
-  </w:num>
-  <w:num w:numId="6">
-    <w:abstractNumId w:val="5"/>
-  </w:num>
-  <w:num w:numId="7">
-    <w:abstractNumId w:val="6"/>
-  </w:num>
-  <w:num w:numId="8">
+  <w:num w:numId="14">
     <w:abstractNumId w:val="9"/>
   </w:num>
-  <w:num w:numId="9">
-    <w:abstractNumId w:val="4"/>
-  </w:num>
-  <w:num w:numId="10">
-    <w:abstractNumId w:val="0"/>
-  </w:num>
-  <w:num w:numId="11">
-    <w:abstractNumId w:val="1"/>
+  <w:num w:numId="15">
+    <w:abstractNumId w:val="5"/>
   </w:num>
 </w:numbering>
 </file>
@@ -7198,7 +8705,7 @@
     <w:lsdException w:name="Normal" w:uiPriority="0"/>
     <w:lsdException w:name="heading 1" w:uiPriority="9"/>
     <w:lsdException w:name="heading 2" w:semiHidden="1" w:uiPriority="0" w:unhideWhenUsed="1" w:qFormat="1"/>
-    <w:lsdException w:name="heading 3" w:semiHidden="1" w:uiPriority="0" w:unhideWhenUsed="1" w:qFormat="1"/>
+    <w:lsdException w:name="heading 3" w:semiHidden="1" w:uiPriority="9" w:unhideWhenUsed="1" w:qFormat="1"/>
     <w:lsdException w:name="heading 4" w:semiHidden="1" w:uiPriority="0" w:unhideWhenUsed="1" w:qFormat="1"/>
     <w:lsdException w:name="heading 5" w:semiHidden="1" w:uiPriority="9" w:unhideWhenUsed="1"/>
     <w:lsdException w:name="heading 6" w:semiHidden="1" w:uiPriority="9" w:unhideWhenUsed="1" w:qFormat="1"/>
@@ -7261,7 +8768,7 @@
     <w:lsdException w:name="Closing" w:semiHidden="1" w:unhideWhenUsed="1"/>
     <w:lsdException w:name="Signature" w:semiHidden="1" w:unhideWhenUsed="1"/>
     <w:lsdException w:name="Default Paragraph Font" w:semiHidden="1" w:uiPriority="1" w:unhideWhenUsed="1"/>
-    <w:lsdException w:name="Body Text" w:semiHidden="1" w:unhideWhenUsed="1" w:qFormat="1"/>
+    <w:lsdException w:name="Body Text" w:semiHidden="1" w:uiPriority="0" w:unhideWhenUsed="1" w:qFormat="1"/>
     <w:lsdException w:name="Body Text Indent" w:semiHidden="1" w:unhideWhenUsed="1"/>
     <w:lsdException w:name="List Continue" w:semiHidden="1" w:unhideWhenUsed="1"/>
     <w:lsdException w:name="List Continue 2" w:semiHidden="1" w:unhideWhenUsed="1"/>
@@ -7630,6 +9137,7 @@
     <w:basedOn w:val="a0"/>
     <w:next w:val="a1"/>
     <w:link w:val="30"/>
+    <w:uiPriority w:val="9"/>
     <w:qFormat/>
     <w:rsid w:val="009D684C"/>
     <w:pPr>
@@ -7652,6 +9160,7 @@
     <w:name w:val="heading 4"/>
     <w:basedOn w:val="3"/>
     <w:next w:val="a1"/>
+    <w:link w:val="40"/>
     <w:qFormat/>
     <w:rsid w:val="001013BD"/>
     <w:pPr>
@@ -7705,6 +9214,7 @@
     <w:name w:val="Заголовок 3 Знак"/>
     <w:basedOn w:val="a2"/>
     <w:link w:val="3"/>
+    <w:uiPriority w:val="9"/>
     <w:qFormat/>
     <w:rsid w:val="000D771F"/>
     <w:rPr>
@@ -7974,7 +9484,7 @@
       <w:bCs/>
     </w:rPr>
   </w:style>
-  <w:style w:type="paragraph" w:styleId="40">
+  <w:style w:type="paragraph" w:styleId="41">
     <w:name w:val="toc 4"/>
     <w:basedOn w:val="a0"/>
     <w:next w:val="a0"/>
@@ -8119,7 +9629,632 @@
       <w:szCs w:val="16"/>
     </w:rPr>
   </w:style>
+  <w:style w:type="character" w:customStyle="1" w:styleId="40">
+    <w:name w:val="Заголовок 4 Знак"/>
+    <w:basedOn w:val="a2"/>
+    <w:link w:val="4"/>
+    <w:rsid w:val="006F1393"/>
+    <w:rPr>
+      <w:rFonts w:ascii="Times New Roman" w:hAnsi="Times New Roman" w:cs="Cambria"/>
+      <w:b/>
+      <w:bCs/>
+      <w:kern w:val="2"/>
+      <w:sz w:val="28"/>
+      <w:szCs w:val="28"/>
+    </w:rPr>
+  </w:style>
+  <w:style w:type="character" w:styleId="af9">
+    <w:name w:val="Placeholder Text"/>
+    <w:basedOn w:val="a2"/>
+    <w:uiPriority w:val="99"/>
+    <w:semiHidden/>
+    <w:rsid w:val="000D3451"/>
+    <w:rPr>
+      <w:color w:val="808080"/>
+    </w:rPr>
+  </w:style>
 </w:styles>
+</file>
+
+<file path=word/glossary/document.xml><?xml version="1.0" encoding="utf-8"?>
+<w:glossaryDocument xmlns:wpc="http://schemas.microsoft.com/office/word/2010/wordprocessingCanvas" xmlns:cx="http://schemas.microsoft.com/office/drawing/2014/chartex" xmlns:mc="http://schemas.openxmlformats.org/markup-compatibility/2006" xmlns:o="urn:schemas-microsoft-com:office:office" xmlns:r="http://schemas.openxmlformats.org/officeDocument/2006/relationships" xmlns:m="http://schemas.openxmlformats.org/officeDocument/2006/math" xmlns:v="urn:schemas-microsoft-com:vml" xmlns:wp14="http://schemas.microsoft.com/office/word/2010/wordprocessingDrawing" xmlns:wp="http://schemas.openxmlformats.org/drawingml/2006/wordprocessingDrawing" xmlns:w10="urn:schemas-microsoft-com:office:word" xmlns:w="http://schemas.openxmlformats.org/wordprocessingml/2006/main" xmlns:w14="http://schemas.microsoft.com/office/word/2010/wordml" xmlns:w15="http://schemas.microsoft.com/office/word/2012/wordml" xmlns:w16se="http://schemas.microsoft.com/office/word/2015/wordml/symex" xmlns:wpg="http://schemas.microsoft.com/office/word/2010/wordprocessingGroup" xmlns:wpi="http://schemas.microsoft.com/office/word/2010/wordprocessingInk" xmlns:wne="http://schemas.microsoft.com/office/word/2006/wordml" xmlns:wps="http://schemas.microsoft.com/office/word/2010/wordprocessingShape" mc:Ignorable="w14 w15 w16se wp14"/>
+</file>
+
+<file path=word/glossary/fontTable.xml><?xml version="1.0" encoding="utf-8"?>
+<w:fonts xmlns:mc="http://schemas.openxmlformats.org/markup-compatibility/2006" xmlns:r="http://schemas.openxmlformats.org/officeDocument/2006/relationships" xmlns:w="http://schemas.openxmlformats.org/wordprocessingml/2006/main" xmlns:w14="http://schemas.microsoft.com/office/word/2010/wordml" xmlns:w15="http://schemas.microsoft.com/office/word/2012/wordml" xmlns:w16se="http://schemas.microsoft.com/office/word/2015/wordml/symex" mc:Ignorable="w14 w15 w16se">
+  <w:font w:name="Symbol">
+    <w:panose1 w:val="05050102010706020507"/>
+    <w:charset w:val="02"/>
+    <w:family w:val="roman"/>
+    <w:pitch w:val="variable"/>
+    <w:sig w:usb0="00000000" w:usb1="10000000" w:usb2="00000000" w:usb3="00000000" w:csb0="80000000" w:csb1="00000000"/>
+  </w:font>
+  <w:font w:name="Times New Roman">
+    <w:panose1 w:val="02020603050405020304"/>
+    <w:charset w:val="00"/>
+    <w:family w:val="roman"/>
+    <w:pitch w:val="variable"/>
+    <w:sig w:usb0="E0002EFF" w:usb1="C000785B" w:usb2="00000009" w:usb3="00000000" w:csb0="000001FF" w:csb1="00000000"/>
+  </w:font>
+  <w:font w:name="Courier New">
+    <w:panose1 w:val="02070309020205020404"/>
+    <w:charset w:val="01"/>
+    <w:family w:val="modern"/>
+    <w:pitch w:val="fixed"/>
+    <w:sig w:usb0="E0002EFF" w:usb1="C0007843" w:usb2="00000009" w:usb3="00000000" w:csb0="000001FF" w:csb1="00000000"/>
+  </w:font>
+  <w:font w:name="Wingdings">
+    <w:panose1 w:val="05000000000000000000"/>
+    <w:charset w:val="02"/>
+    <w:family w:val="auto"/>
+    <w:pitch w:val="variable"/>
+    <w:sig w:usb0="00000000" w:usb1="10000000" w:usb2="00000000" w:usb3="00000000" w:csb0="80000000" w:csb1="00000000"/>
+  </w:font>
+  <w:font w:name="Liberation Serif">
+    <w:altName w:val="Times New Roman"/>
+    <w:charset w:val="CC"/>
+    <w:family w:val="roman"/>
+    <w:pitch w:val="variable"/>
+  </w:font>
+  <w:font w:name="Noto Serif CJK SC">
+    <w:panose1 w:val="00000000000000000000"/>
+    <w:charset w:val="00"/>
+    <w:family w:val="roman"/>
+    <w:notTrueType/>
+    <w:pitch w:val="default"/>
+  </w:font>
+  <w:font w:name="Lohit Devanagari">
+    <w:altName w:val="Times New Roman"/>
+    <w:panose1 w:val="00000000000000000000"/>
+    <w:charset w:val="00"/>
+    <w:family w:val="roman"/>
+    <w:notTrueType/>
+    <w:pitch w:val="default"/>
+  </w:font>
+  <w:font w:name="Cambria">
+    <w:panose1 w:val="02040503050406030204"/>
+    <w:charset w:val="CC"/>
+    <w:family w:val="roman"/>
+    <w:pitch w:val="variable"/>
+    <w:sig w:usb0="E00006FF" w:usb1="420024FF" w:usb2="02000000" w:usb3="00000000" w:csb0="0000019F" w:csb1="00000000"/>
+  </w:font>
+  <w:font w:name="Mangal">
+    <w:altName w:val="Courier New"/>
+    <w:panose1 w:val="00000400000000000000"/>
+    <w:charset w:val="01"/>
+    <w:family w:val="roman"/>
+    <w:pitch w:val="variable"/>
+    <w:sig w:usb0="00002000" w:usb1="00000000" w:usb2="00000000" w:usb3="00000000" w:csb0="00000000" w:csb1="00000000"/>
+  </w:font>
+  <w:font w:name="Liberation Sans">
+    <w:altName w:val="Arial"/>
+    <w:charset w:val="CC"/>
+    <w:family w:val="swiss"/>
+    <w:pitch w:val="variable"/>
+  </w:font>
+  <w:font w:name="Microsoft YaHei">
+    <w:panose1 w:val="020B0503020204020204"/>
+    <w:charset w:val="86"/>
+    <w:family w:val="swiss"/>
+    <w:pitch w:val="variable"/>
+    <w:sig w:usb0="80000287" w:usb1="2ACF3C50" w:usb2="00000016" w:usb3="00000000" w:csb0="0004001F" w:csb1="00000000"/>
+  </w:font>
+  <w:font w:name="Arial">
+    <w:panose1 w:val="020B0604020202020204"/>
+    <w:charset w:val="00"/>
+    <w:family w:val="swiss"/>
+    <w:pitch w:val="variable"/>
+    <w:sig w:usb0="E0002EFF" w:usb1="C000785B" w:usb2="00000009" w:usb3="00000000" w:csb0="000001FF" w:csb1="00000000"/>
+  </w:font>
+  <w:font w:name="Segoe UI">
+    <w:panose1 w:val="020B0502040204020203"/>
+    <w:charset w:val="00"/>
+    <w:family w:val="swiss"/>
+    <w:pitch w:val="variable"/>
+    <w:sig w:usb0="E4002EFF" w:usb1="C000E47F" w:usb2="00000009" w:usb3="00000000" w:csb0="000001FF" w:csb1="00000000"/>
+  </w:font>
+  <w:font w:name="Calibri">
+    <w:panose1 w:val="020F0502020204030204"/>
+    <w:charset w:val="CC"/>
+    <w:family w:val="swiss"/>
+    <w:pitch w:val="variable"/>
+    <w:sig w:usb0="E4002EFF" w:usb1="C200247B" w:usb2="00000009" w:usb3="00000000" w:csb0="000001FF" w:csb1="00000000"/>
+  </w:font>
+  <w:font w:name="Cambria Math">
+    <w:panose1 w:val="02040503050406030204"/>
+    <w:charset w:val="CC"/>
+    <w:family w:val="roman"/>
+    <w:pitch w:val="variable"/>
+    <w:sig w:usb0="E00006FF" w:usb1="420024FF" w:usb2="02000000" w:usb3="00000000" w:csb0="0000019F" w:csb1="00000000"/>
+  </w:font>
+  <w:font w:name="Calibri Light">
+    <w:panose1 w:val="020F0302020204030204"/>
+    <w:charset w:val="CC"/>
+    <w:family w:val="swiss"/>
+    <w:pitch w:val="variable"/>
+    <w:sig w:usb0="E4002EFF" w:usb1="C200247B" w:usb2="00000009" w:usb3="00000000" w:csb0="000001FF" w:csb1="00000000"/>
+  </w:font>
+</w:fonts>
+</file>
+
+<file path=word/glossary/settings.xml><?xml version="1.0" encoding="utf-8"?>
+<w:settings xmlns:mc="http://schemas.openxmlformats.org/markup-compatibility/2006" xmlns:o="urn:schemas-microsoft-com:office:office" xmlns:r="http://schemas.openxmlformats.org/officeDocument/2006/relationships" xmlns:m="http://schemas.openxmlformats.org/officeDocument/2006/math" xmlns:v="urn:schemas-microsoft-com:vml" xmlns:w10="urn:schemas-microsoft-com:office:word" xmlns:w="http://schemas.openxmlformats.org/wordprocessingml/2006/main" xmlns:w14="http://schemas.microsoft.com/office/word/2010/wordml" xmlns:w15="http://schemas.microsoft.com/office/word/2012/wordml" xmlns:w16se="http://schemas.microsoft.com/office/word/2015/wordml/symex" xmlns:sl="http://schemas.openxmlformats.org/schemaLibrary/2006/main" mc:Ignorable="w14 w15 w16se">
+  <w:view w:val="normal"/>
+  <w:defaultTabStop w:val="708"/>
+  <w:characterSpacingControl w:val="doNotCompress"/>
+  <w:compat>
+    <w:useFELayout/>
+    <w:compatSetting w:name="compatibilityMode" w:uri="http://schemas.microsoft.com/office/word" w:val="15"/>
+    <w:compatSetting w:name="overrideTableStyleFontSizeAndJustification" w:uri="http://schemas.microsoft.com/office/word" w:val="1"/>
+    <w:compatSetting w:name="enableOpenTypeFeatures" w:uri="http://schemas.microsoft.com/office/word" w:val="1"/>
+    <w:compatSetting w:name="doNotFlipMirrorIndents" w:uri="http://schemas.microsoft.com/office/word" w:val="1"/>
+    <w:compatSetting w:name="differentiateMultirowTableHeaders" w:uri="http://schemas.microsoft.com/office/word" w:val="1"/>
+  </w:compat>
+  <w:rsids>
+    <w:rsidRoot w:val="008770B8"/>
+    <w:rsid w:val="001D4E1B"/>
+    <w:rsid w:val="008770B8"/>
+  </w:rsids>
+  <m:mathPr>
+    <m:mathFont m:val="Cambria Math"/>
+    <m:brkBin m:val="before"/>
+    <m:brkBinSub m:val="--"/>
+    <m:smallFrac m:val="0"/>
+    <m:dispDef/>
+    <m:lMargin m:val="0"/>
+    <m:rMargin m:val="0"/>
+    <m:defJc m:val="centerGroup"/>
+    <m:wrapIndent m:val="1440"/>
+    <m:intLim m:val="subSup"/>
+    <m:naryLim m:val="undOvr"/>
+  </m:mathPr>
+  <w:themeFontLang w:val="ru-RU"/>
+  <w:clrSchemeMapping w:bg1="light1" w:t1="dark1" w:bg2="light2" w:t2="dark2" w:accent1="accent1" w:accent2="accent2" w:accent3="accent3" w:accent4="accent4" w:accent5="accent5" w:accent6="accent6" w:hyperlink="hyperlink" w:followedHyperlink="followedHyperlink"/>
+  <w:decimalSymbol w:val=","/>
+  <w:listSeparator w:val=";"/>
+  <w15:chartTrackingRefBased/>
+</w:settings>
+</file>
+
+<file path=word/glossary/styles.xml><?xml version="1.0" encoding="utf-8"?>
+<w:styles xmlns:mc="http://schemas.openxmlformats.org/markup-compatibility/2006" xmlns:r="http://schemas.openxmlformats.org/officeDocument/2006/relationships" xmlns:w="http://schemas.openxmlformats.org/wordprocessingml/2006/main" xmlns:w14="http://schemas.microsoft.com/office/word/2010/wordml" xmlns:w15="http://schemas.microsoft.com/office/word/2012/wordml" xmlns:w16se="http://schemas.microsoft.com/office/word/2015/wordml/symex" mc:Ignorable="w14 w15 w16se">
+  <w:docDefaults>
+    <w:rPrDefault>
+      <w:rPr>
+        <w:rFonts w:asciiTheme="minorHAnsi" w:eastAsiaTheme="minorEastAsia" w:hAnsiTheme="minorHAnsi" w:cstheme="minorBidi"/>
+        <w:sz w:val="22"/>
+        <w:szCs w:val="22"/>
+        <w:lang w:val="ru-RU" w:eastAsia="ru-RU" w:bidi="ar-SA"/>
+      </w:rPr>
+    </w:rPrDefault>
+    <w:pPrDefault>
+      <w:pPr>
+        <w:spacing w:after="160" w:line="259" w:lineRule="auto"/>
+      </w:pPr>
+    </w:pPrDefault>
+  </w:docDefaults>
+  <w:latentStyles w:defLockedState="0" w:defUIPriority="99" w:defSemiHidden="0" w:defUnhideWhenUsed="0" w:defQFormat="0" w:count="371">
+    <w:lsdException w:name="Normal" w:uiPriority="0" w:qFormat="1"/>
+    <w:lsdException w:name="heading 1" w:uiPriority="9" w:qFormat="1"/>
+    <w:lsdException w:name="heading 2" w:semiHidden="1" w:uiPriority="9" w:unhideWhenUsed="1" w:qFormat="1"/>
+    <w:lsdException w:name="heading 3" w:semiHidden="1" w:uiPriority="9" w:unhideWhenUsed="1" w:qFormat="1"/>
+    <w:lsdException w:name="heading 4" w:semiHidden="1" w:uiPriority="9" w:unhideWhenUsed="1" w:qFormat="1"/>
+    <w:lsdException w:name="heading 5" w:semiHidden="1" w:uiPriority="9" w:unhideWhenUsed="1" w:qFormat="1"/>
+    <w:lsdException w:name="heading 6" w:semiHidden="1" w:uiPriority="9" w:unhideWhenUsed="1" w:qFormat="1"/>
+    <w:lsdException w:name="heading 7" w:semiHidden="1" w:uiPriority="9" w:unhideWhenUsed="1" w:qFormat="1"/>
+    <w:lsdException w:name="heading 8" w:semiHidden="1" w:uiPriority="9" w:unhideWhenUsed="1" w:qFormat="1"/>
+    <w:lsdException w:name="heading 9" w:semiHidden="1" w:uiPriority="9" w:unhideWhenUsed="1" w:qFormat="1"/>
+    <w:lsdException w:name="index 1" w:semiHidden="1" w:unhideWhenUsed="1"/>
+    <w:lsdException w:name="index 2" w:semiHidden="1" w:unhideWhenUsed="1"/>
+    <w:lsdException w:name="index 3" w:semiHidden="1" w:unhideWhenUsed="1"/>
+    <w:lsdException w:name="index 4" w:semiHidden="1" w:unhideWhenUsed="1"/>
+    <w:lsdException w:name="index 5" w:semiHidden="1" w:unhideWhenUsed="1"/>
+    <w:lsdException w:name="index 6" w:semiHidden="1" w:unhideWhenUsed="1"/>
+    <w:lsdException w:name="index 7" w:semiHidden="1" w:unhideWhenUsed="1"/>
+    <w:lsdException w:name="index 8" w:semiHidden="1" w:unhideWhenUsed="1"/>
+    <w:lsdException w:name="index 9" w:semiHidden="1" w:unhideWhenUsed="1"/>
+    <w:lsdException w:name="toc 1" w:semiHidden="1" w:uiPriority="39" w:unhideWhenUsed="1"/>
+    <w:lsdException w:name="toc 2" w:semiHidden="1" w:uiPriority="39" w:unhideWhenUsed="1"/>
+    <w:lsdException w:name="toc 3" w:semiHidden="1" w:uiPriority="39" w:unhideWhenUsed="1"/>
+    <w:lsdException w:name="toc 4" w:semiHidden="1" w:uiPriority="39" w:unhideWhenUsed="1"/>
+    <w:lsdException w:name="toc 5" w:semiHidden="1" w:uiPriority="39" w:unhideWhenUsed="1"/>
+    <w:lsdException w:name="toc 6" w:semiHidden="1" w:uiPriority="39" w:unhideWhenUsed="1"/>
+    <w:lsdException w:name="toc 7" w:semiHidden="1" w:uiPriority="39" w:unhideWhenUsed="1"/>
+    <w:lsdException w:name="toc 8" w:semiHidden="1" w:uiPriority="39" w:unhideWhenUsed="1"/>
+    <w:lsdException w:name="toc 9" w:semiHidden="1" w:uiPriority="39" w:unhideWhenUsed="1"/>
+    <w:lsdException w:name="Normal Indent" w:semiHidden="1" w:unhideWhenUsed="1"/>
+    <w:lsdException w:name="footnote text" w:semiHidden="1" w:unhideWhenUsed="1"/>
+    <w:lsdException w:name="annotation text" w:semiHidden="1" w:unhideWhenUsed="1"/>
+    <w:lsdException w:name="header" w:semiHidden="1" w:unhideWhenUsed="1"/>
+    <w:lsdException w:name="footer" w:semiHidden="1" w:unhideWhenUsed="1"/>
+    <w:lsdException w:name="index heading" w:semiHidden="1" w:unhideWhenUsed="1"/>
+    <w:lsdException w:name="caption" w:semiHidden="1" w:uiPriority="35" w:unhideWhenUsed="1" w:qFormat="1"/>
+    <w:lsdException w:name="table of figures" w:semiHidden="1" w:unhideWhenUsed="1"/>
+    <w:lsdException w:name="envelope address" w:semiHidden="1" w:unhideWhenUsed="1"/>
+    <w:lsdException w:name="envelope return" w:semiHidden="1" w:unhideWhenUsed="1"/>
+    <w:lsdException w:name="footnote reference" w:semiHidden="1" w:unhideWhenUsed="1"/>
+    <w:lsdException w:name="annotation reference" w:semiHidden="1" w:unhideWhenUsed="1"/>
+    <w:lsdException w:name="line number" w:semiHidden="1" w:unhideWhenUsed="1"/>
+    <w:lsdException w:name="page number" w:semiHidden="1" w:unhideWhenUsed="1"/>
+    <w:lsdException w:name="endnote reference" w:semiHidden="1" w:unhideWhenUsed="1"/>
+    <w:lsdException w:name="endnote text" w:semiHidden="1" w:unhideWhenUsed="1"/>
+    <w:lsdException w:name="table of authorities" w:semiHidden="1" w:unhideWhenUsed="1"/>
+    <w:lsdException w:name="macro" w:semiHidden="1" w:unhideWhenUsed="1"/>
+    <w:lsdException w:name="toa heading" w:semiHidden="1" w:unhideWhenUsed="1"/>
+    <w:lsdException w:name="List" w:semiHidden="1" w:unhideWhenUsed="1"/>
+    <w:lsdException w:name="List Bullet" w:semiHidden="1" w:unhideWhenUsed="1"/>
+    <w:lsdException w:name="List Number" w:semiHidden="1" w:unhideWhenUsed="1"/>
+    <w:lsdException w:name="List 2" w:semiHidden="1" w:unhideWhenUsed="1"/>
+    <w:lsdException w:name="List 3" w:semiHidden="1" w:unhideWhenUsed="1"/>
+    <w:lsdException w:name="List 4" w:semiHidden="1" w:unhideWhenUsed="1"/>
+    <w:lsdException w:name="List 5" w:semiHidden="1" w:unhideWhenUsed="1"/>
+    <w:lsdException w:name="List Bullet 2" w:semiHidden="1" w:unhideWhenUsed="1"/>
+    <w:lsdException w:name="List Bullet 3" w:semiHidden="1" w:unhideWhenUsed="1"/>
+    <w:lsdException w:name="List Bullet 4" w:semiHidden="1" w:unhideWhenUsed="1"/>
+    <w:lsdException w:name="List Bullet 5" w:semiHidden="1" w:unhideWhenUsed="1"/>
+    <w:lsdException w:name="List Number 2" w:semiHidden="1" w:unhideWhenUsed="1"/>
+    <w:lsdException w:name="List Number 3" w:semiHidden="1" w:unhideWhenUsed="1"/>
+    <w:lsdException w:name="List Number 4" w:semiHidden="1" w:unhideWhenUsed="1"/>
+    <w:lsdException w:name="List Number 5" w:semiHidden="1" w:unhideWhenUsed="1"/>
+    <w:lsdException w:name="Title" w:uiPriority="10" w:qFormat="1"/>
+    <w:lsdException w:name="Closing" w:semiHidden="1" w:unhideWhenUsed="1"/>
+    <w:lsdException w:name="Signature" w:semiHidden="1" w:unhideWhenUsed="1"/>
+    <w:lsdException w:name="Default Paragraph Font" w:semiHidden="1" w:uiPriority="1" w:unhideWhenUsed="1"/>
+    <w:lsdException w:name="Body Text" w:semiHidden="1" w:unhideWhenUsed="1"/>
+    <w:lsdException w:name="Body Text Indent" w:semiHidden="1" w:unhideWhenUsed="1"/>
+    <w:lsdException w:name="List Continue" w:semiHidden="1" w:unhideWhenUsed="1"/>
+    <w:lsdException w:name="List Continue 2" w:semiHidden="1" w:unhideWhenUsed="1"/>
+    <w:lsdException w:name="List Continue 3" w:semiHidden="1" w:unhideWhenUsed="1"/>
+    <w:lsdException w:name="List Continue 4" w:semiHidden="1" w:unhideWhenUsed="1"/>
+    <w:lsdException w:name="List Continue 5" w:semiHidden="1" w:unhideWhenUsed="1"/>
+    <w:lsdException w:name="Message Header" w:semiHidden="1" w:unhideWhenUsed="1"/>
+    <w:lsdException w:name="Subtitle" w:uiPriority="11" w:qFormat="1"/>
+    <w:lsdException w:name="Salutation" w:semiHidden="1" w:unhideWhenUsed="1"/>
+    <w:lsdException w:name="Date" w:semiHidden="1" w:unhideWhenUsed="1"/>
+    <w:lsdException w:name="Body Text First Indent" w:semiHidden="1" w:unhideWhenUsed="1"/>
+    <w:lsdException w:name="Body Text First Indent 2" w:semiHidden="1" w:unhideWhenUsed="1"/>
+    <w:lsdException w:name="Note Heading" w:semiHidden="1" w:unhideWhenUsed="1"/>
+    <w:lsdException w:name="Body Text 2" w:semiHidden="1" w:unhideWhenUsed="1"/>
+    <w:lsdException w:name="Body Text 3" w:semiHidden="1" w:unhideWhenUsed="1"/>
+    <w:lsdException w:name="Body Text Indent 2" w:semiHidden="1" w:unhideWhenUsed="1"/>
+    <w:lsdException w:name="Body Text Indent 3" w:semiHidden="1" w:unhideWhenUsed="1"/>
+    <w:lsdException w:name="Block Text" w:semiHidden="1" w:unhideWhenUsed="1"/>
+    <w:lsdException w:name="Hyperlink" w:semiHidden="1" w:unhideWhenUsed="1"/>
+    <w:lsdException w:name="FollowedHyperlink" w:semiHidden="1" w:unhideWhenUsed="1"/>
+    <w:lsdException w:name="Strong" w:uiPriority="22" w:qFormat="1"/>
+    <w:lsdException w:name="Emphasis" w:uiPriority="20" w:qFormat="1"/>
+    <w:lsdException w:name="Document Map" w:semiHidden="1" w:unhideWhenUsed="1"/>
+    <w:lsdException w:name="Plain Text" w:semiHidden="1" w:unhideWhenUsed="1"/>
+    <w:lsdException w:name="E-mail Signature" w:semiHidden="1" w:unhideWhenUsed="1"/>
+    <w:lsdException w:name="HTML Top of Form" w:semiHidden="1" w:unhideWhenUsed="1"/>
+    <w:lsdException w:name="HTML Bottom of Form" w:semiHidden="1" w:unhideWhenUsed="1"/>
+    <w:lsdException w:name="Normal (Web)" w:semiHidden="1" w:unhideWhenUsed="1"/>
+    <w:lsdException w:name="HTML Acronym" w:semiHidden="1" w:unhideWhenUsed="1"/>
+    <w:lsdException w:name="HTML Address" w:semiHidden="1" w:unhideWhenUsed="1"/>
+    <w:lsdException w:name="HTML Cite" w:semiHidden="1" w:unhideWhenUsed="1"/>
+    <w:lsdException w:name="HTML Code" w:semiHidden="1" w:unhideWhenUsed="1"/>
+    <w:lsdException w:name="HTML Definition" w:semiHidden="1" w:unhideWhenUsed="1"/>
+    <w:lsdException w:name="HTML Keyboard" w:semiHidden="1" w:unhideWhenUsed="1"/>
+    <w:lsdException w:name="HTML Preformatted" w:semiHidden="1" w:unhideWhenUsed="1"/>
+    <w:lsdException w:name="HTML Sample" w:semiHidden="1" w:unhideWhenUsed="1"/>
+    <w:lsdException w:name="HTML Typewriter" w:semiHidden="1" w:unhideWhenUsed="1"/>
+    <w:lsdException w:name="HTML Variable" w:semiHidden="1" w:unhideWhenUsed="1"/>
+    <w:lsdException w:name="Normal Table" w:semiHidden="1" w:unhideWhenUsed="1"/>
+    <w:lsdException w:name="annotation subject" w:semiHidden="1" w:unhideWhenUsed="1"/>
+    <w:lsdException w:name="No List" w:semiHidden="1" w:unhideWhenUsed="1"/>
+    <w:lsdException w:name="Outline List 1" w:semiHidden="1" w:unhideWhenUsed="1"/>
+    <w:lsdException w:name="Outline List 2" w:semiHidden="1" w:unhideWhenUsed="1"/>
+    <w:lsdException w:name="Outline List 3" w:semiHidden="1" w:unhideWhenUsed="1"/>
+    <w:lsdException w:name="Table Simple 1" w:semiHidden="1" w:unhideWhenUsed="1"/>
+    <w:lsdException w:name="Table Simple 2" w:semiHidden="1" w:unhideWhenUsed="1"/>
+    <w:lsdException w:name="Table Simple 3" w:semiHidden="1" w:unhideWhenUsed="1"/>
+    <w:lsdException w:name="Table Classic 1" w:semiHidden="1" w:unhideWhenUsed="1"/>
+    <w:lsdException w:name="Table Classic 2" w:semiHidden="1" w:unhideWhenUsed="1"/>
+    <w:lsdException w:name="Table Classic 3" w:semiHidden="1" w:unhideWhenUsed="1"/>
+    <w:lsdException w:name="Table Classic 4" w:semiHidden="1" w:unhideWhenUsed="1"/>
+    <w:lsdException w:name="Table Colorful 1" w:semiHidden="1" w:unhideWhenUsed="1"/>
+    <w:lsdException w:name="Table Colorful 2" w:semiHidden="1" w:unhideWhenUsed="1"/>
+    <w:lsdException w:name="Table Colorful 3" w:semiHidden="1" w:unhideWhenUsed="1"/>
+    <w:lsdException w:name="Table Columns 1" w:semiHidden="1" w:unhideWhenUsed="1"/>
+    <w:lsdException w:name="Table Columns 2" w:semiHidden="1" w:unhideWhenUsed="1"/>
+    <w:lsdException w:name="Table Columns 3" w:semiHidden="1" w:unhideWhenUsed="1"/>
+    <w:lsdException w:name="Table Columns 4" w:semiHidden="1" w:unhideWhenUsed="1"/>
+    <w:lsdException w:name="Table Columns 5" w:semiHidden="1" w:unhideWhenUsed="1"/>
+    <w:lsdException w:name="Table Grid 1" w:semiHidden="1" w:unhideWhenUsed="1"/>
+    <w:lsdException w:name="Table Grid 2" w:semiHidden="1" w:unhideWhenUsed="1"/>
+    <w:lsdException w:name="Table Grid 3" w:semiHidden="1" w:unhideWhenUsed="1"/>
+    <w:lsdException w:name="Table Grid 4" w:semiHidden="1" w:unhideWhenUsed="1"/>
+    <w:lsdException w:name="Table Grid 5" w:semiHidden="1" w:unhideWhenUsed="1"/>
+    <w:lsdException w:name="Table Grid 6" w:semiHidden="1" w:unhideWhenUsed="1"/>
+    <w:lsdException w:name="Table Grid 7" w:semiHidden="1" w:unhideWhenUsed="1"/>
+    <w:lsdException w:name="Table Grid 8" w:semiHidden="1" w:unhideWhenUsed="1"/>
+    <w:lsdException w:name="Table List 1" w:semiHidden="1" w:unhideWhenUsed="1"/>
+    <w:lsdException w:name="Table List 2" w:semiHidden="1" w:unhideWhenUsed="1"/>
+    <w:lsdException w:name="Table List 3" w:semiHidden="1" w:unhideWhenUsed="1"/>
+    <w:lsdException w:name="Table List 4" w:semiHidden="1" w:unhideWhenUsed="1"/>
+    <w:lsdException w:name="Table List 5" w:semiHidden="1" w:unhideWhenUsed="1"/>
+    <w:lsdException w:name="Table List 6" w:semiHidden="1" w:unhideWhenUsed="1"/>
+    <w:lsdException w:name="Table List 7" w:semiHidden="1" w:unhideWhenUsed="1"/>
+    <w:lsdException w:name="Table List 8" w:semiHidden="1" w:unhideWhenUsed="1"/>
+    <w:lsdException w:name="Table 3D effects 1" w:semiHidden="1" w:unhideWhenUsed="1"/>
+    <w:lsdException w:name="Table 3D effects 2" w:semiHidden="1" w:unhideWhenUsed="1"/>
+    <w:lsdException w:name="Table 3D effects 3" w:semiHidden="1" w:unhideWhenUsed="1"/>
+    <w:lsdException w:name="Table Contemporary" w:semiHidden="1" w:unhideWhenUsed="1"/>
+    <w:lsdException w:name="Table Elegant" w:semiHidden="1" w:unhideWhenUsed="1"/>
+    <w:lsdException w:name="Table Professional" w:semiHidden="1" w:unhideWhenUsed="1"/>
+    <w:lsdException w:name="Table Subtle 1" w:semiHidden="1" w:unhideWhenUsed="1"/>
+    <w:lsdException w:name="Table Subtle 2" w:semiHidden="1" w:unhideWhenUsed="1"/>
+    <w:lsdException w:name="Table Web 1" w:semiHidden="1" w:unhideWhenUsed="1"/>
+    <w:lsdException w:name="Table Web 2" w:semiHidden="1" w:unhideWhenUsed="1"/>
+    <w:lsdException w:name="Table Web 3" w:semiHidden="1" w:unhideWhenUsed="1"/>
+    <w:lsdException w:name="Balloon Text" w:semiHidden="1" w:unhideWhenUsed="1"/>
+    <w:lsdException w:name="Table Grid" w:uiPriority="39"/>
+    <w:lsdException w:name="Table Theme" w:semiHidden="1" w:unhideWhenUsed="1"/>
+    <w:lsdException w:name="Placeholder Text" w:semiHidden="1"/>
+    <w:lsdException w:name="No Spacing" w:uiPriority="1" w:qFormat="1"/>
+    <w:lsdException w:name="Light Shading" w:uiPriority="60"/>
+    <w:lsdException w:name="Light List" w:uiPriority="61"/>
+    <w:lsdException w:name="Light Grid" w:uiPriority="62"/>
+    <w:lsdException w:name="Medium Shading 1" w:uiPriority="63"/>
+    <w:lsdException w:name="Medium Shading 2" w:uiPriority="64"/>
+    <w:lsdException w:name="Medium List 1" w:uiPriority="65"/>
+    <w:lsdException w:name="Medium List 2" w:uiPriority="66"/>
+    <w:lsdException w:name="Medium Grid 1" w:uiPriority="67"/>
+    <w:lsdException w:name="Medium Grid 2" w:uiPriority="68"/>
+    <w:lsdException w:name="Medium Grid 3" w:uiPriority="69"/>
+    <w:lsdException w:name="Dark List" w:uiPriority="70"/>
+    <w:lsdException w:name="Colorful Shading" w:uiPriority="71"/>
+    <w:lsdException w:name="Colorful List" w:uiPriority="72"/>
+    <w:lsdException w:name="Colorful Grid" w:uiPriority="73"/>
+    <w:lsdException w:name="Light Shading Accent 1" w:uiPriority="60"/>
+    <w:lsdException w:name="Light List Accent 1" w:uiPriority="61"/>
+    <w:lsdException w:name="Light Grid Accent 1" w:uiPriority="62"/>
+    <w:lsdException w:name="Medium Shading 1 Accent 1" w:uiPriority="63"/>
+    <w:lsdException w:name="Medium Shading 2 Accent 1" w:uiPriority="64"/>
+    <w:lsdException w:name="Medium List 1 Accent 1" w:uiPriority="65"/>
+    <w:lsdException w:name="Revision" w:semiHidden="1"/>
+    <w:lsdException w:name="List Paragraph" w:uiPriority="34" w:qFormat="1"/>
+    <w:lsdException w:name="Quote" w:uiPriority="29" w:qFormat="1"/>
+    <w:lsdException w:name="Intense Quote" w:uiPriority="30" w:qFormat="1"/>
+    <w:lsdException w:name="Medium List 2 Accent 1" w:uiPriority="66"/>
+    <w:lsdException w:name="Medium Grid 1 Accent 1" w:uiPriority="67"/>
+    <w:lsdException w:name="Medium Grid 2 Accent 1" w:uiPriority="68"/>
+    <w:lsdException w:name="Medium Grid 3 Accent 1" w:uiPriority="69"/>
+    <w:lsdException w:name="Dark List Accent 1" w:uiPriority="70"/>
+    <w:lsdException w:name="Colorful Shading Accent 1" w:uiPriority="71"/>
+    <w:lsdException w:name="Colorful List Accent 1" w:uiPriority="72"/>
+    <w:lsdException w:name="Colorful Grid Accent 1" w:uiPriority="73"/>
+    <w:lsdException w:name="Light Shading Accent 2" w:uiPriority="60"/>
+    <w:lsdException w:name="Light List Accent 2" w:uiPriority="61"/>
+    <w:lsdException w:name="Light Grid Accent 2" w:uiPriority="62"/>
+    <w:lsdException w:name="Medium Shading 1 Accent 2" w:uiPriority="63"/>
+    <w:lsdException w:name="Medium Shading 2 Accent 2" w:uiPriority="64"/>
+    <w:lsdException w:name="Medium List 1 Accent 2" w:uiPriority="65"/>
+    <w:lsdException w:name="Medium List 2 Accent 2" w:uiPriority="66"/>
+    <w:lsdException w:name="Medium Grid 1 Accent 2" w:uiPriority="67"/>
+    <w:lsdException w:name="Medium Grid 2 Accent 2" w:uiPriority="68"/>
+    <w:lsdException w:name="Medium Grid 3 Accent 2" w:uiPriority="69"/>
+    <w:lsdException w:name="Dark List Accent 2" w:uiPriority="70"/>
+    <w:lsdException w:name="Colorful Shading Accent 2" w:uiPriority="71"/>
+    <w:lsdException w:name="Colorful List Accent 2" w:uiPriority="72"/>
+    <w:lsdException w:name="Colorful Grid Accent 2" w:uiPriority="73"/>
+    <w:lsdException w:name="Light Shading Accent 3" w:uiPriority="60"/>
+    <w:lsdException w:name="Light List Accent 3" w:uiPriority="61"/>
+    <w:lsdException w:name="Light Grid Accent 3" w:uiPriority="62"/>
+    <w:lsdException w:name="Medium Shading 1 Accent 3" w:uiPriority="63"/>
+    <w:lsdException w:name="Medium Shading 2 Accent 3" w:uiPriority="64"/>
+    <w:lsdException w:name="Medium List 1 Accent 3" w:uiPriority="65"/>
+    <w:lsdException w:name="Medium List 2 Accent 3" w:uiPriority="66"/>
+    <w:lsdException w:name="Medium Grid 1 Accent 3" w:uiPriority="67"/>
+    <w:lsdException w:name="Medium Grid 2 Accent 3" w:uiPriority="68"/>
+    <w:lsdException w:name="Medium Grid 3 Accent 3" w:uiPriority="69"/>
+    <w:lsdException w:name="Dark List Accent 3" w:uiPriority="70"/>
+    <w:lsdException w:name="Colorful Shading Accent 3" w:uiPriority="71"/>
+    <w:lsdException w:name="Colorful List Accent 3" w:uiPriority="72"/>
+    <w:lsdException w:name="Colorful Grid Accent 3" w:uiPriority="73"/>
+    <w:lsdException w:name="Light Shading Accent 4" w:uiPriority="60"/>
+    <w:lsdException w:name="Light List Accent 4" w:uiPriority="61"/>
+    <w:lsdException w:name="Light Grid Accent 4" w:uiPriority="62"/>
+    <w:lsdException w:name="Medium Shading 1 Accent 4" w:uiPriority="63"/>
+    <w:lsdException w:name="Medium Shading 2 Accent 4" w:uiPriority="64"/>
+    <w:lsdException w:name="Medium List 1 Accent 4" w:uiPriority="65"/>
+    <w:lsdException w:name="Medium List 2 Accent 4" w:uiPriority="66"/>
+    <w:lsdException w:name="Medium Grid 1 Accent 4" w:uiPriority="67"/>
+    <w:lsdException w:name="Medium Grid 2 Accent 4" w:uiPriority="68"/>
+    <w:lsdException w:name="Medium Grid 3 Accent 4" w:uiPriority="69"/>
+    <w:lsdException w:name="Dark List Accent 4" w:uiPriority="70"/>
+    <w:lsdException w:name="Colorful Shading Accent 4" w:uiPriority="71"/>
+    <w:lsdException w:name="Colorful List Accent 4" w:uiPriority="72"/>
+    <w:lsdException w:name="Colorful Grid Accent 4" w:uiPriority="73"/>
+    <w:lsdException w:name="Light Shading Accent 5" w:uiPriority="60"/>
+    <w:lsdException w:name="Light List Accent 5" w:uiPriority="61"/>
+    <w:lsdException w:name="Light Grid Accent 5" w:uiPriority="62"/>
+    <w:lsdException w:name="Medium Shading 1 Accent 5" w:uiPriority="63"/>
+    <w:lsdException w:name="Medium Shading 2 Accent 5" w:uiPriority="64"/>
+    <w:lsdException w:name="Medium List 1 Accent 5" w:uiPriority="65"/>
+    <w:lsdException w:name="Medium List 2 Accent 5" w:uiPriority="66"/>
+    <w:lsdException w:name="Medium Grid 1 Accent 5" w:uiPriority="67"/>
+    <w:lsdException w:name="Medium Grid 2 Accent 5" w:uiPriority="68"/>
+    <w:lsdException w:name="Medium Grid 3 Accent 5" w:uiPriority="69"/>
+    <w:lsdException w:name="Dark List Accent 5" w:uiPriority="70"/>
+    <w:lsdException w:name="Colorful Shading Accent 5" w:uiPriority="71"/>
+    <w:lsdException w:name="Colorful List Accent 5" w:uiPriority="72"/>
+    <w:lsdException w:name="Colorful Grid Accent 5" w:uiPriority="73"/>
+    <w:lsdException w:name="Light Shading Accent 6" w:uiPriority="60"/>
+    <w:lsdException w:name="Light List Accent 6" w:uiPriority="61"/>
+    <w:lsdException w:name="Light Grid Accent 6" w:uiPriority="62"/>
+    <w:lsdException w:name="Medium Shading 1 Accent 6" w:uiPriority="63"/>
+    <w:lsdException w:name="Medium Shading 2 Accent 6" w:uiPriority="64"/>
+    <w:lsdException w:name="Medium List 1 Accent 6" w:uiPriority="65"/>
+    <w:lsdException w:name="Medium List 2 Accent 6" w:uiPriority="66"/>
+    <w:lsdException w:name="Medium Grid 1 Accent 6" w:uiPriority="67"/>
+    <w:lsdException w:name="Medium Grid 2 Accent 6" w:uiPriority="68"/>
+    <w:lsdException w:name="Medium Grid 3 Accent 6" w:uiPriority="69"/>
+    <w:lsdException w:name="Dark List Accent 6" w:uiPriority="70"/>
+    <w:lsdException w:name="Colorful Shading Accent 6" w:uiPriority="71"/>
+    <w:lsdException w:name="Colorful List Accent 6" w:uiPriority="72"/>
+    <w:lsdException w:name="Colorful Grid Accent 6" w:uiPriority="73"/>
+    <w:lsdException w:name="Subtle Emphasis" w:uiPriority="19" w:qFormat="1"/>
+    <w:lsdException w:name="Intense Emphasis" w:uiPriority="21" w:qFormat="1"/>
+    <w:lsdException w:name="Subtle Reference" w:uiPriority="31" w:qFormat="1"/>
+    <w:lsdException w:name="Intense Reference" w:uiPriority="32" w:qFormat="1"/>
+    <w:lsdException w:name="Book Title" w:uiPriority="33" w:qFormat="1"/>
+    <w:lsdException w:name="Bibliography" w:semiHidden="1" w:uiPriority="37" w:unhideWhenUsed="1"/>
+    <w:lsdException w:name="TOC Heading" w:semiHidden="1" w:uiPriority="39" w:unhideWhenUsed="1" w:qFormat="1"/>
+    <w:lsdException w:name="Plain Table 1" w:uiPriority="41"/>
+    <w:lsdException w:name="Plain Table 2" w:uiPriority="42"/>
+    <w:lsdException w:name="Plain Table 3" w:uiPriority="43"/>
+    <w:lsdException w:name="Plain Table 4" w:uiPriority="44"/>
+    <w:lsdException w:name="Plain Table 5" w:uiPriority="45"/>
+    <w:lsdException w:name="Grid Table Light" w:uiPriority="40"/>
+    <w:lsdException w:name="Grid Table 1 Light" w:uiPriority="46"/>
+    <w:lsdException w:name="Grid Table 2" w:uiPriority="47"/>
+    <w:lsdException w:name="Grid Table 3" w:uiPriority="48"/>
+    <w:lsdException w:name="Grid Table 4" w:uiPriority="49"/>
+    <w:lsdException w:name="Grid Table 5 Dark" w:uiPriority="50"/>
+    <w:lsdException w:name="Grid Table 6 Colorful" w:uiPriority="51"/>
+    <w:lsdException w:name="Grid Table 7 Colorful" w:uiPriority="52"/>
+    <w:lsdException w:name="Grid Table 1 Light Accent 1" w:uiPriority="46"/>
+    <w:lsdException w:name="Grid Table 2 Accent 1" w:uiPriority="47"/>
+    <w:lsdException w:name="Grid Table 3 Accent 1" w:uiPriority="48"/>
+    <w:lsdException w:name="Grid Table 4 Accent 1" w:uiPriority="49"/>
+    <w:lsdException w:name="Grid Table 5 Dark Accent 1" w:uiPriority="50"/>
+    <w:lsdException w:name="Grid Table 6 Colorful Accent 1" w:uiPriority="51"/>
+    <w:lsdException w:name="Grid Table 7 Colorful Accent 1" w:uiPriority="52"/>
+    <w:lsdException w:name="Grid Table 1 Light Accent 2" w:uiPriority="46"/>
+    <w:lsdException w:name="Grid Table 2 Accent 2" w:uiPriority="47"/>
+    <w:lsdException w:name="Grid Table 3 Accent 2" w:uiPriority="48"/>
+    <w:lsdException w:name="Grid Table 4 Accent 2" w:uiPriority="49"/>
+    <w:lsdException w:name="Grid Table 5 Dark Accent 2" w:uiPriority="50"/>
+    <w:lsdException w:name="Grid Table 6 Colorful Accent 2" w:uiPriority="51"/>
+    <w:lsdException w:name="Grid Table 7 Colorful Accent 2" w:uiPriority="52"/>
+    <w:lsdException w:name="Grid Table 1 Light Accent 3" w:uiPriority="46"/>
+    <w:lsdException w:name="Grid Table 2 Accent 3" w:uiPriority="47"/>
+    <w:lsdException w:name="Grid Table 3 Accent 3" w:uiPriority="48"/>
+    <w:lsdException w:name="Grid Table 4 Accent 3" w:uiPriority="49"/>
+    <w:lsdException w:name="Grid Table 5 Dark Accent 3" w:uiPriority="50"/>
+    <w:lsdException w:name="Grid Table 6 Colorful Accent 3" w:uiPriority="51"/>
+    <w:lsdException w:name="Grid Table 7 Colorful Accent 3" w:uiPriority="52"/>
+    <w:lsdException w:name="Grid Table 1 Light Accent 4" w:uiPriority="46"/>
+    <w:lsdException w:name="Grid Table 2 Accent 4" w:uiPriority="47"/>
+    <w:lsdException w:name="Grid Table 3 Accent 4" w:uiPriority="48"/>
+    <w:lsdException w:name="Grid Table 4 Accent 4" w:uiPriority="49"/>
+    <w:lsdException w:name="Grid Table 5 Dark Accent 4" w:uiPriority="50"/>
+    <w:lsdException w:name="Grid Table 6 Colorful Accent 4" w:uiPriority="51"/>
+    <w:lsdException w:name="Grid Table 7 Colorful Accent 4" w:uiPriority="52"/>
+    <w:lsdException w:name="Grid Table 1 Light Accent 5" w:uiPriority="46"/>
+    <w:lsdException w:name="Grid Table 2 Accent 5" w:uiPriority="47"/>
+    <w:lsdException w:name="Grid Table 3 Accent 5" w:uiPriority="48"/>
+    <w:lsdException w:name="Grid Table 4 Accent 5" w:uiPriority="49"/>
+    <w:lsdException w:name="Grid Table 5 Dark Accent 5" w:uiPriority="50"/>
+    <w:lsdException w:name="Grid Table 6 Colorful Accent 5" w:uiPriority="51"/>
+    <w:lsdException w:name="Grid Table 7 Colorful Accent 5" w:uiPriority="52"/>
+    <w:lsdException w:name="Grid Table 1 Light Accent 6" w:uiPriority="46"/>
+    <w:lsdException w:name="Grid Table 2 Accent 6" w:uiPriority="47"/>
+    <w:lsdException w:name="Grid Table 3 Accent 6" w:uiPriority="48"/>
+    <w:lsdException w:name="Grid Table 4 Accent 6" w:uiPriority="49"/>
+    <w:lsdException w:name="Grid Table 5 Dark Accent 6" w:uiPriority="50"/>
+    <w:lsdException w:name="Grid Table 6 Colorful Accent 6" w:uiPriority="51"/>
+    <w:lsdException w:name="Grid Table 7 Colorful Accent 6" w:uiPriority="52"/>
+    <w:lsdException w:name="List Table 1 Light" w:uiPriority="46"/>
+    <w:lsdException w:name="List Table 2" w:uiPriority="47"/>
+    <w:lsdException w:name="List Table 3" w:uiPriority="48"/>
+    <w:lsdException w:name="List Table 4" w:uiPriority="49"/>
+    <w:lsdException w:name="List Table 5 Dark" w:uiPriority="50"/>
+    <w:lsdException w:name="List Table 6 Colorful" w:uiPriority="51"/>
+    <w:lsdException w:name="List Table 7 Colorful" w:uiPriority="52"/>
+    <w:lsdException w:name="List Table 1 Light Accent 1" w:uiPriority="46"/>
+    <w:lsdException w:name="List Table 2 Accent 1" w:uiPriority="47"/>
+    <w:lsdException w:name="List Table 3 Accent 1" w:uiPriority="48"/>
+    <w:lsdException w:name="List Table 4 Accent 1" w:uiPriority="49"/>
+    <w:lsdException w:name="List Table 5 Dark Accent 1" w:uiPriority="50"/>
+    <w:lsdException w:name="List Table 6 Colorful Accent 1" w:uiPriority="51"/>
+    <w:lsdException w:name="List Table 7 Colorful Accent 1" w:uiPriority="52"/>
+    <w:lsdException w:name="List Table 1 Light Accent 2" w:uiPriority="46"/>
+    <w:lsdException w:name="List Table 2 Accent 2" w:uiPriority="47"/>
+    <w:lsdException w:name="List Table 3 Accent 2" w:uiPriority="48"/>
+    <w:lsdException w:name="List Table 4 Accent 2" w:uiPriority="49"/>
+    <w:lsdException w:name="List Table 5 Dark Accent 2" w:uiPriority="50"/>
+    <w:lsdException w:name="List Table 6 Colorful Accent 2" w:uiPriority="51"/>
+    <w:lsdException w:name="List Table 7 Colorful Accent 2" w:uiPriority="52"/>
+    <w:lsdException w:name="List Table 1 Light Accent 3" w:uiPriority="46"/>
+    <w:lsdException w:name="List Table 2 Accent 3" w:uiPriority="47"/>
+    <w:lsdException w:name="List Table 3 Accent 3" w:uiPriority="48"/>
+    <w:lsdException w:name="List Table 4 Accent 3" w:uiPriority="49"/>
+    <w:lsdException w:name="List Table 5 Dark Accent 3" w:uiPriority="50"/>
+    <w:lsdException w:name="List Table 6 Colorful Accent 3" w:uiPriority="51"/>
+    <w:lsdException w:name="List Table 7 Colorful Accent 3" w:uiPriority="52"/>
+    <w:lsdException w:name="List Table 1 Light Accent 4" w:uiPriority="46"/>
+    <w:lsdException w:name="List Table 2 Accent 4" w:uiPriority="47"/>
+    <w:lsdException w:name="List Table 3 Accent 4" w:uiPriority="48"/>
+    <w:lsdException w:name="List Table 4 Accent 4" w:uiPriority="49"/>
+    <w:lsdException w:name="List Table 5 Dark Accent 4" w:uiPriority="50"/>
+    <w:lsdException w:name="List Table 6 Colorful Accent 4" w:uiPriority="51"/>
+    <w:lsdException w:name="List Table 7 Colorful Accent 4" w:uiPriority="52"/>
+    <w:lsdException w:name="List Table 1 Light Accent 5" w:uiPriority="46"/>
+    <w:lsdException w:name="List Table 2 Accent 5" w:uiPriority="47"/>
+    <w:lsdException w:name="List Table 3 Accent 5" w:uiPriority="48"/>
+    <w:lsdException w:name="List Table 4 Accent 5" w:uiPriority="49"/>
+    <w:lsdException w:name="List Table 5 Dark Accent 5" w:uiPriority="50"/>
+    <w:lsdException w:name="List Table 6 Colorful Accent 5" w:uiPriority="51"/>
+    <w:lsdException w:name="List Table 7 Colorful Accent 5" w:uiPriority="52"/>
+    <w:lsdException w:name="List Table 1 Light Accent 6" w:uiPriority="46"/>
+    <w:lsdException w:name="List Table 2 Accent 6" w:uiPriority="47"/>
+    <w:lsdException w:name="List Table 3 Accent 6" w:uiPriority="48"/>
+    <w:lsdException w:name="List Table 4 Accent 6" w:uiPriority="49"/>
+    <w:lsdException w:name="List Table 5 Dark Accent 6" w:uiPriority="50"/>
+    <w:lsdException w:name="List Table 6 Colorful Accent 6" w:uiPriority="51"/>
+    <w:lsdException w:name="List Table 7 Colorful Accent 6" w:uiPriority="52"/>
+  </w:latentStyles>
+  <w:style w:type="paragraph" w:default="1" w:styleId="a">
+    <w:name w:val="Normal"/>
+    <w:qFormat/>
+  </w:style>
+  <w:style w:type="character" w:default="1" w:styleId="a0">
+    <w:name w:val="Default Paragraph Font"/>
+    <w:uiPriority w:val="1"/>
+    <w:semiHidden/>
+    <w:unhideWhenUsed/>
+  </w:style>
+  <w:style w:type="table" w:default="1" w:styleId="a1">
+    <w:name w:val="Normal Table"/>
+    <w:uiPriority w:val="99"/>
+    <w:semiHidden/>
+    <w:unhideWhenUsed/>
+    <w:tblPr>
+      <w:tblInd w:w="0" w:type="dxa"/>
+      <w:tblCellMar>
+        <w:top w:w="0" w:type="dxa"/>
+        <w:left w:w="108" w:type="dxa"/>
+        <w:bottom w:w="0" w:type="dxa"/>
+        <w:right w:w="108" w:type="dxa"/>
+      </w:tblCellMar>
+    </w:tblPr>
+  </w:style>
+  <w:style w:type="numbering" w:default="1" w:styleId="a2">
+    <w:name w:val="No List"/>
+    <w:uiPriority w:val="99"/>
+    <w:semiHidden/>
+    <w:unhideWhenUsed/>
+  </w:style>
+  <w:style w:type="character" w:styleId="a3">
+    <w:name w:val="Placeholder Text"/>
+    <w:basedOn w:val="a0"/>
+    <w:uiPriority w:val="99"/>
+    <w:semiHidden/>
+    <w:rsid w:val="008770B8"/>
+    <w:rPr>
+      <w:color w:val="808080"/>
+    </w:rPr>
+  </w:style>
+</w:styles>
+</file>
+
+<file path=word/glossary/webSettings.xml><?xml version="1.0" encoding="utf-8"?>
+<w:webSettings xmlns:mc="http://schemas.openxmlformats.org/markup-compatibility/2006" xmlns:r="http://schemas.openxmlformats.org/officeDocument/2006/relationships" xmlns:w="http://schemas.openxmlformats.org/wordprocessingml/2006/main" xmlns:w14="http://schemas.microsoft.com/office/word/2010/wordml" xmlns:w15="http://schemas.microsoft.com/office/word/2012/wordml" xmlns:w16se="http://schemas.microsoft.com/office/word/2015/wordml/symex" mc:Ignorable="w14 w15 w16se">
+  <w:optimizeForBrowser/>
+  <w:allowPNG/>
+</w:webSettings>
 </file>
 
 <file path=word/theme/theme1.xml><?xml version="1.0" encoding="utf-8"?>
@@ -8304,7 +10439,7 @@
 </file>
 
 <file path=customXml/itemProps1.xml><?xml version="1.0" encoding="utf-8"?>
-<ds:datastoreItem xmlns:ds="http://schemas.openxmlformats.org/officeDocument/2006/customXml" ds:itemID="{55D90673-1CE9-4308-9725-64B0EB4A5DA7}">
+<ds:datastoreItem xmlns:ds="http://schemas.openxmlformats.org/officeDocument/2006/customXml" ds:itemID="{66FFAC35-F723-4C7B-B180-07785674E621}">
   <ds:schemaRefs>
     <ds:schemaRef ds:uri="http://schemas.openxmlformats.org/officeDocument/2006/bibliography"/>
   </ds:schemaRefs>

--- a/Report.docx
+++ b/Report.docx
@@ -1,6 +1,6 @@
 
 <file path=word/document.xml><?xml version="1.0" encoding="utf-8"?>
-<w:document xmlns:wpc="http://schemas.microsoft.com/office/word/2010/wordprocessingCanvas" xmlns:cx="http://schemas.microsoft.com/office/drawing/2014/chartex" xmlns:mc="http://schemas.openxmlformats.org/markup-compatibility/2006" xmlns:o="urn:schemas-microsoft-com:office:office" xmlns:r="http://schemas.openxmlformats.org/officeDocument/2006/relationships" xmlns:m="http://schemas.openxmlformats.org/officeDocument/2006/math" xmlns:v="urn:schemas-microsoft-com:vml" xmlns:wp14="http://schemas.microsoft.com/office/word/2010/wordprocessingDrawing" xmlns:wp="http://schemas.openxmlformats.org/drawingml/2006/wordprocessingDrawing" xmlns:w10="urn:schemas-microsoft-com:office:word" xmlns:w="http://schemas.openxmlformats.org/wordprocessingml/2006/main" xmlns:w14="http://schemas.microsoft.com/office/word/2010/wordml" xmlns:w15="http://schemas.microsoft.com/office/word/2012/wordml" xmlns:w16se="http://schemas.microsoft.com/office/word/2015/wordml/symex" xmlns:wpg="http://schemas.microsoft.com/office/word/2010/wordprocessingGroup" xmlns:wpi="http://schemas.microsoft.com/office/word/2010/wordprocessingInk" xmlns:wne="http://schemas.microsoft.com/office/word/2006/wordml" xmlns:wps="http://schemas.microsoft.com/office/word/2010/wordprocessingShape" mc:Ignorable="w14 w15 w16se wp14">
+<w:document xmlns:wpc="http://schemas.microsoft.com/office/word/2010/wordprocessingCanvas" xmlns:cx="http://schemas.microsoft.com/office/drawing/2014/chartex" xmlns:cx1="http://schemas.microsoft.com/office/drawing/2015/9/8/chartex" xmlns:cx2="http://schemas.microsoft.com/office/drawing/2015/10/21/chartex" xmlns:cx3="http://schemas.microsoft.com/office/drawing/2016/5/9/chartex" xmlns:cx4="http://schemas.microsoft.com/office/drawing/2016/5/10/chartex" xmlns:cx5="http://schemas.microsoft.com/office/drawing/2016/5/11/chartex" xmlns:cx6="http://schemas.microsoft.com/office/drawing/2016/5/12/chartex" xmlns:cx7="http://schemas.microsoft.com/office/drawing/2016/5/13/chartex" xmlns:cx8="http://schemas.microsoft.com/office/drawing/2016/5/14/chartex" xmlns:mc="http://schemas.openxmlformats.org/markup-compatibility/2006" xmlns:aink="http://schemas.microsoft.com/office/drawing/2016/ink" xmlns:am3d="http://schemas.microsoft.com/office/drawing/2017/model3d" xmlns:o="urn:schemas-microsoft-com:office:office" xmlns:r="http://schemas.openxmlformats.org/officeDocument/2006/relationships" xmlns:m="http://schemas.openxmlformats.org/officeDocument/2006/math" xmlns:v="urn:schemas-microsoft-com:vml" xmlns:wp14="http://schemas.microsoft.com/office/word/2010/wordprocessingDrawing" xmlns:wp="http://schemas.openxmlformats.org/drawingml/2006/wordprocessingDrawing" xmlns:w10="urn:schemas-microsoft-com:office:word" xmlns:w="http://schemas.openxmlformats.org/wordprocessingml/2006/main" xmlns:w14="http://schemas.microsoft.com/office/word/2010/wordml" xmlns:w15="http://schemas.microsoft.com/office/word/2012/wordml" xmlns:w16cex="http://schemas.microsoft.com/office/word/2018/wordml/cex" xmlns:w16cid="http://schemas.microsoft.com/office/word/2016/wordml/cid" xmlns:w16="http://schemas.microsoft.com/office/word/2018/wordml" xmlns:w16sdtdh="http://schemas.microsoft.com/office/word/2020/wordml/sdtdatahash" xmlns:w16se="http://schemas.microsoft.com/office/word/2015/wordml/symex" xmlns:wpg="http://schemas.microsoft.com/office/word/2010/wordprocessingGroup" xmlns:wpi="http://schemas.microsoft.com/office/word/2010/wordprocessingInk" xmlns:wne="http://schemas.microsoft.com/office/word/2006/wordml" xmlns:wps="http://schemas.microsoft.com/office/word/2010/wordprocessingShape" mc:Ignorable="w14 w15 w16se w16cid w16 w16cex w16sdtdh wp14">
   <w:body>
     <w:p>
       <w:pPr>
@@ -43,12 +43,10 @@
           <w:sz w:val="26"/>
           <w:szCs w:val="26"/>
         </w:rPr>
-        <w:t>«ЛЭТИ» им. В.И.Ульянова (Ленина)»</w:t>
-      </w:r>
-    </w:p>
-    <w:p>
-      <w:pPr>
-        <w:jc w:val="center"/>
+        <w:t xml:space="preserve">«ЛЭТИ» им. </w:t>
+      </w:r>
+      <w:proofErr w:type="spellStart"/>
+      <w:r>
         <w:rPr>
           <w:rFonts w:cs="Times New Roman"/>
           <w:b/>
@@ -56,7 +54,9 @@
           <w:sz w:val="26"/>
           <w:szCs w:val="26"/>
         </w:rPr>
-      </w:pPr>
+        <w:t>В.И.Ульянова</w:t>
+      </w:r>
+      <w:proofErr w:type="spellEnd"/>
       <w:r>
         <w:rPr>
           <w:rFonts w:cs="Times New Roman"/>
@@ -65,7 +65,51 @@
           <w:sz w:val="26"/>
           <w:szCs w:val="26"/>
         </w:rPr>
-        <w:t>(СПбГЭТУ «ЛЭТИ»)</w:t>
+        <w:t xml:space="preserve"> (Ленина)»</w:t>
+      </w:r>
+    </w:p>
+    <w:p>
+      <w:pPr>
+        <w:jc w:val="center"/>
+        <w:rPr>
+          <w:rFonts w:cs="Times New Roman"/>
+          <w:b/>
+          <w:bCs/>
+          <w:sz w:val="26"/>
+          <w:szCs w:val="26"/>
+        </w:rPr>
+      </w:pPr>
+      <w:r>
+        <w:rPr>
+          <w:rFonts w:cs="Times New Roman"/>
+          <w:b/>
+          <w:bCs/>
+          <w:sz w:val="26"/>
+          <w:szCs w:val="26"/>
+        </w:rPr>
+        <w:t>(</w:t>
+      </w:r>
+      <w:proofErr w:type="spellStart"/>
+      <w:r>
+        <w:rPr>
+          <w:rFonts w:cs="Times New Roman"/>
+          <w:b/>
+          <w:bCs/>
+          <w:sz w:val="26"/>
+          <w:szCs w:val="26"/>
+        </w:rPr>
+        <w:t>СПбГЭТУ</w:t>
+      </w:r>
+      <w:proofErr w:type="spellEnd"/>
+      <w:r>
+        <w:rPr>
+          <w:rFonts w:cs="Times New Roman"/>
+          <w:b/>
+          <w:bCs/>
+          <w:sz w:val="26"/>
+          <w:szCs w:val="26"/>
+        </w:rPr>
+        <w:t xml:space="preserve"> «ЛЭТИ»)</w:t>
       </w:r>
     </w:p>
     <w:p>
@@ -241,7 +285,6 @@
         </w:rPr>
         <w:t xml:space="preserve">ПО </w:t>
       </w:r>
-      <w:commentRangeStart w:id="0"/>
       <w:r>
         <w:rPr>
           <w:b/>
@@ -249,20 +292,7 @@
           <w:sz w:val="36"/>
           <w:szCs w:val="36"/>
         </w:rPr>
-        <w:t>УЧЕБНОЙ</w:t>
-      </w:r>
-      <w:commentRangeEnd w:id="0"/>
-      <w:r>
-        <w:commentReference w:id="0"/>
-      </w:r>
-      <w:r>
-        <w:rPr>
-          <w:b/>
-          <w:bCs/>
-          <w:sz w:val="36"/>
-          <w:szCs w:val="36"/>
-        </w:rPr>
-        <w:t xml:space="preserve"> </w:t>
+        <w:t xml:space="preserve">УЧЕБНОЙ </w:t>
       </w:r>
       <w:r>
         <w:rPr>
@@ -704,6 +734,7 @@
               </w:rPr>
               <w:t xml:space="preserve">. </w:t>
             </w:r>
+            <w:proofErr w:type="spellStart"/>
             <w:r>
               <w:rPr>
                 <w:rFonts w:cs="Times New Roman"/>
@@ -711,6 +742,7 @@
               </w:rPr>
               <w:t>Жангиров</w:t>
             </w:r>
+            <w:proofErr w:type="spellEnd"/>
           </w:p>
         </w:tc>
       </w:tr>
@@ -903,14 +935,7 @@
           <w:b/>
           <w:bCs/>
         </w:rPr>
-        <w:t>УЧЕБНУЮ</w:t>
-      </w:r>
-      <w:r>
-        <w:rPr>
-          <w:b/>
-          <w:bCs/>
-        </w:rPr>
-        <w:t xml:space="preserve"> </w:t>
+        <w:t xml:space="preserve">УЧЕБНУЮ </w:t>
       </w:r>
       <w:r>
         <w:rPr>
@@ -1063,7 +1088,21 @@
               <w:rPr>
                 <w:szCs w:val="28"/>
               </w:rPr>
-              <w:t>Дан взвешенный неориентированный граф (ребра имеют вес больше 0). Необходимо найти минимальное остовное дерево для данного графа, используя генетические алгоритмы.</w:t>
+              <w:t xml:space="preserve">Дан взвешенный неориентированный граф (ребра имеют вес больше 0). Необходимо найти минимальное </w:t>
+            </w:r>
+            <w:proofErr w:type="spellStart"/>
+            <w:r>
+              <w:rPr>
+                <w:szCs w:val="28"/>
+              </w:rPr>
+              <w:t>остовное</w:t>
+            </w:r>
+            <w:proofErr w:type="spellEnd"/>
+            <w:r>
+              <w:rPr>
+                <w:szCs w:val="28"/>
+              </w:rPr>
+              <w:t xml:space="preserve"> дерево для данного графа, используя генетические алгоритмы.</w:t>
             </w:r>
           </w:p>
         </w:tc>
@@ -1391,22 +1430,15 @@
               </w:rPr>
               <w:t xml:space="preserve">. </w:t>
             </w:r>
+            <w:proofErr w:type="spellStart"/>
             <w:r>
               <w:rPr>
                 <w:rFonts w:cs="Times New Roman"/>
                 <w:szCs w:val="28"/>
               </w:rPr>
-              <w:t>Жан</w:t>
-            </w:r>
-            <w:bookmarkStart w:id="1" w:name="_GoBack"/>
-            <w:bookmarkEnd w:id="1"/>
-            <w:r>
-              <w:rPr>
-                <w:rFonts w:cs="Times New Roman"/>
-                <w:szCs w:val="28"/>
-              </w:rPr>
-              <w:t>гиров</w:t>
-            </w:r>
+              <w:t>Жангиров</w:t>
+            </w:r>
+            <w:proofErr w:type="spellEnd"/>
           </w:p>
         </w:tc>
       </w:tr>
@@ -1449,7 +1481,15 @@
         <w:pStyle w:val="a1"/>
       </w:pPr>
       <w:r>
-        <w:t>В отчете представлены результаты выполнения учебной практики, посвященной исследованию и реализации генетического алгоритма для решения задачи поиска минимального остовного дерева взвеше</w:t>
+        <w:t xml:space="preserve">В отчете представлены результаты выполнения учебной практики, посвященной исследованию и реализации генетического алгоритма для решения задачи поиска минимального </w:t>
+      </w:r>
+      <w:proofErr w:type="spellStart"/>
+      <w:r>
+        <w:t>остовного</w:t>
+      </w:r>
+      <w:proofErr w:type="spellEnd"/>
+      <w:r>
+        <w:t xml:space="preserve"> дерева взвеше</w:t>
       </w:r>
       <w:r>
         <w:t>нного неориентированного графа. Он</w:t>
@@ -1515,35 +1555,46 @@
         <w:pStyle w:val="a1"/>
         <w:ind w:firstLine="0"/>
         <w:jc w:val="center"/>
-        <w:rPr>
-          <w:b/>
-          <w:bCs/>
-        </w:rPr>
-      </w:pPr>
-      <w:r>
-        <w:rPr>
-          <w:b/>
-          <w:bCs/>
-        </w:rPr>
-        <w:t>S</w:t>
-      </w:r>
-      <w:r>
         <w:rPr>
           <w:b/>
           <w:bCs/>
           <w:lang w:val="en-US"/>
         </w:rPr>
+      </w:pPr>
+      <w:r>
+        <w:rPr>
+          <w:b/>
+          <w:bCs/>
+          <w:lang w:val="en-US"/>
+        </w:rPr>
+        <w:t>S</w:t>
+      </w:r>
+      <w:r>
+        <w:rPr>
+          <w:b/>
+          <w:bCs/>
+          <w:lang w:val="en-US"/>
+        </w:rPr>
         <w:t>UMMARY</w:t>
       </w:r>
     </w:p>
     <w:p>
       <w:pPr>
         <w:pStyle w:val="a1"/>
-      </w:pPr>
-      <w:r>
+        <w:rPr>
+          <w:lang w:val="en-US"/>
+        </w:rPr>
+      </w:pPr>
+      <w:r>
+        <w:rPr>
+          <w:lang w:val="en-US"/>
+        </w:rPr>
         <w:t>This report presents the results of an academic project focused on researching and implementing a genetic algorithm to solve the problem of finding the minimum spanning tree of a weighted undirected graph. It includes a description of the problem domain, a problem statement, development results, details regarding the technologies used, and conclusions based on the work performed.</w:t>
       </w:r>
       <w:r>
+        <w:rPr>
+          <w:lang w:val="en-US"/>
+        </w:rPr>
         <w:br w:type="page"/>
       </w:r>
     </w:p>
@@ -1567,18 +1618,17 @@
     </w:p>
     <w:sdt>
       <w:sdtPr>
+        <w:rPr>
+          <w:rFonts w:cs="Times New Roman"/>
+          <w:szCs w:val="28"/>
+        </w:rPr>
         <w:id w:val="557058152"/>
         <w:docPartObj>
           <w:docPartGallery w:val="Table of Contents"/>
           <w:docPartUnique/>
         </w:docPartObj>
       </w:sdtPr>
-      <w:sdtEndPr>
-        <w:rPr>
-          <w:rFonts w:cs="Times New Roman"/>
-          <w:szCs w:val="28"/>
-        </w:rPr>
-      </w:sdtEndPr>
+      <w:sdtEndPr/>
       <w:sdtContent>
         <w:p>
           <w:pPr>
@@ -1599,14 +1649,7 @@
               <w:rStyle w:val="ad"/>
               <w:webHidden/>
             </w:rPr>
-            <w:instrText xml:space="preserve"> TOC \z \o "1-9" \u \t "heading 2,1,heading 3,</w:instrText>
-          </w:r>
-          <w:r>
-            <w:rPr>
-              <w:rStyle w:val="ad"/>
-              <w:webHidden/>
-            </w:rPr>
-            <w:instrText>2" \h</w:instrText>
+            <w:instrText xml:space="preserve"> TOC \z \o "1-9" \u \t "heading 2,1,heading 3,2" \h</w:instrText>
           </w:r>
           <w:r>
             <w:rPr>
@@ -1614,7 +1657,7 @@
             </w:rPr>
             <w:fldChar w:fldCharType="separate"/>
           </w:r>
-          <w:hyperlink w:anchor="_Toc234332632" w:history="1">
+          <w:hyperlink w:anchor="_Toc234513442" w:history="1">
             <w:r>
               <w:rPr>
                 <w:rStyle w:val="a7"/>
@@ -1642,7 +1685,7 @@
                 <w:noProof/>
                 <w:webHidden/>
               </w:rPr>
-              <w:instrText xml:space="preserve"> PAGEREF _Toc234332632 \h </w:instrText>
+              <w:instrText xml:space="preserve"> PAGEREF _Toc234513442 \h </w:instrText>
             </w:r>
             <w:r>
               <w:rPr>
@@ -1684,7 +1727,7 @@
               <w:lang w:eastAsia="ru-RU" w:bidi="ar-SA"/>
             </w:rPr>
           </w:pPr>
-          <w:hyperlink w:anchor="_Toc234332633" w:history="1">
+          <w:hyperlink w:anchor="_Toc234513443" w:history="1">
             <w:r>
               <w:rPr>
                 <w:rStyle w:val="a7"/>
@@ -1711,7 +1754,7 @@
                 <w:noProof/>
                 <w:webHidden/>
               </w:rPr>
-              <w:instrText xml:space="preserve"> PAGEREF _Toc234332633 \h </w:instrText>
+              <w:instrText xml:space="preserve"> PAGEREF _Toc234513443 \h </w:instrText>
             </w:r>
             <w:r>
               <w:rPr>
@@ -1753,7 +1796,7 @@
               <w:lang w:eastAsia="ru-RU" w:bidi="ar-SA"/>
             </w:rPr>
           </w:pPr>
-          <w:hyperlink w:anchor="_Toc234332634" w:history="1">
+          <w:hyperlink w:anchor="_Toc234513444" w:history="1">
             <w:r>
               <w:rPr>
                 <w:rStyle w:val="a7"/>
@@ -1780,7 +1823,7 @@
                 <w:noProof/>
                 <w:webHidden/>
               </w:rPr>
-              <w:instrText xml:space="preserve"> PAGEREF _Toc234332634 \h </w:instrText>
+              <w:instrText xml:space="preserve"> PAGEREF _Toc234513444 \h </w:instrText>
             </w:r>
             <w:r>
               <w:rPr>
@@ -1822,7 +1865,7 @@
               <w:lang w:eastAsia="ru-RU" w:bidi="ar-SA"/>
             </w:rPr>
           </w:pPr>
-          <w:hyperlink w:anchor="_Toc234332635" w:history="1">
+          <w:hyperlink w:anchor="_Toc234513445" w:history="1">
             <w:r>
               <w:rPr>
                 <w:rStyle w:val="a7"/>
@@ -1849,7 +1892,7 @@
                 <w:noProof/>
                 <w:webHidden/>
               </w:rPr>
-              <w:instrText xml:space="preserve"> PAGEREF _Toc234332635 \h </w:instrText>
+              <w:instrText xml:space="preserve"> PAGEREF _Toc234513445 \h </w:instrText>
             </w:r>
             <w:r>
               <w:rPr>
@@ -1882,7 +1925,7 @@
         </w:p>
         <w:p>
           <w:pPr>
-            <w:pStyle w:val="40"/>
+            <w:pStyle w:val="41"/>
             <w:tabs>
               <w:tab w:val="right" w:leader="dot" w:pos="9345"/>
             </w:tabs>
@@ -1894,7 +1937,7 @@
               <w:lang w:eastAsia="ru-RU" w:bidi="ar-SA"/>
             </w:rPr>
           </w:pPr>
-          <w:hyperlink w:anchor="_Toc234332636" w:history="1">
+          <w:hyperlink w:anchor="_Toc234513446" w:history="1">
             <w:r>
               <w:rPr>
                 <w:rStyle w:val="a7"/>
@@ -1921,7 +1964,7 @@
                 <w:noProof/>
                 <w:webHidden/>
               </w:rPr>
-              <w:instrText xml:space="preserve"> PAGEREF _Toc234332636 \h </w:instrText>
+              <w:instrText xml:space="preserve"> PAGEREF _Toc234513446 \h </w:instrText>
             </w:r>
             <w:r>
               <w:rPr>
@@ -1954,7 +1997,7 @@
         </w:p>
         <w:p>
           <w:pPr>
-            <w:pStyle w:val="40"/>
+            <w:pStyle w:val="41"/>
             <w:tabs>
               <w:tab w:val="right" w:leader="dot" w:pos="9345"/>
             </w:tabs>
@@ -1966,7 +2009,7 @@
               <w:lang w:eastAsia="ru-RU" w:bidi="ar-SA"/>
             </w:rPr>
           </w:pPr>
-          <w:hyperlink w:anchor="_Toc234332637" w:history="1">
+          <w:hyperlink w:anchor="_Toc234513447" w:history="1">
             <w:r>
               <w:rPr>
                 <w:rStyle w:val="a7"/>
@@ -1993,7 +2036,7 @@
                 <w:noProof/>
                 <w:webHidden/>
               </w:rPr>
-              <w:instrText xml:space="preserve"> PAGEREF _Toc234332637 \h </w:instrText>
+              <w:instrText xml:space="preserve"> PAGEREF _Toc234513447 \h </w:instrText>
             </w:r>
             <w:r>
               <w:rPr>
@@ -2013,7 +2056,7 @@
                 <w:noProof/>
                 <w:webHidden/>
               </w:rPr>
-              <w:t>9</w:t>
+              <w:t>8</w:t>
             </w:r>
             <w:r>
               <w:rPr>
@@ -2026,7 +2069,7 @@
         </w:p>
         <w:p>
           <w:pPr>
-            <w:pStyle w:val="40"/>
+            <w:pStyle w:val="41"/>
             <w:tabs>
               <w:tab w:val="right" w:leader="dot" w:pos="9345"/>
             </w:tabs>
@@ -2038,7 +2081,7 @@
               <w:lang w:eastAsia="ru-RU" w:bidi="ar-SA"/>
             </w:rPr>
           </w:pPr>
-          <w:hyperlink w:anchor="_Toc234332638" w:history="1">
+          <w:hyperlink w:anchor="_Toc234513448" w:history="1">
             <w:r>
               <w:rPr>
                 <w:rStyle w:val="a7"/>
@@ -2065,7 +2108,7 @@
                 <w:noProof/>
                 <w:webHidden/>
               </w:rPr>
-              <w:instrText xml:space="preserve"> PAGEREF _Toc234332638 \h </w:instrText>
+              <w:instrText xml:space="preserve"> PAGEREF _Toc234513448 \h </w:instrText>
             </w:r>
             <w:r>
               <w:rPr>
@@ -2098,7 +2141,7 @@
         </w:p>
         <w:p>
           <w:pPr>
-            <w:pStyle w:val="40"/>
+            <w:pStyle w:val="41"/>
             <w:tabs>
               <w:tab w:val="right" w:leader="dot" w:pos="9345"/>
             </w:tabs>
@@ -2110,7 +2153,7 @@
               <w:lang w:eastAsia="ru-RU" w:bidi="ar-SA"/>
             </w:rPr>
           </w:pPr>
-          <w:hyperlink w:anchor="_Toc234332639" w:history="1">
+          <w:hyperlink w:anchor="_Toc234513449" w:history="1">
             <w:r>
               <w:rPr>
                 <w:rStyle w:val="a7"/>
@@ -2137,7 +2180,7 @@
                 <w:noProof/>
                 <w:webHidden/>
               </w:rPr>
-              <w:instrText xml:space="preserve"> PAGEREF _Toc234332639 \h </w:instrText>
+              <w:instrText xml:space="preserve"> PAGEREF _Toc234513449 \h </w:instrText>
             </w:r>
             <w:r>
               <w:rPr>
@@ -2170,7 +2213,7 @@
         </w:p>
         <w:p>
           <w:pPr>
-            <w:pStyle w:val="40"/>
+            <w:pStyle w:val="41"/>
             <w:tabs>
               <w:tab w:val="right" w:leader="dot" w:pos="9345"/>
             </w:tabs>
@@ -2182,7 +2225,7 @@
               <w:lang w:eastAsia="ru-RU" w:bidi="ar-SA"/>
             </w:rPr>
           </w:pPr>
-          <w:hyperlink w:anchor="_Toc234332640" w:history="1">
+          <w:hyperlink w:anchor="_Toc234513450" w:history="1">
             <w:r>
               <w:rPr>
                 <w:rStyle w:val="a7"/>
@@ -2209,7 +2252,7 @@
                 <w:noProof/>
                 <w:webHidden/>
               </w:rPr>
-              <w:instrText xml:space="preserve"> PAGEREF _Toc234332640 \h </w:instrText>
+              <w:instrText xml:space="preserve"> PAGEREF _Toc234513450 \h </w:instrText>
             </w:r>
             <w:r>
               <w:rPr>
@@ -2242,7 +2285,7 @@
         </w:p>
         <w:p>
           <w:pPr>
-            <w:pStyle w:val="40"/>
+            <w:pStyle w:val="41"/>
             <w:tabs>
               <w:tab w:val="right" w:leader="dot" w:pos="9345"/>
             </w:tabs>
@@ -2254,7 +2297,7 @@
               <w:lang w:eastAsia="ru-RU" w:bidi="ar-SA"/>
             </w:rPr>
           </w:pPr>
-          <w:hyperlink w:anchor="_Toc234332641" w:history="1">
+          <w:hyperlink w:anchor="_Toc234513451" w:history="1">
             <w:r>
               <w:rPr>
                 <w:rStyle w:val="a7"/>
@@ -2281,7 +2324,7 @@
                 <w:noProof/>
                 <w:webHidden/>
               </w:rPr>
-              <w:instrText xml:space="preserve"> PAGEREF _Toc234332641 \h </w:instrText>
+              <w:instrText xml:space="preserve"> PAGEREF _Toc234513451 \h </w:instrText>
             </w:r>
             <w:r>
               <w:rPr>
@@ -2314,7 +2357,7 @@
         </w:p>
         <w:p>
           <w:pPr>
-            <w:pStyle w:val="40"/>
+            <w:pStyle w:val="41"/>
             <w:tabs>
               <w:tab w:val="right" w:leader="dot" w:pos="9345"/>
             </w:tabs>
@@ -2326,7 +2369,7 @@
               <w:lang w:eastAsia="ru-RU" w:bidi="ar-SA"/>
             </w:rPr>
           </w:pPr>
-          <w:hyperlink w:anchor="_Toc234332642" w:history="1">
+          <w:hyperlink w:anchor="_Toc234513452" w:history="1">
             <w:r>
               <w:rPr>
                 <w:rStyle w:val="a7"/>
@@ -2353,7 +2396,7 @@
                 <w:noProof/>
                 <w:webHidden/>
               </w:rPr>
-              <w:instrText xml:space="preserve"> PAGEREF _Toc234332642 \h </w:instrText>
+              <w:instrText xml:space="preserve"> PAGEREF _Toc234513452 \h </w:instrText>
             </w:r>
             <w:r>
               <w:rPr>
@@ -2386,7 +2429,7 @@
         </w:p>
         <w:p>
           <w:pPr>
-            <w:pStyle w:val="40"/>
+            <w:pStyle w:val="41"/>
             <w:tabs>
               <w:tab w:val="right" w:leader="dot" w:pos="9345"/>
             </w:tabs>
@@ -2398,7 +2441,7 @@
               <w:lang w:eastAsia="ru-RU" w:bidi="ar-SA"/>
             </w:rPr>
           </w:pPr>
-          <w:hyperlink w:anchor="_Toc234332643" w:history="1">
+          <w:hyperlink w:anchor="_Toc234513453" w:history="1">
             <w:r>
               <w:rPr>
                 <w:rStyle w:val="a7"/>
@@ -2425,7 +2468,7 @@
                 <w:noProof/>
                 <w:webHidden/>
               </w:rPr>
-              <w:instrText xml:space="preserve"> PAGEREF _Toc234332643 \h </w:instrText>
+              <w:instrText xml:space="preserve"> PAGEREF _Toc234513453 \h </w:instrText>
             </w:r>
             <w:r>
               <w:rPr>
@@ -2458,7 +2501,7 @@
         </w:p>
         <w:p>
           <w:pPr>
-            <w:pStyle w:val="40"/>
+            <w:pStyle w:val="41"/>
             <w:tabs>
               <w:tab w:val="right" w:leader="dot" w:pos="9345"/>
             </w:tabs>
@@ -2470,7 +2513,7 @@
               <w:lang w:eastAsia="ru-RU" w:bidi="ar-SA"/>
             </w:rPr>
           </w:pPr>
-          <w:hyperlink w:anchor="_Toc234332644" w:history="1">
+          <w:hyperlink w:anchor="_Toc234513454" w:history="1">
             <w:r>
               <w:rPr>
                 <w:rStyle w:val="a7"/>
@@ -2497,7 +2540,7 @@
                 <w:noProof/>
                 <w:webHidden/>
               </w:rPr>
-              <w:instrText xml:space="preserve"> PAGEREF _Toc234332644 \h </w:instrText>
+              <w:instrText xml:space="preserve"> PAGEREF _Toc234513454 \h </w:instrText>
             </w:r>
             <w:r>
               <w:rPr>
@@ -2518,6 +2561,75 @@
                 <w:webHidden/>
               </w:rPr>
               <w:t>10</w:t>
+            </w:r>
+            <w:r>
+              <w:rPr>
+                <w:noProof/>
+                <w:webHidden/>
+              </w:rPr>
+              <w:fldChar w:fldCharType="end"/>
+            </w:r>
+          </w:hyperlink>
+        </w:p>
+        <w:p>
+          <w:pPr>
+            <w:pStyle w:val="20"/>
+            <w:rPr>
+              <w:rFonts w:asciiTheme="minorHAnsi" w:eastAsiaTheme="minorEastAsia" w:hAnsiTheme="minorHAnsi" w:cstheme="minorBidi"/>
+              <w:noProof/>
+              <w:sz w:val="22"/>
+              <w:szCs w:val="22"/>
+              <w:lang w:eastAsia="ru-RU" w:bidi="ar-SA"/>
+            </w:rPr>
+          </w:pPr>
+          <w:hyperlink w:anchor="_Toc234513455" w:history="1">
+            <w:r>
+              <w:rPr>
+                <w:rStyle w:val="a7"/>
+                <w:noProof/>
+              </w:rPr>
+              <w:t>2 РЕЗУЛЬТАТЫ РАБОТЫ</w:t>
+            </w:r>
+            <w:r>
+              <w:rPr>
+                <w:noProof/>
+                <w:webHidden/>
+              </w:rPr>
+              <w:tab/>
+            </w:r>
+            <w:r>
+              <w:rPr>
+                <w:noProof/>
+                <w:webHidden/>
+              </w:rPr>
+              <w:fldChar w:fldCharType="begin"/>
+            </w:r>
+            <w:r>
+              <w:rPr>
+                <w:noProof/>
+                <w:webHidden/>
+              </w:rPr>
+              <w:instrText xml:space="preserve"> PAGEREF _Toc234513455 \h </w:instrText>
+            </w:r>
+            <w:r>
+              <w:rPr>
+                <w:noProof/>
+                <w:webHidden/>
+              </w:rPr>
+            </w:r>
+            <w:r>
+              <w:rPr>
+                <w:noProof/>
+                <w:webHidden/>
+              </w:rPr>
+              <w:fldChar w:fldCharType="separate"/>
+            </w:r>
+            <w:r>
+              <w:rPr>
+                <w:noProof/>
+                <w:webHidden/>
+              </w:rPr>
+              <w:t>11</w:t>
             </w:r>
             <w:r>
               <w:rPr>
@@ -2539,13 +2651,13 @@
               <w:lang w:eastAsia="ru-RU" w:bidi="ar-SA"/>
             </w:rPr>
           </w:pPr>
-          <w:hyperlink w:anchor="_Toc234332645" w:history="1">
+          <w:hyperlink w:anchor="_Toc234513456" w:history="1">
             <w:r>
               <w:rPr>
                 <w:rStyle w:val="a7"/>
                 <w:noProof/>
               </w:rPr>
-              <w:t>1.3 Проектирование программного решения</w:t>
+              <w:t>2.1 Проектирование представления входных данных и генерации случайного графа</w:t>
             </w:r>
             <w:r>
               <w:rPr>
@@ -2566,7 +2678,7 @@
                 <w:noProof/>
                 <w:webHidden/>
               </w:rPr>
-              <w:instrText xml:space="preserve"> PAGEREF _Toc234332645 \h </w:instrText>
+              <w:instrText xml:space="preserve"> PAGEREF _Toc234513456 \h </w:instrText>
             </w:r>
             <w:r>
               <w:rPr>
@@ -2586,7 +2698,7 @@
                 <w:noProof/>
                 <w:webHidden/>
               </w:rPr>
-              <w:t>10</w:t>
+              <w:t>11</w:t>
             </w:r>
             <w:r>
               <w:rPr>
@@ -2599,7 +2711,7 @@
         </w:p>
         <w:p>
           <w:pPr>
-            <w:pStyle w:val="40"/>
+            <w:pStyle w:val="41"/>
             <w:tabs>
               <w:tab w:val="right" w:leader="dot" w:pos="9345"/>
             </w:tabs>
@@ -2611,13 +2723,13 @@
               <w:lang w:eastAsia="ru-RU" w:bidi="ar-SA"/>
             </w:rPr>
           </w:pPr>
-          <w:hyperlink w:anchor="_Toc234332646" w:history="1">
+          <w:hyperlink w:anchor="_Toc234513457" w:history="1">
             <w:r>
               <w:rPr>
                 <w:rStyle w:val="a7"/>
                 <w:noProof/>
               </w:rPr>
-              <w:t>1.3.1 Формат хранения данных</w:t>
+              <w:t>2.1.1 Формат хранения данных</w:t>
             </w:r>
             <w:r>
               <w:rPr>
@@ -2638,7 +2750,7 @@
                 <w:noProof/>
                 <w:webHidden/>
               </w:rPr>
-              <w:instrText xml:space="preserve"> PAGEREF _Toc234332646 \h </w:instrText>
+              <w:instrText xml:space="preserve"> PAGEREF _Toc234513457 \h </w:instrText>
             </w:r>
             <w:r>
               <w:rPr>
@@ -2658,7 +2770,7 @@
                 <w:noProof/>
                 <w:webHidden/>
               </w:rPr>
-              <w:t>10</w:t>
+              <w:t>11</w:t>
             </w:r>
             <w:r>
               <w:rPr>
@@ -2671,7 +2783,7 @@
         </w:p>
         <w:p>
           <w:pPr>
-            <w:pStyle w:val="40"/>
+            <w:pStyle w:val="41"/>
             <w:tabs>
               <w:tab w:val="right" w:leader="dot" w:pos="9345"/>
             </w:tabs>
@@ -2683,13 +2795,13 @@
               <w:lang w:eastAsia="ru-RU" w:bidi="ar-SA"/>
             </w:rPr>
           </w:pPr>
-          <w:hyperlink w:anchor="_Toc234332647" w:history="1">
+          <w:hyperlink w:anchor="_Toc234513458" w:history="1">
             <w:r>
               <w:rPr>
                 <w:rStyle w:val="a7"/>
                 <w:noProof/>
               </w:rPr>
-              <w:t>1.3.2 Представление решения</w:t>
+              <w:t>2.2.1 Генерация случайного графа</w:t>
             </w:r>
             <w:r>
               <w:rPr>
@@ -2710,7 +2822,7 @@
                 <w:noProof/>
                 <w:webHidden/>
               </w:rPr>
-              <w:instrText xml:space="preserve"> PAGEREF _Toc234332647 \h </w:instrText>
+              <w:instrText xml:space="preserve"> PAGEREF _Toc234513458 \h </w:instrText>
             </w:r>
             <w:r>
               <w:rPr>
@@ -2731,438 +2843,6 @@
                 <w:webHidden/>
               </w:rPr>
               <w:t>11</w:t>
-            </w:r>
-            <w:r>
-              <w:rPr>
-                <w:noProof/>
-                <w:webHidden/>
-              </w:rPr>
-              <w:fldChar w:fldCharType="end"/>
-            </w:r>
-          </w:hyperlink>
-        </w:p>
-        <w:p>
-          <w:pPr>
-            <w:pStyle w:val="40"/>
-            <w:tabs>
-              <w:tab w:val="right" w:leader="dot" w:pos="9345"/>
-            </w:tabs>
-            <w:rPr>
-              <w:rFonts w:asciiTheme="minorHAnsi" w:eastAsiaTheme="minorEastAsia" w:hAnsiTheme="minorHAnsi" w:cstheme="minorBidi"/>
-              <w:noProof/>
-              <w:sz w:val="22"/>
-              <w:szCs w:val="22"/>
-              <w:lang w:eastAsia="ru-RU" w:bidi="ar-SA"/>
-            </w:rPr>
-          </w:pPr>
-          <w:hyperlink w:anchor="_Toc234332648" w:history="1">
-            <w:r>
-              <w:rPr>
-                <w:rStyle w:val="a7"/>
-                <w:noProof/>
-              </w:rPr>
-              <w:t>1.3.3 Функция исправления решения</w:t>
-            </w:r>
-            <w:r>
-              <w:rPr>
-                <w:noProof/>
-                <w:webHidden/>
-              </w:rPr>
-              <w:tab/>
-            </w:r>
-            <w:r>
-              <w:rPr>
-                <w:noProof/>
-                <w:webHidden/>
-              </w:rPr>
-              <w:fldChar w:fldCharType="begin"/>
-            </w:r>
-            <w:r>
-              <w:rPr>
-                <w:noProof/>
-                <w:webHidden/>
-              </w:rPr>
-              <w:instrText xml:space="preserve"> PAGEREF _Toc234332648 \h </w:instrText>
-            </w:r>
-            <w:r>
-              <w:rPr>
-                <w:noProof/>
-                <w:webHidden/>
-              </w:rPr>
-            </w:r>
-            <w:r>
-              <w:rPr>
-                <w:noProof/>
-                <w:webHidden/>
-              </w:rPr>
-              <w:fldChar w:fldCharType="separate"/>
-            </w:r>
-            <w:r>
-              <w:rPr>
-                <w:noProof/>
-                <w:webHidden/>
-              </w:rPr>
-              <w:t>11</w:t>
-            </w:r>
-            <w:r>
-              <w:rPr>
-                <w:noProof/>
-                <w:webHidden/>
-              </w:rPr>
-              <w:fldChar w:fldCharType="end"/>
-            </w:r>
-          </w:hyperlink>
-        </w:p>
-        <w:p>
-          <w:pPr>
-            <w:pStyle w:val="40"/>
-            <w:tabs>
-              <w:tab w:val="right" w:leader="dot" w:pos="9345"/>
-            </w:tabs>
-            <w:rPr>
-              <w:rFonts w:asciiTheme="minorHAnsi" w:eastAsiaTheme="minorEastAsia" w:hAnsiTheme="minorHAnsi" w:cstheme="minorBidi"/>
-              <w:noProof/>
-              <w:sz w:val="22"/>
-              <w:szCs w:val="22"/>
-              <w:lang w:eastAsia="ru-RU" w:bidi="ar-SA"/>
-            </w:rPr>
-          </w:pPr>
-          <w:hyperlink w:anchor="_Toc234332649" w:history="1">
-            <w:r>
-              <w:rPr>
-                <w:rStyle w:val="a7"/>
-                <w:noProof/>
-              </w:rPr>
-              <w:t>1.3.4 Функция приспособленности</w:t>
-            </w:r>
-            <w:r>
-              <w:rPr>
-                <w:noProof/>
-                <w:webHidden/>
-              </w:rPr>
-              <w:tab/>
-            </w:r>
-            <w:r>
-              <w:rPr>
-                <w:noProof/>
-                <w:webHidden/>
-              </w:rPr>
-              <w:fldChar w:fldCharType="begin"/>
-            </w:r>
-            <w:r>
-              <w:rPr>
-                <w:noProof/>
-                <w:webHidden/>
-              </w:rPr>
-              <w:instrText xml:space="preserve"> PAGEREF _Toc234332649 \h </w:instrText>
-            </w:r>
-            <w:r>
-              <w:rPr>
-                <w:noProof/>
-                <w:webHidden/>
-              </w:rPr>
-            </w:r>
-            <w:r>
-              <w:rPr>
-                <w:noProof/>
-                <w:webHidden/>
-              </w:rPr>
-              <w:fldChar w:fldCharType="separate"/>
-            </w:r>
-            <w:r>
-              <w:rPr>
-                <w:noProof/>
-                <w:webHidden/>
-              </w:rPr>
-              <w:t>12</w:t>
-            </w:r>
-            <w:r>
-              <w:rPr>
-                <w:noProof/>
-                <w:webHidden/>
-              </w:rPr>
-              <w:fldChar w:fldCharType="end"/>
-            </w:r>
-          </w:hyperlink>
-        </w:p>
-        <w:p>
-          <w:pPr>
-            <w:pStyle w:val="40"/>
-            <w:tabs>
-              <w:tab w:val="right" w:leader="dot" w:pos="9345"/>
-            </w:tabs>
-            <w:rPr>
-              <w:rFonts w:asciiTheme="minorHAnsi" w:eastAsiaTheme="minorEastAsia" w:hAnsiTheme="minorHAnsi" w:cstheme="minorBidi"/>
-              <w:noProof/>
-              <w:sz w:val="22"/>
-              <w:szCs w:val="22"/>
-              <w:lang w:eastAsia="ru-RU" w:bidi="ar-SA"/>
-            </w:rPr>
-          </w:pPr>
-          <w:hyperlink w:anchor="_Toc234332650" w:history="1">
-            <w:r>
-              <w:rPr>
-                <w:rStyle w:val="a7"/>
-                <w:noProof/>
-              </w:rPr>
-              <w:t>1.3.5 Выбор родителей</w:t>
-            </w:r>
-            <w:r>
-              <w:rPr>
-                <w:noProof/>
-                <w:webHidden/>
-              </w:rPr>
-              <w:tab/>
-            </w:r>
-            <w:r>
-              <w:rPr>
-                <w:noProof/>
-                <w:webHidden/>
-              </w:rPr>
-              <w:fldChar w:fldCharType="begin"/>
-            </w:r>
-            <w:r>
-              <w:rPr>
-                <w:noProof/>
-                <w:webHidden/>
-              </w:rPr>
-              <w:instrText xml:space="preserve"> PAGEREF _Toc234332650 \h </w:instrText>
-            </w:r>
-            <w:r>
-              <w:rPr>
-                <w:noProof/>
-                <w:webHidden/>
-              </w:rPr>
-            </w:r>
-            <w:r>
-              <w:rPr>
-                <w:noProof/>
-                <w:webHidden/>
-              </w:rPr>
-              <w:fldChar w:fldCharType="separate"/>
-            </w:r>
-            <w:r>
-              <w:rPr>
-                <w:noProof/>
-                <w:webHidden/>
-              </w:rPr>
-              <w:t>12</w:t>
-            </w:r>
-            <w:r>
-              <w:rPr>
-                <w:noProof/>
-                <w:webHidden/>
-              </w:rPr>
-              <w:fldChar w:fldCharType="end"/>
-            </w:r>
-          </w:hyperlink>
-        </w:p>
-        <w:p>
-          <w:pPr>
-            <w:pStyle w:val="40"/>
-            <w:tabs>
-              <w:tab w:val="right" w:leader="dot" w:pos="9345"/>
-            </w:tabs>
-            <w:rPr>
-              <w:rFonts w:asciiTheme="minorHAnsi" w:eastAsiaTheme="minorEastAsia" w:hAnsiTheme="minorHAnsi" w:cstheme="minorBidi"/>
-              <w:noProof/>
-              <w:sz w:val="22"/>
-              <w:szCs w:val="22"/>
-              <w:lang w:eastAsia="ru-RU" w:bidi="ar-SA"/>
-            </w:rPr>
-          </w:pPr>
-          <w:hyperlink w:anchor="_Toc234332651" w:history="1">
-            <w:r>
-              <w:rPr>
-                <w:rStyle w:val="a7"/>
-                <w:noProof/>
-              </w:rPr>
-              <w:t>1.3.6 Оператор скрещивания</w:t>
-            </w:r>
-            <w:r>
-              <w:rPr>
-                <w:noProof/>
-                <w:webHidden/>
-              </w:rPr>
-              <w:tab/>
-            </w:r>
-            <w:r>
-              <w:rPr>
-                <w:noProof/>
-                <w:webHidden/>
-              </w:rPr>
-              <w:fldChar w:fldCharType="begin"/>
-            </w:r>
-            <w:r>
-              <w:rPr>
-                <w:noProof/>
-                <w:webHidden/>
-              </w:rPr>
-              <w:instrText xml:space="preserve"> PAGEREF _Toc234332651 \h </w:instrText>
-            </w:r>
-            <w:r>
-              <w:rPr>
-                <w:noProof/>
-                <w:webHidden/>
-              </w:rPr>
-            </w:r>
-            <w:r>
-              <w:rPr>
-                <w:noProof/>
-                <w:webHidden/>
-              </w:rPr>
-              <w:fldChar w:fldCharType="separate"/>
-            </w:r>
-            <w:r>
-              <w:rPr>
-                <w:noProof/>
-                <w:webHidden/>
-              </w:rPr>
-              <w:t>13</w:t>
-            </w:r>
-            <w:r>
-              <w:rPr>
-                <w:noProof/>
-                <w:webHidden/>
-              </w:rPr>
-              <w:fldChar w:fldCharType="end"/>
-            </w:r>
-          </w:hyperlink>
-        </w:p>
-        <w:p>
-          <w:pPr>
-            <w:pStyle w:val="40"/>
-            <w:tabs>
-              <w:tab w:val="right" w:leader="dot" w:pos="9345"/>
-            </w:tabs>
-            <w:rPr>
-              <w:rFonts w:asciiTheme="minorHAnsi" w:eastAsiaTheme="minorEastAsia" w:hAnsiTheme="minorHAnsi" w:cstheme="minorBidi"/>
-              <w:noProof/>
-              <w:sz w:val="22"/>
-              <w:szCs w:val="22"/>
-              <w:lang w:eastAsia="ru-RU" w:bidi="ar-SA"/>
-            </w:rPr>
-          </w:pPr>
-          <w:hyperlink w:anchor="_Toc234332652" w:history="1">
-            <w:r>
-              <w:rPr>
-                <w:rStyle w:val="a7"/>
-                <w:noProof/>
-              </w:rPr>
-              <w:t>1.3.7 Оператор мутации</w:t>
-            </w:r>
-            <w:r>
-              <w:rPr>
-                <w:noProof/>
-                <w:webHidden/>
-              </w:rPr>
-              <w:tab/>
-            </w:r>
-            <w:r>
-              <w:rPr>
-                <w:noProof/>
-                <w:webHidden/>
-              </w:rPr>
-              <w:fldChar w:fldCharType="begin"/>
-            </w:r>
-            <w:r>
-              <w:rPr>
-                <w:noProof/>
-                <w:webHidden/>
-              </w:rPr>
-              <w:instrText xml:space="preserve"> PAGEREF _Toc234332652 \h </w:instrText>
-            </w:r>
-            <w:r>
-              <w:rPr>
-                <w:noProof/>
-                <w:webHidden/>
-              </w:rPr>
-            </w:r>
-            <w:r>
-              <w:rPr>
-                <w:noProof/>
-                <w:webHidden/>
-              </w:rPr>
-              <w:fldChar w:fldCharType="separate"/>
-            </w:r>
-            <w:r>
-              <w:rPr>
-                <w:noProof/>
-                <w:webHidden/>
-              </w:rPr>
-              <w:t>13</w:t>
-            </w:r>
-            <w:r>
-              <w:rPr>
-                <w:noProof/>
-                <w:webHidden/>
-              </w:rPr>
-              <w:fldChar w:fldCharType="end"/>
-            </w:r>
-          </w:hyperlink>
-        </w:p>
-        <w:p>
-          <w:pPr>
-            <w:pStyle w:val="40"/>
-            <w:tabs>
-              <w:tab w:val="right" w:leader="dot" w:pos="9345"/>
-            </w:tabs>
-            <w:rPr>
-              <w:rFonts w:asciiTheme="minorHAnsi" w:eastAsiaTheme="minorEastAsia" w:hAnsiTheme="minorHAnsi" w:cstheme="minorBidi"/>
-              <w:noProof/>
-              <w:sz w:val="22"/>
-              <w:szCs w:val="22"/>
-              <w:lang w:eastAsia="ru-RU" w:bidi="ar-SA"/>
-            </w:rPr>
-          </w:pPr>
-          <w:hyperlink w:anchor="_Toc234332653" w:history="1">
-            <w:r>
-              <w:rPr>
-                <w:rStyle w:val="a7"/>
-                <w:noProof/>
-              </w:rPr>
-              <w:t>1.3.8 Критерий завершения алгоритма</w:t>
-            </w:r>
-            <w:r>
-              <w:rPr>
-                <w:noProof/>
-                <w:webHidden/>
-              </w:rPr>
-              <w:tab/>
-            </w:r>
-            <w:r>
-              <w:rPr>
-                <w:noProof/>
-                <w:webHidden/>
-              </w:rPr>
-              <w:fldChar w:fldCharType="begin"/>
-            </w:r>
-            <w:r>
-              <w:rPr>
-                <w:noProof/>
-                <w:webHidden/>
-              </w:rPr>
-              <w:instrText xml:space="preserve"> PAGEREF _Toc234332653 \h </w:instrText>
-            </w:r>
-            <w:r>
-              <w:rPr>
-                <w:noProof/>
-                <w:webHidden/>
-              </w:rPr>
-            </w:r>
-            <w:r>
-              <w:rPr>
-                <w:noProof/>
-                <w:webHidden/>
-              </w:rPr>
-              <w:fldChar w:fldCharType="separate"/>
-            </w:r>
-            <w:r>
-              <w:rPr>
-                <w:noProof/>
-                <w:webHidden/>
-              </w:rPr>
-              <w:t>14</w:t>
             </w:r>
             <w:r>
               <w:rPr>
@@ -3184,13 +2864,13 @@
               <w:lang w:eastAsia="ru-RU" w:bidi="ar-SA"/>
             </w:rPr>
           </w:pPr>
-          <w:hyperlink w:anchor="_Toc234332654" w:history="1">
+          <w:hyperlink w:anchor="_Toc234513459" w:history="1">
             <w:r>
               <w:rPr>
                 <w:rStyle w:val="a7"/>
                 <w:noProof/>
               </w:rPr>
-              <w:t>1.4 Проектирование графического интерфейса</w:t>
+              <w:t>2.2 Проектирование программного решения для генетического алгоритма</w:t>
             </w:r>
             <w:r>
               <w:rPr>
@@ -3211,7 +2891,7 @@
                 <w:noProof/>
                 <w:webHidden/>
               </w:rPr>
-              <w:instrText xml:space="preserve"> PAGEREF _Toc234332654 \h </w:instrText>
+              <w:instrText xml:space="preserve"> PAGEREF _Toc234513459 \h </w:instrText>
             </w:r>
             <w:r>
               <w:rPr>
@@ -3231,7 +2911,649 @@
                 <w:noProof/>
                 <w:webHidden/>
               </w:rPr>
+              <w:t>13</w:t>
+            </w:r>
+            <w:r>
+              <w:rPr>
+                <w:noProof/>
+                <w:webHidden/>
+              </w:rPr>
+              <w:fldChar w:fldCharType="end"/>
+            </w:r>
+          </w:hyperlink>
+        </w:p>
+        <w:p>
+          <w:pPr>
+            <w:pStyle w:val="41"/>
+            <w:tabs>
+              <w:tab w:val="right" w:leader="dot" w:pos="9345"/>
+            </w:tabs>
+            <w:rPr>
+              <w:rFonts w:asciiTheme="minorHAnsi" w:eastAsiaTheme="minorEastAsia" w:hAnsiTheme="minorHAnsi" w:cstheme="minorBidi"/>
+              <w:noProof/>
+              <w:sz w:val="22"/>
+              <w:szCs w:val="22"/>
+              <w:lang w:eastAsia="ru-RU" w:bidi="ar-SA"/>
+            </w:rPr>
+          </w:pPr>
+          <w:hyperlink w:anchor="_Toc234513460" w:history="1">
+            <w:r>
+              <w:rPr>
+                <w:rStyle w:val="a7"/>
+                <w:noProof/>
+              </w:rPr>
+              <w:t>2.2.1 Представление особи</w:t>
+            </w:r>
+            <w:r>
+              <w:rPr>
+                <w:noProof/>
+                <w:webHidden/>
+              </w:rPr>
+              <w:tab/>
+            </w:r>
+            <w:r>
+              <w:rPr>
+                <w:noProof/>
+                <w:webHidden/>
+              </w:rPr>
+              <w:fldChar w:fldCharType="begin"/>
+            </w:r>
+            <w:r>
+              <w:rPr>
+                <w:noProof/>
+                <w:webHidden/>
+              </w:rPr>
+              <w:instrText xml:space="preserve"> PAGEREF _Toc234513460 \h </w:instrText>
+            </w:r>
+            <w:r>
+              <w:rPr>
+                <w:noProof/>
+                <w:webHidden/>
+              </w:rPr>
+            </w:r>
+            <w:r>
+              <w:rPr>
+                <w:noProof/>
+                <w:webHidden/>
+              </w:rPr>
+              <w:fldChar w:fldCharType="separate"/>
+            </w:r>
+            <w:r>
+              <w:rPr>
+                <w:noProof/>
+                <w:webHidden/>
+              </w:rPr>
+              <w:t>13</w:t>
+            </w:r>
+            <w:r>
+              <w:rPr>
+                <w:noProof/>
+                <w:webHidden/>
+              </w:rPr>
+              <w:fldChar w:fldCharType="end"/>
+            </w:r>
+          </w:hyperlink>
+        </w:p>
+        <w:p>
+          <w:pPr>
+            <w:pStyle w:val="41"/>
+            <w:tabs>
+              <w:tab w:val="right" w:leader="dot" w:pos="9345"/>
+            </w:tabs>
+            <w:rPr>
+              <w:rFonts w:asciiTheme="minorHAnsi" w:eastAsiaTheme="minorEastAsia" w:hAnsiTheme="minorHAnsi" w:cstheme="minorBidi"/>
+              <w:noProof/>
+              <w:sz w:val="22"/>
+              <w:szCs w:val="22"/>
+              <w:lang w:eastAsia="ru-RU" w:bidi="ar-SA"/>
+            </w:rPr>
+          </w:pPr>
+          <w:hyperlink w:anchor="_Toc234513461" w:history="1">
+            <w:r>
+              <w:rPr>
+                <w:rStyle w:val="a7"/>
+                <w:noProof/>
+              </w:rPr>
+              <w:t>2.2.2 Функция исправления решения</w:t>
+            </w:r>
+            <w:r>
+              <w:rPr>
+                <w:noProof/>
+                <w:webHidden/>
+              </w:rPr>
+              <w:tab/>
+            </w:r>
+            <w:r>
+              <w:rPr>
+                <w:noProof/>
+                <w:webHidden/>
+              </w:rPr>
+              <w:fldChar w:fldCharType="begin"/>
+            </w:r>
+            <w:r>
+              <w:rPr>
+                <w:noProof/>
+                <w:webHidden/>
+              </w:rPr>
+              <w:instrText xml:space="preserve"> PAGEREF _Toc234513461 \h </w:instrText>
+            </w:r>
+            <w:r>
+              <w:rPr>
+                <w:noProof/>
+                <w:webHidden/>
+              </w:rPr>
+            </w:r>
+            <w:r>
+              <w:rPr>
+                <w:noProof/>
+                <w:webHidden/>
+              </w:rPr>
+              <w:fldChar w:fldCharType="separate"/>
+            </w:r>
+            <w:r>
+              <w:rPr>
+                <w:noProof/>
+                <w:webHidden/>
+              </w:rPr>
+              <w:t>13</w:t>
+            </w:r>
+            <w:r>
+              <w:rPr>
+                <w:noProof/>
+                <w:webHidden/>
+              </w:rPr>
+              <w:fldChar w:fldCharType="end"/>
+            </w:r>
+          </w:hyperlink>
+        </w:p>
+        <w:p>
+          <w:pPr>
+            <w:pStyle w:val="41"/>
+            <w:tabs>
+              <w:tab w:val="right" w:leader="dot" w:pos="9345"/>
+            </w:tabs>
+            <w:rPr>
+              <w:rFonts w:asciiTheme="minorHAnsi" w:eastAsiaTheme="minorEastAsia" w:hAnsiTheme="minorHAnsi" w:cstheme="minorBidi"/>
+              <w:noProof/>
+              <w:sz w:val="22"/>
+              <w:szCs w:val="22"/>
+              <w:lang w:eastAsia="ru-RU" w:bidi="ar-SA"/>
+            </w:rPr>
+          </w:pPr>
+          <w:hyperlink w:anchor="_Toc234513462" w:history="1">
+            <w:r>
+              <w:rPr>
+                <w:rStyle w:val="a7"/>
+                <w:noProof/>
+              </w:rPr>
+              <w:t>2.2.3 Функция приспособленности</w:t>
+            </w:r>
+            <w:r>
+              <w:rPr>
+                <w:noProof/>
+                <w:webHidden/>
+              </w:rPr>
+              <w:tab/>
+            </w:r>
+            <w:r>
+              <w:rPr>
+                <w:noProof/>
+                <w:webHidden/>
+              </w:rPr>
+              <w:fldChar w:fldCharType="begin"/>
+            </w:r>
+            <w:r>
+              <w:rPr>
+                <w:noProof/>
+                <w:webHidden/>
+              </w:rPr>
+              <w:instrText xml:space="preserve"> PAGEREF _Toc234513462 \h </w:instrText>
+            </w:r>
+            <w:r>
+              <w:rPr>
+                <w:noProof/>
+                <w:webHidden/>
+              </w:rPr>
+            </w:r>
+            <w:r>
+              <w:rPr>
+                <w:noProof/>
+                <w:webHidden/>
+              </w:rPr>
+              <w:fldChar w:fldCharType="separate"/>
+            </w:r>
+            <w:r>
+              <w:rPr>
+                <w:noProof/>
+                <w:webHidden/>
+              </w:rPr>
               <w:t>14</w:t>
+            </w:r>
+            <w:r>
+              <w:rPr>
+                <w:noProof/>
+                <w:webHidden/>
+              </w:rPr>
+              <w:fldChar w:fldCharType="end"/>
+            </w:r>
+          </w:hyperlink>
+        </w:p>
+        <w:p>
+          <w:pPr>
+            <w:pStyle w:val="41"/>
+            <w:tabs>
+              <w:tab w:val="right" w:leader="dot" w:pos="9345"/>
+            </w:tabs>
+            <w:rPr>
+              <w:rFonts w:asciiTheme="minorHAnsi" w:eastAsiaTheme="minorEastAsia" w:hAnsiTheme="minorHAnsi" w:cstheme="minorBidi"/>
+              <w:noProof/>
+              <w:sz w:val="22"/>
+              <w:szCs w:val="22"/>
+              <w:lang w:eastAsia="ru-RU" w:bidi="ar-SA"/>
+            </w:rPr>
+          </w:pPr>
+          <w:hyperlink w:anchor="_Toc234513463" w:history="1">
+            <w:r>
+              <w:rPr>
+                <w:rStyle w:val="a7"/>
+                <w:noProof/>
+              </w:rPr>
+              <w:t>2.2.4 Турнирный отбор</w:t>
+            </w:r>
+            <w:r>
+              <w:rPr>
+                <w:noProof/>
+                <w:webHidden/>
+              </w:rPr>
+              <w:tab/>
+            </w:r>
+            <w:r>
+              <w:rPr>
+                <w:noProof/>
+                <w:webHidden/>
+              </w:rPr>
+              <w:fldChar w:fldCharType="begin"/>
+            </w:r>
+            <w:r>
+              <w:rPr>
+                <w:noProof/>
+                <w:webHidden/>
+              </w:rPr>
+              <w:instrText xml:space="preserve"> PAGEREF _Toc234513463 \h </w:instrText>
+            </w:r>
+            <w:r>
+              <w:rPr>
+                <w:noProof/>
+                <w:webHidden/>
+              </w:rPr>
+            </w:r>
+            <w:r>
+              <w:rPr>
+                <w:noProof/>
+                <w:webHidden/>
+              </w:rPr>
+              <w:fldChar w:fldCharType="separate"/>
+            </w:r>
+            <w:r>
+              <w:rPr>
+                <w:noProof/>
+                <w:webHidden/>
+              </w:rPr>
+              <w:t>15</w:t>
+            </w:r>
+            <w:r>
+              <w:rPr>
+                <w:noProof/>
+                <w:webHidden/>
+              </w:rPr>
+              <w:fldChar w:fldCharType="end"/>
+            </w:r>
+          </w:hyperlink>
+        </w:p>
+        <w:p>
+          <w:pPr>
+            <w:pStyle w:val="41"/>
+            <w:tabs>
+              <w:tab w:val="right" w:leader="dot" w:pos="9345"/>
+            </w:tabs>
+            <w:rPr>
+              <w:rFonts w:asciiTheme="minorHAnsi" w:eastAsiaTheme="minorEastAsia" w:hAnsiTheme="minorHAnsi" w:cstheme="minorBidi"/>
+              <w:noProof/>
+              <w:sz w:val="22"/>
+              <w:szCs w:val="22"/>
+              <w:lang w:eastAsia="ru-RU" w:bidi="ar-SA"/>
+            </w:rPr>
+          </w:pPr>
+          <w:hyperlink w:anchor="_Toc234513464" w:history="1">
+            <w:r>
+              <w:rPr>
+                <w:rStyle w:val="a7"/>
+                <w:noProof/>
+              </w:rPr>
+              <w:t>2.2.5 Оператор скрещивания</w:t>
+            </w:r>
+            <w:r>
+              <w:rPr>
+                <w:noProof/>
+                <w:webHidden/>
+              </w:rPr>
+              <w:tab/>
+            </w:r>
+            <w:r>
+              <w:rPr>
+                <w:noProof/>
+                <w:webHidden/>
+              </w:rPr>
+              <w:fldChar w:fldCharType="begin"/>
+            </w:r>
+            <w:r>
+              <w:rPr>
+                <w:noProof/>
+                <w:webHidden/>
+              </w:rPr>
+              <w:instrText xml:space="preserve"> PAGEREF _Toc234513464 \h </w:instrText>
+            </w:r>
+            <w:r>
+              <w:rPr>
+                <w:noProof/>
+                <w:webHidden/>
+              </w:rPr>
+            </w:r>
+            <w:r>
+              <w:rPr>
+                <w:noProof/>
+                <w:webHidden/>
+              </w:rPr>
+              <w:fldChar w:fldCharType="separate"/>
+            </w:r>
+            <w:r>
+              <w:rPr>
+                <w:noProof/>
+                <w:webHidden/>
+              </w:rPr>
+              <w:t>15</w:t>
+            </w:r>
+            <w:r>
+              <w:rPr>
+                <w:noProof/>
+                <w:webHidden/>
+              </w:rPr>
+              <w:fldChar w:fldCharType="end"/>
+            </w:r>
+          </w:hyperlink>
+        </w:p>
+        <w:p>
+          <w:pPr>
+            <w:pStyle w:val="41"/>
+            <w:tabs>
+              <w:tab w:val="right" w:leader="dot" w:pos="9345"/>
+            </w:tabs>
+            <w:rPr>
+              <w:rFonts w:asciiTheme="minorHAnsi" w:eastAsiaTheme="minorEastAsia" w:hAnsiTheme="minorHAnsi" w:cstheme="minorBidi"/>
+              <w:noProof/>
+              <w:sz w:val="22"/>
+              <w:szCs w:val="22"/>
+              <w:lang w:eastAsia="ru-RU" w:bidi="ar-SA"/>
+            </w:rPr>
+          </w:pPr>
+          <w:hyperlink w:anchor="_Toc234513465" w:history="1">
+            <w:r>
+              <w:rPr>
+                <w:rStyle w:val="a7"/>
+                <w:noProof/>
+              </w:rPr>
+              <w:t>2.2.6 Оператор мутации</w:t>
+            </w:r>
+            <w:r>
+              <w:rPr>
+                <w:noProof/>
+                <w:webHidden/>
+              </w:rPr>
+              <w:tab/>
+            </w:r>
+            <w:r>
+              <w:rPr>
+                <w:noProof/>
+                <w:webHidden/>
+              </w:rPr>
+              <w:fldChar w:fldCharType="begin"/>
+            </w:r>
+            <w:r>
+              <w:rPr>
+                <w:noProof/>
+                <w:webHidden/>
+              </w:rPr>
+              <w:instrText xml:space="preserve"> PAGEREF _Toc234513465 \h </w:instrText>
+            </w:r>
+            <w:r>
+              <w:rPr>
+                <w:noProof/>
+                <w:webHidden/>
+              </w:rPr>
+            </w:r>
+            <w:r>
+              <w:rPr>
+                <w:noProof/>
+                <w:webHidden/>
+              </w:rPr>
+              <w:fldChar w:fldCharType="separate"/>
+            </w:r>
+            <w:r>
+              <w:rPr>
+                <w:noProof/>
+                <w:webHidden/>
+              </w:rPr>
+              <w:t>16</w:t>
+            </w:r>
+            <w:r>
+              <w:rPr>
+                <w:noProof/>
+                <w:webHidden/>
+              </w:rPr>
+              <w:fldChar w:fldCharType="end"/>
+            </w:r>
+          </w:hyperlink>
+        </w:p>
+        <w:p>
+          <w:pPr>
+            <w:pStyle w:val="41"/>
+            <w:tabs>
+              <w:tab w:val="right" w:leader="dot" w:pos="9345"/>
+            </w:tabs>
+            <w:rPr>
+              <w:rFonts w:asciiTheme="minorHAnsi" w:eastAsiaTheme="minorEastAsia" w:hAnsiTheme="minorHAnsi" w:cstheme="minorBidi"/>
+              <w:noProof/>
+              <w:sz w:val="22"/>
+              <w:szCs w:val="22"/>
+              <w:lang w:eastAsia="ru-RU" w:bidi="ar-SA"/>
+            </w:rPr>
+          </w:pPr>
+          <w:hyperlink w:anchor="_Toc234513466" w:history="1">
+            <w:r>
+              <w:rPr>
+                <w:rStyle w:val="a7"/>
+                <w:noProof/>
+              </w:rPr>
+              <w:t>2.2.7 Критерий завершения алгоритма</w:t>
+            </w:r>
+            <w:r>
+              <w:rPr>
+                <w:noProof/>
+                <w:webHidden/>
+              </w:rPr>
+              <w:tab/>
+            </w:r>
+            <w:r>
+              <w:rPr>
+                <w:noProof/>
+                <w:webHidden/>
+              </w:rPr>
+              <w:fldChar w:fldCharType="begin"/>
+            </w:r>
+            <w:r>
+              <w:rPr>
+                <w:noProof/>
+                <w:webHidden/>
+              </w:rPr>
+              <w:instrText xml:space="preserve"> PAGEREF _Toc234513466 \h </w:instrText>
+            </w:r>
+            <w:r>
+              <w:rPr>
+                <w:noProof/>
+                <w:webHidden/>
+              </w:rPr>
+            </w:r>
+            <w:r>
+              <w:rPr>
+                <w:noProof/>
+                <w:webHidden/>
+              </w:rPr>
+              <w:fldChar w:fldCharType="separate"/>
+            </w:r>
+            <w:r>
+              <w:rPr>
+                <w:noProof/>
+                <w:webHidden/>
+              </w:rPr>
+              <w:t>16</w:t>
+            </w:r>
+            <w:r>
+              <w:rPr>
+                <w:noProof/>
+                <w:webHidden/>
+              </w:rPr>
+              <w:fldChar w:fldCharType="end"/>
+            </w:r>
+          </w:hyperlink>
+        </w:p>
+        <w:p>
+          <w:pPr>
+            <w:pStyle w:val="31"/>
+            <w:rPr>
+              <w:rFonts w:asciiTheme="minorHAnsi" w:eastAsiaTheme="minorEastAsia" w:hAnsiTheme="minorHAnsi" w:cstheme="minorBidi"/>
+              <w:noProof/>
+              <w:sz w:val="22"/>
+              <w:szCs w:val="22"/>
+              <w:lang w:eastAsia="ru-RU" w:bidi="ar-SA"/>
+            </w:rPr>
+          </w:pPr>
+          <w:hyperlink w:anchor="_Toc234513467" w:history="1">
+            <w:r>
+              <w:rPr>
+                <w:rStyle w:val="a7"/>
+                <w:noProof/>
+              </w:rPr>
+              <w:t>2.3 Проектирование графического интерфейса</w:t>
+            </w:r>
+            <w:r>
+              <w:rPr>
+                <w:noProof/>
+                <w:webHidden/>
+              </w:rPr>
+              <w:tab/>
+            </w:r>
+            <w:r>
+              <w:rPr>
+                <w:noProof/>
+                <w:webHidden/>
+              </w:rPr>
+              <w:fldChar w:fldCharType="begin"/>
+            </w:r>
+            <w:r>
+              <w:rPr>
+                <w:noProof/>
+                <w:webHidden/>
+              </w:rPr>
+              <w:instrText xml:space="preserve"> PAGEREF _Toc234513467 \h </w:instrText>
+            </w:r>
+            <w:r>
+              <w:rPr>
+                <w:noProof/>
+                <w:webHidden/>
+              </w:rPr>
+            </w:r>
+            <w:r>
+              <w:rPr>
+                <w:noProof/>
+                <w:webHidden/>
+              </w:rPr>
+              <w:fldChar w:fldCharType="separate"/>
+            </w:r>
+            <w:r>
+              <w:rPr>
+                <w:noProof/>
+                <w:webHidden/>
+              </w:rPr>
+              <w:t>17</w:t>
+            </w:r>
+            <w:r>
+              <w:rPr>
+                <w:noProof/>
+                <w:webHidden/>
+              </w:rPr>
+              <w:fldChar w:fldCharType="end"/>
+            </w:r>
+          </w:hyperlink>
+        </w:p>
+        <w:p>
+          <w:pPr>
+            <w:pStyle w:val="31"/>
+            <w:rPr>
+              <w:rFonts w:asciiTheme="minorHAnsi" w:eastAsiaTheme="minorEastAsia" w:hAnsiTheme="minorHAnsi" w:cstheme="minorBidi"/>
+              <w:noProof/>
+              <w:sz w:val="22"/>
+              <w:szCs w:val="22"/>
+              <w:lang w:eastAsia="ru-RU" w:bidi="ar-SA"/>
+            </w:rPr>
+          </w:pPr>
+          <w:hyperlink w:anchor="_Toc234513468" w:history="1">
+            <w:r>
+              <w:rPr>
+                <w:rStyle w:val="a7"/>
+                <w:noProof/>
+              </w:rPr>
+              <w:t>2.4 Проектирование интеграции основного алгоритма в графический интерфейс</w:t>
+            </w:r>
+            <w:r>
+              <w:rPr>
+                <w:noProof/>
+                <w:webHidden/>
+              </w:rPr>
+              <w:tab/>
+            </w:r>
+            <w:r>
+              <w:rPr>
+                <w:noProof/>
+                <w:webHidden/>
+              </w:rPr>
+              <w:fldChar w:fldCharType="begin"/>
+            </w:r>
+            <w:r>
+              <w:rPr>
+                <w:noProof/>
+                <w:webHidden/>
+              </w:rPr>
+              <w:instrText xml:space="preserve"> PAGEREF _Toc234513468 \h </w:instrText>
+            </w:r>
+            <w:r>
+              <w:rPr>
+                <w:noProof/>
+                <w:webHidden/>
+              </w:rPr>
+            </w:r>
+            <w:r>
+              <w:rPr>
+                <w:noProof/>
+                <w:webHidden/>
+              </w:rPr>
+              <w:fldChar w:fldCharType="separate"/>
+            </w:r>
+            <w:r>
+              <w:rPr>
+                <w:noProof/>
+                <w:webHidden/>
+              </w:rPr>
+              <w:t>21</w:t>
             </w:r>
             <w:r>
               <w:rPr>
@@ -3253,13 +3575,13 @@
               <w:lang w:eastAsia="ru-RU" w:bidi="ar-SA"/>
             </w:rPr>
           </w:pPr>
-          <w:hyperlink w:anchor="_Toc234332655" w:history="1">
+          <w:hyperlink w:anchor="_Toc234513469" w:history="1">
             <w:r>
               <w:rPr>
                 <w:rStyle w:val="a7"/>
                 <w:noProof/>
               </w:rPr>
-              <w:t>2 РЕЗУЛЬТАТЫ РАБОТЫ</w:t>
+              <w:t>3 ИСПОЛЬЗУЕМЫЕ ТЕХНОЛОГИИ</w:t>
             </w:r>
             <w:r>
               <w:rPr>
@@ -3280,7 +3602,7 @@
                 <w:noProof/>
                 <w:webHidden/>
               </w:rPr>
-              <w:instrText xml:space="preserve"> PAGEREF _Toc234332655 \h </w:instrText>
+              <w:instrText xml:space="preserve"> PAGEREF _Toc234513469 \h </w:instrText>
             </w:r>
             <w:r>
               <w:rPr>
@@ -3300,214 +3622,7 @@
                 <w:noProof/>
                 <w:webHidden/>
               </w:rPr>
-              <w:t>15</w:t>
-            </w:r>
-            <w:r>
-              <w:rPr>
-                <w:noProof/>
-                <w:webHidden/>
-              </w:rPr>
-              <w:fldChar w:fldCharType="end"/>
-            </w:r>
-          </w:hyperlink>
-        </w:p>
-        <w:p>
-          <w:pPr>
-            <w:pStyle w:val="31"/>
-            <w:rPr>
-              <w:rFonts w:asciiTheme="minorHAnsi" w:eastAsiaTheme="minorEastAsia" w:hAnsiTheme="minorHAnsi" w:cstheme="minorBidi"/>
-              <w:noProof/>
-              <w:sz w:val="22"/>
-              <w:szCs w:val="22"/>
-              <w:lang w:eastAsia="ru-RU" w:bidi="ar-SA"/>
-            </w:rPr>
-          </w:pPr>
-          <w:hyperlink w:anchor="_Toc234332656" w:history="1">
-            <w:r>
-              <w:rPr>
-                <w:rStyle w:val="a7"/>
-                <w:noProof/>
-              </w:rPr>
-              <w:t>2.1. Формулировка задачи 1</w:t>
-            </w:r>
-            <w:r>
-              <w:rPr>
-                <w:noProof/>
-                <w:webHidden/>
-              </w:rPr>
-              <w:tab/>
-            </w:r>
-            <w:r>
-              <w:rPr>
-                <w:noProof/>
-                <w:webHidden/>
-              </w:rPr>
-              <w:fldChar w:fldCharType="begin"/>
-            </w:r>
-            <w:r>
-              <w:rPr>
-                <w:noProof/>
-                <w:webHidden/>
-              </w:rPr>
-              <w:instrText xml:space="preserve"> PAGEREF _Toc234332656 \h </w:instrText>
-            </w:r>
-            <w:r>
-              <w:rPr>
-                <w:noProof/>
-                <w:webHidden/>
-              </w:rPr>
-            </w:r>
-            <w:r>
-              <w:rPr>
-                <w:noProof/>
-                <w:webHidden/>
-              </w:rPr>
-              <w:fldChar w:fldCharType="separate"/>
-            </w:r>
-            <w:r>
-              <w:rPr>
-                <w:noProof/>
-                <w:webHidden/>
-              </w:rPr>
-              <w:t>15</w:t>
-            </w:r>
-            <w:r>
-              <w:rPr>
-                <w:noProof/>
-                <w:webHidden/>
-              </w:rPr>
-              <w:fldChar w:fldCharType="end"/>
-            </w:r>
-          </w:hyperlink>
-        </w:p>
-        <w:p>
-          <w:pPr>
-            <w:pStyle w:val="31"/>
-            <w:rPr>
-              <w:rFonts w:asciiTheme="minorHAnsi" w:eastAsiaTheme="minorEastAsia" w:hAnsiTheme="minorHAnsi" w:cstheme="minorBidi"/>
-              <w:noProof/>
-              <w:sz w:val="22"/>
-              <w:szCs w:val="22"/>
-              <w:lang w:eastAsia="ru-RU" w:bidi="ar-SA"/>
-            </w:rPr>
-          </w:pPr>
-          <w:hyperlink w:anchor="_Toc234332657" w:history="1">
-            <w:r>
-              <w:rPr>
-                <w:rStyle w:val="a7"/>
-                <w:noProof/>
-              </w:rPr>
-              <w:t>2.2. Формулировка задачи 2</w:t>
-            </w:r>
-            <w:r>
-              <w:rPr>
-                <w:noProof/>
-                <w:webHidden/>
-              </w:rPr>
-              <w:tab/>
-            </w:r>
-            <w:r>
-              <w:rPr>
-                <w:noProof/>
-                <w:webHidden/>
-              </w:rPr>
-              <w:fldChar w:fldCharType="begin"/>
-            </w:r>
-            <w:r>
-              <w:rPr>
-                <w:noProof/>
-                <w:webHidden/>
-              </w:rPr>
-              <w:instrText xml:space="preserve"> PAGEREF _Toc234332657 \h </w:instrText>
-            </w:r>
-            <w:r>
-              <w:rPr>
-                <w:noProof/>
-                <w:webHidden/>
-              </w:rPr>
-            </w:r>
-            <w:r>
-              <w:rPr>
-                <w:noProof/>
-                <w:webHidden/>
-              </w:rPr>
-              <w:fldChar w:fldCharType="separate"/>
-            </w:r>
-            <w:r>
-              <w:rPr>
-                <w:noProof/>
-                <w:webHidden/>
-              </w:rPr>
-              <w:t>15</w:t>
-            </w:r>
-            <w:r>
-              <w:rPr>
-                <w:noProof/>
-                <w:webHidden/>
-              </w:rPr>
-              <w:fldChar w:fldCharType="end"/>
-            </w:r>
-          </w:hyperlink>
-        </w:p>
-        <w:p>
-          <w:pPr>
-            <w:pStyle w:val="31"/>
-            <w:rPr>
-              <w:rFonts w:asciiTheme="minorHAnsi" w:eastAsiaTheme="minorEastAsia" w:hAnsiTheme="minorHAnsi" w:cstheme="minorBidi"/>
-              <w:noProof/>
-              <w:sz w:val="22"/>
-              <w:szCs w:val="22"/>
-              <w:lang w:eastAsia="ru-RU" w:bidi="ar-SA"/>
-            </w:rPr>
-          </w:pPr>
-          <w:hyperlink w:anchor="_Toc234332658" w:history="1">
-            <w:r>
-              <w:rPr>
-                <w:rStyle w:val="a7"/>
-                <w:noProof/>
-              </w:rPr>
-              <w:t>2.3. Формулировка задачи 3</w:t>
-            </w:r>
-            <w:r>
-              <w:rPr>
-                <w:noProof/>
-                <w:webHidden/>
-              </w:rPr>
-              <w:tab/>
-            </w:r>
-            <w:r>
-              <w:rPr>
-                <w:noProof/>
-                <w:webHidden/>
-              </w:rPr>
-              <w:fldChar w:fldCharType="begin"/>
-            </w:r>
-            <w:r>
-              <w:rPr>
-                <w:noProof/>
-                <w:webHidden/>
-              </w:rPr>
-              <w:instrText xml:space="preserve"> PAGEREF _Toc234332658 \h </w:instrText>
-            </w:r>
-            <w:r>
-              <w:rPr>
-                <w:noProof/>
-                <w:webHidden/>
-              </w:rPr>
-            </w:r>
-            <w:r>
-              <w:rPr>
-                <w:noProof/>
-                <w:webHidden/>
-              </w:rPr>
-              <w:fldChar w:fldCharType="separate"/>
-            </w:r>
-            <w:r>
-              <w:rPr>
-                <w:noProof/>
-                <w:webHidden/>
-              </w:rPr>
-              <w:t>15</w:t>
+              <w:t>22</w:t>
             </w:r>
             <w:r>
               <w:rPr>
@@ -3529,13 +3644,13 @@
               <w:lang w:eastAsia="ru-RU" w:bidi="ar-SA"/>
             </w:rPr>
           </w:pPr>
-          <w:hyperlink w:anchor="_Toc234332659" w:history="1">
+          <w:hyperlink w:anchor="_Toc234513470" w:history="1">
             <w:r>
               <w:rPr>
                 <w:rStyle w:val="a7"/>
                 <w:noProof/>
               </w:rPr>
-              <w:t>3 ИСПОЛЬЗУЕМЫЕ ТЕХНОЛОГИИ</w:t>
+              <w:t>4 ОТЗЫВ РУКОВОДИТЕЛЯ</w:t>
             </w:r>
             <w:r>
               <w:rPr>
@@ -3556,7 +3671,7 @@
                 <w:noProof/>
                 <w:webHidden/>
               </w:rPr>
-              <w:instrText xml:space="preserve"> PAGEREF _Toc234332659 \h </w:instrText>
+              <w:instrText xml:space="preserve"> PAGEREF _Toc234513470 \h </w:instrText>
             </w:r>
             <w:r>
               <w:rPr>
@@ -3576,7 +3691,7 @@
                 <w:noProof/>
                 <w:webHidden/>
               </w:rPr>
-              <w:t>16</w:t>
+              <w:t>23</w:t>
             </w:r>
             <w:r>
               <w:rPr>
@@ -3598,13 +3713,13 @@
               <w:lang w:eastAsia="ru-RU" w:bidi="ar-SA"/>
             </w:rPr>
           </w:pPr>
-          <w:hyperlink w:anchor="_Toc234332660" w:history="1">
+          <w:hyperlink w:anchor="_Toc234513471" w:history="1">
             <w:r>
               <w:rPr>
                 <w:rStyle w:val="a7"/>
                 <w:noProof/>
               </w:rPr>
-              <w:t>4 ОТЗЫВ РУКОВОДИТЕЛЯ</w:t>
+              <w:t>ЗАКЛЮЧЕНИЕ</w:t>
             </w:r>
             <w:r>
               <w:rPr>
@@ -3625,7 +3740,7 @@
                 <w:noProof/>
                 <w:webHidden/>
               </w:rPr>
-              <w:instrText xml:space="preserve"> PAGEREF _Toc234332660 \h </w:instrText>
+              <w:instrText xml:space="preserve"> PAGEREF _Toc234513471 \h </w:instrText>
             </w:r>
             <w:r>
               <w:rPr>
@@ -3645,7 +3760,7 @@
                 <w:noProof/>
                 <w:webHidden/>
               </w:rPr>
-              <w:t>17</w:t>
+              <w:t>24</w:t>
             </w:r>
             <w:r>
               <w:rPr>
@@ -3667,13 +3782,14 @@
               <w:lang w:eastAsia="ru-RU" w:bidi="ar-SA"/>
             </w:rPr>
           </w:pPr>
-          <w:hyperlink w:anchor="_Toc234332661" w:history="1">
+          <w:hyperlink w:anchor="_Toc234513472" w:history="1">
             <w:r>
               <w:rPr>
                 <w:rStyle w:val="a7"/>
-                <w:noProof/>
-              </w:rPr>
-              <w:t>ЗАКЛЮЧЕНИЕ</w:t>
+                <w:rFonts w:cs="Times New Roman"/>
+                <w:noProof/>
+              </w:rPr>
+              <w:t>СПИСОК ИСПОЛЬЗОВАННЫХ ИСТОЧНИКОВ</w:t>
             </w:r>
             <w:r>
               <w:rPr>
@@ -3694,7 +3810,7 @@
                 <w:noProof/>
                 <w:webHidden/>
               </w:rPr>
-              <w:instrText xml:space="preserve"> PAGEREF _Toc234332661 \h </w:instrText>
+              <w:instrText xml:space="preserve"> PAGEREF _Toc234513472 \h </w:instrText>
             </w:r>
             <w:r>
               <w:rPr>
@@ -3714,7 +3830,7 @@
                 <w:noProof/>
                 <w:webHidden/>
               </w:rPr>
-              <w:t>18</w:t>
+              <w:t>25</w:t>
             </w:r>
             <w:r>
               <w:rPr>
@@ -3736,14 +3852,14 @@
               <w:lang w:eastAsia="ru-RU" w:bidi="ar-SA"/>
             </w:rPr>
           </w:pPr>
-          <w:hyperlink w:anchor="_Toc234332662" w:history="1">
+          <w:hyperlink w:anchor="_Toc234513473" w:history="1">
             <w:r>
               <w:rPr>
                 <w:rStyle w:val="a7"/>
                 <w:rFonts w:cs="Times New Roman"/>
                 <w:noProof/>
               </w:rPr>
-              <w:t>СПИСОК ИСПОЛЬЗОВАННЫХ ИСТОЧНИКОВ</w:t>
+              <w:t>ПРИЛОЖЕНИЕ А</w:t>
             </w:r>
             <w:r>
               <w:rPr>
@@ -3764,7 +3880,7 @@
                 <w:noProof/>
                 <w:webHidden/>
               </w:rPr>
-              <w:instrText xml:space="preserve"> PAGEREF _Toc234332662 \h </w:instrText>
+              <w:instrText xml:space="preserve"> PAGEREF _Toc234513473 \h </w:instrText>
             </w:r>
             <w:r>
               <w:rPr>
@@ -3784,77 +3900,7 @@
                 <w:noProof/>
                 <w:webHidden/>
               </w:rPr>
-              <w:t>19</w:t>
-            </w:r>
-            <w:r>
-              <w:rPr>
-                <w:noProof/>
-                <w:webHidden/>
-              </w:rPr>
-              <w:fldChar w:fldCharType="end"/>
-            </w:r>
-          </w:hyperlink>
-        </w:p>
-        <w:p>
-          <w:pPr>
-            <w:pStyle w:val="20"/>
-            <w:rPr>
-              <w:rFonts w:asciiTheme="minorHAnsi" w:eastAsiaTheme="minorEastAsia" w:hAnsiTheme="minorHAnsi" w:cstheme="minorBidi"/>
-              <w:noProof/>
-              <w:sz w:val="22"/>
-              <w:szCs w:val="22"/>
-              <w:lang w:eastAsia="ru-RU" w:bidi="ar-SA"/>
-            </w:rPr>
-          </w:pPr>
-          <w:hyperlink w:anchor="_Toc234332663" w:history="1">
-            <w:r>
-              <w:rPr>
-                <w:rStyle w:val="a7"/>
-                <w:rFonts w:cs="Times New Roman"/>
-                <w:noProof/>
-              </w:rPr>
-              <w:t>ПРИЛОЖЕНИЕ А</w:t>
-            </w:r>
-            <w:r>
-              <w:rPr>
-                <w:noProof/>
-                <w:webHidden/>
-              </w:rPr>
-              <w:tab/>
-            </w:r>
-            <w:r>
-              <w:rPr>
-                <w:noProof/>
-                <w:webHidden/>
-              </w:rPr>
-              <w:fldChar w:fldCharType="begin"/>
-            </w:r>
-            <w:r>
-              <w:rPr>
-                <w:noProof/>
-                <w:webHidden/>
-              </w:rPr>
-              <w:instrText xml:space="preserve"> PAGEREF _Toc234332663 \h </w:instrText>
-            </w:r>
-            <w:r>
-              <w:rPr>
-                <w:noProof/>
-                <w:webHidden/>
-              </w:rPr>
-            </w:r>
-            <w:r>
-              <w:rPr>
-                <w:noProof/>
-                <w:webHidden/>
-              </w:rPr>
-              <w:fldChar w:fldCharType="separate"/>
-            </w:r>
-            <w:r>
-              <w:rPr>
-                <w:noProof/>
-                <w:webHidden/>
-              </w:rPr>
-              <w:t>20</w:t>
+              <w:t>26</w:t>
             </w:r>
             <w:r>
               <w:rPr>
@@ -3902,7 +3948,7 @@
           <w:rFonts w:cs="Times New Roman"/>
         </w:rPr>
       </w:pPr>
-      <w:bookmarkStart w:id="2" w:name="_Toc234332632"/>
+      <w:bookmarkStart w:id="0" w:name="_Toc234513442"/>
       <w:r>
         <w:rPr>
           <w:rFonts w:cs="Times New Roman"/>
@@ -3910,51 +3956,46 @@
         <w:lastRenderedPageBreak/>
         <w:t>ВВЕДЕНИЕ</w:t>
       </w:r>
-      <w:bookmarkEnd w:id="2"/>
-    </w:p>
-    <w:p>
-      <w:pPr>
-        <w:pStyle w:val="a1"/>
-      </w:pPr>
-      <w:r>
-        <w:t xml:space="preserve">Предметной областью учебной практики являются методы решения задач комбинаторной оптимизации с использованием </w:t>
-      </w:r>
-      <w:r>
-        <w:t>генетических алгоритмов</w:t>
-      </w:r>
-      <w:r>
-        <w:t xml:space="preserve">, которые моделируют процессы естественного отбора и наследования для поиска оптимальных или близких к оптимальным решений. В рамках практики рассматривается задача поиска минимального остовного дерева взвешенного неориентированного графа, позволяющая продемонстрировать применение </w:t>
-      </w:r>
-      <w:r>
-        <w:t>таких</w:t>
-      </w:r>
-      <w:r>
-        <w:t xml:space="preserve"> алгоритмов при решении</w:t>
-      </w:r>
-      <w:r>
-        <w:t xml:space="preserve"> сложных оптимизационных задач.</w:t>
-      </w:r>
-    </w:p>
-    <w:p>
-      <w:pPr>
-        <w:pStyle w:val="a1"/>
-      </w:pPr>
-      <w:r>
-        <w:t>Целью учебной практики является разработка программного средства, реализующего поиск минимального остовного дерева с использованием генетического алгоритма, а также исследование особенностей его работы и визуал</w:t>
-      </w:r>
-      <w:r>
-        <w:t>изация процесса поиска решения.</w:t>
-      </w:r>
-    </w:p>
-    <w:p>
-      <w:pPr>
-        <w:pStyle w:val="a1"/>
-      </w:pPr>
-      <w:r>
-        <w:t>Для достижения поставленной цели необ</w:t>
-      </w:r>
-      <w:r>
-        <w:t>ходимо решить следующие задачи:</w:t>
+      <w:bookmarkEnd w:id="0"/>
+    </w:p>
+    <w:p>
+      <w:pPr>
+        <w:pStyle w:val="a1"/>
+      </w:pPr>
+      <w:r>
+        <w:t xml:space="preserve">Предметной областью учебной практики являются методы решения задач комбинаторной оптимизации с использованием генетических алгоритмов, которые моделируют процессы естественного отбора и наследования для поиска оптимальных или близких к оптимальным решений. В рамках практики рассматривается задача поиска минимального </w:t>
+      </w:r>
+      <w:proofErr w:type="spellStart"/>
+      <w:r>
+        <w:t>остовного</w:t>
+      </w:r>
+      <w:proofErr w:type="spellEnd"/>
+      <w:r>
+        <w:t xml:space="preserve"> дерева взвешенного неориентированного графа, позволяющая продемонстрировать применение таких алгоритмов при решении сложных оптимизационных задач.</w:t>
+      </w:r>
+    </w:p>
+    <w:p>
+      <w:pPr>
+        <w:pStyle w:val="a1"/>
+      </w:pPr>
+      <w:r>
+        <w:t xml:space="preserve">Целью учебной практики является разработка программного средства, реализующего поиск минимального </w:t>
+      </w:r>
+      <w:proofErr w:type="spellStart"/>
+      <w:r>
+        <w:t>остовного</w:t>
+      </w:r>
+      <w:proofErr w:type="spellEnd"/>
+      <w:r>
+        <w:t xml:space="preserve"> дерева с использованием генетического алгоритма, а также исследование особенностей его работы и визуализация процесса поиска решения.</w:t>
+      </w:r>
+    </w:p>
+    <w:p>
+      <w:pPr>
+        <w:pStyle w:val="a1"/>
+      </w:pPr>
+      <w:r>
+        <w:t>Для достижения поставленной цели необходимо решить следующие задачи:</w:t>
       </w:r>
     </w:p>
     <w:p>
@@ -3967,10 +4008,7 @@
         <w:ind w:left="709" w:firstLine="0"/>
       </w:pPr>
       <w:r>
-        <w:t>И</w:t>
-      </w:r>
-      <w:r>
-        <w:t>зучить теоретические основы генетических алгоритмов и особенности их применения при решении задач комбинаторной оптимизации;</w:t>
+        <w:t>Изучить теоретические основы генетических алгоритмов и особенности их применения при решении задач комбинаторной оптимизации;</w:t>
       </w:r>
     </w:p>
     <w:p>
@@ -3983,10 +4021,15 @@
         <w:ind w:left="709" w:firstLine="0"/>
       </w:pPr>
       <w:r>
-        <w:t>И</w:t>
-      </w:r>
-      <w:r>
-        <w:t>зучить методы поиска минимального остовного дерева и определить особенности применения генетического алгоритма для решения данной задачи;</w:t>
+        <w:t xml:space="preserve">Изучить методы поиска минимального </w:t>
+      </w:r>
+      <w:proofErr w:type="spellStart"/>
+      <w:r>
+        <w:t>остовного</w:t>
+      </w:r>
+      <w:proofErr w:type="spellEnd"/>
+      <w:r>
+        <w:t xml:space="preserve"> дерева и определить особенности применения генетического алгоритма для решения данной задачи;</w:t>
       </w:r>
     </w:p>
     <w:p>
@@ -3999,10 +4042,7 @@
         <w:ind w:left="709" w:firstLine="0"/>
       </w:pPr>
       <w:r>
-        <w:t>Р</w:t>
-      </w:r>
-      <w:r>
-        <w:t>азработать способ представления графа и кодирования решения в виде хромосомы;</w:t>
+        <w:t>Разработать способ представления графа и кодирования решения в виде хромосомы;</w:t>
       </w:r>
     </w:p>
     <w:p>
@@ -4015,10 +4055,7 @@
         <w:ind w:left="709" w:firstLine="0"/>
       </w:pPr>
       <w:r>
-        <w:t>О</w:t>
-      </w:r>
-      <w:r>
-        <w:t>пределить функцию приспособленности и выбрать генетические операторы отбора, скрещивания и мутации;</w:t>
+        <w:t>Определить функцию приспособленности и выбрать генетические операторы отбора, скрещивания и мутации;</w:t>
       </w:r>
     </w:p>
     <w:p>
@@ -4031,10 +4068,7 @@
         <w:ind w:left="709" w:firstLine="0"/>
       </w:pPr>
       <w:r>
-        <w:t>Р</w:t>
-      </w:r>
-      <w:r>
-        <w:t>азработать архитектуру программного средства и определить взаимодействие основных программных модулей;</w:t>
+        <w:t>Разработать архитектуру программного средства и определить взаимодействие основных программных модулей;</w:t>
       </w:r>
     </w:p>
     <w:p>
@@ -4047,10 +4081,15 @@
         <w:ind w:left="709" w:firstLine="0"/>
       </w:pPr>
       <w:r>
-        <w:t>Р</w:t>
-      </w:r>
-      <w:r>
-        <w:t>еализовать алгоритм поиска минимального остовного дерева с использованием генетического алгоритма;</w:t>
+        <w:t xml:space="preserve">Реализовать алгоритм поиска минимального </w:t>
+      </w:r>
+      <w:proofErr w:type="spellStart"/>
+      <w:r>
+        <w:t>остовного</w:t>
+      </w:r>
+      <w:proofErr w:type="spellEnd"/>
+      <w:r>
+        <w:t xml:space="preserve"> дерева с использованием генетического алгоритма;</w:t>
       </w:r>
     </w:p>
     <w:p>
@@ -4064,10 +4103,7 @@
       </w:pPr>
       <w:r>
         <w:lastRenderedPageBreak/>
-        <w:t>Р</w:t>
-      </w:r>
-      <w:r>
-        <w:t>азработать графический пользовательский интерфейс, обеспечивающий ввод исходных данных, настройку параметров алгоритма, управление процессом вычислений и визуализацию промежуточных и конечных результатов;</w:t>
+        <w:t>Разработать графический пользовательский интерфейс, обеспечивающий ввод исходных данных, настройку параметров алгоритма, управление процессом вычислений и визуализацию промежуточных и конечных результатов;</w:t>
       </w:r>
     </w:p>
     <w:p>
@@ -4080,10 +4116,7 @@
         <w:ind w:left="709" w:firstLine="0"/>
       </w:pPr>
       <w:r>
-        <w:t>Р</w:t>
-      </w:r>
-      <w:r>
-        <w:t>еализовать возможность задания исходных данных посредством ручного ввода, чтения из файла и случайной генерации графа;</w:t>
+        <w:t>Реализовать возможность задания исходных данных посредством ручного ввода, чтения из файла и случайной генерации графа;</w:t>
       </w:r>
     </w:p>
     <w:p>
@@ -4096,10 +4129,7 @@
         <w:ind w:left="709" w:firstLine="0"/>
       </w:pPr>
       <w:r>
-        <w:t>В</w:t>
-      </w:r>
-      <w:r>
-        <w:t>ыполнить тестирование разработанного программного средства на различных наборах данных и провести анализ полученных результатов.</w:t>
+        <w:t>Выполнить тестирование разработанного программного средства на различных наборах данных и провести анализ полученных результатов.</w:t>
       </w:r>
     </w:p>
     <w:p>
@@ -4113,7 +4143,7 @@
           <w:szCs w:val="28"/>
         </w:rPr>
       </w:pPr>
-      <w:bookmarkStart w:id="3" w:name="_Toc73173348"/>
+      <w:bookmarkStart w:id="1" w:name="_Toc73173348"/>
       <w:r>
         <w:br w:type="page"/>
       </w:r>
@@ -4126,16 +4156,16 @@
           <w:numId w:val="2"/>
         </w:numPr>
       </w:pPr>
-      <w:bookmarkStart w:id="4" w:name="_Toc234332633"/>
+      <w:bookmarkStart w:id="2" w:name="_Toc234513443"/>
       <w:r>
         <w:lastRenderedPageBreak/>
         <w:t xml:space="preserve">1 </w:t>
       </w:r>
-      <w:bookmarkEnd w:id="3"/>
+      <w:bookmarkEnd w:id="1"/>
       <w:r>
         <w:t>ПОСТАНОВКА ЗАДАЧИ</w:t>
       </w:r>
-      <w:bookmarkEnd w:id="4"/>
+      <w:bookmarkEnd w:id="2"/>
     </w:p>
     <w:p>
       <w:pPr>
@@ -4145,30 +4175,78 @@
           <w:numId w:val="2"/>
         </w:numPr>
       </w:pPr>
-      <w:bookmarkStart w:id="5" w:name="_Toc73173349"/>
-      <w:bookmarkStart w:id="6" w:name="_Toc234332634"/>
+      <w:bookmarkStart w:id="3" w:name="_Toc234513444"/>
+      <w:bookmarkStart w:id="4" w:name="_Toc73173349"/>
       <w:r>
         <w:t>1.1 Предметная область</w:t>
       </w:r>
-      <w:bookmarkEnd w:id="6"/>
-    </w:p>
-    <w:p>
-      <w:pPr>
-        <w:pStyle w:val="a1"/>
-      </w:pPr>
-      <w:r>
-        <w:t>Одной из важных задач теории графов является поиск минимального остовного дерева взвешенного графа. Остовным деревом называется подграф, содержащий все вершины исходного графа, не имеющий циклов и состоящий из минимально необходимого количества ребер. Минимальным остовным деревом является такое остовное дерево, суммарный вес ребер которого минимален среди всех возможных о</w:t>
-      </w:r>
-      <w:r>
-        <w:t>стовных деревьев данного графа.</w:t>
-      </w:r>
-    </w:p>
-    <w:p>
-      <w:pPr>
-        <w:pStyle w:val="a1"/>
-      </w:pPr>
-      <w:r>
-        <w:t>Традиционно данная задача эффективно решается классическими алгоритмами, такими как алгоритмы Краскала и Прима. Однако использование генетических алгоритмов позволяет рас</w:t>
+      <w:bookmarkEnd w:id="3"/>
+    </w:p>
+    <w:p>
+      <w:pPr>
+        <w:pStyle w:val="a1"/>
+      </w:pPr>
+      <w:r>
+        <w:t xml:space="preserve">Одной из важных задач теории графов является поиск минимального </w:t>
+      </w:r>
+      <w:proofErr w:type="spellStart"/>
+      <w:r>
+        <w:t>остовного</w:t>
+      </w:r>
+      <w:proofErr w:type="spellEnd"/>
+      <w:r>
+        <w:t xml:space="preserve"> дерева взвешенного графа. </w:t>
+      </w:r>
+      <w:proofErr w:type="spellStart"/>
+      <w:r>
+        <w:t>Остовным</w:t>
+      </w:r>
+      <w:proofErr w:type="spellEnd"/>
+      <w:r>
+        <w:t xml:space="preserve"> деревом называется подграф, содержащий все вершины исходного графа, не имеющий циклов и состоящий из минимально необходимого количества ребер. Минимальным </w:t>
+      </w:r>
+      <w:proofErr w:type="spellStart"/>
+      <w:r>
+        <w:t>остовным</w:t>
+      </w:r>
+      <w:proofErr w:type="spellEnd"/>
+      <w:r>
+        <w:t xml:space="preserve"> деревом является такое </w:t>
+      </w:r>
+      <w:proofErr w:type="spellStart"/>
+      <w:r>
+        <w:t>остовное</w:t>
+      </w:r>
+      <w:proofErr w:type="spellEnd"/>
+      <w:r>
+        <w:t xml:space="preserve"> дерево, суммарный вес ребер которого минимален среди всех возможных </w:t>
+      </w:r>
+      <w:proofErr w:type="spellStart"/>
+      <w:r>
+        <w:t>о</w:t>
+      </w:r>
+      <w:r>
+        <w:t>стовных</w:t>
+      </w:r>
+      <w:proofErr w:type="spellEnd"/>
+      <w:r>
+        <w:t xml:space="preserve"> деревьев данного графа.</w:t>
+      </w:r>
+    </w:p>
+    <w:p>
+      <w:pPr>
+        <w:pStyle w:val="a1"/>
+      </w:pPr>
+      <w:r>
+        <w:t xml:space="preserve">Традиционно данная задача эффективно решается классическими алгоритмами, такими как алгоритмы </w:t>
+      </w:r>
+      <w:proofErr w:type="spellStart"/>
+      <w:r>
+        <w:t>Краскала</w:t>
+      </w:r>
+      <w:proofErr w:type="spellEnd"/>
+      <w:r>
+        <w:t xml:space="preserve"> и Прима. Однако использование генетических алгоритмов позволяет рас</w:t>
       </w:r>
       <w:r>
         <w:t>смотреть задачу с точки зрения</w:t>
@@ -4185,7 +4263,15 @@
         <w:pStyle w:val="a1"/>
       </w:pPr>
       <w:r>
-        <w:t>В рамках данной практики рассматривается реализация генетического алгоритма поиска минимального остовного дерева взвешенного неориентированного графа. Алгоритм должен обеспечивать формирование начальной популяции решений, вычисление функции приспособленности, выполнение операций отбора, скрещивания и мутации, а также последовательное улучшение найденных решений до достижения критерия остановки. Дополнительно предусматривается визуализация процесса работы алгоритма и анализ изменения качества решений по поколениям.</w:t>
+        <w:t xml:space="preserve">В рамках данной практики рассматривается реализация генетического алгоритма поиска минимального </w:t>
+      </w:r>
+      <w:proofErr w:type="spellStart"/>
+      <w:r>
+        <w:t>остовного</w:t>
+      </w:r>
+      <w:proofErr w:type="spellEnd"/>
+      <w:r>
+        <w:t xml:space="preserve"> дерева взвешенного неориентированного графа. Алгоритм должен обеспечивать формирование начальной популяции решений, вычисление функции приспособленности, выполнение операций отбора, скрещивания и мутации, а также последовательное улучшение найденных решений до достижения критерия остановки. Дополнительно предусматривается визуализация процесса работы алгоритма и анализ изменения качества решений по поколениям.</w:t>
       </w:r>
     </w:p>
     <w:p>
@@ -4196,31 +4282,36 @@
           <w:numId w:val="2"/>
         </w:numPr>
       </w:pPr>
-      <w:bookmarkStart w:id="7" w:name="_Toc234332635"/>
+      <w:bookmarkStart w:id="5" w:name="_Toc234513445"/>
       <w:r>
         <w:t>1.2 Задачи практики</w:t>
       </w:r>
-      <w:bookmarkEnd w:id="7"/>
+      <w:bookmarkEnd w:id="5"/>
     </w:p>
     <w:p>
       <w:pPr>
         <w:pStyle w:val="4"/>
       </w:pPr>
-      <w:bookmarkStart w:id="8" w:name="_Toc234332636"/>
+      <w:bookmarkStart w:id="6" w:name="_Toc234513446"/>
       <w:r>
         <w:t>1.2.1 Изучение предметной области</w:t>
       </w:r>
-      <w:bookmarkEnd w:id="8"/>
-    </w:p>
-    <w:p>
-      <w:pPr>
-        <w:pStyle w:val="a1"/>
-      </w:pPr>
-      <w:r>
-        <w:t>Изучить особенности задачи поиска минимального остовного дерева взвешенного неориентированного графа, рассмотреть существующие алгоритмы ее решения, а также исследовать принципы работы генетических алгоритмов и возможность их применения к зад</w:t>
-      </w:r>
-      <w:r>
-        <w:t>ачам комбинаторной оптимизации.</w:t>
+      <w:bookmarkEnd w:id="6"/>
+    </w:p>
+    <w:p>
+      <w:pPr>
+        <w:pStyle w:val="a1"/>
+      </w:pPr>
+      <w:r>
+        <w:t xml:space="preserve">Изучить особенности задачи поиска минимального </w:t>
+      </w:r>
+      <w:proofErr w:type="spellStart"/>
+      <w:r>
+        <w:t>остовного</w:t>
+      </w:r>
+      <w:proofErr w:type="spellEnd"/>
+      <w:r>
+        <w:t xml:space="preserve"> дерева взвешенного неориентированного графа, рассмотреть существующие алгоритмы ее решения, а также исследовать принципы работы генетических алгоритмов и возможность их применения к задачам комбинаторной оптимизации.</w:t>
       </w:r>
     </w:p>
     <w:p>
@@ -4237,11 +4328,47 @@
       <w:pPr>
         <w:pStyle w:val="4"/>
       </w:pPr>
-      <w:bookmarkStart w:id="9" w:name="_Toc234332637"/>
+      <w:bookmarkStart w:id="7" w:name="_Toc234513447"/>
       <w:r>
         <w:lastRenderedPageBreak/>
         <w:t>1.2.2 Анализ требований к программному средству</w:t>
       </w:r>
+      <w:bookmarkEnd w:id="7"/>
+    </w:p>
+    <w:p>
+      <w:pPr>
+        <w:pStyle w:val="a1"/>
+      </w:pPr>
+      <w:r>
+        <w:t>Проанализировать требования, предъявляемые к разрабатываемому программному обеспечению, определить способы задания исходных данных, параметры настройки генетического алгоритма, требования к визуализации процесса поиска решения и отображению результатов работы.</w:t>
+      </w:r>
+    </w:p>
+    <w:p>
+      <w:pPr>
+        <w:pStyle w:val="4"/>
+      </w:pPr>
+      <w:bookmarkStart w:id="8" w:name="_Toc234513448"/>
+      <w:r>
+        <w:t>1.2.3 Проектирование структуры программного решения</w:t>
+      </w:r>
+      <w:bookmarkEnd w:id="8"/>
+    </w:p>
+    <w:p>
+      <w:pPr>
+        <w:pStyle w:val="a1"/>
+      </w:pPr>
+      <w:r>
+        <w:t>Разработать архитектуру программного средства, определить основные классы, структуры данных и взаимодействие отдельных модулей, отвечающих за представление графа, выполнение генетического алгоритма и взаимодействие с графическим интерфейсом.</w:t>
+      </w:r>
+    </w:p>
+    <w:p>
+      <w:pPr>
+        <w:pStyle w:val="4"/>
+      </w:pPr>
+      <w:bookmarkStart w:id="9" w:name="_Toc234513449"/>
+      <w:r>
+        <w:t>1.2.4 Проектирование генетического алгоритма</w:t>
+      </w:r>
       <w:bookmarkEnd w:id="9"/>
     </w:p>
     <w:p>
@@ -4249,19 +4376,24 @@
         <w:pStyle w:val="a1"/>
       </w:pPr>
       <w:r>
-        <w:t xml:space="preserve">Проанализировать требования, предъявляемые к разрабатываемому программному обеспечению, определить способы задания исходных данных, параметры настройки генетического алгоритма, требования к визуализации процесса поиска решения и </w:t>
-      </w:r>
-      <w:r>
-        <w:t>отображению результатов работы.</w:t>
+        <w:t xml:space="preserve">Разработать структуру генетического алгоритма поиска минимального </w:t>
+      </w:r>
+      <w:proofErr w:type="spellStart"/>
+      <w:r>
+        <w:t>остовного</w:t>
+      </w:r>
+      <w:proofErr w:type="spellEnd"/>
+      <w:r>
+        <w:t xml:space="preserve"> дерева, определить способ кодирования решений, выбрать функцию приспособленности, методы отбора, скрещивания и мутации, а также установить критерий завершения работы алгоритма.</w:t>
       </w:r>
     </w:p>
     <w:p>
       <w:pPr>
         <w:pStyle w:val="4"/>
       </w:pPr>
-      <w:bookmarkStart w:id="10" w:name="_Toc234332638"/>
-      <w:r>
-        <w:t>1.2.3 Проектирование структуры программного решения</w:t>
+      <w:bookmarkStart w:id="10" w:name="_Toc234513450"/>
+      <w:r>
+        <w:t>1.2.5 Реализация алгоритма</w:t>
       </w:r>
       <w:bookmarkEnd w:id="10"/>
     </w:p>
@@ -4270,19 +4402,16 @@
         <w:pStyle w:val="a1"/>
       </w:pPr>
       <w:r>
-        <w:t>Разработать архитектуру программного средства, определить основные классы, структуры данных и взаимодействие отдельных модулей, отвечающих за представление графа, выполнение генетического алгоритма и взаимодейс</w:t>
-      </w:r>
-      <w:r>
-        <w:t>твие с графическим интерфейсом.</w:t>
+        <w:t>Разработать программный модуль, реализующий генерацию начальной популяции, вычисление функции приспособленности, выполнение генетических операторов, формирование новых поколений и поиск наилучшего решения.</w:t>
       </w:r>
     </w:p>
     <w:p>
       <w:pPr>
         <w:pStyle w:val="4"/>
       </w:pPr>
-      <w:bookmarkStart w:id="11" w:name="_Toc234332639"/>
-      <w:r>
-        <w:t>1.2.4 Проектирование генетического алгоритма</w:t>
+      <w:bookmarkStart w:id="11" w:name="_Toc234513451"/>
+      <w:r>
+        <w:t>1.2.6 Разработка графического пользовательского интерфейса</w:t>
       </w:r>
       <w:bookmarkEnd w:id="11"/>
     </w:p>
@@ -4291,68 +4420,73 @@
         <w:pStyle w:val="a1"/>
       </w:pPr>
       <w:r>
-        <w:t>Разработать структуру генетического алгоритма поиска минимального остовного дерева, определить способ кодирования решений, выбрать функцию приспособленности, методы отбора, скрещивания и мутации, а также установить критер</w:t>
-      </w:r>
-      <w:r>
-        <w:t>ий завершения работы алгоритма.</w:t>
-      </w:r>
+        <w:t xml:space="preserve">Разработать графический пользовательский интерфейс, обеспечивающий удобное взаимодействие пользователя с программой. Интерфейс должен предоставлять возможность создания и редактирования графа, загрузки данных из файла, случайной генерации входных данных, настройки параметров генетического алгоритма, запуска и пошагового выполнения вычислений, отображения текущего состояния алгоритма, найденного </w:t>
+      </w:r>
+      <w:proofErr w:type="spellStart"/>
+      <w:r>
+        <w:t>остовного</w:t>
+      </w:r>
+      <w:proofErr w:type="spellEnd"/>
+      <w:r>
+        <w:t xml:space="preserve"> дерева, а также графика изменения функции качества по поколениям.</w:t>
+      </w:r>
+    </w:p>
+    <w:p>
+      <w:pPr>
+        <w:pStyle w:val="a1"/>
+      </w:pPr>
     </w:p>
     <w:p>
       <w:pPr>
         <w:pStyle w:val="4"/>
       </w:pPr>
-      <w:bookmarkStart w:id="12" w:name="_Toc234332640"/>
-      <w:r>
-        <w:t>1.2.5 Реализация алгоритма</w:t>
-      </w:r>
-      <w:bookmarkEnd w:id="12"/>
-    </w:p>
-    <w:p>
-      <w:pPr>
-        <w:pStyle w:val="a1"/>
-      </w:pPr>
-      <w:r>
-        <w:t>Разработать программный модуль, реализующий генерацию начальной популяции, вычисление функции приспособленности, выполнение генетических операторов, формирование новых поколе</w:t>
-      </w:r>
-      <w:r>
-        <w:t>ний и поиск наилучшего решения.</w:t>
-      </w:r>
-    </w:p>
-    <w:p>
-      <w:pPr>
-        <w:pStyle w:val="4"/>
-      </w:pPr>
-      <w:bookmarkStart w:id="13" w:name="_Toc234332641"/>
-      <w:r>
-        <w:t>1.2.6 Разработка графического пользовательского интерфейса</w:t>
-      </w:r>
-      <w:bookmarkEnd w:id="13"/>
-    </w:p>
-    <w:p>
-      <w:pPr>
-        <w:pStyle w:val="a1"/>
-      </w:pPr>
-      <w:r>
-        <w:t xml:space="preserve">Разработать графический пользовательский интерфейс, обеспечивающий удобное взаимодействие пользователя с программой. Интерфейс должен предоставлять возможность создания и редактирования графа, загрузки данных из файла, случайной генерации входных данных, настройки параметров генетического алгоритма, запуска и пошагового выполнения вычислений, отображения текущего состояния алгоритма, найденного остовного дерева, а также графика изменения </w:t>
-      </w:r>
-      <w:r>
-        <w:t>функции качества по поколениям.</w:t>
-      </w:r>
-    </w:p>
-    <w:p>
-      <w:pPr>
-        <w:pStyle w:val="a1"/>
-      </w:pPr>
-    </w:p>
-    <w:p>
-      <w:pPr>
-        <w:pStyle w:val="4"/>
-      </w:pPr>
-      <w:bookmarkStart w:id="14" w:name="_Toc234332642"/>
+      <w:bookmarkStart w:id="12" w:name="_Toc234513452"/>
       <w:r>
         <w:lastRenderedPageBreak/>
         <w:t>1.2.7 Реализация способов задания исходных данных</w:t>
       </w:r>
+      <w:bookmarkEnd w:id="12"/>
+    </w:p>
+    <w:p>
+      <w:pPr>
+        <w:pStyle w:val="a1"/>
+      </w:pPr>
+      <w:r>
+        <w:t>Обеспечить возможность задания исходного графа несколькими способами: ручным вводом через графический интерфейс, чтением из файла и случайной генерацией графа</w:t>
+      </w:r>
+      <w:r>
+        <w:t>.</w:t>
+      </w:r>
+    </w:p>
+    <w:p>
+      <w:pPr>
+        <w:pStyle w:val="4"/>
+      </w:pPr>
+      <w:bookmarkStart w:id="13" w:name="_Toc234513453"/>
+      <w:r>
+        <w:t>1.2.8 Тестирование программного средства</w:t>
+      </w:r>
+      <w:bookmarkEnd w:id="13"/>
+    </w:p>
+    <w:p>
+      <w:pPr>
+        <w:pStyle w:val="a1"/>
+      </w:pPr>
+      <w:r>
+        <w:t>Провести тестирование разработанного программного обеспечения на различных входных данных, проверить корректность работы генетического алго</w:t>
+      </w:r>
+      <w:r>
+        <w:t>ритма и графического интерфейса.</w:t>
+      </w:r>
+    </w:p>
+    <w:p>
+      <w:pPr>
+        <w:pStyle w:val="4"/>
+      </w:pPr>
+      <w:bookmarkStart w:id="14" w:name="_Toc234513454"/>
+      <w:r>
+        <w:t>1.2.9 Анализ результатов</w:t>
+      </w:r>
       <w:bookmarkEnd w:id="14"/>
     </w:p>
     <w:p>
@@ -4360,49 +4494,40 @@
         <w:pStyle w:val="a1"/>
       </w:pPr>
       <w:r>
-        <w:t>Обеспечить возможность задания исходного графа несколькими способами: ручным вводом через графический интерфейс, чтением из файла и случайной генерацией графа</w:t>
-      </w:r>
-      <w:r>
-        <w:t>.</w:t>
-      </w:r>
-    </w:p>
-    <w:p>
-      <w:pPr>
-        <w:pStyle w:val="4"/>
-      </w:pPr>
-      <w:bookmarkStart w:id="15" w:name="_Toc234332643"/>
-      <w:r>
-        <w:t>1.2.8 Тестирование программного средства</w:t>
+        <w:t xml:space="preserve">Проанализировать результаты работы разработанного программного средства, оценить эффективность выбранных методов и сделать выводы о возможности применения генетического алгоритма для решения задачи поиска минимального </w:t>
+      </w:r>
+      <w:proofErr w:type="spellStart"/>
+      <w:r>
+        <w:t>остовного</w:t>
+      </w:r>
+      <w:proofErr w:type="spellEnd"/>
+      <w:r>
+        <w:t xml:space="preserve"> дерева.</w:t>
+      </w:r>
+    </w:p>
+    <w:bookmarkEnd w:id="4"/>
+    <w:p>
+      <w:pPr>
+        <w:pStyle w:val="a1"/>
+        <w:ind w:firstLine="0"/>
+      </w:pPr>
+      <w:r>
+        <w:br w:type="page"/>
+      </w:r>
+    </w:p>
+    <w:p>
+      <w:pPr>
+        <w:pStyle w:val="2"/>
+        <w:ind w:left="0"/>
+      </w:pPr>
+      <w:bookmarkStart w:id="15" w:name="_Toc234513455"/>
+      <w:r>
+        <w:lastRenderedPageBreak/>
+        <w:t>2 РЕЗУЛЬТАТЫ РАБОТЫ</w:t>
       </w:r>
       <w:bookmarkEnd w:id="15"/>
-    </w:p>
-    <w:p>
-      <w:pPr>
-        <w:pStyle w:val="a1"/>
-      </w:pPr>
-      <w:r>
-        <w:t>Провести тестирование разработанного программного обеспечения на различных входных данных, проверить корректность работы генетического алго</w:t>
-      </w:r>
-      <w:r>
-        <w:t>ритма и графического интерфейса.</w:t>
-      </w:r>
-    </w:p>
-    <w:p>
-      <w:pPr>
-        <w:pStyle w:val="4"/>
-      </w:pPr>
-      <w:bookmarkStart w:id="16" w:name="_Toc234332644"/>
-      <w:r>
-        <w:t>1.2.9 Анализ результатов</w:t>
-      </w:r>
-      <w:bookmarkEnd w:id="16"/>
-    </w:p>
-    <w:p>
-      <w:pPr>
-        <w:pStyle w:val="a1"/>
-      </w:pPr>
-      <w:r>
-        <w:t>Проанализировать результаты работы разработанного программного средства, оценить эффективность выбранных методов и сделать выводы о возможности применения генетического алгоритма для решения задачи поиска минимального остовного дерева.</w:t>
+      <w:r>
+        <w:t xml:space="preserve"> </w:t>
       </w:r>
     </w:p>
     <w:p>
@@ -4410,42 +4535,36 @@
         <w:pStyle w:val="3"/>
         <w:ind w:left="0"/>
       </w:pPr>
-      <w:bookmarkStart w:id="17" w:name="_Toc234332645"/>
-      <w:r>
-        <w:t>1.3 Проектирование программного решения</w:t>
+      <w:bookmarkStart w:id="16" w:name="_Toc234513456"/>
+      <w:r>
+        <w:t>2.1 Проектирование представления входных данных и генерации случайного графа</w:t>
+      </w:r>
+      <w:bookmarkEnd w:id="16"/>
+    </w:p>
+    <w:p>
+      <w:pPr>
+        <w:pStyle w:val="4"/>
+      </w:pPr>
+      <w:bookmarkStart w:id="17" w:name="_Toc234513457"/>
+      <w:r>
+        <w:t>2.1.1 Формат хранения данных</w:t>
       </w:r>
       <w:bookmarkEnd w:id="17"/>
     </w:p>
     <w:p>
       <w:pPr>
-        <w:pStyle w:val="4"/>
-      </w:pPr>
-      <w:bookmarkStart w:id="18" w:name="_Toc234332646"/>
-      <w:r>
-        <w:t>1.3.1 Формат хранения данных</w:t>
-      </w:r>
-      <w:bookmarkEnd w:id="18"/>
-    </w:p>
-    <w:p>
-      <w:pPr>
-        <w:pStyle w:val="a1"/>
-      </w:pPr>
-      <w:r>
-        <w:t>Для хранения исходного графа выбрана структура данных, основанная на списке ребер. Такое представление является универсальным, компактным и удобно используется как при чтении графа из файла, так и при случайной генерации или вводе пользовател</w:t>
-      </w:r>
-      <w:r>
-        <w:t>ем через графический интерфейс.</w:t>
-      </w:r>
-    </w:p>
-    <w:p>
-      <w:pPr>
-        <w:pStyle w:val="a1"/>
-      </w:pPr>
-      <w:r>
-        <w:t xml:space="preserve">Каждое ребро графа содержит номера двух соединяемых вершин и вес ребра. В программной реализации ребро </w:t>
-      </w:r>
-      <w:r>
-        <w:t>описывается структурой:</w:t>
+        <w:pStyle w:val="a1"/>
+      </w:pPr>
+      <w:r>
+        <w:t>Для хранения исходного графа выбрана структура данных, основанная на списке ребер. Такое представление является универсальным, компактным и удобно используется как при чтении графа из файла, так и при случайной генерации или вводе пользователем через графический интерфейс.</w:t>
+      </w:r>
+    </w:p>
+    <w:p>
+      <w:pPr>
+        <w:pStyle w:val="a1"/>
+      </w:pPr>
+      <w:r>
+        <w:t>Каждое ребро графа содержит номера двух соединяемых вершин и вес ребра. В программной реализации ребро описывается структурой:</w:t>
       </w:r>
     </w:p>
     <w:p>
@@ -4455,18 +4574,28 @@
         <w:ind w:firstLine="0"/>
         <w:jc w:val="left"/>
         <w:rPr>
+          <w:rFonts w:ascii="Courier New" w:hAnsi="Courier New" w:cs="Courier New"/>
+          <w:sz w:val="22"/>
+          <w:szCs w:val="22"/>
+        </w:rPr>
+      </w:pPr>
+      <w:proofErr w:type="spellStart"/>
+      <w:r>
+        <w:rPr>
           <w:rFonts w:ascii="Courier New" w:hAnsi="Courier New" w:cs="Courier New" w:hint="cs"/>
           <w:sz w:val="22"/>
           <w:szCs w:val="22"/>
         </w:rPr>
-      </w:pPr>
+        <w:t>struct</w:t>
+      </w:r>
+      <w:proofErr w:type="spellEnd"/>
       <w:r>
         <w:rPr>
           <w:rFonts w:ascii="Courier New" w:hAnsi="Courier New" w:cs="Courier New" w:hint="cs"/>
           <w:sz w:val="22"/>
           <w:szCs w:val="22"/>
         </w:rPr>
-        <w:t>struct Edge</w:t>
+        <w:t xml:space="preserve"> Edge</w:t>
       </w:r>
     </w:p>
     <w:p>
@@ -4476,10 +4605,31 @@
         <w:ind w:firstLine="0"/>
         <w:jc w:val="left"/>
         <w:rPr>
+          <w:rFonts w:ascii="Courier New" w:hAnsi="Courier New" w:cs="Courier New"/>
+          <w:sz w:val="22"/>
+          <w:szCs w:val="22"/>
+        </w:rPr>
+      </w:pPr>
+      <w:r>
+        <w:rPr>
           <w:rFonts w:ascii="Courier New" w:hAnsi="Courier New" w:cs="Courier New" w:hint="cs"/>
           <w:sz w:val="22"/>
           <w:szCs w:val="22"/>
         </w:rPr>
+        <w:t>{</w:t>
+      </w:r>
+    </w:p>
+    <w:p>
+      <w:pPr>
+        <w:pStyle w:val="a1"/>
+        <w:spacing w:line="240" w:lineRule="auto"/>
+        <w:ind w:firstLine="0"/>
+        <w:jc w:val="left"/>
+        <w:rPr>
+          <w:rFonts w:ascii="Courier New" w:hAnsi="Courier New" w:cs="Courier New"/>
+          <w:sz w:val="22"/>
+          <w:szCs w:val="22"/>
+        </w:rPr>
       </w:pPr>
       <w:r>
         <w:rPr>
@@ -4487,7 +4637,43 @@
           <w:sz w:val="22"/>
           <w:szCs w:val="22"/>
         </w:rPr>
-        <w:t>{</w:t>
+        <w:t xml:space="preserve">    </w:t>
+      </w:r>
+      <w:proofErr w:type="spellStart"/>
+      <w:r>
+        <w:rPr>
+          <w:rFonts w:ascii="Courier New" w:hAnsi="Courier New" w:cs="Courier New" w:hint="cs"/>
+          <w:sz w:val="22"/>
+          <w:szCs w:val="22"/>
+        </w:rPr>
+        <w:t>int</w:t>
+      </w:r>
+      <w:proofErr w:type="spellEnd"/>
+      <w:r>
+        <w:rPr>
+          <w:rFonts w:ascii="Courier New" w:hAnsi="Courier New" w:cs="Courier New" w:hint="cs"/>
+          <w:sz w:val="22"/>
+          <w:szCs w:val="22"/>
+        </w:rPr>
+        <w:t xml:space="preserve"> </w:t>
+      </w:r>
+      <w:proofErr w:type="spellStart"/>
+      <w:r>
+        <w:rPr>
+          <w:rFonts w:ascii="Courier New" w:hAnsi="Courier New" w:cs="Courier New" w:hint="cs"/>
+          <w:sz w:val="22"/>
+          <w:szCs w:val="22"/>
+        </w:rPr>
+        <w:t>from</w:t>
+      </w:r>
+      <w:proofErr w:type="spellEnd"/>
+      <w:r>
+        <w:rPr>
+          <w:rFonts w:ascii="Courier New" w:hAnsi="Courier New" w:cs="Courier New" w:hint="cs"/>
+          <w:sz w:val="22"/>
+          <w:szCs w:val="22"/>
+        </w:rPr>
+        <w:t>;</w:t>
       </w:r>
     </w:p>
     <w:p>
@@ -4497,18 +4683,54 @@
         <w:ind w:firstLine="0"/>
         <w:jc w:val="left"/>
         <w:rPr>
+          <w:rFonts w:ascii="Courier New" w:hAnsi="Courier New" w:cs="Courier New"/>
+          <w:sz w:val="22"/>
+          <w:szCs w:val="22"/>
+        </w:rPr>
+      </w:pPr>
+      <w:r>
+        <w:rPr>
           <w:rFonts w:ascii="Courier New" w:hAnsi="Courier New" w:cs="Courier New" w:hint="cs"/>
           <w:sz w:val="22"/>
           <w:szCs w:val="22"/>
         </w:rPr>
-      </w:pPr>
+        <w:t xml:space="preserve">    </w:t>
+      </w:r>
+      <w:proofErr w:type="spellStart"/>
       <w:r>
         <w:rPr>
           <w:rFonts w:ascii="Courier New" w:hAnsi="Courier New" w:cs="Courier New" w:hint="cs"/>
           <w:sz w:val="22"/>
           <w:szCs w:val="22"/>
         </w:rPr>
-        <w:t xml:space="preserve">    int from;</w:t>
+        <w:t>int</w:t>
+      </w:r>
+      <w:proofErr w:type="spellEnd"/>
+      <w:r>
+        <w:rPr>
+          <w:rFonts w:ascii="Courier New" w:hAnsi="Courier New" w:cs="Courier New" w:hint="cs"/>
+          <w:sz w:val="22"/>
+          <w:szCs w:val="22"/>
+        </w:rPr>
+        <w:t xml:space="preserve"> </w:t>
+      </w:r>
+      <w:proofErr w:type="spellStart"/>
+      <w:r>
+        <w:rPr>
+          <w:rFonts w:ascii="Courier New" w:hAnsi="Courier New" w:cs="Courier New" w:hint="cs"/>
+          <w:sz w:val="22"/>
+          <w:szCs w:val="22"/>
+        </w:rPr>
+        <w:t>to</w:t>
+      </w:r>
+      <w:proofErr w:type="spellEnd"/>
+      <w:r>
+        <w:rPr>
+          <w:rFonts w:ascii="Courier New" w:hAnsi="Courier New" w:cs="Courier New" w:hint="cs"/>
+          <w:sz w:val="22"/>
+          <w:szCs w:val="22"/>
+        </w:rPr>
+        <w:t>;</w:t>
       </w:r>
     </w:p>
     <w:p>
@@ -4518,18 +4740,54 @@
         <w:ind w:firstLine="0"/>
         <w:jc w:val="left"/>
         <w:rPr>
+          <w:rFonts w:ascii="Courier New" w:hAnsi="Courier New" w:cs="Courier New"/>
+          <w:sz w:val="22"/>
+          <w:szCs w:val="22"/>
+        </w:rPr>
+      </w:pPr>
+      <w:r>
+        <w:rPr>
           <w:rFonts w:ascii="Courier New" w:hAnsi="Courier New" w:cs="Courier New" w:hint="cs"/>
           <w:sz w:val="22"/>
           <w:szCs w:val="22"/>
         </w:rPr>
-      </w:pPr>
+        <w:t xml:space="preserve">    </w:t>
+      </w:r>
+      <w:proofErr w:type="spellStart"/>
       <w:r>
         <w:rPr>
           <w:rFonts w:ascii="Courier New" w:hAnsi="Courier New" w:cs="Courier New" w:hint="cs"/>
           <w:sz w:val="22"/>
           <w:szCs w:val="22"/>
         </w:rPr>
-        <w:t xml:space="preserve">    int to;</w:t>
+        <w:t>double</w:t>
+      </w:r>
+      <w:proofErr w:type="spellEnd"/>
+      <w:r>
+        <w:rPr>
+          <w:rFonts w:ascii="Courier New" w:hAnsi="Courier New" w:cs="Courier New" w:hint="cs"/>
+          <w:sz w:val="22"/>
+          <w:szCs w:val="22"/>
+        </w:rPr>
+        <w:t xml:space="preserve"> </w:t>
+      </w:r>
+      <w:proofErr w:type="spellStart"/>
+      <w:r>
+        <w:rPr>
+          <w:rFonts w:ascii="Courier New" w:hAnsi="Courier New" w:cs="Courier New" w:hint="cs"/>
+          <w:sz w:val="22"/>
+          <w:szCs w:val="22"/>
+        </w:rPr>
+        <w:t>weight</w:t>
+      </w:r>
+      <w:proofErr w:type="spellEnd"/>
+      <w:r>
+        <w:rPr>
+          <w:rFonts w:ascii="Courier New" w:hAnsi="Courier New" w:cs="Courier New" w:hint="cs"/>
+          <w:sz w:val="22"/>
+          <w:szCs w:val="22"/>
+        </w:rPr>
+        <w:t>;</w:t>
       </w:r>
     </w:p>
     <w:p>
@@ -4538,19 +4796,22 @@
         <w:spacing w:line="240" w:lineRule="auto"/>
         <w:ind w:firstLine="0"/>
         <w:jc w:val="left"/>
+      </w:pPr>
+      <w:r>
         <w:rPr>
           <w:rFonts w:ascii="Courier New" w:hAnsi="Courier New" w:cs="Courier New" w:hint="cs"/>
           <w:sz w:val="22"/>
           <w:szCs w:val="22"/>
         </w:rPr>
-      </w:pPr>
-      <w:r>
-        <w:rPr>
-          <w:rFonts w:ascii="Courier New" w:hAnsi="Courier New" w:cs="Courier New" w:hint="cs"/>
-          <w:sz w:val="22"/>
-          <w:szCs w:val="22"/>
-        </w:rPr>
-        <w:t xml:space="preserve">    double weight;</w:t>
+        <w:t>};</w:t>
+      </w:r>
+    </w:p>
+    <w:p>
+      <w:pPr>
+        <w:pStyle w:val="a1"/>
+      </w:pPr>
+      <w:r>
+        <w:t>Полный граф представляет собой количество вершин и список всех ребер:</w:t>
       </w:r>
     </w:p>
     <w:p>
@@ -4559,25 +4820,19 @@
         <w:spacing w:line="240" w:lineRule="auto"/>
         <w:ind w:firstLine="0"/>
         <w:jc w:val="left"/>
+        <w:rPr>
+          <w:rFonts w:ascii="Courier New" w:hAnsi="Courier New" w:cs="Courier New"/>
+          <w:sz w:val="22"/>
+          <w:lang w:val="en-US"/>
+        </w:rPr>
       </w:pPr>
       <w:r>
         <w:rPr>
           <w:rFonts w:ascii="Courier New" w:hAnsi="Courier New" w:cs="Courier New" w:hint="cs"/>
           <w:sz w:val="22"/>
-          <w:szCs w:val="22"/>
-        </w:rPr>
-        <w:t>};</w:t>
-      </w:r>
-    </w:p>
-    <w:p>
-      <w:pPr>
-        <w:pStyle w:val="a1"/>
-      </w:pPr>
-      <w:r>
-        <w:t>Полный граф представляет собой количес</w:t>
-      </w:r>
-      <w:r>
-        <w:t>тво вершин и список всех ребер:</w:t>
+          <w:lang w:val="en-US"/>
+        </w:rPr>
+        <w:t>struct Graph</w:t>
       </w:r>
     </w:p>
     <w:p>
@@ -4587,16 +4842,18 @@
         <w:ind w:firstLine="0"/>
         <w:jc w:val="left"/>
         <w:rPr>
+          <w:rFonts w:ascii="Courier New" w:hAnsi="Courier New" w:cs="Courier New"/>
+          <w:sz w:val="22"/>
+          <w:lang w:val="en-US"/>
+        </w:rPr>
+      </w:pPr>
+      <w:r>
+        <w:rPr>
           <w:rFonts w:ascii="Courier New" w:hAnsi="Courier New" w:cs="Courier New" w:hint="cs"/>
           <w:sz w:val="22"/>
-        </w:rPr>
-      </w:pPr>
-      <w:r>
-        <w:rPr>
-          <w:rFonts w:ascii="Courier New" w:hAnsi="Courier New" w:cs="Courier New" w:hint="cs"/>
-          <w:sz w:val="22"/>
-        </w:rPr>
-        <w:t>struct Graph</w:t>
+          <w:lang w:val="en-US"/>
+        </w:rPr>
+        <w:t>{</w:t>
       </w:r>
     </w:p>
     <w:p>
@@ -4606,16 +4863,36 @@
         <w:ind w:firstLine="0"/>
         <w:jc w:val="left"/>
         <w:rPr>
+          <w:rFonts w:ascii="Courier New" w:hAnsi="Courier New" w:cs="Courier New"/>
+          <w:sz w:val="22"/>
+          <w:lang w:val="en-US"/>
+        </w:rPr>
+      </w:pPr>
+      <w:r>
+        <w:rPr>
           <w:rFonts w:ascii="Courier New" w:hAnsi="Courier New" w:cs="Courier New" w:hint="cs"/>
           <w:sz w:val="22"/>
-        </w:rPr>
-      </w:pPr>
+          <w:lang w:val="en-US"/>
+        </w:rPr>
+        <w:t xml:space="preserve">    int </w:t>
+      </w:r>
+      <w:proofErr w:type="spellStart"/>
       <w:r>
         <w:rPr>
           <w:rFonts w:ascii="Courier New" w:hAnsi="Courier New" w:cs="Courier New" w:hint="cs"/>
           <w:sz w:val="22"/>
-        </w:rPr>
-        <w:t>{</w:t>
+          <w:lang w:val="en-US"/>
+        </w:rPr>
+        <w:t>vertexCount</w:t>
+      </w:r>
+      <w:proofErr w:type="spellEnd"/>
+      <w:r>
+        <w:rPr>
+          <w:rFonts w:ascii="Courier New" w:hAnsi="Courier New" w:cs="Courier New" w:hint="cs"/>
+          <w:sz w:val="22"/>
+          <w:lang w:val="en-US"/>
+        </w:rPr>
+        <w:t>;</w:t>
       </w:r>
     </w:p>
     <w:p>
@@ -4625,16 +4902,36 @@
         <w:ind w:firstLine="0"/>
         <w:jc w:val="left"/>
         <w:rPr>
+          <w:rFonts w:ascii="Courier New" w:hAnsi="Courier New" w:cs="Courier New"/>
+          <w:sz w:val="22"/>
+          <w:lang w:val="en-US"/>
+        </w:rPr>
+      </w:pPr>
+      <w:r>
+        <w:rPr>
           <w:rFonts w:ascii="Courier New" w:hAnsi="Courier New" w:cs="Courier New" w:hint="cs"/>
           <w:sz w:val="22"/>
-        </w:rPr>
-      </w:pPr>
+          <w:lang w:val="en-US"/>
+        </w:rPr>
+        <w:t xml:space="preserve">    </w:t>
+      </w:r>
+      <w:proofErr w:type="gramStart"/>
       <w:r>
         <w:rPr>
           <w:rFonts w:ascii="Courier New" w:hAnsi="Courier New" w:cs="Courier New" w:hint="cs"/>
           <w:sz w:val="22"/>
-        </w:rPr>
-        <w:t xml:space="preserve">    int vertexCount;</w:t>
+          <w:lang w:val="en-US"/>
+        </w:rPr>
+        <w:t>std::</w:t>
+      </w:r>
+      <w:proofErr w:type="gramEnd"/>
+      <w:r>
+        <w:rPr>
+          <w:rFonts w:ascii="Courier New" w:hAnsi="Courier New" w:cs="Courier New" w:hint="cs"/>
+          <w:sz w:val="22"/>
+          <w:lang w:val="en-US"/>
+        </w:rPr>
+        <w:t>vector&lt;Edge&gt; edges;</w:t>
       </w:r>
     </w:p>
     <w:p>
@@ -4643,31 +4940,12 @@
         <w:spacing w:line="240" w:lineRule="auto"/>
         <w:ind w:firstLine="0"/>
         <w:jc w:val="left"/>
+      </w:pPr>
+      <w:r>
         <w:rPr>
           <w:rFonts w:ascii="Courier New" w:hAnsi="Courier New" w:cs="Courier New" w:hint="cs"/>
           <w:sz w:val="22"/>
         </w:rPr>
-      </w:pPr>
-      <w:r>
-        <w:rPr>
-          <w:rFonts w:ascii="Courier New" w:hAnsi="Courier New" w:cs="Courier New" w:hint="cs"/>
-          <w:sz w:val="22"/>
-        </w:rPr>
-        <w:t xml:space="preserve">    std::vector&lt;Edge&gt; edges;</w:t>
-      </w:r>
-    </w:p>
-    <w:p>
-      <w:pPr>
-        <w:pStyle w:val="a1"/>
-        <w:spacing w:line="240" w:lineRule="auto"/>
-        <w:ind w:firstLine="0"/>
-        <w:jc w:val="left"/>
-      </w:pPr>
-      <w:r>
-        <w:rPr>
-          <w:rFonts w:ascii="Courier New" w:hAnsi="Courier New" w:cs="Courier New" w:hint="cs"/>
-          <w:sz w:val="22"/>
-        </w:rPr>
         <w:t>};</w:t>
       </w:r>
     </w:p>
@@ -4676,124 +4954,470 @@
         <w:pStyle w:val="a1"/>
       </w:pPr>
       <w:r>
+        <w:t>Данный способ хранения позволяет быстро получать информацию о каждом ребре и использовать его индекс при построении хромосом генетического алгоритма.</w:t>
+      </w:r>
+    </w:p>
+    <w:p>
+      <w:pPr>
+        <w:pStyle w:val="a1"/>
+      </w:pPr>
+      <w:r>
+        <w:t xml:space="preserve">Исходные данные также могут храниться в текстовом файле. В первой строке располагается количество вершин и количество ребер, после чего перечисляются все ребра графа в формате: </w:t>
+      </w:r>
+      <w:r>
+        <w:rPr>
+          <w:i/>
+        </w:rPr>
+        <w:t xml:space="preserve">u v </w:t>
+      </w:r>
+      <w:proofErr w:type="spellStart"/>
+      <w:r>
+        <w:rPr>
+          <w:i/>
+        </w:rPr>
+        <w:t>weight</w:t>
+      </w:r>
+      <w:proofErr w:type="spellEnd"/>
+      <w:r>
+        <w:t>. Такой формат является простым для чтения, легко редактируется вручную и удобен для тестирования программы.</w:t>
+      </w:r>
+    </w:p>
+    <w:p>
+      <w:pPr>
+        <w:pStyle w:val="4"/>
+      </w:pPr>
+      <w:bookmarkStart w:id="18" w:name="_Toc234513458"/>
+      <w:r>
+        <w:t>2.2.1 Генерация случайного графа</w:t>
+      </w:r>
+      <w:bookmarkEnd w:id="18"/>
+    </w:p>
+    <w:p>
+      <w:pPr>
+        <w:pStyle w:val="a1"/>
+      </w:pPr>
+      <w:r>
+        <w:t xml:space="preserve">Для обеспечения возможности тестирования генетического алгоритма без ручного ввода данных была реализована функция случайной генерации связного взвешенного неориентированного графа. Основной задачей </w:t>
+      </w:r>
+      <w:r>
         <w:lastRenderedPageBreak/>
-        <w:t>Данный способ хранения позволяет быстро получать информацию о каждом ребре и использовать его индекс при построении хр</w:t>
-      </w:r>
-      <w:r>
-        <w:t>омосом генетического алгоритма.</w:t>
-      </w:r>
-    </w:p>
-    <w:p>
-      <w:pPr>
-        <w:pStyle w:val="a1"/>
-      </w:pPr>
-      <w:r>
-        <w:t>Исходные данные также могут храниться в текстовом файле. В первой строке располагается количество вершин и количество ребер, после чего перечисля</w:t>
-      </w:r>
-      <w:r>
-        <w:t xml:space="preserve">ются все ребра графа в формате: </w:t>
-      </w:r>
-      <w:r>
-        <w:t>u v weight</w:t>
-      </w:r>
-      <w:r>
-        <w:t xml:space="preserve">. </w:t>
-      </w:r>
-      <w:r>
-        <w:t>Такой формат является простым для чтения, легко редактируется вручную и удобен для тестирования программы.</w:t>
-      </w:r>
+        <w:t xml:space="preserve">генератора является создание корректного графа, который удовлетворяет требованиям задачи поиска минимального </w:t>
+      </w:r>
+      <w:proofErr w:type="spellStart"/>
+      <w:r>
+        <w:t>остовного</w:t>
+      </w:r>
+      <w:proofErr w:type="spellEnd"/>
+      <w:r>
+        <w:t xml:space="preserve"> дерева.</w:t>
+      </w:r>
+    </w:p>
+    <w:p>
+      <w:pPr>
+        <w:pStyle w:val="a1"/>
+      </w:pPr>
+      <w:r>
+        <w:t xml:space="preserve">Перед началом генерации выполняется проверка входных параметров. Если количество вершин меньше двух, оно автоматически увеличивается до минимально допустимого значения. Также контролируется число дополнительных ребер, которое не может быть отрицательным. После этого вычисляется максимально возможное количество ребер для простого неориентированного графа по формуле </w:t>
+      </w:r>
+      <m:oMath>
+        <m:sSub>
+          <m:sSubPr>
+            <m:ctrlPr>
+              <w:rPr>
+                <w:rFonts w:ascii="Cambria Math" w:hAnsi="Cambria Math"/>
+                <w:i/>
+              </w:rPr>
+            </m:ctrlPr>
+          </m:sSubPr>
+          <m:e>
+            <m:r>
+              <w:rPr>
+                <w:rFonts w:ascii="Cambria Math" w:hAnsi="Cambria Math"/>
+              </w:rPr>
+              <m:t>m</m:t>
+            </m:r>
+          </m:e>
+          <m:sub>
+            <m:r>
+              <w:rPr>
+                <w:rFonts w:ascii="Cambria Math" w:hAnsi="Cambria Math"/>
+              </w:rPr>
+              <m:t>max</m:t>
+            </m:r>
+          </m:sub>
+        </m:sSub>
+        <m:r>
+          <w:rPr>
+            <w:rFonts w:ascii="Cambria Math" w:hAnsi="Cambria Math"/>
+          </w:rPr>
+          <m:t>=</m:t>
+        </m:r>
+        <m:f>
+          <m:fPr>
+            <m:ctrlPr>
+              <w:rPr>
+                <w:rFonts w:ascii="Cambria Math" w:hAnsi="Cambria Math"/>
+                <w:i/>
+              </w:rPr>
+            </m:ctrlPr>
+          </m:fPr>
+          <m:num>
+            <m:r>
+              <w:rPr>
+                <w:rFonts w:ascii="Cambria Math" w:hAnsi="Cambria Math"/>
+              </w:rPr>
+              <m:t>n(n-1)</m:t>
+            </m:r>
+          </m:num>
+          <m:den>
+            <m:r>
+              <w:rPr>
+                <w:rFonts w:ascii="Cambria Math" w:hAnsi="Cambria Math"/>
+              </w:rPr>
+              <m:t>2</m:t>
+            </m:r>
+          </m:den>
+        </m:f>
+      </m:oMath>
+      <w:r>
+        <w:t>,</w:t>
+      </w:r>
+      <w:r>
+        <w:t xml:space="preserve"> </w:t>
+      </w:r>
+      <w:r>
+        <w:t xml:space="preserve">где n </w:t>
+      </w:r>
+      <w:r>
+        <w:t>–</w:t>
+      </w:r>
+      <w:r>
+        <w:t xml:space="preserve"> количество вершин графа. Если пользователь указал слишком большое количество дополнительных ребер, их число автоматически уменьшается до максимально допустимого значения.</w:t>
+      </w:r>
+    </w:p>
+    <w:p>
+      <w:pPr>
+        <w:pStyle w:val="a1"/>
+      </w:pPr>
+      <w:r>
+        <w:t>Генерация графа выполняется в два этапа</w:t>
+      </w:r>
+      <w:r>
+        <w:t>:</w:t>
+      </w:r>
+    </w:p>
+    <w:p>
+      <w:pPr>
+        <w:pStyle w:val="a1"/>
+        <w:numPr>
+          <w:ilvl w:val="0"/>
+          <w:numId w:val="12"/>
+        </w:numPr>
+        <w:ind w:left="709" w:firstLine="0"/>
+      </w:pPr>
+      <w:r>
+        <w:t xml:space="preserve">На первом этапе строится связное </w:t>
+      </w:r>
+      <w:proofErr w:type="spellStart"/>
+      <w:r>
+        <w:t>остовное</w:t>
+      </w:r>
+      <w:proofErr w:type="spellEnd"/>
+      <w:r>
+        <w:t xml:space="preserve"> дерево, которое гарантирует связность итогового графа. Для этого вершины последовательно соединяются ребрами вида (0,</w:t>
+      </w:r>
+      <w:r>
+        <w:t xml:space="preserve"> </w:t>
+      </w:r>
+      <w:r>
+        <w:t>1),</w:t>
+      </w:r>
+      <w:r>
+        <w:t xml:space="preserve"> </w:t>
+      </w:r>
+      <w:r>
+        <w:t>(1,</w:t>
+      </w:r>
+      <w:r>
+        <w:t xml:space="preserve"> </w:t>
+      </w:r>
+      <w:r>
+        <w:t>2),</w:t>
+      </w:r>
+      <w:r>
+        <w:t xml:space="preserve"> </w:t>
+      </w:r>
+      <w:r>
+        <w:t>…,</w:t>
+      </w:r>
+      <w:r>
+        <w:t xml:space="preserve"> </w:t>
+      </w:r>
+      <w:r>
+        <w:t>(n</w:t>
+      </w:r>
+      <w:r>
+        <w:t xml:space="preserve"> - </w:t>
+      </w:r>
+      <w:r>
+        <w:t>2,</w:t>
+      </w:r>
+      <w:r>
+        <w:t xml:space="preserve"> </w:t>
+      </w:r>
+      <w:r>
+        <w:t>n</w:t>
+      </w:r>
+      <w:r>
+        <w:t xml:space="preserve"> - </w:t>
+      </w:r>
+      <w:r>
+        <w:t>1). Каждому ребру случайным образом назначается вес из диапазона от 1 до 100. Благодаря этому уже после первого этапа граф является связным и содержит минимально необходимое количество ребер, равное n</w:t>
+      </w:r>
+      <w:r>
+        <w:t xml:space="preserve"> - </w:t>
+      </w:r>
+      <w:r>
+        <w:t>1.</w:t>
+      </w:r>
+    </w:p>
+    <w:p>
+      <w:pPr>
+        <w:pStyle w:val="a1"/>
+        <w:numPr>
+          <w:ilvl w:val="0"/>
+          <w:numId w:val="12"/>
+        </w:numPr>
+        <w:ind w:left="709" w:firstLine="0"/>
+      </w:pPr>
+      <w:r>
+        <w:t xml:space="preserve">На втором этапе в граф добавляются дополнительные случайные ребра. Для исключения появления кратных ребер используется контейнер </w:t>
+      </w:r>
+      <w:proofErr w:type="spellStart"/>
+      <w:proofErr w:type="gramStart"/>
+      <w:r>
+        <w:rPr>
+          <w:i/>
+        </w:rPr>
+        <w:t>std</w:t>
+      </w:r>
+      <w:proofErr w:type="spellEnd"/>
+      <w:r>
+        <w:rPr>
+          <w:i/>
+        </w:rPr>
+        <w:t>::</w:t>
+      </w:r>
+      <w:proofErr w:type="spellStart"/>
+      <w:proofErr w:type="gramEnd"/>
+      <w:r>
+        <w:rPr>
+          <w:i/>
+        </w:rPr>
+        <w:t>set</w:t>
+      </w:r>
+      <w:proofErr w:type="spellEnd"/>
+      <w:r>
+        <w:t>, в котором хранятся все уже существующие пары вершин. Перед добавлением нового ребра проверяется выполнение следующих условий:</w:t>
+      </w:r>
+      <w:r>
+        <w:t xml:space="preserve"> </w:t>
+      </w:r>
+      <w:r>
+        <w:t>вершины ребра различны</w:t>
+      </w:r>
+      <w:r>
+        <w:t xml:space="preserve">, </w:t>
+      </w:r>
+      <w:r>
+        <w:t>такое ребро еще отсутствует в графе</w:t>
+      </w:r>
+      <w:r>
+        <w:t xml:space="preserve">, </w:t>
+      </w:r>
+      <w:r>
+        <w:t>не превышено максимально допустимое количество ребер.</w:t>
+      </w:r>
+      <w:r>
+        <w:t xml:space="preserve"> </w:t>
+      </w:r>
+      <w:r>
+        <w:t>Если хотя бы одно из условий нарушается, выполняется генерация новой пары вершин. Для предотвращения бесконечного цикла введено ограничение на количество попыток генерации новых ребер. Каждому успешно добавленному ребру также присваивается случайный вес из диапазона от 1 до 100.</w:t>
+      </w:r>
+    </w:p>
+    <w:p>
+      <w:pPr>
+        <w:pStyle w:val="a1"/>
+      </w:pPr>
+      <w:r>
+        <w:lastRenderedPageBreak/>
+        <w:t xml:space="preserve">Для генерации случайных чисел используется современный генератор </w:t>
+      </w:r>
+      <w:proofErr w:type="spellStart"/>
+      <w:proofErr w:type="gramStart"/>
+      <w:r>
+        <w:rPr>
+          <w:i/>
+        </w:rPr>
+        <w:t>std</w:t>
+      </w:r>
+      <w:proofErr w:type="spellEnd"/>
+      <w:r>
+        <w:rPr>
+          <w:i/>
+        </w:rPr>
+        <w:t>::</w:t>
+      </w:r>
+      <w:proofErr w:type="gramEnd"/>
+      <w:r>
+        <w:rPr>
+          <w:i/>
+        </w:rPr>
+        <w:t>mt19937</w:t>
+      </w:r>
+      <w:r>
+        <w:t xml:space="preserve">, инициализируемый с помощью </w:t>
+      </w:r>
+      <w:proofErr w:type="spellStart"/>
+      <w:r>
+        <w:rPr>
+          <w:i/>
+        </w:rPr>
+        <w:t>std</w:t>
+      </w:r>
+      <w:proofErr w:type="spellEnd"/>
+      <w:r>
+        <w:rPr>
+          <w:i/>
+        </w:rPr>
+        <w:t>::</w:t>
+      </w:r>
+      <w:proofErr w:type="spellStart"/>
+      <w:r>
+        <w:rPr>
+          <w:i/>
+        </w:rPr>
+        <w:t>random_device</w:t>
+      </w:r>
+      <w:proofErr w:type="spellEnd"/>
+      <w:r>
+        <w:t>. Такой подход обеспечивает хорошее качество случайного распределения и исключает повторяемость последовательностей при каждом запуске программы. Веса ребер генерируются равномерно, что позволяет получать разнообразные тестовые графы без выраженного смещения в сторону определенных значений.</w:t>
+      </w:r>
+    </w:p>
+    <w:p>
+      <w:pPr>
+        <w:pStyle w:val="3"/>
+        <w:numPr>
+          <w:ilvl w:val="2"/>
+          <w:numId w:val="2"/>
+        </w:numPr>
+      </w:pPr>
+      <w:bookmarkStart w:id="19" w:name="_Toc234513459"/>
+      <w:r>
+        <w:t>2</w:t>
+      </w:r>
+      <w:r>
+        <w:t>.</w:t>
+      </w:r>
+      <w:r>
+        <w:t>2</w:t>
+      </w:r>
+      <w:r>
+        <w:t xml:space="preserve"> </w:t>
+      </w:r>
+      <w:r>
+        <w:t>Проектирование программного решения для генетического алгоритма</w:t>
+      </w:r>
+      <w:bookmarkEnd w:id="19"/>
     </w:p>
     <w:p>
       <w:pPr>
         <w:pStyle w:val="4"/>
       </w:pPr>
-      <w:bookmarkStart w:id="19" w:name="_Toc234332647"/>
-      <w:r>
-        <w:t>1.3.2 Представление решения</w:t>
-      </w:r>
-      <w:bookmarkEnd w:id="19"/>
-    </w:p>
-    <w:p>
-      <w:pPr>
-        <w:pStyle w:val="a1"/>
-      </w:pPr>
-      <w:r>
-        <w:t xml:space="preserve">В данной работе каждая особь представляет собой список индексов ребер исходного графа. Таким образом, каждая хромосома определяет набор ребер, который рассматривается как кандидат </w:t>
-      </w:r>
-      <w:r>
-        <w:t>на минимальное остовное дерево.</w:t>
-      </w:r>
-    </w:p>
-    <w:p>
-      <w:pPr>
-        <w:pStyle w:val="a1"/>
-      </w:pPr>
-      <w:r>
-        <w:t>Например, если граф со</w:t>
-      </w:r>
-      <w:r>
-        <w:t xml:space="preserve">держит девять ребер с индексами </w:t>
-      </w:r>
-      <w:r>
-        <w:t>{0,1,2,3,4,5,6,7,8},</w:t>
+      <w:bookmarkStart w:id="20" w:name="_Toc234513460"/>
+      <w:r>
+        <w:t>2.2.1 Представление особи</w:t>
+      </w:r>
+      <w:bookmarkEnd w:id="20"/>
+    </w:p>
+    <w:p>
+      <w:pPr>
+        <w:pStyle w:val="a1"/>
+      </w:pPr>
+      <w:r>
+        <w:t xml:space="preserve">В данной работе каждая особь представляет собой список индексов ребер исходного графа без дубликатов. Таким образом, каждая хромосома определяет набор ребер, который рассматривается как кандидат на минимальное </w:t>
+      </w:r>
+      <w:proofErr w:type="spellStart"/>
+      <w:r>
+        <w:t>остовное</w:t>
+      </w:r>
+      <w:proofErr w:type="spellEnd"/>
+      <w:r>
+        <w:t xml:space="preserve"> дерево. Набор имеет длину </w:t>
+      </w:r>
+      <w:r>
+        <w:rPr>
+          <w:lang w:val="en-US"/>
+        </w:rPr>
+        <w:t>n</w:t>
+      </w:r>
+      <w:r>
+        <w:t xml:space="preserve"> - 1</w:t>
+      </w:r>
+      <w:r>
+        <w:t xml:space="preserve">, где </w:t>
+      </w:r>
+      <w:r>
+        <w:rPr>
+          <w:lang w:val="en-US"/>
+        </w:rPr>
+        <w:t>n</w:t>
       </w:r>
       <w:r>
         <w:t xml:space="preserve"> </w:t>
       </w:r>
       <w:r>
-        <w:t>то особь</w:t>
-      </w:r>
-      <w:r>
-        <w:t xml:space="preserve"> </w:t>
-      </w:r>
-      <w:r>
-        <w:t>{0,3,5,7,8}</w:t>
-      </w:r>
-      <w:r>
-        <w:t xml:space="preserve"> </w:t>
-      </w:r>
-      <w:r>
-        <w:t>означает, что предполагаемое дерево состоит именно из этих пяти ребер.</w:t>
-      </w:r>
-    </w:p>
-    <w:p>
-      <w:pPr>
-        <w:pStyle w:val="a1"/>
-      </w:pPr>
-      <w:r>
-        <w:t>Такой способ кодирования облад</w:t>
-      </w:r>
-      <w:r>
-        <w:t xml:space="preserve">ает несколькими преимуществами: простотой реализации, небольшим объемом памяти, </w:t>
-      </w:r>
-      <w:r>
-        <w:t>удобством вып</w:t>
-      </w:r>
-      <w:r>
-        <w:t xml:space="preserve">олнения генетических операторов, </w:t>
-      </w:r>
-      <w:r>
-        <w:t>независимостью от конкретного расположения вершин графа.</w:t>
-      </w:r>
-    </w:p>
-    <w:p>
-      <w:pPr>
-        <w:pStyle w:val="a1"/>
-      </w:pPr>
-      <w:r>
-        <w:t>Недостатком данного представления является возможность появления недопустимых решений. После операций скрещивания или мутации выбранный набор ребер может содержать циклы либо не соединять все вершины графа. Для устранения подобных ситуаций используется специальная пр</w:t>
-      </w:r>
-      <w:r>
-        <w:t>оцедура исправления решения.</w:t>
+        <w:t>– количество вершин в графе.</w:t>
+      </w:r>
+    </w:p>
+    <w:p>
+      <w:pPr>
+        <w:pStyle w:val="a1"/>
+      </w:pPr>
+      <w:r>
+        <w:t>Например, если граф содержит девять ребер и шесть вершин с индексами {0,1,2,3,4,5,6,7,8}, то особь {0,3,5,7,8} означает, что предполагаемое дерево состоит именно из этих пяти ребер.</w:t>
+      </w:r>
+    </w:p>
+    <w:p>
+      <w:pPr>
+        <w:pStyle w:val="a1"/>
+      </w:pPr>
+      <w:r>
+        <w:t>Такой способ кодирования обладает несколькими преимуществами: простотой реализации, небольшим объемом памяти, удобством выполнения генетических операторов, независимостью от конкретного расположения вершин графа.</w:t>
       </w:r>
     </w:p>
     <w:p>
       <w:pPr>
         <w:pStyle w:val="4"/>
       </w:pPr>
-      <w:bookmarkStart w:id="20" w:name="_Toc234332648"/>
-      <w:r>
-        <w:t xml:space="preserve">1.3.3 Функция </w:t>
+      <w:bookmarkStart w:id="21" w:name="_Toc234513461"/>
+      <w:r>
+        <w:t>2</w:t>
+      </w:r>
+      <w:r>
+        <w:t>.</w:t>
+      </w:r>
+      <w:r>
+        <w:t>2</w:t>
+      </w:r>
+      <w:r>
+        <w:t>.</w:t>
+      </w:r>
+      <w:r>
+        <w:t>2</w:t>
+      </w:r>
+      <w:r>
+        <w:t xml:space="preserve"> Функция </w:t>
       </w:r>
       <w:r>
         <w:t>исправления</w:t>
@@ -4801,26 +5425,14 @@
       <w:r>
         <w:t xml:space="preserve"> решения</w:t>
       </w:r>
-      <w:bookmarkEnd w:id="20"/>
-    </w:p>
-    <w:p>
-      <w:pPr>
-        <w:pStyle w:val="a1"/>
-      </w:pPr>
-      <w:r>
-        <w:t>После выполнения операций скрещивания и мутации каждая новая особь п</w:t>
-      </w:r>
-      <w:r>
-        <w:t>роходит процедуру исправления</w:t>
-      </w:r>
-      <w:r>
-        <w:t>.</w:t>
-      </w:r>
-      <w:r>
-        <w:t xml:space="preserve"> </w:t>
-      </w:r>
-      <w:r>
-        <w:t>Назначением данной процедуры является преобразование произвольного набора ребер в корректное остовное дерево.</w:t>
+      <w:bookmarkEnd w:id="21"/>
+    </w:p>
+    <w:p>
+      <w:pPr>
+        <w:pStyle w:val="a1"/>
+      </w:pPr>
+      <w:r>
+        <w:t>Недостатком реализованного представления особи является возможность появления недопустимых решений. После операций скрещивания или мутации выбранный набор ребер может содержать циклы, не соединять все вершины графа либо иметь дубликаты. Для устранения подобных ситуаций используется специальная процедура исправления решения.</w:t>
       </w:r>
     </w:p>
     <w:p>
@@ -4829,10 +5441,26 @@
       </w:pPr>
       <w:r>
         <w:lastRenderedPageBreak/>
-        <w:t>Работа ф</w:t>
-      </w:r>
-      <w:r>
-        <w:t>ункции выполняется в два этапа:</w:t>
+        <w:t xml:space="preserve">Назначение процедуры </w:t>
+      </w:r>
+      <w:proofErr w:type="spellStart"/>
+      <w:r>
+        <w:rPr>
+          <w:i/>
+        </w:rPr>
+        <w:t>repair</w:t>
+      </w:r>
+      <w:proofErr w:type="spellEnd"/>
+      <w:r>
+        <w:t xml:space="preserve"> – преобразование произвольного набора ребер в допустимое </w:t>
+      </w:r>
+      <w:proofErr w:type="spellStart"/>
+      <w:r>
+        <w:t>остовное</w:t>
+      </w:r>
+      <w:proofErr w:type="spellEnd"/>
+      <w:r>
+        <w:t xml:space="preserve"> дерево. Исправление выполняется в три последовательных этапа, каждый из которых устраняет свой тип нарушений:</w:t>
       </w:r>
     </w:p>
     <w:p>
@@ -4845,10 +5473,18 @@
         <w:ind w:left="709" w:firstLine="0"/>
       </w:pPr>
       <w:r>
-        <w:t>На первом этапе производится поиск циклов. Если цикл обнаружен, из него удаляется ребро с наибольшим весом, поскольку именно оно вносит наибо</w:t>
-      </w:r>
-      <w:r>
-        <w:t>льший вклад в стоимость дерева.</w:t>
+        <w:t xml:space="preserve">Устранение дубликатов. Набор ребер особи может содержать повторяющиеся индексы. Для их удаления производится сортировка списка индексов, после чего последовательные дубликаты исключаются с помощью стандартного алгоритма </w:t>
+      </w:r>
+      <w:proofErr w:type="spellStart"/>
+      <w:r>
+        <w:rPr>
+          <w:i/>
+        </w:rPr>
+        <w:t>unique</w:t>
+      </w:r>
+      <w:proofErr w:type="spellEnd"/>
+      <w:r>
+        <w:t>. В результате каждый индекс встречается не более одного раза.</w:t>
       </w:r>
     </w:p>
     <w:p>
@@ -4861,42 +5497,121 @@
         <w:ind w:left="709" w:firstLine="0"/>
       </w:pPr>
       <w:r>
-        <w:t>На втором этапе проверяется связность полученного графа. Если граф распался на несколько компонент связности, между ними добавляется ребро минимального веса. Процесс продолжается до тех пор, пока все вершины не окажутся соединенными.</w:t>
+        <w:t>Исправление циклов. Для построения ациклического графа используется структура данных для непересекающихся множеств, инициализируемая для всех вершин графа. Ребра обрабатываются в том порядке, в котором они присутствуют в текущем наборе особи. Если добавление очередного ребра не создает цикла, ребро сохраняется в результирующий список, в противном случае оно отбрасывается. Таким образом, формируется лес, содержащий максимально возможное подмножество исходных ребер, не содержащее циклов.</w:t>
+      </w:r>
+    </w:p>
+    <w:p>
+      <w:pPr>
+        <w:pStyle w:val="a1"/>
+        <w:numPr>
+          <w:ilvl w:val="0"/>
+          <w:numId w:val="8"/>
+        </w:numPr>
+        <w:ind w:left="709" w:firstLine="0"/>
+      </w:pPr>
+      <w:r>
+        <w:t>Восстановление связности. Если после предыдущего этапа количество сохран</w:t>
+      </w:r>
+      <w:r>
+        <w:t>е</w:t>
+      </w:r>
+      <w:r>
+        <w:t>нных р</w:t>
+      </w:r>
+      <w:r>
+        <w:t>е</w:t>
+      </w:r>
+      <w:r>
+        <w:t>бер меньше n</w:t>
+      </w:r>
+      <w:r>
+        <w:t xml:space="preserve"> - 1, </w:t>
+      </w:r>
+      <w:r>
+        <w:t xml:space="preserve">где n </w:t>
+      </w:r>
+      <w:r>
+        <w:t>– количество вершин</w:t>
+      </w:r>
+      <w:r>
+        <w:t>, граф не является связным. Для объединения образовавшихся компонент выполняется просмотр всех р</w:t>
+      </w:r>
+      <w:r>
+        <w:t>е</w:t>
+      </w:r>
+      <w:r>
+        <w:t>бер исходного графа в порядке возрастания их весов. Каждое ребро добавляется в дерево, если оно соединяет две разные компоненты связности. Процесс продолжается до тех пор, пока не будет набрано ровно n</w:t>
+      </w:r>
+      <w:r>
+        <w:t xml:space="preserve"> - </w:t>
+      </w:r>
+      <w:r>
+        <w:t>1 р</w:t>
+      </w:r>
+      <w:r>
+        <w:t>е</w:t>
+      </w:r>
+      <w:r>
+        <w:t>бер, что гарантирует получени</w:t>
+      </w:r>
+      <w:r>
+        <w:t>е связного остова.</w:t>
       </w:r>
     </w:p>
     <w:p>
       <w:pPr>
         <w:pStyle w:val="4"/>
       </w:pPr>
-      <w:bookmarkStart w:id="21" w:name="_Toc234332649"/>
-      <w:r>
-        <w:t>1.3.4 Функция приспособленности</w:t>
-      </w:r>
-      <w:bookmarkEnd w:id="21"/>
-    </w:p>
-    <w:p>
-      <w:pPr>
-        <w:pStyle w:val="a1"/>
-      </w:pPr>
-      <w:r>
-        <w:t>Качество каждой особи оценивается функцией приспособленности</w:t>
-      </w:r>
-      <w:r>
-        <w:t xml:space="preserve">. </w:t>
-      </w:r>
-      <w:r>
-        <w:t>Поскольку целью задачи является минимизация суммарного веса остовного дерева, в качестве оценки используется обратная зависимость между стоимостью дерева и его приспособленностью.</w:t>
-      </w:r>
-    </w:p>
-    <w:p>
-      <w:pPr>
-        <w:pStyle w:val="a1"/>
-      </w:pPr>
-      <w:r>
-        <w:t>Пусть</w:t>
-      </w:r>
-      <w:r>
-        <w:t xml:space="preserve"> </w:t>
+      <w:bookmarkStart w:id="22" w:name="_Toc234513462"/>
+      <w:r>
+        <w:t>2</w:t>
+      </w:r>
+      <w:r>
+        <w:t>.</w:t>
+      </w:r>
+      <w:r>
+        <w:t>2</w:t>
+      </w:r>
+      <w:r>
+        <w:t>.</w:t>
+      </w:r>
+      <w:r>
+        <w:t>3</w:t>
+      </w:r>
+      <w:r>
+        <w:t xml:space="preserve"> Функция приспособленности</w:t>
+      </w:r>
+      <w:bookmarkEnd w:id="22"/>
+    </w:p>
+    <w:p>
+      <w:pPr>
+        <w:pStyle w:val="a1"/>
+      </w:pPr>
+      <w:r>
+        <w:t xml:space="preserve">Качество каждой особи оценивается функцией приспособленности. Поскольку целью задачи является минимизация суммарного веса </w:t>
+      </w:r>
+      <w:proofErr w:type="spellStart"/>
+      <w:r>
+        <w:t>остовного</w:t>
+      </w:r>
+      <w:proofErr w:type="spellEnd"/>
+      <w:r>
+        <w:t xml:space="preserve"> дерева, в качестве оценки используется </w:t>
+      </w:r>
+      <w:r>
+        <w:t>прямая</w:t>
+      </w:r>
+      <w:r>
+        <w:t xml:space="preserve"> зависимость между стоимостью дерева и его приспособленностью.</w:t>
+      </w:r>
+    </w:p>
+    <w:p>
+      <w:pPr>
+        <w:pStyle w:val="a1"/>
+      </w:pPr>
+      <w:r>
+        <w:lastRenderedPageBreak/>
+        <w:t xml:space="preserve">Пусть </w:t>
       </w:r>
       <w:r>
         <w:rPr>
@@ -4905,40 +5620,10 @@
         <w:t>W</w:t>
       </w:r>
       <w:r>
-        <w:t xml:space="preserve"> </w:t>
-      </w:r>
-      <w:r>
-        <w:t>–</w:t>
-      </w:r>
-      <w:r>
-        <w:t xml:space="preserve"> суммарный вес ребер дерева;</w:t>
-      </w:r>
-      <w:r>
-        <w:t xml:space="preserve"> </w:t>
-      </w:r>
-      <w:r>
-        <w:rPr>
-          <w:i/>
-        </w:rPr>
-        <w:t>MAX_WEIGHT</w:t>
-      </w:r>
-      <w:r>
-        <w:t xml:space="preserve"> </w:t>
-      </w:r>
-      <w:r>
-        <w:t>–</w:t>
-      </w:r>
-      <w:r>
-        <w:t xml:space="preserve"> некоторое достаточно большое постоянное значение.</w:t>
-      </w:r>
-      <w:r>
-        <w:t xml:space="preserve"> </w:t>
-      </w:r>
-      <w:r>
-        <w:t>Тогда функция приспособленности определяется следующим образом:</w:t>
-      </w:r>
-      <w:r>
-        <w:t xml:space="preserve"> </w:t>
+        <w:t xml:space="preserve"> – суммарный вес ребер дерева</w:t>
+      </w:r>
+      <w:r>
+        <w:t xml:space="preserve">. Тогда функция приспособленности определяется следующим образом: </w:t>
       </w:r>
       <w:r>
         <w:rPr>
@@ -4947,19 +5632,18 @@
         </w:rPr>
         <w:t>f</w:t>
       </w:r>
+      <w:proofErr w:type="spellStart"/>
       <w:r>
         <w:rPr>
           <w:i/>
         </w:rPr>
         <w:t>itness</w:t>
       </w:r>
+      <w:proofErr w:type="spellEnd"/>
       <w:r>
         <w:t xml:space="preserve"> </w:t>
       </w:r>
       <w:r>
-        <w:rPr>
-          <w:lang w:val="en-US"/>
-        </w:rPr>
         <w:t>=</w:t>
       </w:r>
       <w:r>
@@ -4969,50 +5653,53 @@
         <w:rPr>
           <w:i/>
         </w:rPr>
-        <w:t>MAX_WEIGHT</w:t>
+        <w:t>W</w:t>
+      </w:r>
+      <w:r>
+        <w:t>.</w:t>
+      </w:r>
+    </w:p>
+    <w:p>
+      <w:pPr>
+        <w:pStyle w:val="a1"/>
+      </w:pPr>
+      <w:r>
+        <w:t xml:space="preserve">Таким образом, чем меньше общий вес найденного дерева, тем </w:t>
+      </w:r>
+      <w:r>
+        <w:t>меньше</w:t>
+      </w:r>
+      <w:r>
+        <w:t xml:space="preserve"> значение функции приспособленности, а следовательно, тем выше вероятность участия данной особи в формировании следующего поколения.</w:t>
+      </w:r>
+    </w:p>
+    <w:p>
+      <w:pPr>
+        <w:pStyle w:val="4"/>
+      </w:pPr>
+      <w:bookmarkStart w:id="23" w:name="_Toc234513463"/>
+      <w:r>
+        <w:t>2</w:t>
+      </w:r>
+      <w:r>
+        <w:t>.</w:t>
+      </w:r>
+      <w:r>
+        <w:t>2</w:t>
+      </w:r>
+      <w:r>
+        <w:t>.</w:t>
+      </w:r>
+      <w:r>
+        <w:t>4</w:t>
       </w:r>
       <w:r>
         <w:t xml:space="preserve"> </w:t>
       </w:r>
       <w:r>
-        <w:rPr>
-          <w:lang w:val="en-US"/>
-        </w:rPr>
-        <w:t>-</w:t>
-      </w:r>
-      <w:r>
-        <w:t xml:space="preserve"> </w:t>
-      </w:r>
-      <w:r>
-        <w:rPr>
-          <w:i/>
-        </w:rPr>
-        <w:t>W</w:t>
-      </w:r>
-      <w:r>
-        <w:t>.</w:t>
-      </w:r>
-    </w:p>
-    <w:p>
-      <w:pPr>
-        <w:pStyle w:val="a1"/>
-      </w:pPr>
-      <w:r>
-        <w:t>Таким образом, чем меньше общий вес найденного дерева, тем больше значение функции приспособленности, а следовательно, тем выше вероятность участия данной особи в фор</w:t>
-      </w:r>
-      <w:r>
-        <w:t>мировании следующего поколения.</w:t>
-      </w:r>
-    </w:p>
-    <w:p>
-      <w:pPr>
-        <w:pStyle w:val="4"/>
-      </w:pPr>
-      <w:bookmarkStart w:id="22" w:name="_Toc234332650"/>
-      <w:r>
-        <w:t>1.3.5 Выбор родителей</w:t>
-      </w:r>
-      <w:bookmarkEnd w:id="22"/>
+        <w:t>Турнирный отбор</w:t>
+      </w:r>
+      <w:bookmarkEnd w:id="23"/>
     </w:p>
     <w:p>
       <w:pPr>
@@ -5022,29 +5709,24 @@
         <w:t>Для формирования родительс</w:t>
       </w:r>
       <w:r>
-        <w:t>ких пар выбран турнирный отбор.</w:t>
-      </w:r>
-    </w:p>
-    <w:p>
-      <w:pPr>
-        <w:pStyle w:val="a1"/>
-      </w:pPr>
-      <w:r>
-        <w:t>Суть метода заключается в том, что из текущей популяции случайным образом выбирается небольшая группа особей, после чего в качестве родителя выбирается особь с наибольшим значе</w:t>
-      </w:r>
-      <w:r>
-        <w:t>нием функции приспособленности.</w:t>
-      </w:r>
-    </w:p>
-    <w:p>
-      <w:pPr>
-        <w:pStyle w:val="a1"/>
-      </w:pPr>
-      <w:r>
-        <w:t>Выбор данного метода об</w:t>
-      </w:r>
-      <w:r>
-        <w:t>условлен несколькими причинами:</w:t>
+        <w:t xml:space="preserve">ких пар выбран турнирный отбор. </w:t>
+      </w:r>
+      <w:r>
+        <w:t xml:space="preserve">Суть метода заключается в том, что из текущей популяции случайным образом выбирается небольшая группа особей, после чего в качестве родителя выбирается особь с </w:t>
+      </w:r>
+      <w:r>
+        <w:t>наименьшим</w:t>
+      </w:r>
+      <w:r>
+        <w:t xml:space="preserve"> значением функции приспособленности.</w:t>
+      </w:r>
+    </w:p>
+    <w:p>
+      <w:pPr>
+        <w:pStyle w:val="a1"/>
+      </w:pPr>
+      <w:r>
+        <w:t>Выбор данного метода обусловлен несколькими причинами:</w:t>
       </w:r>
     </w:p>
     <w:p>
@@ -5057,10 +5739,7 @@
         <w:ind w:left="709" w:firstLine="0"/>
       </w:pPr>
       <w:r>
-        <w:t>П</w:t>
-      </w:r>
-      <w:r>
-        <w:t>ростотой программной реализации;</w:t>
+        <w:t>Простотой программной реализации;</w:t>
       </w:r>
     </w:p>
     <w:p>
@@ -5073,10 +5752,7 @@
         <w:ind w:left="709" w:firstLine="0"/>
       </w:pPr>
       <w:r>
-        <w:t>О</w:t>
-      </w:r>
-      <w:r>
-        <w:t>тсутствием необходимости вычислять вероятности выбора каждой особи;</w:t>
+        <w:t>Отсутствием необходимости вычислять вероятности выбора каждой особи;</w:t>
       </w:r>
     </w:p>
     <w:p>
@@ -5089,20 +5765,7 @@
         <w:ind w:left="709" w:firstLine="0"/>
       </w:pPr>
       <w:r>
-        <w:lastRenderedPageBreak/>
-        <w:t>У</w:t>
-      </w:r>
-      <w:r>
-        <w:t>стойчивостью к различным диапазонам зна</w:t>
-      </w:r>
-      <w:r>
-        <w:t xml:space="preserve">чений функции приспособленности. </w:t>
-      </w:r>
-      <w:r>
-        <w:t>По сравнению с рулеточным отбором турнирный метод менее чувствителен к масштабу функции качества и обеспечив</w:t>
-      </w:r>
-      <w:r>
-        <w:t>ает стабильную работу алгоритма;</w:t>
+        <w:t>Устойчивостью к различным диапазонам значений функции приспособленности. По сравнению с рулеточным отбором турнирный метод менее чувствителен к масштабу функции качества и обеспечивает стабильную работу алгоритма;</w:t>
       </w:r>
     </w:p>
     <w:p>
@@ -5115,88 +5778,117 @@
         <w:ind w:left="709" w:firstLine="0"/>
       </w:pPr>
       <w:r>
-        <w:t>Х</w:t>
-      </w:r>
-      <w:r>
-        <w:t>орошим балансом между исследованием новых решений и сохранением лучших найденных особей.</w:t>
+        <w:t>Хорошим балансом между исследованием новых решений и сохранением лучших найденных особей.</w:t>
       </w:r>
     </w:p>
     <w:p>
       <w:pPr>
         <w:pStyle w:val="4"/>
       </w:pPr>
-      <w:bookmarkStart w:id="23" w:name="_Toc234332651"/>
-      <w:r>
-        <w:t>1.3.6 Оператор скрещивания</w:t>
-      </w:r>
-      <w:bookmarkEnd w:id="23"/>
-    </w:p>
-    <w:p>
-      <w:pPr>
-        <w:pStyle w:val="a1"/>
-      </w:pPr>
-      <w:r>
-        <w:t>Для получения новых решений исполь</w:t>
-      </w:r>
-      <w:r>
-        <w:t xml:space="preserve">зуется равномерное скрещивание. </w:t>
-      </w:r>
-      <w:r>
-        <w:t>Для каждого гена независимо определяется, от какого родителя он будет унаследован. При формировании первого потомка для каждого гена с одинаковой вероятностью выбирается значение первого или второго родителя. Второй потомок получает противоположный выбор.</w:t>
-      </w:r>
-    </w:p>
-    <w:p>
-      <w:pPr>
-        <w:pStyle w:val="a1"/>
-      </w:pPr>
-      <w:r>
-        <w:t>Основным преимуществом такого метода является возможность свободного комбинирования отдельных удачных ребер из различных решений. В отличие от одноточечного или двухточечного скрещивания отсутствует привязка к расположению генов внутри хромосомы, что особенно важно при решении задачи поиска минимального остовного дерева, где порядок расположения ребер не оказывает</w:t>
-      </w:r>
-      <w:r>
-        <w:t xml:space="preserve"> влияния на качество решения.</w:t>
-      </w:r>
-    </w:p>
-    <w:p>
-      <w:pPr>
-        <w:pStyle w:val="a1"/>
-      </w:pPr>
-      <w:r>
-        <w:t xml:space="preserve">После завершения операции скрещивания выполняется процедура </w:t>
-      </w:r>
-      <w:r>
-        <w:t>исправления решения.</w:t>
+      <w:bookmarkStart w:id="24" w:name="_Toc234513464"/>
+      <w:r>
+        <w:t>2</w:t>
+      </w:r>
+      <w:r>
+        <w:t>.</w:t>
+      </w:r>
+      <w:r>
+        <w:t>2</w:t>
+      </w:r>
+      <w:r>
+        <w:t>.</w:t>
+      </w:r>
+      <w:r>
+        <w:t xml:space="preserve">5 </w:t>
+      </w:r>
+      <w:r>
+        <w:t>Оператор скрещивания</w:t>
+      </w:r>
+      <w:bookmarkEnd w:id="24"/>
+    </w:p>
+    <w:p>
+      <w:pPr>
+        <w:pStyle w:val="a1"/>
+      </w:pPr>
+      <w:r>
+        <w:t>Для получения новых решений используется равномерное скрещивание. Для каждого гена независимо определяется, от какого родителя он будет унаследован. При формировании первого потомка для каждого гена с одинаковой вероятностью выбирается значение первого или второго родителя. Второй потомок получает противоположный выбор.</w:t>
+      </w:r>
+    </w:p>
+    <w:p>
+      <w:pPr>
+        <w:pStyle w:val="a1"/>
+      </w:pPr>
+      <w:r>
+        <w:t xml:space="preserve">Для оператора задается вероятность выполнения, если значение меньше, то два выбранных родителя сразу отправляются в новое поколение, если </w:t>
+      </w:r>
+      <w:r>
+        <w:lastRenderedPageBreak/>
+        <w:t>значение больше, то происходит скрещивание и только их дети проходят дальше.</w:t>
+      </w:r>
+    </w:p>
+    <w:p>
+      <w:pPr>
+        <w:pStyle w:val="a1"/>
+      </w:pPr>
+      <w:r>
+        <w:t xml:space="preserve">Основным преимуществом такого метода является возможность свободного комбинирования отдельных удачных ребер из различных решений. В отличие от одноточечного или двухточечного скрещивания отсутствует привязка к расположению генов внутри хромосомы, что особенно важно при решении задачи поиска минимального </w:t>
+      </w:r>
+      <w:proofErr w:type="spellStart"/>
+      <w:r>
+        <w:t>остовного</w:t>
+      </w:r>
+      <w:proofErr w:type="spellEnd"/>
+      <w:r>
+        <w:t xml:space="preserve"> дерева, где порядок расположения ребер не оказывает влияния на качество решения.</w:t>
+      </w:r>
+    </w:p>
+    <w:p>
+      <w:pPr>
+        <w:pStyle w:val="a1"/>
+      </w:pPr>
+      <w:r>
+        <w:t>После завершения операции скрещивания выполняется процедура исправления решения.</w:t>
       </w:r>
     </w:p>
     <w:p>
       <w:pPr>
         <w:pStyle w:val="4"/>
       </w:pPr>
-      <w:bookmarkStart w:id="24" w:name="_Toc234332652"/>
-      <w:r>
-        <w:t>1.3.7 Оператор мутации</w:t>
-      </w:r>
-      <w:bookmarkEnd w:id="24"/>
-    </w:p>
-    <w:p>
-      <w:pPr>
-        <w:pStyle w:val="a1"/>
-      </w:pPr>
-      <w:r>
-        <w:t>Мутация предназначена для поддержания разнообразия популяции и предотвращения преждевременной сходимости</w:t>
-      </w:r>
-      <w:r>
-        <w:t xml:space="preserve"> алгоритма.</w:t>
-      </w:r>
-    </w:p>
-    <w:p>
-      <w:pPr>
-        <w:pStyle w:val="a1"/>
-      </w:pPr>
-      <w:r>
-        <w:t>В разработанном алгоритме мутация</w:t>
-      </w:r>
-      <w:r>
-        <w:t xml:space="preserve"> выполняется следующим образом:</w:t>
+      <w:bookmarkStart w:id="25" w:name="_Toc234513465"/>
+      <w:r>
+        <w:t>2</w:t>
+      </w:r>
+      <w:r>
+        <w:t>.</w:t>
+      </w:r>
+      <w:r>
+        <w:t>2</w:t>
+      </w:r>
+      <w:r>
+        <w:t>.</w:t>
+      </w:r>
+      <w:r>
+        <w:t>6</w:t>
+      </w:r>
+      <w:r>
+        <w:t xml:space="preserve"> Оператор мутации</w:t>
+      </w:r>
+      <w:bookmarkEnd w:id="25"/>
+    </w:p>
+    <w:p>
+      <w:pPr>
+        <w:pStyle w:val="a1"/>
+      </w:pPr>
+      <w:r>
+        <w:t>Мутация предназначена для поддержания разнообразия популяции и предотвращения преждевременной сходимости алгоритма.</w:t>
+      </w:r>
+    </w:p>
+    <w:p>
+      <w:pPr>
+        <w:pStyle w:val="a1"/>
+      </w:pPr>
+      <w:r>
+        <w:t>В разработанном алгоритме мутация выполняется следующим образом:</w:t>
       </w:r>
     </w:p>
     <w:p>
@@ -5209,10 +5901,7 @@
         <w:ind w:left="709" w:firstLine="0"/>
       </w:pPr>
       <w:r>
-        <w:t>С</w:t>
-      </w:r>
-      <w:r>
-        <w:t>лучайным образом удаляется одно ребро;</w:t>
+        <w:t>Случайным образом удаляется одно ребро;</w:t>
       </w:r>
     </w:p>
     <w:p>
@@ -5225,16 +5914,7 @@
         <w:ind w:left="709" w:firstLine="0"/>
       </w:pPr>
       <w:r>
-        <w:t>С</w:t>
-      </w:r>
-      <w:r>
-        <w:t>лучайным образом выбирается новое ребро исходного графа</w:t>
-      </w:r>
-      <w:r>
-        <w:t xml:space="preserve"> и добавляется в хромосому</w:t>
-      </w:r>
-      <w:r>
-        <w:t>;</w:t>
+        <w:t>Случайным образом выбирается новое ребро исходного графа и добавляется в хромосому;</w:t>
       </w:r>
     </w:p>
     <w:p>
@@ -5247,33 +5927,41 @@
         <w:ind w:left="709" w:firstLine="0"/>
       </w:pPr>
       <w:r>
-        <w:t>В</w:t>
-      </w:r>
-      <w:r>
-        <w:t>ыполняется процедура восстановления корректного дерева.</w:t>
-      </w:r>
-    </w:p>
-    <w:p>
-      <w:pPr>
-        <w:pStyle w:val="a1"/>
-      </w:pPr>
-      <w:r>
-        <w:lastRenderedPageBreak/>
-        <w:t>Такой подход позволяет исследовать новые области пространства поиска без существенного нарушен</w:t>
-      </w:r>
-      <w:r>
-        <w:t>ия структуры найденных решений.</w:t>
+        <w:t>Выполняется процедура восстановления корректного дерева.</w:t>
+      </w:r>
+    </w:p>
+    <w:p>
+      <w:pPr>
+        <w:pStyle w:val="a1"/>
+      </w:pPr>
+      <w:r>
+        <w:t>Такой подход позволяет исследовать новые области пространства поиска без существенного нарушения структуры найденных решений.</w:t>
       </w:r>
     </w:p>
     <w:p>
       <w:pPr>
         <w:pStyle w:val="4"/>
       </w:pPr>
-      <w:bookmarkStart w:id="25" w:name="_Toc234332653"/>
-      <w:r>
-        <w:t>1.3.8 Критерий завершения алгоритма</w:t>
-      </w:r>
-      <w:bookmarkEnd w:id="25"/>
+      <w:bookmarkStart w:id="26" w:name="_Toc234513466"/>
+      <w:r>
+        <w:t>2</w:t>
+      </w:r>
+      <w:r>
+        <w:t>.</w:t>
+      </w:r>
+      <w:r>
+        <w:t>2</w:t>
+      </w:r>
+      <w:r>
+        <w:t>.</w:t>
+      </w:r>
+      <w:r>
+        <w:t>7</w:t>
+      </w:r>
+      <w:r>
+        <w:t xml:space="preserve"> Критерий завершения алгоритма</w:t>
+      </w:r>
+      <w:bookmarkEnd w:id="26"/>
     </w:p>
     <w:p>
       <w:pPr>
@@ -5301,10 +5989,7 @@
         <w:ind w:left="709" w:firstLine="0"/>
       </w:pPr>
       <w:r>
-        <w:t>Д</w:t>
-      </w:r>
-      <w:r>
-        <w:t>остигнуто максимальное количество поколений;</w:t>
+        <w:t>Достигнуто максимальное количество поколений;</w:t>
       </w:r>
     </w:p>
     <w:p>
@@ -5317,71 +6002,20 @@
         <w:ind w:left="709" w:firstLine="0"/>
       </w:pPr>
       <w:r>
-        <w:t>Л</w:t>
-      </w:r>
-      <w:r>
-        <w:t>учшее найденное решение не улучшается в течение заданно</w:t>
-      </w:r>
-      <w:r>
-        <w:t>го количества поколений подряд.</w:t>
-      </w:r>
-    </w:p>
-    <w:p>
-      <w:pPr>
-        <w:pStyle w:val="a1"/>
-      </w:pPr>
-      <w:r>
-        <w:t xml:space="preserve">Использование сразу двух критериев позволяет, с одной стороны, гарантировать завершение работы программы, а с другой </w:t>
-      </w:r>
-      <w:r>
-        <w:t>–</w:t>
-      </w:r>
-      <w:r>
-        <w:t xml:space="preserve"> избежать выполнения лишних вычислений после фактической сходимости популяции.</w:t>
-      </w:r>
-    </w:p>
-    <w:p>
-      <w:pPr>
-        <w:pStyle w:val="3"/>
-        <w:ind w:left="0"/>
-      </w:pPr>
-      <w:bookmarkStart w:id="26" w:name="_Toc234332654"/>
-      <w:r>
-        <w:t>1.4 Проектирование графического интерфейса</w:t>
-      </w:r>
-      <w:bookmarkEnd w:id="26"/>
-    </w:p>
-    <w:bookmarkEnd w:id="5"/>
-    <w:p>
-      <w:pPr>
-        <w:pStyle w:val="a1"/>
-      </w:pPr>
-      <w:r>
-        <w:br w:type="page"/>
-      </w:r>
-    </w:p>
-    <w:p>
-      <w:pPr>
-        <w:pStyle w:val="2"/>
-        <w:ind w:left="0"/>
-      </w:pPr>
-      <w:bookmarkStart w:id="27" w:name="_Toc234332655"/>
+        <w:t>Лучшее найденное решение не улучшается в течение заданного количества поколений подряд.</w:t>
+      </w:r>
+    </w:p>
+    <w:p>
+      <w:pPr>
+        <w:pStyle w:val="a1"/>
+      </w:pPr>
       <w:r>
         <w:lastRenderedPageBreak/>
-        <w:t>2</w:t>
-      </w:r>
-      <w:r>
-        <w:t xml:space="preserve"> РЕЗУЛЬТАТЫ РАБОТЫ</w:t>
-      </w:r>
-      <w:bookmarkEnd w:id="27"/>
-      <w:r>
-        <w:t xml:space="preserve"> </w:t>
-      </w:r>
-    </w:p>
-    <w:p>
-      <w:pPr>
-        <w:pStyle w:val="a1"/>
-      </w:pPr>
+        <w:t>Использование сразу двух критериев позволяет, с одной стороны, гарантировать завершение работы программы, а с другой – избежать выполнения лишних вычислений после фа</w:t>
+      </w:r>
+      <w:r>
+        <w:t>ктической сходимости популяции.</w:t>
+      </w:r>
     </w:p>
     <w:p>
       <w:pPr>
@@ -5391,16 +6025,831 @@
           <w:numId w:val="2"/>
         </w:numPr>
       </w:pPr>
-      <w:bookmarkStart w:id="28" w:name="_Toc234332656"/>
-      <w:r>
-        <w:t>2.1. Формулировка задачи 1</w:t>
-      </w:r>
-      <w:bookmarkEnd w:id="28"/>
-    </w:p>
-    <w:p>
-      <w:pPr>
-        <w:pStyle w:val="a1"/>
-      </w:pPr>
+      <w:bookmarkStart w:id="27" w:name="_Toc234513467"/>
+      <w:r>
+        <w:t>2.</w:t>
+      </w:r>
+      <w:r>
+        <w:t>3</w:t>
+      </w:r>
+      <w:r>
+        <w:t xml:space="preserve"> </w:t>
+      </w:r>
+      <w:r>
+        <w:t>Проектирование графического интерфейса</w:t>
+      </w:r>
+      <w:bookmarkEnd w:id="27"/>
+    </w:p>
+    <w:p>
+      <w:pPr>
+        <w:pStyle w:val="a1"/>
+      </w:pPr>
+      <w:r>
+        <w:t>Для обеспечения удобного взаимодействия пользователя с разработанным генетическим алгоритмом был реализован граф</w:t>
+      </w:r>
+      <w:r>
+        <w:t>ический интерфейс пользователя</w:t>
+      </w:r>
+      <w:r>
+        <w:t>. Интерфейс позволяет выполнять настройку параметров алгоритма, формировать входные данные различными способами, запускать процесс поиска решения и наблюдать за ходом выполнения алгори</w:t>
+      </w:r>
+      <w:r>
+        <w:t>тма в режиме реального времени.</w:t>
+      </w:r>
+    </w:p>
+    <w:p>
+      <w:pPr>
+        <w:pStyle w:val="a1"/>
+      </w:pPr>
+      <w:r>
+        <w:t xml:space="preserve">Разработка графического интерфейса выполнена с использованием библиотеки </w:t>
+      </w:r>
+      <w:proofErr w:type="spellStart"/>
+      <w:r>
+        <w:t>Dear</w:t>
+      </w:r>
+      <w:proofErr w:type="spellEnd"/>
+      <w:r>
+        <w:t xml:space="preserve"> </w:t>
+      </w:r>
+      <w:proofErr w:type="spellStart"/>
+      <w:r>
+        <w:t>ImGui</w:t>
+      </w:r>
+      <w:proofErr w:type="spellEnd"/>
+      <w:r>
+        <w:t xml:space="preserve">, предназначенной для создания современных пользовательских интерфейсов в приложениях на языке C++. В качестве системы создания окна и обработки пользовательского ввода использовалась библиотека GLFW, обеспечивающая работу приложения независимо от операционной системы. Для построения графиков изменения функции качества решения применялась библиотека </w:t>
+      </w:r>
+      <w:proofErr w:type="spellStart"/>
+      <w:r>
+        <w:t>ImPlot</w:t>
+      </w:r>
+      <w:proofErr w:type="spellEnd"/>
+      <w:r>
+        <w:t>, предоставляющая средства визуализации числовых данных непосред</w:t>
+      </w:r>
+      <w:r>
+        <w:t>ственно в интерфейсе программы.</w:t>
+      </w:r>
+    </w:p>
+    <w:p>
+      <w:pPr>
+        <w:pStyle w:val="a1"/>
+      </w:pPr>
+      <w:r>
+        <w:t>Графический интерфейс разделен на несколько логических блоков, каждый из которых отвечает за выполнение опреде</w:t>
+      </w:r>
+      <w:r>
+        <w:t>ленного этапа работы программы.</w:t>
+      </w:r>
+    </w:p>
+    <w:p>
+      <w:pPr>
+        <w:pStyle w:val="a1"/>
+      </w:pPr>
+      <w:r>
+        <w:t xml:space="preserve">Блок настройки параметров </w:t>
+      </w:r>
+      <w:r>
+        <w:t>алгоритма (см. Рисунок 1)</w:t>
+      </w:r>
+      <w:r>
+        <w:rPr>
+          <w:lang w:val="en-US"/>
+        </w:rPr>
+        <w:t xml:space="preserve">. </w:t>
+      </w:r>
+      <w:r>
+        <w:t>В данном разделе пользователь задает основные параметры генетического алгоритма, влияющие на процесс п</w:t>
+      </w:r>
+      <w:r>
+        <w:t>оиска решения. К ним относятся:</w:t>
+      </w:r>
+    </w:p>
+    <w:p>
+      <w:pPr>
+        <w:pStyle w:val="a1"/>
+        <w:numPr>
+          <w:ilvl w:val="0"/>
+          <w:numId w:val="13"/>
+        </w:numPr>
+        <w:ind w:left="709" w:firstLine="0"/>
+      </w:pPr>
+      <w:r>
+        <w:t>Р</w:t>
+      </w:r>
+      <w:r>
+        <w:t>азмер популяции;</w:t>
+      </w:r>
+    </w:p>
+    <w:p>
+      <w:pPr>
+        <w:pStyle w:val="a1"/>
+        <w:numPr>
+          <w:ilvl w:val="0"/>
+          <w:numId w:val="13"/>
+        </w:numPr>
+        <w:ind w:left="709" w:firstLine="0"/>
+      </w:pPr>
+      <w:r>
+        <w:t>М</w:t>
+      </w:r>
+      <w:r>
+        <w:t>аксимальное количество поколений;</w:t>
+      </w:r>
+    </w:p>
+    <w:p>
+      <w:pPr>
+        <w:pStyle w:val="a1"/>
+        <w:numPr>
+          <w:ilvl w:val="0"/>
+          <w:numId w:val="13"/>
+        </w:numPr>
+        <w:ind w:left="709" w:firstLine="0"/>
+      </w:pPr>
+      <w:r>
+        <w:t>В</w:t>
+      </w:r>
+      <w:r>
+        <w:t>ероятность выполнения скрещивания;</w:t>
+      </w:r>
+    </w:p>
+    <w:p>
+      <w:pPr>
+        <w:pStyle w:val="a1"/>
+        <w:numPr>
+          <w:ilvl w:val="0"/>
+          <w:numId w:val="13"/>
+        </w:numPr>
+        <w:ind w:left="709" w:firstLine="0"/>
+      </w:pPr>
+      <w:r>
+        <w:t>В</w:t>
+      </w:r>
+      <w:r>
+        <w:t>ероятность выполнения мутации;</w:t>
+      </w:r>
+    </w:p>
+    <w:p>
+      <w:pPr>
+        <w:pStyle w:val="a1"/>
+        <w:numPr>
+          <w:ilvl w:val="0"/>
+          <w:numId w:val="13"/>
+        </w:numPr>
+        <w:ind w:left="709" w:firstLine="0"/>
+      </w:pPr>
+      <w:r>
+        <w:t>Р</w:t>
+      </w:r>
+      <w:r>
+        <w:t>азмер турнирного отбора.</w:t>
+      </w:r>
+    </w:p>
+    <w:p>
+      <w:pPr>
+        <w:pStyle w:val="a1"/>
+      </w:pPr>
+      <w:r>
+        <w:lastRenderedPageBreak/>
+        <w:t>Наличие данных параметров позволяет исследовать влияние настроек алгоритма на качество найденного решения и скорость его получения.</w:t>
+      </w:r>
+    </w:p>
+    <w:p>
+      <w:pPr>
+        <w:pStyle w:val="a1"/>
+        <w:ind w:firstLine="0"/>
+        <w:jc w:val="center"/>
+      </w:pPr>
+      <w:r>
+        <w:rPr>
+          <w:noProof/>
+        </w:rPr>
+        <w:drawing>
+          <wp:inline distT="0" distB="0" distL="0" distR="0" wp14:anchorId="776EC3B9" wp14:editId="6F577B6D">
+            <wp:extent cx="3315163" cy="1924319"/>
+            <wp:effectExtent l="0" t="0" r="0" b="0"/>
+            <wp:docPr id="1" name="Рисунок 1"/>
+            <wp:cNvGraphicFramePr>
+              <a:graphicFrameLocks xmlns:a="http://schemas.openxmlformats.org/drawingml/2006/main" noChangeAspect="1"/>
+            </wp:cNvGraphicFramePr>
+            <a:graphic xmlns:a="http://schemas.openxmlformats.org/drawingml/2006/main">
+              <a:graphicData uri="http://schemas.openxmlformats.org/drawingml/2006/picture">
+                <pic:pic xmlns:pic="http://schemas.openxmlformats.org/drawingml/2006/picture">
+                  <pic:nvPicPr>
+                    <pic:cNvPr id="1" name=""/>
+                    <pic:cNvPicPr/>
+                  </pic:nvPicPr>
+                  <pic:blipFill>
+                    <a:blip r:embed="rId8"/>
+                    <a:stretch>
+                      <a:fillRect/>
+                    </a:stretch>
+                  </pic:blipFill>
+                  <pic:spPr>
+                    <a:xfrm>
+                      <a:off x="0" y="0"/>
+                      <a:ext cx="3315163" cy="1924319"/>
+                    </a:xfrm>
+                    <a:prstGeom prst="rect">
+                      <a:avLst/>
+                    </a:prstGeom>
+                  </pic:spPr>
+                </pic:pic>
+              </a:graphicData>
+            </a:graphic>
+          </wp:inline>
+        </w:drawing>
+      </w:r>
+    </w:p>
+    <w:p>
+      <w:pPr>
+        <w:pStyle w:val="a1"/>
+        <w:ind w:firstLine="0"/>
+        <w:jc w:val="center"/>
+      </w:pPr>
+      <w:r>
+        <w:t xml:space="preserve">Рисунок </w:t>
+      </w:r>
+      <w:r>
+        <w:t>1</w:t>
+      </w:r>
+      <w:r>
+        <w:t xml:space="preserve"> – Блок настройки параметров алгоритма</w:t>
+      </w:r>
+    </w:p>
+    <w:p>
+      <w:pPr>
+        <w:pStyle w:val="a1"/>
+      </w:pPr>
+      <w:r>
+        <w:t>Блок формирования исходного графа</w:t>
+      </w:r>
+      <w:r>
+        <w:t xml:space="preserve"> (см. Рисунок 2). </w:t>
+      </w:r>
+      <w:r>
+        <w:t>Интерфейс предусматривает несколько способ</w:t>
+      </w:r>
+      <w:r>
+        <w:t>ов формирования входных данных:</w:t>
+      </w:r>
+    </w:p>
+    <w:p>
+      <w:pPr>
+        <w:pStyle w:val="a1"/>
+        <w:numPr>
+          <w:ilvl w:val="0"/>
+          <w:numId w:val="14"/>
+        </w:numPr>
+        <w:ind w:left="709" w:firstLine="0"/>
+      </w:pPr>
+      <w:r>
+        <w:t>З</w:t>
+      </w:r>
+      <w:r>
+        <w:t>агрузка графа из текстового файла;</w:t>
+      </w:r>
+    </w:p>
+    <w:p>
+      <w:pPr>
+        <w:pStyle w:val="a1"/>
+        <w:numPr>
+          <w:ilvl w:val="0"/>
+          <w:numId w:val="14"/>
+        </w:numPr>
+        <w:ind w:left="709" w:firstLine="0"/>
+      </w:pPr>
+      <w:r>
+        <w:t>С</w:t>
+      </w:r>
+      <w:r>
+        <w:t>лучайная генерация связного взвешенного графа;</w:t>
+      </w:r>
+    </w:p>
+    <w:p>
+      <w:pPr>
+        <w:pStyle w:val="a1"/>
+        <w:numPr>
+          <w:ilvl w:val="0"/>
+          <w:numId w:val="14"/>
+        </w:numPr>
+        <w:ind w:left="709" w:firstLine="0"/>
+      </w:pPr>
+      <w:r>
+        <w:t>Ручной ввод ребер графа через матрицу смежности (см. Рисунок 3)</w:t>
+      </w:r>
+      <w:r>
+        <w:t>.</w:t>
+      </w:r>
+    </w:p>
+    <w:p>
+      <w:pPr>
+        <w:pStyle w:val="a1"/>
+        <w:ind w:firstLine="0"/>
+        <w:jc w:val="center"/>
+      </w:pPr>
+      <w:r>
+        <w:rPr>
+          <w:noProof/>
+          <w:lang w:eastAsia="ru-RU" w:bidi="ar-SA"/>
+        </w:rPr>
+        <w:drawing>
+          <wp:inline distT="0" distB="0" distL="0" distR="0" wp14:anchorId="155FBF66" wp14:editId="6AF235AE">
+            <wp:extent cx="3801868" cy="710119"/>
+            <wp:effectExtent l="0" t="0" r="8255" b="0"/>
+            <wp:docPr id="3" name="Рисунок 3"/>
+            <wp:cNvGraphicFramePr>
+              <a:graphicFrameLocks xmlns:a="http://schemas.openxmlformats.org/drawingml/2006/main" noChangeAspect="1"/>
+            </wp:cNvGraphicFramePr>
+            <a:graphic xmlns:a="http://schemas.openxmlformats.org/drawingml/2006/main">
+              <a:graphicData uri="http://schemas.openxmlformats.org/drawingml/2006/picture">
+                <pic:pic xmlns:pic="http://schemas.openxmlformats.org/drawingml/2006/picture">
+                  <pic:nvPicPr>
+                    <pic:cNvPr id="3" name="Снимок экрана 2026-07-09 180710.png"/>
+                    <pic:cNvPicPr/>
+                  </pic:nvPicPr>
+                  <pic:blipFill>
+                    <a:blip r:embed="rId9">
+                      <a:extLst>
+                        <a:ext uri="{28A0092B-C50C-407E-A947-70E740481C1C}">
+                          <a14:useLocalDpi xmlns:a14="http://schemas.microsoft.com/office/drawing/2010/main" val="0"/>
+                        </a:ext>
+                      </a:extLst>
+                    </a:blip>
+                    <a:stretch>
+                      <a:fillRect/>
+                    </a:stretch>
+                  </pic:blipFill>
+                  <pic:spPr>
+                    <a:xfrm>
+                      <a:off x="0" y="0"/>
+                      <a:ext cx="3829951" cy="715364"/>
+                    </a:xfrm>
+                    <a:prstGeom prst="rect">
+                      <a:avLst/>
+                    </a:prstGeom>
+                  </pic:spPr>
+                </pic:pic>
+              </a:graphicData>
+            </a:graphic>
+          </wp:inline>
+        </w:drawing>
+      </w:r>
+    </w:p>
+    <w:p>
+      <w:pPr>
+        <w:pStyle w:val="a1"/>
+        <w:ind w:firstLine="0"/>
+        <w:jc w:val="center"/>
+      </w:pPr>
+      <w:r>
+        <w:t xml:space="preserve">Рисунок </w:t>
+      </w:r>
+      <w:r>
+        <w:t>2</w:t>
+      </w:r>
+      <w:r>
+        <w:t xml:space="preserve"> – Блок формирования входных данных</w:t>
+      </w:r>
+    </w:p>
+    <w:p>
+      <w:pPr>
+        <w:pStyle w:val="a1"/>
+        <w:ind w:firstLine="0"/>
+        <w:jc w:val="center"/>
+      </w:pPr>
+      <w:r>
+        <w:rPr>
+          <w:noProof/>
+        </w:rPr>
+        <w:drawing>
+          <wp:inline distT="0" distB="0" distL="0" distR="0" wp14:anchorId="6CA9DC44" wp14:editId="0BEF3483">
+            <wp:extent cx="3812201" cy="2607012"/>
+            <wp:effectExtent l="0" t="0" r="0" b="3175"/>
+            <wp:docPr id="2" name="Рисунок 2"/>
+            <wp:cNvGraphicFramePr>
+              <a:graphicFrameLocks xmlns:a="http://schemas.openxmlformats.org/drawingml/2006/main" noChangeAspect="1"/>
+            </wp:cNvGraphicFramePr>
+            <a:graphic xmlns:a="http://schemas.openxmlformats.org/drawingml/2006/main">
+              <a:graphicData uri="http://schemas.openxmlformats.org/drawingml/2006/picture">
+                <pic:pic xmlns:pic="http://schemas.openxmlformats.org/drawingml/2006/picture">
+                  <pic:nvPicPr>
+                    <pic:cNvPr id="1" name=""/>
+                    <pic:cNvPicPr/>
+                  </pic:nvPicPr>
+                  <pic:blipFill>
+                    <a:blip r:embed="rId10"/>
+                    <a:stretch>
+                      <a:fillRect/>
+                    </a:stretch>
+                  </pic:blipFill>
+                  <pic:spPr>
+                    <a:xfrm>
+                      <a:off x="0" y="0"/>
+                      <a:ext cx="3984238" cy="2724661"/>
+                    </a:xfrm>
+                    <a:prstGeom prst="rect">
+                      <a:avLst/>
+                    </a:prstGeom>
+                  </pic:spPr>
+                </pic:pic>
+              </a:graphicData>
+            </a:graphic>
+          </wp:inline>
+        </w:drawing>
+      </w:r>
+    </w:p>
+    <w:p>
+      <w:pPr>
+        <w:pStyle w:val="a1"/>
+        <w:ind w:firstLine="0"/>
+        <w:jc w:val="center"/>
+      </w:pPr>
+      <w:r>
+        <w:t>Рисунок 3 – Блок ручного ввода для графа</w:t>
+      </w:r>
+    </w:p>
+    <w:p>
+      <w:pPr>
+        <w:pStyle w:val="a1"/>
+      </w:pPr>
+      <w:r>
+        <w:lastRenderedPageBreak/>
+        <w:t>Блок управления выполнением алгоритма</w:t>
+      </w:r>
+      <w:r>
+        <w:t xml:space="preserve"> (см. Рисунок </w:t>
+      </w:r>
+      <w:r>
+        <w:t>4</w:t>
+      </w:r>
+      <w:r>
+        <w:t xml:space="preserve">). </w:t>
+      </w:r>
+      <w:r>
+        <w:t>Данный раздел содержит элементы управления процессом работы генетического алгоритма</w:t>
+      </w:r>
+      <w:r>
+        <w:t>. Пользователь может выполнить:</w:t>
+      </w:r>
+    </w:p>
+    <w:p>
+      <w:pPr>
+        <w:pStyle w:val="a1"/>
+        <w:numPr>
+          <w:ilvl w:val="0"/>
+          <w:numId w:val="15"/>
+        </w:numPr>
+        <w:ind w:left="709" w:firstLine="0"/>
+      </w:pPr>
+      <w:r>
+        <w:t>И</w:t>
+      </w:r>
+      <w:r>
+        <w:t>нициализацию алгоритма;</w:t>
+      </w:r>
+    </w:p>
+    <w:p>
+      <w:pPr>
+        <w:pStyle w:val="a1"/>
+        <w:numPr>
+          <w:ilvl w:val="0"/>
+          <w:numId w:val="15"/>
+        </w:numPr>
+        <w:ind w:left="709" w:firstLine="0"/>
+      </w:pPr>
+      <w:r>
+        <w:t>З</w:t>
+      </w:r>
+      <w:r>
+        <w:t>апуск алгоритма до получения конечного результата;</w:t>
+      </w:r>
+    </w:p>
+    <w:p>
+      <w:pPr>
+        <w:pStyle w:val="a1"/>
+        <w:numPr>
+          <w:ilvl w:val="0"/>
+          <w:numId w:val="15"/>
+        </w:numPr>
+        <w:ind w:left="709" w:firstLine="0"/>
+      </w:pPr>
+      <w:r>
+        <w:t>В</w:t>
+      </w:r>
+      <w:r>
+        <w:t>ыполнение одной итерации алгоритма;</w:t>
+      </w:r>
+    </w:p>
+    <w:p>
+      <w:pPr>
+        <w:pStyle w:val="a1"/>
+        <w:numPr>
+          <w:ilvl w:val="0"/>
+          <w:numId w:val="15"/>
+        </w:numPr>
+        <w:ind w:left="709" w:firstLine="0"/>
+      </w:pPr>
+      <w:r>
+        <w:t>О</w:t>
+      </w:r>
+      <w:r>
+        <w:t>становку процесса вычислений;</w:t>
+      </w:r>
+    </w:p>
+    <w:p>
+      <w:pPr>
+        <w:pStyle w:val="a1"/>
+        <w:numPr>
+          <w:ilvl w:val="0"/>
+          <w:numId w:val="15"/>
+        </w:numPr>
+        <w:ind w:left="709" w:firstLine="0"/>
+      </w:pPr>
+      <w:r>
+        <w:t>П</w:t>
+      </w:r>
+      <w:r>
+        <w:t>ереход к окончательному решению без отображения промежуточных поколений.</w:t>
+      </w:r>
+    </w:p>
+    <w:p>
+      <w:pPr>
+        <w:pStyle w:val="a1"/>
+      </w:pPr>
+      <w:r>
+        <w:t>Подобная организация позволяет как проводить пошаговое исследование работы алгоритма, так и получать результат в автоматическом режиме.</w:t>
+      </w:r>
+    </w:p>
+    <w:p>
+      <w:pPr>
+        <w:pStyle w:val="a1"/>
+        <w:ind w:firstLine="0"/>
+        <w:jc w:val="center"/>
+      </w:pPr>
+      <w:r>
+        <w:rPr>
+          <w:noProof/>
+        </w:rPr>
+        <w:drawing>
+          <wp:inline distT="0" distB="0" distL="0" distR="0" wp14:anchorId="0BCBFA44" wp14:editId="162478C5">
+            <wp:extent cx="3546192" cy="2023353"/>
+            <wp:effectExtent l="0" t="0" r="0" b="0"/>
+            <wp:docPr id="6" name="Рисунок 6"/>
+            <wp:cNvGraphicFramePr>
+              <a:graphicFrameLocks xmlns:a="http://schemas.openxmlformats.org/drawingml/2006/main" noChangeAspect="1"/>
+            </wp:cNvGraphicFramePr>
+            <a:graphic xmlns:a="http://schemas.openxmlformats.org/drawingml/2006/main">
+              <a:graphicData uri="http://schemas.openxmlformats.org/drawingml/2006/picture">
+                <pic:pic xmlns:pic="http://schemas.openxmlformats.org/drawingml/2006/picture">
+                  <pic:nvPicPr>
+                    <pic:cNvPr id="1" name=""/>
+                    <pic:cNvPicPr/>
+                  </pic:nvPicPr>
+                  <pic:blipFill>
+                    <a:blip r:embed="rId11"/>
+                    <a:stretch>
+                      <a:fillRect/>
+                    </a:stretch>
+                  </pic:blipFill>
+                  <pic:spPr>
+                    <a:xfrm>
+                      <a:off x="0" y="0"/>
+                      <a:ext cx="3572644" cy="2038446"/>
+                    </a:xfrm>
+                    <a:prstGeom prst="rect">
+                      <a:avLst/>
+                    </a:prstGeom>
+                  </pic:spPr>
+                </pic:pic>
+              </a:graphicData>
+            </a:graphic>
+          </wp:inline>
+        </w:drawing>
+      </w:r>
+    </w:p>
+    <w:p>
+      <w:pPr>
+        <w:pStyle w:val="a1"/>
+        <w:ind w:firstLine="0"/>
+        <w:jc w:val="center"/>
+      </w:pPr>
+      <w:r>
+        <w:t xml:space="preserve">Рисунок </w:t>
+      </w:r>
+      <w:r>
+        <w:t>4</w:t>
+      </w:r>
+      <w:r>
+        <w:t xml:space="preserve"> – Блок у</w:t>
+      </w:r>
+      <w:r>
+        <w:t>правления выполнением алгоритма</w:t>
+      </w:r>
+    </w:p>
+    <w:p>
+      <w:pPr>
+        <w:pStyle w:val="a1"/>
+      </w:pPr>
+      <w:r>
+        <w:t xml:space="preserve">Блок визуализации графа (см. Рисунок </w:t>
+      </w:r>
+      <w:r>
+        <w:t>5</w:t>
+      </w:r>
+      <w:r>
+        <w:t xml:space="preserve">). </w:t>
+      </w:r>
+      <w:r>
+        <w:t>Одной из основных частей интерфейса является область отображения графа. В процессе работы программы отображаются вершины графа и соединяющие их ребра. Во время выполнения генетического алгоритма визуализируется текущее решение, соответствующее выбранной особи популяции или лучше</w:t>
+      </w:r>
+      <w:r>
+        <w:t xml:space="preserve">му найденному </w:t>
+      </w:r>
+      <w:proofErr w:type="spellStart"/>
+      <w:r>
+        <w:t>остовному</w:t>
+      </w:r>
+      <w:proofErr w:type="spellEnd"/>
+      <w:r>
+        <w:t xml:space="preserve"> дереву.</w:t>
+      </w:r>
+    </w:p>
+    <w:p>
+      <w:pPr>
+        <w:pStyle w:val="a1"/>
+      </w:pPr>
+      <w:r>
+        <w:t>Визуализация позволяет наглядно проследить изменение структуры решения на протяжении выполнения алгоритма.</w:t>
+      </w:r>
+    </w:p>
+    <w:p>
+      <w:pPr>
+        <w:pStyle w:val="a1"/>
+        <w:ind w:firstLine="0"/>
+        <w:jc w:val="center"/>
+      </w:pPr>
+      <w:r>
+        <w:rPr>
+          <w:noProof/>
+          <w:lang w:eastAsia="ru-RU" w:bidi="ar-SA"/>
+        </w:rPr>
+        <w:lastRenderedPageBreak/>
+        <w:drawing>
+          <wp:inline distT="0" distB="0" distL="0" distR="0" wp14:anchorId="1BC50518" wp14:editId="0B2DFB8B">
+            <wp:extent cx="4601183" cy="5590063"/>
+            <wp:effectExtent l="0" t="0" r="9525" b="0"/>
+            <wp:docPr id="7" name="Рисунок 7"/>
+            <wp:cNvGraphicFramePr>
+              <a:graphicFrameLocks xmlns:a="http://schemas.openxmlformats.org/drawingml/2006/main" noChangeAspect="1"/>
+            </wp:cNvGraphicFramePr>
+            <a:graphic xmlns:a="http://schemas.openxmlformats.org/drawingml/2006/main">
+              <a:graphicData uri="http://schemas.openxmlformats.org/drawingml/2006/picture">
+                <pic:pic xmlns:pic="http://schemas.openxmlformats.org/drawingml/2006/picture">
+                  <pic:nvPicPr>
+                    <pic:cNvPr id="0" name="Picture 2"/>
+                    <pic:cNvPicPr>
+                      <a:picLocks noChangeAspect="1" noChangeArrowheads="1"/>
+                    </pic:cNvPicPr>
+                  </pic:nvPicPr>
+                  <pic:blipFill>
+                    <a:blip r:embed="rId12">
+                      <a:extLst>
+                        <a:ext uri="{28A0092B-C50C-407E-A947-70E740481C1C}">
+                          <a14:useLocalDpi xmlns:a14="http://schemas.microsoft.com/office/drawing/2010/main" val="0"/>
+                        </a:ext>
+                      </a:extLst>
+                    </a:blip>
+                    <a:srcRect/>
+                    <a:stretch>
+                      <a:fillRect/>
+                    </a:stretch>
+                  </pic:blipFill>
+                  <pic:spPr bwMode="auto">
+                    <a:xfrm>
+                      <a:off x="0" y="0"/>
+                      <a:ext cx="4623626" cy="5617329"/>
+                    </a:xfrm>
+                    <a:prstGeom prst="rect">
+                      <a:avLst/>
+                    </a:prstGeom>
+                    <a:noFill/>
+                  </pic:spPr>
+                </pic:pic>
+              </a:graphicData>
+            </a:graphic>
+          </wp:inline>
+        </w:drawing>
+      </w:r>
+    </w:p>
+    <w:p>
+      <w:pPr>
+        <w:pStyle w:val="a1"/>
+        <w:ind w:firstLine="0"/>
+        <w:jc w:val="center"/>
+      </w:pPr>
+      <w:r>
+        <w:t xml:space="preserve">Рисунок </w:t>
+      </w:r>
+      <w:r>
+        <w:t>5 – Область визуализации графа</w:t>
+      </w:r>
+    </w:p>
+    <w:p>
+      <w:pPr>
+        <w:pStyle w:val="a1"/>
+      </w:pPr>
+      <w:r>
+        <w:t>Блок отображения информации о популяции</w:t>
+      </w:r>
+      <w:r>
+        <w:t xml:space="preserve"> (</w:t>
+      </w:r>
+      <w:r>
+        <w:t xml:space="preserve">см. Рисунок 6). </w:t>
+      </w:r>
+      <w:r>
+        <w:t>Для анализа процесса работы генетического алгоритма предусмотрено отображение информации о текущем поколении и сформированной популяции. Пользователь может просматривать характеристики отдельных особей, значение функции приспособленности, суммарный вес найденного дер</w:t>
+      </w:r>
+      <w:r>
+        <w:t>ева и номер текущего поколения.</w:t>
+      </w:r>
+    </w:p>
+    <w:p>
+      <w:pPr>
+        <w:pStyle w:val="a1"/>
+      </w:pPr>
+      <w:r>
+        <w:t>При необходимости осуществляется переключение между различными особями текущей популяции, что позволяет анализировать разнообразие решений на каждом этапе эволюции.</w:t>
+      </w:r>
+    </w:p>
+    <w:p>
+      <w:pPr>
+        <w:pStyle w:val="a1"/>
+        <w:ind w:firstLine="0"/>
+        <w:jc w:val="center"/>
+      </w:pPr>
+      <w:r>
+        <w:rPr>
+          <w:noProof/>
+        </w:rPr>
+        <w:lastRenderedPageBreak/>
+        <w:drawing>
+          <wp:inline distT="0" distB="0" distL="0" distR="0" wp14:anchorId="2E9EC3D8" wp14:editId="1BCC050C">
+            <wp:extent cx="3315163" cy="2400635"/>
+            <wp:effectExtent l="0" t="0" r="0" b="0"/>
+            <wp:docPr id="8" name="Рисунок 8"/>
+            <wp:cNvGraphicFramePr>
+              <a:graphicFrameLocks xmlns:a="http://schemas.openxmlformats.org/drawingml/2006/main" noChangeAspect="1"/>
+            </wp:cNvGraphicFramePr>
+            <a:graphic xmlns:a="http://schemas.openxmlformats.org/drawingml/2006/main">
+              <a:graphicData uri="http://schemas.openxmlformats.org/drawingml/2006/picture">
+                <pic:pic xmlns:pic="http://schemas.openxmlformats.org/drawingml/2006/picture">
+                  <pic:nvPicPr>
+                    <pic:cNvPr id="1" name=""/>
+                    <pic:cNvPicPr/>
+                  </pic:nvPicPr>
+                  <pic:blipFill>
+                    <a:blip r:embed="rId13"/>
+                    <a:stretch>
+                      <a:fillRect/>
+                    </a:stretch>
+                  </pic:blipFill>
+                  <pic:spPr>
+                    <a:xfrm>
+                      <a:off x="0" y="0"/>
+                      <a:ext cx="3315163" cy="2400635"/>
+                    </a:xfrm>
+                    <a:prstGeom prst="rect">
+                      <a:avLst/>
+                    </a:prstGeom>
+                  </pic:spPr>
+                </pic:pic>
+              </a:graphicData>
+            </a:graphic>
+          </wp:inline>
+        </w:drawing>
+      </w:r>
+    </w:p>
+    <w:p>
+      <w:pPr>
+        <w:pStyle w:val="a1"/>
+        <w:ind w:firstLine="0"/>
+        <w:jc w:val="center"/>
+      </w:pPr>
+      <w:r>
+        <w:t xml:space="preserve">Рисунок </w:t>
+      </w:r>
+      <w:r>
+        <w:t>6</w:t>
+      </w:r>
+      <w:r>
+        <w:t xml:space="preserve"> </w:t>
+      </w:r>
+      <w:r>
+        <w:t>– Отображение текущей популяции</w:t>
+      </w:r>
     </w:p>
     <w:p>
       <w:pPr>
@@ -5410,35 +6859,117 @@
           <w:numId w:val="2"/>
         </w:numPr>
       </w:pPr>
-      <w:bookmarkStart w:id="29" w:name="_Toc234332657"/>
-      <w:r>
-        <w:t>2.2. Формулировка задачи 2</w:t>
-      </w:r>
-      <w:bookmarkEnd w:id="29"/>
-    </w:p>
-    <w:p>
-      <w:pPr>
-        <w:pStyle w:val="a1"/>
-      </w:pPr>
-    </w:p>
-    <w:p>
-      <w:pPr>
-        <w:pStyle w:val="3"/>
-        <w:numPr>
-          <w:ilvl w:val="2"/>
-          <w:numId w:val="2"/>
-        </w:numPr>
-      </w:pPr>
-      <w:bookmarkStart w:id="30" w:name="_Toc234332658"/>
-      <w:r>
-        <w:t>2.3. Формулировка задачи 3</w:t>
-      </w:r>
-      <w:bookmarkEnd w:id="30"/>
-    </w:p>
-    <w:p>
-      <w:pPr>
-        <w:pStyle w:val="a1"/>
-      </w:pPr>
+      <w:bookmarkStart w:id="28" w:name="_Toc234513468"/>
+      <w:r>
+        <w:t>2.</w:t>
+      </w:r>
+      <w:r>
+        <w:t>4</w:t>
+      </w:r>
+      <w:r>
+        <w:t xml:space="preserve"> </w:t>
+      </w:r>
+      <w:r>
+        <w:t>Проектирование интеграции основного алгоритма в графический интерфейс</w:t>
+      </w:r>
+      <w:bookmarkEnd w:id="28"/>
+    </w:p>
+    <w:p>
+      <w:pPr>
+        <w:pStyle w:val="a1"/>
+      </w:pPr>
+      <w:r>
+        <w:t xml:space="preserve">Интеграция основного алгоритма в графический интерфейс реализована через разделение ответственности между модулями и организацию взаимодействия на основе глобальных переменных состояния. Основной генетический алгоритм инкапсулирован в классе </w:t>
+      </w:r>
+      <w:proofErr w:type="spellStart"/>
+      <w:r>
+        <w:t>GeneticAlgorithm</w:t>
+      </w:r>
+      <w:proofErr w:type="spellEnd"/>
+      <w:r>
+        <w:t xml:space="preserve">, который предоставляет интерфейс для установки графа и параметров, инициализации популяции, выполнения одного поколения и получения текущих результатов. Графический интерфейс, реализованный с помощью библиотек </w:t>
+      </w:r>
+      <w:proofErr w:type="spellStart"/>
+      <w:r>
+        <w:t>Dear</w:t>
+      </w:r>
+      <w:proofErr w:type="spellEnd"/>
+      <w:r>
+        <w:t xml:space="preserve"> </w:t>
+      </w:r>
+      <w:proofErr w:type="spellStart"/>
+      <w:r>
+        <w:t>ImGui</w:t>
+      </w:r>
+      <w:proofErr w:type="spellEnd"/>
+      <w:r>
+        <w:t xml:space="preserve">, </w:t>
+      </w:r>
+      <w:proofErr w:type="spellStart"/>
+      <w:r>
+        <w:t>ImPlot</w:t>
+      </w:r>
+      <w:proofErr w:type="spellEnd"/>
+      <w:r>
+        <w:t xml:space="preserve"> и GLFW, содержит отдельные панели для управления, отображения информации, визуализации графа и построения графиков эволюции.</w:t>
+      </w:r>
+    </w:p>
+    <w:p>
+      <w:pPr>
+        <w:pStyle w:val="a1"/>
+      </w:pPr>
+      <w:r>
+        <w:t xml:space="preserve">Для синхронизации данных между интерфейсом и алгоритмом используется глобальный объект класса </w:t>
+      </w:r>
+      <w:proofErr w:type="spellStart"/>
+      <w:r>
+        <w:t>GeneticAlgorithm</w:t>
+      </w:r>
+      <w:proofErr w:type="spellEnd"/>
+      <w:r>
+        <w:t>, доступный из любого модуля, что позволяет обработчикам кнопок и функциям отрисовки напрямую вызывать методы алгоритма и обновлять отображаемые значения.</w:t>
+      </w:r>
+    </w:p>
+    <w:p>
+      <w:pPr>
+        <w:pStyle w:val="a1"/>
+      </w:pPr>
+      <w:r>
+        <w:t xml:space="preserve">При загрузке графа из файла, случайной генерации или ручном вводе производится инициализация алгоритма: объекту передается текущий граф, параметры, заданные пользователем (размер популяции, размер турнира, вероятности скрещивания и мутации, максимальное число поколений), после чего вызывается метод </w:t>
+      </w:r>
+      <w:proofErr w:type="spellStart"/>
+      <w:proofErr w:type="gramStart"/>
+      <w:r>
+        <w:t>initialize</w:t>
+      </w:r>
+      <w:proofErr w:type="spellEnd"/>
+      <w:r>
+        <w:t>(</w:t>
+      </w:r>
+      <w:proofErr w:type="gramEnd"/>
+      <w:r>
+        <w:t xml:space="preserve">), формирующий начальную популяцию. С </w:t>
+      </w:r>
+      <w:r>
+        <w:lastRenderedPageBreak/>
+        <w:t>этого момента в глобальных переменных сохраняются номер поколения, лучший вес и фитнес, история лучших значений для графика и набор ребер для подсветки.</w:t>
+      </w:r>
+    </w:p>
+    <w:p>
+      <w:pPr>
+        <w:pStyle w:val="a1"/>
+      </w:pPr>
+      <w:r>
+        <w:t>Управление выполнением реализовано через кнопки: «Запустить алгоритм» запускает цикл, в котором последовательно выполняются шаги до достижения критерия остановки; после завершения все результаты обновляются в интерфейсе, включая график сходимости, который строится на основе вектора истории весов. Для визуализации текущего лучшего дерева используется массив индексов ребер, который передается в функцию отрисовки графа и отображается поверх основного графа жирными красными линиями.</w:t>
+      </w:r>
+    </w:p>
+    <w:p>
+      <w:pPr>
+        <w:pStyle w:val="a1"/>
+      </w:pPr>
+      <w:r>
+        <w:t>Дополнительно предусмотрена возможность переключения между особями текущей популяции: при изменении номера особи в соответствующем поле ввода происходит обновление подсвечиваемого дерева и вывод информации о весе выбранной особи. Таким образом, интеграция обеспечивает полный цикл работы: от ввода данных до получения и визуализации результата, а также предоставляет пользователю гибкие средства контроля и анализа процесса оптимизации.</w:t>
+      </w:r>
     </w:p>
     <w:p>
       <w:pPr>
@@ -5461,12 +6992,12 @@
           <w:numId w:val="2"/>
         </w:numPr>
       </w:pPr>
-      <w:bookmarkStart w:id="31" w:name="_Toc234332659"/>
+      <w:bookmarkStart w:id="29" w:name="_Toc234513469"/>
       <w:r>
         <w:lastRenderedPageBreak/>
         <w:t>3 ИСПОЛЬЗУЕМЫЕ ТЕХНОЛОГИИ</w:t>
       </w:r>
-      <w:bookmarkEnd w:id="31"/>
+      <w:bookmarkEnd w:id="29"/>
     </w:p>
     <w:p>
       <w:pPr>
@@ -5484,12 +7015,12 @@
           <w:numId w:val="2"/>
         </w:numPr>
       </w:pPr>
-      <w:bookmarkStart w:id="32" w:name="_Toc234332660"/>
+      <w:bookmarkStart w:id="30" w:name="_Toc234513470"/>
       <w:r>
         <w:lastRenderedPageBreak/>
         <w:t>4 ОТЗЫВ РУКОВОДИТЕЛЯ</w:t>
       </w:r>
-      <w:bookmarkEnd w:id="32"/>
+      <w:bookmarkEnd w:id="30"/>
     </w:p>
     <w:p>
       <w:pPr>
@@ -5512,12 +7043,12 @@
           <w:rFonts w:cs="Times New Roman"/>
         </w:rPr>
       </w:pPr>
-      <w:bookmarkStart w:id="33" w:name="_Toc234332661"/>
+      <w:bookmarkStart w:id="31" w:name="_Toc234513471"/>
       <w:r>
         <w:lastRenderedPageBreak/>
         <w:t>ЗАКЛЮЧЕНИЕ</w:t>
       </w:r>
-      <w:bookmarkEnd w:id="33"/>
+      <w:bookmarkEnd w:id="31"/>
     </w:p>
     <w:p>
       <w:pPr>
@@ -5538,8 +7069,8 @@
           <w:rFonts w:cs="Times New Roman"/>
         </w:rPr>
       </w:pPr>
-      <w:bookmarkStart w:id="34" w:name="_Toc73173388"/>
-      <w:bookmarkStart w:id="35" w:name="_Toc234332662"/>
+      <w:bookmarkStart w:id="32" w:name="_Toc73173388"/>
+      <w:bookmarkStart w:id="33" w:name="_Toc234513472"/>
       <w:r>
         <w:rPr>
           <w:rFonts w:cs="Times New Roman"/>
@@ -5547,8 +7078,8 @@
         <w:lastRenderedPageBreak/>
         <w:t>СПИСОК ИСПОЛЬЗОВАННЫХ ИСТОЧНИКОВ</w:t>
       </w:r>
-      <w:bookmarkEnd w:id="34"/>
-      <w:bookmarkEnd w:id="35"/>
+      <w:bookmarkEnd w:id="32"/>
+      <w:bookmarkEnd w:id="33"/>
     </w:p>
     <w:p>
       <w:pPr>
@@ -5562,7 +7093,21 @@
         <w:rPr>
           <w:lang w:val="en-US"/>
         </w:rPr>
-        <w:t>The State of the Octoverse [</w:t>
+        <w:t xml:space="preserve">The State of the </w:t>
+      </w:r>
+      <w:proofErr w:type="spellStart"/>
+      <w:r>
+        <w:rPr>
+          <w:lang w:val="en-US"/>
+        </w:rPr>
+        <w:t>Octoverse</w:t>
+      </w:r>
+      <w:proofErr w:type="spellEnd"/>
+      <w:r>
+        <w:rPr>
+          <w:lang w:val="en-US"/>
+        </w:rPr>
+        <w:t xml:space="preserve"> [</w:t>
       </w:r>
       <w:r>
         <w:t>Электронный</w:t>
@@ -5583,10 +7128,7 @@
         <w:t xml:space="preserve">]. </w:t>
       </w:r>
       <w:r>
-        <w:t>URL: https://octoverse.g</w:t>
-      </w:r>
-      <w:r>
-        <w:t>ithub.com (дата обращения: 28.04.2021).</w:t>
+        <w:t>URL: https://octoverse.github.com (дата обращения: 28.04.2021).</w:t>
       </w:r>
     </w:p>
     <w:p>
@@ -5622,7 +7164,7 @@
           <w:rFonts w:cs="Times New Roman"/>
         </w:rPr>
       </w:pPr>
-      <w:bookmarkStart w:id="36" w:name="_Toc234332663"/>
+      <w:bookmarkStart w:id="34" w:name="_Toc234513473"/>
       <w:r>
         <w:rPr>
           <w:rFonts w:cs="Times New Roman"/>
@@ -5631,7 +7173,7 @@
         <w:lastRenderedPageBreak/>
         <w:t>ПРИЛОЖЕНИЕ А</w:t>
       </w:r>
-      <w:bookmarkEnd w:id="36"/>
+      <w:bookmarkEnd w:id="34"/>
     </w:p>
     <w:p>
       <w:pPr>
@@ -5643,9 +7185,9 @@
       </w:pPr>
     </w:p>
     <w:sectPr>
-      <w:footerReference w:type="even" r:id="rId10"/>
-      <w:footerReference w:type="default" r:id="rId11"/>
-      <w:footerReference w:type="first" r:id="rId12"/>
+      <w:footerReference w:type="even" r:id="rId14"/>
+      <w:footerReference w:type="default" r:id="rId15"/>
+      <w:footerReference w:type="first" r:id="rId16"/>
       <w:pgSz w:w="11906" w:h="16838"/>
       <w:pgMar w:top="1134" w:right="850" w:bottom="1134" w:left="1701" w:header="0" w:footer="708" w:gutter="0"/>
       <w:cols w:space="720"/>
@@ -5657,48 +7199,8 @@
 </w:document>
 </file>
 
-<file path=word/comments.xml><?xml version="1.0" encoding="utf-8"?>
-<w:comments xmlns:wpc="http://schemas.microsoft.com/office/word/2010/wordprocessingCanvas" xmlns:cx="http://schemas.microsoft.com/office/drawing/2014/chartex" xmlns:mc="http://schemas.openxmlformats.org/markup-compatibility/2006" xmlns:o="urn:schemas-microsoft-com:office:office" xmlns:r="http://schemas.openxmlformats.org/officeDocument/2006/relationships" xmlns:m="http://schemas.openxmlformats.org/officeDocument/2006/math" xmlns:v="urn:schemas-microsoft-com:vml" xmlns:wp14="http://schemas.microsoft.com/office/word/2010/wordprocessingDrawing" xmlns:wp="http://schemas.openxmlformats.org/drawingml/2006/wordprocessingDrawing" xmlns:w10="urn:schemas-microsoft-com:office:word" xmlns:w="http://schemas.openxmlformats.org/wordprocessingml/2006/main" xmlns:w14="http://schemas.microsoft.com/office/word/2010/wordml" xmlns:w15="http://schemas.microsoft.com/office/word/2012/wordml" xmlns:w16se="http://schemas.microsoft.com/office/word/2015/wordml/symex" xmlns:wpg="http://schemas.microsoft.com/office/word/2010/wordprocessingGroup" xmlns:wpi="http://schemas.microsoft.com/office/word/2010/wordprocessingInk" xmlns:wne="http://schemas.microsoft.com/office/word/2006/wordml" xmlns:wps="http://schemas.microsoft.com/office/word/2010/wordprocessingShape" mc:Ignorable="w14 w15 w16se wp14">
-  <w:comment w:id="0" w:author="каф. МОЭВМ" w:date="2025-10-25T12:20:00Z" w:initials="МОЭВМ">
-    <w:p>
-      <w:pPr>
-        <w:jc w:val="left"/>
-      </w:pPr>
-      <w:r>
-        <w:annotationRef/>
-      </w:r>
-      <w:r>
-        <w:rPr>
-          <w:rFonts w:ascii="Liberation Serif" w:hAnsi="Liberation Serif"/>
-          <w:sz w:val="20"/>
-        </w:rPr>
-        <w:t>Для студентов 2го курса – УЧЕБНАЯ практика</w:t>
-      </w:r>
-    </w:p>
-    <w:p>
-      <w:pPr>
-        <w:jc w:val="left"/>
-      </w:pPr>
-      <w:r>
-        <w:rPr>
-          <w:rFonts w:ascii="Liberation Serif" w:hAnsi="Liberation Serif"/>
-          <w:sz w:val="20"/>
-        </w:rPr>
-        <w:t>Для студентов 3го курса – ПРОИЗВОДСТВЕННАЯ практика</w:t>
-      </w:r>
-    </w:p>
-  </w:comment>
-</w:comments>
-</file>
-
-<file path=word/commentsExtended.xml><?xml version="1.0" encoding="utf-8"?>
-<w15:commentsEx xmlns:wpc="http://schemas.microsoft.com/office/word/2010/wordprocessingCanvas" xmlns:cx="http://schemas.microsoft.com/office/drawing/2014/chartex" xmlns:mc="http://schemas.openxmlformats.org/markup-compatibility/2006" xmlns:o="urn:schemas-microsoft-com:office:office" xmlns:r="http://schemas.openxmlformats.org/officeDocument/2006/relationships" xmlns:m="http://schemas.openxmlformats.org/officeDocument/2006/math" xmlns:v="urn:schemas-microsoft-com:vml" xmlns:wp14="http://schemas.microsoft.com/office/word/2010/wordprocessingDrawing" xmlns:wp="http://schemas.openxmlformats.org/drawingml/2006/wordprocessingDrawing" xmlns:w10="urn:schemas-microsoft-com:office:word" xmlns:w="http://schemas.openxmlformats.org/wordprocessingml/2006/main" xmlns:w14="http://schemas.microsoft.com/office/word/2010/wordml" xmlns:w15="http://schemas.microsoft.com/office/word/2012/wordml" xmlns:w16se="http://schemas.microsoft.com/office/word/2015/wordml/symex" xmlns:wpg="http://schemas.microsoft.com/office/word/2010/wordprocessingGroup" xmlns:wpi="http://schemas.microsoft.com/office/word/2010/wordprocessingInk" xmlns:wne="http://schemas.microsoft.com/office/word/2006/wordml" xmlns:wps="http://schemas.microsoft.com/office/word/2010/wordprocessingShape" mc:Ignorable="w14 w15 w16se wp14">
-  <w15:commentEx w15:paraId="11A3E391" w15:done="0"/>
-</w15:commentsEx>
-</file>
-
 <file path=word/endnotes.xml><?xml version="1.0" encoding="utf-8"?>
-<w:endnotes xmlns:wpc="http://schemas.microsoft.com/office/word/2010/wordprocessingCanvas" xmlns:cx="http://schemas.microsoft.com/office/drawing/2014/chartex" xmlns:mc="http://schemas.openxmlformats.org/markup-compatibility/2006" xmlns:o="urn:schemas-microsoft-com:office:office" xmlns:r="http://schemas.openxmlformats.org/officeDocument/2006/relationships" xmlns:m="http://schemas.openxmlformats.org/officeDocument/2006/math" xmlns:v="urn:schemas-microsoft-com:vml" xmlns:wp14="http://schemas.microsoft.com/office/word/2010/wordprocessingDrawing" xmlns:wp="http://schemas.openxmlformats.org/drawingml/2006/wordprocessingDrawing" xmlns:w10="urn:schemas-microsoft-com:office:word" xmlns:w="http://schemas.openxmlformats.org/wordprocessingml/2006/main" xmlns:w14="http://schemas.microsoft.com/office/word/2010/wordml" xmlns:w15="http://schemas.microsoft.com/office/word/2012/wordml" xmlns:w16se="http://schemas.microsoft.com/office/word/2015/wordml/symex" xmlns:wpg="http://schemas.microsoft.com/office/word/2010/wordprocessingGroup" xmlns:wpi="http://schemas.microsoft.com/office/word/2010/wordprocessingInk" xmlns:wne="http://schemas.microsoft.com/office/word/2006/wordml" xmlns:wps="http://schemas.microsoft.com/office/word/2010/wordprocessingShape" mc:Ignorable="w14 w15 w16se wp14">
+<w:endnotes xmlns:wpc="http://schemas.microsoft.com/office/word/2010/wordprocessingCanvas" xmlns:cx="http://schemas.microsoft.com/office/drawing/2014/chartex" xmlns:cx1="http://schemas.microsoft.com/office/drawing/2015/9/8/chartex" xmlns:cx2="http://schemas.microsoft.com/office/drawing/2015/10/21/chartex" xmlns:cx3="http://schemas.microsoft.com/office/drawing/2016/5/9/chartex" xmlns:cx4="http://schemas.microsoft.com/office/drawing/2016/5/10/chartex" xmlns:cx5="http://schemas.microsoft.com/office/drawing/2016/5/11/chartex" xmlns:cx6="http://schemas.microsoft.com/office/drawing/2016/5/12/chartex" xmlns:cx7="http://schemas.microsoft.com/office/drawing/2016/5/13/chartex" xmlns:cx8="http://schemas.microsoft.com/office/drawing/2016/5/14/chartex" xmlns:mc="http://schemas.openxmlformats.org/markup-compatibility/2006" xmlns:aink="http://schemas.microsoft.com/office/drawing/2016/ink" xmlns:am3d="http://schemas.microsoft.com/office/drawing/2017/model3d" xmlns:o="urn:schemas-microsoft-com:office:office" xmlns:r="http://schemas.openxmlformats.org/officeDocument/2006/relationships" xmlns:m="http://schemas.openxmlformats.org/officeDocument/2006/math" xmlns:v="urn:schemas-microsoft-com:vml" xmlns:wp14="http://schemas.microsoft.com/office/word/2010/wordprocessingDrawing" xmlns:wp="http://schemas.openxmlformats.org/drawingml/2006/wordprocessingDrawing" xmlns:w10="urn:schemas-microsoft-com:office:word" xmlns:w="http://schemas.openxmlformats.org/wordprocessingml/2006/main" xmlns:w14="http://schemas.microsoft.com/office/word/2010/wordml" xmlns:w15="http://schemas.microsoft.com/office/word/2012/wordml" xmlns:w16cex="http://schemas.microsoft.com/office/word/2018/wordml/cex" xmlns:w16cid="http://schemas.microsoft.com/office/word/2016/wordml/cid" xmlns:w16="http://schemas.microsoft.com/office/word/2018/wordml" xmlns:w16sdtdh="http://schemas.microsoft.com/office/word/2020/wordml/sdtdatahash" xmlns:w16se="http://schemas.microsoft.com/office/word/2015/wordml/symex" xmlns:wpg="http://schemas.microsoft.com/office/word/2010/wordprocessingGroup" xmlns:wpi="http://schemas.microsoft.com/office/word/2010/wordprocessingInk" xmlns:wne="http://schemas.microsoft.com/office/word/2006/wordml" xmlns:wps="http://schemas.microsoft.com/office/word/2010/wordprocessingShape" mc:Ignorable="w14 w15 w16se w16cid w16 w16cex w16sdtdh wp14">
   <w:endnote w:type="separator" w:id="-1">
     <w:p>
       <w:r>
@@ -5717,7 +7219,7 @@
 </file>
 
 <file path=word/footer1.xml><?xml version="1.0" encoding="utf-8"?>
-<w:ftr xmlns:wpc="http://schemas.microsoft.com/office/word/2010/wordprocessingCanvas" xmlns:cx="http://schemas.microsoft.com/office/drawing/2014/chartex" xmlns:mc="http://schemas.openxmlformats.org/markup-compatibility/2006" xmlns:o="urn:schemas-microsoft-com:office:office" xmlns:r="http://schemas.openxmlformats.org/officeDocument/2006/relationships" xmlns:m="http://schemas.openxmlformats.org/officeDocument/2006/math" xmlns:v="urn:schemas-microsoft-com:vml" xmlns:wp14="http://schemas.microsoft.com/office/word/2010/wordprocessingDrawing" xmlns:wp="http://schemas.openxmlformats.org/drawingml/2006/wordprocessingDrawing" xmlns:w10="urn:schemas-microsoft-com:office:word" xmlns:w="http://schemas.openxmlformats.org/wordprocessingml/2006/main" xmlns:w14="http://schemas.microsoft.com/office/word/2010/wordml" xmlns:w15="http://schemas.microsoft.com/office/word/2012/wordml" xmlns:w16se="http://schemas.microsoft.com/office/word/2015/wordml/symex" xmlns:wpg="http://schemas.microsoft.com/office/word/2010/wordprocessingGroup" xmlns:wpi="http://schemas.microsoft.com/office/word/2010/wordprocessingInk" xmlns:wne="http://schemas.microsoft.com/office/word/2006/wordml" xmlns:wps="http://schemas.microsoft.com/office/word/2010/wordprocessingShape" mc:Ignorable="w14 w15 w16se wp14">
+<w:ftr xmlns:wpc="http://schemas.microsoft.com/office/word/2010/wordprocessingCanvas" xmlns:cx="http://schemas.microsoft.com/office/drawing/2014/chartex" xmlns:cx1="http://schemas.microsoft.com/office/drawing/2015/9/8/chartex" xmlns:cx2="http://schemas.microsoft.com/office/drawing/2015/10/21/chartex" xmlns:cx3="http://schemas.microsoft.com/office/drawing/2016/5/9/chartex" xmlns:cx4="http://schemas.microsoft.com/office/drawing/2016/5/10/chartex" xmlns:cx5="http://schemas.microsoft.com/office/drawing/2016/5/11/chartex" xmlns:cx6="http://schemas.microsoft.com/office/drawing/2016/5/12/chartex" xmlns:cx7="http://schemas.microsoft.com/office/drawing/2016/5/13/chartex" xmlns:cx8="http://schemas.microsoft.com/office/drawing/2016/5/14/chartex" xmlns:mc="http://schemas.openxmlformats.org/markup-compatibility/2006" xmlns:aink="http://schemas.microsoft.com/office/drawing/2016/ink" xmlns:am3d="http://schemas.microsoft.com/office/drawing/2017/model3d" xmlns:o="urn:schemas-microsoft-com:office:office" xmlns:r="http://schemas.openxmlformats.org/officeDocument/2006/relationships" xmlns:m="http://schemas.openxmlformats.org/officeDocument/2006/math" xmlns:v="urn:schemas-microsoft-com:vml" xmlns:wp14="http://schemas.microsoft.com/office/word/2010/wordprocessingDrawing" xmlns:wp="http://schemas.openxmlformats.org/drawingml/2006/wordprocessingDrawing" xmlns:w10="urn:schemas-microsoft-com:office:word" xmlns:w="http://schemas.openxmlformats.org/wordprocessingml/2006/main" xmlns:w14="http://schemas.microsoft.com/office/word/2010/wordml" xmlns:w15="http://schemas.microsoft.com/office/word/2012/wordml" xmlns:w16cex="http://schemas.microsoft.com/office/word/2018/wordml/cex" xmlns:w16cid="http://schemas.microsoft.com/office/word/2016/wordml/cid" xmlns:w16="http://schemas.microsoft.com/office/word/2018/wordml" xmlns:w16sdtdh="http://schemas.microsoft.com/office/word/2020/wordml/sdtdatahash" xmlns:w16se="http://schemas.microsoft.com/office/word/2015/wordml/symex" xmlns:wpg="http://schemas.microsoft.com/office/word/2010/wordprocessingGroup" xmlns:wpi="http://schemas.microsoft.com/office/word/2010/wordprocessingInk" xmlns:wne="http://schemas.microsoft.com/office/word/2006/wordml" xmlns:wps="http://schemas.microsoft.com/office/word/2010/wordprocessingShape" mc:Ignorable="w14 w15 w16se w16cid w16 w16cex w16sdtdh wp14">
   <w:p>
     <w:pPr>
       <w:pStyle w:val="af5"/>
@@ -5727,7 +7229,7 @@
 </file>
 
 <file path=word/footer2.xml><?xml version="1.0" encoding="utf-8"?>
-<w:ftr xmlns:wpc="http://schemas.microsoft.com/office/word/2010/wordprocessingCanvas" xmlns:cx="http://schemas.microsoft.com/office/drawing/2014/chartex" xmlns:mc="http://schemas.openxmlformats.org/markup-compatibility/2006" xmlns:o="urn:schemas-microsoft-com:office:office" xmlns:r="http://schemas.openxmlformats.org/officeDocument/2006/relationships" xmlns:m="http://schemas.openxmlformats.org/officeDocument/2006/math" xmlns:v="urn:schemas-microsoft-com:vml" xmlns:wp14="http://schemas.microsoft.com/office/word/2010/wordprocessingDrawing" xmlns:wp="http://schemas.openxmlformats.org/drawingml/2006/wordprocessingDrawing" xmlns:w10="urn:schemas-microsoft-com:office:word" xmlns:w="http://schemas.openxmlformats.org/wordprocessingml/2006/main" xmlns:w14="http://schemas.microsoft.com/office/word/2010/wordml" xmlns:w15="http://schemas.microsoft.com/office/word/2012/wordml" xmlns:w16se="http://schemas.microsoft.com/office/word/2015/wordml/symex" xmlns:wpg="http://schemas.microsoft.com/office/word/2010/wordprocessingGroup" xmlns:wpi="http://schemas.microsoft.com/office/word/2010/wordprocessingInk" xmlns:wne="http://schemas.microsoft.com/office/word/2006/wordml" xmlns:wps="http://schemas.microsoft.com/office/word/2010/wordprocessingShape" mc:Ignorable="w14 w15 w16se wp14">
+<w:ftr xmlns:wpc="http://schemas.microsoft.com/office/word/2010/wordprocessingCanvas" xmlns:cx="http://schemas.microsoft.com/office/drawing/2014/chartex" xmlns:cx1="http://schemas.microsoft.com/office/drawing/2015/9/8/chartex" xmlns:cx2="http://schemas.microsoft.com/office/drawing/2015/10/21/chartex" xmlns:cx3="http://schemas.microsoft.com/office/drawing/2016/5/9/chartex" xmlns:cx4="http://schemas.microsoft.com/office/drawing/2016/5/10/chartex" xmlns:cx5="http://schemas.microsoft.com/office/drawing/2016/5/11/chartex" xmlns:cx6="http://schemas.microsoft.com/office/drawing/2016/5/12/chartex" xmlns:cx7="http://schemas.microsoft.com/office/drawing/2016/5/13/chartex" xmlns:cx8="http://schemas.microsoft.com/office/drawing/2016/5/14/chartex" xmlns:mc="http://schemas.openxmlformats.org/markup-compatibility/2006" xmlns:aink="http://schemas.microsoft.com/office/drawing/2016/ink" xmlns:am3d="http://schemas.microsoft.com/office/drawing/2017/model3d" xmlns:o="urn:schemas-microsoft-com:office:office" xmlns:r="http://schemas.openxmlformats.org/officeDocument/2006/relationships" xmlns:m="http://schemas.openxmlformats.org/officeDocument/2006/math" xmlns:v="urn:schemas-microsoft-com:vml" xmlns:wp14="http://schemas.microsoft.com/office/word/2010/wordprocessingDrawing" xmlns:wp="http://schemas.openxmlformats.org/drawingml/2006/wordprocessingDrawing" xmlns:w10="urn:schemas-microsoft-com:office:word" xmlns:w="http://schemas.openxmlformats.org/wordprocessingml/2006/main" xmlns:w14="http://schemas.microsoft.com/office/word/2010/wordml" xmlns:w15="http://schemas.microsoft.com/office/word/2012/wordml" xmlns:w16cex="http://schemas.microsoft.com/office/word/2018/wordml/cex" xmlns:w16cid="http://schemas.microsoft.com/office/word/2016/wordml/cid" xmlns:w16="http://schemas.microsoft.com/office/word/2018/wordml" xmlns:w16sdtdh="http://schemas.microsoft.com/office/word/2020/wordml/sdtdatahash" xmlns:w16se="http://schemas.microsoft.com/office/word/2015/wordml/symex" xmlns:wpg="http://schemas.microsoft.com/office/word/2010/wordprocessingGroup" xmlns:wpi="http://schemas.microsoft.com/office/word/2010/wordprocessingInk" xmlns:wne="http://schemas.microsoft.com/office/word/2006/wordml" xmlns:wps="http://schemas.microsoft.com/office/word/2010/wordprocessingShape" mc:Ignorable="w14 w15 w16se w16cid w16 w16cex w16sdtdh wp14">
   <w:p>
     <w:pPr>
       <w:jc w:val="center"/>
@@ -5767,7 +7269,7 @@
         <w:rStyle w:val="a6"/>
         <w:noProof/>
       </w:rPr>
-      <w:t>20</w:t>
+      <w:t>5</w:t>
     </w:r>
     <w:r>
       <w:rPr>
@@ -5780,7 +7282,7 @@
 </file>
 
 <file path=word/footer3.xml><?xml version="1.0" encoding="utf-8"?>
-<w:ftr xmlns:wpc="http://schemas.microsoft.com/office/word/2010/wordprocessingCanvas" xmlns:cx="http://schemas.microsoft.com/office/drawing/2014/chartex" xmlns:mc="http://schemas.openxmlformats.org/markup-compatibility/2006" xmlns:o="urn:schemas-microsoft-com:office:office" xmlns:r="http://schemas.openxmlformats.org/officeDocument/2006/relationships" xmlns:m="http://schemas.openxmlformats.org/officeDocument/2006/math" xmlns:v="urn:schemas-microsoft-com:vml" xmlns:wp14="http://schemas.microsoft.com/office/word/2010/wordprocessingDrawing" xmlns:wp="http://schemas.openxmlformats.org/drawingml/2006/wordprocessingDrawing" xmlns:w10="urn:schemas-microsoft-com:office:word" xmlns:w="http://schemas.openxmlformats.org/wordprocessingml/2006/main" xmlns:w14="http://schemas.microsoft.com/office/word/2010/wordml" xmlns:w15="http://schemas.microsoft.com/office/word/2012/wordml" xmlns:w16se="http://schemas.microsoft.com/office/word/2015/wordml/symex" xmlns:wpg="http://schemas.microsoft.com/office/word/2010/wordprocessingGroup" xmlns:wpi="http://schemas.microsoft.com/office/word/2010/wordprocessingInk" xmlns:wne="http://schemas.microsoft.com/office/word/2006/wordml" xmlns:wps="http://schemas.microsoft.com/office/word/2010/wordprocessingShape" mc:Ignorable="w14 w15 w16se wp14">
+<w:ftr xmlns:wpc="http://schemas.microsoft.com/office/word/2010/wordprocessingCanvas" xmlns:cx="http://schemas.microsoft.com/office/drawing/2014/chartex" xmlns:cx1="http://schemas.microsoft.com/office/drawing/2015/9/8/chartex" xmlns:cx2="http://schemas.microsoft.com/office/drawing/2015/10/21/chartex" xmlns:cx3="http://schemas.microsoft.com/office/drawing/2016/5/9/chartex" xmlns:cx4="http://schemas.microsoft.com/office/drawing/2016/5/10/chartex" xmlns:cx5="http://schemas.microsoft.com/office/drawing/2016/5/11/chartex" xmlns:cx6="http://schemas.microsoft.com/office/drawing/2016/5/12/chartex" xmlns:cx7="http://schemas.microsoft.com/office/drawing/2016/5/13/chartex" xmlns:cx8="http://schemas.microsoft.com/office/drawing/2016/5/14/chartex" xmlns:mc="http://schemas.openxmlformats.org/markup-compatibility/2006" xmlns:aink="http://schemas.microsoft.com/office/drawing/2016/ink" xmlns:am3d="http://schemas.microsoft.com/office/drawing/2017/model3d" xmlns:o="urn:schemas-microsoft-com:office:office" xmlns:r="http://schemas.openxmlformats.org/officeDocument/2006/relationships" xmlns:m="http://schemas.openxmlformats.org/officeDocument/2006/math" xmlns:v="urn:schemas-microsoft-com:vml" xmlns:wp14="http://schemas.microsoft.com/office/word/2010/wordprocessingDrawing" xmlns:wp="http://schemas.openxmlformats.org/drawingml/2006/wordprocessingDrawing" xmlns:w10="urn:schemas-microsoft-com:office:word" xmlns:w="http://schemas.openxmlformats.org/wordprocessingml/2006/main" xmlns:w14="http://schemas.microsoft.com/office/word/2010/wordml" xmlns:w15="http://schemas.microsoft.com/office/word/2012/wordml" xmlns:w16cex="http://schemas.microsoft.com/office/word/2018/wordml/cex" xmlns:w16cid="http://schemas.microsoft.com/office/word/2016/wordml/cid" xmlns:w16="http://schemas.microsoft.com/office/word/2018/wordml" xmlns:w16sdtdh="http://schemas.microsoft.com/office/word/2020/wordml/sdtdatahash" xmlns:w16se="http://schemas.microsoft.com/office/word/2015/wordml/symex" xmlns:wpg="http://schemas.microsoft.com/office/word/2010/wordprocessingGroup" xmlns:wpi="http://schemas.microsoft.com/office/word/2010/wordprocessingInk" xmlns:wne="http://schemas.microsoft.com/office/word/2006/wordml" xmlns:wps="http://schemas.microsoft.com/office/word/2010/wordprocessingShape" mc:Ignorable="w14 w15 w16se w16cid w16 w16cex w16sdtdh wp14">
   <w:p>
     <w:pPr>
       <w:jc w:val="center"/>
@@ -5796,7 +7298,7 @@
 </file>
 
 <file path=word/footnotes.xml><?xml version="1.0" encoding="utf-8"?>
-<w:footnotes xmlns:wpc="http://schemas.microsoft.com/office/word/2010/wordprocessingCanvas" xmlns:cx="http://schemas.microsoft.com/office/drawing/2014/chartex" xmlns:mc="http://schemas.openxmlformats.org/markup-compatibility/2006" xmlns:o="urn:schemas-microsoft-com:office:office" xmlns:r="http://schemas.openxmlformats.org/officeDocument/2006/relationships" xmlns:m="http://schemas.openxmlformats.org/officeDocument/2006/math" xmlns:v="urn:schemas-microsoft-com:vml" xmlns:wp14="http://schemas.microsoft.com/office/word/2010/wordprocessingDrawing" xmlns:wp="http://schemas.openxmlformats.org/drawingml/2006/wordprocessingDrawing" xmlns:w10="urn:schemas-microsoft-com:office:word" xmlns:w="http://schemas.openxmlformats.org/wordprocessingml/2006/main" xmlns:w14="http://schemas.microsoft.com/office/word/2010/wordml" xmlns:w15="http://schemas.microsoft.com/office/word/2012/wordml" xmlns:w16se="http://schemas.microsoft.com/office/word/2015/wordml/symex" xmlns:wpg="http://schemas.microsoft.com/office/word/2010/wordprocessingGroup" xmlns:wpi="http://schemas.microsoft.com/office/word/2010/wordprocessingInk" xmlns:wne="http://schemas.microsoft.com/office/word/2006/wordml" xmlns:wps="http://schemas.microsoft.com/office/word/2010/wordprocessingShape" mc:Ignorable="w14 w15 w16se wp14">
+<w:footnotes xmlns:wpc="http://schemas.microsoft.com/office/word/2010/wordprocessingCanvas" xmlns:cx="http://schemas.microsoft.com/office/drawing/2014/chartex" xmlns:cx1="http://schemas.microsoft.com/office/drawing/2015/9/8/chartex" xmlns:cx2="http://schemas.microsoft.com/office/drawing/2015/10/21/chartex" xmlns:cx3="http://schemas.microsoft.com/office/drawing/2016/5/9/chartex" xmlns:cx4="http://schemas.microsoft.com/office/drawing/2016/5/10/chartex" xmlns:cx5="http://schemas.microsoft.com/office/drawing/2016/5/11/chartex" xmlns:cx6="http://schemas.microsoft.com/office/drawing/2016/5/12/chartex" xmlns:cx7="http://schemas.microsoft.com/office/drawing/2016/5/13/chartex" xmlns:cx8="http://schemas.microsoft.com/office/drawing/2016/5/14/chartex" xmlns:mc="http://schemas.openxmlformats.org/markup-compatibility/2006" xmlns:aink="http://schemas.microsoft.com/office/drawing/2016/ink" xmlns:am3d="http://schemas.microsoft.com/office/drawing/2017/model3d" xmlns:o="urn:schemas-microsoft-com:office:office" xmlns:r="http://schemas.openxmlformats.org/officeDocument/2006/relationships" xmlns:m="http://schemas.openxmlformats.org/officeDocument/2006/math" xmlns:v="urn:schemas-microsoft-com:vml" xmlns:wp14="http://schemas.microsoft.com/office/word/2010/wordprocessingDrawing" xmlns:wp="http://schemas.openxmlformats.org/drawingml/2006/wordprocessingDrawing" xmlns:w10="urn:schemas-microsoft-com:office:word" xmlns:w="http://schemas.openxmlformats.org/wordprocessingml/2006/main" xmlns:w14="http://schemas.microsoft.com/office/word/2010/wordml" xmlns:w15="http://schemas.microsoft.com/office/word/2012/wordml" xmlns:w16cex="http://schemas.microsoft.com/office/word/2018/wordml/cex" xmlns:w16cid="http://schemas.microsoft.com/office/word/2016/wordml/cid" xmlns:w16="http://schemas.microsoft.com/office/word/2018/wordml" xmlns:w16sdtdh="http://schemas.microsoft.com/office/word/2020/wordml/sdtdatahash" xmlns:w16se="http://schemas.microsoft.com/office/word/2015/wordml/symex" xmlns:wpg="http://schemas.microsoft.com/office/word/2010/wordprocessingGroup" xmlns:wpi="http://schemas.microsoft.com/office/word/2010/wordprocessingInk" xmlns:wne="http://schemas.microsoft.com/office/word/2006/wordml" xmlns:wps="http://schemas.microsoft.com/office/word/2010/wordprocessingShape" mc:Ignorable="w14 w15 w16se w16cid w16 w16cex w16sdtdh wp14">
   <w:footnote w:type="separator" w:id="-1">
     <w:p>
       <w:r>
@@ -5815,8 +7317,121 @@
 </file>
 
 <file path=word/numbering.xml><?xml version="1.0" encoding="utf-8"?>
-<w:numbering xmlns:wpc="http://schemas.microsoft.com/office/word/2010/wordprocessingCanvas" xmlns:cx="http://schemas.microsoft.com/office/drawing/2014/chartex" xmlns:mc="http://schemas.openxmlformats.org/markup-compatibility/2006" xmlns:o="urn:schemas-microsoft-com:office:office" xmlns:r="http://schemas.openxmlformats.org/officeDocument/2006/relationships" xmlns:m="http://schemas.openxmlformats.org/officeDocument/2006/math" xmlns:v="urn:schemas-microsoft-com:vml" xmlns:wp14="http://schemas.microsoft.com/office/word/2010/wordprocessingDrawing" xmlns:wp="http://schemas.openxmlformats.org/drawingml/2006/wordprocessingDrawing" xmlns:w10="urn:schemas-microsoft-com:office:word" xmlns:w="http://schemas.openxmlformats.org/wordprocessingml/2006/main" xmlns:w14="http://schemas.microsoft.com/office/word/2010/wordml" xmlns:w15="http://schemas.microsoft.com/office/word/2012/wordml" xmlns:w16se="http://schemas.microsoft.com/office/word/2015/wordml/symex" xmlns:wpg="http://schemas.microsoft.com/office/word/2010/wordprocessingGroup" xmlns:wpi="http://schemas.microsoft.com/office/word/2010/wordprocessingInk" xmlns:wne="http://schemas.microsoft.com/office/word/2006/wordml" xmlns:wps="http://schemas.microsoft.com/office/word/2010/wordprocessingShape" mc:Ignorable="w14 w15 w16se wp14">
+<w:numbering xmlns:wpc="http://schemas.microsoft.com/office/word/2010/wordprocessingCanvas" xmlns:cx="http://schemas.microsoft.com/office/drawing/2014/chartex" xmlns:cx1="http://schemas.microsoft.com/office/drawing/2015/9/8/chartex" xmlns:cx2="http://schemas.microsoft.com/office/drawing/2015/10/21/chartex" xmlns:cx3="http://schemas.microsoft.com/office/drawing/2016/5/9/chartex" xmlns:cx4="http://schemas.microsoft.com/office/drawing/2016/5/10/chartex" xmlns:cx5="http://schemas.microsoft.com/office/drawing/2016/5/11/chartex" xmlns:cx6="http://schemas.microsoft.com/office/drawing/2016/5/12/chartex" xmlns:cx7="http://schemas.microsoft.com/office/drawing/2016/5/13/chartex" xmlns:cx8="http://schemas.microsoft.com/office/drawing/2016/5/14/chartex" xmlns:mc="http://schemas.openxmlformats.org/markup-compatibility/2006" xmlns:aink="http://schemas.microsoft.com/office/drawing/2016/ink" xmlns:am3d="http://schemas.microsoft.com/office/drawing/2017/model3d" xmlns:o="urn:schemas-microsoft-com:office:office" xmlns:r="http://schemas.openxmlformats.org/officeDocument/2006/relationships" xmlns:m="http://schemas.openxmlformats.org/officeDocument/2006/math" xmlns:v="urn:schemas-microsoft-com:vml" xmlns:wp14="http://schemas.microsoft.com/office/word/2010/wordprocessingDrawing" xmlns:wp="http://schemas.openxmlformats.org/drawingml/2006/wordprocessingDrawing" xmlns:w10="urn:schemas-microsoft-com:office:word" xmlns:w="http://schemas.openxmlformats.org/wordprocessingml/2006/main" xmlns:w14="http://schemas.microsoft.com/office/word/2010/wordml" xmlns:w15="http://schemas.microsoft.com/office/word/2012/wordml" xmlns:w16cex="http://schemas.microsoft.com/office/word/2018/wordml/cex" xmlns:w16cid="http://schemas.microsoft.com/office/word/2016/wordml/cid" xmlns:w16="http://schemas.microsoft.com/office/word/2018/wordml" xmlns:w16sdtdh="http://schemas.microsoft.com/office/word/2020/wordml/sdtdatahash" xmlns:w16se="http://schemas.microsoft.com/office/word/2015/wordml/symex" xmlns:wpg="http://schemas.microsoft.com/office/word/2010/wordprocessingGroup" xmlns:wpi="http://schemas.microsoft.com/office/word/2010/wordprocessingInk" xmlns:wne="http://schemas.microsoft.com/office/word/2006/wordml" xmlns:wps="http://schemas.microsoft.com/office/word/2010/wordprocessingShape" mc:Ignorable="w14 w15 w16se w16cid w16 w16cex w16sdtdh wp14">
   <w:abstractNum w:abstractNumId="0" w15:restartNumberingAfterBreak="0">
+    <w:nsid w:val="04F83F59"/>
+    <w:multiLevelType w:val="hybridMultilevel"/>
+    <w:tmpl w:val="86669E2C"/>
+    <w:lvl w:ilvl="0" w:tplc="04190001">
+      <w:start w:val="1"/>
+      <w:numFmt w:val="bullet"/>
+      <w:lvlText w:val=""/>
+      <w:lvlJc w:val="left"/>
+      <w:pPr>
+        <w:ind w:left="1429" w:hanging="360"/>
+      </w:pPr>
+      <w:rPr>
+        <w:rFonts w:ascii="Symbol" w:hAnsi="Symbol" w:hint="default"/>
+      </w:rPr>
+    </w:lvl>
+    <w:lvl w:ilvl="1" w:tplc="04190003" w:tentative="1">
+      <w:start w:val="1"/>
+      <w:numFmt w:val="bullet"/>
+      <w:lvlText w:val="o"/>
+      <w:lvlJc w:val="left"/>
+      <w:pPr>
+        <w:ind w:left="2149" w:hanging="360"/>
+      </w:pPr>
+      <w:rPr>
+        <w:rFonts w:ascii="Courier New" w:hAnsi="Courier New" w:cs="Courier New" w:hint="default"/>
+      </w:rPr>
+    </w:lvl>
+    <w:lvl w:ilvl="2" w:tplc="04190005" w:tentative="1">
+      <w:start w:val="1"/>
+      <w:numFmt w:val="bullet"/>
+      <w:lvlText w:val=""/>
+      <w:lvlJc w:val="left"/>
+      <w:pPr>
+        <w:ind w:left="2869" w:hanging="360"/>
+      </w:pPr>
+      <w:rPr>
+        <w:rFonts w:ascii="Wingdings" w:hAnsi="Wingdings" w:hint="default"/>
+      </w:rPr>
+    </w:lvl>
+    <w:lvl w:ilvl="3" w:tplc="04190001" w:tentative="1">
+      <w:start w:val="1"/>
+      <w:numFmt w:val="bullet"/>
+      <w:lvlText w:val=""/>
+      <w:lvlJc w:val="left"/>
+      <w:pPr>
+        <w:ind w:left="3589" w:hanging="360"/>
+      </w:pPr>
+      <w:rPr>
+        <w:rFonts w:ascii="Symbol" w:hAnsi="Symbol" w:hint="default"/>
+      </w:rPr>
+    </w:lvl>
+    <w:lvl w:ilvl="4" w:tplc="04190003" w:tentative="1">
+      <w:start w:val="1"/>
+      <w:numFmt w:val="bullet"/>
+      <w:lvlText w:val="o"/>
+      <w:lvlJc w:val="left"/>
+      <w:pPr>
+        <w:ind w:left="4309" w:hanging="360"/>
+      </w:pPr>
+      <w:rPr>
+        <w:rFonts w:ascii="Courier New" w:hAnsi="Courier New" w:cs="Courier New" w:hint="default"/>
+      </w:rPr>
+    </w:lvl>
+    <w:lvl w:ilvl="5" w:tplc="04190005" w:tentative="1">
+      <w:start w:val="1"/>
+      <w:numFmt w:val="bullet"/>
+      <w:lvlText w:val=""/>
+      <w:lvlJc w:val="left"/>
+      <w:pPr>
+        <w:ind w:left="5029" w:hanging="360"/>
+      </w:pPr>
+      <w:rPr>
+        <w:rFonts w:ascii="Wingdings" w:hAnsi="Wingdings" w:hint="default"/>
+      </w:rPr>
+    </w:lvl>
+    <w:lvl w:ilvl="6" w:tplc="04190001" w:tentative="1">
+      <w:start w:val="1"/>
+      <w:numFmt w:val="bullet"/>
+      <w:lvlText w:val=""/>
+      <w:lvlJc w:val="left"/>
+      <w:pPr>
+        <w:ind w:left="5749" w:hanging="360"/>
+      </w:pPr>
+      <w:rPr>
+        <w:rFonts w:ascii="Symbol" w:hAnsi="Symbol" w:hint="default"/>
+      </w:rPr>
+    </w:lvl>
+    <w:lvl w:ilvl="7" w:tplc="04190003" w:tentative="1">
+      <w:start w:val="1"/>
+      <w:numFmt w:val="bullet"/>
+      <w:lvlText w:val="o"/>
+      <w:lvlJc w:val="left"/>
+      <w:pPr>
+        <w:ind w:left="6469" w:hanging="360"/>
+      </w:pPr>
+      <w:rPr>
+        <w:rFonts w:ascii="Courier New" w:hAnsi="Courier New" w:cs="Courier New" w:hint="default"/>
+      </w:rPr>
+    </w:lvl>
+    <w:lvl w:ilvl="8" w:tplc="04190005" w:tentative="1">
+      <w:start w:val="1"/>
+      <w:numFmt w:val="bullet"/>
+      <w:lvlText w:val=""/>
+      <w:lvlJc w:val="left"/>
+      <w:pPr>
+        <w:ind w:left="7189" w:hanging="360"/>
+      </w:pPr>
+      <w:rPr>
+        <w:rFonts w:ascii="Wingdings" w:hAnsi="Wingdings" w:hint="default"/>
+      </w:rPr>
+    </w:lvl>
+  </w:abstractNum>
+  <w:abstractNum w:abstractNumId="1" w15:restartNumberingAfterBreak="0">
     <w:nsid w:val="09750174"/>
     <w:multiLevelType w:val="hybridMultilevel"/>
     <w:tmpl w:val="CF4C4A62"/>
@@ -5929,7 +7544,7 @@
       </w:rPr>
     </w:lvl>
   </w:abstractNum>
-  <w:abstractNum w:abstractNumId="1" w15:restartNumberingAfterBreak="0">
+  <w:abstractNum w:abstractNumId="2" w15:restartNumberingAfterBreak="0">
     <w:nsid w:val="1825072A"/>
     <w:multiLevelType w:val="hybridMultilevel"/>
     <w:tmpl w:val="860AAAE4"/>
@@ -6042,7 +7657,120 @@
       </w:rPr>
     </w:lvl>
   </w:abstractNum>
-  <w:abstractNum w:abstractNumId="2" w15:restartNumberingAfterBreak="0">
+  <w:abstractNum w:abstractNumId="3" w15:restartNumberingAfterBreak="0">
+    <w:nsid w:val="1D046A14"/>
+    <w:multiLevelType w:val="hybridMultilevel"/>
+    <w:tmpl w:val="7E283196"/>
+    <w:lvl w:ilvl="0" w:tplc="04190001">
+      <w:start w:val="1"/>
+      <w:numFmt w:val="bullet"/>
+      <w:lvlText w:val=""/>
+      <w:lvlJc w:val="left"/>
+      <w:pPr>
+        <w:ind w:left="1429" w:hanging="360"/>
+      </w:pPr>
+      <w:rPr>
+        <w:rFonts w:ascii="Symbol" w:hAnsi="Symbol" w:hint="default"/>
+      </w:rPr>
+    </w:lvl>
+    <w:lvl w:ilvl="1" w:tplc="04190003" w:tentative="1">
+      <w:start w:val="1"/>
+      <w:numFmt w:val="bullet"/>
+      <w:lvlText w:val="o"/>
+      <w:lvlJc w:val="left"/>
+      <w:pPr>
+        <w:ind w:left="2149" w:hanging="360"/>
+      </w:pPr>
+      <w:rPr>
+        <w:rFonts w:ascii="Courier New" w:hAnsi="Courier New" w:cs="Courier New" w:hint="default"/>
+      </w:rPr>
+    </w:lvl>
+    <w:lvl w:ilvl="2" w:tplc="04190005" w:tentative="1">
+      <w:start w:val="1"/>
+      <w:numFmt w:val="bullet"/>
+      <w:lvlText w:val=""/>
+      <w:lvlJc w:val="left"/>
+      <w:pPr>
+        <w:ind w:left="2869" w:hanging="360"/>
+      </w:pPr>
+      <w:rPr>
+        <w:rFonts w:ascii="Wingdings" w:hAnsi="Wingdings" w:hint="default"/>
+      </w:rPr>
+    </w:lvl>
+    <w:lvl w:ilvl="3" w:tplc="04190001" w:tentative="1">
+      <w:start w:val="1"/>
+      <w:numFmt w:val="bullet"/>
+      <w:lvlText w:val=""/>
+      <w:lvlJc w:val="left"/>
+      <w:pPr>
+        <w:ind w:left="3589" w:hanging="360"/>
+      </w:pPr>
+      <w:rPr>
+        <w:rFonts w:ascii="Symbol" w:hAnsi="Symbol" w:hint="default"/>
+      </w:rPr>
+    </w:lvl>
+    <w:lvl w:ilvl="4" w:tplc="04190003" w:tentative="1">
+      <w:start w:val="1"/>
+      <w:numFmt w:val="bullet"/>
+      <w:lvlText w:val="o"/>
+      <w:lvlJc w:val="left"/>
+      <w:pPr>
+        <w:ind w:left="4309" w:hanging="360"/>
+      </w:pPr>
+      <w:rPr>
+        <w:rFonts w:ascii="Courier New" w:hAnsi="Courier New" w:cs="Courier New" w:hint="default"/>
+      </w:rPr>
+    </w:lvl>
+    <w:lvl w:ilvl="5" w:tplc="04190005" w:tentative="1">
+      <w:start w:val="1"/>
+      <w:numFmt w:val="bullet"/>
+      <w:lvlText w:val=""/>
+      <w:lvlJc w:val="left"/>
+      <w:pPr>
+        <w:ind w:left="5029" w:hanging="360"/>
+      </w:pPr>
+      <w:rPr>
+        <w:rFonts w:ascii="Wingdings" w:hAnsi="Wingdings" w:hint="default"/>
+      </w:rPr>
+    </w:lvl>
+    <w:lvl w:ilvl="6" w:tplc="04190001" w:tentative="1">
+      <w:start w:val="1"/>
+      <w:numFmt w:val="bullet"/>
+      <w:lvlText w:val=""/>
+      <w:lvlJc w:val="left"/>
+      <w:pPr>
+        <w:ind w:left="5749" w:hanging="360"/>
+      </w:pPr>
+      <w:rPr>
+        <w:rFonts w:ascii="Symbol" w:hAnsi="Symbol" w:hint="default"/>
+      </w:rPr>
+    </w:lvl>
+    <w:lvl w:ilvl="7" w:tplc="04190003" w:tentative="1">
+      <w:start w:val="1"/>
+      <w:numFmt w:val="bullet"/>
+      <w:lvlText w:val="o"/>
+      <w:lvlJc w:val="left"/>
+      <w:pPr>
+        <w:ind w:left="6469" w:hanging="360"/>
+      </w:pPr>
+      <w:rPr>
+        <w:rFonts w:ascii="Courier New" w:hAnsi="Courier New" w:cs="Courier New" w:hint="default"/>
+      </w:rPr>
+    </w:lvl>
+    <w:lvl w:ilvl="8" w:tplc="04190005" w:tentative="1">
+      <w:start w:val="1"/>
+      <w:numFmt w:val="bullet"/>
+      <w:lvlText w:val=""/>
+      <w:lvlJc w:val="left"/>
+      <w:pPr>
+        <w:ind w:left="7189" w:hanging="360"/>
+      </w:pPr>
+      <w:rPr>
+        <w:rFonts w:ascii="Wingdings" w:hAnsi="Wingdings" w:hint="default"/>
+      </w:rPr>
+    </w:lvl>
+  </w:abstractNum>
+  <w:abstractNum w:abstractNumId="4" w15:restartNumberingAfterBreak="0">
     <w:nsid w:val="47BD5E39"/>
     <w:multiLevelType w:val="multilevel"/>
     <w:tmpl w:val="F7680172"/>
@@ -6155,7 +7883,120 @@
       </w:pPr>
     </w:lvl>
   </w:abstractNum>
-  <w:abstractNum w:abstractNumId="3" w15:restartNumberingAfterBreak="0">
+  <w:abstractNum w:abstractNumId="5" w15:restartNumberingAfterBreak="0">
+    <w:nsid w:val="4A8751DB"/>
+    <w:multiLevelType w:val="hybridMultilevel"/>
+    <w:tmpl w:val="E4CE3088"/>
+    <w:lvl w:ilvl="0" w:tplc="04190001">
+      <w:start w:val="1"/>
+      <w:numFmt w:val="bullet"/>
+      <w:lvlText w:val=""/>
+      <w:lvlJc w:val="left"/>
+      <w:pPr>
+        <w:ind w:left="1429" w:hanging="360"/>
+      </w:pPr>
+      <w:rPr>
+        <w:rFonts w:ascii="Symbol" w:hAnsi="Symbol" w:hint="default"/>
+      </w:rPr>
+    </w:lvl>
+    <w:lvl w:ilvl="1" w:tplc="04190003" w:tentative="1">
+      <w:start w:val="1"/>
+      <w:numFmt w:val="bullet"/>
+      <w:lvlText w:val="o"/>
+      <w:lvlJc w:val="left"/>
+      <w:pPr>
+        <w:ind w:left="2149" w:hanging="360"/>
+      </w:pPr>
+      <w:rPr>
+        <w:rFonts w:ascii="Courier New" w:hAnsi="Courier New" w:cs="Courier New" w:hint="default"/>
+      </w:rPr>
+    </w:lvl>
+    <w:lvl w:ilvl="2" w:tplc="04190005" w:tentative="1">
+      <w:start w:val="1"/>
+      <w:numFmt w:val="bullet"/>
+      <w:lvlText w:val=""/>
+      <w:lvlJc w:val="left"/>
+      <w:pPr>
+        <w:ind w:left="2869" w:hanging="360"/>
+      </w:pPr>
+      <w:rPr>
+        <w:rFonts w:ascii="Wingdings" w:hAnsi="Wingdings" w:hint="default"/>
+      </w:rPr>
+    </w:lvl>
+    <w:lvl w:ilvl="3" w:tplc="04190001" w:tentative="1">
+      <w:start w:val="1"/>
+      <w:numFmt w:val="bullet"/>
+      <w:lvlText w:val=""/>
+      <w:lvlJc w:val="left"/>
+      <w:pPr>
+        <w:ind w:left="3589" w:hanging="360"/>
+      </w:pPr>
+      <w:rPr>
+        <w:rFonts w:ascii="Symbol" w:hAnsi="Symbol" w:hint="default"/>
+      </w:rPr>
+    </w:lvl>
+    <w:lvl w:ilvl="4" w:tplc="04190003" w:tentative="1">
+      <w:start w:val="1"/>
+      <w:numFmt w:val="bullet"/>
+      <w:lvlText w:val="o"/>
+      <w:lvlJc w:val="left"/>
+      <w:pPr>
+        <w:ind w:left="4309" w:hanging="360"/>
+      </w:pPr>
+      <w:rPr>
+        <w:rFonts w:ascii="Courier New" w:hAnsi="Courier New" w:cs="Courier New" w:hint="default"/>
+      </w:rPr>
+    </w:lvl>
+    <w:lvl w:ilvl="5" w:tplc="04190005" w:tentative="1">
+      <w:start w:val="1"/>
+      <w:numFmt w:val="bullet"/>
+      <w:lvlText w:val=""/>
+      <w:lvlJc w:val="left"/>
+      <w:pPr>
+        <w:ind w:left="5029" w:hanging="360"/>
+      </w:pPr>
+      <w:rPr>
+        <w:rFonts w:ascii="Wingdings" w:hAnsi="Wingdings" w:hint="default"/>
+      </w:rPr>
+    </w:lvl>
+    <w:lvl w:ilvl="6" w:tplc="04190001" w:tentative="1">
+      <w:start w:val="1"/>
+      <w:numFmt w:val="bullet"/>
+      <w:lvlText w:val=""/>
+      <w:lvlJc w:val="left"/>
+      <w:pPr>
+        <w:ind w:left="5749" w:hanging="360"/>
+      </w:pPr>
+      <w:rPr>
+        <w:rFonts w:ascii="Symbol" w:hAnsi="Symbol" w:hint="default"/>
+      </w:rPr>
+    </w:lvl>
+    <w:lvl w:ilvl="7" w:tplc="04190003" w:tentative="1">
+      <w:start w:val="1"/>
+      <w:numFmt w:val="bullet"/>
+      <w:lvlText w:val="o"/>
+      <w:lvlJc w:val="left"/>
+      <w:pPr>
+        <w:ind w:left="6469" w:hanging="360"/>
+      </w:pPr>
+      <w:rPr>
+        <w:rFonts w:ascii="Courier New" w:hAnsi="Courier New" w:cs="Courier New" w:hint="default"/>
+      </w:rPr>
+    </w:lvl>
+    <w:lvl w:ilvl="8" w:tplc="04190005" w:tentative="1">
+      <w:start w:val="1"/>
+      <w:numFmt w:val="bullet"/>
+      <w:lvlText w:val=""/>
+      <w:lvlJc w:val="left"/>
+      <w:pPr>
+        <w:ind w:left="7189" w:hanging="360"/>
+      </w:pPr>
+      <w:rPr>
+        <w:rFonts w:ascii="Wingdings" w:hAnsi="Wingdings" w:hint="default"/>
+      </w:rPr>
+    </w:lvl>
+  </w:abstractNum>
+  <w:abstractNum w:abstractNumId="6" w15:restartNumberingAfterBreak="0">
     <w:nsid w:val="4F9432AE"/>
     <w:multiLevelType w:val="multilevel"/>
     <w:tmpl w:val="F082634C"/>
@@ -6278,7 +8119,7 @@
       </w:pPr>
     </w:lvl>
   </w:abstractNum>
-  <w:abstractNum w:abstractNumId="4" w15:restartNumberingAfterBreak="0">
+  <w:abstractNum w:abstractNumId="7" w15:restartNumberingAfterBreak="0">
     <w:nsid w:val="559B52D1"/>
     <w:multiLevelType w:val="hybridMultilevel"/>
     <w:tmpl w:val="2E1A1A5E"/>
@@ -6391,7 +8232,7 @@
       </w:rPr>
     </w:lvl>
   </w:abstractNum>
-  <w:abstractNum w:abstractNumId="5" w15:restartNumberingAfterBreak="0">
+  <w:abstractNum w:abstractNumId="8" w15:restartNumberingAfterBreak="0">
     <w:nsid w:val="57B92315"/>
     <w:multiLevelType w:val="multilevel"/>
     <w:tmpl w:val="0A48AA1A"/>
@@ -6513,7 +8354,120 @@
       </w:pPr>
     </w:lvl>
   </w:abstractNum>
-  <w:abstractNum w:abstractNumId="6" w15:restartNumberingAfterBreak="0">
+  <w:abstractNum w:abstractNumId="9" w15:restartNumberingAfterBreak="0">
+    <w:nsid w:val="60A56274"/>
+    <w:multiLevelType w:val="hybridMultilevel"/>
+    <w:tmpl w:val="737E38FE"/>
+    <w:lvl w:ilvl="0" w:tplc="04190001">
+      <w:start w:val="1"/>
+      <w:numFmt w:val="bullet"/>
+      <w:lvlText w:val=""/>
+      <w:lvlJc w:val="left"/>
+      <w:pPr>
+        <w:ind w:left="1429" w:hanging="360"/>
+      </w:pPr>
+      <w:rPr>
+        <w:rFonts w:ascii="Symbol" w:hAnsi="Symbol" w:hint="default"/>
+      </w:rPr>
+    </w:lvl>
+    <w:lvl w:ilvl="1" w:tplc="04190003" w:tentative="1">
+      <w:start w:val="1"/>
+      <w:numFmt w:val="bullet"/>
+      <w:lvlText w:val="o"/>
+      <w:lvlJc w:val="left"/>
+      <w:pPr>
+        <w:ind w:left="2149" w:hanging="360"/>
+      </w:pPr>
+      <w:rPr>
+        <w:rFonts w:ascii="Courier New" w:hAnsi="Courier New" w:cs="Courier New" w:hint="default"/>
+      </w:rPr>
+    </w:lvl>
+    <w:lvl w:ilvl="2" w:tplc="04190005" w:tentative="1">
+      <w:start w:val="1"/>
+      <w:numFmt w:val="bullet"/>
+      <w:lvlText w:val=""/>
+      <w:lvlJc w:val="left"/>
+      <w:pPr>
+        <w:ind w:left="2869" w:hanging="360"/>
+      </w:pPr>
+      <w:rPr>
+        <w:rFonts w:ascii="Wingdings" w:hAnsi="Wingdings" w:hint="default"/>
+      </w:rPr>
+    </w:lvl>
+    <w:lvl w:ilvl="3" w:tplc="04190001" w:tentative="1">
+      <w:start w:val="1"/>
+      <w:numFmt w:val="bullet"/>
+      <w:lvlText w:val=""/>
+      <w:lvlJc w:val="left"/>
+      <w:pPr>
+        <w:ind w:left="3589" w:hanging="360"/>
+      </w:pPr>
+      <w:rPr>
+        <w:rFonts w:ascii="Symbol" w:hAnsi="Symbol" w:hint="default"/>
+      </w:rPr>
+    </w:lvl>
+    <w:lvl w:ilvl="4" w:tplc="04190003" w:tentative="1">
+      <w:start w:val="1"/>
+      <w:numFmt w:val="bullet"/>
+      <w:lvlText w:val="o"/>
+      <w:lvlJc w:val="left"/>
+      <w:pPr>
+        <w:ind w:left="4309" w:hanging="360"/>
+      </w:pPr>
+      <w:rPr>
+        <w:rFonts w:ascii="Courier New" w:hAnsi="Courier New" w:cs="Courier New" w:hint="default"/>
+      </w:rPr>
+    </w:lvl>
+    <w:lvl w:ilvl="5" w:tplc="04190005" w:tentative="1">
+      <w:start w:val="1"/>
+      <w:numFmt w:val="bullet"/>
+      <w:lvlText w:val=""/>
+      <w:lvlJc w:val="left"/>
+      <w:pPr>
+        <w:ind w:left="5029" w:hanging="360"/>
+      </w:pPr>
+      <w:rPr>
+        <w:rFonts w:ascii="Wingdings" w:hAnsi="Wingdings" w:hint="default"/>
+      </w:rPr>
+    </w:lvl>
+    <w:lvl w:ilvl="6" w:tplc="04190001" w:tentative="1">
+      <w:start w:val="1"/>
+      <w:numFmt w:val="bullet"/>
+      <w:lvlText w:val=""/>
+      <w:lvlJc w:val="left"/>
+      <w:pPr>
+        <w:ind w:left="5749" w:hanging="360"/>
+      </w:pPr>
+      <w:rPr>
+        <w:rFonts w:ascii="Symbol" w:hAnsi="Symbol" w:hint="default"/>
+      </w:rPr>
+    </w:lvl>
+    <w:lvl w:ilvl="7" w:tplc="04190003" w:tentative="1">
+      <w:start w:val="1"/>
+      <w:numFmt w:val="bullet"/>
+      <w:lvlText w:val="o"/>
+      <w:lvlJc w:val="left"/>
+      <w:pPr>
+        <w:ind w:left="6469" w:hanging="360"/>
+      </w:pPr>
+      <w:rPr>
+        <w:rFonts w:ascii="Courier New" w:hAnsi="Courier New" w:cs="Courier New" w:hint="default"/>
+      </w:rPr>
+    </w:lvl>
+    <w:lvl w:ilvl="8" w:tplc="04190005" w:tentative="1">
+      <w:start w:val="1"/>
+      <w:numFmt w:val="bullet"/>
+      <w:lvlText w:val=""/>
+      <w:lvlJc w:val="left"/>
+      <w:pPr>
+        <w:ind w:left="7189" w:hanging="360"/>
+      </w:pPr>
+      <w:rPr>
+        <w:rFonts w:ascii="Wingdings" w:hAnsi="Wingdings" w:hint="default"/>
+      </w:rPr>
+    </w:lvl>
+  </w:abstractNum>
+  <w:abstractNum w:abstractNumId="10" w15:restartNumberingAfterBreak="0">
     <w:nsid w:val="60F562AE"/>
     <w:multiLevelType w:val="hybridMultilevel"/>
     <w:tmpl w:val="EC3AEB66"/>
@@ -6626,7 +8580,7 @@
       </w:rPr>
     </w:lvl>
   </w:abstractNum>
-  <w:abstractNum w:abstractNumId="7" w15:restartNumberingAfterBreak="0">
+  <w:abstractNum w:abstractNumId="11" w15:restartNumberingAfterBreak="0">
     <w:nsid w:val="667E47BC"/>
     <w:multiLevelType w:val="multilevel"/>
     <w:tmpl w:val="51C09174"/>
@@ -6766,7 +8720,7 @@
       </w:rPr>
     </w:lvl>
   </w:abstractNum>
-  <w:abstractNum w:abstractNumId="8" w15:restartNumberingAfterBreak="0">
+  <w:abstractNum w:abstractNumId="12" w15:restartNumberingAfterBreak="0">
     <w:nsid w:val="702624B9"/>
     <w:multiLevelType w:val="multilevel"/>
     <w:tmpl w:val="254663B4"/>
@@ -6889,7 +8843,7 @@
       </w:pPr>
     </w:lvl>
   </w:abstractNum>
-  <w:abstractNum w:abstractNumId="9" w15:restartNumberingAfterBreak="0">
+  <w:abstractNum w:abstractNumId="13" w15:restartNumberingAfterBreak="0">
     <w:nsid w:val="761E36B6"/>
     <w:multiLevelType w:val="hybridMultilevel"/>
     <w:tmpl w:val="CD04A4C2"/>
@@ -7002,7 +8956,7 @@
       </w:rPr>
     </w:lvl>
   </w:abstractNum>
-  <w:abstractNum w:abstractNumId="10" w15:restartNumberingAfterBreak="0">
+  <w:abstractNum w:abstractNumId="14" w15:restartNumberingAfterBreak="0">
     <w:nsid w:val="7A333C6B"/>
     <w:multiLevelType w:val="multilevel"/>
     <w:tmpl w:val="0D54C09C"/>
@@ -7144,43 +9098,55 @@
     </w:lvl>
   </w:abstractNum>
   <w:num w:numId="1">
+    <w:abstractNumId w:val="6"/>
+  </w:num>
+  <w:num w:numId="2">
+    <w:abstractNumId w:val="12"/>
+  </w:num>
+  <w:num w:numId="3">
+    <w:abstractNumId w:val="4"/>
+  </w:num>
+  <w:num w:numId="4">
+    <w:abstractNumId w:val="14"/>
+  </w:num>
+  <w:num w:numId="5">
+    <w:abstractNumId w:val="11"/>
+  </w:num>
+  <w:num w:numId="6">
+    <w:abstractNumId w:val="8"/>
+  </w:num>
+  <w:num w:numId="7">
+    <w:abstractNumId w:val="10"/>
+  </w:num>
+  <w:num w:numId="8">
+    <w:abstractNumId w:val="13"/>
+  </w:num>
+  <w:num w:numId="9">
+    <w:abstractNumId w:val="7"/>
+  </w:num>
+  <w:num w:numId="10">
+    <w:abstractNumId w:val="1"/>
+  </w:num>
+  <w:num w:numId="11">
+    <w:abstractNumId w:val="2"/>
+  </w:num>
+  <w:num w:numId="12">
+    <w:abstractNumId w:val="0"/>
+  </w:num>
+  <w:num w:numId="13">
     <w:abstractNumId w:val="3"/>
   </w:num>
-  <w:num w:numId="2">
-    <w:abstractNumId w:val="8"/>
-  </w:num>
-  <w:num w:numId="3">
-    <w:abstractNumId w:val="2"/>
-  </w:num>
-  <w:num w:numId="4">
-    <w:abstractNumId w:val="10"/>
-  </w:num>
-  <w:num w:numId="5">
-    <w:abstractNumId w:val="7"/>
-  </w:num>
-  <w:num w:numId="6">
-    <w:abstractNumId w:val="5"/>
-  </w:num>
-  <w:num w:numId="7">
-    <w:abstractNumId w:val="6"/>
-  </w:num>
-  <w:num w:numId="8">
+  <w:num w:numId="14">
     <w:abstractNumId w:val="9"/>
   </w:num>
-  <w:num w:numId="9">
-    <w:abstractNumId w:val="4"/>
-  </w:num>
-  <w:num w:numId="10">
-    <w:abstractNumId w:val="0"/>
-  </w:num>
-  <w:num w:numId="11">
-    <w:abstractNumId w:val="1"/>
+  <w:num w:numId="15">
+    <w:abstractNumId w:val="5"/>
   </w:num>
 </w:numbering>
 </file>
 
 <file path=word/styles.xml><?xml version="1.0" encoding="utf-8"?>
-<w:styles xmlns:mc="http://schemas.openxmlformats.org/markup-compatibility/2006" xmlns:r="http://schemas.openxmlformats.org/officeDocument/2006/relationships" xmlns:w="http://schemas.openxmlformats.org/wordprocessingml/2006/main" xmlns:w14="http://schemas.microsoft.com/office/word/2010/wordml" xmlns:w15="http://schemas.microsoft.com/office/word/2012/wordml" xmlns:w16se="http://schemas.microsoft.com/office/word/2015/wordml/symex" mc:Ignorable="w14 w15 w16se">
+<w:styles xmlns:mc="http://schemas.openxmlformats.org/markup-compatibility/2006" xmlns:r="http://schemas.openxmlformats.org/officeDocument/2006/relationships" xmlns:w="http://schemas.openxmlformats.org/wordprocessingml/2006/main" xmlns:w14="http://schemas.microsoft.com/office/word/2010/wordml" xmlns:w15="http://schemas.microsoft.com/office/word/2012/wordml" xmlns:w16cex="http://schemas.microsoft.com/office/word/2018/wordml/cex" xmlns:w16cid="http://schemas.microsoft.com/office/word/2016/wordml/cid" xmlns:w16="http://schemas.microsoft.com/office/word/2018/wordml" xmlns:w16sdtdh="http://schemas.microsoft.com/office/word/2020/wordml/sdtdatahash" xmlns:w16se="http://schemas.microsoft.com/office/word/2015/wordml/symex" mc:Ignorable="w14 w15 w16se w16cid w16 w16cex w16sdtdh">
   <w:docDefaults>
     <w:rPrDefault>
       <w:rPr>
@@ -7194,11 +9160,11 @@
       </w:pPr>
     </w:pPrDefault>
   </w:docDefaults>
-  <w:latentStyles w:defLockedState="0" w:defUIPriority="99" w:defSemiHidden="0" w:defUnhideWhenUsed="0" w:defQFormat="0" w:count="371">
+  <w:latentStyles w:defLockedState="0" w:defUIPriority="99" w:defSemiHidden="0" w:defUnhideWhenUsed="0" w:defQFormat="0" w:count="376">
     <w:lsdException w:name="Normal" w:uiPriority="0"/>
     <w:lsdException w:name="heading 1" w:uiPriority="9"/>
     <w:lsdException w:name="heading 2" w:semiHidden="1" w:uiPriority="0" w:unhideWhenUsed="1" w:qFormat="1"/>
-    <w:lsdException w:name="heading 3" w:semiHidden="1" w:uiPriority="0" w:unhideWhenUsed="1" w:qFormat="1"/>
+    <w:lsdException w:name="heading 3" w:semiHidden="1" w:uiPriority="9" w:unhideWhenUsed="1" w:qFormat="1"/>
     <w:lsdException w:name="heading 4" w:semiHidden="1" w:uiPriority="0" w:unhideWhenUsed="1" w:qFormat="1"/>
     <w:lsdException w:name="heading 5" w:semiHidden="1" w:uiPriority="9" w:unhideWhenUsed="1"/>
     <w:lsdException w:name="heading 6" w:semiHidden="1" w:uiPriority="9" w:unhideWhenUsed="1" w:qFormat="1"/>
@@ -7261,7 +9227,7 @@
     <w:lsdException w:name="Closing" w:semiHidden="1" w:unhideWhenUsed="1"/>
     <w:lsdException w:name="Signature" w:semiHidden="1" w:unhideWhenUsed="1"/>
     <w:lsdException w:name="Default Paragraph Font" w:semiHidden="1" w:uiPriority="1" w:unhideWhenUsed="1"/>
-    <w:lsdException w:name="Body Text" w:semiHidden="1" w:unhideWhenUsed="1" w:qFormat="1"/>
+    <w:lsdException w:name="Body Text" w:semiHidden="1" w:uiPriority="0" w:unhideWhenUsed="1" w:qFormat="1"/>
     <w:lsdException w:name="Body Text Indent" w:semiHidden="1" w:unhideWhenUsed="1"/>
     <w:lsdException w:name="List Continue" w:semiHidden="1" w:unhideWhenUsed="1"/>
     <w:lsdException w:name="List Continue 2" w:semiHidden="1" w:unhideWhenUsed="1"/>
@@ -7300,7 +9266,6 @@
     <w:lsdException w:name="HTML Sample" w:semiHidden="1" w:unhideWhenUsed="1"/>
     <w:lsdException w:name="HTML Typewriter" w:semiHidden="1" w:unhideWhenUsed="1"/>
     <w:lsdException w:name="HTML Variable" w:semiHidden="1" w:unhideWhenUsed="1"/>
-    <w:lsdException w:name="Normal Table" w:semiHidden="1" w:unhideWhenUsed="1"/>
     <w:lsdException w:name="annotation subject" w:semiHidden="1" w:unhideWhenUsed="1"/>
     <w:lsdException w:name="No List" w:semiHidden="1" w:unhideWhenUsed="1"/>
     <w:lsdException w:name="Outline List 1" w:semiHidden="1" w:unhideWhenUsed="1"/>
@@ -7343,11 +9308,8 @@
     <w:lsdException w:name="Table Contemporary" w:semiHidden="1" w:unhideWhenUsed="1"/>
     <w:lsdException w:name="Table Elegant" w:semiHidden="1" w:unhideWhenUsed="1"/>
     <w:lsdException w:name="Table Professional" w:semiHidden="1" w:unhideWhenUsed="1"/>
-    <w:lsdException w:name="Table Subtle 1" w:semiHidden="1" w:unhideWhenUsed="1"/>
     <w:lsdException w:name="Table Subtle 2" w:semiHidden="1" w:unhideWhenUsed="1"/>
     <w:lsdException w:name="Table Web 1" w:semiHidden="1" w:unhideWhenUsed="1"/>
-    <w:lsdException w:name="Table Web 2" w:semiHidden="1" w:unhideWhenUsed="1"/>
-    <w:lsdException w:name="Table Web 3" w:semiHidden="1" w:unhideWhenUsed="1"/>
     <w:lsdException w:name="Balloon Text" w:semiHidden="1" w:unhideWhenUsed="1"/>
     <w:lsdException w:name="Table Grid" w:uiPriority="59"/>
     <w:lsdException w:name="Table Theme" w:semiHidden="1" w:unhideWhenUsed="1"/>
@@ -7566,6 +9528,11 @@
     <w:lsdException w:name="List Table 5 Dark Accent 6" w:uiPriority="50"/>
     <w:lsdException w:name="List Table 6 Colorful Accent 6" w:uiPriority="51"/>
     <w:lsdException w:name="List Table 7 Colorful Accent 6" w:uiPriority="52"/>
+    <w:lsdException w:name="Mention" w:semiHidden="1" w:unhideWhenUsed="1"/>
+    <w:lsdException w:name="Smart Hyperlink" w:semiHidden="1" w:unhideWhenUsed="1"/>
+    <w:lsdException w:name="Hashtag" w:semiHidden="1" w:unhideWhenUsed="1"/>
+    <w:lsdException w:name="Unresolved Mention" w:semiHidden="1" w:unhideWhenUsed="1"/>
+    <w:lsdException w:name="Smart Link" w:semiHidden="1" w:unhideWhenUsed="1"/>
   </w:latentStyles>
   <w:style w:type="paragraph" w:default="1" w:styleId="a0">
     <w:name w:val="Normal"/>
@@ -7630,6 +9597,7 @@
     <w:basedOn w:val="a0"/>
     <w:next w:val="a1"/>
     <w:link w:val="30"/>
+    <w:uiPriority w:val="9"/>
     <w:qFormat/>
     <w:rsid w:val="009D684C"/>
     <w:pPr>
@@ -7652,6 +9620,7 @@
     <w:name w:val="heading 4"/>
     <w:basedOn w:val="3"/>
     <w:next w:val="a1"/>
+    <w:link w:val="40"/>
     <w:qFormat/>
     <w:rsid w:val="001013BD"/>
     <w:pPr>
@@ -7705,6 +9674,7 @@
     <w:name w:val="Заголовок 3 Знак"/>
     <w:basedOn w:val="a2"/>
     <w:link w:val="3"/>
+    <w:uiPriority w:val="9"/>
     <w:qFormat/>
     <w:rsid w:val="000D771F"/>
     <w:rPr>
@@ -7974,7 +9944,7 @@
       <w:bCs/>
     </w:rPr>
   </w:style>
-  <w:style w:type="paragraph" w:styleId="40">
+  <w:style w:type="paragraph" w:styleId="41">
     <w:name w:val="toc 4"/>
     <w:basedOn w:val="a0"/>
     <w:next w:val="a0"/>
@@ -8117,6 +10087,30 @@
       <w:rFonts w:ascii="Segoe UI" w:hAnsi="Segoe UI" w:cs="Mangal"/>
       <w:sz w:val="18"/>
       <w:szCs w:val="16"/>
+    </w:rPr>
+  </w:style>
+  <w:style w:type="character" w:customStyle="1" w:styleId="40">
+    <w:name w:val="Заголовок 4 Знак"/>
+    <w:basedOn w:val="a2"/>
+    <w:link w:val="4"/>
+    <w:rsid w:val="006F1393"/>
+    <w:rPr>
+      <w:rFonts w:ascii="Times New Roman" w:hAnsi="Times New Roman" w:cs="Cambria"/>
+      <w:b/>
+      <w:bCs/>
+      <w:kern w:val="2"/>
+      <w:sz w:val="28"/>
+      <w:szCs w:val="28"/>
+    </w:rPr>
+  </w:style>
+  <w:style w:type="character" w:styleId="af9">
+    <w:name w:val="Placeholder Text"/>
+    <w:basedOn w:val="a2"/>
+    <w:uiPriority w:val="99"/>
+    <w:semiHidden/>
+    <w:rsid w:val="000D3451"/>
+    <w:rPr>
+      <w:color w:val="808080"/>
     </w:rPr>
   </w:style>
 </w:styles>
@@ -8304,7 +10298,7 @@
 </file>
 
 <file path=customXml/itemProps1.xml><?xml version="1.0" encoding="utf-8"?>
-<ds:datastoreItem xmlns:ds="http://schemas.openxmlformats.org/officeDocument/2006/customXml" ds:itemID="{55D90673-1CE9-4308-9725-64B0EB4A5DA7}">
+<ds:datastoreItem xmlns:ds="http://schemas.openxmlformats.org/officeDocument/2006/customXml" ds:itemID="{66FFAC35-F723-4C7B-B180-07785674E621}">
   <ds:schemaRefs>
     <ds:schemaRef ds:uri="http://schemas.openxmlformats.org/officeDocument/2006/bibliography"/>
   </ds:schemaRefs>

--- a/Report.docx
+++ b/Report.docx
@@ -1,6 +1,6 @@
 
 <file path=word/document.xml><?xml version="1.0" encoding="utf-8"?>
-<w:document xmlns:wpc="http://schemas.microsoft.com/office/word/2010/wordprocessingCanvas" xmlns:cx="http://schemas.microsoft.com/office/drawing/2014/chartex" xmlns:cx1="http://schemas.microsoft.com/office/drawing/2015/9/8/chartex" xmlns:cx2="http://schemas.microsoft.com/office/drawing/2015/10/21/chartex" xmlns:cx3="http://schemas.microsoft.com/office/drawing/2016/5/9/chartex" xmlns:cx4="http://schemas.microsoft.com/office/drawing/2016/5/10/chartex" xmlns:cx5="http://schemas.microsoft.com/office/drawing/2016/5/11/chartex" xmlns:cx6="http://schemas.microsoft.com/office/drawing/2016/5/12/chartex" xmlns:cx7="http://schemas.microsoft.com/office/drawing/2016/5/13/chartex" xmlns:cx8="http://schemas.microsoft.com/office/drawing/2016/5/14/chartex" xmlns:mc="http://schemas.openxmlformats.org/markup-compatibility/2006" xmlns:aink="http://schemas.microsoft.com/office/drawing/2016/ink" xmlns:am3d="http://schemas.microsoft.com/office/drawing/2017/model3d" xmlns:o="urn:schemas-microsoft-com:office:office" xmlns:r="http://schemas.openxmlformats.org/officeDocument/2006/relationships" xmlns:m="http://schemas.openxmlformats.org/officeDocument/2006/math" xmlns:v="urn:schemas-microsoft-com:vml" xmlns:wp14="http://schemas.microsoft.com/office/word/2010/wordprocessingDrawing" xmlns:wp="http://schemas.openxmlformats.org/drawingml/2006/wordprocessingDrawing" xmlns:w10="urn:schemas-microsoft-com:office:word" xmlns:w="http://schemas.openxmlformats.org/wordprocessingml/2006/main" xmlns:w14="http://schemas.microsoft.com/office/word/2010/wordml" xmlns:w15="http://schemas.microsoft.com/office/word/2012/wordml" xmlns:w16cex="http://schemas.microsoft.com/office/word/2018/wordml/cex" xmlns:w16cid="http://schemas.microsoft.com/office/word/2016/wordml/cid" xmlns:w16="http://schemas.microsoft.com/office/word/2018/wordml" xmlns:w16sdtdh="http://schemas.microsoft.com/office/word/2020/wordml/sdtdatahash" xmlns:w16se="http://schemas.microsoft.com/office/word/2015/wordml/symex" xmlns:wpg="http://schemas.microsoft.com/office/word/2010/wordprocessingGroup" xmlns:wpi="http://schemas.microsoft.com/office/word/2010/wordprocessingInk" xmlns:wne="http://schemas.microsoft.com/office/word/2006/wordml" xmlns:wps="http://schemas.microsoft.com/office/word/2010/wordprocessingShape" mc:Ignorable="w14 w15 w16se w16cid w16 w16cex w16sdtdh wp14">
+<w:document xmlns:wpc="http://schemas.microsoft.com/office/word/2010/wordprocessingCanvas" xmlns:cx="http://schemas.microsoft.com/office/drawing/2014/chartex" xmlns:mc="http://schemas.openxmlformats.org/markup-compatibility/2006" xmlns:o="urn:schemas-microsoft-com:office:office" xmlns:r="http://schemas.openxmlformats.org/officeDocument/2006/relationships" xmlns:m="http://schemas.openxmlformats.org/officeDocument/2006/math" xmlns:v="urn:schemas-microsoft-com:vml" xmlns:wp14="http://schemas.microsoft.com/office/word/2010/wordprocessingDrawing" xmlns:wp="http://schemas.openxmlformats.org/drawingml/2006/wordprocessingDrawing" xmlns:w10="urn:schemas-microsoft-com:office:word" xmlns:w="http://schemas.openxmlformats.org/wordprocessingml/2006/main" xmlns:w14="http://schemas.microsoft.com/office/word/2010/wordml" xmlns:w15="http://schemas.microsoft.com/office/word/2012/wordml" xmlns:w16se="http://schemas.microsoft.com/office/word/2015/wordml/symex" xmlns:wpg="http://schemas.microsoft.com/office/word/2010/wordprocessingGroup" xmlns:wpi="http://schemas.microsoft.com/office/word/2010/wordprocessingInk" xmlns:wne="http://schemas.microsoft.com/office/word/2006/wordml" xmlns:wps="http://schemas.microsoft.com/office/word/2010/wordprocessingShape" mc:Ignorable="w14 w15 w16se wp14">
   <w:body>
     <w:p>
       <w:pPr>
@@ -43,10 +43,12 @@
           <w:sz w:val="26"/>
           <w:szCs w:val="26"/>
         </w:rPr>
-        <w:t xml:space="preserve">«ЛЭТИ» им. </w:t>
-      </w:r>
-      <w:proofErr w:type="spellStart"/>
-      <w:r>
+        <w:t>«ЛЭТИ» им. В.И.Ульянова (Ленина)»</w:t>
+      </w:r>
+    </w:p>
+    <w:p>
+      <w:pPr>
+        <w:jc w:val="center"/>
         <w:rPr>
           <w:rFonts w:cs="Times New Roman"/>
           <w:b/>
@@ -54,9 +56,7 @@
           <w:sz w:val="26"/>
           <w:szCs w:val="26"/>
         </w:rPr>
-        <w:t>В.И.Ульянова</w:t>
-      </w:r>
-      <w:proofErr w:type="spellEnd"/>
+      </w:pPr>
       <w:r>
         <w:rPr>
           <w:rFonts w:cs="Times New Roman"/>
@@ -65,51 +65,7 @@
           <w:sz w:val="26"/>
           <w:szCs w:val="26"/>
         </w:rPr>
-        <w:t xml:space="preserve"> (Ленина)»</w:t>
-      </w:r>
-    </w:p>
-    <w:p>
-      <w:pPr>
-        <w:jc w:val="center"/>
-        <w:rPr>
-          <w:rFonts w:cs="Times New Roman"/>
-          <w:b/>
-          <w:bCs/>
-          <w:sz w:val="26"/>
-          <w:szCs w:val="26"/>
-        </w:rPr>
-      </w:pPr>
-      <w:r>
-        <w:rPr>
-          <w:rFonts w:cs="Times New Roman"/>
-          <w:b/>
-          <w:bCs/>
-          <w:sz w:val="26"/>
-          <w:szCs w:val="26"/>
-        </w:rPr>
-        <w:t>(</w:t>
-      </w:r>
-      <w:proofErr w:type="spellStart"/>
-      <w:r>
-        <w:rPr>
-          <w:rFonts w:cs="Times New Roman"/>
-          <w:b/>
-          <w:bCs/>
-          <w:sz w:val="26"/>
-          <w:szCs w:val="26"/>
-        </w:rPr>
-        <w:t>СПбГЭТУ</w:t>
-      </w:r>
-      <w:proofErr w:type="spellEnd"/>
-      <w:r>
-        <w:rPr>
-          <w:rFonts w:cs="Times New Roman"/>
-          <w:b/>
-          <w:bCs/>
-          <w:sz w:val="26"/>
-          <w:szCs w:val="26"/>
-        </w:rPr>
-        <w:t xml:space="preserve"> «ЛЭТИ»)</w:t>
+        <w:t>(СПбГЭТУ «ЛЭТИ»)</w:t>
       </w:r>
     </w:p>
     <w:p>
@@ -377,29 +333,6 @@
     <w:p>
       <w:pPr>
         <w:spacing w:line="336" w:lineRule="auto"/>
-        <w:jc w:val="center"/>
-        <w:rPr>
-          <w:rFonts w:cs="Times New Roman"/>
-          <w:smallCaps/>
-          <w:szCs w:val="28"/>
-        </w:rPr>
-      </w:pPr>
-    </w:p>
-    <w:p>
-      <w:pPr>
-        <w:spacing w:line="336" w:lineRule="auto"/>
-        <w:jc w:val="center"/>
-        <w:rPr>
-          <w:rFonts w:cs="Times New Roman"/>
-          <w:smallCaps/>
-          <w:szCs w:val="28"/>
-        </w:rPr>
-      </w:pPr>
-    </w:p>
-    <w:p>
-      <w:pPr>
-        <w:spacing w:line="336" w:lineRule="auto"/>
-        <w:jc w:val="center"/>
         <w:rPr>
           <w:rFonts w:cs="Times New Roman"/>
           <w:smallCaps/>
@@ -436,8 +369,8 @@
         <w:tblLook w:val="0000" w:firstRow="0" w:lastRow="0" w:firstColumn="0" w:lastColumn="0" w:noHBand="0" w:noVBand="0"/>
       </w:tblPr>
       <w:tblGrid>
-        <w:gridCol w:w="2297"/>
-        <w:gridCol w:w="1783"/>
+        <w:gridCol w:w="2552"/>
+        <w:gridCol w:w="1528"/>
         <w:gridCol w:w="2471"/>
         <w:gridCol w:w="254"/>
         <w:gridCol w:w="2549"/>
@@ -449,7 +382,7 @@
         </w:trPr>
         <w:tc>
           <w:tcPr>
-            <w:tcW w:w="2297" w:type="dxa"/>
+            <w:tcW w:w="2552" w:type="dxa"/>
             <w:vAlign w:val="bottom"/>
           </w:tcPr>
           <w:p>
@@ -462,7 +395,19 @@
               <w:rPr>
                 <w:rFonts w:cs="Times New Roman"/>
               </w:rPr>
-              <w:t xml:space="preserve">Студент гр. </w:t>
+              <w:t>Студент</w:t>
+            </w:r>
+            <w:r>
+              <w:rPr>
+                <w:rFonts w:cs="Times New Roman"/>
+              </w:rPr>
+              <w:t>ы</w:t>
+            </w:r>
+            <w:r>
+              <w:rPr>
+                <w:rFonts w:cs="Times New Roman"/>
+              </w:rPr>
+              <w:t xml:space="preserve"> гр. </w:t>
             </w:r>
             <w:r>
               <w:rPr>
@@ -474,7 +419,7 @@
         </w:tc>
         <w:tc>
           <w:tcPr>
-            <w:tcW w:w="1783" w:type="dxa"/>
+            <w:tcW w:w="1528" w:type="dxa"/>
           </w:tcPr>
           <w:p>
             <w:pPr>
@@ -533,94 +478,17 @@
             <w:r>
               <w:rPr>
                 <w:rFonts w:cs="Times New Roman"/>
-                <w:color w:val="FF0000"/>
                 <w:szCs w:val="28"/>
               </w:rPr>
-              <w:t xml:space="preserve">И.И. Иванов </w:t>
-            </w:r>
-          </w:p>
-        </w:tc>
-      </w:tr>
-      <w:tr>
-        <w:trPr>
-          <w:trHeight w:val="211"/>
-          <w:jc w:val="center"/>
-        </w:trPr>
-        <w:tc>
-          <w:tcPr>
-            <w:tcW w:w="2297" w:type="dxa"/>
-            <w:vAlign w:val="bottom"/>
-          </w:tcPr>
-          <w:p>
-            <w:pPr>
-              <w:snapToGrid w:val="0"/>
+              <w:t>Я.Р. Гизатов</w:t>
+            </w:r>
+            <w:r>
               <w:rPr>
                 <w:rFonts w:cs="Times New Roman"/>
-                <w:i/>
-              </w:rPr>
-            </w:pPr>
-          </w:p>
-        </w:tc>
-        <w:tc>
-          <w:tcPr>
-            <w:tcW w:w="1783" w:type="dxa"/>
-          </w:tcPr>
-          <w:p>
-            <w:pPr>
-              <w:snapToGrid w:val="0"/>
-              <w:jc w:val="center"/>
-              <w:rPr>
-                <w:rFonts w:cs="Times New Roman"/>
-                <w:i/>
-                <w:vertAlign w:val="superscript"/>
-              </w:rPr>
-            </w:pPr>
-          </w:p>
-        </w:tc>
-        <w:tc>
-          <w:tcPr>
-            <w:tcW w:w="2471" w:type="dxa"/>
-            <w:tcBorders>
-              <w:top w:val="single" w:sz="4" w:space="0" w:color="000000"/>
-            </w:tcBorders>
-          </w:tcPr>
-          <w:p>
-            <w:pPr>
-              <w:jc w:val="center"/>
-              <w:rPr>
-                <w:rFonts w:cs="Times New Roman"/>
-                <w:i/>
-              </w:rPr>
-            </w:pPr>
-          </w:p>
-        </w:tc>
-        <w:tc>
-          <w:tcPr>
-            <w:tcW w:w="254" w:type="dxa"/>
-          </w:tcPr>
-          <w:p>
-            <w:pPr>
-              <w:snapToGrid w:val="0"/>
-              <w:rPr>
-                <w:rFonts w:cs="Times New Roman"/>
-                <w:i/>
-              </w:rPr>
-            </w:pPr>
-          </w:p>
-        </w:tc>
-        <w:tc>
-          <w:tcPr>
-            <w:tcW w:w="2549" w:type="dxa"/>
-          </w:tcPr>
-          <w:p>
-            <w:pPr>
-              <w:snapToGrid w:val="0"/>
-              <w:rPr>
-                <w:rFonts w:cs="Times New Roman"/>
-                <w:i/>
-                <w:sz w:val="16"/>
-              </w:rPr>
-            </w:pPr>
+                <w:szCs w:val="28"/>
+              </w:rPr>
+              <w:t xml:space="preserve"> </w:t>
+            </w:r>
           </w:p>
         </w:tc>
       </w:tr>
@@ -631,7 +499,7 @@
         </w:trPr>
         <w:tc>
           <w:tcPr>
-            <w:tcW w:w="2297" w:type="dxa"/>
+            <w:tcW w:w="2552" w:type="dxa"/>
             <w:vAlign w:val="bottom"/>
           </w:tcPr>
           <w:p>
@@ -640,18 +508,11 @@
                 <w:rFonts w:cs="Times New Roman"/>
               </w:rPr>
             </w:pPr>
-            <w:r>
-              <w:rPr>
-                <w:rFonts w:cs="Times New Roman"/>
-              </w:rPr>
-              <w:t>Руководитель</w:t>
-            </w:r>
           </w:p>
         </w:tc>
         <w:tc>
           <w:tcPr>
-            <w:tcW w:w="1783" w:type="dxa"/>
-            <w:vAlign w:val="bottom"/>
+            <w:tcW w:w="1528" w:type="dxa"/>
           </w:tcPr>
           <w:p>
             <w:pPr>
@@ -659,6 +520,7 @@
               <w:jc w:val="center"/>
               <w:rPr>
                 <w:rFonts w:cs="Times New Roman"/>
+                <w:i/>
               </w:rPr>
             </w:pPr>
           </w:p>
@@ -704,6 +566,7 @@
             <w:pPr>
               <w:rPr>
                 <w:rFonts w:cs="Times New Roman"/>
+                <w:szCs w:val="28"/>
               </w:rPr>
             </w:pPr>
             <w:r>
@@ -711,38 +574,298 @@
                 <w:rFonts w:cs="Times New Roman"/>
                 <w:szCs w:val="28"/>
               </w:rPr>
-              <w:t>Т</w:t>
-            </w:r>
-            <w:r>
+              <w:t>Н.С. Стариков</w:t>
+            </w:r>
+          </w:p>
+        </w:tc>
+      </w:tr>
+      <w:tr>
+        <w:trPr>
+          <w:trHeight w:val="397"/>
+          <w:jc w:val="center"/>
+        </w:trPr>
+        <w:tc>
+          <w:tcPr>
+            <w:tcW w:w="2552" w:type="dxa"/>
+            <w:vAlign w:val="bottom"/>
+          </w:tcPr>
+          <w:p>
+            <w:pPr>
+              <w:rPr>
+                <w:rFonts w:cs="Times New Roman"/>
+              </w:rPr>
+            </w:pPr>
+          </w:p>
+        </w:tc>
+        <w:tc>
+          <w:tcPr>
+            <w:tcW w:w="1528" w:type="dxa"/>
+          </w:tcPr>
+          <w:p>
+            <w:pPr>
+              <w:snapToGrid w:val="0"/>
+              <w:jc w:val="center"/>
+              <w:rPr>
+                <w:rFonts w:cs="Times New Roman"/>
+                <w:i/>
+              </w:rPr>
+            </w:pPr>
+          </w:p>
+        </w:tc>
+        <w:tc>
+          <w:tcPr>
+            <w:tcW w:w="2471" w:type="dxa"/>
+            <w:tcBorders>
+              <w:bottom w:val="single" w:sz="4" w:space="0" w:color="000000"/>
+            </w:tcBorders>
+            <w:vAlign w:val="bottom"/>
+          </w:tcPr>
+          <w:p>
+            <w:pPr>
+              <w:snapToGrid w:val="0"/>
+              <w:rPr>
+                <w:rFonts w:cs="Times New Roman"/>
+                <w:i/>
+              </w:rPr>
+            </w:pPr>
+          </w:p>
+        </w:tc>
+        <w:tc>
+          <w:tcPr>
+            <w:tcW w:w="254" w:type="dxa"/>
+          </w:tcPr>
+          <w:p>
+            <w:pPr>
+              <w:snapToGrid w:val="0"/>
+              <w:rPr>
+                <w:rFonts w:cs="Times New Roman"/>
+                <w:i/>
+              </w:rPr>
+            </w:pPr>
+          </w:p>
+        </w:tc>
+        <w:tc>
+          <w:tcPr>
+            <w:tcW w:w="2549" w:type="dxa"/>
+            <w:vAlign w:val="bottom"/>
+          </w:tcPr>
+          <w:p>
+            <w:pPr>
               <w:rPr>
                 <w:rFonts w:cs="Times New Roman"/>
                 <w:szCs w:val="28"/>
               </w:rPr>
-              <w:t>.</w:t>
-            </w:r>
+            </w:pPr>
             <w:r>
               <w:rPr>
                 <w:rFonts w:cs="Times New Roman"/>
                 <w:szCs w:val="28"/>
               </w:rPr>
-              <w:t>Р</w:t>
-            </w:r>
+              <w:t>И.А. Толмачев</w:t>
+            </w:r>
+          </w:p>
+        </w:tc>
+      </w:tr>
+      <w:tr>
+        <w:trPr>
+          <w:trHeight w:val="211"/>
+          <w:jc w:val="center"/>
+        </w:trPr>
+        <w:tc>
+          <w:tcPr>
+            <w:tcW w:w="2552" w:type="dxa"/>
+            <w:vAlign w:val="bottom"/>
+          </w:tcPr>
+          <w:p>
+            <w:pPr>
+              <w:snapToGrid w:val="0"/>
+              <w:rPr>
+                <w:rFonts w:cs="Times New Roman"/>
+                <w:i/>
+              </w:rPr>
+            </w:pPr>
+          </w:p>
+        </w:tc>
+        <w:tc>
+          <w:tcPr>
+            <w:tcW w:w="1528" w:type="dxa"/>
+          </w:tcPr>
+          <w:p>
+            <w:pPr>
+              <w:snapToGrid w:val="0"/>
+              <w:jc w:val="center"/>
+              <w:rPr>
+                <w:rFonts w:cs="Times New Roman"/>
+                <w:i/>
+                <w:vertAlign w:val="superscript"/>
+              </w:rPr>
+            </w:pPr>
+          </w:p>
+        </w:tc>
+        <w:tc>
+          <w:tcPr>
+            <w:tcW w:w="2471" w:type="dxa"/>
+            <w:tcBorders>
+              <w:top w:val="single" w:sz="4" w:space="0" w:color="000000"/>
+            </w:tcBorders>
+          </w:tcPr>
+          <w:p>
+            <w:pPr>
+              <w:jc w:val="center"/>
+              <w:rPr>
+                <w:rFonts w:cs="Times New Roman"/>
+                <w:i/>
+              </w:rPr>
+            </w:pPr>
+          </w:p>
+        </w:tc>
+        <w:tc>
+          <w:tcPr>
+            <w:tcW w:w="254" w:type="dxa"/>
+          </w:tcPr>
+          <w:p>
+            <w:pPr>
+              <w:snapToGrid w:val="0"/>
+              <w:rPr>
+                <w:rFonts w:cs="Times New Roman"/>
+                <w:i/>
+              </w:rPr>
+            </w:pPr>
+          </w:p>
+        </w:tc>
+        <w:tc>
+          <w:tcPr>
+            <w:tcW w:w="2549" w:type="dxa"/>
+          </w:tcPr>
+          <w:p>
+            <w:pPr>
+              <w:snapToGrid w:val="0"/>
+              <w:rPr>
+                <w:rFonts w:cs="Times New Roman"/>
+                <w:i/>
+                <w:sz w:val="16"/>
+              </w:rPr>
+            </w:pPr>
+          </w:p>
+        </w:tc>
+      </w:tr>
+      <w:tr>
+        <w:trPr>
+          <w:trHeight w:val="397"/>
+          <w:jc w:val="center"/>
+        </w:trPr>
+        <w:tc>
+          <w:tcPr>
+            <w:tcW w:w="2552" w:type="dxa"/>
+            <w:vAlign w:val="bottom"/>
+          </w:tcPr>
+          <w:p>
+            <w:pPr>
+              <w:rPr>
+                <w:rFonts w:cs="Times New Roman"/>
+              </w:rPr>
+            </w:pPr>
+            <w:r>
+              <w:rPr>
+                <w:rFonts w:cs="Times New Roman"/>
+              </w:rPr>
+              <w:t>Руководитель</w:t>
+            </w:r>
+          </w:p>
+        </w:tc>
+        <w:tc>
+          <w:tcPr>
+            <w:tcW w:w="1528" w:type="dxa"/>
+            <w:vAlign w:val="bottom"/>
+          </w:tcPr>
+          <w:p>
+            <w:pPr>
+              <w:snapToGrid w:val="0"/>
+              <w:jc w:val="center"/>
+              <w:rPr>
+                <w:rFonts w:cs="Times New Roman"/>
+              </w:rPr>
+            </w:pPr>
+          </w:p>
+        </w:tc>
+        <w:tc>
+          <w:tcPr>
+            <w:tcW w:w="2471" w:type="dxa"/>
+            <w:tcBorders>
+              <w:bottom w:val="single" w:sz="4" w:space="0" w:color="000000"/>
+            </w:tcBorders>
+            <w:vAlign w:val="bottom"/>
+          </w:tcPr>
+          <w:p>
+            <w:pPr>
+              <w:snapToGrid w:val="0"/>
+              <w:rPr>
+                <w:rFonts w:cs="Times New Roman"/>
+                <w:i/>
+              </w:rPr>
+            </w:pPr>
+          </w:p>
+        </w:tc>
+        <w:tc>
+          <w:tcPr>
+            <w:tcW w:w="254" w:type="dxa"/>
+          </w:tcPr>
+          <w:p>
+            <w:pPr>
+              <w:snapToGrid w:val="0"/>
+              <w:rPr>
+                <w:rFonts w:cs="Times New Roman"/>
+                <w:i/>
+              </w:rPr>
+            </w:pPr>
+          </w:p>
+        </w:tc>
+        <w:tc>
+          <w:tcPr>
+            <w:tcW w:w="2549" w:type="dxa"/>
+            <w:vAlign w:val="bottom"/>
+          </w:tcPr>
+          <w:p>
+            <w:pPr>
+              <w:rPr>
+                <w:rFonts w:cs="Times New Roman"/>
+              </w:rPr>
+            </w:pPr>
             <w:r>
               <w:rPr>
                 <w:rFonts w:cs="Times New Roman"/>
                 <w:szCs w:val="28"/>
               </w:rPr>
-              <w:t xml:space="preserve">. </w:t>
-            </w:r>
-            <w:proofErr w:type="spellStart"/>
+              <w:t>Т</w:t>
+            </w:r>
             <w:r>
               <w:rPr>
                 <w:rFonts w:cs="Times New Roman"/>
                 <w:szCs w:val="28"/>
               </w:rPr>
+              <w:t>.</w:t>
+            </w:r>
+            <w:r>
+              <w:rPr>
+                <w:rFonts w:cs="Times New Roman"/>
+                <w:szCs w:val="28"/>
+              </w:rPr>
+              <w:t>Р</w:t>
+            </w:r>
+            <w:r>
+              <w:rPr>
+                <w:rFonts w:cs="Times New Roman"/>
+                <w:szCs w:val="28"/>
+              </w:rPr>
+              <w:t xml:space="preserve">. </w:t>
+            </w:r>
+            <w:r>
+              <w:rPr>
+                <w:rFonts w:cs="Times New Roman"/>
+                <w:szCs w:val="28"/>
+              </w:rPr>
               <w:t>Жангиров</w:t>
             </w:r>
-            <w:proofErr w:type="spellEnd"/>
           </w:p>
         </w:tc>
       </w:tr>
@@ -753,7 +876,7 @@
         </w:trPr>
         <w:tc>
           <w:tcPr>
-            <w:tcW w:w="2297" w:type="dxa"/>
+            <w:tcW w:w="2552" w:type="dxa"/>
             <w:vAlign w:val="bottom"/>
           </w:tcPr>
           <w:p>
@@ -768,7 +891,7 @@
         </w:tc>
         <w:tc>
           <w:tcPr>
-            <w:tcW w:w="1783" w:type="dxa"/>
+            <w:tcW w:w="1528" w:type="dxa"/>
           </w:tcPr>
           <w:p>
             <w:pPr>
@@ -977,15 +1100,77 @@
               <w:rPr>
                 <w:szCs w:val="28"/>
               </w:rPr>
-              <w:t xml:space="preserve">Студент: </w:t>
-            </w:r>
-            <w:r>
-              <w:rPr>
-                <w:rFonts w:cs="Times New Roman"/>
-                <w:color w:val="FF0000"/>
+              <w:t>Студент</w:t>
+            </w:r>
+            <w:r>
+              <w:rPr>
                 <w:szCs w:val="28"/>
               </w:rPr>
-              <w:t>И.И. Иванов</w:t>
+              <w:t>ы</w:t>
+            </w:r>
+            <w:r>
+              <w:rPr>
+                <w:szCs w:val="28"/>
+              </w:rPr>
+              <w:t xml:space="preserve">: </w:t>
+            </w:r>
+            <w:r>
+              <w:rPr>
+                <w:szCs w:val="28"/>
+              </w:rPr>
+              <w:t>Я.Р. Гизатов</w:t>
+            </w:r>
+          </w:p>
+        </w:tc>
+      </w:tr>
+      <w:tr>
+        <w:trPr>
+          <w:jc w:val="center"/>
+        </w:trPr>
+        <w:tc>
+          <w:tcPr>
+            <w:tcW w:w="9354" w:type="dxa"/>
+            <w:gridSpan w:val="3"/>
+          </w:tcPr>
+          <w:p>
+            <w:pPr>
+              <w:spacing w:line="360" w:lineRule="auto"/>
+              <w:ind w:left="1304"/>
+              <w:rPr>
+                <w:szCs w:val="28"/>
+              </w:rPr>
+            </w:pPr>
+            <w:r>
+              <w:rPr>
+                <w:szCs w:val="28"/>
+              </w:rPr>
+              <w:t>Н.С. Стариков</w:t>
+            </w:r>
+          </w:p>
+        </w:tc>
+      </w:tr>
+      <w:tr>
+        <w:trPr>
+          <w:jc w:val="center"/>
+        </w:trPr>
+        <w:tc>
+          <w:tcPr>
+            <w:tcW w:w="9354" w:type="dxa"/>
+            <w:gridSpan w:val="3"/>
+          </w:tcPr>
+          <w:p>
+            <w:pPr>
+              <w:spacing w:line="360" w:lineRule="auto"/>
+              <w:ind w:left="1304"/>
+              <w:rPr>
+                <w:szCs w:val="28"/>
+              </w:rPr>
+            </w:pPr>
+            <w:r>
+              <w:rPr>
+                <w:szCs w:val="28"/>
+              </w:rPr>
+              <w:t>И.А. Толмачев</w:t>
             </w:r>
           </w:p>
         </w:tc>
@@ -1088,21 +1273,7 @@
               <w:rPr>
                 <w:szCs w:val="28"/>
               </w:rPr>
-              <w:t xml:space="preserve">Дан взвешенный неориентированный граф (ребра имеют вес больше 0). Необходимо найти минимальное </w:t>
-            </w:r>
-            <w:proofErr w:type="spellStart"/>
-            <w:r>
-              <w:rPr>
-                <w:szCs w:val="28"/>
-              </w:rPr>
-              <w:t>остовное</w:t>
-            </w:r>
-            <w:proofErr w:type="spellEnd"/>
-            <w:r>
-              <w:rPr>
-                <w:szCs w:val="28"/>
-              </w:rPr>
-              <w:t xml:space="preserve"> дерево для данного графа, используя генетические алгоритмы.</w:t>
+              <w:t>Дан взвешенный неориентированный граф (ребра имеют вес больше 0). Необходимо найти минимальное остовное дерево для данного графа, используя генетические алгоритмы.</w:t>
             </w:r>
           </w:p>
         </w:tc>
@@ -1214,6 +1385,7 @@
               <w:spacing w:line="360" w:lineRule="auto"/>
               <w:rPr>
                 <w:szCs w:val="28"/>
+                <w:lang w:val="en-US"/>
               </w:rPr>
             </w:pPr>
             <w:r>
@@ -1224,10 +1396,36 @@
             </w:r>
             <w:r>
               <w:rPr>
-                <w:color w:val="EE0000"/>
                 <w:szCs w:val="28"/>
-              </w:rPr>
-              <w:t>00.00.0000</w:t>
+                <w:lang w:val="en-US"/>
+              </w:rPr>
+              <w:t>14</w:t>
+            </w:r>
+            <w:r>
+              <w:rPr>
+                <w:szCs w:val="28"/>
+              </w:rPr>
+              <w:t>.</w:t>
+            </w:r>
+            <w:r>
+              <w:rPr>
+                <w:szCs w:val="28"/>
+                <w:lang w:val="en-US"/>
+              </w:rPr>
+              <w:t>07</w:t>
+            </w:r>
+            <w:r>
+              <w:rPr>
+                <w:szCs w:val="28"/>
+              </w:rPr>
+              <w:t>.</w:t>
+            </w:r>
+            <w:r>
+              <w:rPr>
+                <w:szCs w:val="28"/>
+                <w:lang w:val="en-US"/>
+              </w:rPr>
+              <w:t>2026</w:t>
             </w:r>
           </w:p>
         </w:tc>
@@ -1247,6 +1445,7 @@
               <w:spacing w:line="360" w:lineRule="auto"/>
               <w:rPr>
                 <w:szCs w:val="28"/>
+                <w:lang w:val="en-US"/>
               </w:rPr>
             </w:pPr>
             <w:r>
@@ -1257,10 +1456,36 @@
             </w:r>
             <w:r>
               <w:rPr>
-                <w:color w:val="EE0000"/>
                 <w:szCs w:val="28"/>
-              </w:rPr>
-              <w:t>00.00.0000</w:t>
+                <w:lang w:val="en-US"/>
+              </w:rPr>
+              <w:t>14</w:t>
+            </w:r>
+            <w:r>
+              <w:rPr>
+                <w:szCs w:val="28"/>
+              </w:rPr>
+              <w:t>.</w:t>
+            </w:r>
+            <w:r>
+              <w:rPr>
+                <w:szCs w:val="28"/>
+                <w:lang w:val="en-US"/>
+              </w:rPr>
+              <w:t>07</w:t>
+            </w:r>
+            <w:r>
+              <w:rPr>
+                <w:szCs w:val="28"/>
+              </w:rPr>
+              <w:t>.</w:t>
+            </w:r>
+            <w:r>
+              <w:rPr>
+                <w:szCs w:val="28"/>
+                <w:lang w:val="en-US"/>
+              </w:rPr>
+              <w:t>2026</w:t>
             </w:r>
           </w:p>
         </w:tc>
@@ -1306,7 +1531,7 @@
               <w:rPr>
                 <w:szCs w:val="28"/>
               </w:rPr>
-              <w:t>Студент</w:t>
+              <w:t>Студенты</w:t>
             </w:r>
           </w:p>
         </w:tc>
@@ -1341,10 +1566,125 @@
             <w:r>
               <w:rPr>
                 <w:rFonts w:cs="Times New Roman"/>
+                <w:szCs w:val="28"/>
+              </w:rPr>
+              <w:t xml:space="preserve">Я.Р. Гизатов </w:t>
+            </w:r>
+          </w:p>
+        </w:tc>
+      </w:tr>
+      <w:tr>
+        <w:trPr>
+          <w:trHeight w:val="433"/>
+          <w:jc w:val="center"/>
+        </w:trPr>
+        <w:tc>
+          <w:tcPr>
+            <w:tcW w:w="4047" w:type="dxa"/>
+            <w:vAlign w:val="bottom"/>
+          </w:tcPr>
+          <w:p>
+            <w:pPr>
+              <w:rPr>
+                <w:szCs w:val="28"/>
+              </w:rPr>
+            </w:pPr>
+          </w:p>
+        </w:tc>
+        <w:tc>
+          <w:tcPr>
+            <w:tcW w:w="2311" w:type="dxa"/>
+            <w:tcBorders>
+              <w:bottom w:val="single" w:sz="4" w:space="0" w:color="000000"/>
+            </w:tcBorders>
+            <w:vAlign w:val="bottom"/>
+          </w:tcPr>
+          <w:p>
+            <w:pPr>
+              <w:rPr>
+                <w:szCs w:val="28"/>
+              </w:rPr>
+            </w:pPr>
+          </w:p>
+        </w:tc>
+        <w:tc>
+          <w:tcPr>
+            <w:tcW w:w="2996" w:type="dxa"/>
+            <w:vAlign w:val="bottom"/>
+          </w:tcPr>
+          <w:p>
+            <w:pPr>
+              <w:jc w:val="center"/>
+              <w:rPr>
+                <w:rFonts w:cs="Times New Roman"/>
                 <w:color w:val="FF0000"/>
                 <w:szCs w:val="28"/>
               </w:rPr>
-              <w:t xml:space="preserve">И.И. Иванов </w:t>
+            </w:pPr>
+            <w:r>
+              <w:rPr>
+                <w:rFonts w:cs="Times New Roman"/>
+                <w:szCs w:val="28"/>
+              </w:rPr>
+              <w:t>Н.С. Стариков</w:t>
+            </w:r>
+          </w:p>
+        </w:tc>
+      </w:tr>
+      <w:tr>
+        <w:trPr>
+          <w:trHeight w:val="411"/>
+          <w:jc w:val="center"/>
+        </w:trPr>
+        <w:tc>
+          <w:tcPr>
+            <w:tcW w:w="4047" w:type="dxa"/>
+            <w:vAlign w:val="bottom"/>
+          </w:tcPr>
+          <w:p>
+            <w:pPr>
+              <w:rPr>
+                <w:szCs w:val="28"/>
+              </w:rPr>
+            </w:pPr>
+          </w:p>
+        </w:tc>
+        <w:tc>
+          <w:tcPr>
+            <w:tcW w:w="2311" w:type="dxa"/>
+            <w:tcBorders>
+              <w:bottom w:val="single" w:sz="4" w:space="0" w:color="000000"/>
+            </w:tcBorders>
+            <w:vAlign w:val="bottom"/>
+          </w:tcPr>
+          <w:p>
+            <w:pPr>
+              <w:rPr>
+                <w:szCs w:val="28"/>
+              </w:rPr>
+            </w:pPr>
+          </w:p>
+        </w:tc>
+        <w:tc>
+          <w:tcPr>
+            <w:tcW w:w="2996" w:type="dxa"/>
+            <w:vAlign w:val="bottom"/>
+          </w:tcPr>
+          <w:p>
+            <w:pPr>
+              <w:jc w:val="center"/>
+              <w:rPr>
+                <w:rFonts w:cs="Times New Roman"/>
+                <w:color w:val="FF0000"/>
+                <w:szCs w:val="28"/>
+              </w:rPr>
+            </w:pPr>
+            <w:r>
+              <w:rPr>
+                <w:rFonts w:cs="Times New Roman"/>
+                <w:szCs w:val="28"/>
+              </w:rPr>
+              <w:t>И.А. Толмачев</w:t>
             </w:r>
           </w:p>
         </w:tc>
@@ -1430,7 +1770,6 @@
               </w:rPr>
               <w:t xml:space="preserve">. </w:t>
             </w:r>
-            <w:proofErr w:type="spellStart"/>
             <w:r>
               <w:rPr>
                 <w:rFonts w:cs="Times New Roman"/>
@@ -1438,22 +1777,25 @@
               </w:rPr>
               <w:t>Жангиров</w:t>
             </w:r>
-            <w:proofErr w:type="spellEnd"/>
           </w:p>
         </w:tc>
       </w:tr>
     </w:tbl>
     <w:p>
       <w:pPr>
-        <w:pStyle w:val="a1"/>
-        <w:ind w:firstLine="0"/>
-      </w:pPr>
-    </w:p>
-    <w:p>
-      <w:pPr>
-        <w:pStyle w:val="a1"/>
-      </w:pPr>
-      <w:r>
+        <w:jc w:val="left"/>
+        <w:rPr>
+          <w:rFonts w:cs="Times New Roman"/>
+          <w:b/>
+          <w:bCs/>
+          <w:szCs w:val="28"/>
+        </w:rPr>
+      </w:pPr>
+      <w:r>
+        <w:rPr>
+          <w:b/>
+          <w:bCs/>
+        </w:rPr>
         <w:br w:type="page"/>
       </w:r>
     </w:p>
@@ -1481,15 +1823,7 @@
         <w:pStyle w:val="a1"/>
       </w:pPr>
       <w:r>
-        <w:t xml:space="preserve">В отчете представлены результаты выполнения учебной практики, посвященной исследованию и реализации генетического алгоритма для решения задачи поиска минимального </w:t>
-      </w:r>
-      <w:proofErr w:type="spellStart"/>
-      <w:r>
-        <w:t>остовного</w:t>
-      </w:r>
-      <w:proofErr w:type="spellEnd"/>
-      <w:r>
-        <w:t xml:space="preserve"> дерева взвеше</w:t>
+        <w:t>В отчете представлены результаты выполнения учебной практики, посвященной исследованию и реализации генетического алгоритма для решения задачи поиска минимального остовного дерева взвеше</w:t>
       </w:r>
       <w:r>
         <w:t>нного неориентированного графа. Он</w:t>
@@ -1657,7 +1991,7 @@
             </w:rPr>
             <w:fldChar w:fldCharType="separate"/>
           </w:r>
-          <w:hyperlink w:anchor="_Toc234513442" w:history="1">
+          <w:hyperlink w:anchor="_Toc234849627" w:history="1">
             <w:r>
               <w:rPr>
                 <w:rStyle w:val="a7"/>
@@ -1685,7 +2019,7 @@
                 <w:noProof/>
                 <w:webHidden/>
               </w:rPr>
-              <w:instrText xml:space="preserve"> PAGEREF _Toc234513442 \h </w:instrText>
+              <w:instrText xml:space="preserve"> PAGEREF _Toc234849627 \h </w:instrText>
             </w:r>
             <w:r>
               <w:rPr>
@@ -1727,7 +2061,7 @@
               <w:lang w:eastAsia="ru-RU" w:bidi="ar-SA"/>
             </w:rPr>
           </w:pPr>
-          <w:hyperlink w:anchor="_Toc234513443" w:history="1">
+          <w:hyperlink w:anchor="_Toc234849628" w:history="1">
             <w:r>
               <w:rPr>
                 <w:rStyle w:val="a7"/>
@@ -1754,7 +2088,7 @@
                 <w:noProof/>
                 <w:webHidden/>
               </w:rPr>
-              <w:instrText xml:space="preserve"> PAGEREF _Toc234513443 \h </w:instrText>
+              <w:instrText xml:space="preserve"> PAGEREF _Toc234849628 \h </w:instrText>
             </w:r>
             <w:r>
               <w:rPr>
@@ -1796,7 +2130,7 @@
               <w:lang w:eastAsia="ru-RU" w:bidi="ar-SA"/>
             </w:rPr>
           </w:pPr>
-          <w:hyperlink w:anchor="_Toc234513444" w:history="1">
+          <w:hyperlink w:anchor="_Toc234849629" w:history="1">
             <w:r>
               <w:rPr>
                 <w:rStyle w:val="a7"/>
@@ -1823,7 +2157,7 @@
                 <w:noProof/>
                 <w:webHidden/>
               </w:rPr>
-              <w:instrText xml:space="preserve"> PAGEREF _Toc234513444 \h </w:instrText>
+              <w:instrText xml:space="preserve"> PAGEREF _Toc234849629 \h </w:instrText>
             </w:r>
             <w:r>
               <w:rPr>
@@ -1865,7 +2199,7 @@
               <w:lang w:eastAsia="ru-RU" w:bidi="ar-SA"/>
             </w:rPr>
           </w:pPr>
-          <w:hyperlink w:anchor="_Toc234513445" w:history="1">
+          <w:hyperlink w:anchor="_Toc234849630" w:history="1">
             <w:r>
               <w:rPr>
                 <w:rStyle w:val="a7"/>
@@ -1892,7 +2226,7 @@
                 <w:noProof/>
                 <w:webHidden/>
               </w:rPr>
-              <w:instrText xml:space="preserve"> PAGEREF _Toc234513445 \h </w:instrText>
+              <w:instrText xml:space="preserve"> PAGEREF _Toc234849630 \h </w:instrText>
             </w:r>
             <w:r>
               <w:rPr>
@@ -1937,7 +2271,7 @@
               <w:lang w:eastAsia="ru-RU" w:bidi="ar-SA"/>
             </w:rPr>
           </w:pPr>
-          <w:hyperlink w:anchor="_Toc234513446" w:history="1">
+          <w:hyperlink w:anchor="_Toc234849631" w:history="1">
             <w:r>
               <w:rPr>
                 <w:rStyle w:val="a7"/>
@@ -1964,7 +2298,7 @@
                 <w:noProof/>
                 <w:webHidden/>
               </w:rPr>
-              <w:instrText xml:space="preserve"> PAGEREF _Toc234513446 \h </w:instrText>
+              <w:instrText xml:space="preserve"> PAGEREF _Toc234849631 \h </w:instrText>
             </w:r>
             <w:r>
               <w:rPr>
@@ -2009,7 +2343,7 @@
               <w:lang w:eastAsia="ru-RU" w:bidi="ar-SA"/>
             </w:rPr>
           </w:pPr>
-          <w:hyperlink w:anchor="_Toc234513447" w:history="1">
+          <w:hyperlink w:anchor="_Toc234849632" w:history="1">
             <w:r>
               <w:rPr>
                 <w:rStyle w:val="a7"/>
@@ -2036,7 +2370,7 @@
                 <w:noProof/>
                 <w:webHidden/>
               </w:rPr>
-              <w:instrText xml:space="preserve"> PAGEREF _Toc234513447 \h </w:instrText>
+              <w:instrText xml:space="preserve"> PAGEREF _Toc234849632 \h </w:instrText>
             </w:r>
             <w:r>
               <w:rPr>
@@ -2056,7 +2390,7 @@
                 <w:noProof/>
                 <w:webHidden/>
               </w:rPr>
-              <w:t>8</w:t>
+              <w:t>9</w:t>
             </w:r>
             <w:r>
               <w:rPr>
@@ -2081,7 +2415,7 @@
               <w:lang w:eastAsia="ru-RU" w:bidi="ar-SA"/>
             </w:rPr>
           </w:pPr>
-          <w:hyperlink w:anchor="_Toc234513448" w:history="1">
+          <w:hyperlink w:anchor="_Toc234849633" w:history="1">
             <w:r>
               <w:rPr>
                 <w:rStyle w:val="a7"/>
@@ -2108,7 +2442,7 @@
                 <w:noProof/>
                 <w:webHidden/>
               </w:rPr>
-              <w:instrText xml:space="preserve"> PAGEREF _Toc234513448 \h </w:instrText>
+              <w:instrText xml:space="preserve"> PAGEREF _Toc234849633 \h </w:instrText>
             </w:r>
             <w:r>
               <w:rPr>
@@ -2153,7 +2487,7 @@
               <w:lang w:eastAsia="ru-RU" w:bidi="ar-SA"/>
             </w:rPr>
           </w:pPr>
-          <w:hyperlink w:anchor="_Toc234513449" w:history="1">
+          <w:hyperlink w:anchor="_Toc234849634" w:history="1">
             <w:r>
               <w:rPr>
                 <w:rStyle w:val="a7"/>
@@ -2180,7 +2514,7 @@
                 <w:noProof/>
                 <w:webHidden/>
               </w:rPr>
-              <w:instrText xml:space="preserve"> PAGEREF _Toc234513449 \h </w:instrText>
+              <w:instrText xml:space="preserve"> PAGEREF _Toc234849634 \h </w:instrText>
             </w:r>
             <w:r>
               <w:rPr>
@@ -2225,13 +2559,28 @@
               <w:lang w:eastAsia="ru-RU" w:bidi="ar-SA"/>
             </w:rPr>
           </w:pPr>
-          <w:hyperlink w:anchor="_Toc234513450" w:history="1">
+          <w:hyperlink w:anchor="_Toc234849635" w:history="1">
             <w:r>
               <w:rPr>
                 <w:rStyle w:val="a7"/>
                 <w:noProof/>
               </w:rPr>
-              <w:t>1.2.5 Реализация алгоритма</w:t>
+              <w:t>1.2.</w:t>
+            </w:r>
+            <w:r>
+              <w:rPr>
+                <w:rStyle w:val="a7"/>
+                <w:noProof/>
+                <w:lang w:val="en-US"/>
+              </w:rPr>
+              <w:t>5</w:t>
+            </w:r>
+            <w:r>
+              <w:rPr>
+                <w:rStyle w:val="a7"/>
+                <w:noProof/>
+              </w:rPr>
+              <w:t xml:space="preserve"> Разработка графического пользовательского интерфейса</w:t>
             </w:r>
             <w:r>
               <w:rPr>
@@ -2252,7 +2601,7 @@
                 <w:noProof/>
                 <w:webHidden/>
               </w:rPr>
-              <w:instrText xml:space="preserve"> PAGEREF _Toc234513450 \h </w:instrText>
+              <w:instrText xml:space="preserve"> PAGEREF _Toc234849635 \h </w:instrText>
             </w:r>
             <w:r>
               <w:rPr>
@@ -2297,13 +2646,28 @@
               <w:lang w:eastAsia="ru-RU" w:bidi="ar-SA"/>
             </w:rPr>
           </w:pPr>
-          <w:hyperlink w:anchor="_Toc234513451" w:history="1">
+          <w:hyperlink w:anchor="_Toc234849636" w:history="1">
             <w:r>
               <w:rPr>
                 <w:rStyle w:val="a7"/>
                 <w:noProof/>
               </w:rPr>
-              <w:t>1.2.6 Разработка графического пользовательского интерфейса</w:t>
+              <w:t>1.2.</w:t>
+            </w:r>
+            <w:r>
+              <w:rPr>
+                <w:rStyle w:val="a7"/>
+                <w:noProof/>
+                <w:lang w:val="en-US"/>
+              </w:rPr>
+              <w:t>6</w:t>
+            </w:r>
+            <w:r>
+              <w:rPr>
+                <w:rStyle w:val="a7"/>
+                <w:noProof/>
+              </w:rPr>
+              <w:t xml:space="preserve"> Реализация способов задания исходных данных</w:t>
             </w:r>
             <w:r>
               <w:rPr>
@@ -2324,7 +2688,7 @@
                 <w:noProof/>
                 <w:webHidden/>
               </w:rPr>
-              <w:instrText xml:space="preserve"> PAGEREF _Toc234513451 \h </w:instrText>
+              <w:instrText xml:space="preserve"> PAGEREF _Toc234849636 \h </w:instrText>
             </w:r>
             <w:r>
               <w:rPr>
@@ -2369,13 +2733,13 @@
               <w:lang w:eastAsia="ru-RU" w:bidi="ar-SA"/>
             </w:rPr>
           </w:pPr>
-          <w:hyperlink w:anchor="_Toc234513452" w:history="1">
+          <w:hyperlink w:anchor="_Toc234849637" w:history="1">
             <w:r>
               <w:rPr>
                 <w:rStyle w:val="a7"/>
                 <w:noProof/>
               </w:rPr>
-              <w:t>1.2.7 Реализация способов задания исходных данных</w:t>
+              <w:t>1.2.7 Анализ результатов</w:t>
             </w:r>
             <w:r>
               <w:rPr>
@@ -2396,7 +2760,7 @@
                 <w:noProof/>
                 <w:webHidden/>
               </w:rPr>
-              <w:instrText xml:space="preserve"> PAGEREF _Toc234513452 \h </w:instrText>
+              <w:instrText xml:space="preserve"> PAGEREF _Toc234849637 \h </w:instrText>
             </w:r>
             <w:r>
               <w:rPr>
@@ -2416,7 +2780,352 @@
                 <w:noProof/>
                 <w:webHidden/>
               </w:rPr>
-              <w:t>10</w:t>
+              <w:t>9</w:t>
+            </w:r>
+            <w:r>
+              <w:rPr>
+                <w:noProof/>
+                <w:webHidden/>
+              </w:rPr>
+              <w:fldChar w:fldCharType="end"/>
+            </w:r>
+          </w:hyperlink>
+        </w:p>
+        <w:p>
+          <w:pPr>
+            <w:pStyle w:val="20"/>
+            <w:rPr>
+              <w:rFonts w:asciiTheme="minorHAnsi" w:eastAsiaTheme="minorEastAsia" w:hAnsiTheme="minorHAnsi" w:cstheme="minorBidi"/>
+              <w:noProof/>
+              <w:sz w:val="22"/>
+              <w:szCs w:val="22"/>
+              <w:lang w:eastAsia="ru-RU" w:bidi="ar-SA"/>
+            </w:rPr>
+          </w:pPr>
+          <w:hyperlink w:anchor="_Toc234849638" w:history="1">
+            <w:r>
+              <w:rPr>
+                <w:rStyle w:val="a7"/>
+                <w:noProof/>
+              </w:rPr>
+              <w:t>2 РЕЗУЛЬТАТЫ РАБОТЫ</w:t>
+            </w:r>
+            <w:r>
+              <w:rPr>
+                <w:noProof/>
+                <w:webHidden/>
+              </w:rPr>
+              <w:tab/>
+            </w:r>
+            <w:r>
+              <w:rPr>
+                <w:noProof/>
+                <w:webHidden/>
+              </w:rPr>
+              <w:fldChar w:fldCharType="begin"/>
+            </w:r>
+            <w:r>
+              <w:rPr>
+                <w:noProof/>
+                <w:webHidden/>
+              </w:rPr>
+              <w:instrText xml:space="preserve"> PAGEREF _Toc234849638 \h </w:instrText>
+            </w:r>
+            <w:r>
+              <w:rPr>
+                <w:noProof/>
+                <w:webHidden/>
+              </w:rPr>
+            </w:r>
+            <w:r>
+              <w:rPr>
+                <w:noProof/>
+                <w:webHidden/>
+              </w:rPr>
+              <w:fldChar w:fldCharType="separate"/>
+            </w:r>
+            <w:r>
+              <w:rPr>
+                <w:noProof/>
+                <w:webHidden/>
+              </w:rPr>
+              <w:t>11</w:t>
+            </w:r>
+            <w:r>
+              <w:rPr>
+                <w:noProof/>
+                <w:webHidden/>
+              </w:rPr>
+              <w:fldChar w:fldCharType="end"/>
+            </w:r>
+          </w:hyperlink>
+        </w:p>
+        <w:p>
+          <w:pPr>
+            <w:pStyle w:val="31"/>
+            <w:rPr>
+              <w:rFonts w:asciiTheme="minorHAnsi" w:eastAsiaTheme="minorEastAsia" w:hAnsiTheme="minorHAnsi" w:cstheme="minorBidi"/>
+              <w:noProof/>
+              <w:sz w:val="22"/>
+              <w:szCs w:val="22"/>
+              <w:lang w:eastAsia="ru-RU" w:bidi="ar-SA"/>
+            </w:rPr>
+          </w:pPr>
+          <w:hyperlink w:anchor="_Toc234849639" w:history="1">
+            <w:r>
+              <w:rPr>
+                <w:rStyle w:val="a7"/>
+                <w:noProof/>
+              </w:rPr>
+              <w:t>2.1 Распределение ролей в бригаде</w:t>
+            </w:r>
+            <w:r>
+              <w:rPr>
+                <w:noProof/>
+                <w:webHidden/>
+              </w:rPr>
+              <w:tab/>
+            </w:r>
+            <w:r>
+              <w:rPr>
+                <w:noProof/>
+                <w:webHidden/>
+              </w:rPr>
+              <w:fldChar w:fldCharType="begin"/>
+            </w:r>
+            <w:r>
+              <w:rPr>
+                <w:noProof/>
+                <w:webHidden/>
+              </w:rPr>
+              <w:instrText xml:space="preserve"> PAGEREF _Toc234849639 \h </w:instrText>
+            </w:r>
+            <w:r>
+              <w:rPr>
+                <w:noProof/>
+                <w:webHidden/>
+              </w:rPr>
+            </w:r>
+            <w:r>
+              <w:rPr>
+                <w:noProof/>
+                <w:webHidden/>
+              </w:rPr>
+              <w:fldChar w:fldCharType="separate"/>
+            </w:r>
+            <w:r>
+              <w:rPr>
+                <w:noProof/>
+                <w:webHidden/>
+              </w:rPr>
+              <w:t>11</w:t>
+            </w:r>
+            <w:r>
+              <w:rPr>
+                <w:noProof/>
+                <w:webHidden/>
+              </w:rPr>
+              <w:fldChar w:fldCharType="end"/>
+            </w:r>
+          </w:hyperlink>
+        </w:p>
+        <w:p>
+          <w:pPr>
+            <w:pStyle w:val="31"/>
+            <w:rPr>
+              <w:rFonts w:asciiTheme="minorHAnsi" w:eastAsiaTheme="minorEastAsia" w:hAnsiTheme="minorHAnsi" w:cstheme="minorBidi"/>
+              <w:noProof/>
+              <w:sz w:val="22"/>
+              <w:szCs w:val="22"/>
+              <w:lang w:eastAsia="ru-RU" w:bidi="ar-SA"/>
+            </w:rPr>
+          </w:pPr>
+          <w:hyperlink w:anchor="_Toc234849640" w:history="1">
+            <w:r>
+              <w:rPr>
+                <w:rStyle w:val="a7"/>
+                <w:noProof/>
+              </w:rPr>
+              <w:t>2.2 Проектирование формата хранения графа</w:t>
+            </w:r>
+            <w:r>
+              <w:rPr>
+                <w:noProof/>
+                <w:webHidden/>
+              </w:rPr>
+              <w:tab/>
+            </w:r>
+            <w:r>
+              <w:rPr>
+                <w:noProof/>
+                <w:webHidden/>
+              </w:rPr>
+              <w:fldChar w:fldCharType="begin"/>
+            </w:r>
+            <w:r>
+              <w:rPr>
+                <w:noProof/>
+                <w:webHidden/>
+              </w:rPr>
+              <w:instrText xml:space="preserve"> PAGEREF _Toc234849640 \h </w:instrText>
+            </w:r>
+            <w:r>
+              <w:rPr>
+                <w:noProof/>
+                <w:webHidden/>
+              </w:rPr>
+            </w:r>
+            <w:r>
+              <w:rPr>
+                <w:noProof/>
+                <w:webHidden/>
+              </w:rPr>
+              <w:fldChar w:fldCharType="separate"/>
+            </w:r>
+            <w:r>
+              <w:rPr>
+                <w:noProof/>
+                <w:webHidden/>
+              </w:rPr>
+              <w:t>11</w:t>
+            </w:r>
+            <w:r>
+              <w:rPr>
+                <w:noProof/>
+                <w:webHidden/>
+              </w:rPr>
+              <w:fldChar w:fldCharType="end"/>
+            </w:r>
+          </w:hyperlink>
+        </w:p>
+        <w:p>
+          <w:pPr>
+            <w:pStyle w:val="31"/>
+            <w:rPr>
+              <w:rFonts w:asciiTheme="minorHAnsi" w:eastAsiaTheme="minorEastAsia" w:hAnsiTheme="minorHAnsi" w:cstheme="minorBidi"/>
+              <w:noProof/>
+              <w:sz w:val="22"/>
+              <w:szCs w:val="22"/>
+              <w:lang w:eastAsia="ru-RU" w:bidi="ar-SA"/>
+            </w:rPr>
+          </w:pPr>
+          <w:hyperlink w:anchor="_Toc234849641" w:history="1">
+            <w:r>
+              <w:rPr>
+                <w:rStyle w:val="a7"/>
+                <w:noProof/>
+              </w:rPr>
+              <w:t>2.3 Генерация случайного графа</w:t>
+            </w:r>
+            <w:r>
+              <w:rPr>
+                <w:noProof/>
+                <w:webHidden/>
+              </w:rPr>
+              <w:tab/>
+            </w:r>
+            <w:r>
+              <w:rPr>
+                <w:noProof/>
+                <w:webHidden/>
+              </w:rPr>
+              <w:fldChar w:fldCharType="begin"/>
+            </w:r>
+            <w:r>
+              <w:rPr>
+                <w:noProof/>
+                <w:webHidden/>
+              </w:rPr>
+              <w:instrText xml:space="preserve"> PAGEREF _Toc234849641 \h </w:instrText>
+            </w:r>
+            <w:r>
+              <w:rPr>
+                <w:noProof/>
+                <w:webHidden/>
+              </w:rPr>
+            </w:r>
+            <w:r>
+              <w:rPr>
+                <w:noProof/>
+                <w:webHidden/>
+              </w:rPr>
+              <w:fldChar w:fldCharType="separate"/>
+            </w:r>
+            <w:r>
+              <w:rPr>
+                <w:noProof/>
+                <w:webHidden/>
+              </w:rPr>
+              <w:t>12</w:t>
+            </w:r>
+            <w:r>
+              <w:rPr>
+                <w:noProof/>
+                <w:webHidden/>
+              </w:rPr>
+              <w:fldChar w:fldCharType="end"/>
+            </w:r>
+          </w:hyperlink>
+        </w:p>
+        <w:p>
+          <w:pPr>
+            <w:pStyle w:val="31"/>
+            <w:rPr>
+              <w:rFonts w:asciiTheme="minorHAnsi" w:eastAsiaTheme="minorEastAsia" w:hAnsiTheme="minorHAnsi" w:cstheme="minorBidi"/>
+              <w:noProof/>
+              <w:sz w:val="22"/>
+              <w:szCs w:val="22"/>
+              <w:lang w:eastAsia="ru-RU" w:bidi="ar-SA"/>
+            </w:rPr>
+          </w:pPr>
+          <w:hyperlink w:anchor="_Toc234849642" w:history="1">
+            <w:r>
+              <w:rPr>
+                <w:rStyle w:val="a7"/>
+                <w:noProof/>
+              </w:rPr>
+              <w:t>2.4 Проектирование программного решения для генетического алгоритма</w:t>
+            </w:r>
+            <w:r>
+              <w:rPr>
+                <w:noProof/>
+                <w:webHidden/>
+              </w:rPr>
+              <w:tab/>
+            </w:r>
+            <w:r>
+              <w:rPr>
+                <w:noProof/>
+                <w:webHidden/>
+              </w:rPr>
+              <w:fldChar w:fldCharType="begin"/>
+            </w:r>
+            <w:r>
+              <w:rPr>
+                <w:noProof/>
+                <w:webHidden/>
+              </w:rPr>
+              <w:instrText xml:space="preserve"> PAGEREF _Toc234849642 \h </w:instrText>
+            </w:r>
+            <w:r>
+              <w:rPr>
+                <w:noProof/>
+                <w:webHidden/>
+              </w:rPr>
+            </w:r>
+            <w:r>
+              <w:rPr>
+                <w:noProof/>
+                <w:webHidden/>
+              </w:rPr>
+              <w:fldChar w:fldCharType="separate"/>
+            </w:r>
+            <w:r>
+              <w:rPr>
+                <w:noProof/>
+                <w:webHidden/>
+              </w:rPr>
+              <w:t>12</w:t>
             </w:r>
             <w:r>
               <w:rPr>
@@ -2441,13 +3150,13 @@
               <w:lang w:eastAsia="ru-RU" w:bidi="ar-SA"/>
             </w:rPr>
           </w:pPr>
-          <w:hyperlink w:anchor="_Toc234513453" w:history="1">
+          <w:hyperlink w:anchor="_Toc234849643" w:history="1">
             <w:r>
               <w:rPr>
                 <w:rStyle w:val="a7"/>
                 <w:noProof/>
               </w:rPr>
-              <w:t>1.2.8 Тестирование программного средства</w:t>
+              <w:t>2.4.1 Представление особи</w:t>
             </w:r>
             <w:r>
               <w:rPr>
@@ -2468,7 +3177,7 @@
                 <w:noProof/>
                 <w:webHidden/>
               </w:rPr>
-              <w:instrText xml:space="preserve"> PAGEREF _Toc234513453 \h </w:instrText>
+              <w:instrText xml:space="preserve"> PAGEREF _Toc234849643 \h </w:instrText>
             </w:r>
             <w:r>
               <w:rPr>
@@ -2488,7 +3197,7 @@
                 <w:noProof/>
                 <w:webHidden/>
               </w:rPr>
-              <w:t>10</w:t>
+              <w:t>12</w:t>
             </w:r>
             <w:r>
               <w:rPr>
@@ -2513,13 +3222,13 @@
               <w:lang w:eastAsia="ru-RU" w:bidi="ar-SA"/>
             </w:rPr>
           </w:pPr>
-          <w:hyperlink w:anchor="_Toc234513454" w:history="1">
+          <w:hyperlink w:anchor="_Toc234849644" w:history="1">
             <w:r>
               <w:rPr>
                 <w:rStyle w:val="a7"/>
                 <w:noProof/>
               </w:rPr>
-              <w:t>1.2.9 Анализ результатов</w:t>
+              <w:t>2.4.2 Функция исправления решения</w:t>
             </w:r>
             <w:r>
               <w:rPr>
@@ -2540,7 +3249,7 @@
                 <w:noProof/>
                 <w:webHidden/>
               </w:rPr>
-              <w:instrText xml:space="preserve"> PAGEREF _Toc234513454 \h </w:instrText>
+              <w:instrText xml:space="preserve"> PAGEREF _Toc234849644 \h </w:instrText>
             </w:r>
             <w:r>
               <w:rPr>
@@ -2560,145 +3269,7 @@
                 <w:noProof/>
                 <w:webHidden/>
               </w:rPr>
-              <w:t>10</w:t>
-            </w:r>
-            <w:r>
-              <w:rPr>
-                <w:noProof/>
-                <w:webHidden/>
-              </w:rPr>
-              <w:fldChar w:fldCharType="end"/>
-            </w:r>
-          </w:hyperlink>
-        </w:p>
-        <w:p>
-          <w:pPr>
-            <w:pStyle w:val="20"/>
-            <w:rPr>
-              <w:rFonts w:asciiTheme="minorHAnsi" w:eastAsiaTheme="minorEastAsia" w:hAnsiTheme="minorHAnsi" w:cstheme="minorBidi"/>
-              <w:noProof/>
-              <w:sz w:val="22"/>
-              <w:szCs w:val="22"/>
-              <w:lang w:eastAsia="ru-RU" w:bidi="ar-SA"/>
-            </w:rPr>
-          </w:pPr>
-          <w:hyperlink w:anchor="_Toc234513455" w:history="1">
-            <w:r>
-              <w:rPr>
-                <w:rStyle w:val="a7"/>
-                <w:noProof/>
-              </w:rPr>
-              <w:t>2 РЕЗУЛЬТАТЫ РАБОТЫ</w:t>
-            </w:r>
-            <w:r>
-              <w:rPr>
-                <w:noProof/>
-                <w:webHidden/>
-              </w:rPr>
-              <w:tab/>
-            </w:r>
-            <w:r>
-              <w:rPr>
-                <w:noProof/>
-                <w:webHidden/>
-              </w:rPr>
-              <w:fldChar w:fldCharType="begin"/>
-            </w:r>
-            <w:r>
-              <w:rPr>
-                <w:noProof/>
-                <w:webHidden/>
-              </w:rPr>
-              <w:instrText xml:space="preserve"> PAGEREF _Toc234513455 \h </w:instrText>
-            </w:r>
-            <w:r>
-              <w:rPr>
-                <w:noProof/>
-                <w:webHidden/>
-              </w:rPr>
-            </w:r>
-            <w:r>
-              <w:rPr>
-                <w:noProof/>
-                <w:webHidden/>
-              </w:rPr>
-              <w:fldChar w:fldCharType="separate"/>
-            </w:r>
-            <w:r>
-              <w:rPr>
-                <w:noProof/>
-                <w:webHidden/>
-              </w:rPr>
-              <w:t>11</w:t>
-            </w:r>
-            <w:r>
-              <w:rPr>
-                <w:noProof/>
-                <w:webHidden/>
-              </w:rPr>
-              <w:fldChar w:fldCharType="end"/>
-            </w:r>
-          </w:hyperlink>
-        </w:p>
-        <w:p>
-          <w:pPr>
-            <w:pStyle w:val="31"/>
-            <w:rPr>
-              <w:rFonts w:asciiTheme="minorHAnsi" w:eastAsiaTheme="minorEastAsia" w:hAnsiTheme="minorHAnsi" w:cstheme="minorBidi"/>
-              <w:noProof/>
-              <w:sz w:val="22"/>
-              <w:szCs w:val="22"/>
-              <w:lang w:eastAsia="ru-RU" w:bidi="ar-SA"/>
-            </w:rPr>
-          </w:pPr>
-          <w:hyperlink w:anchor="_Toc234513456" w:history="1">
-            <w:r>
-              <w:rPr>
-                <w:rStyle w:val="a7"/>
-                <w:noProof/>
-              </w:rPr>
-              <w:t>2.1 Проектирование представления входных данных и генерации случайного графа</w:t>
-            </w:r>
-            <w:r>
-              <w:rPr>
-                <w:noProof/>
-                <w:webHidden/>
-              </w:rPr>
-              <w:tab/>
-            </w:r>
-            <w:r>
-              <w:rPr>
-                <w:noProof/>
-                <w:webHidden/>
-              </w:rPr>
-              <w:fldChar w:fldCharType="begin"/>
-            </w:r>
-            <w:r>
-              <w:rPr>
-                <w:noProof/>
-                <w:webHidden/>
-              </w:rPr>
-              <w:instrText xml:space="preserve"> PAGEREF _Toc234513456 \h </w:instrText>
-            </w:r>
-            <w:r>
-              <w:rPr>
-                <w:noProof/>
-                <w:webHidden/>
-              </w:rPr>
-            </w:r>
-            <w:r>
-              <w:rPr>
-                <w:noProof/>
-                <w:webHidden/>
-              </w:rPr>
-              <w:fldChar w:fldCharType="separate"/>
-            </w:r>
-            <w:r>
-              <w:rPr>
-                <w:noProof/>
-                <w:webHidden/>
-              </w:rPr>
-              <w:t>11</w:t>
+              <w:t>13</w:t>
             </w:r>
             <w:r>
               <w:rPr>
@@ -2723,13 +3294,13 @@
               <w:lang w:eastAsia="ru-RU" w:bidi="ar-SA"/>
             </w:rPr>
           </w:pPr>
-          <w:hyperlink w:anchor="_Toc234513457" w:history="1">
+          <w:hyperlink w:anchor="_Toc234849645" w:history="1">
             <w:r>
               <w:rPr>
                 <w:rStyle w:val="a7"/>
                 <w:noProof/>
               </w:rPr>
-              <w:t>2.1.1 Формат хранения данных</w:t>
+              <w:t>2.4.3 Функция приспособленности</w:t>
             </w:r>
             <w:r>
               <w:rPr>
@@ -2750,7 +3321,7 @@
                 <w:noProof/>
                 <w:webHidden/>
               </w:rPr>
-              <w:instrText xml:space="preserve"> PAGEREF _Toc234513457 \h </w:instrText>
+              <w:instrText xml:space="preserve"> PAGEREF _Toc234849645 \h </w:instrText>
             </w:r>
             <w:r>
               <w:rPr>
@@ -2770,7 +3341,7 @@
                 <w:noProof/>
                 <w:webHidden/>
               </w:rPr>
-              <w:t>11</w:t>
+              <w:t>14</w:t>
             </w:r>
             <w:r>
               <w:rPr>
@@ -2795,13 +3366,13 @@
               <w:lang w:eastAsia="ru-RU" w:bidi="ar-SA"/>
             </w:rPr>
           </w:pPr>
-          <w:hyperlink w:anchor="_Toc234513458" w:history="1">
+          <w:hyperlink w:anchor="_Toc234849646" w:history="1">
             <w:r>
               <w:rPr>
                 <w:rStyle w:val="a7"/>
                 <w:noProof/>
               </w:rPr>
-              <w:t>2.2.1 Генерация случайного графа</w:t>
+              <w:t>2.4.4 Оператор отбора</w:t>
             </w:r>
             <w:r>
               <w:rPr>
@@ -2822,7 +3393,7 @@
                 <w:noProof/>
                 <w:webHidden/>
               </w:rPr>
-              <w:instrText xml:space="preserve"> PAGEREF _Toc234513458 \h </w:instrText>
+              <w:instrText xml:space="preserve"> PAGEREF _Toc234849646 \h </w:instrText>
             </w:r>
             <w:r>
               <w:rPr>
@@ -2842,76 +3413,7 @@
                 <w:noProof/>
                 <w:webHidden/>
               </w:rPr>
-              <w:t>11</w:t>
-            </w:r>
-            <w:r>
-              <w:rPr>
-                <w:noProof/>
-                <w:webHidden/>
-              </w:rPr>
-              <w:fldChar w:fldCharType="end"/>
-            </w:r>
-          </w:hyperlink>
-        </w:p>
-        <w:p>
-          <w:pPr>
-            <w:pStyle w:val="31"/>
-            <w:rPr>
-              <w:rFonts w:asciiTheme="minorHAnsi" w:eastAsiaTheme="minorEastAsia" w:hAnsiTheme="minorHAnsi" w:cstheme="minorBidi"/>
-              <w:noProof/>
-              <w:sz w:val="22"/>
-              <w:szCs w:val="22"/>
-              <w:lang w:eastAsia="ru-RU" w:bidi="ar-SA"/>
-            </w:rPr>
-          </w:pPr>
-          <w:hyperlink w:anchor="_Toc234513459" w:history="1">
-            <w:r>
-              <w:rPr>
-                <w:rStyle w:val="a7"/>
-                <w:noProof/>
-              </w:rPr>
-              <w:t>2.2 Проектирование программного решения для генетического алгоритма</w:t>
-            </w:r>
-            <w:r>
-              <w:rPr>
-                <w:noProof/>
-                <w:webHidden/>
-              </w:rPr>
-              <w:tab/>
-            </w:r>
-            <w:r>
-              <w:rPr>
-                <w:noProof/>
-                <w:webHidden/>
-              </w:rPr>
-              <w:fldChar w:fldCharType="begin"/>
-            </w:r>
-            <w:r>
-              <w:rPr>
-                <w:noProof/>
-                <w:webHidden/>
-              </w:rPr>
-              <w:instrText xml:space="preserve"> PAGEREF _Toc234513459 \h </w:instrText>
-            </w:r>
-            <w:r>
-              <w:rPr>
-                <w:noProof/>
-                <w:webHidden/>
-              </w:rPr>
-            </w:r>
-            <w:r>
-              <w:rPr>
-                <w:noProof/>
-                <w:webHidden/>
-              </w:rPr>
-              <w:fldChar w:fldCharType="separate"/>
-            </w:r>
-            <w:r>
-              <w:rPr>
-                <w:noProof/>
-                <w:webHidden/>
-              </w:rPr>
-              <w:t>13</w:t>
+              <w:t>14</w:t>
             </w:r>
             <w:r>
               <w:rPr>
@@ -2936,13 +3438,13 @@
               <w:lang w:eastAsia="ru-RU" w:bidi="ar-SA"/>
             </w:rPr>
           </w:pPr>
-          <w:hyperlink w:anchor="_Toc234513460" w:history="1">
+          <w:hyperlink w:anchor="_Toc234849647" w:history="1">
             <w:r>
               <w:rPr>
                 <w:rStyle w:val="a7"/>
                 <w:noProof/>
               </w:rPr>
-              <w:t>2.2.1 Представление особи</w:t>
+              <w:t>2.4.5 Оператор скрещивания</w:t>
             </w:r>
             <w:r>
               <w:rPr>
@@ -2963,7 +3465,7 @@
                 <w:noProof/>
                 <w:webHidden/>
               </w:rPr>
-              <w:instrText xml:space="preserve"> PAGEREF _Toc234513460 \h </w:instrText>
+              <w:instrText xml:space="preserve"> PAGEREF _Toc234849647 \h </w:instrText>
             </w:r>
             <w:r>
               <w:rPr>
@@ -2983,7 +3485,7 @@
                 <w:noProof/>
                 <w:webHidden/>
               </w:rPr>
-              <w:t>13</w:t>
+              <w:t>15</w:t>
             </w:r>
             <w:r>
               <w:rPr>
@@ -3008,13 +3510,13 @@
               <w:lang w:eastAsia="ru-RU" w:bidi="ar-SA"/>
             </w:rPr>
           </w:pPr>
-          <w:hyperlink w:anchor="_Toc234513461" w:history="1">
+          <w:hyperlink w:anchor="_Toc234849648" w:history="1">
             <w:r>
               <w:rPr>
                 <w:rStyle w:val="a7"/>
                 <w:noProof/>
               </w:rPr>
-              <w:t>2.2.2 Функция исправления решения</w:t>
+              <w:t>2.4.6 Оператор мутации</w:t>
             </w:r>
             <w:r>
               <w:rPr>
@@ -3035,7 +3537,7 @@
                 <w:noProof/>
                 <w:webHidden/>
               </w:rPr>
-              <w:instrText xml:space="preserve"> PAGEREF _Toc234513461 \h </w:instrText>
+              <w:instrText xml:space="preserve"> PAGEREF _Toc234849648 \h </w:instrText>
             </w:r>
             <w:r>
               <w:rPr>
@@ -3055,7 +3557,7 @@
                 <w:noProof/>
                 <w:webHidden/>
               </w:rPr>
-              <w:t>13</w:t>
+              <w:t>16</w:t>
             </w:r>
             <w:r>
               <w:rPr>
@@ -3080,13 +3582,13 @@
               <w:lang w:eastAsia="ru-RU" w:bidi="ar-SA"/>
             </w:rPr>
           </w:pPr>
-          <w:hyperlink w:anchor="_Toc234513462" w:history="1">
+          <w:hyperlink w:anchor="_Toc234849649" w:history="1">
             <w:r>
               <w:rPr>
                 <w:rStyle w:val="a7"/>
                 <w:noProof/>
               </w:rPr>
-              <w:t>2.2.3 Функция приспособленности</w:t>
+              <w:t>2.4.7 Критерий завершения алгоритма</w:t>
             </w:r>
             <w:r>
               <w:rPr>
@@ -3107,7 +3609,7 @@
                 <w:noProof/>
                 <w:webHidden/>
               </w:rPr>
-              <w:instrText xml:space="preserve"> PAGEREF _Toc234513462 \h </w:instrText>
+              <w:instrText xml:space="preserve"> PAGEREF _Toc234849649 \h </w:instrText>
             </w:r>
             <w:r>
               <w:rPr>
@@ -3127,7 +3629,76 @@
                 <w:noProof/>
                 <w:webHidden/>
               </w:rPr>
-              <w:t>14</w:t>
+              <w:t>16</w:t>
+            </w:r>
+            <w:r>
+              <w:rPr>
+                <w:noProof/>
+                <w:webHidden/>
+              </w:rPr>
+              <w:fldChar w:fldCharType="end"/>
+            </w:r>
+          </w:hyperlink>
+        </w:p>
+        <w:p>
+          <w:pPr>
+            <w:pStyle w:val="31"/>
+            <w:rPr>
+              <w:rFonts w:asciiTheme="minorHAnsi" w:eastAsiaTheme="minorEastAsia" w:hAnsiTheme="minorHAnsi" w:cstheme="minorBidi"/>
+              <w:noProof/>
+              <w:sz w:val="22"/>
+              <w:szCs w:val="22"/>
+              <w:lang w:eastAsia="ru-RU" w:bidi="ar-SA"/>
+            </w:rPr>
+          </w:pPr>
+          <w:hyperlink w:anchor="_Toc234849650" w:history="1">
+            <w:r>
+              <w:rPr>
+                <w:rStyle w:val="a7"/>
+                <w:noProof/>
+              </w:rPr>
+              <w:t>2.5 Проектирование графического интерфейса</w:t>
+            </w:r>
+            <w:r>
+              <w:rPr>
+                <w:noProof/>
+                <w:webHidden/>
+              </w:rPr>
+              <w:tab/>
+            </w:r>
+            <w:r>
+              <w:rPr>
+                <w:noProof/>
+                <w:webHidden/>
+              </w:rPr>
+              <w:fldChar w:fldCharType="begin"/>
+            </w:r>
+            <w:r>
+              <w:rPr>
+                <w:noProof/>
+                <w:webHidden/>
+              </w:rPr>
+              <w:instrText xml:space="preserve"> PAGEREF _Toc234849650 \h </w:instrText>
+            </w:r>
+            <w:r>
+              <w:rPr>
+                <w:noProof/>
+                <w:webHidden/>
+              </w:rPr>
+            </w:r>
+            <w:r>
+              <w:rPr>
+                <w:noProof/>
+                <w:webHidden/>
+              </w:rPr>
+              <w:fldChar w:fldCharType="separate"/>
+            </w:r>
+            <w:r>
+              <w:rPr>
+                <w:noProof/>
+                <w:webHidden/>
+              </w:rPr>
+              <w:t>16</w:t>
             </w:r>
             <w:r>
               <w:rPr>
@@ -3152,13 +3723,13 @@
               <w:lang w:eastAsia="ru-RU" w:bidi="ar-SA"/>
             </w:rPr>
           </w:pPr>
-          <w:hyperlink w:anchor="_Toc234513463" w:history="1">
+          <w:hyperlink w:anchor="_Toc234849651" w:history="1">
             <w:r>
               <w:rPr>
                 <w:rStyle w:val="a7"/>
                 <w:noProof/>
               </w:rPr>
-              <w:t>2.2.4 Турнирный отбор</w:t>
+              <w:t>2.5.1 Блок «Данные графа»</w:t>
             </w:r>
             <w:r>
               <w:rPr>
@@ -3179,7 +3750,7 @@
                 <w:noProof/>
                 <w:webHidden/>
               </w:rPr>
-              <w:instrText xml:space="preserve"> PAGEREF _Toc234513463 \h </w:instrText>
+              <w:instrText xml:space="preserve"> PAGEREF _Toc234849651 \h </w:instrText>
             </w:r>
             <w:r>
               <w:rPr>
@@ -3199,7 +3770,7 @@
                 <w:noProof/>
                 <w:webHidden/>
               </w:rPr>
-              <w:t>15</w:t>
+              <w:t>17</w:t>
             </w:r>
             <w:r>
               <w:rPr>
@@ -3224,13 +3795,13 @@
               <w:lang w:eastAsia="ru-RU" w:bidi="ar-SA"/>
             </w:rPr>
           </w:pPr>
-          <w:hyperlink w:anchor="_Toc234513464" w:history="1">
+          <w:hyperlink w:anchor="_Toc234849652" w:history="1">
             <w:r>
               <w:rPr>
                 <w:rStyle w:val="a7"/>
                 <w:noProof/>
               </w:rPr>
-              <w:t>2.2.5 Оператор скрещивания</w:t>
+              <w:t>2.5.2 Блок «Параметры генетического алгоритма»</w:t>
             </w:r>
             <w:r>
               <w:rPr>
@@ -3251,7 +3822,7 @@
                 <w:noProof/>
                 <w:webHidden/>
               </w:rPr>
-              <w:instrText xml:space="preserve"> PAGEREF _Toc234513464 \h </w:instrText>
+              <w:instrText xml:space="preserve"> PAGEREF _Toc234849652 \h </w:instrText>
             </w:r>
             <w:r>
               <w:rPr>
@@ -3271,7 +3842,7 @@
                 <w:noProof/>
                 <w:webHidden/>
               </w:rPr>
-              <w:t>15</w:t>
+              <w:t>17</w:t>
             </w:r>
             <w:r>
               <w:rPr>
@@ -3296,13 +3867,13 @@
               <w:lang w:eastAsia="ru-RU" w:bidi="ar-SA"/>
             </w:rPr>
           </w:pPr>
-          <w:hyperlink w:anchor="_Toc234513465" w:history="1">
+          <w:hyperlink w:anchor="_Toc234849653" w:history="1">
             <w:r>
               <w:rPr>
                 <w:rStyle w:val="a7"/>
                 <w:noProof/>
               </w:rPr>
-              <w:t>2.2.6 Оператор мутации</w:t>
+              <w:t>2.5.3 Блок «Информация»</w:t>
             </w:r>
             <w:r>
               <w:rPr>
@@ -3323,7 +3894,7 @@
                 <w:noProof/>
                 <w:webHidden/>
               </w:rPr>
-              <w:instrText xml:space="preserve"> PAGEREF _Toc234513465 \h </w:instrText>
+              <w:instrText xml:space="preserve"> PAGEREF _Toc234849653 \h </w:instrText>
             </w:r>
             <w:r>
               <w:rPr>
@@ -3343,7 +3914,7 @@
                 <w:noProof/>
                 <w:webHidden/>
               </w:rPr>
-              <w:t>16</w:t>
+              <w:t>18</w:t>
             </w:r>
             <w:r>
               <w:rPr>
@@ -3368,13 +3939,13 @@
               <w:lang w:eastAsia="ru-RU" w:bidi="ar-SA"/>
             </w:rPr>
           </w:pPr>
-          <w:hyperlink w:anchor="_Toc234513466" w:history="1">
+          <w:hyperlink w:anchor="_Toc234849654" w:history="1">
             <w:r>
               <w:rPr>
                 <w:rStyle w:val="a7"/>
                 <w:noProof/>
               </w:rPr>
-              <w:t>2.2.7 Критерий завершения алгоритма</w:t>
+              <w:t>2.5.4 Блок «Управление»</w:t>
             </w:r>
             <w:r>
               <w:rPr>
@@ -3395,7 +3966,7 @@
                 <w:noProof/>
                 <w:webHidden/>
               </w:rPr>
-              <w:instrText xml:space="preserve"> PAGEREF _Toc234513466 \h </w:instrText>
+              <w:instrText xml:space="preserve"> PAGEREF _Toc234849654 \h </w:instrText>
             </w:r>
             <w:r>
               <w:rPr>
@@ -3415,7 +3986,151 @@
                 <w:noProof/>
                 <w:webHidden/>
               </w:rPr>
-              <w:t>16</w:t>
+              <w:t>19</w:t>
+            </w:r>
+            <w:r>
+              <w:rPr>
+                <w:noProof/>
+                <w:webHidden/>
+              </w:rPr>
+              <w:fldChar w:fldCharType="end"/>
+            </w:r>
+          </w:hyperlink>
+        </w:p>
+        <w:p>
+          <w:pPr>
+            <w:pStyle w:val="41"/>
+            <w:tabs>
+              <w:tab w:val="right" w:leader="dot" w:pos="9345"/>
+            </w:tabs>
+            <w:rPr>
+              <w:rFonts w:asciiTheme="minorHAnsi" w:eastAsiaTheme="minorEastAsia" w:hAnsiTheme="minorHAnsi" w:cstheme="minorBidi"/>
+              <w:noProof/>
+              <w:sz w:val="22"/>
+              <w:szCs w:val="22"/>
+              <w:lang w:eastAsia="ru-RU" w:bidi="ar-SA"/>
+            </w:rPr>
+          </w:pPr>
+          <w:hyperlink w:anchor="_Toc234849655" w:history="1">
+            <w:r>
+              <w:rPr>
+                <w:rStyle w:val="a7"/>
+                <w:noProof/>
+              </w:rPr>
+              <w:t>2.5.5 Блок «Визуализация»</w:t>
+            </w:r>
+            <w:r>
+              <w:rPr>
+                <w:noProof/>
+                <w:webHidden/>
+              </w:rPr>
+              <w:tab/>
+            </w:r>
+            <w:r>
+              <w:rPr>
+                <w:noProof/>
+                <w:webHidden/>
+              </w:rPr>
+              <w:fldChar w:fldCharType="begin"/>
+            </w:r>
+            <w:r>
+              <w:rPr>
+                <w:noProof/>
+                <w:webHidden/>
+              </w:rPr>
+              <w:instrText xml:space="preserve"> PAGEREF _Toc234849655 \h </w:instrText>
+            </w:r>
+            <w:r>
+              <w:rPr>
+                <w:noProof/>
+                <w:webHidden/>
+              </w:rPr>
+            </w:r>
+            <w:r>
+              <w:rPr>
+                <w:noProof/>
+                <w:webHidden/>
+              </w:rPr>
+              <w:fldChar w:fldCharType="separate"/>
+            </w:r>
+            <w:r>
+              <w:rPr>
+                <w:noProof/>
+                <w:webHidden/>
+              </w:rPr>
+              <w:t>19</w:t>
+            </w:r>
+            <w:r>
+              <w:rPr>
+                <w:noProof/>
+                <w:webHidden/>
+              </w:rPr>
+              <w:fldChar w:fldCharType="end"/>
+            </w:r>
+          </w:hyperlink>
+        </w:p>
+        <w:p>
+          <w:pPr>
+            <w:pStyle w:val="41"/>
+            <w:tabs>
+              <w:tab w:val="right" w:leader="dot" w:pos="9345"/>
+            </w:tabs>
+            <w:rPr>
+              <w:rFonts w:asciiTheme="minorHAnsi" w:eastAsiaTheme="minorEastAsia" w:hAnsiTheme="minorHAnsi" w:cstheme="minorBidi"/>
+              <w:noProof/>
+              <w:sz w:val="22"/>
+              <w:szCs w:val="22"/>
+              <w:lang w:eastAsia="ru-RU" w:bidi="ar-SA"/>
+            </w:rPr>
+          </w:pPr>
+          <w:hyperlink w:anchor="_Toc234849656" w:history="1">
+            <w:r>
+              <w:rPr>
+                <w:rStyle w:val="a7"/>
+                <w:noProof/>
+              </w:rPr>
+              <w:t>2.5.6 Блок «График эволюции»</w:t>
+            </w:r>
+            <w:r>
+              <w:rPr>
+                <w:noProof/>
+                <w:webHidden/>
+              </w:rPr>
+              <w:tab/>
+            </w:r>
+            <w:r>
+              <w:rPr>
+                <w:noProof/>
+                <w:webHidden/>
+              </w:rPr>
+              <w:fldChar w:fldCharType="begin"/>
+            </w:r>
+            <w:r>
+              <w:rPr>
+                <w:noProof/>
+                <w:webHidden/>
+              </w:rPr>
+              <w:instrText xml:space="preserve"> PAGEREF _Toc234849656 \h </w:instrText>
+            </w:r>
+            <w:r>
+              <w:rPr>
+                <w:noProof/>
+                <w:webHidden/>
+              </w:rPr>
+            </w:r>
+            <w:r>
+              <w:rPr>
+                <w:noProof/>
+                <w:webHidden/>
+              </w:rPr>
+              <w:fldChar w:fldCharType="separate"/>
+            </w:r>
+            <w:r>
+              <w:rPr>
+                <w:noProof/>
+                <w:webHidden/>
+              </w:rPr>
+              <w:t>21</w:t>
             </w:r>
             <w:r>
               <w:rPr>
@@ -3437,13 +4152,13 @@
               <w:lang w:eastAsia="ru-RU" w:bidi="ar-SA"/>
             </w:rPr>
           </w:pPr>
-          <w:hyperlink w:anchor="_Toc234513467" w:history="1">
+          <w:hyperlink w:anchor="_Toc234849657" w:history="1">
             <w:r>
               <w:rPr>
                 <w:rStyle w:val="a7"/>
                 <w:noProof/>
               </w:rPr>
-              <w:t>2.3 Проектирование графического интерфейса</w:t>
+              <w:t>2.6 Проектирование интеграции основного алгоритма в графический интерфейс</w:t>
             </w:r>
             <w:r>
               <w:rPr>
@@ -3464,7 +4179,7 @@
                 <w:noProof/>
                 <w:webHidden/>
               </w:rPr>
-              <w:instrText xml:space="preserve"> PAGEREF _Toc234513467 \h </w:instrText>
+              <w:instrText xml:space="preserve"> PAGEREF _Toc234849657 \h </w:instrText>
             </w:r>
             <w:r>
               <w:rPr>
@@ -3484,7 +4199,76 @@
                 <w:noProof/>
                 <w:webHidden/>
               </w:rPr>
-              <w:t>17</w:t>
+              <w:t>21</w:t>
+            </w:r>
+            <w:r>
+              <w:rPr>
+                <w:noProof/>
+                <w:webHidden/>
+              </w:rPr>
+              <w:fldChar w:fldCharType="end"/>
+            </w:r>
+          </w:hyperlink>
+        </w:p>
+        <w:p>
+          <w:pPr>
+            <w:pStyle w:val="20"/>
+            <w:rPr>
+              <w:rFonts w:asciiTheme="minorHAnsi" w:eastAsiaTheme="minorEastAsia" w:hAnsiTheme="minorHAnsi" w:cstheme="minorBidi"/>
+              <w:noProof/>
+              <w:sz w:val="22"/>
+              <w:szCs w:val="22"/>
+              <w:lang w:eastAsia="ru-RU" w:bidi="ar-SA"/>
+            </w:rPr>
+          </w:pPr>
+          <w:hyperlink w:anchor="_Toc234849658" w:history="1">
+            <w:r>
+              <w:rPr>
+                <w:rStyle w:val="a7"/>
+                <w:noProof/>
+              </w:rPr>
+              <w:t>3 ИСПОЛЬЗУЕМЫЕ ТЕХНОЛОГИИ</w:t>
+            </w:r>
+            <w:r>
+              <w:rPr>
+                <w:noProof/>
+                <w:webHidden/>
+              </w:rPr>
+              <w:tab/>
+            </w:r>
+            <w:r>
+              <w:rPr>
+                <w:noProof/>
+                <w:webHidden/>
+              </w:rPr>
+              <w:fldChar w:fldCharType="begin"/>
+            </w:r>
+            <w:r>
+              <w:rPr>
+                <w:noProof/>
+                <w:webHidden/>
+              </w:rPr>
+              <w:instrText xml:space="preserve"> PAGEREF _Toc234849658 \h </w:instrText>
+            </w:r>
+            <w:r>
+              <w:rPr>
+                <w:noProof/>
+                <w:webHidden/>
+              </w:rPr>
+            </w:r>
+            <w:r>
+              <w:rPr>
+                <w:noProof/>
+                <w:webHidden/>
+              </w:rPr>
+              <w:fldChar w:fldCharType="separate"/>
+            </w:r>
+            <w:r>
+              <w:rPr>
+                <w:noProof/>
+                <w:webHidden/>
+              </w:rPr>
+              <w:t>24</w:t>
             </w:r>
             <w:r>
               <w:rPr>
@@ -3506,13 +4290,13 @@
               <w:lang w:eastAsia="ru-RU" w:bidi="ar-SA"/>
             </w:rPr>
           </w:pPr>
-          <w:hyperlink w:anchor="_Toc234513468" w:history="1">
+          <w:hyperlink w:anchor="_Toc234849659" w:history="1">
             <w:r>
               <w:rPr>
                 <w:rStyle w:val="a7"/>
                 <w:noProof/>
               </w:rPr>
-              <w:t>2.4 Проектирование интеграции основного алгоритма в графический интерфейс</w:t>
+              <w:t>3.1 Генератор случайных чисел для генерации графа</w:t>
             </w:r>
             <w:r>
               <w:rPr>
@@ -3533,7 +4317,7 @@
                 <w:noProof/>
                 <w:webHidden/>
               </w:rPr>
-              <w:instrText xml:space="preserve"> PAGEREF _Toc234513468 \h </w:instrText>
+              <w:instrText xml:space="preserve"> PAGEREF _Toc234849659 \h </w:instrText>
             </w:r>
             <w:r>
               <w:rPr>
@@ -3553,7 +4337,361 @@
                 <w:noProof/>
                 <w:webHidden/>
               </w:rPr>
-              <w:t>21</w:t>
+              <w:t>24</w:t>
+            </w:r>
+            <w:r>
+              <w:rPr>
+                <w:noProof/>
+                <w:webHidden/>
+              </w:rPr>
+              <w:fldChar w:fldCharType="end"/>
+            </w:r>
+          </w:hyperlink>
+        </w:p>
+        <w:p>
+          <w:pPr>
+            <w:pStyle w:val="31"/>
+            <w:rPr>
+              <w:rFonts w:asciiTheme="minorHAnsi" w:eastAsiaTheme="minorEastAsia" w:hAnsiTheme="minorHAnsi" w:cstheme="minorBidi"/>
+              <w:noProof/>
+              <w:sz w:val="22"/>
+              <w:szCs w:val="22"/>
+              <w:lang w:eastAsia="ru-RU" w:bidi="ar-SA"/>
+            </w:rPr>
+          </w:pPr>
+          <w:hyperlink w:anchor="_Toc234849660" w:history="1">
+            <w:r>
+              <w:rPr>
+                <w:rStyle w:val="a7"/>
+                <w:noProof/>
+              </w:rPr>
+              <w:t>3.2 Распределения для операторов генетического алгоритма</w:t>
+            </w:r>
+            <w:r>
+              <w:rPr>
+                <w:noProof/>
+                <w:webHidden/>
+              </w:rPr>
+              <w:tab/>
+            </w:r>
+            <w:r>
+              <w:rPr>
+                <w:noProof/>
+                <w:webHidden/>
+              </w:rPr>
+              <w:fldChar w:fldCharType="begin"/>
+            </w:r>
+            <w:r>
+              <w:rPr>
+                <w:noProof/>
+                <w:webHidden/>
+              </w:rPr>
+              <w:instrText xml:space="preserve"> PAGEREF _Toc234849660 \h </w:instrText>
+            </w:r>
+            <w:r>
+              <w:rPr>
+                <w:noProof/>
+                <w:webHidden/>
+              </w:rPr>
+            </w:r>
+            <w:r>
+              <w:rPr>
+                <w:noProof/>
+                <w:webHidden/>
+              </w:rPr>
+              <w:fldChar w:fldCharType="separate"/>
+            </w:r>
+            <w:r>
+              <w:rPr>
+                <w:noProof/>
+                <w:webHidden/>
+              </w:rPr>
+              <w:t>24</w:t>
+            </w:r>
+            <w:r>
+              <w:rPr>
+                <w:noProof/>
+                <w:webHidden/>
+              </w:rPr>
+              <w:fldChar w:fldCharType="end"/>
+            </w:r>
+          </w:hyperlink>
+        </w:p>
+        <w:p>
+          <w:pPr>
+            <w:pStyle w:val="31"/>
+            <w:rPr>
+              <w:rFonts w:asciiTheme="minorHAnsi" w:eastAsiaTheme="minorEastAsia" w:hAnsiTheme="minorHAnsi" w:cstheme="minorBidi"/>
+              <w:noProof/>
+              <w:sz w:val="22"/>
+              <w:szCs w:val="22"/>
+              <w:lang w:eastAsia="ru-RU" w:bidi="ar-SA"/>
+            </w:rPr>
+          </w:pPr>
+          <w:hyperlink w:anchor="_Toc234849661" w:history="1">
+            <w:r>
+              <w:rPr>
+                <w:rStyle w:val="a7"/>
+                <w:noProof/>
+              </w:rPr>
+              <w:t>3.3 Библиотеки для графического интерфейса</w:t>
+            </w:r>
+            <w:r>
+              <w:rPr>
+                <w:noProof/>
+                <w:webHidden/>
+              </w:rPr>
+              <w:tab/>
+            </w:r>
+            <w:r>
+              <w:rPr>
+                <w:noProof/>
+                <w:webHidden/>
+              </w:rPr>
+              <w:fldChar w:fldCharType="begin"/>
+            </w:r>
+            <w:r>
+              <w:rPr>
+                <w:noProof/>
+                <w:webHidden/>
+              </w:rPr>
+              <w:instrText xml:space="preserve"> PAGEREF _Toc234849661 \h </w:instrText>
+            </w:r>
+            <w:r>
+              <w:rPr>
+                <w:noProof/>
+                <w:webHidden/>
+              </w:rPr>
+            </w:r>
+            <w:r>
+              <w:rPr>
+                <w:noProof/>
+                <w:webHidden/>
+              </w:rPr>
+              <w:fldChar w:fldCharType="separate"/>
+            </w:r>
+            <w:r>
+              <w:rPr>
+                <w:noProof/>
+                <w:webHidden/>
+              </w:rPr>
+              <w:t>25</w:t>
+            </w:r>
+            <w:r>
+              <w:rPr>
+                <w:noProof/>
+                <w:webHidden/>
+              </w:rPr>
+              <w:fldChar w:fldCharType="end"/>
+            </w:r>
+          </w:hyperlink>
+        </w:p>
+        <w:p>
+          <w:pPr>
+            <w:pStyle w:val="41"/>
+            <w:tabs>
+              <w:tab w:val="right" w:leader="dot" w:pos="9345"/>
+            </w:tabs>
+            <w:rPr>
+              <w:rFonts w:asciiTheme="minorHAnsi" w:eastAsiaTheme="minorEastAsia" w:hAnsiTheme="minorHAnsi" w:cstheme="minorBidi"/>
+              <w:noProof/>
+              <w:sz w:val="22"/>
+              <w:szCs w:val="22"/>
+              <w:lang w:eastAsia="ru-RU" w:bidi="ar-SA"/>
+            </w:rPr>
+          </w:pPr>
+          <w:hyperlink w:anchor="_Toc234849662" w:history="1">
+            <w:r>
+              <w:rPr>
+                <w:rStyle w:val="a7"/>
+                <w:noProof/>
+              </w:rPr>
+              <w:t>3.3.1 Библиотека Dear ImGui</w:t>
+            </w:r>
+            <w:r>
+              <w:rPr>
+                <w:noProof/>
+                <w:webHidden/>
+              </w:rPr>
+              <w:tab/>
+            </w:r>
+            <w:r>
+              <w:rPr>
+                <w:noProof/>
+                <w:webHidden/>
+              </w:rPr>
+              <w:fldChar w:fldCharType="begin"/>
+            </w:r>
+            <w:r>
+              <w:rPr>
+                <w:noProof/>
+                <w:webHidden/>
+              </w:rPr>
+              <w:instrText xml:space="preserve"> PAGEREF _Toc234849662 \h </w:instrText>
+            </w:r>
+            <w:r>
+              <w:rPr>
+                <w:noProof/>
+                <w:webHidden/>
+              </w:rPr>
+            </w:r>
+            <w:r>
+              <w:rPr>
+                <w:noProof/>
+                <w:webHidden/>
+              </w:rPr>
+              <w:fldChar w:fldCharType="separate"/>
+            </w:r>
+            <w:r>
+              <w:rPr>
+                <w:noProof/>
+                <w:webHidden/>
+              </w:rPr>
+              <w:t>25</w:t>
+            </w:r>
+            <w:r>
+              <w:rPr>
+                <w:noProof/>
+                <w:webHidden/>
+              </w:rPr>
+              <w:fldChar w:fldCharType="end"/>
+            </w:r>
+          </w:hyperlink>
+        </w:p>
+        <w:p>
+          <w:pPr>
+            <w:pStyle w:val="41"/>
+            <w:tabs>
+              <w:tab w:val="right" w:leader="dot" w:pos="9345"/>
+            </w:tabs>
+            <w:rPr>
+              <w:rFonts w:asciiTheme="minorHAnsi" w:eastAsiaTheme="minorEastAsia" w:hAnsiTheme="minorHAnsi" w:cstheme="minorBidi"/>
+              <w:noProof/>
+              <w:sz w:val="22"/>
+              <w:szCs w:val="22"/>
+              <w:lang w:eastAsia="ru-RU" w:bidi="ar-SA"/>
+            </w:rPr>
+          </w:pPr>
+          <w:hyperlink w:anchor="_Toc234849663" w:history="1">
+            <w:r>
+              <w:rPr>
+                <w:rStyle w:val="a7"/>
+                <w:noProof/>
+              </w:rPr>
+              <w:t>3.3.2 Библиотека GLFW</w:t>
+            </w:r>
+            <w:r>
+              <w:rPr>
+                <w:noProof/>
+                <w:webHidden/>
+              </w:rPr>
+              <w:tab/>
+            </w:r>
+            <w:r>
+              <w:rPr>
+                <w:noProof/>
+                <w:webHidden/>
+              </w:rPr>
+              <w:fldChar w:fldCharType="begin"/>
+            </w:r>
+            <w:r>
+              <w:rPr>
+                <w:noProof/>
+                <w:webHidden/>
+              </w:rPr>
+              <w:instrText xml:space="preserve"> PAGEREF _Toc234849663 \h </w:instrText>
+            </w:r>
+            <w:r>
+              <w:rPr>
+                <w:noProof/>
+                <w:webHidden/>
+              </w:rPr>
+            </w:r>
+            <w:r>
+              <w:rPr>
+                <w:noProof/>
+                <w:webHidden/>
+              </w:rPr>
+              <w:fldChar w:fldCharType="separate"/>
+            </w:r>
+            <w:r>
+              <w:rPr>
+                <w:noProof/>
+                <w:webHidden/>
+              </w:rPr>
+              <w:t>25</w:t>
+            </w:r>
+            <w:r>
+              <w:rPr>
+                <w:noProof/>
+                <w:webHidden/>
+              </w:rPr>
+              <w:fldChar w:fldCharType="end"/>
+            </w:r>
+          </w:hyperlink>
+        </w:p>
+        <w:p>
+          <w:pPr>
+            <w:pStyle w:val="41"/>
+            <w:tabs>
+              <w:tab w:val="right" w:leader="dot" w:pos="9345"/>
+            </w:tabs>
+            <w:rPr>
+              <w:rFonts w:asciiTheme="minorHAnsi" w:eastAsiaTheme="minorEastAsia" w:hAnsiTheme="minorHAnsi" w:cstheme="minorBidi"/>
+              <w:noProof/>
+              <w:sz w:val="22"/>
+              <w:szCs w:val="22"/>
+              <w:lang w:eastAsia="ru-RU" w:bidi="ar-SA"/>
+            </w:rPr>
+          </w:pPr>
+          <w:hyperlink w:anchor="_Toc234849664" w:history="1">
+            <w:r>
+              <w:rPr>
+                <w:rStyle w:val="a7"/>
+                <w:noProof/>
+              </w:rPr>
+              <w:t>3.3.3 Библиотека ImPlot</w:t>
+            </w:r>
+            <w:r>
+              <w:rPr>
+                <w:noProof/>
+                <w:webHidden/>
+              </w:rPr>
+              <w:tab/>
+            </w:r>
+            <w:r>
+              <w:rPr>
+                <w:noProof/>
+                <w:webHidden/>
+              </w:rPr>
+              <w:fldChar w:fldCharType="begin"/>
+            </w:r>
+            <w:r>
+              <w:rPr>
+                <w:noProof/>
+                <w:webHidden/>
+              </w:rPr>
+              <w:instrText xml:space="preserve"> PAGEREF _Toc234849664 \h </w:instrText>
+            </w:r>
+            <w:r>
+              <w:rPr>
+                <w:noProof/>
+                <w:webHidden/>
+              </w:rPr>
+            </w:r>
+            <w:r>
+              <w:rPr>
+                <w:noProof/>
+                <w:webHidden/>
+              </w:rPr>
+              <w:fldChar w:fldCharType="separate"/>
+            </w:r>
+            <w:r>
+              <w:rPr>
+                <w:noProof/>
+                <w:webHidden/>
+              </w:rPr>
+              <w:t>25</w:t>
             </w:r>
             <w:r>
               <w:rPr>
@@ -3575,13 +4713,13 @@
               <w:lang w:eastAsia="ru-RU" w:bidi="ar-SA"/>
             </w:rPr>
           </w:pPr>
-          <w:hyperlink w:anchor="_Toc234513469" w:history="1">
+          <w:hyperlink w:anchor="_Toc234849665" w:history="1">
             <w:r>
               <w:rPr>
                 <w:rStyle w:val="a7"/>
                 <w:noProof/>
               </w:rPr>
-              <w:t>3 ИСПОЛЬЗУЕМЫЕ ТЕХНОЛОГИИ</w:t>
+              <w:t>4 ОТЗЫВ РУКОВОДИТЕЛЯ</w:t>
             </w:r>
             <w:r>
               <w:rPr>
@@ -3602,7 +4740,7 @@
                 <w:noProof/>
                 <w:webHidden/>
               </w:rPr>
-              <w:instrText xml:space="preserve"> PAGEREF _Toc234513469 \h </w:instrText>
+              <w:instrText xml:space="preserve"> PAGEREF _Toc234849665 \h </w:instrText>
             </w:r>
             <w:r>
               <w:rPr>
@@ -3622,7 +4760,7 @@
                 <w:noProof/>
                 <w:webHidden/>
               </w:rPr>
-              <w:t>22</w:t>
+              <w:t>27</w:t>
             </w:r>
             <w:r>
               <w:rPr>
@@ -3644,13 +4782,13 @@
               <w:lang w:eastAsia="ru-RU" w:bidi="ar-SA"/>
             </w:rPr>
           </w:pPr>
-          <w:hyperlink w:anchor="_Toc234513470" w:history="1">
+          <w:hyperlink w:anchor="_Toc234849666" w:history="1">
             <w:r>
               <w:rPr>
                 <w:rStyle w:val="a7"/>
                 <w:noProof/>
               </w:rPr>
-              <w:t>4 ОТЗЫВ РУКОВОДИТЕЛЯ</w:t>
+              <w:t>ЗАКЛЮЧЕНИЕ</w:t>
             </w:r>
             <w:r>
               <w:rPr>
@@ -3671,7 +4809,7 @@
                 <w:noProof/>
                 <w:webHidden/>
               </w:rPr>
-              <w:instrText xml:space="preserve"> PAGEREF _Toc234513470 \h </w:instrText>
+              <w:instrText xml:space="preserve"> PAGEREF _Toc234849666 \h </w:instrText>
             </w:r>
             <w:r>
               <w:rPr>
@@ -3691,7 +4829,7 @@
                 <w:noProof/>
                 <w:webHidden/>
               </w:rPr>
-              <w:t>23</w:t>
+              <w:t>28</w:t>
             </w:r>
             <w:r>
               <w:rPr>
@@ -3713,13 +4851,14 @@
               <w:lang w:eastAsia="ru-RU" w:bidi="ar-SA"/>
             </w:rPr>
           </w:pPr>
-          <w:hyperlink w:anchor="_Toc234513471" w:history="1">
+          <w:hyperlink w:anchor="_Toc234849667" w:history="1">
             <w:r>
               <w:rPr>
                 <w:rStyle w:val="a7"/>
-                <w:noProof/>
-              </w:rPr>
-              <w:t>ЗАКЛЮЧЕНИЕ</w:t>
+                <w:rFonts w:cs="Times New Roman"/>
+                <w:noProof/>
+              </w:rPr>
+              <w:t>СПИСОК ИСПОЛЬЗОВАННЫХ ИСТОЧНИКОВ</w:t>
             </w:r>
             <w:r>
               <w:rPr>
@@ -3740,7 +4879,7 @@
                 <w:noProof/>
                 <w:webHidden/>
               </w:rPr>
-              <w:instrText xml:space="preserve"> PAGEREF _Toc234513471 \h </w:instrText>
+              <w:instrText xml:space="preserve"> PAGEREF _Toc234849667 \h </w:instrText>
             </w:r>
             <w:r>
               <w:rPr>
@@ -3760,7 +4899,7 @@
                 <w:noProof/>
                 <w:webHidden/>
               </w:rPr>
-              <w:t>24</w:t>
+              <w:t>30</w:t>
             </w:r>
             <w:r>
               <w:rPr>
@@ -3782,14 +4921,14 @@
               <w:lang w:eastAsia="ru-RU" w:bidi="ar-SA"/>
             </w:rPr>
           </w:pPr>
-          <w:hyperlink w:anchor="_Toc234513472" w:history="1">
+          <w:hyperlink w:anchor="_Toc234849668" w:history="1">
             <w:r>
               <w:rPr>
                 <w:rStyle w:val="a7"/>
                 <w:rFonts w:cs="Times New Roman"/>
                 <w:noProof/>
               </w:rPr>
-              <w:t>СПИСОК ИСПОЛЬЗОВАННЫХ ИСТОЧНИКОВ</w:t>
+              <w:t>ПРИЛОЖЕНИЕ А</w:t>
             </w:r>
             <w:r>
               <w:rPr>
@@ -3810,7 +4949,7 @@
                 <w:noProof/>
                 <w:webHidden/>
               </w:rPr>
-              <w:instrText xml:space="preserve"> PAGEREF _Toc234513472 \h </w:instrText>
+              <w:instrText xml:space="preserve"> PAGEREF _Toc234849668 \h </w:instrText>
             </w:r>
             <w:r>
               <w:rPr>
@@ -3830,77 +4969,7 @@
                 <w:noProof/>
                 <w:webHidden/>
               </w:rPr>
-              <w:t>25</w:t>
-            </w:r>
-            <w:r>
-              <w:rPr>
-                <w:noProof/>
-                <w:webHidden/>
-              </w:rPr>
-              <w:fldChar w:fldCharType="end"/>
-            </w:r>
-          </w:hyperlink>
-        </w:p>
-        <w:p>
-          <w:pPr>
-            <w:pStyle w:val="20"/>
-            <w:rPr>
-              <w:rFonts w:asciiTheme="minorHAnsi" w:eastAsiaTheme="minorEastAsia" w:hAnsiTheme="minorHAnsi" w:cstheme="minorBidi"/>
-              <w:noProof/>
-              <w:sz w:val="22"/>
-              <w:szCs w:val="22"/>
-              <w:lang w:eastAsia="ru-RU" w:bidi="ar-SA"/>
-            </w:rPr>
-          </w:pPr>
-          <w:hyperlink w:anchor="_Toc234513473" w:history="1">
-            <w:r>
-              <w:rPr>
-                <w:rStyle w:val="a7"/>
-                <w:rFonts w:cs="Times New Roman"/>
-                <w:noProof/>
-              </w:rPr>
-              <w:t>ПРИЛОЖЕНИЕ А</w:t>
-            </w:r>
-            <w:r>
-              <w:rPr>
-                <w:noProof/>
-                <w:webHidden/>
-              </w:rPr>
-              <w:tab/>
-            </w:r>
-            <w:r>
-              <w:rPr>
-                <w:noProof/>
-                <w:webHidden/>
-              </w:rPr>
-              <w:fldChar w:fldCharType="begin"/>
-            </w:r>
-            <w:r>
-              <w:rPr>
-                <w:noProof/>
-                <w:webHidden/>
-              </w:rPr>
-              <w:instrText xml:space="preserve"> PAGEREF _Toc234513473 \h </w:instrText>
-            </w:r>
-            <w:r>
-              <w:rPr>
-                <w:noProof/>
-                <w:webHidden/>
-              </w:rPr>
-            </w:r>
-            <w:r>
-              <w:rPr>
-                <w:noProof/>
-                <w:webHidden/>
-              </w:rPr>
-              <w:fldChar w:fldCharType="separate"/>
-            </w:r>
-            <w:r>
-              <w:rPr>
-                <w:noProof/>
-                <w:webHidden/>
-              </w:rPr>
-              <w:t>26</w:t>
+              <w:t>31</w:t>
             </w:r>
             <w:r>
               <w:rPr>
@@ -3948,7 +5017,7 @@
           <w:rFonts w:cs="Times New Roman"/>
         </w:rPr>
       </w:pPr>
-      <w:bookmarkStart w:id="0" w:name="_Toc234513442"/>
+      <w:bookmarkStart w:id="0" w:name="_Toc234849627"/>
       <w:r>
         <w:rPr>
           <w:rFonts w:cs="Times New Roman"/>
@@ -3963,31 +5032,21 @@
         <w:pStyle w:val="a1"/>
       </w:pPr>
       <w:r>
-        <w:t xml:space="preserve">Предметной областью учебной практики являются методы решения задач комбинаторной оптимизации с использованием генетических алгоритмов, которые моделируют процессы естественного отбора и наследования для поиска оптимальных или близких к оптимальным решений. В рамках практики рассматривается задача поиска минимального </w:t>
-      </w:r>
-      <w:proofErr w:type="spellStart"/>
-      <w:r>
-        <w:t>остовного</w:t>
-      </w:r>
-      <w:proofErr w:type="spellEnd"/>
-      <w:r>
-        <w:t xml:space="preserve"> дерева взвешенного неориентированного графа, позволяющая продемонстрировать применение таких алгоритмов при решении сложных оптимизационных задач.</w:t>
-      </w:r>
-    </w:p>
-    <w:p>
-      <w:pPr>
-        <w:pStyle w:val="a1"/>
-      </w:pPr>
-      <w:r>
-        <w:t xml:space="preserve">Целью учебной практики является разработка программного средства, реализующего поиск минимального </w:t>
-      </w:r>
-      <w:proofErr w:type="spellStart"/>
-      <w:r>
-        <w:t>остовного</w:t>
-      </w:r>
-      <w:proofErr w:type="spellEnd"/>
-      <w:r>
-        <w:t xml:space="preserve"> дерева с использованием генетического алгоритма, а также исследование особенностей его работы и визуализация процесса поиска решения.</w:t>
+        <w:t xml:space="preserve">Предметной областью учебной практики являются методы решения задач комбинаторной оптимизации с использованием генетических алгоритмов, которые моделируют процессы естественного отбора и наследования для </w:t>
+      </w:r>
+      <w:r>
+        <w:t>поиска решений с минимальным значением целевой функции</w:t>
+      </w:r>
+      <w:r>
+        <w:t>. В рамках практики рассматривается задача поиска минимального остовного дерева взвешенного неориентированного графа, позволяющая продемонстрировать применение таких алгоритмов при решении сложных оптимизационных задач.</w:t>
+      </w:r>
+    </w:p>
+    <w:p>
+      <w:pPr>
+        <w:pStyle w:val="a1"/>
+      </w:pPr>
+      <w:r>
+        <w:t>Целью учебной практики является разработка программного средства, реализующего поиск минимального остовного дерева с использованием генетического алгоритма, а также исследование особенностей его работы и визуализация процесса поиска решения.</w:t>
       </w:r>
     </w:p>
     <w:p>
@@ -4021,15 +5080,7 @@
         <w:ind w:left="709" w:firstLine="0"/>
       </w:pPr>
       <w:r>
-        <w:t xml:space="preserve">Изучить методы поиска минимального </w:t>
-      </w:r>
-      <w:proofErr w:type="spellStart"/>
-      <w:r>
-        <w:t>остовного</w:t>
-      </w:r>
-      <w:proofErr w:type="spellEnd"/>
-      <w:r>
-        <w:t xml:space="preserve"> дерева и определить особенности применения генетического алгоритма для решения данной задачи;</w:t>
+        <w:t>Изучить методы поиска минимального остовного дерева и определить особенности применения генетического алгоритма для решения данной задачи;</w:t>
       </w:r>
     </w:p>
     <w:p>
@@ -4081,15 +5132,7 @@
         <w:ind w:left="709" w:firstLine="0"/>
       </w:pPr>
       <w:r>
-        <w:t xml:space="preserve">Реализовать алгоритм поиска минимального </w:t>
-      </w:r>
-      <w:proofErr w:type="spellStart"/>
-      <w:r>
-        <w:t>остовного</w:t>
-      </w:r>
-      <w:proofErr w:type="spellEnd"/>
-      <w:r>
-        <w:t xml:space="preserve"> дерева с использованием генетического алгоритма;</w:t>
+        <w:t>Реализовать алгоритм поиска минимального остовного дерева с использованием генетического алгоритма;</w:t>
       </w:r>
     </w:p>
     <w:p>
@@ -4126,10 +5169,12 @@
           <w:ilvl w:val="0"/>
           <w:numId w:val="7"/>
         </w:numPr>
-        <w:ind w:left="709" w:firstLine="0"/>
-      </w:pPr>
-      <w:r>
-        <w:t>Выполнить тестирование разработанного программного средства на различных наборах данных и провести анализ полученных результатов.</w:t>
+      </w:pPr>
+      <w:r>
+        <w:t>Выполнить проверку работоспособности разработанного программного средства</w:t>
+      </w:r>
+      <w:r>
+        <w:t xml:space="preserve"> на различных наборах данных и провести анализ полученных результатов.</w:t>
       </w:r>
     </w:p>
     <w:p>
@@ -4156,7 +5201,7 @@
           <w:numId w:val="2"/>
         </w:numPr>
       </w:pPr>
-      <w:bookmarkStart w:id="2" w:name="_Toc234513443"/>
+      <w:bookmarkStart w:id="2" w:name="_Toc234849628"/>
       <w:r>
         <w:lastRenderedPageBreak/>
         <w:t xml:space="preserve">1 </w:t>
@@ -4175,7 +5220,7 @@
           <w:numId w:val="2"/>
         </w:numPr>
       </w:pPr>
-      <w:bookmarkStart w:id="3" w:name="_Toc234513444"/>
+      <w:bookmarkStart w:id="3" w:name="_Toc234849629"/>
       <w:bookmarkStart w:id="4" w:name="_Toc73173349"/>
       <w:r>
         <w:t>1.1 Предметная область</w:t>
@@ -4187,66 +5232,24 @@
         <w:pStyle w:val="a1"/>
       </w:pPr>
       <w:r>
-        <w:t xml:space="preserve">Одной из важных задач теории графов является поиск минимального </w:t>
-      </w:r>
-      <w:proofErr w:type="spellStart"/>
-      <w:r>
-        <w:t>остовного</w:t>
-      </w:r>
-      <w:proofErr w:type="spellEnd"/>
-      <w:r>
-        <w:t xml:space="preserve"> дерева взвешенного графа. </w:t>
-      </w:r>
-      <w:proofErr w:type="spellStart"/>
-      <w:r>
-        <w:t>Остовным</w:t>
-      </w:r>
-      <w:proofErr w:type="spellEnd"/>
-      <w:r>
-        <w:t xml:space="preserve"> деревом называется подграф, содержащий все вершины исходного графа, не имеющий циклов и состоящий из минимально необходимого количества ребер. Минимальным </w:t>
-      </w:r>
-      <w:proofErr w:type="spellStart"/>
-      <w:r>
-        <w:t>остовным</w:t>
-      </w:r>
-      <w:proofErr w:type="spellEnd"/>
-      <w:r>
-        <w:t xml:space="preserve"> деревом является такое </w:t>
-      </w:r>
-      <w:proofErr w:type="spellStart"/>
-      <w:r>
-        <w:t>остовное</w:t>
-      </w:r>
-      <w:proofErr w:type="spellEnd"/>
-      <w:r>
-        <w:t xml:space="preserve"> дерево, суммарный вес ребер которого минимален среди всех возможных </w:t>
-      </w:r>
-      <w:proofErr w:type="spellStart"/>
-      <w:r>
-        <w:t>о</w:t>
-      </w:r>
-      <w:r>
-        <w:t>стовных</w:t>
-      </w:r>
-      <w:proofErr w:type="spellEnd"/>
-      <w:r>
-        <w:t xml:space="preserve"> деревьев данного графа.</w:t>
-      </w:r>
-    </w:p>
-    <w:p>
-      <w:pPr>
-        <w:pStyle w:val="a1"/>
-      </w:pPr>
-      <w:r>
-        <w:t xml:space="preserve">Традиционно данная задача эффективно решается классическими алгоритмами, такими как алгоритмы </w:t>
-      </w:r>
-      <w:proofErr w:type="spellStart"/>
-      <w:r>
-        <w:t>Краскала</w:t>
-      </w:r>
-      <w:proofErr w:type="spellEnd"/>
-      <w:r>
-        <w:t xml:space="preserve"> и Прима. Однако использование генетических алгоритмов позволяет рас</w:t>
+        <w:t>Одной из важных задач теории графов является поиск минимального остовного дерева взвешенного графа. Остовным деревом называется подграф, содержащий все вершины исходного графа, не имеющий циклов и состоящий из минимально необходимого количества ребер. Минимальным остовным деревом является такое остовное дерево, суммарный вес ребер которого минимален среди всех возможных о</w:t>
+      </w:r>
+      <w:r>
+        <w:t>стовных деревьев данного графа.</w:t>
+      </w:r>
+    </w:p>
+    <w:p>
+      <w:pPr>
+        <w:pStyle w:val="a1"/>
+      </w:pPr>
+      <w:r>
+        <w:t xml:space="preserve">Традиционно данная задача эффективно решается </w:t>
+      </w:r>
+      <w:r>
+        <w:t>традиционными</w:t>
+      </w:r>
+      <w:r>
+        <w:t xml:space="preserve"> алгоритмами, такими как алгоритмы Краскала и Прима. Однако использование генетических алгоритмов позволяет рас</w:t>
       </w:r>
       <w:r>
         <w:t>смотреть задачу с точки зрения</w:t>
@@ -4263,15 +5266,7 @@
         <w:pStyle w:val="a1"/>
       </w:pPr>
       <w:r>
-        <w:t xml:space="preserve">В рамках данной практики рассматривается реализация генетического алгоритма поиска минимального </w:t>
-      </w:r>
-      <w:proofErr w:type="spellStart"/>
-      <w:r>
-        <w:t>остовного</w:t>
-      </w:r>
-      <w:proofErr w:type="spellEnd"/>
-      <w:r>
-        <w:t xml:space="preserve"> дерева взвешенного неориентированного графа. Алгоритм должен обеспечивать формирование начальной популяции решений, вычисление функции приспособленности, выполнение операций отбора, скрещивания и мутации, а также последовательное улучшение найденных решений до достижения критерия остановки. Дополнительно предусматривается визуализация процесса работы алгоритма и анализ изменения качества решений по поколениям.</w:t>
+        <w:t>В рамках данной практики рассматривается реализация генетического алгоритма поиска минимального остовного дерева взвешенного неориентированного графа. Алгоритм должен обеспечивать формирование начальной популяции решений, вычисление функции приспособленности, выполнение операций отбора, скрещивания и мутации, а также последовательное улучшение найденных решений до достижения критерия остановки. Дополнительно предусматривается визуализация процесса работы алгоритма и анализ изменения качества решений по поколениям.</w:t>
       </w:r>
     </w:p>
     <w:p>
@@ -4282,7 +5277,7 @@
           <w:numId w:val="2"/>
         </w:numPr>
       </w:pPr>
-      <w:bookmarkStart w:id="5" w:name="_Toc234513445"/>
+      <w:bookmarkStart w:id="5" w:name="_Toc234849630"/>
       <w:r>
         <w:t>1.2 Задачи практики</w:t>
       </w:r>
@@ -4292,7 +5287,7 @@
       <w:pPr>
         <w:pStyle w:val="4"/>
       </w:pPr>
-      <w:bookmarkStart w:id="6" w:name="_Toc234513446"/>
+      <w:bookmarkStart w:id="6" w:name="_Toc234849631"/>
       <w:r>
         <w:t>1.2.1 Изучение предметной области</w:t>
       </w:r>
@@ -4303,15 +5298,7 @@
         <w:pStyle w:val="a1"/>
       </w:pPr>
       <w:r>
-        <w:t xml:space="preserve">Изучить особенности задачи поиска минимального </w:t>
-      </w:r>
-      <w:proofErr w:type="spellStart"/>
-      <w:r>
-        <w:t>остовного</w:t>
-      </w:r>
-      <w:proofErr w:type="spellEnd"/>
-      <w:r>
-        <w:t xml:space="preserve"> дерева взвешенного неориентированного графа, рассмотреть существующие алгоритмы ее решения, а также исследовать принципы работы генетических алгоритмов и возможность их применения к задачам комбинаторной оптимизации.</w:t>
+        <w:t>Изучить особенности задачи поиска минимального остовного дерева взвешенного неориентированного графа, рассмотреть существующие алгоритмы ее решения, а также исследовать принципы работы генетических алгоритмов и возможность их применения к задачам комбинаторной оптимизации.</w:t>
       </w:r>
     </w:p>
     <w:p>
@@ -4328,7 +5315,7 @@
       <w:pPr>
         <w:pStyle w:val="4"/>
       </w:pPr>
-      <w:bookmarkStart w:id="7" w:name="_Toc234513447"/>
+      <w:bookmarkStart w:id="7" w:name="_Toc234849632"/>
       <w:r>
         <w:lastRenderedPageBreak/>
         <w:t>1.2.2 Анализ требований к программному средству</w:t>
@@ -4347,7 +5334,7 @@
       <w:pPr>
         <w:pStyle w:val="4"/>
       </w:pPr>
-      <w:bookmarkStart w:id="8" w:name="_Toc234513448"/>
+      <w:bookmarkStart w:id="8" w:name="_Toc234849633"/>
       <w:r>
         <w:t>1.2.3 Проектирование структуры программного решения</w:t>
       </w:r>
@@ -4365,7 +5352,7 @@
       <w:pPr>
         <w:pStyle w:val="4"/>
       </w:pPr>
-      <w:bookmarkStart w:id="9" w:name="_Toc234513449"/>
+      <w:bookmarkStart w:id="9" w:name="_Toc234849634"/>
       <w:r>
         <w:t>1.2.4 Проектирование генетического алгоритма</w:t>
       </w:r>
@@ -4376,24 +5363,25 @@
         <w:pStyle w:val="a1"/>
       </w:pPr>
       <w:r>
-        <w:t xml:space="preserve">Разработать структуру генетического алгоритма поиска минимального </w:t>
-      </w:r>
-      <w:proofErr w:type="spellStart"/>
-      <w:r>
-        <w:t>остовного</w:t>
-      </w:r>
-      <w:proofErr w:type="spellEnd"/>
-      <w:r>
-        <w:t xml:space="preserve"> дерева, определить способ кодирования решений, выбрать функцию приспособленности, методы отбора, скрещивания и мутации, а также установить критерий завершения работы алгоритма.</w:t>
+        <w:t>Разработать структуру генетического алгоритма поиска минимального остовного дерева, определить способ кодирования решений, выбрать функцию приспособленности, методы отбора, скрещивания и мутации, а также установить критерий завершения работы алгоритма.</w:t>
       </w:r>
     </w:p>
     <w:p>
       <w:pPr>
         <w:pStyle w:val="4"/>
       </w:pPr>
-      <w:bookmarkStart w:id="10" w:name="_Toc234513450"/>
-      <w:r>
-        <w:t>1.2.5 Реализация алгоритма</w:t>
+      <w:bookmarkStart w:id="10" w:name="_Toc234849635"/>
+      <w:r>
+        <w:t>1.2.</w:t>
+      </w:r>
+      <w:r>
+        <w:rPr>
+          <w:lang w:val="en-US"/>
+        </w:rPr>
+        <w:t>5</w:t>
+      </w:r>
+      <w:r>
+        <w:t xml:space="preserve"> Разработка графического пользовательского интерфейса</w:t>
       </w:r>
       <w:bookmarkEnd w:id="10"/>
     </w:p>
@@ -4402,16 +5390,37 @@
         <w:pStyle w:val="a1"/>
       </w:pPr>
       <w:r>
-        <w:t>Разработать программный модуль, реализующий генерацию начальной популяции, вычисление функции приспособленности, выполнение генетических операторов, формирование новых поколений и поиск наилучшего решения.</w:t>
+        <w:t>Разработать графический пользовательский интерфейс, обеспечивающий взаимодействие пользователя с программой. Интерфейс должен предоставлять возможность создания и редактирования графа, загрузки данных из файла, случайной генерации входных данных, настройки параметров генетического алгоритма, запуска и пошагового выполнения вычислений</w:t>
+      </w:r>
+      <w:r>
+        <w:rPr>
+          <w:lang w:val="en-US"/>
+        </w:rPr>
+        <w:t xml:space="preserve"> </w:t>
+      </w:r>
+      <w:r>
+        <w:t>вперед и назад</w:t>
+      </w:r>
+      <w:r>
+        <w:t>, отображения текущего состояния алгоритма, найденного остовного дерева, а также графика изменения функции качества по поколениям.</w:t>
       </w:r>
     </w:p>
     <w:p>
       <w:pPr>
         <w:pStyle w:val="4"/>
       </w:pPr>
-      <w:bookmarkStart w:id="11" w:name="_Toc234513451"/>
-      <w:r>
-        <w:t>1.2.6 Разработка графического пользовательского интерфейса</w:t>
+      <w:bookmarkStart w:id="11" w:name="_Toc234849636"/>
+      <w:r>
+        <w:t>1.2.</w:t>
+      </w:r>
+      <w:r>
+        <w:rPr>
+          <w:lang w:val="en-US"/>
+        </w:rPr>
+        <w:t>6</w:t>
+      </w:r>
+      <w:r>
+        <w:t xml:space="preserve"> Реализация способов задания исходных данных</w:t>
       </w:r>
       <w:bookmarkEnd w:id="11"/>
     </w:p>
@@ -4420,16 +5429,16 @@
         <w:pStyle w:val="a1"/>
       </w:pPr>
       <w:r>
-        <w:t xml:space="preserve">Разработать графический пользовательский интерфейс, обеспечивающий удобное взаимодействие пользователя с программой. Интерфейс должен предоставлять возможность создания и редактирования графа, загрузки данных из файла, случайной генерации входных данных, настройки параметров генетического алгоритма, запуска и пошагового выполнения вычислений, отображения текущего состояния алгоритма, найденного </w:t>
-      </w:r>
-      <w:proofErr w:type="spellStart"/>
-      <w:r>
-        <w:t>остовного</w:t>
-      </w:r>
-      <w:proofErr w:type="spellEnd"/>
-      <w:r>
-        <w:t xml:space="preserve"> дерева, а также графика изменения функции качества по поколениям.</w:t>
-      </w:r>
+        <w:t>Обеспечить возможность задания исходного графа несколькими способами: ручным вводом через графический интерфейс, чтением из файла и случайной генерацией графа</w:t>
+      </w:r>
+      <w:r>
+        <w:t>.</w:t>
+      </w:r>
+    </w:p>
+    <w:p>
+      <w:pPr>
+        <w:pStyle w:val="a1"/>
+      </w:pPr>
     </w:p>
     <w:p>
       <w:pPr>
@@ -4440,10 +5449,16 @@
       <w:pPr>
         <w:pStyle w:val="4"/>
       </w:pPr>
-      <w:bookmarkStart w:id="12" w:name="_Toc234513452"/>
+      <w:bookmarkStart w:id="12" w:name="_Toc234849637"/>
       <w:r>
         <w:lastRenderedPageBreak/>
-        <w:t>1.2.7 Реализация способов задания исходных данных</w:t>
+        <w:t>1.2.</w:t>
+      </w:r>
+      <w:r>
+        <w:t>7</w:t>
+      </w:r>
+      <w:r>
+        <w:t xml:space="preserve"> Анализ результатов</w:t>
       </w:r>
       <w:bookmarkEnd w:id="12"/>
     </w:p>
@@ -4452,57 +5467,7 @@
         <w:pStyle w:val="a1"/>
       </w:pPr>
       <w:r>
-        <w:t>Обеспечить возможность задания исходного графа несколькими способами: ручным вводом через графический интерфейс, чтением из файла и случайной генерацией графа</w:t>
-      </w:r>
-      <w:r>
-        <w:t>.</w:t>
-      </w:r>
-    </w:p>
-    <w:p>
-      <w:pPr>
-        <w:pStyle w:val="4"/>
-      </w:pPr>
-      <w:bookmarkStart w:id="13" w:name="_Toc234513453"/>
-      <w:r>
-        <w:t>1.2.8 Тестирование программного средства</w:t>
-      </w:r>
-      <w:bookmarkEnd w:id="13"/>
-    </w:p>
-    <w:p>
-      <w:pPr>
-        <w:pStyle w:val="a1"/>
-      </w:pPr>
-      <w:r>
-        <w:t>Провести тестирование разработанного программного обеспечения на различных входных данных, проверить корректность работы генетического алго</w:t>
-      </w:r>
-      <w:r>
-        <w:t>ритма и графического интерфейса.</w:t>
-      </w:r>
-    </w:p>
-    <w:p>
-      <w:pPr>
-        <w:pStyle w:val="4"/>
-      </w:pPr>
-      <w:bookmarkStart w:id="14" w:name="_Toc234513454"/>
-      <w:r>
-        <w:t>1.2.9 Анализ результатов</w:t>
-      </w:r>
-      <w:bookmarkEnd w:id="14"/>
-    </w:p>
-    <w:p>
-      <w:pPr>
-        <w:pStyle w:val="a1"/>
-      </w:pPr>
-      <w:r>
-        <w:t xml:space="preserve">Проанализировать результаты работы разработанного программного средства, оценить эффективность выбранных методов и сделать выводы о возможности применения генетического алгоритма для решения задачи поиска минимального </w:t>
-      </w:r>
-      <w:proofErr w:type="spellStart"/>
-      <w:r>
-        <w:t>остовного</w:t>
-      </w:r>
-      <w:proofErr w:type="spellEnd"/>
-      <w:r>
-        <w:t xml:space="preserve"> дерева.</w:t>
+        <w:t>Проанализировать результаты работы разработанного программного средства, оценить эффективность выбранных методов и сделать выводы о возможности применения генетического алгоритма для решения задачи поиска минимального остовного дерева.</w:t>
       </w:r>
     </w:p>
     <w:bookmarkEnd w:id="4"/>
@@ -4520,36 +5485,73 @@
         <w:pStyle w:val="2"/>
         <w:ind w:left="0"/>
       </w:pPr>
-      <w:bookmarkStart w:id="15" w:name="_Toc234513455"/>
+      <w:bookmarkStart w:id="13" w:name="_Toc234849638"/>
       <w:r>
         <w:lastRenderedPageBreak/>
         <w:t>2 РЕЗУЛЬТАТЫ РАБОТЫ</w:t>
       </w:r>
-      <w:bookmarkEnd w:id="15"/>
-      <w:r>
-        <w:t xml:space="preserve"> </w:t>
-      </w:r>
+      <w:bookmarkEnd w:id="13"/>
     </w:p>
     <w:p>
       <w:pPr>
         <w:pStyle w:val="3"/>
         <w:ind w:left="0"/>
       </w:pPr>
-      <w:bookmarkStart w:id="16" w:name="_Toc234513456"/>
-      <w:r>
-        <w:t>2.1 Проектирование представления входных данных и генерации случайного графа</w:t>
-      </w:r>
-      <w:bookmarkEnd w:id="16"/>
-    </w:p>
-    <w:p>
-      <w:pPr>
-        <w:pStyle w:val="4"/>
-      </w:pPr>
-      <w:bookmarkStart w:id="17" w:name="_Toc234513457"/>
-      <w:r>
-        <w:t>2.1.1 Формат хранения данных</w:t>
-      </w:r>
-      <w:bookmarkEnd w:id="17"/>
+      <w:bookmarkStart w:id="14" w:name="_Toc234849639"/>
+      <w:r>
+        <w:t>2.1 Распределение ролей</w:t>
+      </w:r>
+      <w:r>
+        <w:t xml:space="preserve"> </w:t>
+      </w:r>
+      <w:r>
+        <w:t>в бригаде</w:t>
+      </w:r>
+      <w:bookmarkEnd w:id="14"/>
+    </w:p>
+    <w:p>
+      <w:pPr>
+        <w:pStyle w:val="a1"/>
+      </w:pPr>
+      <w:r>
+        <w:t>Проектированием графического интерфейса занимался Я.Р. Гизатов.</w:t>
+      </w:r>
+    </w:p>
+    <w:p>
+      <w:pPr>
+        <w:pStyle w:val="a1"/>
+      </w:pPr>
+      <w:r>
+        <w:t>Проектированием формата хранения графа, генерации случайного графа и подключением генетического алгоритма к графическому интерфейсу занимался Н.С. Стариков.</w:t>
+      </w:r>
+    </w:p>
+    <w:p>
+      <w:pPr>
+        <w:pStyle w:val="a1"/>
+      </w:pPr>
+      <w:r>
+        <w:t>Проектированием программного решения для генетического алгоритма занимался И.А. Толмачев.</w:t>
+      </w:r>
+    </w:p>
+    <w:p>
+      <w:pPr>
+        <w:pStyle w:val="3"/>
+        <w:ind w:left="0"/>
+      </w:pPr>
+      <w:bookmarkStart w:id="15" w:name="_Toc234849640"/>
+      <w:r>
+        <w:t>2.</w:t>
+      </w:r>
+      <w:r>
+        <w:t>2</w:t>
+      </w:r>
+      <w:r>
+        <w:t xml:space="preserve"> Проектирование</w:t>
+      </w:r>
+      <w:r>
+        <w:t xml:space="preserve"> формата хранения графа</w:t>
+      </w:r>
+      <w:bookmarkEnd w:id="15"/>
     </w:p>
     <w:p>
       <w:pPr>
@@ -4579,23 +5581,34 @@
           <w:szCs w:val="22"/>
         </w:rPr>
       </w:pPr>
-      <w:proofErr w:type="spellStart"/>
       <w:r>
         <w:rPr>
           <w:rFonts w:ascii="Courier New" w:hAnsi="Courier New" w:cs="Courier New" w:hint="cs"/>
           <w:sz w:val="22"/>
           <w:szCs w:val="22"/>
         </w:rPr>
-        <w:t>struct</w:t>
-      </w:r>
-      <w:proofErr w:type="spellEnd"/>
+        <w:t>struct Edge</w:t>
+      </w:r>
+    </w:p>
+    <w:p>
+      <w:pPr>
+        <w:pStyle w:val="a1"/>
+        <w:spacing w:line="240" w:lineRule="auto"/>
+        <w:ind w:firstLine="0"/>
+        <w:jc w:val="left"/>
+        <w:rPr>
+          <w:rFonts w:ascii="Courier New" w:hAnsi="Courier New" w:cs="Courier New"/>
+          <w:sz w:val="22"/>
+          <w:szCs w:val="22"/>
+        </w:rPr>
+      </w:pPr>
       <w:r>
         <w:rPr>
           <w:rFonts w:ascii="Courier New" w:hAnsi="Courier New" w:cs="Courier New" w:hint="cs"/>
           <w:sz w:val="22"/>
           <w:szCs w:val="22"/>
         </w:rPr>
-        <w:t xml:space="preserve"> Edge</w:t>
+        <w:t>{</w:t>
       </w:r>
     </w:p>
     <w:p>
@@ -4616,7 +5629,7 @@
           <w:sz w:val="22"/>
           <w:szCs w:val="22"/>
         </w:rPr>
-        <w:t>{</w:t>
+        <w:t xml:space="preserve">    int from;</w:t>
       </w:r>
     </w:p>
     <w:p>
@@ -4637,43 +5650,52 @@
           <w:sz w:val="22"/>
           <w:szCs w:val="22"/>
         </w:rPr>
-        <w:t xml:space="preserve">    </w:t>
-      </w:r>
-      <w:proofErr w:type="spellStart"/>
+        <w:t xml:space="preserve">    int to;</w:t>
+      </w:r>
+    </w:p>
+    <w:p>
+      <w:pPr>
+        <w:pStyle w:val="a1"/>
+        <w:spacing w:line="240" w:lineRule="auto"/>
+        <w:ind w:firstLine="0"/>
+        <w:jc w:val="left"/>
+        <w:rPr>
+          <w:rFonts w:ascii="Courier New" w:hAnsi="Courier New" w:cs="Courier New"/>
+          <w:sz w:val="22"/>
+          <w:szCs w:val="22"/>
+        </w:rPr>
+      </w:pPr>
       <w:r>
         <w:rPr>
           <w:rFonts w:ascii="Courier New" w:hAnsi="Courier New" w:cs="Courier New" w:hint="cs"/>
           <w:sz w:val="22"/>
           <w:szCs w:val="22"/>
         </w:rPr>
-        <w:t>int</w:t>
-      </w:r>
-      <w:proofErr w:type="spellEnd"/>
+        <w:t xml:space="preserve">    double weight;</w:t>
+      </w:r>
+    </w:p>
+    <w:p>
+      <w:pPr>
+        <w:pStyle w:val="a1"/>
+        <w:spacing w:line="240" w:lineRule="auto"/>
+        <w:ind w:firstLine="0"/>
+        <w:jc w:val="left"/>
+      </w:pPr>
       <w:r>
         <w:rPr>
           <w:rFonts w:ascii="Courier New" w:hAnsi="Courier New" w:cs="Courier New" w:hint="cs"/>
           <w:sz w:val="22"/>
           <w:szCs w:val="22"/>
         </w:rPr>
-        <w:t xml:space="preserve"> </w:t>
-      </w:r>
-      <w:proofErr w:type="spellStart"/>
-      <w:r>
-        <w:rPr>
-          <w:rFonts w:ascii="Courier New" w:hAnsi="Courier New" w:cs="Courier New" w:hint="cs"/>
-          <w:sz w:val="22"/>
-          <w:szCs w:val="22"/>
-        </w:rPr>
-        <w:t>from</w:t>
-      </w:r>
-      <w:proofErr w:type="spellEnd"/>
-      <w:r>
-        <w:rPr>
-          <w:rFonts w:ascii="Courier New" w:hAnsi="Courier New" w:cs="Courier New" w:hint="cs"/>
-          <w:sz w:val="22"/>
-          <w:szCs w:val="22"/>
-        </w:rPr>
-        <w:t>;</w:t>
+        <w:t>};</w:t>
+      </w:r>
+    </w:p>
+    <w:p>
+      <w:pPr>
+        <w:pStyle w:val="a1"/>
+      </w:pPr>
+      <w:r>
+        <w:t>Полный граф представляет собой количество вершин и список всех ребер:</w:t>
       </w:r>
     </w:p>
     <w:p>
@@ -4685,52 +5707,16 @@
         <w:rPr>
           <w:rFonts w:ascii="Courier New" w:hAnsi="Courier New" w:cs="Courier New"/>
           <w:sz w:val="22"/>
-          <w:szCs w:val="22"/>
+          <w:lang w:val="en-US"/>
         </w:rPr>
       </w:pPr>
       <w:r>
         <w:rPr>
           <w:rFonts w:ascii="Courier New" w:hAnsi="Courier New" w:cs="Courier New" w:hint="cs"/>
           <w:sz w:val="22"/>
-          <w:szCs w:val="22"/>
-        </w:rPr>
-        <w:t xml:space="preserve">    </w:t>
-      </w:r>
-      <w:proofErr w:type="spellStart"/>
-      <w:r>
-        <w:rPr>
-          <w:rFonts w:ascii="Courier New" w:hAnsi="Courier New" w:cs="Courier New" w:hint="cs"/>
-          <w:sz w:val="22"/>
-          <w:szCs w:val="22"/>
-        </w:rPr>
-        <w:t>int</w:t>
-      </w:r>
-      <w:proofErr w:type="spellEnd"/>
-      <w:r>
-        <w:rPr>
-          <w:rFonts w:ascii="Courier New" w:hAnsi="Courier New" w:cs="Courier New" w:hint="cs"/>
-          <w:sz w:val="22"/>
-          <w:szCs w:val="22"/>
-        </w:rPr>
-        <w:t xml:space="preserve"> </w:t>
-      </w:r>
-      <w:proofErr w:type="spellStart"/>
-      <w:r>
-        <w:rPr>
-          <w:rFonts w:ascii="Courier New" w:hAnsi="Courier New" w:cs="Courier New" w:hint="cs"/>
-          <w:sz w:val="22"/>
-          <w:szCs w:val="22"/>
-        </w:rPr>
-        <w:t>to</w:t>
-      </w:r>
-      <w:proofErr w:type="spellEnd"/>
-      <w:r>
-        <w:rPr>
-          <w:rFonts w:ascii="Courier New" w:hAnsi="Courier New" w:cs="Courier New" w:hint="cs"/>
-          <w:sz w:val="22"/>
-          <w:szCs w:val="22"/>
-        </w:rPr>
-        <w:t>;</w:t>
+          <w:lang w:val="en-US"/>
+        </w:rPr>
+        <w:t>struct Graph</w:t>
       </w:r>
     </w:p>
     <w:p>
@@ -4742,52 +5728,16 @@
         <w:rPr>
           <w:rFonts w:ascii="Courier New" w:hAnsi="Courier New" w:cs="Courier New"/>
           <w:sz w:val="22"/>
-          <w:szCs w:val="22"/>
+          <w:lang w:val="en-US"/>
         </w:rPr>
       </w:pPr>
       <w:r>
         <w:rPr>
           <w:rFonts w:ascii="Courier New" w:hAnsi="Courier New" w:cs="Courier New" w:hint="cs"/>
           <w:sz w:val="22"/>
-          <w:szCs w:val="22"/>
-        </w:rPr>
-        <w:t xml:space="preserve">    </w:t>
-      </w:r>
-      <w:proofErr w:type="spellStart"/>
-      <w:r>
-        <w:rPr>
-          <w:rFonts w:ascii="Courier New" w:hAnsi="Courier New" w:cs="Courier New" w:hint="cs"/>
-          <w:sz w:val="22"/>
-          <w:szCs w:val="22"/>
-        </w:rPr>
-        <w:t>double</w:t>
-      </w:r>
-      <w:proofErr w:type="spellEnd"/>
-      <w:r>
-        <w:rPr>
-          <w:rFonts w:ascii="Courier New" w:hAnsi="Courier New" w:cs="Courier New" w:hint="cs"/>
-          <w:sz w:val="22"/>
-          <w:szCs w:val="22"/>
-        </w:rPr>
-        <w:t xml:space="preserve"> </w:t>
-      </w:r>
-      <w:proofErr w:type="spellStart"/>
-      <w:r>
-        <w:rPr>
-          <w:rFonts w:ascii="Courier New" w:hAnsi="Courier New" w:cs="Courier New" w:hint="cs"/>
-          <w:sz w:val="22"/>
-          <w:szCs w:val="22"/>
-        </w:rPr>
-        <w:t>weight</w:t>
-      </w:r>
-      <w:proofErr w:type="spellEnd"/>
-      <w:r>
-        <w:rPr>
-          <w:rFonts w:ascii="Courier New" w:hAnsi="Courier New" w:cs="Courier New" w:hint="cs"/>
-          <w:sz w:val="22"/>
-          <w:szCs w:val="22"/>
-        </w:rPr>
-        <w:t>;</w:t>
+          <w:lang w:val="en-US"/>
+        </w:rPr>
+        <w:t>{</w:t>
       </w:r>
     </w:p>
     <w:p>
@@ -4796,22 +5746,19 @@
         <w:spacing w:line="240" w:lineRule="auto"/>
         <w:ind w:firstLine="0"/>
         <w:jc w:val="left"/>
+        <w:rPr>
+          <w:rFonts w:ascii="Courier New" w:hAnsi="Courier New" w:cs="Courier New"/>
+          <w:sz w:val="22"/>
+          <w:lang w:val="en-US"/>
+        </w:rPr>
       </w:pPr>
       <w:r>
         <w:rPr>
           <w:rFonts w:ascii="Courier New" w:hAnsi="Courier New" w:cs="Courier New" w:hint="cs"/>
           <w:sz w:val="22"/>
-          <w:szCs w:val="22"/>
-        </w:rPr>
-        <w:t>};</w:t>
-      </w:r>
-    </w:p>
-    <w:p>
-      <w:pPr>
-        <w:pStyle w:val="a1"/>
-      </w:pPr>
-      <w:r>
-        <w:t>Полный граф представляет собой количество вершин и список всех ребер:</w:t>
+          <w:lang w:val="en-US"/>
+        </w:rPr>
+        <w:t xml:space="preserve">    int vertexCount;</w:t>
       </w:r>
     </w:p>
     <w:p>
@@ -4832,7 +5779,7 @@
           <w:sz w:val="22"/>
           <w:lang w:val="en-US"/>
         </w:rPr>
-        <w:t>struct Graph</w:t>
+        <w:t xml:space="preserve">    std::vector&lt;Edge&gt; edges;</w:t>
       </w:r>
     </w:p>
     <w:p>
@@ -4841,217 +5788,132 @@
         <w:spacing w:line="240" w:lineRule="auto"/>
         <w:ind w:firstLine="0"/>
         <w:jc w:val="left"/>
-        <w:rPr>
-          <w:rFonts w:ascii="Courier New" w:hAnsi="Courier New" w:cs="Courier New"/>
-          <w:sz w:val="22"/>
-          <w:lang w:val="en-US"/>
-        </w:rPr>
       </w:pPr>
       <w:r>
         <w:rPr>
           <w:rFonts w:ascii="Courier New" w:hAnsi="Courier New" w:cs="Courier New" w:hint="cs"/>
           <w:sz w:val="22"/>
+        </w:rPr>
+        <w:t>};</w:t>
+      </w:r>
+    </w:p>
+    <w:p>
+      <w:pPr>
+        <w:pStyle w:val="a1"/>
+      </w:pPr>
+      <w:r>
+        <w:t xml:space="preserve">Данный способ хранения позволяет </w:t>
+      </w:r>
+      <w:r>
+        <w:t>эффективно</w:t>
+      </w:r>
+      <w:r>
+        <w:t xml:space="preserve"> получать информацию о каждом ребре и использовать его индекс при построении хромосом генетического алгоритма.</w:t>
+      </w:r>
+    </w:p>
+    <w:p>
+      <w:pPr>
+        <w:pStyle w:val="a1"/>
+      </w:pPr>
+      <w:r>
+        <w:t xml:space="preserve">Исходные данные также могут храниться в текстовом файле. В первой строке располагается количество вершин и количество ребер, после чего перечисляются все ребра графа в формате: </w:t>
+      </w:r>
+      <w:r>
+        <w:rPr>
+          <w:i/>
+        </w:rPr>
+        <w:t>u v weight</w:t>
+      </w:r>
+      <w:r>
+        <w:rPr>
+          <w:i/>
+        </w:rPr>
+        <w:t>,</w:t>
+      </w:r>
+      <w:r>
+        <w:t xml:space="preserve"> где </w:t>
+      </w:r>
+      <w:r>
+        <w:rPr>
+          <w:i/>
           <w:lang w:val="en-US"/>
         </w:rPr>
-        <w:t>{</w:t>
-      </w:r>
-    </w:p>
-    <w:p>
-      <w:pPr>
-        <w:pStyle w:val="a1"/>
-        <w:spacing w:line="240" w:lineRule="auto"/>
-        <w:ind w:firstLine="0"/>
-        <w:jc w:val="left"/>
-        <w:rPr>
-          <w:rFonts w:ascii="Courier New" w:hAnsi="Courier New" w:cs="Courier New"/>
-          <w:sz w:val="22"/>
+        <w:t>u</w:t>
+      </w:r>
+      <w:r>
+        <w:rPr>
           <w:lang w:val="en-US"/>
         </w:rPr>
-      </w:pPr>
-      <w:r>
-        <w:rPr>
-          <w:rFonts w:ascii="Courier New" w:hAnsi="Courier New" w:cs="Courier New" w:hint="cs"/>
-          <w:sz w:val="22"/>
+        <w:t xml:space="preserve"> </w:t>
+      </w:r>
+      <w:r>
+        <w:t xml:space="preserve">и </w:t>
+      </w:r>
+      <w:r>
+        <w:rPr>
+          <w:i/>
           <w:lang w:val="en-US"/>
         </w:rPr>
-        <w:t xml:space="preserve">    int </w:t>
-      </w:r>
-      <w:proofErr w:type="spellStart"/>
-      <w:r>
-        <w:rPr>
-          <w:rFonts w:ascii="Courier New" w:hAnsi="Courier New" w:cs="Courier New" w:hint="cs"/>
-          <w:sz w:val="22"/>
+        <w:t>v</w:t>
+      </w:r>
+      <w:r>
+        <w:rPr>
           <w:lang w:val="en-US"/>
         </w:rPr>
-        <w:t>vertexCount</w:t>
-      </w:r>
-      <w:proofErr w:type="spellEnd"/>
-      <w:r>
-        <w:rPr>
-          <w:rFonts w:ascii="Courier New" w:hAnsi="Courier New" w:cs="Courier New" w:hint="cs"/>
-          <w:sz w:val="22"/>
+        <w:t xml:space="preserve"> </w:t>
+      </w:r>
+      <w:r>
+        <w:t xml:space="preserve">– вершины, </w:t>
+      </w:r>
+      <w:r>
+        <w:lastRenderedPageBreak/>
+        <w:t xml:space="preserve">соединяемые ребром, </w:t>
+      </w:r>
+      <w:r>
+        <w:rPr>
+          <w:i/>
           <w:lang w:val="en-US"/>
         </w:rPr>
-        <w:t>;</w:t>
-      </w:r>
-    </w:p>
-    <w:p>
-      <w:pPr>
-        <w:pStyle w:val="a1"/>
-        <w:spacing w:line="240" w:lineRule="auto"/>
-        <w:ind w:firstLine="0"/>
-        <w:jc w:val="left"/>
-        <w:rPr>
-          <w:rFonts w:ascii="Courier New" w:hAnsi="Courier New" w:cs="Courier New"/>
-          <w:sz w:val="22"/>
-          <w:lang w:val="en-US"/>
-        </w:rPr>
-      </w:pPr>
-      <w:r>
-        <w:rPr>
-          <w:rFonts w:ascii="Courier New" w:hAnsi="Courier New" w:cs="Courier New" w:hint="cs"/>
-          <w:sz w:val="22"/>
-          <w:lang w:val="en-US"/>
-        </w:rPr>
-        <w:t xml:space="preserve">    </w:t>
-      </w:r>
-      <w:proofErr w:type="gramStart"/>
-      <w:r>
-        <w:rPr>
-          <w:rFonts w:ascii="Courier New" w:hAnsi="Courier New" w:cs="Courier New" w:hint="cs"/>
-          <w:sz w:val="22"/>
-          <w:lang w:val="en-US"/>
-        </w:rPr>
-        <w:t>std::</w:t>
-      </w:r>
-      <w:proofErr w:type="gramEnd"/>
-      <w:r>
-        <w:rPr>
-          <w:rFonts w:ascii="Courier New" w:hAnsi="Courier New" w:cs="Courier New" w:hint="cs"/>
-          <w:sz w:val="22"/>
-          <w:lang w:val="en-US"/>
-        </w:rPr>
-        <w:t>vector&lt;Edge&gt; edges;</w:t>
-      </w:r>
-    </w:p>
-    <w:p>
-      <w:pPr>
-        <w:pStyle w:val="a1"/>
-        <w:spacing w:line="240" w:lineRule="auto"/>
-        <w:ind w:firstLine="0"/>
-        <w:jc w:val="left"/>
-      </w:pPr>
-      <w:r>
-        <w:rPr>
-          <w:rFonts w:ascii="Courier New" w:hAnsi="Courier New" w:cs="Courier New" w:hint="cs"/>
-          <w:sz w:val="22"/>
-        </w:rPr>
-        <w:t>};</w:t>
-      </w:r>
-    </w:p>
-    <w:p>
-      <w:pPr>
-        <w:pStyle w:val="a1"/>
-      </w:pPr>
-      <w:r>
-        <w:t>Данный способ хранения позволяет быстро получать информацию о каждом ребре и использовать его индекс при построении хромосом генетического алгоритма.</w:t>
-      </w:r>
-    </w:p>
-    <w:p>
-      <w:pPr>
-        <w:pStyle w:val="a1"/>
-      </w:pPr>
-      <w:r>
-        <w:t xml:space="preserve">Исходные данные также могут храниться в текстовом файле. В первой строке располагается количество вершин и количество ребер, после чего перечисляются все ребра графа в формате: </w:t>
-      </w:r>
-      <w:r>
-        <w:rPr>
-          <w:i/>
-        </w:rPr>
-        <w:t xml:space="preserve">u v </w:t>
-      </w:r>
-      <w:proofErr w:type="spellStart"/>
-      <w:r>
-        <w:rPr>
-          <w:i/>
-        </w:rPr>
         <w:t>weight</w:t>
       </w:r>
-      <w:proofErr w:type="spellEnd"/>
-      <w:r>
-        <w:t>. Такой формат является простым для чтения, легко редактируется вручную и удобен для тестирования программы.</w:t>
-      </w:r>
-    </w:p>
-    <w:p>
-      <w:pPr>
-        <w:pStyle w:val="4"/>
-      </w:pPr>
-      <w:bookmarkStart w:id="18" w:name="_Toc234513458"/>
-      <w:r>
-        <w:t>2.2.1 Генерация случайного графа</w:t>
-      </w:r>
-      <w:bookmarkEnd w:id="18"/>
-    </w:p>
-    <w:p>
-      <w:pPr>
-        <w:pStyle w:val="a1"/>
-      </w:pPr>
-      <w:r>
-        <w:t xml:space="preserve">Для обеспечения возможности тестирования генетического алгоритма без ручного ввода данных была реализована функция случайной генерации связного взвешенного неориентированного графа. Основной задачей </w:t>
-      </w:r>
-      <w:r>
-        <w:lastRenderedPageBreak/>
-        <w:t xml:space="preserve">генератора является создание корректного графа, который удовлетворяет требованиям задачи поиска минимального </w:t>
-      </w:r>
-      <w:proofErr w:type="spellStart"/>
-      <w:r>
-        <w:t>остовного</w:t>
-      </w:r>
-      <w:proofErr w:type="spellEnd"/>
-      <w:r>
-        <w:t xml:space="preserve"> дерева.</w:t>
-      </w:r>
-    </w:p>
-    <w:p>
-      <w:pPr>
-        <w:pStyle w:val="a1"/>
-      </w:pPr>
-      <w:r>
-        <w:t xml:space="preserve">Перед началом генерации выполняется проверка входных параметров. Если количество вершин меньше двух, оно автоматически увеличивается до минимально допустимого значения. Также контролируется число дополнительных ребер, которое не может быть отрицательным. После этого вычисляется максимально возможное количество ребер для простого неориентированного графа по формуле </w:t>
+      <w:r>
+        <w:t xml:space="preserve"> – вес ребра</w:t>
+      </w:r>
+      <w:r>
+        <w:t>. Такой форм</w:t>
+      </w:r>
+      <w:r>
+        <w:t xml:space="preserve">ат является простым для чтения и </w:t>
+      </w:r>
+      <w:r>
+        <w:t>легко редактируется вручную.</w:t>
+      </w:r>
+    </w:p>
+    <w:p>
+      <w:pPr>
+        <w:pStyle w:val="3"/>
+        <w:ind w:left="0"/>
+      </w:pPr>
+      <w:bookmarkStart w:id="16" w:name="_Toc234849641"/>
+      <w:r>
+        <w:t>2.</w:t>
+      </w:r>
+      <w:r>
+        <w:t>3</w:t>
+      </w:r>
+      <w:r>
+        <w:t xml:space="preserve"> Генерация случайного графа</w:t>
+      </w:r>
+      <w:bookmarkEnd w:id="16"/>
+    </w:p>
+    <w:p>
+      <w:pPr>
+        <w:pStyle w:val="a1"/>
+      </w:pPr>
+      <w:r>
+        <w:t xml:space="preserve">При генерации пользователь может задать количество вершин и коэффициент полноты графа. На основании этих параметров вычисляется необходимое количество ребер, которое затем используется для построения графа. Минимальное число плотности графа </w:t>
       </w:r>
       <m:oMath>
-        <m:sSub>
-          <m:sSubPr>
-            <m:ctrlPr>
-              <w:rPr>
-                <w:rFonts w:ascii="Cambria Math" w:hAnsi="Cambria Math"/>
-                <w:i/>
-              </w:rPr>
-            </m:ctrlPr>
-          </m:sSubPr>
-          <m:e>
-            <m:r>
-              <w:rPr>
-                <w:rFonts w:ascii="Cambria Math" w:hAnsi="Cambria Math"/>
-              </w:rPr>
-              <m:t>m</m:t>
-            </m:r>
-          </m:e>
-          <m:sub>
-            <m:r>
-              <w:rPr>
-                <w:rFonts w:ascii="Cambria Math" w:hAnsi="Cambria Math"/>
-              </w:rPr>
-              <m:t>max</m:t>
-            </m:r>
-          </m:sub>
-        </m:sSub>
-        <m:r>
-          <w:rPr>
-            <w:rFonts w:ascii="Cambria Math" w:hAnsi="Cambria Math"/>
-          </w:rPr>
-          <m:t>=</m:t>
-        </m:r>
         <m:f>
           <m:fPr>
             <m:ctrlPr>
@@ -5065,6 +5927,39 @@
             <m:r>
               <w:rPr>
                 <w:rFonts w:ascii="Cambria Math" w:hAnsi="Cambria Math"/>
+              </w:rPr>
+              <m:t>2</m:t>
+            </m:r>
+          </m:num>
+          <m:den>
+            <m:r>
+              <w:rPr>
+                <w:rFonts w:ascii="Cambria Math" w:hAnsi="Cambria Math"/>
+                <w:lang w:val="en-US"/>
+              </w:rPr>
+              <m:t>n</m:t>
+            </m:r>
+          </m:den>
+        </m:f>
+      </m:oMath>
+      <w:r>
+        <w:t xml:space="preserve">, а максимальное </w:t>
+      </w:r>
+      <m:oMath>
+        <m:f>
+          <m:fPr>
+            <m:ctrlPr>
+              <w:rPr>
+                <w:rFonts w:ascii="Cambria Math" w:hAnsi="Cambria Math"/>
+                <w:i/>
+              </w:rPr>
+            </m:ctrlPr>
+          </m:fPr>
+          <m:num>
+            <m:r>
+              <w:rPr>
+                <w:rFonts w:ascii="Cambria Math" w:hAnsi="Cambria Math"/>
+                <w:lang w:val="en-US"/>
               </w:rPr>
               <m:t>n(n-1)</m:t>
             </m:r>
@@ -5080,228 +5975,55 @@
         </m:f>
       </m:oMath>
       <w:r>
-        <w:t>,</w:t>
-      </w:r>
-      <w:r>
-        <w:t xml:space="preserve"> </w:t>
-      </w:r>
-      <w:r>
-        <w:t xml:space="preserve">где n </w:t>
-      </w:r>
-      <w:r>
-        <w:t>–</w:t>
-      </w:r>
-      <w:r>
-        <w:t xml:space="preserve"> количество вершин графа. Если пользователь указал слишком большое количество дополнительных ребер, их число автоматически уменьшается до максимально допустимого значения.</w:t>
-      </w:r>
-    </w:p>
-    <w:p>
-      <w:pPr>
-        <w:pStyle w:val="a1"/>
-      </w:pPr>
-      <w:r>
-        <w:t>Генерация графа выполняется в два этапа</w:t>
-      </w:r>
-      <w:r>
-        <w:t>:</w:t>
-      </w:r>
-    </w:p>
-    <w:p>
-      <w:pPr>
-        <w:pStyle w:val="a1"/>
-        <w:numPr>
-          <w:ilvl w:val="0"/>
-          <w:numId w:val="12"/>
-        </w:numPr>
-        <w:ind w:left="709" w:firstLine="0"/>
-      </w:pPr>
-      <w:r>
-        <w:t xml:space="preserve">На первом этапе строится связное </w:t>
-      </w:r>
-      <w:proofErr w:type="spellStart"/>
-      <w:r>
-        <w:t>остовное</w:t>
-      </w:r>
-      <w:proofErr w:type="spellEnd"/>
-      <w:r>
-        <w:t xml:space="preserve"> дерево, которое гарантирует связность итогового графа. Для этого вершины последовательно соединяются ребрами вида (0,</w:t>
-      </w:r>
-      <w:r>
-        <w:t xml:space="preserve"> </w:t>
-      </w:r>
-      <w:r>
-        <w:t>1),</w:t>
-      </w:r>
-      <w:r>
-        <w:t xml:space="preserve"> </w:t>
-      </w:r>
-      <w:r>
-        <w:t>(1,</w:t>
-      </w:r>
-      <w:r>
-        <w:t xml:space="preserve"> </w:t>
-      </w:r>
-      <w:r>
-        <w:t>2),</w:t>
-      </w:r>
-      <w:r>
-        <w:t xml:space="preserve"> </w:t>
-      </w:r>
-      <w:r>
-        <w:t>…,</w:t>
-      </w:r>
-      <w:r>
-        <w:t xml:space="preserve"> </w:t>
-      </w:r>
-      <w:r>
-        <w:t>(n</w:t>
-      </w:r>
-      <w:r>
-        <w:t xml:space="preserve"> - </w:t>
-      </w:r>
-      <w:r>
-        <w:t>2,</w:t>
-      </w:r>
-      <w:r>
-        <w:t xml:space="preserve"> </w:t>
-      </w:r>
-      <w:r>
-        <w:t>n</w:t>
-      </w:r>
-      <w:r>
-        <w:t xml:space="preserve"> - </w:t>
-      </w:r>
-      <w:r>
-        <w:t>1). Каждому ребру случайным образом назначается вес из диапазона от 1 до 100. Благодаря этому уже после первого этапа граф является связным и содержит минимально необходимое количество ребер, равное n</w:t>
-      </w:r>
-      <w:r>
-        <w:t xml:space="preserve"> - </w:t>
-      </w:r>
-      <w:r>
-        <w:t>1.</w:t>
-      </w:r>
-    </w:p>
-    <w:p>
-      <w:pPr>
-        <w:pStyle w:val="a1"/>
-        <w:numPr>
-          <w:ilvl w:val="0"/>
-          <w:numId w:val="12"/>
-        </w:numPr>
-        <w:ind w:left="709" w:firstLine="0"/>
-      </w:pPr>
-      <w:r>
-        <w:t xml:space="preserve">На втором этапе в граф добавляются дополнительные случайные ребра. Для исключения появления кратных ребер используется контейнер </w:t>
-      </w:r>
-      <w:proofErr w:type="spellStart"/>
-      <w:proofErr w:type="gramStart"/>
+        <w:t>.</w:t>
+      </w:r>
+    </w:p>
+    <w:p>
+      <w:pPr>
+        <w:pStyle w:val="a1"/>
+      </w:pPr>
+      <w:r>
+        <w:t xml:space="preserve">Построение случайного графа выполняется в два этапа. На первом этапе формируется связное остовное дерево, соединяющее все вершины графа. Для этого последовательно создаются ребра между вершинами с номерами </w:t>
+      </w:r>
       <w:r>
         <w:rPr>
           <w:i/>
         </w:rPr>
-        <w:t>std</w:t>
-      </w:r>
-      <w:proofErr w:type="spellEnd"/>
+        <w:t>i</w:t>
+      </w:r>
+      <w:r>
+        <w:t xml:space="preserve"> и </w:t>
+      </w:r>
       <w:r>
         <w:rPr>
           <w:i/>
         </w:rPr>
-        <w:t>::</w:t>
-      </w:r>
-      <w:proofErr w:type="spellStart"/>
-      <w:proofErr w:type="gramEnd"/>
-      <w:r>
-        <w:rPr>
-          <w:i/>
-        </w:rPr>
-        <w:t>set</w:t>
-      </w:r>
-      <w:proofErr w:type="spellEnd"/>
-      <w:r>
-        <w:t>, в котором хранятся все уже существующие пары вершин. Перед добавлением нового ребра проверяется выполнение следующих условий:</w:t>
-      </w:r>
-      <w:r>
-        <w:t xml:space="preserve"> </w:t>
-      </w:r>
-      <w:r>
-        <w:t>вершины ребра различны</w:t>
-      </w:r>
-      <w:r>
-        <w:t xml:space="preserve">, </w:t>
-      </w:r>
-      <w:r>
-        <w:t>такое ребро еще отсутствует в графе</w:t>
-      </w:r>
-      <w:r>
-        <w:t xml:space="preserve">, </w:t>
-      </w:r>
-      <w:r>
-        <w:t>не превышено максимально допустимое количество ребер.</w:t>
-      </w:r>
-      <w:r>
-        <w:t xml:space="preserve"> </w:t>
-      </w:r>
-      <w:r>
-        <w:t>Если хотя бы одно из условий нарушается, выполняется генерация новой пары вершин. Для предотвращения бесконечного цикла введено ограничение на количество попыток генерации новых ребер. Каждому успешно добавленному ребру также присваивается случайный вес из диапазона от 1 до 100.</w:t>
-      </w:r>
-    </w:p>
-    <w:p>
-      <w:pPr>
-        <w:pStyle w:val="a1"/>
-      </w:pPr>
-      <w:r>
-        <w:lastRenderedPageBreak/>
-        <w:t xml:space="preserve">Для генерации случайных чисел используется современный генератор </w:t>
-      </w:r>
-      <w:proofErr w:type="spellStart"/>
-      <w:proofErr w:type="gramStart"/>
-      <w:r>
-        <w:rPr>
-          <w:i/>
-        </w:rPr>
-        <w:t>std</w:t>
-      </w:r>
-      <w:proofErr w:type="spellEnd"/>
-      <w:r>
-        <w:rPr>
-          <w:i/>
-        </w:rPr>
-        <w:t>::</w:t>
-      </w:r>
-      <w:proofErr w:type="gramEnd"/>
-      <w:r>
-        <w:rPr>
-          <w:i/>
-        </w:rPr>
-        <w:t>mt19937</w:t>
-      </w:r>
-      <w:r>
-        <w:t xml:space="preserve">, инициализируемый с помощью </w:t>
-      </w:r>
-      <w:proofErr w:type="spellStart"/>
-      <w:r>
-        <w:rPr>
-          <w:i/>
-        </w:rPr>
-        <w:t>std</w:t>
-      </w:r>
-      <w:proofErr w:type="spellEnd"/>
-      <w:r>
-        <w:rPr>
-          <w:i/>
-        </w:rPr>
-        <w:t>::</w:t>
-      </w:r>
-      <w:proofErr w:type="spellStart"/>
-      <w:r>
-        <w:rPr>
-          <w:i/>
-        </w:rPr>
-        <w:t>random_device</w:t>
-      </w:r>
-      <w:proofErr w:type="spellEnd"/>
-      <w:r>
-        <w:t>. Такой подход обеспечивает хорошее качество случайного распределения и исключает повторяемость последовательностей при каждом запуске программы. Веса ребер генерируются равномерно, что позволяет получать разнообразные тестовые графы без выраженного смещения в сторону определенных значений.</w:t>
+        <w:t>i</w:t>
+      </w:r>
+      <w:r>
+        <w:t xml:space="preserve"> + 1. Каждому ребру случайным образом назначается положительный вес.</w:t>
+      </w:r>
+    </w:p>
+    <w:p>
+      <w:pPr>
+        <w:pStyle w:val="a1"/>
+      </w:pPr>
+      <w:r>
+        <w:t xml:space="preserve">На втором этапе к полученному дереву добавляются дополнительные случайные ребра. При генерации новых ребер контролируется отсутствие петель и дублирования уже существующих соединений. Для этого используется множество пар вершин, позволяющее </w:t>
+      </w:r>
+      <w:r>
+        <w:t>оперативно</w:t>
+      </w:r>
+      <w:r>
+        <w:t xml:space="preserve"> определить наличие ребра между двумя вершинами. Добавление продолжается до достижения требуемого количества ребер либо до исчерпания всех возможных вариантов.</w:t>
+      </w:r>
+    </w:p>
+    <w:p>
+      <w:pPr>
+        <w:pStyle w:val="a1"/>
+      </w:pPr>
+      <w:r>
+        <w:t>Вес каждого ребра выбирается случайным образом из заранее заданного диапазона. В результате работы алгоритма формируется простой связный взвешенный неориентированный граф, пригодный для последующего поиска минимального остовного дерева генетическим алгоритмом.</w:t>
       </w:r>
     </w:p>
     <w:p>
@@ -5312,7 +6034,7 @@
           <w:numId w:val="2"/>
         </w:numPr>
       </w:pPr>
-      <w:bookmarkStart w:id="19" w:name="_Toc234513459"/>
+      <w:bookmarkStart w:id="17" w:name="_Toc234849642"/>
       <w:r>
         <w:t>2</w:t>
       </w:r>
@@ -5320,115 +6042,152 @@
         <w:t>.</w:t>
       </w:r>
       <w:r>
+        <w:t>4</w:t>
+      </w:r>
+      <w:r>
+        <w:t xml:space="preserve"> </w:t>
+      </w:r>
+      <w:r>
+        <w:t>Проектирование программного решения для генетического алгоритма</w:t>
+      </w:r>
+      <w:bookmarkEnd w:id="17"/>
+    </w:p>
+    <w:p>
+      <w:pPr>
+        <w:pStyle w:val="a1"/>
+      </w:pPr>
+      <w:r>
+        <w:t xml:space="preserve">Были исследованы принципы работы генетических алгоритмов и возможность их применения к задачам комбинаторной оптимизации в источниках </w:t>
+      </w:r>
+      <w:r>
+        <w:rPr>
+          <w:lang w:val="en-US"/>
+        </w:rPr>
+        <w:t xml:space="preserve">[1] </w:t>
+      </w:r>
+      <w:r>
+        <w:t xml:space="preserve">и </w:t>
+      </w:r>
+      <w:r>
+        <w:rPr>
+          <w:lang w:val="en-US"/>
+        </w:rPr>
+        <w:t>[2]</w:t>
+      </w:r>
+      <w:r>
+        <w:t>, чтобы сформировать представление о проектировании программного решения.</w:t>
+      </w:r>
+    </w:p>
+    <w:p>
+      <w:pPr>
+        <w:pStyle w:val="a1"/>
+      </w:pPr>
+    </w:p>
+    <w:p>
+      <w:pPr>
+        <w:pStyle w:val="a1"/>
+      </w:pPr>
+    </w:p>
+    <w:p>
+      <w:pPr>
+        <w:pStyle w:val="4"/>
+      </w:pPr>
+      <w:bookmarkStart w:id="18" w:name="_Toc234849643"/>
+      <w:r>
+        <w:lastRenderedPageBreak/>
+        <w:t>2.</w:t>
+      </w:r>
+      <w:r>
+        <w:t>4</w:t>
+      </w:r>
+      <w:r>
+        <w:t>.1 Представление особи</w:t>
+      </w:r>
+      <w:bookmarkEnd w:id="18"/>
+    </w:p>
+    <w:p>
+      <w:pPr>
+        <w:pStyle w:val="a1"/>
+      </w:pPr>
+      <w:r>
+        <w:t xml:space="preserve">В данной работе каждая особь представляет собой список индексов ребер исходного графа без дубликатов. Таким образом, каждая хромосома определяет набор ребер, который рассматривается как кандидат на минимальное остовное дерево. Набор имеет длину </w:t>
+      </w:r>
+      <w:r>
+        <w:rPr>
+          <w:i/>
+          <w:lang w:val="en-US"/>
+        </w:rPr>
+        <w:t>n</w:t>
+      </w:r>
+      <w:r>
+        <w:t xml:space="preserve"> - 1</w:t>
+      </w:r>
+      <w:r>
+        <w:t xml:space="preserve">, где </w:t>
+      </w:r>
+      <w:r>
+        <w:rPr>
+          <w:i/>
+          <w:lang w:val="en-US"/>
+        </w:rPr>
+        <w:t>n</w:t>
+      </w:r>
+      <w:r>
+        <w:t xml:space="preserve"> </w:t>
+      </w:r>
+      <w:r>
+        <w:t>– количество вершин в графе.</w:t>
+      </w:r>
+    </w:p>
+    <w:p>
+      <w:pPr>
+        <w:pStyle w:val="a1"/>
+      </w:pPr>
+      <w:r>
+        <w:t>Например, если граф содержит девять ребер и шесть вершин с индексами {0,1,2,3,4,5,6,7,8}, то особь {0,3,5,7,8} означает, что предполагаемое дерево состоит именно из этих пяти ребер.</w:t>
+      </w:r>
+    </w:p>
+    <w:p>
+      <w:pPr>
+        <w:pStyle w:val="a1"/>
+      </w:pPr>
+      <w:r>
+        <w:t>Такой способ кодирования обладает несколькими преимуществами: простотой реализации, небольшим объемом памяти, удобством выполнения генетических операторов, независимостью от конкретного расположения вершин графа.</w:t>
+      </w:r>
+    </w:p>
+    <w:p>
+      <w:pPr>
+        <w:pStyle w:val="4"/>
+      </w:pPr>
+      <w:bookmarkStart w:id="19" w:name="_Toc234849644"/>
+      <w:r>
         <w:t>2</w:t>
       </w:r>
       <w:r>
-        <w:t xml:space="preserve"> </w:t>
-      </w:r>
-      <w:r>
-        <w:t>Проектирование программного решения для генетического алгоритма</w:t>
+        <w:t>.</w:t>
+      </w:r>
+      <w:r>
+        <w:t>4</w:t>
+      </w:r>
+      <w:r>
+        <w:t>.</w:t>
+      </w:r>
+      <w:r>
+        <w:t>2</w:t>
+      </w:r>
+      <w:r>
+        <w:t xml:space="preserve"> Функция </w:t>
+      </w:r>
+      <w:r>
+        <w:t>исправления</w:t>
+      </w:r>
+      <w:r>
+        <w:t xml:space="preserve"> решения</w:t>
       </w:r>
       <w:bookmarkEnd w:id="19"/>
     </w:p>
     <w:p>
       <w:pPr>
-        <w:pStyle w:val="4"/>
-      </w:pPr>
-      <w:bookmarkStart w:id="20" w:name="_Toc234513460"/>
-      <w:r>
-        <w:t>2.2.1 Представление особи</w:t>
-      </w:r>
-      <w:bookmarkEnd w:id="20"/>
-    </w:p>
-    <w:p>
-      <w:pPr>
-        <w:pStyle w:val="a1"/>
-      </w:pPr>
-      <w:r>
-        <w:t xml:space="preserve">В данной работе каждая особь представляет собой список индексов ребер исходного графа без дубликатов. Таким образом, каждая хромосома определяет набор ребер, который рассматривается как кандидат на минимальное </w:t>
-      </w:r>
-      <w:proofErr w:type="spellStart"/>
-      <w:r>
-        <w:t>остовное</w:t>
-      </w:r>
-      <w:proofErr w:type="spellEnd"/>
-      <w:r>
-        <w:t xml:space="preserve"> дерево. Набор имеет длину </w:t>
-      </w:r>
-      <w:r>
-        <w:rPr>
-          <w:lang w:val="en-US"/>
-        </w:rPr>
-        <w:t>n</w:t>
-      </w:r>
-      <w:r>
-        <w:t xml:space="preserve"> - 1</w:t>
-      </w:r>
-      <w:r>
-        <w:t xml:space="preserve">, где </w:t>
-      </w:r>
-      <w:r>
-        <w:rPr>
-          <w:lang w:val="en-US"/>
-        </w:rPr>
-        <w:t>n</w:t>
-      </w:r>
-      <w:r>
-        <w:t xml:space="preserve"> </w:t>
-      </w:r>
-      <w:r>
-        <w:t>– количество вершин в графе.</w:t>
-      </w:r>
-    </w:p>
-    <w:p>
-      <w:pPr>
-        <w:pStyle w:val="a1"/>
-      </w:pPr>
-      <w:r>
-        <w:t>Например, если граф содержит девять ребер и шесть вершин с индексами {0,1,2,3,4,5,6,7,8}, то особь {0,3,5,7,8} означает, что предполагаемое дерево состоит именно из этих пяти ребер.</w:t>
-      </w:r>
-    </w:p>
-    <w:p>
-      <w:pPr>
-        <w:pStyle w:val="a1"/>
-      </w:pPr>
-      <w:r>
-        <w:t>Такой способ кодирования обладает несколькими преимуществами: простотой реализации, небольшим объемом памяти, удобством выполнения генетических операторов, независимостью от конкретного расположения вершин графа.</w:t>
-      </w:r>
-    </w:p>
-    <w:p>
-      <w:pPr>
-        <w:pStyle w:val="4"/>
-      </w:pPr>
-      <w:bookmarkStart w:id="21" w:name="_Toc234513461"/>
-      <w:r>
-        <w:t>2</w:t>
-      </w:r>
-      <w:r>
-        <w:t>.</w:t>
-      </w:r>
-      <w:r>
-        <w:t>2</w:t>
-      </w:r>
-      <w:r>
-        <w:t>.</w:t>
-      </w:r>
-      <w:r>
-        <w:t>2</w:t>
-      </w:r>
-      <w:r>
-        <w:t xml:space="preserve"> Функция </w:t>
-      </w:r>
-      <w:r>
-        <w:t>исправления</w:t>
-      </w:r>
-      <w:r>
-        <w:t xml:space="preserve"> решения</w:t>
-      </w:r>
-      <w:bookmarkEnd w:id="21"/>
-    </w:p>
-    <w:p>
-      <w:pPr>
         <w:pStyle w:val="a1"/>
       </w:pPr>
       <w:r>
@@ -5440,27 +6199,16 @@
         <w:pStyle w:val="a1"/>
       </w:pPr>
       <w:r>
-        <w:lastRenderedPageBreak/>
         <w:t xml:space="preserve">Назначение процедуры </w:t>
       </w:r>
-      <w:proofErr w:type="spellStart"/>
       <w:r>
         <w:rPr>
           <w:i/>
         </w:rPr>
         <w:t>repair</w:t>
       </w:r>
-      <w:proofErr w:type="spellEnd"/>
-      <w:r>
-        <w:t xml:space="preserve"> – преобразование произвольного набора ребер в допустимое </w:t>
-      </w:r>
-      <w:proofErr w:type="spellStart"/>
-      <w:r>
-        <w:t>остовное</w:t>
-      </w:r>
-      <w:proofErr w:type="spellEnd"/>
-      <w:r>
-        <w:t xml:space="preserve"> дерево. Исправление выполняется в три последовательных этапа, каждый из которых устраняет свой тип нарушений:</w:t>
+      <w:r>
+        <w:t xml:space="preserve"> – преобразование произвольного набора ребер в допустимое остовное дерево. Исправление выполняется в три последовательных этапа, каждый из которых устраняет свой тип нарушений:</w:t>
       </w:r>
     </w:p>
     <w:p>
@@ -5475,14 +6223,12 @@
       <w:r>
         <w:t xml:space="preserve">Устранение дубликатов. Набор ребер особи может содержать повторяющиеся индексы. Для их удаления производится сортировка списка индексов, после чего последовательные дубликаты исключаются с помощью стандартного алгоритма </w:t>
       </w:r>
-      <w:proofErr w:type="spellStart"/>
       <w:r>
         <w:rPr>
           <w:i/>
         </w:rPr>
         <w:t>unique</w:t>
       </w:r>
-      <w:proofErr w:type="spellEnd"/>
       <w:r>
         <w:t>. В результате каждый индекс встречается не более одного раза.</w:t>
       </w:r>
@@ -5497,6 +6243,7 @@
         <w:ind w:left="709" w:firstLine="0"/>
       </w:pPr>
       <w:r>
+        <w:lastRenderedPageBreak/>
         <w:t>Исправление циклов. Для построения ациклического графа используется структура данных для непересекающихся множеств, инициализируемая для всех вершин графа. Ребра обрабатываются в том порядке, в котором они присутствуют в текущем наборе особи. Если добавление очередного ребра не создает цикла, ребро сохраняется в результирующий список, в противном случае оно отбрасывается. Таким образом, формируется лес, содержащий максимально возможное подмножество исходных ребер, не содержащее циклов.</w:t>
       </w:r>
     </w:p>
@@ -5522,13 +6269,28 @@
         <w:t>е</w:t>
       </w:r>
       <w:r>
-        <w:t>бер меньше n</w:t>
+        <w:t xml:space="preserve">бер меньше </w:t>
+      </w:r>
+      <w:r>
+        <w:rPr>
+          <w:i/>
+        </w:rPr>
+        <w:t>n</w:t>
       </w:r>
       <w:r>
         <w:t xml:space="preserve"> - 1, </w:t>
       </w:r>
       <w:r>
-        <w:t xml:space="preserve">где n </w:t>
+        <w:t xml:space="preserve">где </w:t>
+      </w:r>
+      <w:r>
+        <w:rPr>
+          <w:i/>
+        </w:rPr>
+        <w:t>n</w:t>
+      </w:r>
+      <w:r>
+        <w:t xml:space="preserve"> </w:t>
       </w:r>
       <w:r>
         <w:t>– количество вершин</w:t>
@@ -5540,7 +6302,13 @@
         <w:t>е</w:t>
       </w:r>
       <w:r>
-        <w:t>бер исходного графа в порядке возрастания их весов. Каждое ребро добавляется в дерево, если оно соединяет две разные компоненты связности. Процесс продолжается до тех пор, пока не будет набрано ровно n</w:t>
+        <w:t xml:space="preserve">бер исходного графа в порядке возрастания их весов. Каждое ребро добавляется в дерево, если оно соединяет две разные компоненты связности. Процесс продолжается до тех пор, пока не будет набрано ровно </w:t>
+      </w:r>
+      <w:r>
+        <w:rPr>
+          <w:i/>
+        </w:rPr>
+        <w:t>n</w:t>
       </w:r>
       <w:r>
         <w:t xml:space="preserve"> - </w:t>
@@ -5562,7 +6330,7 @@
       <w:pPr>
         <w:pStyle w:val="4"/>
       </w:pPr>
-      <w:bookmarkStart w:id="22" w:name="_Toc234513462"/>
+      <w:bookmarkStart w:id="20" w:name="_Toc234849645"/>
       <w:r>
         <w:t>2</w:t>
       </w:r>
@@ -5570,7 +6338,7 @@
         <w:t>.</w:t>
       </w:r>
       <w:r>
-        <w:t>2</w:t>
+        <w:t>4</w:t>
       </w:r>
       <w:r>
         <w:t>.</w:t>
@@ -5581,22 +6349,14 @@
       <w:r>
         <w:t xml:space="preserve"> Функция приспособленности</w:t>
       </w:r>
-      <w:bookmarkEnd w:id="22"/>
-    </w:p>
-    <w:p>
-      <w:pPr>
-        <w:pStyle w:val="a1"/>
-      </w:pPr>
-      <w:r>
-        <w:t xml:space="preserve">Качество каждой особи оценивается функцией приспособленности. Поскольку целью задачи является минимизация суммарного веса </w:t>
-      </w:r>
-      <w:proofErr w:type="spellStart"/>
-      <w:r>
-        <w:t>остовного</w:t>
-      </w:r>
-      <w:proofErr w:type="spellEnd"/>
-      <w:r>
-        <w:t xml:space="preserve"> дерева, в качестве оценки используется </w:t>
+      <w:bookmarkEnd w:id="20"/>
+    </w:p>
+    <w:p>
+      <w:pPr>
+        <w:pStyle w:val="a1"/>
+      </w:pPr>
+      <w:r>
+        <w:t xml:space="preserve">Качество каждой особи оценивается функцией приспособленности. Поскольку целью задачи является минимизация суммарного веса остовного дерева, в качестве оценки используется </w:t>
       </w:r>
       <w:r>
         <w:t>прямая</w:t>
@@ -5610,7 +6370,6 @@
         <w:pStyle w:val="a1"/>
       </w:pPr>
       <w:r>
-        <w:lastRenderedPageBreak/>
         <w:t xml:space="preserve">Пусть </w:t>
       </w:r>
       <w:r>
@@ -5632,14 +6391,12 @@
         </w:rPr>
         <w:t>f</w:t>
       </w:r>
-      <w:proofErr w:type="spellStart"/>
       <w:r>
         <w:rPr>
           <w:i/>
         </w:rPr>
         <w:t>itness</w:t>
       </w:r>
-      <w:proofErr w:type="spellEnd"/>
       <w:r>
         <w:t xml:space="preserve"> </w:t>
       </w:r>
@@ -5677,7 +6434,7 @@
       <w:pPr>
         <w:pStyle w:val="4"/>
       </w:pPr>
-      <w:bookmarkStart w:id="23" w:name="_Toc234513463"/>
+      <w:bookmarkStart w:id="21" w:name="_Toc234849646"/>
       <w:r>
         <w:t>2</w:t>
       </w:r>
@@ -5685,7 +6442,7 @@
         <w:t>.</w:t>
       </w:r>
       <w:r>
-        <w:t>2</w:t>
+        <w:t>4</w:t>
       </w:r>
       <w:r>
         <w:t>.</w:t>
@@ -5697,9 +6454,15 @@
         <w:t xml:space="preserve"> </w:t>
       </w:r>
       <w:r>
-        <w:t>Турнирный отбор</w:t>
-      </w:r>
-      <w:bookmarkEnd w:id="23"/>
+        <w:t>Оператор</w:t>
+      </w:r>
+      <w:r>
+        <w:t xml:space="preserve"> отбор</w:t>
+      </w:r>
+      <w:r>
+        <w:t>а</w:t>
+      </w:r>
+      <w:bookmarkEnd w:id="21"/>
     </w:p>
     <w:p>
       <w:pPr>
@@ -5712,7 +6475,11 @@
         <w:t xml:space="preserve">ких пар выбран турнирный отбор. </w:t>
       </w:r>
       <w:r>
-        <w:t xml:space="preserve">Суть метода заключается в том, что из текущей популяции случайным образом выбирается небольшая группа особей, после чего в качестве родителя выбирается особь с </w:t>
+        <w:t xml:space="preserve">Суть метода заключается в том, что из текущей популяции случайным образом </w:t>
+      </w:r>
+      <w:r>
+        <w:lastRenderedPageBreak/>
+        <w:t xml:space="preserve">выбирается небольшая группа особей, после чего в качестве родителя выбирается особь с </w:t>
       </w:r>
       <w:r>
         <w:t>наименьшим</w:t>
@@ -5778,14 +6545,17 @@
         <w:ind w:left="709" w:firstLine="0"/>
       </w:pPr>
       <w:r>
-        <w:t>Хорошим балансом между исследованием новых решений и сохранением лучших найденных особей.</w:t>
+        <w:t>Рациональным соотношением между исследованием новых решений</w:t>
+      </w:r>
+      <w:r>
+        <w:t xml:space="preserve"> и сохранением лучших найденных особей.</w:t>
       </w:r>
     </w:p>
     <w:p>
       <w:pPr>
         <w:pStyle w:val="4"/>
       </w:pPr>
-      <w:bookmarkStart w:id="24" w:name="_Toc234513464"/>
+      <w:bookmarkStart w:id="22" w:name="_Toc234849647"/>
       <w:r>
         <w:t>2</w:t>
       </w:r>
@@ -5793,87 +6563,76 @@
         <w:t>.</w:t>
       </w:r>
       <w:r>
+        <w:t>4</w:t>
+      </w:r>
+      <w:r>
+        <w:t>.</w:t>
+      </w:r>
+      <w:r>
+        <w:t xml:space="preserve">5 </w:t>
+      </w:r>
+      <w:r>
+        <w:t>Оператор скрещивания</w:t>
+      </w:r>
+      <w:bookmarkEnd w:id="22"/>
+    </w:p>
+    <w:p>
+      <w:pPr>
+        <w:pStyle w:val="a1"/>
+      </w:pPr>
+      <w:r>
+        <w:t>Для получения новых решений используется равномерное скрещивание. Для каждого гена независимо определяется, от какого родителя он будет унаследован. При формировании первого потомка для каждого гена с одинаковой вероятностью выбирается значение первого или второго родителя. Второй потомок получает противоположный выбор.</w:t>
+      </w:r>
+    </w:p>
+    <w:p>
+      <w:pPr>
+        <w:pStyle w:val="a1"/>
+      </w:pPr>
+      <w:r>
+        <w:t>Для оператора задается вероятность выполнения, если значение меньше, то два выбранных родителя сразу отправляются в новое поколение, если значение больше, то происходит скрещивание и только их дети проходят дальше.</w:t>
+      </w:r>
+    </w:p>
+    <w:p>
+      <w:pPr>
+        <w:pStyle w:val="a1"/>
+      </w:pPr>
+      <w:r>
+        <w:t>Основным преимуществом такого метода является возможность свободного комбинирования отдельных удачных ребер из различных решений. В отличие от одноточечного или двухточечного скрещивания отсутствует привязка к расположению генов внутри хромосомы, что особенно важно при решении задачи поиска минимального остовного дерева, где порядок расположения ребер не оказывает влияния на качество решения.</w:t>
+      </w:r>
+    </w:p>
+    <w:p>
+      <w:pPr>
+        <w:pStyle w:val="a1"/>
+      </w:pPr>
+      <w:r>
+        <w:lastRenderedPageBreak/>
+        <w:t>После завершения операции скрещивания выполняется процедура исправления решения.</w:t>
+      </w:r>
+    </w:p>
+    <w:p>
+      <w:pPr>
+        <w:pStyle w:val="4"/>
+      </w:pPr>
+      <w:bookmarkStart w:id="23" w:name="_Toc234849648"/>
+      <w:r>
         <w:t>2</w:t>
       </w:r>
       <w:r>
         <w:t>.</w:t>
       </w:r>
       <w:r>
-        <w:t xml:space="preserve">5 </w:t>
-      </w:r>
-      <w:r>
-        <w:t>Оператор скрещивания</w:t>
-      </w:r>
-      <w:bookmarkEnd w:id="24"/>
-    </w:p>
-    <w:p>
-      <w:pPr>
-        <w:pStyle w:val="a1"/>
-      </w:pPr>
-      <w:r>
-        <w:t>Для получения новых решений используется равномерное скрещивание. Для каждого гена независимо определяется, от какого родителя он будет унаследован. При формировании первого потомка для каждого гена с одинаковой вероятностью выбирается значение первого или второго родителя. Второй потомок получает противоположный выбор.</w:t>
-      </w:r>
-    </w:p>
-    <w:p>
-      <w:pPr>
-        <w:pStyle w:val="a1"/>
-      </w:pPr>
-      <w:r>
-        <w:t xml:space="preserve">Для оператора задается вероятность выполнения, если значение меньше, то два выбранных родителя сразу отправляются в новое поколение, если </w:t>
-      </w:r>
-      <w:r>
-        <w:lastRenderedPageBreak/>
-        <w:t>значение больше, то происходит скрещивание и только их дети проходят дальше.</w:t>
-      </w:r>
-    </w:p>
-    <w:p>
-      <w:pPr>
-        <w:pStyle w:val="a1"/>
-      </w:pPr>
-      <w:r>
-        <w:t xml:space="preserve">Основным преимуществом такого метода является возможность свободного комбинирования отдельных удачных ребер из различных решений. В отличие от одноточечного или двухточечного скрещивания отсутствует привязка к расположению генов внутри хромосомы, что особенно важно при решении задачи поиска минимального </w:t>
-      </w:r>
-      <w:proofErr w:type="spellStart"/>
-      <w:r>
-        <w:t>остовного</w:t>
-      </w:r>
-      <w:proofErr w:type="spellEnd"/>
-      <w:r>
-        <w:t xml:space="preserve"> дерева, где порядок расположения ребер не оказывает влияния на качество решения.</w:t>
-      </w:r>
-    </w:p>
-    <w:p>
-      <w:pPr>
-        <w:pStyle w:val="a1"/>
-      </w:pPr>
-      <w:r>
-        <w:t>После завершения операции скрещивания выполняется процедура исправления решения.</w:t>
-      </w:r>
-    </w:p>
-    <w:p>
-      <w:pPr>
-        <w:pStyle w:val="4"/>
-      </w:pPr>
-      <w:bookmarkStart w:id="25" w:name="_Toc234513465"/>
-      <w:r>
-        <w:t>2</w:t>
+        <w:t>4</w:t>
       </w:r>
       <w:r>
         <w:t>.</w:t>
       </w:r>
       <w:r>
-        <w:t>2</w:t>
-      </w:r>
-      <w:r>
-        <w:t>.</w:t>
-      </w:r>
-      <w:r>
         <w:t>6</w:t>
       </w:r>
       <w:r>
         <w:t xml:space="preserve"> Оператор мутации</w:t>
       </w:r>
-      <w:bookmarkEnd w:id="25"/>
+      <w:bookmarkEnd w:id="23"/>
     </w:p>
     <w:p>
       <w:pPr>
@@ -5914,19 +6673,6 @@
         <w:ind w:left="709" w:firstLine="0"/>
       </w:pPr>
       <w:r>
-        <w:t>Случайным образом выбирается новое ребро исходного графа и добавляется в хромосому;</w:t>
-      </w:r>
-    </w:p>
-    <w:p>
-      <w:pPr>
-        <w:pStyle w:val="a1"/>
-        <w:numPr>
-          <w:ilvl w:val="0"/>
-          <w:numId w:val="10"/>
-        </w:numPr>
-        <w:ind w:left="709" w:firstLine="0"/>
-      </w:pPr>
-      <w:r>
         <w:t>Выполняется процедура восстановления корректного дерева.</w:t>
       </w:r>
     </w:p>
@@ -5942,7 +6688,7 @@
       <w:pPr>
         <w:pStyle w:val="4"/>
       </w:pPr>
-      <w:bookmarkStart w:id="26" w:name="_Toc234513466"/>
+      <w:bookmarkStart w:id="24" w:name="_Toc234849649"/>
       <w:r>
         <w:t>2</w:t>
       </w:r>
@@ -5950,7 +6696,7 @@
         <w:t>.</w:t>
       </w:r>
       <w:r>
-        <w:t>2</w:t>
+        <w:t>4</w:t>
       </w:r>
       <w:r>
         <w:t>.</w:t>
@@ -5961,7 +6707,7 @@
       <w:r>
         <w:t xml:space="preserve"> Критерий завершения алгоритма</w:t>
       </w:r>
-      <w:bookmarkEnd w:id="26"/>
+      <w:bookmarkEnd w:id="24"/>
     </w:p>
     <w:p>
       <w:pPr>
@@ -6002,15 +6748,17 @@
         <w:ind w:left="709" w:firstLine="0"/>
       </w:pPr>
       <w:r>
-        <w:t>Лучшее найденное решение не улучшается в течение заданного количества поколений подряд.</w:t>
-      </w:r>
-    </w:p>
-    <w:p>
-      <w:pPr>
-        <w:pStyle w:val="a1"/>
-      </w:pPr>
-      <w:r>
-        <w:lastRenderedPageBreak/>
+        <w:t>Найденное решение с минимальным весом не изменяется</w:t>
+      </w:r>
+      <w:r>
+        <w:t xml:space="preserve"> в течение заданного количества поколений подряд.</w:t>
+      </w:r>
+    </w:p>
+    <w:p>
+      <w:pPr>
+        <w:pStyle w:val="a1"/>
+      </w:pPr>
+      <w:r>
         <w:t>Использование сразу двух критериев позволяет, с одной стороны, гарантировать завершение работы программы, а с другой – избежать выполнения лишних вычислений после фа</w:t>
       </w:r>
       <w:r>
@@ -6025,12 +6773,12 @@
           <w:numId w:val="2"/>
         </w:numPr>
       </w:pPr>
-      <w:bookmarkStart w:id="27" w:name="_Toc234513467"/>
+      <w:bookmarkStart w:id="25" w:name="_Toc234849650"/>
       <w:r>
         <w:t>2.</w:t>
       </w:r>
       <w:r>
-        <w:t>3</w:t>
+        <w:t>5</w:t>
       </w:r>
       <w:r>
         <w:t xml:space="preserve"> </w:t>
@@ -6038,92 +6786,64 @@
       <w:r>
         <w:t>Проектирование графического интерфейса</w:t>
       </w:r>
-      <w:bookmarkEnd w:id="27"/>
-    </w:p>
-    <w:p>
-      <w:pPr>
-        <w:pStyle w:val="a1"/>
-      </w:pPr>
-      <w:r>
-        <w:t>Для обеспечения удобного взаимодействия пользователя с разработанным генетическим алгоритмом был реализован граф</w:t>
-      </w:r>
-      <w:r>
-        <w:t>ический интерфейс пользователя</w:t>
-      </w:r>
-      <w:r>
-        <w:t>. Интерфейс позволяет выполнять настройку параметров алгоритма, формировать входные данные различными способами, запускать процесс поиска решения и наблюдать за ходом выполнения алгори</w:t>
-      </w:r>
-      <w:r>
-        <w:t>тма в режиме реального времени.</w:t>
-      </w:r>
-    </w:p>
-    <w:p>
-      <w:pPr>
-        <w:pStyle w:val="a1"/>
-      </w:pPr>
-      <w:r>
-        <w:t xml:space="preserve">Разработка графического интерфейса выполнена с использованием библиотеки </w:t>
-      </w:r>
-      <w:proofErr w:type="spellStart"/>
-      <w:r>
-        <w:t>Dear</w:t>
-      </w:r>
-      <w:proofErr w:type="spellEnd"/>
-      <w:r>
-        <w:t xml:space="preserve"> </w:t>
-      </w:r>
-      <w:proofErr w:type="spellStart"/>
-      <w:r>
-        <w:t>ImGui</w:t>
-      </w:r>
-      <w:proofErr w:type="spellEnd"/>
-      <w:r>
-        <w:t xml:space="preserve">, предназначенной для создания современных пользовательских интерфейсов в приложениях на языке C++. В качестве системы создания окна и обработки пользовательского ввода использовалась библиотека GLFW, обеспечивающая работу приложения независимо от операционной системы. Для построения графиков изменения функции качества решения применялась библиотека </w:t>
-      </w:r>
-      <w:proofErr w:type="spellStart"/>
-      <w:r>
-        <w:t>ImPlot</w:t>
-      </w:r>
-      <w:proofErr w:type="spellEnd"/>
-      <w:r>
-        <w:t>, предоставляющая средства визуализации числовых данных непосред</w:t>
-      </w:r>
-      <w:r>
-        <w:t>ственно в интерфейсе программы.</w:t>
-      </w:r>
-    </w:p>
-    <w:p>
-      <w:pPr>
-        <w:pStyle w:val="a1"/>
-      </w:pPr>
-      <w:r>
-        <w:t>Графический интерфейс разделен на несколько логических блоков, каждый из которых отвечает за выполнение опреде</w:t>
-      </w:r>
-      <w:r>
-        <w:t>ленного этапа работы программы.</w:t>
-      </w:r>
-    </w:p>
-    <w:p>
-      <w:pPr>
-        <w:pStyle w:val="a1"/>
-      </w:pPr>
-      <w:r>
-        <w:t xml:space="preserve">Блок настройки параметров </w:t>
-      </w:r>
-      <w:r>
-        <w:t>алгоритма (см. Рисунок 1)</w:t>
-      </w:r>
-      <w:r>
-        <w:rPr>
-          <w:lang w:val="en-US"/>
-        </w:rPr>
-        <w:t xml:space="preserve">. </w:t>
-      </w:r>
-      <w:r>
-        <w:t>В данном разделе пользователь задает основные параметры генетического алгоритма, влияющие на процесс п</w:t>
-      </w:r>
-      <w:r>
-        <w:t>оиска решения. К ним относятся:</w:t>
+      <w:bookmarkEnd w:id="25"/>
+    </w:p>
+    <w:p>
+      <w:pPr>
+        <w:pStyle w:val="a1"/>
+      </w:pPr>
+      <w:r>
+        <w:t>Для организации взаимо</w:t>
+      </w:r>
+      <w:r>
+        <w:t>действия пользователя</w:t>
+      </w:r>
+      <w:r>
+        <w:t xml:space="preserve"> с программой был разработан графический интерфейс, позволяющий выполнять все этапы работы с генетическим алгоритмом без использования командной строки. Интерфейс предоставляет средства создания входных данных, настройки параметров алгоритма, управления процессом поиска решения и визуализации полученных результатов.</w:t>
+      </w:r>
+    </w:p>
+    <w:p>
+      <w:pPr>
+        <w:pStyle w:val="a1"/>
+      </w:pPr>
+      <w:r>
+        <w:t>Структура графического интерфейса состоит из нескольких функциональных блоков.</w:t>
+      </w:r>
+      <w:r>
+        <w:t xml:space="preserve"> Полный рисунок интерфейса см. в приложении А.</w:t>
+      </w:r>
+    </w:p>
+    <w:p>
+      <w:pPr>
+        <w:pStyle w:val="4"/>
+      </w:pPr>
+      <w:bookmarkStart w:id="26" w:name="_Toc234849651"/>
+      <w:r>
+        <w:lastRenderedPageBreak/>
+        <w:t>2.5.1 Блок «Данные графа»</w:t>
+      </w:r>
+      <w:bookmarkEnd w:id="26"/>
+    </w:p>
+    <w:p>
+      <w:pPr>
+        <w:pStyle w:val="a1"/>
+      </w:pPr>
+      <w:r>
+        <w:t>Данный блок предназначен для формирования исходного графа, на котором выполняется поиск</w:t>
+      </w:r>
+      <w:r>
+        <w:t xml:space="preserve"> минимального остовного дерева (см. рисунок 1).</w:t>
+      </w:r>
+    </w:p>
+    <w:p>
+      <w:pPr>
+        <w:pStyle w:val="a1"/>
+      </w:pPr>
+      <w:r>
+        <w:t>Пользователю предоставляется возможность создания гр</w:t>
+      </w:r>
+      <w:r>
+        <w:t>афа тремя различными способами:</w:t>
       </w:r>
     </w:p>
     <w:p>
@@ -6131,15 +6851,15 @@
         <w:pStyle w:val="a1"/>
         <w:numPr>
           <w:ilvl w:val="0"/>
-          <w:numId w:val="13"/>
+          <w:numId w:val="16"/>
         </w:numPr>
         <w:ind w:left="709" w:firstLine="0"/>
       </w:pPr>
       <w:r>
-        <w:t>Р</w:t>
-      </w:r>
-      <w:r>
-        <w:t>азмер популяции;</w:t>
+        <w:t>З</w:t>
+      </w:r>
+      <w:r>
+        <w:t>агрузка графа из текстового файла;</w:t>
       </w:r>
     </w:p>
     <w:p>
@@ -6147,15 +6867,15 @@
         <w:pStyle w:val="a1"/>
         <w:numPr>
           <w:ilvl w:val="0"/>
-          <w:numId w:val="13"/>
+          <w:numId w:val="16"/>
         </w:numPr>
         <w:ind w:left="709" w:firstLine="0"/>
       </w:pPr>
       <w:r>
-        <w:t>М</w:t>
-      </w:r>
-      <w:r>
-        <w:t>аксимальное количество поколений;</w:t>
+        <w:t>С</w:t>
+      </w:r>
+      <w:r>
+        <w:t>лучайная генерация графа по заданным параметрам;</w:t>
       </w:r>
     </w:p>
     <w:p>
@@ -6163,56 +6883,26 @@
         <w:pStyle w:val="a1"/>
         <w:numPr>
           <w:ilvl w:val="0"/>
-          <w:numId w:val="13"/>
+          <w:numId w:val="16"/>
         </w:numPr>
         <w:ind w:left="709" w:firstLine="0"/>
       </w:pPr>
       <w:r>
-        <w:t>В</w:t>
-      </w:r>
-      <w:r>
-        <w:t>ероятность выполнения скрещивания;</w:t>
-      </w:r>
-    </w:p>
-    <w:p>
-      <w:pPr>
-        <w:pStyle w:val="a1"/>
-        <w:numPr>
-          <w:ilvl w:val="0"/>
-          <w:numId w:val="13"/>
-        </w:numPr>
-        <w:ind w:left="709" w:firstLine="0"/>
-      </w:pPr>
-      <w:r>
-        <w:t>В</w:t>
-      </w:r>
-      <w:r>
-        <w:t>ероятность выполнения мутации;</w:t>
-      </w:r>
-    </w:p>
-    <w:p>
-      <w:pPr>
-        <w:pStyle w:val="a1"/>
-        <w:numPr>
-          <w:ilvl w:val="0"/>
-          <w:numId w:val="13"/>
-        </w:numPr>
-        <w:ind w:left="709" w:firstLine="0"/>
-      </w:pPr>
-      <w:r>
         <w:t>Р</w:t>
       </w:r>
       <w:r>
-        <w:t>азмер турнирного отбора.</w:t>
-      </w:r>
-    </w:p>
-    <w:p>
-      <w:pPr>
-        <w:pStyle w:val="a1"/>
-      </w:pPr>
-      <w:r>
-        <w:lastRenderedPageBreak/>
-        <w:t>Наличие данных параметров позволяет исследовать влияние настроек алгоритма на качество найденного решения и скорость его получения.</w:t>
+        <w:t>учной ввод графа посредством заполнения матрицы смежности.</w:t>
+      </w:r>
+    </w:p>
+    <w:p>
+      <w:pPr>
+        <w:pStyle w:val="a1"/>
+      </w:pPr>
+      <w:r>
+        <w:t>После формирования графа выполняется его проверка на корректность и связность. При успешной проверке данные передаются в генетический алго</w:t>
+      </w:r>
+      <w:r>
+        <w:t>ритм для последующей обработки.</w:t>
       </w:r>
     </w:p>
     <w:p>
@@ -6224,12 +6914,13 @@
       <w:r>
         <w:rPr>
           <w:noProof/>
+          <w:lang w:eastAsia="ru-RU" w:bidi="ar-SA"/>
         </w:rPr>
         <w:drawing>
-          <wp:inline distT="0" distB="0" distL="0" distR="0" wp14:anchorId="776EC3B9" wp14:editId="6F577B6D">
-            <wp:extent cx="3315163" cy="1924319"/>
-            <wp:effectExtent l="0" t="0" r="0" b="0"/>
-            <wp:docPr id="1" name="Рисунок 1"/>
+          <wp:inline distT="0" distB="0" distL="0" distR="0" wp14:anchorId="12CC226A" wp14:editId="59EDF976">
+            <wp:extent cx="3079630" cy="748872"/>
+            <wp:effectExtent l="0" t="0" r="6985" b="0"/>
+            <wp:docPr id="9" name="Рисунок 9"/>
             <wp:cNvGraphicFramePr>
               <a:graphicFrameLocks xmlns:a="http://schemas.openxmlformats.org/drawingml/2006/main" noChangeAspect="1"/>
             </wp:cNvGraphicFramePr>
@@ -6237,11 +6928,17 @@
               <a:graphicData uri="http://schemas.openxmlformats.org/drawingml/2006/picture">
                 <pic:pic xmlns:pic="http://schemas.openxmlformats.org/drawingml/2006/picture">
                   <pic:nvPicPr>
-                    <pic:cNvPr id="1" name=""/>
+                    <pic:cNvPr id="9" name="Снимок экрана 2026-07-13 145558.png"/>
                     <pic:cNvPicPr/>
                   </pic:nvPicPr>
                   <pic:blipFill>
-                    <a:blip r:embed="rId8"/>
+                    <a:blip r:embed="rId8">
+                      <a:extLst>
+                        <a:ext uri="{28A0092B-C50C-407E-A947-70E740481C1C}">
+                          <a14:useLocalDpi xmlns:a14="http://schemas.microsoft.com/office/drawing/2010/main" val="0"/>
+                        </a:ext>
+                      </a:extLst>
+                    </a:blip>
                     <a:stretch>
                       <a:fillRect/>
                     </a:stretch>
@@ -6249,7 +6946,7 @@
                   <pic:spPr>
                     <a:xfrm>
                       <a:off x="0" y="0"/>
-                      <a:ext cx="3315163" cy="1924319"/>
+                      <a:ext cx="3153126" cy="766744"/>
                     </a:xfrm>
                     <a:prstGeom prst="rect">
                       <a:avLst/>
@@ -6269,30 +6966,39 @@
         <w:jc w:val="center"/>
       </w:pPr>
       <w:r>
-        <w:t xml:space="preserve">Рисунок </w:t>
-      </w:r>
-      <w:r>
-        <w:t>1</w:t>
-      </w:r>
-      <w:r>
-        <w:t xml:space="preserve"> – Блок настройки параметров алгоритма</w:t>
-      </w:r>
-    </w:p>
-    <w:p>
-      <w:pPr>
-        <w:pStyle w:val="a1"/>
-      </w:pPr>
-      <w:r>
-        <w:t>Блок формирования исходного графа</w:t>
-      </w:r>
-      <w:r>
-        <w:t xml:space="preserve"> (см. Рисунок 2). </w:t>
-      </w:r>
-      <w:r>
-        <w:t>Интерфейс предусматривает несколько способ</w:t>
-      </w:r>
-      <w:r>
-        <w:t>ов формирования входных данных:</w:t>
+        <w:t>Рисунок 1 – Блок «Данные графа»</w:t>
+      </w:r>
+    </w:p>
+    <w:p>
+      <w:pPr>
+        <w:pStyle w:val="4"/>
+      </w:pPr>
+      <w:bookmarkStart w:id="27" w:name="_Toc234849652"/>
+      <w:r>
+        <w:t>2.5.2 Блок «Параметры генетического алгоритма»</w:t>
+      </w:r>
+      <w:bookmarkEnd w:id="27"/>
+    </w:p>
+    <w:p>
+      <w:pPr>
+        <w:pStyle w:val="a1"/>
+      </w:pPr>
+      <w:r>
+        <w:t>Данный блок предназначен для настройки основных параметров работы генетического алгоритма</w:t>
+      </w:r>
+      <w:r>
+        <w:t xml:space="preserve"> (см. рисунок 2).</w:t>
+      </w:r>
+    </w:p>
+    <w:p>
+      <w:pPr>
+        <w:pStyle w:val="a1"/>
+      </w:pPr>
+      <w:r>
+        <w:t>Пользователь може</w:t>
+      </w:r>
+      <w:r>
+        <w:t>т изменять следующие параметры:</w:t>
       </w:r>
     </w:p>
     <w:p>
@@ -6300,15 +7006,15 @@
         <w:pStyle w:val="a1"/>
         <w:numPr>
           <w:ilvl w:val="0"/>
-          <w:numId w:val="14"/>
+          <w:numId w:val="17"/>
         </w:numPr>
         <w:ind w:left="709" w:firstLine="0"/>
       </w:pPr>
       <w:r>
-        <w:t>З</w:t>
-      </w:r>
-      <w:r>
-        <w:t>агрузка графа из текстового файла;</w:t>
+        <w:t>Р</w:t>
+      </w:r>
+      <w:r>
+        <w:t>азмер популяции;</w:t>
       </w:r>
     </w:p>
     <w:p>
@@ -6316,15 +7022,15 @@
         <w:pStyle w:val="a1"/>
         <w:numPr>
           <w:ilvl w:val="0"/>
-          <w:numId w:val="14"/>
+          <w:numId w:val="17"/>
         </w:numPr>
         <w:ind w:left="709" w:firstLine="0"/>
       </w:pPr>
       <w:r>
-        <w:t>С</w:t>
-      </w:r>
-      <w:r>
-        <w:t>лучайная генерация связного взвешенного графа;</w:t>
+        <w:t>Р</w:t>
+      </w:r>
+      <w:r>
+        <w:t>азмер турнирного отбора;</w:t>
       </w:r>
     </w:p>
     <w:p>
@@ -6332,15 +7038,77 @@
         <w:pStyle w:val="a1"/>
         <w:numPr>
           <w:ilvl w:val="0"/>
-          <w:numId w:val="14"/>
+          <w:numId w:val="17"/>
         </w:numPr>
         <w:ind w:left="709" w:firstLine="0"/>
       </w:pPr>
       <w:r>
-        <w:t>Ручной ввод ребер графа через матрицу смежности (см. Рисунок 3)</w:t>
-      </w:r>
-      <w:r>
-        <w:t>.</w:t>
+        <w:t>В</w:t>
+      </w:r>
+      <w:r>
+        <w:t>ероятность выполнения операции скрещивания;</w:t>
+      </w:r>
+    </w:p>
+    <w:p>
+      <w:pPr>
+        <w:pStyle w:val="a1"/>
+        <w:numPr>
+          <w:ilvl w:val="0"/>
+          <w:numId w:val="17"/>
+        </w:numPr>
+        <w:ind w:left="709" w:firstLine="0"/>
+      </w:pPr>
+      <w:r>
+        <w:t>В</w:t>
+      </w:r>
+      <w:r>
+        <w:t>ероятность выполнения мутации;</w:t>
+      </w:r>
+    </w:p>
+    <w:p>
+      <w:pPr>
+        <w:pStyle w:val="a1"/>
+        <w:numPr>
+          <w:ilvl w:val="0"/>
+          <w:numId w:val="17"/>
+        </w:numPr>
+        <w:ind w:left="709" w:firstLine="0"/>
+      </w:pPr>
+      <w:r>
+        <w:t>М</w:t>
+      </w:r>
+      <w:r>
+        <w:t>аксимальное количество поколений;</w:t>
+      </w:r>
+    </w:p>
+    <w:p>
+      <w:pPr>
+        <w:pStyle w:val="a1"/>
+        <w:numPr>
+          <w:ilvl w:val="0"/>
+          <w:numId w:val="17"/>
+        </w:numPr>
+        <w:ind w:left="709" w:firstLine="0"/>
+      </w:pPr>
+      <w:r>
+        <w:t>М</w:t>
+      </w:r>
+      <w:r>
+        <w:t>аксимальное число п</w:t>
+      </w:r>
+      <w:r>
+        <w:t>околений без улучшения решения.</w:t>
+      </w:r>
+    </w:p>
+    <w:p>
+      <w:pPr>
+        <w:pStyle w:val="a1"/>
+      </w:pPr>
+      <w:r>
+        <w:t xml:space="preserve">Изменение указанных параметров позволяет исследовать влияние различных настроек на скорость сходимости алгоритма </w:t>
+      </w:r>
+      <w:r>
+        <w:t>и качество найденного решения.</w:t>
       </w:r>
     </w:p>
     <w:p>
@@ -6354,11 +7122,12 @@
           <w:noProof/>
           <w:lang w:eastAsia="ru-RU" w:bidi="ar-SA"/>
         </w:rPr>
+        <w:lastRenderedPageBreak/>
         <w:drawing>
-          <wp:inline distT="0" distB="0" distL="0" distR="0" wp14:anchorId="155FBF66" wp14:editId="6AF235AE">
-            <wp:extent cx="3801868" cy="710119"/>
-            <wp:effectExtent l="0" t="0" r="8255" b="0"/>
-            <wp:docPr id="3" name="Рисунок 3"/>
+          <wp:inline distT="0" distB="0" distL="0" distR="0" wp14:anchorId="4ECF88C8" wp14:editId="75B9E606">
+            <wp:extent cx="3045125" cy="1666360"/>
+            <wp:effectExtent l="0" t="0" r="3175" b="0"/>
+            <wp:docPr id="10" name="Рисунок 10"/>
             <wp:cNvGraphicFramePr>
               <a:graphicFrameLocks xmlns:a="http://schemas.openxmlformats.org/drawingml/2006/main" noChangeAspect="1"/>
             </wp:cNvGraphicFramePr>
@@ -6366,7 +7135,7 @@
               <a:graphicData uri="http://schemas.openxmlformats.org/drawingml/2006/picture">
                 <pic:pic xmlns:pic="http://schemas.openxmlformats.org/drawingml/2006/picture">
                   <pic:nvPicPr>
-                    <pic:cNvPr id="3" name="Снимок экрана 2026-07-09 180710.png"/>
+                    <pic:cNvPr id="10" name="Снимок экрана 2026-07-13 145517.png"/>
                     <pic:cNvPicPr/>
                   </pic:nvPicPr>
                   <pic:blipFill>
@@ -6384,7 +7153,7 @@
                   <pic:spPr>
                     <a:xfrm>
                       <a:off x="0" y="0"/>
-                      <a:ext cx="3829951" cy="715364"/>
+                      <a:ext cx="3058759" cy="1673821"/>
                     </a:xfrm>
                     <a:prstGeom prst="rect">
                       <a:avLst/>
@@ -6404,13 +7173,173 @@
         <w:jc w:val="center"/>
       </w:pPr>
       <w:r>
-        <w:t xml:space="preserve">Рисунок </w:t>
-      </w:r>
-      <w:r>
-        <w:t>2</w:t>
-      </w:r>
-      <w:r>
-        <w:t xml:space="preserve"> – Блок формирования входных данных</w:t>
+        <w:t>Рисунок 2 – Блок «Пар</w:t>
+      </w:r>
+      <w:r>
+        <w:t>аметры генетического алгоритма»</w:t>
+      </w:r>
+    </w:p>
+    <w:p>
+      <w:pPr>
+        <w:pStyle w:val="4"/>
+      </w:pPr>
+      <w:bookmarkStart w:id="28" w:name="_Toc234849653"/>
+      <w:r>
+        <w:t>2.5.3 Блок «Информация»</w:t>
+      </w:r>
+      <w:bookmarkEnd w:id="28"/>
+    </w:p>
+    <w:p>
+      <w:pPr>
+        <w:pStyle w:val="a1"/>
+      </w:pPr>
+      <w:r>
+        <w:t>Блок предназначен для отображени</w:t>
+      </w:r>
+      <w:r>
+        <w:t>я текущего состояния алгоритма (см. рисунок 3).</w:t>
+      </w:r>
+    </w:p>
+    <w:p>
+      <w:pPr>
+        <w:pStyle w:val="a1"/>
+        <w:numPr>
+          <w:ilvl w:val="0"/>
+          <w:numId w:val="18"/>
+        </w:numPr>
+        <w:ind w:left="709" w:firstLine="0"/>
+      </w:pPr>
+      <w:r>
+        <w:t>В процессе работы о</w:t>
+      </w:r>
+      <w:r>
+        <w:t>тображаются следующие сведения:</w:t>
+      </w:r>
+    </w:p>
+    <w:p>
+      <w:pPr>
+        <w:pStyle w:val="a1"/>
+        <w:numPr>
+          <w:ilvl w:val="0"/>
+          <w:numId w:val="18"/>
+        </w:numPr>
+        <w:ind w:left="709" w:firstLine="0"/>
+      </w:pPr>
+      <w:r>
+        <w:t>К</w:t>
+      </w:r>
+      <w:r>
+        <w:t>оличество вершин и ребер графа;</w:t>
+      </w:r>
+    </w:p>
+    <w:p>
+      <w:pPr>
+        <w:pStyle w:val="a1"/>
+        <w:numPr>
+          <w:ilvl w:val="0"/>
+          <w:numId w:val="18"/>
+        </w:numPr>
+        <w:ind w:left="709" w:firstLine="0"/>
+      </w:pPr>
+      <w:r>
+        <w:t>Н</w:t>
+      </w:r>
+      <w:r>
+        <w:t>омер текущего поколения;</w:t>
+      </w:r>
+    </w:p>
+    <w:p>
+      <w:pPr>
+        <w:pStyle w:val="a1"/>
+        <w:numPr>
+          <w:ilvl w:val="0"/>
+          <w:numId w:val="18"/>
+        </w:numPr>
+        <w:ind w:left="709" w:firstLine="0"/>
+      </w:pPr>
+      <w:r>
+        <w:t>Р</w:t>
+      </w:r>
+      <w:r>
+        <w:t>азмер популяции;</w:t>
+      </w:r>
+    </w:p>
+    <w:p>
+      <w:pPr>
+        <w:pStyle w:val="a1"/>
+        <w:numPr>
+          <w:ilvl w:val="0"/>
+          <w:numId w:val="18"/>
+        </w:numPr>
+        <w:ind w:left="709" w:firstLine="0"/>
+      </w:pPr>
+      <w:r>
+        <w:t>Вес найденного решения с минимальным весом</w:t>
+      </w:r>
+      <w:r>
+        <w:t>;</w:t>
+      </w:r>
+    </w:p>
+    <w:p>
+      <w:pPr>
+        <w:pStyle w:val="a1"/>
+        <w:numPr>
+          <w:ilvl w:val="0"/>
+          <w:numId w:val="18"/>
+        </w:numPr>
+        <w:ind w:left="709" w:firstLine="0"/>
+      </w:pPr>
+      <w:r>
+        <w:t>З</w:t>
+      </w:r>
+      <w:r>
+        <w:t>начение функции приспособленности;</w:t>
+      </w:r>
+    </w:p>
+    <w:p>
+      <w:pPr>
+        <w:pStyle w:val="a1"/>
+        <w:numPr>
+          <w:ilvl w:val="0"/>
+          <w:numId w:val="18"/>
+        </w:numPr>
+        <w:ind w:left="709" w:firstLine="0"/>
+      </w:pPr>
+      <w:r>
+        <w:t>Т</w:t>
+      </w:r>
+      <w:r>
+        <w:t>екущее состояние алгоритма (ожидание, выполнение или завершение);</w:t>
+      </w:r>
+    </w:p>
+    <w:p>
+      <w:pPr>
+        <w:pStyle w:val="a1"/>
+        <w:numPr>
+          <w:ilvl w:val="0"/>
+          <w:numId w:val="18"/>
+        </w:numPr>
+        <w:ind w:left="709" w:firstLine="0"/>
+      </w:pPr>
+      <w:r>
+        <w:t>И</w:t>
+      </w:r>
+      <w:r>
+        <w:t>нформационные соо</w:t>
+      </w:r>
+      <w:r>
+        <w:t>бщения о выполняемых действиях.</w:t>
+      </w:r>
+    </w:p>
+    <w:p>
+      <w:pPr>
+        <w:pStyle w:val="a1"/>
+      </w:pPr>
+      <w:r>
+        <w:t>Наличие данного блока позволяет пользователю контролировать процесс выполнения алгоритма без необходимости анал</w:t>
+      </w:r>
+      <w:r>
+        <w:t>иза внутренних структур данных.</w:t>
       </w:r>
     </w:p>
     <w:p>
@@ -6422,12 +7351,14 @@
       <w:r>
         <w:rPr>
           <w:noProof/>
-        </w:rPr>
+          <w:lang w:eastAsia="ru-RU" w:bidi="ar-SA"/>
+        </w:rPr>
+        <w:lastRenderedPageBreak/>
         <w:drawing>
-          <wp:inline distT="0" distB="0" distL="0" distR="0" wp14:anchorId="6CA9DC44" wp14:editId="0BEF3483">
-            <wp:extent cx="3812201" cy="2607012"/>
-            <wp:effectExtent l="0" t="0" r="0" b="3175"/>
-            <wp:docPr id="2" name="Рисунок 2"/>
+          <wp:inline distT="0" distB="0" distL="0" distR="0" wp14:anchorId="03FCD8C9" wp14:editId="778D6525">
+            <wp:extent cx="2605177" cy="2522829"/>
+            <wp:effectExtent l="0" t="0" r="5080" b="0"/>
+            <wp:docPr id="11" name="Рисунок 11"/>
             <wp:cNvGraphicFramePr>
               <a:graphicFrameLocks xmlns:a="http://schemas.openxmlformats.org/drawingml/2006/main" noChangeAspect="1"/>
             </wp:cNvGraphicFramePr>
@@ -6435,11 +7366,17 @@
               <a:graphicData uri="http://schemas.openxmlformats.org/drawingml/2006/picture">
                 <pic:pic xmlns:pic="http://schemas.openxmlformats.org/drawingml/2006/picture">
                   <pic:nvPicPr>
-                    <pic:cNvPr id="1" name=""/>
+                    <pic:cNvPr id="11" name="Снимок экрана 2026-07-13 145604.png"/>
                     <pic:cNvPicPr/>
                   </pic:nvPicPr>
                   <pic:blipFill>
-                    <a:blip r:embed="rId10"/>
+                    <a:blip r:embed="rId10">
+                      <a:extLst>
+                        <a:ext uri="{28A0092B-C50C-407E-A947-70E740481C1C}">
+                          <a14:useLocalDpi xmlns:a14="http://schemas.microsoft.com/office/drawing/2010/main" val="0"/>
+                        </a:ext>
+                      </a:extLst>
+                    </a:blip>
                     <a:stretch>
                       <a:fillRect/>
                     </a:stretch>
@@ -6447,7 +7384,7 @@
                   <pic:spPr>
                     <a:xfrm>
                       <a:off x="0" y="0"/>
-                      <a:ext cx="3984238" cy="2724661"/>
+                      <a:ext cx="2639154" cy="2555732"/>
                     </a:xfrm>
                     <a:prstGeom prst="rect">
                       <a:avLst/>
@@ -6467,31 +7404,28 @@
         <w:jc w:val="center"/>
       </w:pPr>
       <w:r>
-        <w:t>Рисунок 3 – Блок ручного ввода для графа</w:t>
-      </w:r>
-    </w:p>
-    <w:p>
-      <w:pPr>
-        <w:pStyle w:val="a1"/>
-      </w:pPr>
-      <w:r>
-        <w:lastRenderedPageBreak/>
-        <w:t>Блок управления выполнением алгоритма</w:t>
-      </w:r>
-      <w:r>
-        <w:t xml:space="preserve"> (см. Рисунок </w:t>
-      </w:r>
-      <w:r>
-        <w:t>4</w:t>
-      </w:r>
-      <w:r>
-        <w:t xml:space="preserve">). </w:t>
-      </w:r>
-      <w:r>
-        <w:t>Данный раздел содержит элементы управления процессом работы генетического алгоритма</w:t>
-      </w:r>
-      <w:r>
-        <w:t>. Пользователь может выполнить:</w:t>
+        <w:t>Рисунок 3 – Блок «Информация»</w:t>
+      </w:r>
+    </w:p>
+    <w:p>
+      <w:pPr>
+        <w:pStyle w:val="4"/>
+      </w:pPr>
+      <w:bookmarkStart w:id="29" w:name="_Toc234849654"/>
+      <w:r>
+        <w:t>2.5.4 Блок «Управление»</w:t>
+      </w:r>
+      <w:bookmarkEnd w:id="29"/>
+    </w:p>
+    <w:p>
+      <w:pPr>
+        <w:pStyle w:val="a1"/>
+      </w:pPr>
+      <w:r>
+        <w:t xml:space="preserve">Блок управления содержит элементы, предназначенные для запуска и пошагового выполнения </w:t>
+      </w:r>
+      <w:r>
+        <w:t>генетического алгоритма (см. рисунок 4).</w:t>
       </w:r>
     </w:p>
     <w:p>
@@ -6499,15 +7433,15 @@
         <w:pStyle w:val="a1"/>
         <w:numPr>
           <w:ilvl w:val="0"/>
-          <w:numId w:val="15"/>
+          <w:numId w:val="20"/>
         </w:numPr>
         <w:ind w:left="709" w:firstLine="0"/>
       </w:pPr>
       <w:r>
-        <w:t>И</w:t>
-      </w:r>
-      <w:r>
-        <w:t>нициализацию алгоритма;</w:t>
+        <w:t>Пользовате</w:t>
+      </w:r>
+      <w:r>
+        <w:t>лю доступны следующие действия:</w:t>
       </w:r>
     </w:p>
     <w:p>
@@ -6515,7 +7449,7 @@
         <w:pStyle w:val="a1"/>
         <w:numPr>
           <w:ilvl w:val="0"/>
-          <w:numId w:val="15"/>
+          <w:numId w:val="20"/>
         </w:numPr>
         <w:ind w:left="709" w:firstLine="0"/>
       </w:pPr>
@@ -6523,7 +7457,7 @@
         <w:t>З</w:t>
       </w:r>
       <w:r>
-        <w:t>апуск алгоритма до получения конечного результата;</w:t>
+        <w:t>апуск алгоритма до достижения критерия остановки;</w:t>
       </w:r>
     </w:p>
     <w:p>
@@ -6531,7 +7465,7 @@
         <w:pStyle w:val="a1"/>
         <w:numPr>
           <w:ilvl w:val="0"/>
-          <w:numId w:val="15"/>
+          <w:numId w:val="20"/>
         </w:numPr>
         <w:ind w:left="709" w:firstLine="0"/>
       </w:pPr>
@@ -6539,7 +7473,7 @@
         <w:t>В</w:t>
       </w:r>
       <w:r>
-        <w:t>ыполнение одной итерации алгоритма;</w:t>
+        <w:t>ыполнение одного поколения алгоритма;</w:t>
       </w:r>
     </w:p>
     <w:p>
@@ -6547,15 +7481,15 @@
         <w:pStyle w:val="a1"/>
         <w:numPr>
           <w:ilvl w:val="0"/>
-          <w:numId w:val="15"/>
+          <w:numId w:val="20"/>
         </w:numPr>
         <w:ind w:left="709" w:firstLine="0"/>
       </w:pPr>
       <w:r>
-        <w:t>О</w:t>
-      </w:r>
-      <w:r>
-        <w:t>становку процесса вычислений;</w:t>
+        <w:t>П</w:t>
+      </w:r>
+      <w:r>
+        <w:t>ереход к предыдущему поколению;</w:t>
       </w:r>
     </w:p>
     <w:p>
@@ -6563,7 +7497,7 @@
         <w:pStyle w:val="a1"/>
         <w:numPr>
           <w:ilvl w:val="0"/>
-          <w:numId w:val="15"/>
+          <w:numId w:val="20"/>
         </w:numPr>
         <w:ind w:left="709" w:firstLine="0"/>
       </w:pPr>
@@ -6571,15 +7505,27 @@
         <w:t>П</w:t>
       </w:r>
       <w:r>
-        <w:t>ереход к окончательному решению без отображения промежуточных поколений.</w:t>
-      </w:r>
-    </w:p>
-    <w:p>
-      <w:pPr>
-        <w:pStyle w:val="a1"/>
-      </w:pPr>
-      <w:r>
-        <w:t>Подобная организация позволяет как проводить пошаговое исследование работы алгоритма, так и получать результат в автоматическом режиме.</w:t>
+        <w:t>о</w:t>
+      </w:r>
+      <w:r>
+        <w:t>лный сброс состояния алгоритма.</w:t>
+      </w:r>
+    </w:p>
+    <w:p>
+      <w:pPr>
+        <w:pStyle w:val="a1"/>
+      </w:pPr>
+      <w:r>
+        <w:t xml:space="preserve">Пошаговое выполнение позволяет подробно проследить изменение популяции и процесса поиска решения, а возможность возврата к предыдущему поколению </w:t>
+      </w:r>
+      <w:r>
+        <w:t>обеспечивает более детальный анализ</w:t>
+      </w:r>
+      <w:r>
+        <w:t xml:space="preserve"> </w:t>
+      </w:r>
+      <w:r>
+        <w:t>работы генетического алгоритма.</w:t>
       </w:r>
     </w:p>
     <w:p>
@@ -6591,12 +7537,13 @@
       <w:r>
         <w:rPr>
           <w:noProof/>
+          <w:lang w:eastAsia="ru-RU" w:bidi="ar-SA"/>
         </w:rPr>
         <w:drawing>
-          <wp:inline distT="0" distB="0" distL="0" distR="0" wp14:anchorId="0BCBFA44" wp14:editId="162478C5">
-            <wp:extent cx="3546192" cy="2023353"/>
-            <wp:effectExtent l="0" t="0" r="0" b="0"/>
-            <wp:docPr id="6" name="Рисунок 6"/>
+          <wp:inline distT="0" distB="0" distL="0" distR="0" wp14:anchorId="5463C6D9" wp14:editId="7A790846">
+            <wp:extent cx="3122762" cy="731225"/>
+            <wp:effectExtent l="0" t="0" r="1905" b="0"/>
+            <wp:docPr id="12" name="Рисунок 12"/>
             <wp:cNvGraphicFramePr>
               <a:graphicFrameLocks xmlns:a="http://schemas.openxmlformats.org/drawingml/2006/main" noChangeAspect="1"/>
             </wp:cNvGraphicFramePr>
@@ -6604,11 +7551,17 @@
               <a:graphicData uri="http://schemas.openxmlformats.org/drawingml/2006/picture">
                 <pic:pic xmlns:pic="http://schemas.openxmlformats.org/drawingml/2006/picture">
                   <pic:nvPicPr>
-                    <pic:cNvPr id="1" name=""/>
+                    <pic:cNvPr id="12" name="Снимок экрана 2026-07-13 145544.png"/>
                     <pic:cNvPicPr/>
                   </pic:nvPicPr>
                   <pic:blipFill>
-                    <a:blip r:embed="rId11"/>
+                    <a:blip r:embed="rId11">
+                      <a:extLst>
+                        <a:ext uri="{28A0092B-C50C-407E-A947-70E740481C1C}">
+                          <a14:useLocalDpi xmlns:a14="http://schemas.microsoft.com/office/drawing/2010/main" val="0"/>
+                        </a:ext>
+                      </a:extLst>
+                    </a:blip>
                     <a:stretch>
                       <a:fillRect/>
                     </a:stretch>
@@ -6616,7 +7569,7 @@
                   <pic:spPr>
                     <a:xfrm>
                       <a:off x="0" y="0"/>
-                      <a:ext cx="3572644" cy="2038446"/>
+                      <a:ext cx="3190444" cy="747073"/>
                     </a:xfrm>
                     <a:prstGeom prst="rect">
                       <a:avLst/>
@@ -6636,52 +7589,114 @@
         <w:jc w:val="center"/>
       </w:pPr>
       <w:r>
-        <w:t xml:space="preserve">Рисунок </w:t>
-      </w:r>
-      <w:r>
-        <w:t>4</w:t>
-      </w:r>
-      <w:r>
-        <w:t xml:space="preserve"> – Блок у</w:t>
-      </w:r>
-      <w:r>
-        <w:t>правления выполнением алгоритма</w:t>
-      </w:r>
-    </w:p>
-    <w:p>
-      <w:pPr>
-        <w:pStyle w:val="a1"/>
-      </w:pPr>
-      <w:r>
-        <w:t xml:space="preserve">Блок визуализации графа (см. Рисунок </w:t>
-      </w:r>
-      <w:r>
-        <w:t>5</w:t>
-      </w:r>
-      <w:r>
-        <w:t xml:space="preserve">). </w:t>
-      </w:r>
-      <w:r>
-        <w:t>Одной из основных частей интерфейса является область отображения графа. В процессе работы программы отображаются вершины графа и соединяющие их ребра. Во время выполнения генетического алгоритма визуализируется текущее решение, соответствующее выбранной особи популяции или лучше</w:t>
-      </w:r>
-      <w:r>
-        <w:t xml:space="preserve">му найденному </w:t>
-      </w:r>
-      <w:proofErr w:type="spellStart"/>
-      <w:r>
-        <w:t>остовному</w:t>
-      </w:r>
-      <w:proofErr w:type="spellEnd"/>
-      <w:r>
-        <w:t xml:space="preserve"> дереву.</w:t>
-      </w:r>
-    </w:p>
-    <w:p>
-      <w:pPr>
-        <w:pStyle w:val="a1"/>
-      </w:pPr>
-      <w:r>
-        <w:t>Визуализация позволяет наглядно проследить изменение структуры решения на протяжении выполнения алгоритма.</w:t>
+        <w:t>Рисунок 4 – Блок «Управление»</w:t>
+      </w:r>
+    </w:p>
+    <w:p>
+      <w:pPr>
+        <w:pStyle w:val="4"/>
+      </w:pPr>
+      <w:bookmarkStart w:id="30" w:name="_Toc234849655"/>
+      <w:r>
+        <w:t>2.5.5 Блок «Визуализация»</w:t>
+      </w:r>
+      <w:bookmarkEnd w:id="30"/>
+    </w:p>
+    <w:p>
+      <w:pPr>
+        <w:pStyle w:val="a1"/>
+      </w:pPr>
+      <w:r>
+        <w:t>Данный блок предназначен для графического отображения исследуемого графа и текущего решения</w:t>
+      </w:r>
+      <w:r>
+        <w:t xml:space="preserve"> (см. рисунок 5).</w:t>
+      </w:r>
+    </w:p>
+    <w:p>
+      <w:pPr>
+        <w:pStyle w:val="a1"/>
+      </w:pPr>
+      <w:r>
+        <w:lastRenderedPageBreak/>
+        <w:t>Все вершины и ребра исходного графа отображаются на плоскости. Пользователь может выбрать любую особь текущей популяции, после чего соответствующее ей остовное дерево выделяется цветом поверх исходного графа.</w:t>
+      </w:r>
+    </w:p>
+    <w:p>
+      <w:pPr>
+        <w:pStyle w:val="a1"/>
+      </w:pPr>
+      <w:r>
+        <w:t>Дл</w:t>
+      </w:r>
+      <w:r>
+        <w:t>я выбранной особи отображаются:</w:t>
+      </w:r>
+    </w:p>
+    <w:p>
+      <w:pPr>
+        <w:pStyle w:val="a1"/>
+        <w:numPr>
+          <w:ilvl w:val="0"/>
+          <w:numId w:val="19"/>
+        </w:numPr>
+        <w:ind w:left="709" w:firstLine="0"/>
+      </w:pPr>
+      <w:r>
+        <w:t>В</w:t>
+      </w:r>
+      <w:r>
+        <w:t>ходящие в дерево ребра;</w:t>
+      </w:r>
+    </w:p>
+    <w:p>
+      <w:pPr>
+        <w:pStyle w:val="a1"/>
+        <w:numPr>
+          <w:ilvl w:val="0"/>
+          <w:numId w:val="19"/>
+        </w:numPr>
+        <w:ind w:left="709" w:firstLine="0"/>
+      </w:pPr>
+      <w:r>
+        <w:t>Веса отдельных ребер;</w:t>
+      </w:r>
+    </w:p>
+    <w:p>
+      <w:pPr>
+        <w:pStyle w:val="a1"/>
+        <w:numPr>
+          <w:ilvl w:val="0"/>
+          <w:numId w:val="19"/>
+        </w:numPr>
+        <w:ind w:left="709" w:firstLine="0"/>
+      </w:pPr>
+      <w:r>
+        <w:t>Суммарный вес дерева;</w:t>
+      </w:r>
+    </w:p>
+    <w:p>
+      <w:pPr>
+        <w:pStyle w:val="a1"/>
+        <w:numPr>
+          <w:ilvl w:val="0"/>
+          <w:numId w:val="19"/>
+        </w:numPr>
+        <w:ind w:left="709" w:firstLine="0"/>
+      </w:pPr>
+      <w:r>
+        <w:t>Количество используемых ребер.</w:t>
+      </w:r>
+    </w:p>
+    <w:p>
+      <w:pPr>
+        <w:pStyle w:val="a1"/>
+      </w:pPr>
+      <w:r>
+        <w:t>Таким образом обеспечивается наглядное представление структуры каждого решения, формир</w:t>
+      </w:r>
+      <w:r>
+        <w:t>уемого генетическим алгоритмом.</w:t>
       </w:r>
     </w:p>
     <w:p>
@@ -6690,17 +7705,17 @@
         <w:ind w:firstLine="0"/>
         <w:jc w:val="center"/>
       </w:pPr>
+      <w:bookmarkStart w:id="31" w:name="_GoBack"/>
       <w:r>
         <w:rPr>
           <w:noProof/>
           <w:lang w:eastAsia="ru-RU" w:bidi="ar-SA"/>
         </w:rPr>
-        <w:lastRenderedPageBreak/>
         <w:drawing>
-          <wp:inline distT="0" distB="0" distL="0" distR="0" wp14:anchorId="1BC50518" wp14:editId="0B2DFB8B">
-            <wp:extent cx="4601183" cy="5590063"/>
-            <wp:effectExtent l="0" t="0" r="9525" b="0"/>
-            <wp:docPr id="7" name="Рисунок 7"/>
+          <wp:inline distT="0" distB="0" distL="0" distR="0" wp14:anchorId="2B2A7B79" wp14:editId="10F7ADA9">
+            <wp:extent cx="3831814" cy="5270740"/>
+            <wp:effectExtent l="0" t="0" r="0" b="6350"/>
+            <wp:docPr id="4" name="Рисунок 4"/>
             <wp:cNvGraphicFramePr>
               <a:graphicFrameLocks xmlns:a="http://schemas.openxmlformats.org/drawingml/2006/main" noChangeAspect="1"/>
             </wp:cNvGraphicFramePr>
@@ -6708,10 +7723,8 @@
               <a:graphicData uri="http://schemas.openxmlformats.org/drawingml/2006/picture">
                 <pic:pic xmlns:pic="http://schemas.openxmlformats.org/drawingml/2006/picture">
                   <pic:nvPicPr>
-                    <pic:cNvPr id="0" name="Picture 2"/>
-                    <pic:cNvPicPr>
-                      <a:picLocks noChangeAspect="1" noChangeArrowheads="1"/>
-                    </pic:cNvPicPr>
+                    <pic:cNvPr id="4" name="Снимок экрана 2026-07-13 145637.png"/>
+                    <pic:cNvPicPr/>
                   </pic:nvPicPr>
                   <pic:blipFill>
                     <a:blip r:embed="rId12">
@@ -6721,97 +7734,6 @@
                         </a:ext>
                       </a:extLst>
                     </a:blip>
-                    <a:srcRect/>
-                    <a:stretch>
-                      <a:fillRect/>
-                    </a:stretch>
-                  </pic:blipFill>
-                  <pic:spPr bwMode="auto">
-                    <a:xfrm>
-                      <a:off x="0" y="0"/>
-                      <a:ext cx="4623626" cy="5617329"/>
-                    </a:xfrm>
-                    <a:prstGeom prst="rect">
-                      <a:avLst/>
-                    </a:prstGeom>
-                    <a:noFill/>
-                  </pic:spPr>
-                </pic:pic>
-              </a:graphicData>
-            </a:graphic>
-          </wp:inline>
-        </w:drawing>
-      </w:r>
-    </w:p>
-    <w:p>
-      <w:pPr>
-        <w:pStyle w:val="a1"/>
-        <w:ind w:firstLine="0"/>
-        <w:jc w:val="center"/>
-      </w:pPr>
-      <w:r>
-        <w:t xml:space="preserve">Рисунок </w:t>
-      </w:r>
-      <w:r>
-        <w:t>5 – Область визуализации графа</w:t>
-      </w:r>
-    </w:p>
-    <w:p>
-      <w:pPr>
-        <w:pStyle w:val="a1"/>
-      </w:pPr>
-      <w:r>
-        <w:t>Блок отображения информации о популяции</w:t>
-      </w:r>
-      <w:r>
-        <w:t xml:space="preserve"> (</w:t>
-      </w:r>
-      <w:r>
-        <w:t xml:space="preserve">см. Рисунок 6). </w:t>
-      </w:r>
-      <w:r>
-        <w:t>Для анализа процесса работы генетического алгоритма предусмотрено отображение информации о текущем поколении и сформированной популяции. Пользователь может просматривать характеристики отдельных особей, значение функции приспособленности, суммарный вес найденного дер</w:t>
-      </w:r>
-      <w:r>
-        <w:t>ева и номер текущего поколения.</w:t>
-      </w:r>
-    </w:p>
-    <w:p>
-      <w:pPr>
-        <w:pStyle w:val="a1"/>
-      </w:pPr>
-      <w:r>
-        <w:t>При необходимости осуществляется переключение между различными особями текущей популяции, что позволяет анализировать разнообразие решений на каждом этапе эволюции.</w:t>
-      </w:r>
-    </w:p>
-    <w:p>
-      <w:pPr>
-        <w:pStyle w:val="a1"/>
-        <w:ind w:firstLine="0"/>
-        <w:jc w:val="center"/>
-      </w:pPr>
-      <w:r>
-        <w:rPr>
-          <w:noProof/>
-        </w:rPr>
-        <w:lastRenderedPageBreak/>
-        <w:drawing>
-          <wp:inline distT="0" distB="0" distL="0" distR="0" wp14:anchorId="2E9EC3D8" wp14:editId="1BCC050C">
-            <wp:extent cx="3315163" cy="2400635"/>
-            <wp:effectExtent l="0" t="0" r="0" b="0"/>
-            <wp:docPr id="8" name="Рисунок 8"/>
-            <wp:cNvGraphicFramePr>
-              <a:graphicFrameLocks xmlns:a="http://schemas.openxmlformats.org/drawingml/2006/main" noChangeAspect="1"/>
-            </wp:cNvGraphicFramePr>
-            <a:graphic xmlns:a="http://schemas.openxmlformats.org/drawingml/2006/main">
-              <a:graphicData uri="http://schemas.openxmlformats.org/drawingml/2006/picture">
-                <pic:pic xmlns:pic="http://schemas.openxmlformats.org/drawingml/2006/picture">
-                  <pic:nvPicPr>
-                    <pic:cNvPr id="1" name=""/>
-                    <pic:cNvPicPr/>
-                  </pic:nvPicPr>
-                  <pic:blipFill>
-                    <a:blip r:embed="rId13"/>
                     <a:stretch>
                       <a:fillRect/>
                     </a:stretch>
@@ -6819,7 +7741,7 @@
                   <pic:spPr>
                     <a:xfrm>
                       <a:off x="0" y="0"/>
-                      <a:ext cx="3315163" cy="2400635"/>
+                      <a:ext cx="3868124" cy="5320685"/>
                     </a:xfrm>
                     <a:prstGeom prst="rect">
                       <a:avLst/>
@@ -6831,6 +7753,7 @@
           </wp:inline>
         </w:drawing>
       </w:r>
+      <w:bookmarkEnd w:id="31"/>
     </w:p>
     <w:p>
       <w:pPr>
@@ -6839,16 +7762,138 @@
         <w:jc w:val="center"/>
       </w:pPr>
       <w:r>
-        <w:t xml:space="preserve">Рисунок </w:t>
-      </w:r>
-      <w:r>
-        <w:t>6</w:t>
-      </w:r>
-      <w:r>
-        <w:t xml:space="preserve"> </w:t>
-      </w:r>
-      <w:r>
-        <w:t>– Отображение текущей популяции</w:t>
+        <w:t>Рисунок 5 – Блок «Визуализация»</w:t>
+      </w:r>
+    </w:p>
+    <w:p>
+      <w:pPr>
+        <w:pStyle w:val="4"/>
+      </w:pPr>
+      <w:bookmarkStart w:id="32" w:name="_Toc234849656"/>
+      <w:r>
+        <w:lastRenderedPageBreak/>
+        <w:t>2.5.6 Блок «График эволюции»</w:t>
+      </w:r>
+      <w:bookmarkEnd w:id="32"/>
+    </w:p>
+    <w:p>
+      <w:pPr>
+        <w:pStyle w:val="a1"/>
+      </w:pPr>
+      <w:r>
+        <w:t>Для анализа процесса работы алгоритма реализован график изменения качества на</w:t>
+      </w:r>
+      <w:r>
+        <w:t>йденного решения по поколениям (см. рисунок 6).</w:t>
+      </w:r>
+    </w:p>
+    <w:p>
+      <w:pPr>
+        <w:pStyle w:val="a1"/>
+      </w:pPr>
+      <w:r>
+        <w:t xml:space="preserve">По горизонтальной оси откладывается номер поколения, а по вертикальной </w:t>
+      </w:r>
+      <w:r>
+        <w:t>–</w:t>
+      </w:r>
+      <w:r>
+        <w:t xml:space="preserve"> значение функции приспособленности </w:t>
+      </w:r>
+      <w:r>
+        <w:t>особи с минимальным значением функции приспособленности</w:t>
+      </w:r>
+      <w:r>
+        <w:t xml:space="preserve"> данного поколения.</w:t>
+      </w:r>
+    </w:p>
+    <w:p>
+      <w:pPr>
+        <w:pStyle w:val="a1"/>
+      </w:pPr>
+      <w:r>
+        <w:t>После выполнения каждого поколения график автоматически дополняется новой точкой, что позволяет наблюдать динамику поиска решения в режиме реального времени. При переходе к предыдущему поколению отображаемый график также корректно восстанавливается в соответствии с сохраненной</w:t>
+      </w:r>
+      <w:r>
+        <w:t xml:space="preserve"> историей выполнения алгоритма.</w:t>
+      </w:r>
+    </w:p>
+    <w:p>
+      <w:pPr>
+        <w:pStyle w:val="a1"/>
+      </w:pPr>
+      <w:r>
+        <w:t xml:space="preserve">Использование данного блока позволяет оценить скорость сходимости генетического алгоритма и определить момент стабилизации процесса </w:t>
+      </w:r>
+      <w:r>
+        <w:t>поиска решения с минимальным значением функции приспособленности</w:t>
+      </w:r>
+      <w:r>
+        <w:t>.</w:t>
+      </w:r>
+    </w:p>
+    <w:p>
+      <w:pPr>
+        <w:pStyle w:val="a1"/>
+        <w:ind w:firstLine="0"/>
+        <w:jc w:val="center"/>
+      </w:pPr>
+      <w:r>
+        <w:rPr>
+          <w:noProof/>
+          <w:lang w:eastAsia="ru-RU" w:bidi="ar-SA"/>
+        </w:rPr>
+        <w:drawing>
+          <wp:inline distT="0" distB="0" distL="0" distR="0" wp14:anchorId="2D025C8D" wp14:editId="74B662C2">
+            <wp:extent cx="4597879" cy="2854568"/>
+            <wp:effectExtent l="0" t="0" r="0" b="3175"/>
+            <wp:docPr id="5" name="Рисунок 5"/>
+            <wp:cNvGraphicFramePr>
+              <a:graphicFrameLocks xmlns:a="http://schemas.openxmlformats.org/drawingml/2006/main" noChangeAspect="1"/>
+            </wp:cNvGraphicFramePr>
+            <a:graphic xmlns:a="http://schemas.openxmlformats.org/drawingml/2006/main">
+              <a:graphicData uri="http://schemas.openxmlformats.org/drawingml/2006/picture">
+                <pic:pic xmlns:pic="http://schemas.openxmlformats.org/drawingml/2006/picture">
+                  <pic:nvPicPr>
+                    <pic:cNvPr id="5" name="Снимок экрана 2026-07-13 145628.png"/>
+                    <pic:cNvPicPr/>
+                  </pic:nvPicPr>
+                  <pic:blipFill>
+                    <a:blip r:embed="rId13">
+                      <a:extLst>
+                        <a:ext uri="{28A0092B-C50C-407E-A947-70E740481C1C}">
+                          <a14:useLocalDpi xmlns:a14="http://schemas.microsoft.com/office/drawing/2010/main" val="0"/>
+                        </a:ext>
+                      </a:extLst>
+                    </a:blip>
+                    <a:stretch>
+                      <a:fillRect/>
+                    </a:stretch>
+                  </pic:blipFill>
+                  <pic:spPr>
+                    <a:xfrm>
+                      <a:off x="0" y="0"/>
+                      <a:ext cx="4643573" cy="2882937"/>
+                    </a:xfrm>
+                    <a:prstGeom prst="rect">
+                      <a:avLst/>
+                    </a:prstGeom>
+                  </pic:spPr>
+                </pic:pic>
+              </a:graphicData>
+            </a:graphic>
+          </wp:inline>
+        </w:drawing>
+      </w:r>
+    </w:p>
+    <w:p>
+      <w:pPr>
+        <w:pStyle w:val="a1"/>
+        <w:ind w:firstLine="0"/>
+        <w:jc w:val="center"/>
+      </w:pPr>
+      <w:r>
+        <w:t>Рисунок 6 – Блок «График эволюции»</w:t>
       </w:r>
     </w:p>
     <w:p>
@@ -6859,12 +7904,12 @@
           <w:numId w:val="2"/>
         </w:numPr>
       </w:pPr>
-      <w:bookmarkStart w:id="28" w:name="_Toc234513468"/>
+      <w:bookmarkStart w:id="33" w:name="_Toc234849657"/>
       <w:r>
         <w:t>2.</w:t>
       </w:r>
       <w:r>
-        <w:t>4</w:t>
+        <w:t>6</w:t>
       </w:r>
       <w:r>
         <w:t xml:space="preserve"> </w:t>
@@ -6872,103 +7917,179 @@
       <w:r>
         <w:t>Проектирование интеграции основного алгоритма в графический интерфейс</w:t>
       </w:r>
-      <w:bookmarkEnd w:id="28"/>
-    </w:p>
-    <w:p>
-      <w:pPr>
-        <w:pStyle w:val="a1"/>
-      </w:pPr>
-      <w:r>
-        <w:t xml:space="preserve">Интеграция основного алгоритма в графический интерфейс реализована через разделение ответственности между модулями и организацию взаимодействия на основе глобальных переменных состояния. Основной генетический алгоритм инкапсулирован в классе </w:t>
-      </w:r>
-      <w:proofErr w:type="spellStart"/>
-      <w:r>
+      <w:bookmarkEnd w:id="33"/>
+    </w:p>
+    <w:p>
+      <w:pPr>
+        <w:pStyle w:val="a1"/>
+      </w:pPr>
+      <w:r>
+        <w:t xml:space="preserve">Интеграция основного алгоритма в графический интерфейс реализована через разделение ответственности между модулями и организацию взаимодействия на основе глобальных переменных состояния. Основной </w:t>
+      </w:r>
+      <w:r>
+        <w:lastRenderedPageBreak/>
+        <w:t xml:space="preserve">генетический алгоритм инкапсулирован в классе </w:t>
+      </w:r>
+      <w:r>
+        <w:rPr>
+          <w:i/>
+        </w:rPr>
         <w:t>GeneticAlgorithm</w:t>
       </w:r>
-      <w:proofErr w:type="spellEnd"/>
-      <w:r>
-        <w:t xml:space="preserve">, который предоставляет интерфейс для установки графа и параметров, инициализации популяции, выполнения одного поколения и получения текущих результатов. Графический интерфейс, реализованный с помощью библиотек </w:t>
-      </w:r>
-      <w:proofErr w:type="spellStart"/>
-      <w:r>
-        <w:t>Dear</w:t>
-      </w:r>
-      <w:proofErr w:type="spellEnd"/>
+      <w:r>
+        <w:t>, который предоставляет интерфейс для установки графа и параметров, инициализации популяции, выполнения одного поколения и получения текущих резу</w:t>
+      </w:r>
+      <w:r>
+        <w:t>льтатов. Графический интерфейс</w:t>
+      </w:r>
+      <w:r>
+        <w:t>, содержит отдельные панели для управления, отображения информации, визуализации графа и построения графиков эволюции.</w:t>
+      </w:r>
+    </w:p>
+    <w:p>
+      <w:pPr>
+        <w:pStyle w:val="a1"/>
+      </w:pPr>
+      <w:r>
+        <w:t xml:space="preserve">Для синхронизации данных между интерфейсом и алгоритмом используется глобальный объект класса </w:t>
+      </w:r>
+      <w:r>
+        <w:rPr>
+          <w:i/>
+        </w:rPr>
+        <w:t>GeneticAlgorithm</w:t>
+      </w:r>
+      <w:r>
+        <w:t>, доступный из любого модуля, что позволяет обработчикам кнопок и функциям отрисовки напрямую вызывать методы алгоритма и обновлять отображаемые значения.</w:t>
+      </w:r>
+    </w:p>
+    <w:p>
+      <w:pPr>
+        <w:pStyle w:val="a1"/>
+      </w:pPr>
+      <w:r>
+        <w:t xml:space="preserve">При загрузке графа из файла, случайной генерации или ручном вводе производится инициализация алгоритма: объекту передается текущий граф, параметры, заданные пользователем (размер популяции, размер турнира, вероятности скрещивания и мутации, максимальное число поколений), после чего вызывается метод </w:t>
+      </w:r>
+      <w:r>
+        <w:rPr>
+          <w:i/>
+        </w:rPr>
+        <w:t>initialize()</w:t>
+      </w:r>
+      <w:r>
+        <w:t xml:space="preserve">, формирующий начальную популяцию. С этого момента в глобальных переменных сохраняются номер поколения, </w:t>
+      </w:r>
+      <w:r>
+        <w:t>минимальный</w:t>
+      </w:r>
+      <w:r>
+        <w:t xml:space="preserve"> вес и </w:t>
+      </w:r>
+      <w:r>
+        <w:t>приспособленность</w:t>
+      </w:r>
+      <w:r>
+        <w:t xml:space="preserve">, история </w:t>
+      </w:r>
+      <w:r>
+        <w:t>минимальных</w:t>
+      </w:r>
+      <w:r>
+        <w:t xml:space="preserve"> значений для графика и набор ребер для подсветки.</w:t>
+      </w:r>
+    </w:p>
+    <w:p>
+      <w:pPr>
+        <w:pStyle w:val="a1"/>
+      </w:pPr>
+      <w:r>
+        <w:t>Управление выполнением реализовано через кнопки: «</w:t>
+      </w:r>
+      <w:r>
+        <w:t>Завершить</w:t>
+      </w:r>
+      <w:r>
+        <w:t>» запускает цикл, в котором последовательно выполняются шаги до достижения критерия остановки</w:t>
+      </w:r>
+      <w:r>
+        <w:t>. П</w:t>
+      </w:r>
+      <w:r>
+        <w:t>осле завершения все результаты обновляются в интерфейсе, включая график сходимости, который строится на о</w:t>
+      </w:r>
+      <w:r>
+        <w:t xml:space="preserve">снове вектора истории весов; </w:t>
+      </w:r>
       <w:r>
         <w:t xml:space="preserve"> </w:t>
       </w:r>
-      <w:proofErr w:type="spellStart"/>
-      <w:r>
-        <w:t>ImGui</w:t>
-      </w:r>
-      <w:proofErr w:type="spellEnd"/>
-      <w:r>
-        <w:t xml:space="preserve">, </w:t>
-      </w:r>
-      <w:proofErr w:type="spellStart"/>
-      <w:r>
-        <w:t>ImPlot</w:t>
-      </w:r>
-      <w:proofErr w:type="spellEnd"/>
-      <w:r>
-        <w:t xml:space="preserve"> и GLFW, содержит отдельные панели для управления, отображения информации, визуализации графа и построения графиков эволюции.</w:t>
-      </w:r>
-    </w:p>
-    <w:p>
-      <w:pPr>
-        <w:pStyle w:val="a1"/>
-      </w:pPr>
-      <w:r>
-        <w:t xml:space="preserve">Для синхронизации данных между интерфейсом и алгоритмом используется глобальный объект класса </w:t>
-      </w:r>
-      <w:proofErr w:type="spellStart"/>
-      <w:r>
-        <w:t>GeneticAlgorithm</w:t>
-      </w:r>
-      <w:proofErr w:type="spellEnd"/>
-      <w:r>
-        <w:t>, доступный из любого модуля, что позволяет обработчикам кнопок и функциям отрисовки напрямую вызывать методы алгоритма и обновлять отображаемые значения.</w:t>
-      </w:r>
-    </w:p>
-    <w:p>
-      <w:pPr>
-        <w:pStyle w:val="a1"/>
-      </w:pPr>
-      <w:r>
-        <w:t xml:space="preserve">При загрузке графа из файла, случайной генерации или ручном вводе производится инициализация алгоритма: объекту передается текущий граф, параметры, заданные пользователем (размер популяции, размер турнира, вероятности скрещивания и мутации, максимальное число поколений), после чего вызывается метод </w:t>
-      </w:r>
-      <w:proofErr w:type="spellStart"/>
-      <w:proofErr w:type="gramStart"/>
-      <w:r>
-        <w:t>initialize</w:t>
-      </w:r>
-      <w:proofErr w:type="spellEnd"/>
-      <w:r>
-        <w:t>(</w:t>
-      </w:r>
-      <w:proofErr w:type="gramEnd"/>
-      <w:r>
-        <w:t xml:space="preserve">), формирующий начальную популяцию. С </w:t>
+      <w:r>
+        <w:t>«</w:t>
+      </w:r>
+      <w:r>
+        <w:t>Шаг вперед</w:t>
+      </w:r>
+      <w:r>
+        <w:t>»</w:t>
+      </w:r>
+      <w:r>
+        <w:t xml:space="preserve"> выполняет один шаг алгоритма и отрисовывает его состояние во всех информационных полях; </w:t>
+      </w:r>
+      <w:r>
+        <w:t>«</w:t>
+      </w:r>
+      <w:r>
+        <w:t>Шаг назад</w:t>
+      </w:r>
+      <w:r>
+        <w:t>»</w:t>
+      </w:r>
+      <w:r>
+        <w:t xml:space="preserve"> выполняет откат текущего решения на одно состояние назад; </w:t>
+      </w:r>
+      <w:r>
+        <w:t>«</w:t>
+      </w:r>
+      <w:r>
+        <w:t>Сброс</w:t>
+      </w:r>
+      <w:r>
+        <w:t>»</w:t>
+      </w:r>
+      <w:r>
+        <w:t xml:space="preserve"> появляется после завершение основного цикла, отвечает за очистку информационных полей на состояние инициализации алгоритма для исходного графа.</w:t>
+      </w:r>
+    </w:p>
+    <w:p>
+      <w:pPr>
+        <w:pStyle w:val="a1"/>
+      </w:pPr>
+      <w:r>
+        <w:t xml:space="preserve">Для визуализации </w:t>
+      </w:r>
+      <w:r>
+        <w:t>дерева с минимальным суммарным весом</w:t>
+      </w:r>
+      <w:r>
+        <w:t xml:space="preserve"> используется массив индексов ребер, который передается в функцию </w:t>
       </w:r>
       <w:r>
         <w:lastRenderedPageBreak/>
-        <w:t>этого момента в глобальных переменных сохраняются номер поколения, лучший вес и фитнес, история лучших значений для графика и набор ребер для подсветки.</w:t>
-      </w:r>
-    </w:p>
-    <w:p>
-      <w:pPr>
-        <w:pStyle w:val="a1"/>
-      </w:pPr>
-      <w:r>
-        <w:t>Управление выполнением реализовано через кнопки: «Запустить алгоритм» запускает цикл, в котором последовательно выполняются шаги до достижения критерия остановки; после завершения все результаты обновляются в интерфейсе, включая график сходимости, который строится на основе вектора истории весов. Для визуализации текущего лучшего дерева используется массив индексов ребер, который передается в функцию отрисовки графа и отображается поверх основного графа жирными красными линиями.</w:t>
-      </w:r>
-    </w:p>
-    <w:p>
-      <w:pPr>
-        <w:pStyle w:val="a1"/>
-      </w:pPr>
-      <w:r>
-        <w:t>Дополнительно предусмотрена возможность переключения между особями текущей популяции: при изменении номера особи в соответствующем поле ввода происходит обновление подсвечиваемого дерева и вывод информации о весе выбранной особи. Таким образом, интеграция обеспечивает полный цикл работы: от ввода данных до получения и визуализации результата, а также предоставляет пользователю гибкие средства контроля и анализа процесса оптимизации.</w:t>
+        <w:t>отрисовки графа и отображается поверх основного графа жирными красными линиями.</w:t>
+      </w:r>
+    </w:p>
+    <w:p>
+      <w:pPr>
+        <w:pStyle w:val="a1"/>
+      </w:pPr>
+      <w:r>
+        <w:t>Дополнительно предусмотрена возможность переключения между особями текущей популяции: при изменении номера особи в соответствующем поле ввода происходит обновление подсвечиваемого дерева и вывод информации о весе выбранной особи. Таким образом, интеграция обеспечивает полный цикл работы: от ввода данных до получения и визуализации результата, а т</w:t>
+      </w:r>
+      <w:r>
+        <w:t xml:space="preserve">акже предоставляет пользователю </w:t>
+      </w:r>
+      <w:r>
+        <w:t>средства контроля и анализа процесса оптимизации.</w:t>
       </w:r>
     </w:p>
     <w:p>
@@ -6992,12 +8113,427 @@
           <w:numId w:val="2"/>
         </w:numPr>
       </w:pPr>
-      <w:bookmarkStart w:id="29" w:name="_Toc234513469"/>
+      <w:bookmarkStart w:id="34" w:name="_Toc234849658"/>
       <w:r>
         <w:lastRenderedPageBreak/>
         <w:t>3 ИСПОЛЬЗУЕМЫЕ ТЕХНОЛОГИИ</w:t>
       </w:r>
-      <w:bookmarkEnd w:id="29"/>
+      <w:bookmarkEnd w:id="34"/>
+    </w:p>
+    <w:p>
+      <w:pPr>
+        <w:pStyle w:val="3"/>
+        <w:ind w:left="0"/>
+      </w:pPr>
+      <w:bookmarkStart w:id="35" w:name="_Toc234849659"/>
+      <w:r>
+        <w:t>3.1 Генератор случайных чисел для генерации графа</w:t>
+      </w:r>
+      <w:bookmarkEnd w:id="35"/>
+    </w:p>
+    <w:p>
+      <w:pPr>
+        <w:pStyle w:val="a1"/>
+      </w:pPr>
+      <w:r>
+        <w:t xml:space="preserve">В качестве основного генератора псевдослучайных чисел применялся алгоритм Mersenne Twister, реализованный классом </w:t>
+      </w:r>
+      <w:r>
+        <w:rPr>
+          <w:i/>
+        </w:rPr>
+        <w:t>std::mt19937</w:t>
+      </w:r>
+      <w:r>
+        <w:t>.</w:t>
+      </w:r>
+    </w:p>
+    <w:p>
+      <w:pPr>
+        <w:pStyle w:val="a1"/>
+      </w:pPr>
+      <w:r>
+        <w:t xml:space="preserve">Начальная инициализация генератора выполнялась с использованием объекта </w:t>
+      </w:r>
+      <w:r>
+        <w:rPr>
+          <w:i/>
+        </w:rPr>
+        <w:t>std::random_device</w:t>
+      </w:r>
+      <w:r>
+        <w:t>, что обеспечивает получение различных последовательностей случайных чисел при каждом запуске программы.</w:t>
+      </w:r>
+    </w:p>
+    <w:p>
+      <w:pPr>
+        <w:pStyle w:val="a1"/>
+      </w:pPr>
+      <w:r>
+        <w:t xml:space="preserve">Для формирования весов ребер, выбора количества вершин и других целочисленных параметров использовалось равномерное распределение </w:t>
+      </w:r>
+      <w:r>
+        <w:rPr>
+          <w:i/>
+        </w:rPr>
+        <w:t>std::uniform_int_distribution</w:t>
+      </w:r>
+      <w:r>
+        <w:t>. Данное распределение обеспечивает одинаковую вероятность появления каждого значения в заданном диапазоне, благодаря чему исключается смещение в сторону отдельных весов или структур графа.</w:t>
+      </w:r>
+    </w:p>
+    <w:p>
+      <w:pPr>
+        <w:pStyle w:val="3"/>
+        <w:ind w:left="0"/>
+      </w:pPr>
+      <w:bookmarkStart w:id="36" w:name="_Toc234849660"/>
+      <w:r>
+        <w:t xml:space="preserve">3.2 Распределения для операторов </w:t>
+      </w:r>
+      <w:r>
+        <w:t>генетического алгоритма</w:t>
+      </w:r>
+      <w:bookmarkEnd w:id="36"/>
+    </w:p>
+    <w:p>
+      <w:pPr>
+        <w:pStyle w:val="a1"/>
+      </w:pPr>
+      <w:r>
+        <w:t xml:space="preserve">Для принятия решений о выполнении операций скрещивания и мутации применялось распределение Бернулли </w:t>
+      </w:r>
+      <w:r>
+        <w:rPr>
+          <w:i/>
+        </w:rPr>
+        <w:t>std::bernoulli_distribution</w:t>
+      </w:r>
+      <w:r>
+        <w:t xml:space="preserve">. Данное распределение позволяет получить одно из двух возможных состояний </w:t>
+      </w:r>
+      <w:r>
+        <w:rPr>
+          <w:lang w:val="en-US"/>
+        </w:rPr>
+        <w:t>–</w:t>
+      </w:r>
+      <w:r>
+        <w:t xml:space="preserve"> выполнение операции или ее отсутствие </w:t>
+      </w:r>
+      <w:r>
+        <w:rPr>
+          <w:lang w:val="en-US"/>
+        </w:rPr>
+        <w:t>–</w:t>
+      </w:r>
+      <w:r>
+        <w:t xml:space="preserve"> с заранее заданной вероятностью. Вероятность скрещивания определяется параметром алгоритма </w:t>
+      </w:r>
+      <w:r>
+        <w:rPr>
+          <w:i/>
+        </w:rPr>
+        <w:t>crossoverProbability</w:t>
+      </w:r>
+      <w:r>
+        <w:t xml:space="preserve">, а вероятность мутации </w:t>
+      </w:r>
+      <w:r>
+        <w:rPr>
+          <w:lang w:val="en-US"/>
+        </w:rPr>
+        <w:t>–</w:t>
+      </w:r>
+      <w:r>
+        <w:t xml:space="preserve"> параметром </w:t>
+      </w:r>
+      <w:r>
+        <w:rPr>
+          <w:i/>
+        </w:rPr>
+        <w:t>mutationProbability</w:t>
+      </w:r>
+      <w:r>
+        <w:t>.</w:t>
+      </w:r>
+    </w:p>
+    <w:p>
+      <w:pPr>
+        <w:pStyle w:val="a1"/>
+      </w:pPr>
+      <w:r>
+        <w:t>При реализации равномерного скрещивания дополнительно использовалось распределение Бернулли с вероятностью 0,5. Для каждого гена независимо определяется, от какого из родителей он будет унаследован потомком. Благодаря этому оба родителя имеют равные шансы передать свои признаки каждому потомку, что способствует сохранению генетического разнообразия популяции.</w:t>
+      </w:r>
+    </w:p>
+    <w:p>
+      <w:pPr>
+        <w:pStyle w:val="a1"/>
+      </w:pPr>
+      <w:r>
+        <w:t xml:space="preserve">Для реализации турнирного отбора применялось равномерное целочисленное распределение </w:t>
+      </w:r>
+      <w:r>
+        <w:rPr>
+          <w:i/>
+        </w:rPr>
+        <w:t>std::uniform_int_distribution&lt;int&gt;</w:t>
+      </w:r>
+      <w:r>
+        <w:t xml:space="preserve">. С его помощью случайным образом выбираются особи из текущей популяции, которые затем участвуют в турнире. Каждая особь имеет одинаковую </w:t>
+      </w:r>
+      <w:r>
+        <w:lastRenderedPageBreak/>
+        <w:t>вероятность быть выбранной в качестве кандидата, что обеспечивает корректную реализацию механизма естественного отбора.</w:t>
+      </w:r>
+    </w:p>
+    <w:p>
+      <w:pPr>
+        <w:pStyle w:val="3"/>
+        <w:ind w:left="0"/>
+      </w:pPr>
+      <w:bookmarkStart w:id="37" w:name="_Toc234849661"/>
+      <w:r>
+        <w:t>3.3 Библиотеки для графического интерфейса</w:t>
+      </w:r>
+      <w:bookmarkEnd w:id="37"/>
+    </w:p>
+    <w:p>
+      <w:pPr>
+        <w:pStyle w:val="a1"/>
+      </w:pPr>
+      <w:r>
+        <w:t>Для разработки графического интерфейса программного комплекса использовались современные библиотеки Dear ImGui</w:t>
+      </w:r>
+      <w:r>
+        <w:rPr>
+          <w:vertAlign w:val="superscript"/>
+          <w:lang w:val="en-US"/>
+        </w:rPr>
+        <w:t>[3]</w:t>
+      </w:r>
+      <w:r>
+        <w:t>, GLFW</w:t>
+      </w:r>
+      <w:r>
+        <w:rPr>
+          <w:vertAlign w:val="superscript"/>
+          <w:lang w:val="en-US"/>
+        </w:rPr>
+        <w:t>[4]</w:t>
+      </w:r>
+      <w:r>
+        <w:t xml:space="preserve"> и ImPlot. Их совместное применение позволило реализовать </w:t>
+      </w:r>
+      <w:r>
+        <w:t>графический</w:t>
+      </w:r>
+      <w:r>
+        <w:t xml:space="preserve"> интерфейс</w:t>
+      </w:r>
+      <w:r>
+        <w:t xml:space="preserve"> пользователя</w:t>
+      </w:r>
+      <w:r>
+        <w:t>, обеспечить обработку событий, визуализацию результатов работы алгоритма и построение графиков в режиме реального времени.</w:t>
+      </w:r>
+    </w:p>
+    <w:p>
+      <w:pPr>
+        <w:pStyle w:val="4"/>
+      </w:pPr>
+      <w:bookmarkStart w:id="38" w:name="_Toc234849662"/>
+      <w:r>
+        <w:t>3.3.1 Библиотека Dear ImGui</w:t>
+      </w:r>
+      <w:bookmarkEnd w:id="38"/>
+    </w:p>
+    <w:p>
+      <w:pPr>
+        <w:pStyle w:val="a1"/>
+      </w:pPr>
+      <w:r>
+        <w:t>Основой пользовательского интерфейса стала библиотека Dear ImGui</w:t>
+      </w:r>
+      <w:r>
+        <w:rPr>
+          <w:vertAlign w:val="superscript"/>
+          <w:lang w:val="en-US"/>
+        </w:rPr>
+        <w:t>[3]</w:t>
+      </w:r>
+      <w:r>
+        <w:t>, реализующая концепцию непосредственного графического интерфейса.</w:t>
+      </w:r>
+    </w:p>
+    <w:p>
+      <w:pPr>
+        <w:pStyle w:val="a1"/>
+      </w:pPr>
+      <w:r>
+        <w:t>Данная библиотека использовалась для создания всех окон приложения, кнопок управления, полей ввода, выпадающих списков, ползунков настройки параметров генетического алгоритма и информационных панелей.</w:t>
+      </w:r>
+    </w:p>
+    <w:p>
+      <w:pPr>
+        <w:pStyle w:val="a1"/>
+      </w:pPr>
+      <w:r>
+        <w:t xml:space="preserve">К преимуществам Dear ImGui относятся простота интеграции с приложениями на языке C++, высокая скорость работы, возможность </w:t>
+      </w:r>
+      <w:r>
+        <w:t>создания прототипов интерфейсов и последующего обновления элементов интерфейса</w:t>
+      </w:r>
+      <w:r>
+        <w:t xml:space="preserve"> в процессе выполнения программы.</w:t>
+      </w:r>
+    </w:p>
+    <w:p>
+      <w:pPr>
+        <w:pStyle w:val="4"/>
+      </w:pPr>
+      <w:bookmarkStart w:id="39" w:name="_Toc234849663"/>
+      <w:r>
+        <w:t xml:space="preserve">3.3.2 Библиотека </w:t>
+      </w:r>
+      <w:r>
+        <w:t>GLFW</w:t>
+      </w:r>
+      <w:bookmarkEnd w:id="39"/>
+    </w:p>
+    <w:p>
+      <w:pPr>
+        <w:pStyle w:val="a1"/>
+      </w:pPr>
+      <w:r>
+        <w:t>Для создания окна приложения и взаимодействия с операционной системой использовалась библиотека GLFW</w:t>
+      </w:r>
+      <w:r>
+        <w:rPr>
+          <w:vertAlign w:val="superscript"/>
+          <w:lang w:val="en-US"/>
+        </w:rPr>
+        <w:t>[4]</w:t>
+      </w:r>
+      <w:r>
+        <w:t>.</w:t>
+      </w:r>
+    </w:p>
+    <w:p>
+      <w:pPr>
+        <w:pStyle w:val="a1"/>
+      </w:pPr>
+      <w:r>
+        <w:t>Она обеспечивает:</w:t>
+      </w:r>
+    </w:p>
+    <w:p>
+      <w:pPr>
+        <w:pStyle w:val="a1"/>
+        <w:numPr>
+          <w:ilvl w:val="0"/>
+          <w:numId w:val="21"/>
+        </w:numPr>
+        <w:ind w:left="709" w:firstLine="0"/>
+      </w:pPr>
+      <w:r>
+        <w:t>Создание главного окна приложения;</w:t>
+      </w:r>
+    </w:p>
+    <w:p>
+      <w:pPr>
+        <w:pStyle w:val="a1"/>
+        <w:numPr>
+          <w:ilvl w:val="0"/>
+          <w:numId w:val="21"/>
+        </w:numPr>
+        <w:ind w:left="709" w:firstLine="0"/>
+      </w:pPr>
+      <w:r>
+        <w:t>Создание контекста OpenGL;</w:t>
+      </w:r>
+    </w:p>
+    <w:p>
+      <w:pPr>
+        <w:pStyle w:val="a1"/>
+        <w:numPr>
+          <w:ilvl w:val="0"/>
+          <w:numId w:val="21"/>
+        </w:numPr>
+        <w:ind w:left="709" w:firstLine="0"/>
+      </w:pPr>
+      <w:r>
+        <w:t>Обработку событий клавиатуры и мыши;</w:t>
+      </w:r>
+    </w:p>
+    <w:p>
+      <w:pPr>
+        <w:pStyle w:val="a1"/>
+        <w:numPr>
+          <w:ilvl w:val="0"/>
+          <w:numId w:val="21"/>
+        </w:numPr>
+        <w:ind w:left="709" w:firstLine="0"/>
+      </w:pPr>
+      <w:r>
+        <w:t>Управление главным циклом программы;</w:t>
+      </w:r>
+    </w:p>
+    <w:p>
+      <w:pPr>
+        <w:pStyle w:val="a1"/>
+        <w:numPr>
+          <w:ilvl w:val="0"/>
+          <w:numId w:val="21"/>
+        </w:numPr>
+        <w:ind w:left="709" w:firstLine="0"/>
+      </w:pPr>
+      <w:r>
+        <w:t>Поддержку различных операционных систем.</w:t>
+      </w:r>
+    </w:p>
+    <w:p>
+      <w:pPr>
+        <w:pStyle w:val="a1"/>
+      </w:pPr>
+      <w:r>
+        <w:t>Использование GLFW позволило реализовать платформонезависимое окно приложения и обеспечить корректную работу графического интерфейса.</w:t>
+      </w:r>
+    </w:p>
+    <w:p>
+      <w:pPr>
+        <w:pStyle w:val="4"/>
+      </w:pPr>
+      <w:bookmarkStart w:id="40" w:name="_Toc234849664"/>
+      <w:r>
+        <w:lastRenderedPageBreak/>
+        <w:t>3.3.3 Библиотека ImPlot</w:t>
+      </w:r>
+      <w:bookmarkEnd w:id="40"/>
+    </w:p>
+    <w:p>
+      <w:pPr>
+        <w:pStyle w:val="a1"/>
+      </w:pPr>
+      <w:r>
+        <w:t>Для отображения процесса работы генетического алгоритма использовалась библиотека ImPlot, являющаяся расширением библиотеки Dear ImGui.</w:t>
+      </w:r>
+    </w:p>
+    <w:p>
+      <w:pPr>
+        <w:pStyle w:val="a1"/>
+      </w:pPr>
+      <w:r>
+        <w:t>С ее помощью реализовано построение графика изменения функции приспособленности по поколениям. После выполнения каждого поколения график автоматически дополняется новой точкой, что позволяет пользователю наблюдать процесс поиска решения в режиме реального времени. При возврате к предыдущему поколению отображаемый график также корректно изменяется в соответствии с сохраненной историей выполнения алгоритма.</w:t>
+      </w:r>
+    </w:p>
+    <w:p>
+      <w:pPr>
+        <w:pStyle w:val="a1"/>
+      </w:pPr>
+      <w:r>
+        <w:t>Использование ImPlot позволило реализовать наглядную визуализацию процесса эволюции популяции без необходимости применения специализированных библиотек для научной графики.</w:t>
+      </w:r>
     </w:p>
     <w:p>
       <w:pPr>
@@ -7015,12 +8551,12 @@
           <w:numId w:val="2"/>
         </w:numPr>
       </w:pPr>
-      <w:bookmarkStart w:id="30" w:name="_Toc234513470"/>
+      <w:bookmarkStart w:id="41" w:name="_Toc234849665"/>
       <w:r>
         <w:lastRenderedPageBreak/>
         <w:t>4 ОТЗЫВ РУКОВОДИТЕЛЯ</w:t>
       </w:r>
-      <w:bookmarkEnd w:id="30"/>
+      <w:bookmarkEnd w:id="41"/>
     </w:p>
     <w:p>
       <w:pPr>
@@ -7039,16 +8575,116 @@
       <w:pPr>
         <w:pStyle w:val="2"/>
         <w:ind w:left="0"/>
-        <w:rPr>
-          <w:rFonts w:cs="Times New Roman"/>
-        </w:rPr>
-      </w:pPr>
-      <w:bookmarkStart w:id="31" w:name="_Toc234513471"/>
+      </w:pPr>
+      <w:bookmarkStart w:id="42" w:name="_Toc234849666"/>
       <w:r>
         <w:lastRenderedPageBreak/>
         <w:t>ЗАКЛЮЧЕНИЕ</w:t>
       </w:r>
-      <w:bookmarkEnd w:id="31"/>
+      <w:bookmarkEnd w:id="42"/>
+    </w:p>
+    <w:p>
+      <w:pPr>
+        <w:pStyle w:val="a1"/>
+      </w:pPr>
+      <w:r>
+        <w:t>В ходе прохождения учебной практики была разработана программная система для поиска минимального остовного дерева взвешенного неориентированного графа с использованием генетического алгоритма. Разработанное приложение обеспечивает полный цикл работы с задачей: создание входных данных различными способами, настройку параметров алгоритма, пошаговое и автоматическое выполнение поиска решения, а также визуализацию процесса эволюции попу</w:t>
+      </w:r>
+      <w:r>
+        <w:t>ляции и полученных результатов.</w:t>
+      </w:r>
+    </w:p>
+    <w:p>
+      <w:pPr>
+        <w:pStyle w:val="a1"/>
+      </w:pPr>
+      <w:r>
+        <w:t xml:space="preserve">В процессе выполнения практики были изучены принципы построения генетических алгоритмов, рассмотрены основные генетические операторы, реализованы механизмы отбора, скрещивания, мутации и восстановления корректности решений. Для оценки качества особей использовалась функция приспособленности, основанная на суммарном весе остовного дерева, что </w:t>
+      </w:r>
+      <w:r>
+        <w:t>позволило находить решения с малым значением целевой функции</w:t>
+      </w:r>
+      <w:r>
+        <w:t>.</w:t>
+      </w:r>
+    </w:p>
+    <w:p>
+      <w:pPr>
+        <w:pStyle w:val="a1"/>
+      </w:pPr>
+      <w:r>
+        <w:t>Б</w:t>
+      </w:r>
+      <w:r>
+        <w:t>ыла реализована возможность случайной генерации связных графов, ручного ввода данных и чтения графов из файлов. Для удобства исследования работы алгоритма разработан графический интерфейс, позволяющий изменять параметры генетического алгоритма, выполнять пошаговую визуализацию, просматривать популяции различных поколений, анализировать найденные решения и отслеживать изменение функции приспособленности на прот</w:t>
+      </w:r>
+      <w:r>
+        <w:t>яжении всего процесса эволюции.</w:t>
+      </w:r>
+    </w:p>
+    <w:p>
+      <w:pPr>
+        <w:pStyle w:val="a1"/>
+      </w:pPr>
+      <w:r>
+        <w:t>В результате выполнения практики были приобретены практические навыки проектирования программных систем, реализации алгоритмов оптимизации, разработки графических интерфейсов на языке C++, а также командной разработки программного обеспечения.</w:t>
+      </w:r>
+    </w:p>
+    <w:p>
+      <w:pPr>
+        <w:pStyle w:val="a1"/>
+      </w:pPr>
+      <w:r>
+        <w:t>Работа над проектом была распределена между</w:t>
+      </w:r>
+      <w:r>
+        <w:t xml:space="preserve"> участниками следующим образом.</w:t>
+      </w:r>
+    </w:p>
+    <w:p>
+      <w:pPr>
+        <w:pStyle w:val="a1"/>
+      </w:pPr>
+      <w:r>
+        <w:t xml:space="preserve">Я.Р. Гизатов выполнил проектирование и разработку графического интерфейса приложения. Были реализованы основные окна программы, элементы управления параметрами генетического алгоритма, средства </w:t>
+      </w:r>
+      <w:r>
+        <w:lastRenderedPageBreak/>
+        <w:t>загрузки и создания графов, визуализация найденных остовных деревьев, отображение информации о ходе выполнения алгоритма, а также график изменения функции п</w:t>
+      </w:r>
+      <w:r>
+        <w:t>риспособленности по поколениям.</w:t>
+      </w:r>
+    </w:p>
+    <w:p>
+      <w:pPr>
+        <w:pStyle w:val="a1"/>
+      </w:pPr>
+      <w:r>
+        <w:t>Н.С. Стариков выполнил проектирование формата хранения графов, разработал алгоритмы случайной генерации связных графов, реализовал механизмы чтения графов из файлов и ручного ввода данных. Кроме того, была выполнена интеграция программной реализации генетического алгоритма с графическим интерфейсом и обеспечено взаимодействие между вычислительной частью прогр</w:t>
+      </w:r>
+      <w:r>
+        <w:t>аммы и средствами визуализации.</w:t>
+      </w:r>
+    </w:p>
+    <w:p>
+      <w:pPr>
+        <w:pStyle w:val="a1"/>
+      </w:pPr>
+      <w:r>
+        <w:t>И.А. Толмачев выполнил проектирование и программную реализацию генетического алгоритма поиска минимального остовного дерева. Были реализованы структуры хранения популяции, алгоритм формирования начальной популяции, турнирный отбор, равномерное скрещивание, оператор мутации, процедура восстановления корректности особей, механизмы оценки приспособленности, критерии остановки алгоритма и сохранение истории поколений для поддержки пошаговой визуализации и во</w:t>
+      </w:r>
+      <w:r>
+        <w:t>зврата к предыдущим состояниям.</w:t>
+      </w:r>
+    </w:p>
+    <w:p>
+      <w:pPr>
+        <w:pStyle w:val="a1"/>
+      </w:pPr>
+      <w:r>
+        <w:t>Поставленные в рамках учебной практики цели были достигнуты, а все запланированные задачи успешно выполнены. Разработанный программный комплекс соответствует требованиям задания и демонстрирует возможность применения генетических алгоритмов для решения задач комбинаторной оптимизации.</w:t>
+      </w:r>
     </w:p>
     <w:p>
       <w:pPr>
@@ -7069,8 +8705,8 @@
           <w:rFonts w:cs="Times New Roman"/>
         </w:rPr>
       </w:pPr>
-      <w:bookmarkStart w:id="32" w:name="_Toc73173388"/>
-      <w:bookmarkStart w:id="33" w:name="_Toc234513472"/>
+      <w:bookmarkStart w:id="43" w:name="_Toc73173388"/>
+      <w:bookmarkStart w:id="44" w:name="_Toc234849667"/>
       <w:r>
         <w:rPr>
           <w:rFonts w:cs="Times New Roman"/>
@@ -7078,8 +8714,8 @@
         <w:lastRenderedPageBreak/>
         <w:t>СПИСОК ИСПОЛЬЗОВАННЫХ ИСТОЧНИКОВ</w:t>
       </w:r>
-      <w:bookmarkEnd w:id="32"/>
-      <w:bookmarkEnd w:id="33"/>
+      <w:bookmarkEnd w:id="43"/>
+      <w:bookmarkEnd w:id="44"/>
     </w:p>
     <w:p>
       <w:pPr>
@@ -7093,42 +8729,67 @@
         <w:rPr>
           <w:lang w:val="en-US"/>
         </w:rPr>
-        <w:t xml:space="preserve">The State of the </w:t>
-      </w:r>
-      <w:proofErr w:type="spellStart"/>
+        <w:t>Генетический алгоритм. Просто о сложном. Рассказ Марка Андреева / Хабр</w:t>
+      </w:r>
       <w:r>
         <w:rPr>
           <w:lang w:val="en-US"/>
         </w:rPr>
-        <w:t>Octoverse</w:t>
-      </w:r>
-      <w:proofErr w:type="spellEnd"/>
+        <w:t xml:space="preserve"> [</w:t>
+      </w:r>
+      <w:r>
+        <w:t>Электронный</w:t>
+      </w:r>
       <w:r>
         <w:rPr>
           <w:lang w:val="en-US"/>
         </w:rPr>
-        <w:t xml:space="preserve"> [</w:t>
-      </w:r>
-      <w:r>
-        <w:t>Электронный</w:t>
+        <w:t xml:space="preserve"> </w:t>
+      </w:r>
+      <w:r>
+        <w:t>ресурс</w:t>
       </w:r>
       <w:r>
         <w:rPr>
           <w:lang w:val="en-US"/>
         </w:rPr>
-        <w:t xml:space="preserve"> </w:t>
-      </w:r>
-      <w:r>
-        <w:t>ресурс</w:t>
+        <w:t xml:space="preserve">]. </w:t>
+      </w:r>
+      <w:r>
+        <w:t xml:space="preserve">URL: </w:t>
+      </w:r>
+      <w:r>
+        <w:t>http</w:t>
+      </w:r>
+      <w:r>
+        <w:t xml:space="preserve">s://habr.com/ru/articles/128704 (дата обращения: </w:t>
       </w:r>
       <w:r>
         <w:rPr>
           <w:lang w:val="en-US"/>
         </w:rPr>
-        <w:t xml:space="preserve">]. </w:t>
-      </w:r>
-      <w:r>
-        <w:t>URL: https://octoverse.github.com (дата обращения: 28.04.2021).</w:t>
+        <w:t>06</w:t>
+      </w:r>
+      <w:r>
+        <w:t>.0</w:t>
+      </w:r>
+      <w:r>
+        <w:rPr>
+          <w:lang w:val="en-US"/>
+        </w:rPr>
+        <w:t>7</w:t>
+      </w:r>
+      <w:r>
+        <w:t>.202</w:t>
+      </w:r>
+      <w:r>
+        <w:rPr>
+          <w:lang w:val="en-US"/>
+        </w:rPr>
+        <w:t>6</w:t>
+      </w:r>
+      <w:r>
+        <w:t>).</w:t>
       </w:r>
     </w:p>
     <w:p>
@@ -7140,7 +8801,193 @@
         </w:numPr>
       </w:pPr>
       <w:r>
-        <w:t>Бобкова, О.В., Давыдов, С.А., Ковалева, И.А., Плагиат как гражданское правонарушение / О.В. Бобкова, С.А. Давыдов, И.А. Ковалева // Патенты и лицензии. – 2016. – № 7. – С. 31-37.</w:t>
+        <w:t>Т.В. Панченко Генетические алгоритмы под редакцией Ю.Ю. Тарасевича</w:t>
+      </w:r>
+      <w:r>
+        <w:t xml:space="preserve"> / </w:t>
+      </w:r>
+      <w:r>
+        <w:t>Т.В. Панченко, Ю.Ю. Тарасевич</w:t>
+      </w:r>
+      <w:r>
+        <w:t xml:space="preserve"> // </w:t>
+      </w:r>
+      <w:r>
+        <w:t>Астрахань : Издательский дом «Астраханский университет». – 2007.</w:t>
+      </w:r>
+    </w:p>
+    <w:p>
+      <w:pPr>
+        <w:pStyle w:val="a1"/>
+        <w:numPr>
+          <w:ilvl w:val="0"/>
+          <w:numId w:val="3"/>
+        </w:numPr>
+      </w:pPr>
+      <w:r>
+        <w:rPr>
+          <w:lang w:val="en-US"/>
+        </w:rPr>
+        <w:t>D</w:t>
+      </w:r>
+      <w:r>
+        <w:rPr>
+          <w:lang w:val="en-US"/>
+        </w:rPr>
+        <w:t>ear</w:t>
+      </w:r>
+      <w:r>
+        <w:rPr>
+          <w:lang w:val="en-US"/>
+        </w:rPr>
+        <w:t xml:space="preserve"> I</w:t>
+      </w:r>
+      <w:r>
+        <w:rPr>
+          <w:lang w:val="en-US"/>
+        </w:rPr>
+        <w:t>m</w:t>
+      </w:r>
+      <w:r>
+        <w:rPr>
+          <w:lang w:val="en-US"/>
+        </w:rPr>
+        <w:t>G</w:t>
+      </w:r>
+      <w:r>
+        <w:rPr>
+          <w:lang w:val="en-US"/>
+        </w:rPr>
+        <w:t>ui</w:t>
+      </w:r>
+      <w:r>
+        <w:rPr>
+          <w:lang w:val="en-US"/>
+        </w:rPr>
+        <w:t xml:space="preserve"> [</w:t>
+      </w:r>
+      <w:r>
+        <w:t>Электронный</w:t>
+      </w:r>
+      <w:r>
+        <w:rPr>
+          <w:lang w:val="en-US"/>
+        </w:rPr>
+        <w:t xml:space="preserve"> </w:t>
+      </w:r>
+      <w:r>
+        <w:t>ресурс</w:t>
+      </w:r>
+      <w:r>
+        <w:rPr>
+          <w:lang w:val="en-US"/>
+        </w:rPr>
+        <w:t xml:space="preserve">]. </w:t>
+      </w:r>
+      <w:r>
+        <w:t xml:space="preserve">URL: </w:t>
+      </w:r>
+      <w:r>
+        <w:t>https://www.</w:t>
+      </w:r>
+      <w:r>
+        <w:t xml:space="preserve">dearimgui.com (дата обращения: </w:t>
+      </w:r>
+      <w:r>
+        <w:rPr>
+          <w:lang w:val="en-US"/>
+        </w:rPr>
+        <w:t>06</w:t>
+      </w:r>
+      <w:r>
+        <w:t>.0</w:t>
+      </w:r>
+      <w:r>
+        <w:rPr>
+          <w:lang w:val="en-US"/>
+        </w:rPr>
+        <w:t>7</w:t>
+      </w:r>
+      <w:r>
+        <w:t>.202</w:t>
+      </w:r>
+      <w:r>
+        <w:rPr>
+          <w:lang w:val="en-US"/>
+        </w:rPr>
+        <w:t>6</w:t>
+      </w:r>
+      <w:r>
+        <w:t>).</w:t>
+      </w:r>
+    </w:p>
+    <w:p>
+      <w:pPr>
+        <w:pStyle w:val="a1"/>
+        <w:numPr>
+          <w:ilvl w:val="0"/>
+          <w:numId w:val="3"/>
+        </w:numPr>
+      </w:pPr>
+      <w:r>
+        <w:rPr>
+          <w:lang w:val="en-US"/>
+        </w:rPr>
+        <w:t>An OpenGL library | GLFW</w:t>
+      </w:r>
+      <w:r>
+        <w:rPr>
+          <w:lang w:val="en-US"/>
+        </w:rPr>
+        <w:t xml:space="preserve"> [</w:t>
+      </w:r>
+      <w:r>
+        <w:t>Электронный</w:t>
+      </w:r>
+      <w:r>
+        <w:rPr>
+          <w:lang w:val="en-US"/>
+        </w:rPr>
+        <w:t xml:space="preserve"> </w:t>
+      </w:r>
+      <w:r>
+        <w:t>ресурс</w:t>
+      </w:r>
+      <w:r>
+        <w:rPr>
+          <w:lang w:val="en-US"/>
+        </w:rPr>
+        <w:t xml:space="preserve">]. </w:t>
+      </w:r>
+      <w:r>
+        <w:t xml:space="preserve">URL: https://www.glfw.org (дата обращения: </w:t>
+      </w:r>
+      <w:r>
+        <w:rPr>
+          <w:lang w:val="en-US"/>
+        </w:rPr>
+        <w:t>06</w:t>
+      </w:r>
+      <w:r>
+        <w:t>.0</w:t>
+      </w:r>
+      <w:r>
+        <w:rPr>
+          <w:lang w:val="en-US"/>
+        </w:rPr>
+        <w:t>7</w:t>
+      </w:r>
+      <w:r>
+        <w:t>.202</w:t>
+      </w:r>
+      <w:r>
+        <w:rPr>
+          <w:lang w:val="en-US"/>
+        </w:rPr>
+        <w:t>6</w:t>
+      </w:r>
+      <w:r>
+        <w:t>).</w:t>
       </w:r>
     </w:p>
     <w:p>
@@ -7164,7 +9011,7 @@
           <w:rFonts w:cs="Times New Roman"/>
         </w:rPr>
       </w:pPr>
-      <w:bookmarkStart w:id="34" w:name="_Toc234513473"/>
+      <w:bookmarkStart w:id="45" w:name="_Toc234849668"/>
       <w:r>
         <w:rPr>
           <w:rFonts w:cs="Times New Roman"/>
@@ -7173,7 +9020,7 @@
         <w:lastRenderedPageBreak/>
         <w:t>ПРИЛОЖЕНИЕ А</w:t>
       </w:r>
-      <w:bookmarkEnd w:id="34"/>
+      <w:bookmarkEnd w:id="45"/>
     </w:p>
     <w:p>
       <w:pPr>
@@ -7182,12 +9029,76 @@
           <w:ilvl w:val="0"/>
           <w:numId w:val="0"/>
         </w:numPr>
-      </w:pPr>
+        <w:jc w:val="center"/>
+      </w:pPr>
+      <w:r>
+        <w:rPr>
+          <w:noProof/>
+          <w:lang w:eastAsia="ru-RU" w:bidi="ar-SA"/>
+        </w:rPr>
+        <w:drawing>
+          <wp:inline distT="0" distB="0" distL="0" distR="0" wp14:anchorId="67D886FE" wp14:editId="36C2DBD9">
+            <wp:extent cx="5940425" cy="3815715"/>
+            <wp:effectExtent l="0" t="0" r="3175" b="0"/>
+            <wp:docPr id="13" name="Рисунок 13"/>
+            <wp:cNvGraphicFramePr>
+              <a:graphicFrameLocks xmlns:a="http://schemas.openxmlformats.org/drawingml/2006/main" noChangeAspect="1"/>
+            </wp:cNvGraphicFramePr>
+            <a:graphic xmlns:a="http://schemas.openxmlformats.org/drawingml/2006/main">
+              <a:graphicData uri="http://schemas.openxmlformats.org/drawingml/2006/picture">
+                <pic:pic xmlns:pic="http://schemas.openxmlformats.org/drawingml/2006/picture">
+                  <pic:nvPicPr>
+                    <pic:cNvPr id="13" name="Снимок экрана 2026-07-13 145653.png"/>
+                    <pic:cNvPicPr/>
+                  </pic:nvPicPr>
+                  <pic:blipFill>
+                    <a:blip r:embed="rId14">
+                      <a:extLst>
+                        <a:ext uri="{28A0092B-C50C-407E-A947-70E740481C1C}">
+                          <a14:useLocalDpi xmlns:a14="http://schemas.microsoft.com/office/drawing/2010/main" val="0"/>
+                        </a:ext>
+                      </a:extLst>
+                    </a:blip>
+                    <a:stretch>
+                      <a:fillRect/>
+                    </a:stretch>
+                  </pic:blipFill>
+                  <pic:spPr>
+                    <a:xfrm>
+                      <a:off x="0" y="0"/>
+                      <a:ext cx="5940425" cy="3815715"/>
+                    </a:xfrm>
+                    <a:prstGeom prst="rect">
+                      <a:avLst/>
+                    </a:prstGeom>
+                  </pic:spPr>
+                </pic:pic>
+              </a:graphicData>
+            </a:graphic>
+          </wp:inline>
+        </w:drawing>
+      </w:r>
+    </w:p>
+    <w:p>
+      <w:pPr>
+        <w:pStyle w:val="a"/>
+        <w:numPr>
+          <w:ilvl w:val="0"/>
+          <w:numId w:val="0"/>
+        </w:numPr>
+        <w:jc w:val="center"/>
+      </w:pPr>
+      <w:r>
+        <w:t>Рисунок А1 – Графический интерфейс</w:t>
+      </w:r>
+      <w:r>
+        <w:t xml:space="preserve"> программы</w:t>
+      </w:r>
     </w:p>
     <w:sectPr>
-      <w:footerReference w:type="even" r:id="rId14"/>
-      <w:footerReference w:type="default" r:id="rId15"/>
-      <w:footerReference w:type="first" r:id="rId16"/>
+      <w:footerReference w:type="even" r:id="rId15"/>
+      <w:footerReference w:type="default" r:id="rId16"/>
+      <w:footerReference w:type="first" r:id="rId17"/>
       <w:pgSz w:w="11906" w:h="16838"/>
       <w:pgMar w:top="1134" w:right="850" w:bottom="1134" w:left="1701" w:header="0" w:footer="708" w:gutter="0"/>
       <w:cols w:space="720"/>
@@ -7200,7 +9111,7 @@
 </file>
 
 <file path=word/endnotes.xml><?xml version="1.0" encoding="utf-8"?>
-<w:endnotes xmlns:wpc="http://schemas.microsoft.com/office/word/2010/wordprocessingCanvas" xmlns:cx="http://schemas.microsoft.com/office/drawing/2014/chartex" xmlns:cx1="http://schemas.microsoft.com/office/drawing/2015/9/8/chartex" xmlns:cx2="http://schemas.microsoft.com/office/drawing/2015/10/21/chartex" xmlns:cx3="http://schemas.microsoft.com/office/drawing/2016/5/9/chartex" xmlns:cx4="http://schemas.microsoft.com/office/drawing/2016/5/10/chartex" xmlns:cx5="http://schemas.microsoft.com/office/drawing/2016/5/11/chartex" xmlns:cx6="http://schemas.microsoft.com/office/drawing/2016/5/12/chartex" xmlns:cx7="http://schemas.microsoft.com/office/drawing/2016/5/13/chartex" xmlns:cx8="http://schemas.microsoft.com/office/drawing/2016/5/14/chartex" xmlns:mc="http://schemas.openxmlformats.org/markup-compatibility/2006" xmlns:aink="http://schemas.microsoft.com/office/drawing/2016/ink" xmlns:am3d="http://schemas.microsoft.com/office/drawing/2017/model3d" xmlns:o="urn:schemas-microsoft-com:office:office" xmlns:r="http://schemas.openxmlformats.org/officeDocument/2006/relationships" xmlns:m="http://schemas.openxmlformats.org/officeDocument/2006/math" xmlns:v="urn:schemas-microsoft-com:vml" xmlns:wp14="http://schemas.microsoft.com/office/word/2010/wordprocessingDrawing" xmlns:wp="http://schemas.openxmlformats.org/drawingml/2006/wordprocessingDrawing" xmlns:w10="urn:schemas-microsoft-com:office:word" xmlns:w="http://schemas.openxmlformats.org/wordprocessingml/2006/main" xmlns:w14="http://schemas.microsoft.com/office/word/2010/wordml" xmlns:w15="http://schemas.microsoft.com/office/word/2012/wordml" xmlns:w16cex="http://schemas.microsoft.com/office/word/2018/wordml/cex" xmlns:w16cid="http://schemas.microsoft.com/office/word/2016/wordml/cid" xmlns:w16="http://schemas.microsoft.com/office/word/2018/wordml" xmlns:w16sdtdh="http://schemas.microsoft.com/office/word/2020/wordml/sdtdatahash" xmlns:w16se="http://schemas.microsoft.com/office/word/2015/wordml/symex" xmlns:wpg="http://schemas.microsoft.com/office/word/2010/wordprocessingGroup" xmlns:wpi="http://schemas.microsoft.com/office/word/2010/wordprocessingInk" xmlns:wne="http://schemas.microsoft.com/office/word/2006/wordml" xmlns:wps="http://schemas.microsoft.com/office/word/2010/wordprocessingShape" mc:Ignorable="w14 w15 w16se w16cid w16 w16cex w16sdtdh wp14">
+<w:endnotes xmlns:wpc="http://schemas.microsoft.com/office/word/2010/wordprocessingCanvas" xmlns:cx="http://schemas.microsoft.com/office/drawing/2014/chartex" xmlns:mc="http://schemas.openxmlformats.org/markup-compatibility/2006" xmlns:o="urn:schemas-microsoft-com:office:office" xmlns:r="http://schemas.openxmlformats.org/officeDocument/2006/relationships" xmlns:m="http://schemas.openxmlformats.org/officeDocument/2006/math" xmlns:v="urn:schemas-microsoft-com:vml" xmlns:wp14="http://schemas.microsoft.com/office/word/2010/wordprocessingDrawing" xmlns:wp="http://schemas.openxmlformats.org/drawingml/2006/wordprocessingDrawing" xmlns:w10="urn:schemas-microsoft-com:office:word" xmlns:w="http://schemas.openxmlformats.org/wordprocessingml/2006/main" xmlns:w14="http://schemas.microsoft.com/office/word/2010/wordml" xmlns:w15="http://schemas.microsoft.com/office/word/2012/wordml" xmlns:w16se="http://schemas.microsoft.com/office/word/2015/wordml/symex" xmlns:wpg="http://schemas.microsoft.com/office/word/2010/wordprocessingGroup" xmlns:wpi="http://schemas.microsoft.com/office/word/2010/wordprocessingInk" xmlns:wne="http://schemas.microsoft.com/office/word/2006/wordml" xmlns:wps="http://schemas.microsoft.com/office/word/2010/wordprocessingShape" mc:Ignorable="w14 w15 w16se wp14">
   <w:endnote w:type="separator" w:id="-1">
     <w:p>
       <w:r>
@@ -7219,7 +9130,7 @@
 </file>
 
 <file path=word/footer1.xml><?xml version="1.0" encoding="utf-8"?>
-<w:ftr xmlns:wpc="http://schemas.microsoft.com/office/word/2010/wordprocessingCanvas" xmlns:cx="http://schemas.microsoft.com/office/drawing/2014/chartex" xmlns:cx1="http://schemas.microsoft.com/office/drawing/2015/9/8/chartex" xmlns:cx2="http://schemas.microsoft.com/office/drawing/2015/10/21/chartex" xmlns:cx3="http://schemas.microsoft.com/office/drawing/2016/5/9/chartex" xmlns:cx4="http://schemas.microsoft.com/office/drawing/2016/5/10/chartex" xmlns:cx5="http://schemas.microsoft.com/office/drawing/2016/5/11/chartex" xmlns:cx6="http://schemas.microsoft.com/office/drawing/2016/5/12/chartex" xmlns:cx7="http://schemas.microsoft.com/office/drawing/2016/5/13/chartex" xmlns:cx8="http://schemas.microsoft.com/office/drawing/2016/5/14/chartex" xmlns:mc="http://schemas.openxmlformats.org/markup-compatibility/2006" xmlns:aink="http://schemas.microsoft.com/office/drawing/2016/ink" xmlns:am3d="http://schemas.microsoft.com/office/drawing/2017/model3d" xmlns:o="urn:schemas-microsoft-com:office:office" xmlns:r="http://schemas.openxmlformats.org/officeDocument/2006/relationships" xmlns:m="http://schemas.openxmlformats.org/officeDocument/2006/math" xmlns:v="urn:schemas-microsoft-com:vml" xmlns:wp14="http://schemas.microsoft.com/office/word/2010/wordprocessingDrawing" xmlns:wp="http://schemas.openxmlformats.org/drawingml/2006/wordprocessingDrawing" xmlns:w10="urn:schemas-microsoft-com:office:word" xmlns:w="http://schemas.openxmlformats.org/wordprocessingml/2006/main" xmlns:w14="http://schemas.microsoft.com/office/word/2010/wordml" xmlns:w15="http://schemas.microsoft.com/office/word/2012/wordml" xmlns:w16cex="http://schemas.microsoft.com/office/word/2018/wordml/cex" xmlns:w16cid="http://schemas.microsoft.com/office/word/2016/wordml/cid" xmlns:w16="http://schemas.microsoft.com/office/word/2018/wordml" xmlns:w16sdtdh="http://schemas.microsoft.com/office/word/2020/wordml/sdtdatahash" xmlns:w16se="http://schemas.microsoft.com/office/word/2015/wordml/symex" xmlns:wpg="http://schemas.microsoft.com/office/word/2010/wordprocessingGroup" xmlns:wpi="http://schemas.microsoft.com/office/word/2010/wordprocessingInk" xmlns:wne="http://schemas.microsoft.com/office/word/2006/wordml" xmlns:wps="http://schemas.microsoft.com/office/word/2010/wordprocessingShape" mc:Ignorable="w14 w15 w16se w16cid w16 w16cex w16sdtdh wp14">
+<w:ftr xmlns:wpc="http://schemas.microsoft.com/office/word/2010/wordprocessingCanvas" xmlns:cx="http://schemas.microsoft.com/office/drawing/2014/chartex" xmlns:mc="http://schemas.openxmlformats.org/markup-compatibility/2006" xmlns:o="urn:schemas-microsoft-com:office:office" xmlns:r="http://schemas.openxmlformats.org/officeDocument/2006/relationships" xmlns:m="http://schemas.openxmlformats.org/officeDocument/2006/math" xmlns:v="urn:schemas-microsoft-com:vml" xmlns:wp14="http://schemas.microsoft.com/office/word/2010/wordprocessingDrawing" xmlns:wp="http://schemas.openxmlformats.org/drawingml/2006/wordprocessingDrawing" xmlns:w10="urn:schemas-microsoft-com:office:word" xmlns:w="http://schemas.openxmlformats.org/wordprocessingml/2006/main" xmlns:w14="http://schemas.microsoft.com/office/word/2010/wordml" xmlns:w15="http://schemas.microsoft.com/office/word/2012/wordml" xmlns:w16se="http://schemas.microsoft.com/office/word/2015/wordml/symex" xmlns:wpg="http://schemas.microsoft.com/office/word/2010/wordprocessingGroup" xmlns:wpi="http://schemas.microsoft.com/office/word/2010/wordprocessingInk" xmlns:wne="http://schemas.microsoft.com/office/word/2006/wordml" xmlns:wps="http://schemas.microsoft.com/office/word/2010/wordprocessingShape" mc:Ignorable="w14 w15 w16se wp14">
   <w:p>
     <w:pPr>
       <w:pStyle w:val="af5"/>
@@ -7229,7 +9140,7 @@
 </file>
 
 <file path=word/footer2.xml><?xml version="1.0" encoding="utf-8"?>
-<w:ftr xmlns:wpc="http://schemas.microsoft.com/office/word/2010/wordprocessingCanvas" xmlns:cx="http://schemas.microsoft.com/office/drawing/2014/chartex" xmlns:cx1="http://schemas.microsoft.com/office/drawing/2015/9/8/chartex" xmlns:cx2="http://schemas.microsoft.com/office/drawing/2015/10/21/chartex" xmlns:cx3="http://schemas.microsoft.com/office/drawing/2016/5/9/chartex" xmlns:cx4="http://schemas.microsoft.com/office/drawing/2016/5/10/chartex" xmlns:cx5="http://schemas.microsoft.com/office/drawing/2016/5/11/chartex" xmlns:cx6="http://schemas.microsoft.com/office/drawing/2016/5/12/chartex" xmlns:cx7="http://schemas.microsoft.com/office/drawing/2016/5/13/chartex" xmlns:cx8="http://schemas.microsoft.com/office/drawing/2016/5/14/chartex" xmlns:mc="http://schemas.openxmlformats.org/markup-compatibility/2006" xmlns:aink="http://schemas.microsoft.com/office/drawing/2016/ink" xmlns:am3d="http://schemas.microsoft.com/office/drawing/2017/model3d" xmlns:o="urn:schemas-microsoft-com:office:office" xmlns:r="http://schemas.openxmlformats.org/officeDocument/2006/relationships" xmlns:m="http://schemas.openxmlformats.org/officeDocument/2006/math" xmlns:v="urn:schemas-microsoft-com:vml" xmlns:wp14="http://schemas.microsoft.com/office/word/2010/wordprocessingDrawing" xmlns:wp="http://schemas.openxmlformats.org/drawingml/2006/wordprocessingDrawing" xmlns:w10="urn:schemas-microsoft-com:office:word" xmlns:w="http://schemas.openxmlformats.org/wordprocessingml/2006/main" xmlns:w14="http://schemas.microsoft.com/office/word/2010/wordml" xmlns:w15="http://schemas.microsoft.com/office/word/2012/wordml" xmlns:w16cex="http://schemas.microsoft.com/office/word/2018/wordml/cex" xmlns:w16cid="http://schemas.microsoft.com/office/word/2016/wordml/cid" xmlns:w16="http://schemas.microsoft.com/office/word/2018/wordml" xmlns:w16sdtdh="http://schemas.microsoft.com/office/word/2020/wordml/sdtdatahash" xmlns:w16se="http://schemas.microsoft.com/office/word/2015/wordml/symex" xmlns:wpg="http://schemas.microsoft.com/office/word/2010/wordprocessingGroup" xmlns:wpi="http://schemas.microsoft.com/office/word/2010/wordprocessingInk" xmlns:wne="http://schemas.microsoft.com/office/word/2006/wordml" xmlns:wps="http://schemas.microsoft.com/office/word/2010/wordprocessingShape" mc:Ignorable="w14 w15 w16se w16cid w16 w16cex w16sdtdh wp14">
+<w:ftr xmlns:wpc="http://schemas.microsoft.com/office/word/2010/wordprocessingCanvas" xmlns:cx="http://schemas.microsoft.com/office/drawing/2014/chartex" xmlns:mc="http://schemas.openxmlformats.org/markup-compatibility/2006" xmlns:o="urn:schemas-microsoft-com:office:office" xmlns:r="http://schemas.openxmlformats.org/officeDocument/2006/relationships" xmlns:m="http://schemas.openxmlformats.org/officeDocument/2006/math" xmlns:v="urn:schemas-microsoft-com:vml" xmlns:wp14="http://schemas.microsoft.com/office/word/2010/wordprocessingDrawing" xmlns:wp="http://schemas.openxmlformats.org/drawingml/2006/wordprocessingDrawing" xmlns:w10="urn:schemas-microsoft-com:office:word" xmlns:w="http://schemas.openxmlformats.org/wordprocessingml/2006/main" xmlns:w14="http://schemas.microsoft.com/office/word/2010/wordml" xmlns:w15="http://schemas.microsoft.com/office/word/2012/wordml" xmlns:w16se="http://schemas.microsoft.com/office/word/2015/wordml/symex" xmlns:wpg="http://schemas.microsoft.com/office/word/2010/wordprocessingGroup" xmlns:wpi="http://schemas.microsoft.com/office/word/2010/wordprocessingInk" xmlns:wne="http://schemas.microsoft.com/office/word/2006/wordml" xmlns:wps="http://schemas.microsoft.com/office/word/2010/wordprocessingShape" mc:Ignorable="w14 w15 w16se wp14">
   <w:p>
     <w:pPr>
       <w:jc w:val="center"/>
@@ -7269,7 +9180,7 @@
         <w:rStyle w:val="a6"/>
         <w:noProof/>
       </w:rPr>
-      <w:t>5</w:t>
+      <w:t>31</w:t>
     </w:r>
     <w:r>
       <w:rPr>
@@ -7282,7 +9193,7 @@
 </file>
 
 <file path=word/footer3.xml><?xml version="1.0" encoding="utf-8"?>
-<w:ftr xmlns:wpc="http://schemas.microsoft.com/office/word/2010/wordprocessingCanvas" xmlns:cx="http://schemas.microsoft.com/office/drawing/2014/chartex" xmlns:cx1="http://schemas.microsoft.com/office/drawing/2015/9/8/chartex" xmlns:cx2="http://schemas.microsoft.com/office/drawing/2015/10/21/chartex" xmlns:cx3="http://schemas.microsoft.com/office/drawing/2016/5/9/chartex" xmlns:cx4="http://schemas.microsoft.com/office/drawing/2016/5/10/chartex" xmlns:cx5="http://schemas.microsoft.com/office/drawing/2016/5/11/chartex" xmlns:cx6="http://schemas.microsoft.com/office/drawing/2016/5/12/chartex" xmlns:cx7="http://schemas.microsoft.com/office/drawing/2016/5/13/chartex" xmlns:cx8="http://schemas.microsoft.com/office/drawing/2016/5/14/chartex" xmlns:mc="http://schemas.openxmlformats.org/markup-compatibility/2006" xmlns:aink="http://schemas.microsoft.com/office/drawing/2016/ink" xmlns:am3d="http://schemas.microsoft.com/office/drawing/2017/model3d" xmlns:o="urn:schemas-microsoft-com:office:office" xmlns:r="http://schemas.openxmlformats.org/officeDocument/2006/relationships" xmlns:m="http://schemas.openxmlformats.org/officeDocument/2006/math" xmlns:v="urn:schemas-microsoft-com:vml" xmlns:wp14="http://schemas.microsoft.com/office/word/2010/wordprocessingDrawing" xmlns:wp="http://schemas.openxmlformats.org/drawingml/2006/wordprocessingDrawing" xmlns:w10="urn:schemas-microsoft-com:office:word" xmlns:w="http://schemas.openxmlformats.org/wordprocessingml/2006/main" xmlns:w14="http://schemas.microsoft.com/office/word/2010/wordml" xmlns:w15="http://schemas.microsoft.com/office/word/2012/wordml" xmlns:w16cex="http://schemas.microsoft.com/office/word/2018/wordml/cex" xmlns:w16cid="http://schemas.microsoft.com/office/word/2016/wordml/cid" xmlns:w16="http://schemas.microsoft.com/office/word/2018/wordml" xmlns:w16sdtdh="http://schemas.microsoft.com/office/word/2020/wordml/sdtdatahash" xmlns:w16se="http://schemas.microsoft.com/office/word/2015/wordml/symex" xmlns:wpg="http://schemas.microsoft.com/office/word/2010/wordprocessingGroup" xmlns:wpi="http://schemas.microsoft.com/office/word/2010/wordprocessingInk" xmlns:wne="http://schemas.microsoft.com/office/word/2006/wordml" xmlns:wps="http://schemas.microsoft.com/office/word/2010/wordprocessingShape" mc:Ignorable="w14 w15 w16se w16cid w16 w16cex w16sdtdh wp14">
+<w:ftr xmlns:wpc="http://schemas.microsoft.com/office/word/2010/wordprocessingCanvas" xmlns:cx="http://schemas.microsoft.com/office/drawing/2014/chartex" xmlns:mc="http://schemas.openxmlformats.org/markup-compatibility/2006" xmlns:o="urn:schemas-microsoft-com:office:office" xmlns:r="http://schemas.openxmlformats.org/officeDocument/2006/relationships" xmlns:m="http://schemas.openxmlformats.org/officeDocument/2006/math" xmlns:v="urn:schemas-microsoft-com:vml" xmlns:wp14="http://schemas.microsoft.com/office/word/2010/wordprocessingDrawing" xmlns:wp="http://schemas.openxmlformats.org/drawingml/2006/wordprocessingDrawing" xmlns:w10="urn:schemas-microsoft-com:office:word" xmlns:w="http://schemas.openxmlformats.org/wordprocessingml/2006/main" xmlns:w14="http://schemas.microsoft.com/office/word/2010/wordml" xmlns:w15="http://schemas.microsoft.com/office/word/2012/wordml" xmlns:w16se="http://schemas.microsoft.com/office/word/2015/wordml/symex" xmlns:wpg="http://schemas.microsoft.com/office/word/2010/wordprocessingGroup" xmlns:wpi="http://schemas.microsoft.com/office/word/2010/wordprocessingInk" xmlns:wne="http://schemas.microsoft.com/office/word/2006/wordml" xmlns:wps="http://schemas.microsoft.com/office/word/2010/wordprocessingShape" mc:Ignorable="w14 w15 w16se wp14">
   <w:p>
     <w:pPr>
       <w:jc w:val="center"/>
@@ -7298,7 +9209,7 @@
 </file>
 
 <file path=word/footnotes.xml><?xml version="1.0" encoding="utf-8"?>
-<w:footnotes xmlns:wpc="http://schemas.microsoft.com/office/word/2010/wordprocessingCanvas" xmlns:cx="http://schemas.microsoft.com/office/drawing/2014/chartex" xmlns:cx1="http://schemas.microsoft.com/office/drawing/2015/9/8/chartex" xmlns:cx2="http://schemas.microsoft.com/office/drawing/2015/10/21/chartex" xmlns:cx3="http://schemas.microsoft.com/office/drawing/2016/5/9/chartex" xmlns:cx4="http://schemas.microsoft.com/office/drawing/2016/5/10/chartex" xmlns:cx5="http://schemas.microsoft.com/office/drawing/2016/5/11/chartex" xmlns:cx6="http://schemas.microsoft.com/office/drawing/2016/5/12/chartex" xmlns:cx7="http://schemas.microsoft.com/office/drawing/2016/5/13/chartex" xmlns:cx8="http://schemas.microsoft.com/office/drawing/2016/5/14/chartex" xmlns:mc="http://schemas.openxmlformats.org/markup-compatibility/2006" xmlns:aink="http://schemas.microsoft.com/office/drawing/2016/ink" xmlns:am3d="http://schemas.microsoft.com/office/drawing/2017/model3d" xmlns:o="urn:schemas-microsoft-com:office:office" xmlns:r="http://schemas.openxmlformats.org/officeDocument/2006/relationships" xmlns:m="http://schemas.openxmlformats.org/officeDocument/2006/math" xmlns:v="urn:schemas-microsoft-com:vml" xmlns:wp14="http://schemas.microsoft.com/office/word/2010/wordprocessingDrawing" xmlns:wp="http://schemas.openxmlformats.org/drawingml/2006/wordprocessingDrawing" xmlns:w10="urn:schemas-microsoft-com:office:word" xmlns:w="http://schemas.openxmlformats.org/wordprocessingml/2006/main" xmlns:w14="http://schemas.microsoft.com/office/word/2010/wordml" xmlns:w15="http://schemas.microsoft.com/office/word/2012/wordml" xmlns:w16cex="http://schemas.microsoft.com/office/word/2018/wordml/cex" xmlns:w16cid="http://schemas.microsoft.com/office/word/2016/wordml/cid" xmlns:w16="http://schemas.microsoft.com/office/word/2018/wordml" xmlns:w16sdtdh="http://schemas.microsoft.com/office/word/2020/wordml/sdtdatahash" xmlns:w16se="http://schemas.microsoft.com/office/word/2015/wordml/symex" xmlns:wpg="http://schemas.microsoft.com/office/word/2010/wordprocessingGroup" xmlns:wpi="http://schemas.microsoft.com/office/word/2010/wordprocessingInk" xmlns:wne="http://schemas.microsoft.com/office/word/2006/wordml" xmlns:wps="http://schemas.microsoft.com/office/word/2010/wordprocessingShape" mc:Ignorable="w14 w15 w16se w16cid w16 w16cex w16sdtdh wp14">
+<w:footnotes xmlns:wpc="http://schemas.microsoft.com/office/word/2010/wordprocessingCanvas" xmlns:cx="http://schemas.microsoft.com/office/drawing/2014/chartex" xmlns:mc="http://schemas.openxmlformats.org/markup-compatibility/2006" xmlns:o="urn:schemas-microsoft-com:office:office" xmlns:r="http://schemas.openxmlformats.org/officeDocument/2006/relationships" xmlns:m="http://schemas.openxmlformats.org/officeDocument/2006/math" xmlns:v="urn:schemas-microsoft-com:vml" xmlns:wp14="http://schemas.microsoft.com/office/word/2010/wordprocessingDrawing" xmlns:wp="http://schemas.openxmlformats.org/drawingml/2006/wordprocessingDrawing" xmlns:w10="urn:schemas-microsoft-com:office:word" xmlns:w="http://schemas.openxmlformats.org/wordprocessingml/2006/main" xmlns:w14="http://schemas.microsoft.com/office/word/2010/wordml" xmlns:w15="http://schemas.microsoft.com/office/word/2012/wordml" xmlns:w16se="http://schemas.microsoft.com/office/word/2015/wordml/symex" xmlns:wpg="http://schemas.microsoft.com/office/word/2010/wordprocessingGroup" xmlns:wpi="http://schemas.microsoft.com/office/word/2010/wordprocessingInk" xmlns:wne="http://schemas.microsoft.com/office/word/2006/wordml" xmlns:wps="http://schemas.microsoft.com/office/word/2010/wordprocessingShape" mc:Ignorable="w14 w15 w16se wp14">
   <w:footnote w:type="separator" w:id="-1">
     <w:p>
       <w:r>
@@ -7317,8 +9228,121 @@
 </file>
 
 <file path=word/numbering.xml><?xml version="1.0" encoding="utf-8"?>
-<w:numbering xmlns:wpc="http://schemas.microsoft.com/office/word/2010/wordprocessingCanvas" xmlns:cx="http://schemas.microsoft.com/office/drawing/2014/chartex" xmlns:cx1="http://schemas.microsoft.com/office/drawing/2015/9/8/chartex" xmlns:cx2="http://schemas.microsoft.com/office/drawing/2015/10/21/chartex" xmlns:cx3="http://schemas.microsoft.com/office/drawing/2016/5/9/chartex" xmlns:cx4="http://schemas.microsoft.com/office/drawing/2016/5/10/chartex" xmlns:cx5="http://schemas.microsoft.com/office/drawing/2016/5/11/chartex" xmlns:cx6="http://schemas.microsoft.com/office/drawing/2016/5/12/chartex" xmlns:cx7="http://schemas.microsoft.com/office/drawing/2016/5/13/chartex" xmlns:cx8="http://schemas.microsoft.com/office/drawing/2016/5/14/chartex" xmlns:mc="http://schemas.openxmlformats.org/markup-compatibility/2006" xmlns:aink="http://schemas.microsoft.com/office/drawing/2016/ink" xmlns:am3d="http://schemas.microsoft.com/office/drawing/2017/model3d" xmlns:o="urn:schemas-microsoft-com:office:office" xmlns:r="http://schemas.openxmlformats.org/officeDocument/2006/relationships" xmlns:m="http://schemas.openxmlformats.org/officeDocument/2006/math" xmlns:v="urn:schemas-microsoft-com:vml" xmlns:wp14="http://schemas.microsoft.com/office/word/2010/wordprocessingDrawing" xmlns:wp="http://schemas.openxmlformats.org/drawingml/2006/wordprocessingDrawing" xmlns:w10="urn:schemas-microsoft-com:office:word" xmlns:w="http://schemas.openxmlformats.org/wordprocessingml/2006/main" xmlns:w14="http://schemas.microsoft.com/office/word/2010/wordml" xmlns:w15="http://schemas.microsoft.com/office/word/2012/wordml" xmlns:w16cex="http://schemas.microsoft.com/office/word/2018/wordml/cex" xmlns:w16cid="http://schemas.microsoft.com/office/word/2016/wordml/cid" xmlns:w16="http://schemas.microsoft.com/office/word/2018/wordml" xmlns:w16sdtdh="http://schemas.microsoft.com/office/word/2020/wordml/sdtdatahash" xmlns:w16se="http://schemas.microsoft.com/office/word/2015/wordml/symex" xmlns:wpg="http://schemas.microsoft.com/office/word/2010/wordprocessingGroup" xmlns:wpi="http://schemas.microsoft.com/office/word/2010/wordprocessingInk" xmlns:wne="http://schemas.microsoft.com/office/word/2006/wordml" xmlns:wps="http://schemas.microsoft.com/office/word/2010/wordprocessingShape" mc:Ignorable="w14 w15 w16se w16cid w16 w16cex w16sdtdh wp14">
+<w:numbering xmlns:wpc="http://schemas.microsoft.com/office/word/2010/wordprocessingCanvas" xmlns:cx="http://schemas.microsoft.com/office/drawing/2014/chartex" xmlns:mc="http://schemas.openxmlformats.org/markup-compatibility/2006" xmlns:o="urn:schemas-microsoft-com:office:office" xmlns:r="http://schemas.openxmlformats.org/officeDocument/2006/relationships" xmlns:m="http://schemas.openxmlformats.org/officeDocument/2006/math" xmlns:v="urn:schemas-microsoft-com:vml" xmlns:wp14="http://schemas.microsoft.com/office/word/2010/wordprocessingDrawing" xmlns:wp="http://schemas.openxmlformats.org/drawingml/2006/wordprocessingDrawing" xmlns:w10="urn:schemas-microsoft-com:office:word" xmlns:w="http://schemas.openxmlformats.org/wordprocessingml/2006/main" xmlns:w14="http://schemas.microsoft.com/office/word/2010/wordml" xmlns:w15="http://schemas.microsoft.com/office/word/2012/wordml" xmlns:w16se="http://schemas.microsoft.com/office/word/2015/wordml/symex" xmlns:wpg="http://schemas.microsoft.com/office/word/2010/wordprocessingGroup" xmlns:wpi="http://schemas.microsoft.com/office/word/2010/wordprocessingInk" xmlns:wne="http://schemas.microsoft.com/office/word/2006/wordml" xmlns:wps="http://schemas.microsoft.com/office/word/2010/wordprocessingShape" mc:Ignorable="w14 w15 w16se wp14">
   <w:abstractNum w:abstractNumId="0" w15:restartNumberingAfterBreak="0">
+    <w:nsid w:val="02192667"/>
+    <w:multiLevelType w:val="hybridMultilevel"/>
+    <w:tmpl w:val="D9482012"/>
+    <w:lvl w:ilvl="0" w:tplc="04190001">
+      <w:start w:val="1"/>
+      <w:numFmt w:val="bullet"/>
+      <w:lvlText w:val=""/>
+      <w:lvlJc w:val="left"/>
+      <w:pPr>
+        <w:ind w:left="1429" w:hanging="360"/>
+      </w:pPr>
+      <w:rPr>
+        <w:rFonts w:ascii="Symbol" w:hAnsi="Symbol" w:hint="default"/>
+      </w:rPr>
+    </w:lvl>
+    <w:lvl w:ilvl="1" w:tplc="04190003" w:tentative="1">
+      <w:start w:val="1"/>
+      <w:numFmt w:val="bullet"/>
+      <w:lvlText w:val="o"/>
+      <w:lvlJc w:val="left"/>
+      <w:pPr>
+        <w:ind w:left="2149" w:hanging="360"/>
+      </w:pPr>
+      <w:rPr>
+        <w:rFonts w:ascii="Courier New" w:hAnsi="Courier New" w:cs="Courier New" w:hint="default"/>
+      </w:rPr>
+    </w:lvl>
+    <w:lvl w:ilvl="2" w:tplc="04190005" w:tentative="1">
+      <w:start w:val="1"/>
+      <w:numFmt w:val="bullet"/>
+      <w:lvlText w:val=""/>
+      <w:lvlJc w:val="left"/>
+      <w:pPr>
+        <w:ind w:left="2869" w:hanging="360"/>
+      </w:pPr>
+      <w:rPr>
+        <w:rFonts w:ascii="Wingdings" w:hAnsi="Wingdings" w:hint="default"/>
+      </w:rPr>
+    </w:lvl>
+    <w:lvl w:ilvl="3" w:tplc="04190001" w:tentative="1">
+      <w:start w:val="1"/>
+      <w:numFmt w:val="bullet"/>
+      <w:lvlText w:val=""/>
+      <w:lvlJc w:val="left"/>
+      <w:pPr>
+        <w:ind w:left="3589" w:hanging="360"/>
+      </w:pPr>
+      <w:rPr>
+        <w:rFonts w:ascii="Symbol" w:hAnsi="Symbol" w:hint="default"/>
+      </w:rPr>
+    </w:lvl>
+    <w:lvl w:ilvl="4" w:tplc="04190003" w:tentative="1">
+      <w:start w:val="1"/>
+      <w:numFmt w:val="bullet"/>
+      <w:lvlText w:val="o"/>
+      <w:lvlJc w:val="left"/>
+      <w:pPr>
+        <w:ind w:left="4309" w:hanging="360"/>
+      </w:pPr>
+      <w:rPr>
+        <w:rFonts w:ascii="Courier New" w:hAnsi="Courier New" w:cs="Courier New" w:hint="default"/>
+      </w:rPr>
+    </w:lvl>
+    <w:lvl w:ilvl="5" w:tplc="04190005" w:tentative="1">
+      <w:start w:val="1"/>
+      <w:numFmt w:val="bullet"/>
+      <w:lvlText w:val=""/>
+      <w:lvlJc w:val="left"/>
+      <w:pPr>
+        <w:ind w:left="5029" w:hanging="360"/>
+      </w:pPr>
+      <w:rPr>
+        <w:rFonts w:ascii="Wingdings" w:hAnsi="Wingdings" w:hint="default"/>
+      </w:rPr>
+    </w:lvl>
+    <w:lvl w:ilvl="6" w:tplc="04190001" w:tentative="1">
+      <w:start w:val="1"/>
+      <w:numFmt w:val="bullet"/>
+      <w:lvlText w:val=""/>
+      <w:lvlJc w:val="left"/>
+      <w:pPr>
+        <w:ind w:left="5749" w:hanging="360"/>
+      </w:pPr>
+      <w:rPr>
+        <w:rFonts w:ascii="Symbol" w:hAnsi="Symbol" w:hint="default"/>
+      </w:rPr>
+    </w:lvl>
+    <w:lvl w:ilvl="7" w:tplc="04190003" w:tentative="1">
+      <w:start w:val="1"/>
+      <w:numFmt w:val="bullet"/>
+      <w:lvlText w:val="o"/>
+      <w:lvlJc w:val="left"/>
+      <w:pPr>
+        <w:ind w:left="6469" w:hanging="360"/>
+      </w:pPr>
+      <w:rPr>
+        <w:rFonts w:ascii="Courier New" w:hAnsi="Courier New" w:cs="Courier New" w:hint="default"/>
+      </w:rPr>
+    </w:lvl>
+    <w:lvl w:ilvl="8" w:tplc="04190005" w:tentative="1">
+      <w:start w:val="1"/>
+      <w:numFmt w:val="bullet"/>
+      <w:lvlText w:val=""/>
+      <w:lvlJc w:val="left"/>
+      <w:pPr>
+        <w:ind w:left="7189" w:hanging="360"/>
+      </w:pPr>
+      <w:rPr>
+        <w:rFonts w:ascii="Wingdings" w:hAnsi="Wingdings" w:hint="default"/>
+      </w:rPr>
+    </w:lvl>
+  </w:abstractNum>
+  <w:abstractNum w:abstractNumId="1" w15:restartNumberingAfterBreak="0">
     <w:nsid w:val="04F83F59"/>
     <w:multiLevelType w:val="hybridMultilevel"/>
     <w:tmpl w:val="86669E2C"/>
@@ -7431,7 +9455,7 @@
       </w:rPr>
     </w:lvl>
   </w:abstractNum>
-  <w:abstractNum w:abstractNumId="1" w15:restartNumberingAfterBreak="0">
+  <w:abstractNum w:abstractNumId="2" w15:restartNumberingAfterBreak="0">
     <w:nsid w:val="09750174"/>
     <w:multiLevelType w:val="hybridMultilevel"/>
     <w:tmpl w:val="CF4C4A62"/>
@@ -7544,7 +9568,120 @@
       </w:rPr>
     </w:lvl>
   </w:abstractNum>
-  <w:abstractNum w:abstractNumId="2" w15:restartNumberingAfterBreak="0">
+  <w:abstractNum w:abstractNumId="3" w15:restartNumberingAfterBreak="0">
+    <w:nsid w:val="0D397A3F"/>
+    <w:multiLevelType w:val="hybridMultilevel"/>
+    <w:tmpl w:val="0F3CB310"/>
+    <w:lvl w:ilvl="0" w:tplc="04190001">
+      <w:start w:val="1"/>
+      <w:numFmt w:val="bullet"/>
+      <w:lvlText w:val=""/>
+      <w:lvlJc w:val="left"/>
+      <w:pPr>
+        <w:ind w:left="1429" w:hanging="360"/>
+      </w:pPr>
+      <w:rPr>
+        <w:rFonts w:ascii="Symbol" w:hAnsi="Symbol" w:hint="default"/>
+      </w:rPr>
+    </w:lvl>
+    <w:lvl w:ilvl="1" w:tplc="04190003" w:tentative="1">
+      <w:start w:val="1"/>
+      <w:numFmt w:val="bullet"/>
+      <w:lvlText w:val="o"/>
+      <w:lvlJc w:val="left"/>
+      <w:pPr>
+        <w:ind w:left="2149" w:hanging="360"/>
+      </w:pPr>
+      <w:rPr>
+        <w:rFonts w:ascii="Courier New" w:hAnsi="Courier New" w:cs="Courier New" w:hint="default"/>
+      </w:rPr>
+    </w:lvl>
+    <w:lvl w:ilvl="2" w:tplc="04190005" w:tentative="1">
+      <w:start w:val="1"/>
+      <w:numFmt w:val="bullet"/>
+      <w:lvlText w:val=""/>
+      <w:lvlJc w:val="left"/>
+      <w:pPr>
+        <w:ind w:left="2869" w:hanging="360"/>
+      </w:pPr>
+      <w:rPr>
+        <w:rFonts w:ascii="Wingdings" w:hAnsi="Wingdings" w:hint="default"/>
+      </w:rPr>
+    </w:lvl>
+    <w:lvl w:ilvl="3" w:tplc="04190001" w:tentative="1">
+      <w:start w:val="1"/>
+      <w:numFmt w:val="bullet"/>
+      <w:lvlText w:val=""/>
+      <w:lvlJc w:val="left"/>
+      <w:pPr>
+        <w:ind w:left="3589" w:hanging="360"/>
+      </w:pPr>
+      <w:rPr>
+        <w:rFonts w:ascii="Symbol" w:hAnsi="Symbol" w:hint="default"/>
+      </w:rPr>
+    </w:lvl>
+    <w:lvl w:ilvl="4" w:tplc="04190003" w:tentative="1">
+      <w:start w:val="1"/>
+      <w:numFmt w:val="bullet"/>
+      <w:lvlText w:val="o"/>
+      <w:lvlJc w:val="left"/>
+      <w:pPr>
+        <w:ind w:left="4309" w:hanging="360"/>
+      </w:pPr>
+      <w:rPr>
+        <w:rFonts w:ascii="Courier New" w:hAnsi="Courier New" w:cs="Courier New" w:hint="default"/>
+      </w:rPr>
+    </w:lvl>
+    <w:lvl w:ilvl="5" w:tplc="04190005" w:tentative="1">
+      <w:start w:val="1"/>
+      <w:numFmt w:val="bullet"/>
+      <w:lvlText w:val=""/>
+      <w:lvlJc w:val="left"/>
+      <w:pPr>
+        <w:ind w:left="5029" w:hanging="360"/>
+      </w:pPr>
+      <w:rPr>
+        <w:rFonts w:ascii="Wingdings" w:hAnsi="Wingdings" w:hint="default"/>
+      </w:rPr>
+    </w:lvl>
+    <w:lvl w:ilvl="6" w:tplc="04190001" w:tentative="1">
+      <w:start w:val="1"/>
+      <w:numFmt w:val="bullet"/>
+      <w:lvlText w:val=""/>
+      <w:lvlJc w:val="left"/>
+      <w:pPr>
+        <w:ind w:left="5749" w:hanging="360"/>
+      </w:pPr>
+      <w:rPr>
+        <w:rFonts w:ascii="Symbol" w:hAnsi="Symbol" w:hint="default"/>
+      </w:rPr>
+    </w:lvl>
+    <w:lvl w:ilvl="7" w:tplc="04190003" w:tentative="1">
+      <w:start w:val="1"/>
+      <w:numFmt w:val="bullet"/>
+      <w:lvlText w:val="o"/>
+      <w:lvlJc w:val="left"/>
+      <w:pPr>
+        <w:ind w:left="6469" w:hanging="360"/>
+      </w:pPr>
+      <w:rPr>
+        <w:rFonts w:ascii="Courier New" w:hAnsi="Courier New" w:cs="Courier New" w:hint="default"/>
+      </w:rPr>
+    </w:lvl>
+    <w:lvl w:ilvl="8" w:tplc="04190005" w:tentative="1">
+      <w:start w:val="1"/>
+      <w:numFmt w:val="bullet"/>
+      <w:lvlText w:val=""/>
+      <w:lvlJc w:val="left"/>
+      <w:pPr>
+        <w:ind w:left="7189" w:hanging="360"/>
+      </w:pPr>
+      <w:rPr>
+        <w:rFonts w:ascii="Wingdings" w:hAnsi="Wingdings" w:hint="default"/>
+      </w:rPr>
+    </w:lvl>
+  </w:abstractNum>
+  <w:abstractNum w:abstractNumId="4" w15:restartNumberingAfterBreak="0">
     <w:nsid w:val="1825072A"/>
     <w:multiLevelType w:val="hybridMultilevel"/>
     <w:tmpl w:val="860AAAE4"/>
@@ -7657,7 +9794,120 @@
       </w:rPr>
     </w:lvl>
   </w:abstractNum>
-  <w:abstractNum w:abstractNumId="3" w15:restartNumberingAfterBreak="0">
+  <w:abstractNum w:abstractNumId="5" w15:restartNumberingAfterBreak="0">
+    <w:nsid w:val="1B094F17"/>
+    <w:multiLevelType w:val="hybridMultilevel"/>
+    <w:tmpl w:val="B8AC2F4A"/>
+    <w:lvl w:ilvl="0" w:tplc="04190001">
+      <w:start w:val="1"/>
+      <w:numFmt w:val="bullet"/>
+      <w:lvlText w:val=""/>
+      <w:lvlJc w:val="left"/>
+      <w:pPr>
+        <w:ind w:left="1429" w:hanging="360"/>
+      </w:pPr>
+      <w:rPr>
+        <w:rFonts w:ascii="Symbol" w:hAnsi="Symbol" w:hint="default"/>
+      </w:rPr>
+    </w:lvl>
+    <w:lvl w:ilvl="1" w:tplc="04190003" w:tentative="1">
+      <w:start w:val="1"/>
+      <w:numFmt w:val="bullet"/>
+      <w:lvlText w:val="o"/>
+      <w:lvlJc w:val="left"/>
+      <w:pPr>
+        <w:ind w:left="2149" w:hanging="360"/>
+      </w:pPr>
+      <w:rPr>
+        <w:rFonts w:ascii="Courier New" w:hAnsi="Courier New" w:cs="Courier New" w:hint="default"/>
+      </w:rPr>
+    </w:lvl>
+    <w:lvl w:ilvl="2" w:tplc="04190005" w:tentative="1">
+      <w:start w:val="1"/>
+      <w:numFmt w:val="bullet"/>
+      <w:lvlText w:val=""/>
+      <w:lvlJc w:val="left"/>
+      <w:pPr>
+        <w:ind w:left="2869" w:hanging="360"/>
+      </w:pPr>
+      <w:rPr>
+        <w:rFonts w:ascii="Wingdings" w:hAnsi="Wingdings" w:hint="default"/>
+      </w:rPr>
+    </w:lvl>
+    <w:lvl w:ilvl="3" w:tplc="04190001" w:tentative="1">
+      <w:start w:val="1"/>
+      <w:numFmt w:val="bullet"/>
+      <w:lvlText w:val=""/>
+      <w:lvlJc w:val="left"/>
+      <w:pPr>
+        <w:ind w:left="3589" w:hanging="360"/>
+      </w:pPr>
+      <w:rPr>
+        <w:rFonts w:ascii="Symbol" w:hAnsi="Symbol" w:hint="default"/>
+      </w:rPr>
+    </w:lvl>
+    <w:lvl w:ilvl="4" w:tplc="04190003" w:tentative="1">
+      <w:start w:val="1"/>
+      <w:numFmt w:val="bullet"/>
+      <w:lvlText w:val="o"/>
+      <w:lvlJc w:val="left"/>
+      <w:pPr>
+        <w:ind w:left="4309" w:hanging="360"/>
+      </w:pPr>
+      <w:rPr>
+        <w:rFonts w:ascii="Courier New" w:hAnsi="Courier New" w:cs="Courier New" w:hint="default"/>
+      </w:rPr>
+    </w:lvl>
+    <w:lvl w:ilvl="5" w:tplc="04190005" w:tentative="1">
+      <w:start w:val="1"/>
+      <w:numFmt w:val="bullet"/>
+      <w:lvlText w:val=""/>
+      <w:lvlJc w:val="left"/>
+      <w:pPr>
+        <w:ind w:left="5029" w:hanging="360"/>
+      </w:pPr>
+      <w:rPr>
+        <w:rFonts w:ascii="Wingdings" w:hAnsi="Wingdings" w:hint="default"/>
+      </w:rPr>
+    </w:lvl>
+    <w:lvl w:ilvl="6" w:tplc="04190001" w:tentative="1">
+      <w:start w:val="1"/>
+      <w:numFmt w:val="bullet"/>
+      <w:lvlText w:val=""/>
+      <w:lvlJc w:val="left"/>
+      <w:pPr>
+        <w:ind w:left="5749" w:hanging="360"/>
+      </w:pPr>
+      <w:rPr>
+        <w:rFonts w:ascii="Symbol" w:hAnsi="Symbol" w:hint="default"/>
+      </w:rPr>
+    </w:lvl>
+    <w:lvl w:ilvl="7" w:tplc="04190003" w:tentative="1">
+      <w:start w:val="1"/>
+      <w:numFmt w:val="bullet"/>
+      <w:lvlText w:val="o"/>
+      <w:lvlJc w:val="left"/>
+      <w:pPr>
+        <w:ind w:left="6469" w:hanging="360"/>
+      </w:pPr>
+      <w:rPr>
+        <w:rFonts w:ascii="Courier New" w:hAnsi="Courier New" w:cs="Courier New" w:hint="default"/>
+      </w:rPr>
+    </w:lvl>
+    <w:lvl w:ilvl="8" w:tplc="04190005" w:tentative="1">
+      <w:start w:val="1"/>
+      <w:numFmt w:val="bullet"/>
+      <w:lvlText w:val=""/>
+      <w:lvlJc w:val="left"/>
+      <w:pPr>
+        <w:ind w:left="7189" w:hanging="360"/>
+      </w:pPr>
+      <w:rPr>
+        <w:rFonts w:ascii="Wingdings" w:hAnsi="Wingdings" w:hint="default"/>
+      </w:rPr>
+    </w:lvl>
+  </w:abstractNum>
+  <w:abstractNum w:abstractNumId="6" w15:restartNumberingAfterBreak="0">
     <w:nsid w:val="1D046A14"/>
     <w:multiLevelType w:val="hybridMultilevel"/>
     <w:tmpl w:val="7E283196"/>
@@ -7770,7 +10020,7 @@
       </w:rPr>
     </w:lvl>
   </w:abstractNum>
-  <w:abstractNum w:abstractNumId="4" w15:restartNumberingAfterBreak="0">
+  <w:abstractNum w:abstractNumId="7" w15:restartNumberingAfterBreak="0">
     <w:nsid w:val="47BD5E39"/>
     <w:multiLevelType w:val="multilevel"/>
     <w:tmpl w:val="F7680172"/>
@@ -7883,7 +10133,7 @@
       </w:pPr>
     </w:lvl>
   </w:abstractNum>
-  <w:abstractNum w:abstractNumId="5" w15:restartNumberingAfterBreak="0">
+  <w:abstractNum w:abstractNumId="8" w15:restartNumberingAfterBreak="0">
     <w:nsid w:val="4A8751DB"/>
     <w:multiLevelType w:val="hybridMultilevel"/>
     <w:tmpl w:val="E4CE3088"/>
@@ -7996,7 +10246,120 @@
       </w:rPr>
     </w:lvl>
   </w:abstractNum>
-  <w:abstractNum w:abstractNumId="6" w15:restartNumberingAfterBreak="0">
+  <w:abstractNum w:abstractNumId="9" w15:restartNumberingAfterBreak="0">
+    <w:nsid w:val="4DC65963"/>
+    <w:multiLevelType w:val="hybridMultilevel"/>
+    <w:tmpl w:val="E7821D52"/>
+    <w:lvl w:ilvl="0" w:tplc="04190001">
+      <w:start w:val="1"/>
+      <w:numFmt w:val="bullet"/>
+      <w:lvlText w:val=""/>
+      <w:lvlJc w:val="left"/>
+      <w:pPr>
+        <w:ind w:left="1429" w:hanging="360"/>
+      </w:pPr>
+      <w:rPr>
+        <w:rFonts w:ascii="Symbol" w:hAnsi="Symbol" w:hint="default"/>
+      </w:rPr>
+    </w:lvl>
+    <w:lvl w:ilvl="1" w:tplc="04190003" w:tentative="1">
+      <w:start w:val="1"/>
+      <w:numFmt w:val="bullet"/>
+      <w:lvlText w:val="o"/>
+      <w:lvlJc w:val="left"/>
+      <w:pPr>
+        <w:ind w:left="2149" w:hanging="360"/>
+      </w:pPr>
+      <w:rPr>
+        <w:rFonts w:ascii="Courier New" w:hAnsi="Courier New" w:cs="Courier New" w:hint="default"/>
+      </w:rPr>
+    </w:lvl>
+    <w:lvl w:ilvl="2" w:tplc="04190005" w:tentative="1">
+      <w:start w:val="1"/>
+      <w:numFmt w:val="bullet"/>
+      <w:lvlText w:val=""/>
+      <w:lvlJc w:val="left"/>
+      <w:pPr>
+        <w:ind w:left="2869" w:hanging="360"/>
+      </w:pPr>
+      <w:rPr>
+        <w:rFonts w:ascii="Wingdings" w:hAnsi="Wingdings" w:hint="default"/>
+      </w:rPr>
+    </w:lvl>
+    <w:lvl w:ilvl="3" w:tplc="04190001" w:tentative="1">
+      <w:start w:val="1"/>
+      <w:numFmt w:val="bullet"/>
+      <w:lvlText w:val=""/>
+      <w:lvlJc w:val="left"/>
+      <w:pPr>
+        <w:ind w:left="3589" w:hanging="360"/>
+      </w:pPr>
+      <w:rPr>
+        <w:rFonts w:ascii="Symbol" w:hAnsi="Symbol" w:hint="default"/>
+      </w:rPr>
+    </w:lvl>
+    <w:lvl w:ilvl="4" w:tplc="04190003" w:tentative="1">
+      <w:start w:val="1"/>
+      <w:numFmt w:val="bullet"/>
+      <w:lvlText w:val="o"/>
+      <w:lvlJc w:val="left"/>
+      <w:pPr>
+        <w:ind w:left="4309" w:hanging="360"/>
+      </w:pPr>
+      <w:rPr>
+        <w:rFonts w:ascii="Courier New" w:hAnsi="Courier New" w:cs="Courier New" w:hint="default"/>
+      </w:rPr>
+    </w:lvl>
+    <w:lvl w:ilvl="5" w:tplc="04190005" w:tentative="1">
+      <w:start w:val="1"/>
+      <w:numFmt w:val="bullet"/>
+      <w:lvlText w:val=""/>
+      <w:lvlJc w:val="left"/>
+      <w:pPr>
+        <w:ind w:left="5029" w:hanging="360"/>
+      </w:pPr>
+      <w:rPr>
+        <w:rFonts w:ascii="Wingdings" w:hAnsi="Wingdings" w:hint="default"/>
+      </w:rPr>
+    </w:lvl>
+    <w:lvl w:ilvl="6" w:tplc="04190001" w:tentative="1">
+      <w:start w:val="1"/>
+      <w:numFmt w:val="bullet"/>
+      <w:lvlText w:val=""/>
+      <w:lvlJc w:val="left"/>
+      <w:pPr>
+        <w:ind w:left="5749" w:hanging="360"/>
+      </w:pPr>
+      <w:rPr>
+        <w:rFonts w:ascii="Symbol" w:hAnsi="Symbol" w:hint="default"/>
+      </w:rPr>
+    </w:lvl>
+    <w:lvl w:ilvl="7" w:tplc="04190003" w:tentative="1">
+      <w:start w:val="1"/>
+      <w:numFmt w:val="bullet"/>
+      <w:lvlText w:val="o"/>
+      <w:lvlJc w:val="left"/>
+      <w:pPr>
+        <w:ind w:left="6469" w:hanging="360"/>
+      </w:pPr>
+      <w:rPr>
+        <w:rFonts w:ascii="Courier New" w:hAnsi="Courier New" w:cs="Courier New" w:hint="default"/>
+      </w:rPr>
+    </w:lvl>
+    <w:lvl w:ilvl="8" w:tplc="04190005" w:tentative="1">
+      <w:start w:val="1"/>
+      <w:numFmt w:val="bullet"/>
+      <w:lvlText w:val=""/>
+      <w:lvlJc w:val="left"/>
+      <w:pPr>
+        <w:ind w:left="7189" w:hanging="360"/>
+      </w:pPr>
+      <w:rPr>
+        <w:rFonts w:ascii="Wingdings" w:hAnsi="Wingdings" w:hint="default"/>
+      </w:rPr>
+    </w:lvl>
+  </w:abstractNum>
+  <w:abstractNum w:abstractNumId="10" w15:restartNumberingAfterBreak="0">
     <w:nsid w:val="4F9432AE"/>
     <w:multiLevelType w:val="multilevel"/>
     <w:tmpl w:val="F082634C"/>
@@ -8119,7 +10482,7 @@
       </w:pPr>
     </w:lvl>
   </w:abstractNum>
-  <w:abstractNum w:abstractNumId="7" w15:restartNumberingAfterBreak="0">
+  <w:abstractNum w:abstractNumId="11" w15:restartNumberingAfterBreak="0">
     <w:nsid w:val="559B52D1"/>
     <w:multiLevelType w:val="hybridMultilevel"/>
     <w:tmpl w:val="2E1A1A5E"/>
@@ -8232,7 +10595,7 @@
       </w:rPr>
     </w:lvl>
   </w:abstractNum>
-  <w:abstractNum w:abstractNumId="8" w15:restartNumberingAfterBreak="0">
+  <w:abstractNum w:abstractNumId="12" w15:restartNumberingAfterBreak="0">
     <w:nsid w:val="57B92315"/>
     <w:multiLevelType w:val="multilevel"/>
     <w:tmpl w:val="0A48AA1A"/>
@@ -8354,7 +10717,120 @@
       </w:pPr>
     </w:lvl>
   </w:abstractNum>
-  <w:abstractNum w:abstractNumId="9" w15:restartNumberingAfterBreak="0">
+  <w:abstractNum w:abstractNumId="13" w15:restartNumberingAfterBreak="0">
+    <w:nsid w:val="59B129CA"/>
+    <w:multiLevelType w:val="hybridMultilevel"/>
+    <w:tmpl w:val="AC02787E"/>
+    <w:lvl w:ilvl="0" w:tplc="04190001">
+      <w:start w:val="1"/>
+      <w:numFmt w:val="bullet"/>
+      <w:lvlText w:val=""/>
+      <w:lvlJc w:val="left"/>
+      <w:pPr>
+        <w:ind w:left="1429" w:hanging="360"/>
+      </w:pPr>
+      <w:rPr>
+        <w:rFonts w:ascii="Symbol" w:hAnsi="Symbol" w:hint="default"/>
+      </w:rPr>
+    </w:lvl>
+    <w:lvl w:ilvl="1" w:tplc="04190003" w:tentative="1">
+      <w:start w:val="1"/>
+      <w:numFmt w:val="bullet"/>
+      <w:lvlText w:val="o"/>
+      <w:lvlJc w:val="left"/>
+      <w:pPr>
+        <w:ind w:left="2149" w:hanging="360"/>
+      </w:pPr>
+      <w:rPr>
+        <w:rFonts w:ascii="Courier New" w:hAnsi="Courier New" w:cs="Courier New" w:hint="default"/>
+      </w:rPr>
+    </w:lvl>
+    <w:lvl w:ilvl="2" w:tplc="04190005" w:tentative="1">
+      <w:start w:val="1"/>
+      <w:numFmt w:val="bullet"/>
+      <w:lvlText w:val=""/>
+      <w:lvlJc w:val="left"/>
+      <w:pPr>
+        <w:ind w:left="2869" w:hanging="360"/>
+      </w:pPr>
+      <w:rPr>
+        <w:rFonts w:ascii="Wingdings" w:hAnsi="Wingdings" w:hint="default"/>
+      </w:rPr>
+    </w:lvl>
+    <w:lvl w:ilvl="3" w:tplc="04190001" w:tentative="1">
+      <w:start w:val="1"/>
+      <w:numFmt w:val="bullet"/>
+      <w:lvlText w:val=""/>
+      <w:lvlJc w:val="left"/>
+      <w:pPr>
+        <w:ind w:left="3589" w:hanging="360"/>
+      </w:pPr>
+      <w:rPr>
+        <w:rFonts w:ascii="Symbol" w:hAnsi="Symbol" w:hint="default"/>
+      </w:rPr>
+    </w:lvl>
+    <w:lvl w:ilvl="4" w:tplc="04190003" w:tentative="1">
+      <w:start w:val="1"/>
+      <w:numFmt w:val="bullet"/>
+      <w:lvlText w:val="o"/>
+      <w:lvlJc w:val="left"/>
+      <w:pPr>
+        <w:ind w:left="4309" w:hanging="360"/>
+      </w:pPr>
+      <w:rPr>
+        <w:rFonts w:ascii="Courier New" w:hAnsi="Courier New" w:cs="Courier New" w:hint="default"/>
+      </w:rPr>
+    </w:lvl>
+    <w:lvl w:ilvl="5" w:tplc="04190005" w:tentative="1">
+      <w:start w:val="1"/>
+      <w:numFmt w:val="bullet"/>
+      <w:lvlText w:val=""/>
+      <w:lvlJc w:val="left"/>
+      <w:pPr>
+        <w:ind w:left="5029" w:hanging="360"/>
+      </w:pPr>
+      <w:rPr>
+        <w:rFonts w:ascii="Wingdings" w:hAnsi="Wingdings" w:hint="default"/>
+      </w:rPr>
+    </w:lvl>
+    <w:lvl w:ilvl="6" w:tplc="04190001" w:tentative="1">
+      <w:start w:val="1"/>
+      <w:numFmt w:val="bullet"/>
+      <w:lvlText w:val=""/>
+      <w:lvlJc w:val="left"/>
+      <w:pPr>
+        <w:ind w:left="5749" w:hanging="360"/>
+      </w:pPr>
+      <w:rPr>
+        <w:rFonts w:ascii="Symbol" w:hAnsi="Symbol" w:hint="default"/>
+      </w:rPr>
+    </w:lvl>
+    <w:lvl w:ilvl="7" w:tplc="04190003" w:tentative="1">
+      <w:start w:val="1"/>
+      <w:numFmt w:val="bullet"/>
+      <w:lvlText w:val="o"/>
+      <w:lvlJc w:val="left"/>
+      <w:pPr>
+        <w:ind w:left="6469" w:hanging="360"/>
+      </w:pPr>
+      <w:rPr>
+        <w:rFonts w:ascii="Courier New" w:hAnsi="Courier New" w:cs="Courier New" w:hint="default"/>
+      </w:rPr>
+    </w:lvl>
+    <w:lvl w:ilvl="8" w:tplc="04190005" w:tentative="1">
+      <w:start w:val="1"/>
+      <w:numFmt w:val="bullet"/>
+      <w:lvlText w:val=""/>
+      <w:lvlJc w:val="left"/>
+      <w:pPr>
+        <w:ind w:left="7189" w:hanging="360"/>
+      </w:pPr>
+      <w:rPr>
+        <w:rFonts w:ascii="Wingdings" w:hAnsi="Wingdings" w:hint="default"/>
+      </w:rPr>
+    </w:lvl>
+  </w:abstractNum>
+  <w:abstractNum w:abstractNumId="14" w15:restartNumberingAfterBreak="0">
     <w:nsid w:val="60A56274"/>
     <w:multiLevelType w:val="hybridMultilevel"/>
     <w:tmpl w:val="737E38FE"/>
@@ -8467,7 +10943,7 @@
       </w:rPr>
     </w:lvl>
   </w:abstractNum>
-  <w:abstractNum w:abstractNumId="10" w15:restartNumberingAfterBreak="0">
+  <w:abstractNum w:abstractNumId="15" w15:restartNumberingAfterBreak="0">
     <w:nsid w:val="60F562AE"/>
     <w:multiLevelType w:val="hybridMultilevel"/>
     <w:tmpl w:val="EC3AEB66"/>
@@ -8580,7 +11056,7 @@
       </w:rPr>
     </w:lvl>
   </w:abstractNum>
-  <w:abstractNum w:abstractNumId="11" w15:restartNumberingAfterBreak="0">
+  <w:abstractNum w:abstractNumId="16" w15:restartNumberingAfterBreak="0">
     <w:nsid w:val="667E47BC"/>
     <w:multiLevelType w:val="multilevel"/>
     <w:tmpl w:val="51C09174"/>
@@ -8720,7 +11196,120 @@
       </w:rPr>
     </w:lvl>
   </w:abstractNum>
-  <w:abstractNum w:abstractNumId="12" w15:restartNumberingAfterBreak="0">
+  <w:abstractNum w:abstractNumId="17" w15:restartNumberingAfterBreak="0">
+    <w:nsid w:val="69D25AB3"/>
+    <w:multiLevelType w:val="hybridMultilevel"/>
+    <w:tmpl w:val="92D696BC"/>
+    <w:lvl w:ilvl="0" w:tplc="04190001">
+      <w:start w:val="1"/>
+      <w:numFmt w:val="bullet"/>
+      <w:lvlText w:val=""/>
+      <w:lvlJc w:val="left"/>
+      <w:pPr>
+        <w:ind w:left="1429" w:hanging="360"/>
+      </w:pPr>
+      <w:rPr>
+        <w:rFonts w:ascii="Symbol" w:hAnsi="Symbol" w:hint="default"/>
+      </w:rPr>
+    </w:lvl>
+    <w:lvl w:ilvl="1" w:tplc="04190003" w:tentative="1">
+      <w:start w:val="1"/>
+      <w:numFmt w:val="bullet"/>
+      <w:lvlText w:val="o"/>
+      <w:lvlJc w:val="left"/>
+      <w:pPr>
+        <w:ind w:left="2149" w:hanging="360"/>
+      </w:pPr>
+      <w:rPr>
+        <w:rFonts w:ascii="Courier New" w:hAnsi="Courier New" w:cs="Courier New" w:hint="default"/>
+      </w:rPr>
+    </w:lvl>
+    <w:lvl w:ilvl="2" w:tplc="04190005" w:tentative="1">
+      <w:start w:val="1"/>
+      <w:numFmt w:val="bullet"/>
+      <w:lvlText w:val=""/>
+      <w:lvlJc w:val="left"/>
+      <w:pPr>
+        <w:ind w:left="2869" w:hanging="360"/>
+      </w:pPr>
+      <w:rPr>
+        <w:rFonts w:ascii="Wingdings" w:hAnsi="Wingdings" w:hint="default"/>
+      </w:rPr>
+    </w:lvl>
+    <w:lvl w:ilvl="3" w:tplc="04190001" w:tentative="1">
+      <w:start w:val="1"/>
+      <w:numFmt w:val="bullet"/>
+      <w:lvlText w:val=""/>
+      <w:lvlJc w:val="left"/>
+      <w:pPr>
+        <w:ind w:left="3589" w:hanging="360"/>
+      </w:pPr>
+      <w:rPr>
+        <w:rFonts w:ascii="Symbol" w:hAnsi="Symbol" w:hint="default"/>
+      </w:rPr>
+    </w:lvl>
+    <w:lvl w:ilvl="4" w:tplc="04190003" w:tentative="1">
+      <w:start w:val="1"/>
+      <w:numFmt w:val="bullet"/>
+      <w:lvlText w:val="o"/>
+      <w:lvlJc w:val="left"/>
+      <w:pPr>
+        <w:ind w:left="4309" w:hanging="360"/>
+      </w:pPr>
+      <w:rPr>
+        <w:rFonts w:ascii="Courier New" w:hAnsi="Courier New" w:cs="Courier New" w:hint="default"/>
+      </w:rPr>
+    </w:lvl>
+    <w:lvl w:ilvl="5" w:tplc="04190005" w:tentative="1">
+      <w:start w:val="1"/>
+      <w:numFmt w:val="bullet"/>
+      <w:lvlText w:val=""/>
+      <w:lvlJc w:val="left"/>
+      <w:pPr>
+        <w:ind w:left="5029" w:hanging="360"/>
+      </w:pPr>
+      <w:rPr>
+        <w:rFonts w:ascii="Wingdings" w:hAnsi="Wingdings" w:hint="default"/>
+      </w:rPr>
+    </w:lvl>
+    <w:lvl w:ilvl="6" w:tplc="04190001" w:tentative="1">
+      <w:start w:val="1"/>
+      <w:numFmt w:val="bullet"/>
+      <w:lvlText w:val=""/>
+      <w:lvlJc w:val="left"/>
+      <w:pPr>
+        <w:ind w:left="5749" w:hanging="360"/>
+      </w:pPr>
+      <w:rPr>
+        <w:rFonts w:ascii="Symbol" w:hAnsi="Symbol" w:hint="default"/>
+      </w:rPr>
+    </w:lvl>
+    <w:lvl w:ilvl="7" w:tplc="04190003" w:tentative="1">
+      <w:start w:val="1"/>
+      <w:numFmt w:val="bullet"/>
+      <w:lvlText w:val="o"/>
+      <w:lvlJc w:val="left"/>
+      <w:pPr>
+        <w:ind w:left="6469" w:hanging="360"/>
+      </w:pPr>
+      <w:rPr>
+        <w:rFonts w:ascii="Courier New" w:hAnsi="Courier New" w:cs="Courier New" w:hint="default"/>
+      </w:rPr>
+    </w:lvl>
+    <w:lvl w:ilvl="8" w:tplc="04190005" w:tentative="1">
+      <w:start w:val="1"/>
+      <w:numFmt w:val="bullet"/>
+      <w:lvlText w:val=""/>
+      <w:lvlJc w:val="left"/>
+      <w:pPr>
+        <w:ind w:left="7189" w:hanging="360"/>
+      </w:pPr>
+      <w:rPr>
+        <w:rFonts w:ascii="Wingdings" w:hAnsi="Wingdings" w:hint="default"/>
+      </w:rPr>
+    </w:lvl>
+  </w:abstractNum>
+  <w:abstractNum w:abstractNumId="18" w15:restartNumberingAfterBreak="0">
     <w:nsid w:val="702624B9"/>
     <w:multiLevelType w:val="multilevel"/>
     <w:tmpl w:val="254663B4"/>
@@ -8843,7 +11432,7 @@
       </w:pPr>
     </w:lvl>
   </w:abstractNum>
-  <w:abstractNum w:abstractNumId="13" w15:restartNumberingAfterBreak="0">
+  <w:abstractNum w:abstractNumId="19" w15:restartNumberingAfterBreak="0">
     <w:nsid w:val="761E36B6"/>
     <w:multiLevelType w:val="hybridMultilevel"/>
     <w:tmpl w:val="CD04A4C2"/>
@@ -8956,7 +11545,7 @@
       </w:rPr>
     </w:lvl>
   </w:abstractNum>
-  <w:abstractNum w:abstractNumId="14" w15:restartNumberingAfterBreak="0">
+  <w:abstractNum w:abstractNumId="20" w15:restartNumberingAfterBreak="0">
     <w:nsid w:val="7A333C6B"/>
     <w:multiLevelType w:val="multilevel"/>
     <w:tmpl w:val="0D54C09C"/>
@@ -9098,55 +11687,73 @@
     </w:lvl>
   </w:abstractNum>
   <w:num w:numId="1">
+    <w:abstractNumId w:val="10"/>
+  </w:num>
+  <w:num w:numId="2">
+    <w:abstractNumId w:val="18"/>
+  </w:num>
+  <w:num w:numId="3">
+    <w:abstractNumId w:val="7"/>
+  </w:num>
+  <w:num w:numId="4">
+    <w:abstractNumId w:val="20"/>
+  </w:num>
+  <w:num w:numId="5">
+    <w:abstractNumId w:val="16"/>
+  </w:num>
+  <w:num w:numId="6">
+    <w:abstractNumId w:val="12"/>
+  </w:num>
+  <w:num w:numId="7">
+    <w:abstractNumId w:val="15"/>
+  </w:num>
+  <w:num w:numId="8">
+    <w:abstractNumId w:val="19"/>
+  </w:num>
+  <w:num w:numId="9">
+    <w:abstractNumId w:val="11"/>
+  </w:num>
+  <w:num w:numId="10">
+    <w:abstractNumId w:val="2"/>
+  </w:num>
+  <w:num w:numId="11">
+    <w:abstractNumId w:val="4"/>
+  </w:num>
+  <w:num w:numId="12">
+    <w:abstractNumId w:val="1"/>
+  </w:num>
+  <w:num w:numId="13">
     <w:abstractNumId w:val="6"/>
   </w:num>
-  <w:num w:numId="2">
-    <w:abstractNumId w:val="12"/>
-  </w:num>
-  <w:num w:numId="3">
-    <w:abstractNumId w:val="4"/>
-  </w:num>
-  <w:num w:numId="4">
+  <w:num w:numId="14">
     <w:abstractNumId w:val="14"/>
   </w:num>
-  <w:num w:numId="5">
-    <w:abstractNumId w:val="11"/>
-  </w:num>
-  <w:num w:numId="6">
+  <w:num w:numId="15">
     <w:abstractNumId w:val="8"/>
   </w:num>
-  <w:num w:numId="7">
-    <w:abstractNumId w:val="10"/>
-  </w:num>
-  <w:num w:numId="8">
+  <w:num w:numId="16">
     <w:abstractNumId w:val="13"/>
   </w:num>
-  <w:num w:numId="9">
-    <w:abstractNumId w:val="7"/>
-  </w:num>
-  <w:num w:numId="10">
-    <w:abstractNumId w:val="1"/>
-  </w:num>
-  <w:num w:numId="11">
-    <w:abstractNumId w:val="2"/>
-  </w:num>
-  <w:num w:numId="12">
+  <w:num w:numId="17">
     <w:abstractNumId w:val="0"/>
   </w:num>
-  <w:num w:numId="13">
+  <w:num w:numId="18">
+    <w:abstractNumId w:val="17"/>
+  </w:num>
+  <w:num w:numId="19">
+    <w:abstractNumId w:val="9"/>
+  </w:num>
+  <w:num w:numId="20">
     <w:abstractNumId w:val="3"/>
   </w:num>
-  <w:num w:numId="14">
-    <w:abstractNumId w:val="9"/>
-  </w:num>
-  <w:num w:numId="15">
+  <w:num w:numId="21">
     <w:abstractNumId w:val="5"/>
   </w:num>
 </w:numbering>
 </file>
 
 <file path=word/styles.xml><?xml version="1.0" encoding="utf-8"?>
-<w:styles xmlns:mc="http://schemas.openxmlformats.org/markup-compatibility/2006" xmlns:r="http://schemas.openxmlformats.org/officeDocument/2006/relationships" xmlns:w="http://schemas.openxmlformats.org/wordprocessingml/2006/main" xmlns:w14="http://schemas.microsoft.com/office/word/2010/wordml" xmlns:w15="http://schemas.microsoft.com/office/word/2012/wordml" xmlns:w16cex="http://schemas.microsoft.com/office/word/2018/wordml/cex" xmlns:w16cid="http://schemas.microsoft.com/office/word/2016/wordml/cid" xmlns:w16="http://schemas.microsoft.com/office/word/2018/wordml" xmlns:w16sdtdh="http://schemas.microsoft.com/office/word/2020/wordml/sdtdatahash" xmlns:w16se="http://schemas.microsoft.com/office/word/2015/wordml/symex" mc:Ignorable="w14 w15 w16se w16cid w16 w16cex w16sdtdh">
+<w:styles xmlns:mc="http://schemas.openxmlformats.org/markup-compatibility/2006" xmlns:r="http://schemas.openxmlformats.org/officeDocument/2006/relationships" xmlns:w="http://schemas.openxmlformats.org/wordprocessingml/2006/main" xmlns:w14="http://schemas.microsoft.com/office/word/2010/wordml" xmlns:w15="http://schemas.microsoft.com/office/word/2012/wordml" xmlns:w16se="http://schemas.microsoft.com/office/word/2015/wordml/symex" mc:Ignorable="w14 w15 w16se">
   <w:docDefaults>
     <w:rPrDefault>
       <w:rPr>
@@ -9160,7 +11767,7 @@
       </w:pPr>
     </w:pPrDefault>
   </w:docDefaults>
-  <w:latentStyles w:defLockedState="0" w:defUIPriority="99" w:defSemiHidden="0" w:defUnhideWhenUsed="0" w:defQFormat="0" w:count="376">
+  <w:latentStyles w:defLockedState="0" w:defUIPriority="99" w:defSemiHidden="0" w:defUnhideWhenUsed="0" w:defQFormat="0" w:count="371">
     <w:lsdException w:name="Normal" w:uiPriority="0"/>
     <w:lsdException w:name="heading 1" w:uiPriority="9"/>
     <w:lsdException w:name="heading 2" w:semiHidden="1" w:uiPriority="0" w:unhideWhenUsed="1" w:qFormat="1"/>
@@ -9266,6 +11873,7 @@
     <w:lsdException w:name="HTML Sample" w:semiHidden="1" w:unhideWhenUsed="1"/>
     <w:lsdException w:name="HTML Typewriter" w:semiHidden="1" w:unhideWhenUsed="1"/>
     <w:lsdException w:name="HTML Variable" w:semiHidden="1" w:unhideWhenUsed="1"/>
+    <w:lsdException w:name="Normal Table" w:semiHidden="1" w:unhideWhenUsed="1"/>
     <w:lsdException w:name="annotation subject" w:semiHidden="1" w:unhideWhenUsed="1"/>
     <w:lsdException w:name="No List" w:semiHidden="1" w:unhideWhenUsed="1"/>
     <w:lsdException w:name="Outline List 1" w:semiHidden="1" w:unhideWhenUsed="1"/>
@@ -9308,8 +11916,11 @@
     <w:lsdException w:name="Table Contemporary" w:semiHidden="1" w:unhideWhenUsed="1"/>
     <w:lsdException w:name="Table Elegant" w:semiHidden="1" w:unhideWhenUsed="1"/>
     <w:lsdException w:name="Table Professional" w:semiHidden="1" w:unhideWhenUsed="1"/>
+    <w:lsdException w:name="Table Subtle 1" w:semiHidden="1" w:unhideWhenUsed="1"/>
     <w:lsdException w:name="Table Subtle 2" w:semiHidden="1" w:unhideWhenUsed="1"/>
     <w:lsdException w:name="Table Web 1" w:semiHidden="1" w:unhideWhenUsed="1"/>
+    <w:lsdException w:name="Table Web 2" w:semiHidden="1" w:unhideWhenUsed="1"/>
+    <w:lsdException w:name="Table Web 3" w:semiHidden="1" w:unhideWhenUsed="1"/>
     <w:lsdException w:name="Balloon Text" w:semiHidden="1" w:unhideWhenUsed="1"/>
     <w:lsdException w:name="Table Grid" w:uiPriority="59"/>
     <w:lsdException w:name="Table Theme" w:semiHidden="1" w:unhideWhenUsed="1"/>
@@ -9528,11 +12139,6 @@
     <w:lsdException w:name="List Table 5 Dark Accent 6" w:uiPriority="50"/>
     <w:lsdException w:name="List Table 6 Colorful Accent 6" w:uiPriority="51"/>
     <w:lsdException w:name="List Table 7 Colorful Accent 6" w:uiPriority="52"/>
-    <w:lsdException w:name="Mention" w:semiHidden="1" w:unhideWhenUsed="1"/>
-    <w:lsdException w:name="Smart Hyperlink" w:semiHidden="1" w:unhideWhenUsed="1"/>
-    <w:lsdException w:name="Hashtag" w:semiHidden="1" w:unhideWhenUsed="1"/>
-    <w:lsdException w:name="Unresolved Mention" w:semiHidden="1" w:unhideWhenUsed="1"/>
-    <w:lsdException w:name="Smart Link" w:semiHidden="1" w:unhideWhenUsed="1"/>
   </w:latentStyles>
   <w:style w:type="paragraph" w:default="1" w:styleId="a0">
     <w:name w:val="Normal"/>
@@ -10298,7 +12904,7 @@
 </file>
 
 <file path=customXml/itemProps1.xml><?xml version="1.0" encoding="utf-8"?>
-<ds:datastoreItem xmlns:ds="http://schemas.openxmlformats.org/officeDocument/2006/customXml" ds:itemID="{66FFAC35-F723-4C7B-B180-07785674E621}">
+<ds:datastoreItem xmlns:ds="http://schemas.openxmlformats.org/officeDocument/2006/customXml" ds:itemID="{72A03452-89E0-4889-AB3C-F1ACCD18D0BD}">
   <ds:schemaRefs>
     <ds:schemaRef ds:uri="http://schemas.openxmlformats.org/officeDocument/2006/bibliography"/>
   </ds:schemaRefs>

--- a/Report.docx
+++ b/Report.docx
@@ -6875,7 +6875,13 @@
         <w:t>С</w:t>
       </w:r>
       <w:r>
-        <w:t>лучайная генерация графа по заданным параметрам;</w:t>
+        <w:t>лучайная генерация графа по заданным параметрам</w:t>
+      </w:r>
+      <w:r>
+        <w:t xml:space="preserve"> (см. в Приложении А)</w:t>
+      </w:r>
+      <w:r>
+        <w:t>;</w:t>
       </w:r>
     </w:p>
     <w:p>
@@ -6891,7 +6897,13 @@
         <w:t>Р</w:t>
       </w:r>
       <w:r>
-        <w:t>учной ввод графа посредством заполнения матрицы смежности.</w:t>
+        <w:t>учной ввод графа посредством заполнения матрицы смежности</w:t>
+      </w:r>
+      <w:r>
+        <w:t xml:space="preserve"> (см. в Приложении А)</w:t>
+      </w:r>
+      <w:r>
+        <w:t>.</w:t>
       </w:r>
     </w:p>
     <w:p>
@@ -7105,6 +7117,7 @@
         <w:pStyle w:val="a1"/>
       </w:pPr>
       <w:r>
+        <w:lastRenderedPageBreak/>
         <w:t xml:space="preserve">Изменение указанных параметров позволяет исследовать влияние различных настроек на скорость сходимости алгоритма </w:t>
       </w:r>
       <w:r>
@@ -7122,7 +7135,6 @@
           <w:noProof/>
           <w:lang w:eastAsia="ru-RU" w:bidi="ar-SA"/>
         </w:rPr>
-        <w:lastRenderedPageBreak/>
         <w:drawing>
           <wp:inline distT="0" distB="0" distL="0" distR="0" wp14:anchorId="4ECF88C8" wp14:editId="75B9E606">
             <wp:extent cx="3045125" cy="1666360"/>
@@ -7705,7 +7717,6 @@
         <w:ind w:firstLine="0"/>
         <w:jc w:val="center"/>
       </w:pPr>
-      <w:bookmarkStart w:id="31" w:name="_GoBack"/>
       <w:r>
         <w:rPr>
           <w:noProof/>
@@ -7753,7 +7764,6 @@
           </wp:inline>
         </w:drawing>
       </w:r>
-      <w:bookmarkEnd w:id="31"/>
     </w:p>
     <w:p>
       <w:pPr>
@@ -7769,12 +7779,12 @@
       <w:pPr>
         <w:pStyle w:val="4"/>
       </w:pPr>
-      <w:bookmarkStart w:id="32" w:name="_Toc234849656"/>
+      <w:bookmarkStart w:id="31" w:name="_Toc234849656"/>
       <w:r>
         <w:lastRenderedPageBreak/>
         <w:t>2.5.6 Блок «График эволюции»</w:t>
       </w:r>
-      <w:bookmarkEnd w:id="32"/>
+      <w:bookmarkEnd w:id="31"/>
     </w:p>
     <w:p>
       <w:pPr>
@@ -7904,7 +7914,7 @@
           <w:numId w:val="2"/>
         </w:numPr>
       </w:pPr>
-      <w:bookmarkStart w:id="33" w:name="_Toc234849657"/>
+      <w:bookmarkStart w:id="32" w:name="_Toc234849657"/>
       <w:r>
         <w:t>2.</w:t>
       </w:r>
@@ -7917,7 +7927,7 @@
       <w:r>
         <w:t>Проектирование интеграции основного алгоритма в графический интерфейс</w:t>
       </w:r>
-      <w:bookmarkEnd w:id="33"/>
+      <w:bookmarkEnd w:id="32"/>
     </w:p>
     <w:p>
       <w:pPr>
@@ -8113,23 +8123,23 @@
           <w:numId w:val="2"/>
         </w:numPr>
       </w:pPr>
-      <w:bookmarkStart w:id="34" w:name="_Toc234849658"/>
+      <w:bookmarkStart w:id="33" w:name="_Toc234849658"/>
       <w:r>
         <w:lastRenderedPageBreak/>
         <w:t>3 ИСПОЛЬЗУЕМЫЕ ТЕХНОЛОГИИ</w:t>
       </w:r>
-      <w:bookmarkEnd w:id="34"/>
+      <w:bookmarkEnd w:id="33"/>
     </w:p>
     <w:p>
       <w:pPr>
         <w:pStyle w:val="3"/>
         <w:ind w:left="0"/>
       </w:pPr>
-      <w:bookmarkStart w:id="35" w:name="_Toc234849659"/>
+      <w:bookmarkStart w:id="34" w:name="_Toc234849659"/>
       <w:r>
         <w:t>3.1 Генератор случайных чисел для генерации графа</w:t>
       </w:r>
-      <w:bookmarkEnd w:id="35"/>
+      <w:bookmarkEnd w:id="34"/>
     </w:p>
     <w:p>
       <w:pPr>
@@ -8187,14 +8197,14 @@
         <w:pStyle w:val="3"/>
         <w:ind w:left="0"/>
       </w:pPr>
-      <w:bookmarkStart w:id="36" w:name="_Toc234849660"/>
+      <w:bookmarkStart w:id="35" w:name="_Toc234849660"/>
       <w:r>
         <w:t xml:space="preserve">3.2 Распределения для операторов </w:t>
       </w:r>
       <w:r>
         <w:t>генетического алгоритма</w:t>
       </w:r>
-      <w:bookmarkEnd w:id="36"/>
+      <w:bookmarkEnd w:id="35"/>
     </w:p>
     <w:p>
       <w:pPr>
@@ -8292,11 +8302,11 @@
         <w:pStyle w:val="3"/>
         <w:ind w:left="0"/>
       </w:pPr>
-      <w:bookmarkStart w:id="37" w:name="_Toc234849661"/>
+      <w:bookmarkStart w:id="36" w:name="_Toc234849661"/>
       <w:r>
         <w:t>3.3 Библиотеки для графического интерфейса</w:t>
       </w:r>
-      <w:bookmarkEnd w:id="37"/>
+      <w:bookmarkEnd w:id="36"/>
     </w:p>
     <w:p>
       <w:pPr>
@@ -8342,11 +8352,11 @@
       <w:pPr>
         <w:pStyle w:val="4"/>
       </w:pPr>
-      <w:bookmarkStart w:id="38" w:name="_Toc234849662"/>
+      <w:bookmarkStart w:id="37" w:name="_Toc234849662"/>
       <w:r>
         <w:t>3.3.1 Библиотека Dear ImGui</w:t>
       </w:r>
-      <w:bookmarkEnd w:id="38"/>
+      <w:bookmarkEnd w:id="37"/>
     </w:p>
     <w:p>
       <w:pPr>
@@ -8392,14 +8402,14 @@
       <w:pPr>
         <w:pStyle w:val="4"/>
       </w:pPr>
-      <w:bookmarkStart w:id="39" w:name="_Toc234849663"/>
+      <w:bookmarkStart w:id="38" w:name="_Toc234849663"/>
       <w:r>
         <w:t xml:space="preserve">3.3.2 Библиотека </w:t>
       </w:r>
       <w:r>
         <w:t>GLFW</w:t>
       </w:r>
-      <w:bookmarkEnd w:id="39"/>
+      <w:bookmarkEnd w:id="38"/>
     </w:p>
     <w:p>
       <w:pPr>
@@ -8504,12 +8514,12 @@
       <w:pPr>
         <w:pStyle w:val="4"/>
       </w:pPr>
-      <w:bookmarkStart w:id="40" w:name="_Toc234849664"/>
+      <w:bookmarkStart w:id="39" w:name="_Toc234849664"/>
       <w:r>
         <w:lastRenderedPageBreak/>
         <w:t>3.3.3 Библиотека ImPlot</w:t>
       </w:r>
-      <w:bookmarkEnd w:id="40"/>
+      <w:bookmarkEnd w:id="39"/>
     </w:p>
     <w:p>
       <w:pPr>
@@ -8551,12 +8561,12 @@
           <w:numId w:val="2"/>
         </w:numPr>
       </w:pPr>
-      <w:bookmarkStart w:id="41" w:name="_Toc234849665"/>
+      <w:bookmarkStart w:id="40" w:name="_Toc234849665"/>
       <w:r>
         <w:lastRenderedPageBreak/>
         <w:t>4 ОТЗЫВ РУКОВОДИТЕЛЯ</w:t>
       </w:r>
-      <w:bookmarkEnd w:id="41"/>
+      <w:bookmarkEnd w:id="40"/>
     </w:p>
     <w:p>
       <w:pPr>
@@ -8576,12 +8586,12 @@
         <w:pStyle w:val="2"/>
         <w:ind w:left="0"/>
       </w:pPr>
-      <w:bookmarkStart w:id="42" w:name="_Toc234849666"/>
+      <w:bookmarkStart w:id="41" w:name="_Toc234849666"/>
       <w:r>
         <w:lastRenderedPageBreak/>
         <w:t>ЗАКЛЮЧЕНИЕ</w:t>
       </w:r>
-      <w:bookmarkEnd w:id="42"/>
+      <w:bookmarkEnd w:id="41"/>
     </w:p>
     <w:p>
       <w:pPr>
@@ -8705,8 +8715,8 @@
           <w:rFonts w:cs="Times New Roman"/>
         </w:rPr>
       </w:pPr>
-      <w:bookmarkStart w:id="43" w:name="_Toc73173388"/>
-      <w:bookmarkStart w:id="44" w:name="_Toc234849667"/>
+      <w:bookmarkStart w:id="42" w:name="_Toc73173388"/>
+      <w:bookmarkStart w:id="43" w:name="_Toc234849667"/>
       <w:r>
         <w:rPr>
           <w:rFonts w:cs="Times New Roman"/>
@@ -8714,8 +8724,8 @@
         <w:lastRenderedPageBreak/>
         <w:t>СПИСОК ИСПОЛЬЗОВАННЫХ ИСТОЧНИКОВ</w:t>
       </w:r>
+      <w:bookmarkEnd w:id="42"/>
       <w:bookmarkEnd w:id="43"/>
-      <w:bookmarkEnd w:id="44"/>
     </w:p>
     <w:p>
       <w:pPr>
@@ -9011,7 +9021,7 @@
           <w:rFonts w:cs="Times New Roman"/>
         </w:rPr>
       </w:pPr>
-      <w:bookmarkStart w:id="45" w:name="_Toc234849668"/>
+      <w:bookmarkStart w:id="44" w:name="_Toc234849668"/>
       <w:r>
         <w:rPr>
           <w:rFonts w:cs="Times New Roman"/>
@@ -9020,7 +9030,7 @@
         <w:lastRenderedPageBreak/>
         <w:t>ПРИЛОЖЕНИЕ А</w:t>
       </w:r>
-      <w:bookmarkEnd w:id="45"/>
+      <w:bookmarkEnd w:id="44"/>
     </w:p>
     <w:p>
       <w:pPr>
@@ -9095,10 +9105,156 @@
         <w:t xml:space="preserve"> программы</w:t>
       </w:r>
     </w:p>
+    <w:p>
+      <w:pPr>
+        <w:pStyle w:val="a"/>
+        <w:numPr>
+          <w:ilvl w:val="0"/>
+          <w:numId w:val="0"/>
+        </w:numPr>
+        <w:jc w:val="center"/>
+      </w:pPr>
+      <w:r>
+        <w:rPr>
+          <w:noProof/>
+          <w:lang w:eastAsia="ru-RU" w:bidi="ar-SA"/>
+        </w:rPr>
+        <w:drawing>
+          <wp:inline distT="0" distB="0" distL="0" distR="0" wp14:anchorId="2004B2E8" wp14:editId="478E7D26">
+            <wp:extent cx="5734850" cy="4029637"/>
+            <wp:effectExtent l="0" t="0" r="0" b="9525"/>
+            <wp:docPr id="1" name="Рисунок 1"/>
+            <wp:cNvGraphicFramePr>
+              <a:graphicFrameLocks xmlns:a="http://schemas.openxmlformats.org/drawingml/2006/main" noChangeAspect="1"/>
+            </wp:cNvGraphicFramePr>
+            <a:graphic xmlns:a="http://schemas.openxmlformats.org/drawingml/2006/main">
+              <a:graphicData uri="http://schemas.openxmlformats.org/drawingml/2006/picture">
+                <pic:pic xmlns:pic="http://schemas.openxmlformats.org/drawingml/2006/picture">
+                  <pic:nvPicPr>
+                    <pic:cNvPr id="1" name="Снимок экрана 2026-07-14 100635.png"/>
+                    <pic:cNvPicPr/>
+                  </pic:nvPicPr>
+                  <pic:blipFill>
+                    <a:blip r:embed="rId15">
+                      <a:extLst>
+                        <a:ext uri="{28A0092B-C50C-407E-A947-70E740481C1C}">
+                          <a14:useLocalDpi xmlns:a14="http://schemas.microsoft.com/office/drawing/2010/main" val="0"/>
+                        </a:ext>
+                      </a:extLst>
+                    </a:blip>
+                    <a:stretch>
+                      <a:fillRect/>
+                    </a:stretch>
+                  </pic:blipFill>
+                  <pic:spPr>
+                    <a:xfrm>
+                      <a:off x="0" y="0"/>
+                      <a:ext cx="5734850" cy="4029637"/>
+                    </a:xfrm>
+                    <a:prstGeom prst="rect">
+                      <a:avLst/>
+                    </a:prstGeom>
+                  </pic:spPr>
+                </pic:pic>
+              </a:graphicData>
+            </a:graphic>
+          </wp:inline>
+        </w:drawing>
+      </w:r>
+    </w:p>
+    <w:p>
+      <w:pPr>
+        <w:pStyle w:val="a"/>
+        <w:numPr>
+          <w:ilvl w:val="0"/>
+          <w:numId w:val="0"/>
+        </w:numPr>
+        <w:jc w:val="center"/>
+      </w:pPr>
+      <w:r>
+        <w:t xml:space="preserve">Рисунок А2 – </w:t>
+      </w:r>
+      <w:r>
+        <w:t>Ручной ввод графа</w:t>
+      </w:r>
+    </w:p>
+    <w:p>
+      <w:pPr>
+        <w:pStyle w:val="a"/>
+        <w:numPr>
+          <w:ilvl w:val="0"/>
+          <w:numId w:val="0"/>
+        </w:numPr>
+        <w:jc w:val="center"/>
+      </w:pPr>
+      <w:r>
+        <w:rPr>
+          <w:noProof/>
+          <w:lang w:eastAsia="ru-RU" w:bidi="ar-SA"/>
+        </w:rPr>
+        <w:lastRenderedPageBreak/>
+        <w:drawing>
+          <wp:inline distT="0" distB="0" distL="0" distR="0" wp14:anchorId="241A80D5" wp14:editId="223BEFBC">
+            <wp:extent cx="3305636" cy="1105054"/>
+            <wp:effectExtent l="0" t="0" r="9525" b="0"/>
+            <wp:docPr id="2" name="Рисунок 2"/>
+            <wp:cNvGraphicFramePr>
+              <a:graphicFrameLocks xmlns:a="http://schemas.openxmlformats.org/drawingml/2006/main" noChangeAspect="1"/>
+            </wp:cNvGraphicFramePr>
+            <a:graphic xmlns:a="http://schemas.openxmlformats.org/drawingml/2006/main">
+              <a:graphicData uri="http://schemas.openxmlformats.org/drawingml/2006/picture">
+                <pic:pic xmlns:pic="http://schemas.openxmlformats.org/drawingml/2006/picture">
+                  <pic:nvPicPr>
+                    <pic:cNvPr id="2" name="Снимок экрана 2026-07-14 100618.png"/>
+                    <pic:cNvPicPr/>
+                  </pic:nvPicPr>
+                  <pic:blipFill>
+                    <a:blip r:embed="rId16">
+                      <a:extLst>
+                        <a:ext uri="{28A0092B-C50C-407E-A947-70E740481C1C}">
+                          <a14:useLocalDpi xmlns:a14="http://schemas.microsoft.com/office/drawing/2010/main" val="0"/>
+                        </a:ext>
+                      </a:extLst>
+                    </a:blip>
+                    <a:stretch>
+                      <a:fillRect/>
+                    </a:stretch>
+                  </pic:blipFill>
+                  <pic:spPr>
+                    <a:xfrm>
+                      <a:off x="0" y="0"/>
+                      <a:ext cx="3305636" cy="1105054"/>
+                    </a:xfrm>
+                    <a:prstGeom prst="rect">
+                      <a:avLst/>
+                    </a:prstGeom>
+                  </pic:spPr>
+                </pic:pic>
+              </a:graphicData>
+            </a:graphic>
+          </wp:inline>
+        </w:drawing>
+      </w:r>
+    </w:p>
+    <w:p>
+      <w:pPr>
+        <w:pStyle w:val="a"/>
+        <w:numPr>
+          <w:ilvl w:val="0"/>
+          <w:numId w:val="0"/>
+        </w:numPr>
+        <w:jc w:val="center"/>
+      </w:pPr>
+      <w:r>
+        <w:t>Рисунок А3 – Случайная генерация графа по заданным параметрам</w:t>
+      </w:r>
+      <w:bookmarkStart w:id="45" w:name="_GoBack"/>
+      <w:bookmarkEnd w:id="45"/>
+    </w:p>
     <w:sectPr>
-      <w:footerReference w:type="even" r:id="rId15"/>
-      <w:footerReference w:type="default" r:id="rId16"/>
-      <w:footerReference w:type="first" r:id="rId17"/>
+      <w:footerReference w:type="even" r:id="rId17"/>
+      <w:footerReference w:type="default" r:id="rId18"/>
+      <w:footerReference w:type="first" r:id="rId19"/>
       <w:pgSz w:w="11906" w:h="16838"/>
       <w:pgMar w:top="1134" w:right="850" w:bottom="1134" w:left="1701" w:header="0" w:footer="708" w:gutter="0"/>
       <w:cols w:space="720"/>
@@ -9180,7 +9336,7 @@
         <w:rStyle w:val="a6"/>
         <w:noProof/>
       </w:rPr>
-      <w:t>31</w:t>
+      <w:t>32</w:t>
     </w:r>
     <w:r>
       <w:rPr>
@@ -12904,7 +13060,7 @@
 </file>
 
 <file path=customXml/itemProps1.xml><?xml version="1.0" encoding="utf-8"?>
-<ds:datastoreItem xmlns:ds="http://schemas.openxmlformats.org/officeDocument/2006/customXml" ds:itemID="{72A03452-89E0-4889-AB3C-F1ACCD18D0BD}">
+<ds:datastoreItem xmlns:ds="http://schemas.openxmlformats.org/officeDocument/2006/customXml" ds:itemID="{A9CD1B60-25BD-4E85-BBB8-E99E4EA53CA7}">
   <ds:schemaRefs>
     <ds:schemaRef ds:uri="http://schemas.openxmlformats.org/officeDocument/2006/bibliography"/>
   </ds:schemaRefs>

--- a/Report.docx
+++ b/Report.docx
@@ -395,19 +395,7 @@
               <w:rPr>
                 <w:rFonts w:cs="Times New Roman"/>
               </w:rPr>
-              <w:t>Студент</w:t>
-            </w:r>
-            <w:r>
-              <w:rPr>
-                <w:rFonts w:cs="Times New Roman"/>
-              </w:rPr>
-              <w:t>ы</w:t>
-            </w:r>
-            <w:r>
-              <w:rPr>
-                <w:rFonts w:cs="Times New Roman"/>
-              </w:rPr>
-              <w:t xml:space="preserve"> гр. </w:t>
+              <w:t xml:space="preserve">Студент гр. </w:t>
             </w:r>
             <w:r>
               <w:rPr>
@@ -508,6 +496,12 @@
                 <w:rFonts w:cs="Times New Roman"/>
               </w:rPr>
             </w:pPr>
+            <w:r>
+              <w:rPr>
+                <w:rFonts w:cs="Times New Roman"/>
+              </w:rPr>
+              <w:t>Студент гр. 4343</w:t>
+            </w:r>
           </w:p>
         </w:tc>
         <w:tc>
@@ -595,6 +589,12 @@
                 <w:rFonts w:cs="Times New Roman"/>
               </w:rPr>
             </w:pPr>
+            <w:r>
+              <w:rPr>
+                <w:rFonts w:cs="Times New Roman"/>
+              </w:rPr>
+              <w:t>Студент гр. 4343</w:t>
+            </w:r>
           </w:p>
         </w:tc>
         <w:tc>
@@ -1100,19 +1100,7 @@
               <w:rPr>
                 <w:szCs w:val="28"/>
               </w:rPr>
-              <w:t>Студент</w:t>
-            </w:r>
-            <w:r>
-              <w:rPr>
-                <w:szCs w:val="28"/>
-              </w:rPr>
-              <w:t>ы</w:t>
-            </w:r>
-            <w:r>
-              <w:rPr>
-                <w:szCs w:val="28"/>
-              </w:rPr>
-              <w:t xml:space="preserve">: </w:t>
+              <w:t xml:space="preserve">Студент: </w:t>
             </w:r>
             <w:r>
               <w:rPr>
@@ -1135,11 +1123,16 @@
           <w:p>
             <w:pPr>
               <w:spacing w:line="360" w:lineRule="auto"/>
-              <w:ind w:left="1304"/>
               <w:rPr>
                 <w:szCs w:val="28"/>
               </w:rPr>
             </w:pPr>
+            <w:r>
+              <w:rPr>
+                <w:szCs w:val="28"/>
+              </w:rPr>
+              <w:t xml:space="preserve">Студент: </w:t>
+            </w:r>
             <w:r>
               <w:rPr>
                 <w:szCs w:val="28"/>
@@ -1161,11 +1154,16 @@
           <w:p>
             <w:pPr>
               <w:spacing w:line="360" w:lineRule="auto"/>
-              <w:ind w:left="1304"/>
               <w:rPr>
                 <w:szCs w:val="28"/>
               </w:rPr>
             </w:pPr>
+            <w:r>
+              <w:rPr>
+                <w:szCs w:val="28"/>
+              </w:rPr>
+              <w:t xml:space="preserve">Студент: </w:t>
+            </w:r>
             <w:r>
               <w:rPr>
                 <w:szCs w:val="28"/>
@@ -1399,7 +1397,13 @@
                 <w:szCs w:val="28"/>
                 <w:lang w:val="en-US"/>
               </w:rPr>
-              <w:t>14</w:t>
+              <w:t>1</w:t>
+            </w:r>
+            <w:r>
+              <w:rPr>
+                <w:szCs w:val="28"/>
+              </w:rPr>
+              <w:t>7</w:t>
             </w:r>
             <w:r>
               <w:rPr>
@@ -1459,7 +1463,13 @@
                 <w:szCs w:val="28"/>
                 <w:lang w:val="en-US"/>
               </w:rPr>
-              <w:t>14</w:t>
+              <w:t>1</w:t>
+            </w:r>
+            <w:r>
+              <w:rPr>
+                <w:szCs w:val="28"/>
+              </w:rPr>
+              <w:t>7</w:t>
             </w:r>
             <w:r>
               <w:rPr>
@@ -1531,7 +1541,7 @@
               <w:rPr>
                 <w:szCs w:val="28"/>
               </w:rPr>
-              <w:t>Студенты</w:t>
+              <w:t>Студент</w:t>
             </w:r>
           </w:p>
         </w:tc>
@@ -1589,6 +1599,12 @@
                 <w:szCs w:val="28"/>
               </w:rPr>
             </w:pPr>
+            <w:r>
+              <w:rPr>
+                <w:szCs w:val="28"/>
+              </w:rPr>
+              <w:t>Студент</w:t>
+            </w:r>
           </w:p>
         </w:tc>
         <w:tc>
@@ -1647,6 +1663,12 @@
                 <w:szCs w:val="28"/>
               </w:rPr>
             </w:pPr>
+            <w:r>
+              <w:rPr>
+                <w:szCs w:val="28"/>
+              </w:rPr>
+              <w:t>Студент</w:t>
+            </w:r>
           </w:p>
         </w:tc>
         <w:tc>
@@ -1991,7 +2013,7 @@
             </w:rPr>
             <w:fldChar w:fldCharType="separate"/>
           </w:r>
-          <w:hyperlink w:anchor="_Toc234849627" w:history="1">
+          <w:hyperlink w:anchor="_Toc235105910" w:history="1">
             <w:r>
               <w:rPr>
                 <w:rStyle w:val="a7"/>
@@ -2019,7 +2041,7 @@
                 <w:noProof/>
                 <w:webHidden/>
               </w:rPr>
-              <w:instrText xml:space="preserve"> PAGEREF _Toc234849627 \h </w:instrText>
+              <w:instrText xml:space="preserve"> PAGEREF _Toc235105910 \h </w:instrText>
             </w:r>
             <w:r>
               <w:rPr>
@@ -2061,7 +2083,7 @@
               <w:lang w:eastAsia="ru-RU" w:bidi="ar-SA"/>
             </w:rPr>
           </w:pPr>
-          <w:hyperlink w:anchor="_Toc234849628" w:history="1">
+          <w:hyperlink w:anchor="_Toc235105911" w:history="1">
             <w:r>
               <w:rPr>
                 <w:rStyle w:val="a7"/>
@@ -2088,7 +2110,7 @@
                 <w:noProof/>
                 <w:webHidden/>
               </w:rPr>
-              <w:instrText xml:space="preserve"> PAGEREF _Toc234849628 \h </w:instrText>
+              <w:instrText xml:space="preserve"> PAGEREF _Toc235105911 \h </w:instrText>
             </w:r>
             <w:r>
               <w:rPr>
@@ -2130,7 +2152,7 @@
               <w:lang w:eastAsia="ru-RU" w:bidi="ar-SA"/>
             </w:rPr>
           </w:pPr>
-          <w:hyperlink w:anchor="_Toc234849629" w:history="1">
+          <w:hyperlink w:anchor="_Toc235105912" w:history="1">
             <w:r>
               <w:rPr>
                 <w:rStyle w:val="a7"/>
@@ -2157,7 +2179,7 @@
                 <w:noProof/>
                 <w:webHidden/>
               </w:rPr>
-              <w:instrText xml:space="preserve"> PAGEREF _Toc234849629 \h </w:instrText>
+              <w:instrText xml:space="preserve"> PAGEREF _Toc235105912 \h </w:instrText>
             </w:r>
             <w:r>
               <w:rPr>
@@ -2199,7 +2221,7 @@
               <w:lang w:eastAsia="ru-RU" w:bidi="ar-SA"/>
             </w:rPr>
           </w:pPr>
-          <w:hyperlink w:anchor="_Toc234849630" w:history="1">
+          <w:hyperlink w:anchor="_Toc235105913" w:history="1">
             <w:r>
               <w:rPr>
                 <w:rStyle w:val="a7"/>
@@ -2226,7 +2248,7 @@
                 <w:noProof/>
                 <w:webHidden/>
               </w:rPr>
-              <w:instrText xml:space="preserve"> PAGEREF _Toc234849630 \h </w:instrText>
+              <w:instrText xml:space="preserve"> PAGEREF _Toc235105913 \h </w:instrText>
             </w:r>
             <w:r>
               <w:rPr>
@@ -2271,7 +2293,7 @@
               <w:lang w:eastAsia="ru-RU" w:bidi="ar-SA"/>
             </w:rPr>
           </w:pPr>
-          <w:hyperlink w:anchor="_Toc234849631" w:history="1">
+          <w:hyperlink w:anchor="_Toc235105914" w:history="1">
             <w:r>
               <w:rPr>
                 <w:rStyle w:val="a7"/>
@@ -2298,7 +2320,7 @@
                 <w:noProof/>
                 <w:webHidden/>
               </w:rPr>
-              <w:instrText xml:space="preserve"> PAGEREF _Toc234849631 \h </w:instrText>
+              <w:instrText xml:space="preserve"> PAGEREF _Toc235105914 \h </w:instrText>
             </w:r>
             <w:r>
               <w:rPr>
@@ -2343,13 +2365,13 @@
               <w:lang w:eastAsia="ru-RU" w:bidi="ar-SA"/>
             </w:rPr>
           </w:pPr>
-          <w:hyperlink w:anchor="_Toc234849632" w:history="1">
+          <w:hyperlink w:anchor="_Toc235105915" w:history="1">
             <w:r>
               <w:rPr>
                 <w:rStyle w:val="a7"/>
                 <w:noProof/>
               </w:rPr>
-              <w:t>1.2.2 Анализ требований к программному средству</w:t>
+              <w:t>1.2.2 Проектирование и реализация генетического алгоритма</w:t>
             </w:r>
             <w:r>
               <w:rPr>
@@ -2370,7 +2392,7 @@
                 <w:noProof/>
                 <w:webHidden/>
               </w:rPr>
-              <w:instrText xml:space="preserve"> PAGEREF _Toc234849632 \h </w:instrText>
+              <w:instrText xml:space="preserve"> PAGEREF _Toc235105915 \h </w:instrText>
             </w:r>
             <w:r>
               <w:rPr>
@@ -2390,7 +2412,7 @@
                 <w:noProof/>
                 <w:webHidden/>
               </w:rPr>
-              <w:t>9</w:t>
+              <w:t>8</w:t>
             </w:r>
             <w:r>
               <w:rPr>
@@ -2415,13 +2437,13 @@
               <w:lang w:eastAsia="ru-RU" w:bidi="ar-SA"/>
             </w:rPr>
           </w:pPr>
-          <w:hyperlink w:anchor="_Toc234849633" w:history="1">
+          <w:hyperlink w:anchor="_Toc235105916" w:history="1">
             <w:r>
               <w:rPr>
                 <w:rStyle w:val="a7"/>
                 <w:noProof/>
               </w:rPr>
-              <w:t>1.2.3 Проектирование структуры программного решения</w:t>
+              <w:t>1.2.3 Проектирование структуры хранения графа и генерации входных данных</w:t>
             </w:r>
             <w:r>
               <w:rPr>
@@ -2442,7 +2464,7 @@
                 <w:noProof/>
                 <w:webHidden/>
               </w:rPr>
-              <w:instrText xml:space="preserve"> PAGEREF _Toc234849633 \h </w:instrText>
+              <w:instrText xml:space="preserve"> PAGEREF _Toc235105916 \h </w:instrText>
             </w:r>
             <w:r>
               <w:rPr>
@@ -2487,13 +2509,13 @@
               <w:lang w:eastAsia="ru-RU" w:bidi="ar-SA"/>
             </w:rPr>
           </w:pPr>
-          <w:hyperlink w:anchor="_Toc234849634" w:history="1">
+          <w:hyperlink w:anchor="_Toc235105917" w:history="1">
             <w:r>
               <w:rPr>
                 <w:rStyle w:val="a7"/>
                 <w:noProof/>
               </w:rPr>
-              <w:t>1.2.4 Проектирование генетического алгоритма</w:t>
+              <w:t>1.2.4 Проектирование и разработка графического интерфейса</w:t>
             </w:r>
             <w:r>
               <w:rPr>
@@ -2514,7 +2536,7 @@
                 <w:noProof/>
                 <w:webHidden/>
               </w:rPr>
-              <w:instrText xml:space="preserve"> PAGEREF _Toc234849634 \h </w:instrText>
+              <w:instrText xml:space="preserve"> PAGEREF _Toc235105917 \h </w:instrText>
             </w:r>
             <w:r>
               <w:rPr>
@@ -2559,28 +2581,13 @@
               <w:lang w:eastAsia="ru-RU" w:bidi="ar-SA"/>
             </w:rPr>
           </w:pPr>
-          <w:hyperlink w:anchor="_Toc234849635" w:history="1">
+          <w:hyperlink w:anchor="_Toc235105918" w:history="1">
             <w:r>
               <w:rPr>
                 <w:rStyle w:val="a7"/>
                 <w:noProof/>
               </w:rPr>
-              <w:t>1.2.</w:t>
-            </w:r>
-            <w:r>
-              <w:rPr>
-                <w:rStyle w:val="a7"/>
-                <w:noProof/>
-                <w:lang w:val="en-US"/>
-              </w:rPr>
-              <w:t>5</w:t>
-            </w:r>
-            <w:r>
-              <w:rPr>
-                <w:rStyle w:val="a7"/>
-                <w:noProof/>
-              </w:rPr>
-              <w:t xml:space="preserve"> Разработка графического пользовательского интерфейса</w:t>
+              <w:t>1.2.5 Интеграция компонентов программного комплекса</w:t>
             </w:r>
             <w:r>
               <w:rPr>
@@ -2601,7 +2608,7 @@
                 <w:noProof/>
                 <w:webHidden/>
               </w:rPr>
-              <w:instrText xml:space="preserve"> PAGEREF _Toc234849635 \h </w:instrText>
+              <w:instrText xml:space="preserve"> PAGEREF _Toc235105918 \h </w:instrText>
             </w:r>
             <w:r>
               <w:rPr>
@@ -2646,28 +2653,151 @@
               <w:lang w:eastAsia="ru-RU" w:bidi="ar-SA"/>
             </w:rPr>
           </w:pPr>
-          <w:hyperlink w:anchor="_Toc234849636" w:history="1">
+          <w:hyperlink w:anchor="_Toc235105919" w:history="1">
             <w:r>
               <w:rPr>
                 <w:rStyle w:val="a7"/>
                 <w:noProof/>
               </w:rPr>
-              <w:t>1.2.</w:t>
-            </w:r>
+              <w:t>1.2.6 Анализ результатов</w:t>
+            </w:r>
+            <w:r>
+              <w:rPr>
+                <w:noProof/>
+                <w:webHidden/>
+              </w:rPr>
+              <w:tab/>
+            </w:r>
+            <w:r>
+              <w:rPr>
+                <w:noProof/>
+                <w:webHidden/>
+              </w:rPr>
+              <w:fldChar w:fldCharType="begin"/>
+            </w:r>
+            <w:r>
+              <w:rPr>
+                <w:noProof/>
+                <w:webHidden/>
+              </w:rPr>
+              <w:instrText xml:space="preserve"> PAGEREF _Toc235105919 \h </w:instrText>
+            </w:r>
+            <w:r>
+              <w:rPr>
+                <w:noProof/>
+                <w:webHidden/>
+              </w:rPr>
+            </w:r>
+            <w:r>
+              <w:rPr>
+                <w:noProof/>
+                <w:webHidden/>
+              </w:rPr>
+              <w:fldChar w:fldCharType="separate"/>
+            </w:r>
+            <w:r>
+              <w:rPr>
+                <w:noProof/>
+                <w:webHidden/>
+              </w:rPr>
+              <w:t>9</w:t>
+            </w:r>
+            <w:r>
+              <w:rPr>
+                <w:noProof/>
+                <w:webHidden/>
+              </w:rPr>
+              <w:fldChar w:fldCharType="end"/>
+            </w:r>
+          </w:hyperlink>
+        </w:p>
+        <w:p>
+          <w:pPr>
+            <w:pStyle w:val="20"/>
+            <w:rPr>
+              <w:rFonts w:asciiTheme="minorHAnsi" w:eastAsiaTheme="minorEastAsia" w:hAnsiTheme="minorHAnsi" w:cstheme="minorBidi"/>
+              <w:noProof/>
+              <w:sz w:val="22"/>
+              <w:szCs w:val="22"/>
+              <w:lang w:eastAsia="ru-RU" w:bidi="ar-SA"/>
+            </w:rPr>
+          </w:pPr>
+          <w:hyperlink w:anchor="_Toc235105920" w:history="1">
             <w:r>
               <w:rPr>
                 <w:rStyle w:val="a7"/>
                 <w:noProof/>
-                <w:lang w:val="en-US"/>
-              </w:rPr>
-              <w:t>6</w:t>
-            </w:r>
+              </w:rPr>
+              <w:t>2 РЕЗУЛЬТАТЫ РАБОТЫ</w:t>
+            </w:r>
+            <w:r>
+              <w:rPr>
+                <w:noProof/>
+                <w:webHidden/>
+              </w:rPr>
+              <w:tab/>
+            </w:r>
+            <w:r>
+              <w:rPr>
+                <w:noProof/>
+                <w:webHidden/>
+              </w:rPr>
+              <w:fldChar w:fldCharType="begin"/>
+            </w:r>
+            <w:r>
+              <w:rPr>
+                <w:noProof/>
+                <w:webHidden/>
+              </w:rPr>
+              <w:instrText xml:space="preserve"> PAGEREF _Toc235105920 \h </w:instrText>
+            </w:r>
+            <w:r>
+              <w:rPr>
+                <w:noProof/>
+                <w:webHidden/>
+              </w:rPr>
+            </w:r>
+            <w:r>
+              <w:rPr>
+                <w:noProof/>
+                <w:webHidden/>
+              </w:rPr>
+              <w:fldChar w:fldCharType="separate"/>
+            </w:r>
+            <w:r>
+              <w:rPr>
+                <w:noProof/>
+                <w:webHidden/>
+              </w:rPr>
+              <w:t>11</w:t>
+            </w:r>
+            <w:r>
+              <w:rPr>
+                <w:noProof/>
+                <w:webHidden/>
+              </w:rPr>
+              <w:fldChar w:fldCharType="end"/>
+            </w:r>
+          </w:hyperlink>
+        </w:p>
+        <w:p>
+          <w:pPr>
+            <w:pStyle w:val="31"/>
+            <w:rPr>
+              <w:rFonts w:asciiTheme="minorHAnsi" w:eastAsiaTheme="minorEastAsia" w:hAnsiTheme="minorHAnsi" w:cstheme="minorBidi"/>
+              <w:noProof/>
+              <w:sz w:val="22"/>
+              <w:szCs w:val="22"/>
+              <w:lang w:eastAsia="ru-RU" w:bidi="ar-SA"/>
+            </w:rPr>
+          </w:pPr>
+          <w:hyperlink w:anchor="_Toc235105921" w:history="1">
             <w:r>
               <w:rPr>
                 <w:rStyle w:val="a7"/>
                 <w:noProof/>
               </w:rPr>
-              <w:t xml:space="preserve"> Реализация способов задания исходных данных</w:t>
+              <w:t>2.1 Проектирование формата хранения графа</w:t>
             </w:r>
             <w:r>
               <w:rPr>
@@ -2688,7 +2818,7 @@
                 <w:noProof/>
                 <w:webHidden/>
               </w:rPr>
-              <w:instrText xml:space="preserve"> PAGEREF _Toc234849636 \h </w:instrText>
+              <w:instrText xml:space="preserve"> PAGEREF _Toc235105921 \h </w:instrText>
             </w:r>
             <w:r>
               <w:rPr>
@@ -2708,7 +2838,145 @@
                 <w:noProof/>
                 <w:webHidden/>
               </w:rPr>
-              <w:t>9</w:t>
+              <w:t>11</w:t>
+            </w:r>
+            <w:r>
+              <w:rPr>
+                <w:noProof/>
+                <w:webHidden/>
+              </w:rPr>
+              <w:fldChar w:fldCharType="end"/>
+            </w:r>
+          </w:hyperlink>
+        </w:p>
+        <w:p>
+          <w:pPr>
+            <w:pStyle w:val="31"/>
+            <w:rPr>
+              <w:rFonts w:asciiTheme="minorHAnsi" w:eastAsiaTheme="minorEastAsia" w:hAnsiTheme="minorHAnsi" w:cstheme="minorBidi"/>
+              <w:noProof/>
+              <w:sz w:val="22"/>
+              <w:szCs w:val="22"/>
+              <w:lang w:eastAsia="ru-RU" w:bidi="ar-SA"/>
+            </w:rPr>
+          </w:pPr>
+          <w:hyperlink w:anchor="_Toc235105922" w:history="1">
+            <w:r>
+              <w:rPr>
+                <w:rStyle w:val="a7"/>
+                <w:noProof/>
+              </w:rPr>
+              <w:t>2.2 Генерация случайного графа</w:t>
+            </w:r>
+            <w:r>
+              <w:rPr>
+                <w:noProof/>
+                <w:webHidden/>
+              </w:rPr>
+              <w:tab/>
+            </w:r>
+            <w:r>
+              <w:rPr>
+                <w:noProof/>
+                <w:webHidden/>
+              </w:rPr>
+              <w:fldChar w:fldCharType="begin"/>
+            </w:r>
+            <w:r>
+              <w:rPr>
+                <w:noProof/>
+                <w:webHidden/>
+              </w:rPr>
+              <w:instrText xml:space="preserve"> PAGEREF _Toc235105922 \h </w:instrText>
+            </w:r>
+            <w:r>
+              <w:rPr>
+                <w:noProof/>
+                <w:webHidden/>
+              </w:rPr>
+            </w:r>
+            <w:r>
+              <w:rPr>
+                <w:noProof/>
+                <w:webHidden/>
+              </w:rPr>
+              <w:fldChar w:fldCharType="separate"/>
+            </w:r>
+            <w:r>
+              <w:rPr>
+                <w:noProof/>
+                <w:webHidden/>
+              </w:rPr>
+              <w:t>11</w:t>
+            </w:r>
+            <w:r>
+              <w:rPr>
+                <w:noProof/>
+                <w:webHidden/>
+              </w:rPr>
+              <w:fldChar w:fldCharType="end"/>
+            </w:r>
+          </w:hyperlink>
+        </w:p>
+        <w:p>
+          <w:pPr>
+            <w:pStyle w:val="31"/>
+            <w:rPr>
+              <w:rFonts w:asciiTheme="minorHAnsi" w:eastAsiaTheme="minorEastAsia" w:hAnsiTheme="minorHAnsi" w:cstheme="minorBidi"/>
+              <w:noProof/>
+              <w:sz w:val="22"/>
+              <w:szCs w:val="22"/>
+              <w:lang w:eastAsia="ru-RU" w:bidi="ar-SA"/>
+            </w:rPr>
+          </w:pPr>
+          <w:hyperlink w:anchor="_Toc235105923" w:history="1">
+            <w:r>
+              <w:rPr>
+                <w:rStyle w:val="a7"/>
+                <w:noProof/>
+              </w:rPr>
+              <w:t>2.3 Проектирование программного решения для генетического алгоритма</w:t>
+            </w:r>
+            <w:r>
+              <w:rPr>
+                <w:noProof/>
+                <w:webHidden/>
+              </w:rPr>
+              <w:tab/>
+            </w:r>
+            <w:r>
+              <w:rPr>
+                <w:noProof/>
+                <w:webHidden/>
+              </w:rPr>
+              <w:fldChar w:fldCharType="begin"/>
+            </w:r>
+            <w:r>
+              <w:rPr>
+                <w:noProof/>
+                <w:webHidden/>
+              </w:rPr>
+              <w:instrText xml:space="preserve"> PAGEREF _Toc235105923 \h </w:instrText>
+            </w:r>
+            <w:r>
+              <w:rPr>
+                <w:noProof/>
+                <w:webHidden/>
+              </w:rPr>
+            </w:r>
+            <w:r>
+              <w:rPr>
+                <w:noProof/>
+                <w:webHidden/>
+              </w:rPr>
+              <w:fldChar w:fldCharType="separate"/>
+            </w:r>
+            <w:r>
+              <w:rPr>
+                <w:noProof/>
+                <w:webHidden/>
+              </w:rPr>
+              <w:t>12</w:t>
             </w:r>
             <w:r>
               <w:rPr>
@@ -2733,13 +3001,13 @@
               <w:lang w:eastAsia="ru-RU" w:bidi="ar-SA"/>
             </w:rPr>
           </w:pPr>
-          <w:hyperlink w:anchor="_Toc234849637" w:history="1">
+          <w:hyperlink w:anchor="_Toc235105924" w:history="1">
             <w:r>
               <w:rPr>
                 <w:rStyle w:val="a7"/>
                 <w:noProof/>
               </w:rPr>
-              <w:t>1.2.7 Анализ результатов</w:t>
+              <w:t>2.3.1 Представление особи</w:t>
             </w:r>
             <w:r>
               <w:rPr>
@@ -2760,352 +3028,7 @@
                 <w:noProof/>
                 <w:webHidden/>
               </w:rPr>
-              <w:instrText xml:space="preserve"> PAGEREF _Toc234849637 \h </w:instrText>
-            </w:r>
-            <w:r>
-              <w:rPr>
-                <w:noProof/>
-                <w:webHidden/>
-              </w:rPr>
-            </w:r>
-            <w:r>
-              <w:rPr>
-                <w:noProof/>
-                <w:webHidden/>
-              </w:rPr>
-              <w:fldChar w:fldCharType="separate"/>
-            </w:r>
-            <w:r>
-              <w:rPr>
-                <w:noProof/>
-                <w:webHidden/>
-              </w:rPr>
-              <w:t>9</w:t>
-            </w:r>
-            <w:r>
-              <w:rPr>
-                <w:noProof/>
-                <w:webHidden/>
-              </w:rPr>
-              <w:fldChar w:fldCharType="end"/>
-            </w:r>
-          </w:hyperlink>
-        </w:p>
-        <w:p>
-          <w:pPr>
-            <w:pStyle w:val="20"/>
-            <w:rPr>
-              <w:rFonts w:asciiTheme="minorHAnsi" w:eastAsiaTheme="minorEastAsia" w:hAnsiTheme="minorHAnsi" w:cstheme="minorBidi"/>
-              <w:noProof/>
-              <w:sz w:val="22"/>
-              <w:szCs w:val="22"/>
-              <w:lang w:eastAsia="ru-RU" w:bidi="ar-SA"/>
-            </w:rPr>
-          </w:pPr>
-          <w:hyperlink w:anchor="_Toc234849638" w:history="1">
-            <w:r>
-              <w:rPr>
-                <w:rStyle w:val="a7"/>
-                <w:noProof/>
-              </w:rPr>
-              <w:t>2 РЕЗУЛЬТАТЫ РАБОТЫ</w:t>
-            </w:r>
-            <w:r>
-              <w:rPr>
-                <w:noProof/>
-                <w:webHidden/>
-              </w:rPr>
-              <w:tab/>
-            </w:r>
-            <w:r>
-              <w:rPr>
-                <w:noProof/>
-                <w:webHidden/>
-              </w:rPr>
-              <w:fldChar w:fldCharType="begin"/>
-            </w:r>
-            <w:r>
-              <w:rPr>
-                <w:noProof/>
-                <w:webHidden/>
-              </w:rPr>
-              <w:instrText xml:space="preserve"> PAGEREF _Toc234849638 \h </w:instrText>
-            </w:r>
-            <w:r>
-              <w:rPr>
-                <w:noProof/>
-                <w:webHidden/>
-              </w:rPr>
-            </w:r>
-            <w:r>
-              <w:rPr>
-                <w:noProof/>
-                <w:webHidden/>
-              </w:rPr>
-              <w:fldChar w:fldCharType="separate"/>
-            </w:r>
-            <w:r>
-              <w:rPr>
-                <w:noProof/>
-                <w:webHidden/>
-              </w:rPr>
-              <w:t>11</w:t>
-            </w:r>
-            <w:r>
-              <w:rPr>
-                <w:noProof/>
-                <w:webHidden/>
-              </w:rPr>
-              <w:fldChar w:fldCharType="end"/>
-            </w:r>
-          </w:hyperlink>
-        </w:p>
-        <w:p>
-          <w:pPr>
-            <w:pStyle w:val="31"/>
-            <w:rPr>
-              <w:rFonts w:asciiTheme="minorHAnsi" w:eastAsiaTheme="minorEastAsia" w:hAnsiTheme="minorHAnsi" w:cstheme="minorBidi"/>
-              <w:noProof/>
-              <w:sz w:val="22"/>
-              <w:szCs w:val="22"/>
-              <w:lang w:eastAsia="ru-RU" w:bidi="ar-SA"/>
-            </w:rPr>
-          </w:pPr>
-          <w:hyperlink w:anchor="_Toc234849639" w:history="1">
-            <w:r>
-              <w:rPr>
-                <w:rStyle w:val="a7"/>
-                <w:noProof/>
-              </w:rPr>
-              <w:t>2.1 Распределение ролей в бригаде</w:t>
-            </w:r>
-            <w:r>
-              <w:rPr>
-                <w:noProof/>
-                <w:webHidden/>
-              </w:rPr>
-              <w:tab/>
-            </w:r>
-            <w:r>
-              <w:rPr>
-                <w:noProof/>
-                <w:webHidden/>
-              </w:rPr>
-              <w:fldChar w:fldCharType="begin"/>
-            </w:r>
-            <w:r>
-              <w:rPr>
-                <w:noProof/>
-                <w:webHidden/>
-              </w:rPr>
-              <w:instrText xml:space="preserve"> PAGEREF _Toc234849639 \h </w:instrText>
-            </w:r>
-            <w:r>
-              <w:rPr>
-                <w:noProof/>
-                <w:webHidden/>
-              </w:rPr>
-            </w:r>
-            <w:r>
-              <w:rPr>
-                <w:noProof/>
-                <w:webHidden/>
-              </w:rPr>
-              <w:fldChar w:fldCharType="separate"/>
-            </w:r>
-            <w:r>
-              <w:rPr>
-                <w:noProof/>
-                <w:webHidden/>
-              </w:rPr>
-              <w:t>11</w:t>
-            </w:r>
-            <w:r>
-              <w:rPr>
-                <w:noProof/>
-                <w:webHidden/>
-              </w:rPr>
-              <w:fldChar w:fldCharType="end"/>
-            </w:r>
-          </w:hyperlink>
-        </w:p>
-        <w:p>
-          <w:pPr>
-            <w:pStyle w:val="31"/>
-            <w:rPr>
-              <w:rFonts w:asciiTheme="minorHAnsi" w:eastAsiaTheme="minorEastAsia" w:hAnsiTheme="minorHAnsi" w:cstheme="minorBidi"/>
-              <w:noProof/>
-              <w:sz w:val="22"/>
-              <w:szCs w:val="22"/>
-              <w:lang w:eastAsia="ru-RU" w:bidi="ar-SA"/>
-            </w:rPr>
-          </w:pPr>
-          <w:hyperlink w:anchor="_Toc234849640" w:history="1">
-            <w:r>
-              <w:rPr>
-                <w:rStyle w:val="a7"/>
-                <w:noProof/>
-              </w:rPr>
-              <w:t>2.2 Проектирование формата хранения графа</w:t>
-            </w:r>
-            <w:r>
-              <w:rPr>
-                <w:noProof/>
-                <w:webHidden/>
-              </w:rPr>
-              <w:tab/>
-            </w:r>
-            <w:r>
-              <w:rPr>
-                <w:noProof/>
-                <w:webHidden/>
-              </w:rPr>
-              <w:fldChar w:fldCharType="begin"/>
-            </w:r>
-            <w:r>
-              <w:rPr>
-                <w:noProof/>
-                <w:webHidden/>
-              </w:rPr>
-              <w:instrText xml:space="preserve"> PAGEREF _Toc234849640 \h </w:instrText>
-            </w:r>
-            <w:r>
-              <w:rPr>
-                <w:noProof/>
-                <w:webHidden/>
-              </w:rPr>
-            </w:r>
-            <w:r>
-              <w:rPr>
-                <w:noProof/>
-                <w:webHidden/>
-              </w:rPr>
-              <w:fldChar w:fldCharType="separate"/>
-            </w:r>
-            <w:r>
-              <w:rPr>
-                <w:noProof/>
-                <w:webHidden/>
-              </w:rPr>
-              <w:t>11</w:t>
-            </w:r>
-            <w:r>
-              <w:rPr>
-                <w:noProof/>
-                <w:webHidden/>
-              </w:rPr>
-              <w:fldChar w:fldCharType="end"/>
-            </w:r>
-          </w:hyperlink>
-        </w:p>
-        <w:p>
-          <w:pPr>
-            <w:pStyle w:val="31"/>
-            <w:rPr>
-              <w:rFonts w:asciiTheme="minorHAnsi" w:eastAsiaTheme="minorEastAsia" w:hAnsiTheme="minorHAnsi" w:cstheme="minorBidi"/>
-              <w:noProof/>
-              <w:sz w:val="22"/>
-              <w:szCs w:val="22"/>
-              <w:lang w:eastAsia="ru-RU" w:bidi="ar-SA"/>
-            </w:rPr>
-          </w:pPr>
-          <w:hyperlink w:anchor="_Toc234849641" w:history="1">
-            <w:r>
-              <w:rPr>
-                <w:rStyle w:val="a7"/>
-                <w:noProof/>
-              </w:rPr>
-              <w:t>2.3 Генерация случайного графа</w:t>
-            </w:r>
-            <w:r>
-              <w:rPr>
-                <w:noProof/>
-                <w:webHidden/>
-              </w:rPr>
-              <w:tab/>
-            </w:r>
-            <w:r>
-              <w:rPr>
-                <w:noProof/>
-                <w:webHidden/>
-              </w:rPr>
-              <w:fldChar w:fldCharType="begin"/>
-            </w:r>
-            <w:r>
-              <w:rPr>
-                <w:noProof/>
-                <w:webHidden/>
-              </w:rPr>
-              <w:instrText xml:space="preserve"> PAGEREF _Toc234849641 \h </w:instrText>
-            </w:r>
-            <w:r>
-              <w:rPr>
-                <w:noProof/>
-                <w:webHidden/>
-              </w:rPr>
-            </w:r>
-            <w:r>
-              <w:rPr>
-                <w:noProof/>
-                <w:webHidden/>
-              </w:rPr>
-              <w:fldChar w:fldCharType="separate"/>
-            </w:r>
-            <w:r>
-              <w:rPr>
-                <w:noProof/>
-                <w:webHidden/>
-              </w:rPr>
-              <w:t>12</w:t>
-            </w:r>
-            <w:r>
-              <w:rPr>
-                <w:noProof/>
-                <w:webHidden/>
-              </w:rPr>
-              <w:fldChar w:fldCharType="end"/>
-            </w:r>
-          </w:hyperlink>
-        </w:p>
-        <w:p>
-          <w:pPr>
-            <w:pStyle w:val="31"/>
-            <w:rPr>
-              <w:rFonts w:asciiTheme="minorHAnsi" w:eastAsiaTheme="minorEastAsia" w:hAnsiTheme="minorHAnsi" w:cstheme="minorBidi"/>
-              <w:noProof/>
-              <w:sz w:val="22"/>
-              <w:szCs w:val="22"/>
-              <w:lang w:eastAsia="ru-RU" w:bidi="ar-SA"/>
-            </w:rPr>
-          </w:pPr>
-          <w:hyperlink w:anchor="_Toc234849642" w:history="1">
-            <w:r>
-              <w:rPr>
-                <w:rStyle w:val="a7"/>
-                <w:noProof/>
-              </w:rPr>
-              <w:t>2.4 Проектирование программного решения для генетического алгоритма</w:t>
-            </w:r>
-            <w:r>
-              <w:rPr>
-                <w:noProof/>
-                <w:webHidden/>
-              </w:rPr>
-              <w:tab/>
-            </w:r>
-            <w:r>
-              <w:rPr>
-                <w:noProof/>
-                <w:webHidden/>
-              </w:rPr>
-              <w:fldChar w:fldCharType="begin"/>
-            </w:r>
-            <w:r>
-              <w:rPr>
-                <w:noProof/>
-                <w:webHidden/>
-              </w:rPr>
-              <w:instrText xml:space="preserve"> PAGEREF _Toc234849642 \h </w:instrText>
+              <w:instrText xml:space="preserve"> PAGEREF _Toc235105924 \h </w:instrText>
             </w:r>
             <w:r>
               <w:rPr>
@@ -3150,13 +3073,13 @@
               <w:lang w:eastAsia="ru-RU" w:bidi="ar-SA"/>
             </w:rPr>
           </w:pPr>
-          <w:hyperlink w:anchor="_Toc234849643" w:history="1">
+          <w:hyperlink w:anchor="_Toc235105925" w:history="1">
             <w:r>
               <w:rPr>
                 <w:rStyle w:val="a7"/>
                 <w:noProof/>
               </w:rPr>
-              <w:t>2.4.1 Представление особи</w:t>
+              <w:t>2.3.2 Функция исправления решения</w:t>
             </w:r>
             <w:r>
               <w:rPr>
@@ -3177,7 +3100,7 @@
                 <w:noProof/>
                 <w:webHidden/>
               </w:rPr>
-              <w:instrText xml:space="preserve"> PAGEREF _Toc234849643 \h </w:instrText>
+              <w:instrText xml:space="preserve"> PAGEREF _Toc235105925 \h </w:instrText>
             </w:r>
             <w:r>
               <w:rPr>
@@ -3197,7 +3120,7 @@
                 <w:noProof/>
                 <w:webHidden/>
               </w:rPr>
-              <w:t>12</w:t>
+              <w:t>13</w:t>
             </w:r>
             <w:r>
               <w:rPr>
@@ -3222,13 +3145,13 @@
               <w:lang w:eastAsia="ru-RU" w:bidi="ar-SA"/>
             </w:rPr>
           </w:pPr>
-          <w:hyperlink w:anchor="_Toc234849644" w:history="1">
+          <w:hyperlink w:anchor="_Toc235105926" w:history="1">
             <w:r>
               <w:rPr>
                 <w:rStyle w:val="a7"/>
                 <w:noProof/>
               </w:rPr>
-              <w:t>2.4.2 Функция исправления решения</w:t>
+              <w:t>2.3.3 Функция приспособленности</w:t>
             </w:r>
             <w:r>
               <w:rPr>
@@ -3249,7 +3172,7 @@
                 <w:noProof/>
                 <w:webHidden/>
               </w:rPr>
-              <w:instrText xml:space="preserve"> PAGEREF _Toc234849644 \h </w:instrText>
+              <w:instrText xml:space="preserve"> PAGEREF _Toc235105926 \h </w:instrText>
             </w:r>
             <w:r>
               <w:rPr>
@@ -3269,7 +3192,7 @@
                 <w:noProof/>
                 <w:webHidden/>
               </w:rPr>
-              <w:t>13</w:t>
+              <w:t>14</w:t>
             </w:r>
             <w:r>
               <w:rPr>
@@ -3294,13 +3217,13 @@
               <w:lang w:eastAsia="ru-RU" w:bidi="ar-SA"/>
             </w:rPr>
           </w:pPr>
-          <w:hyperlink w:anchor="_Toc234849645" w:history="1">
+          <w:hyperlink w:anchor="_Toc235105927" w:history="1">
             <w:r>
               <w:rPr>
                 <w:rStyle w:val="a7"/>
                 <w:noProof/>
               </w:rPr>
-              <w:t>2.4.3 Функция приспособленности</w:t>
+              <w:t>2.3.4 Оператор отбора</w:t>
             </w:r>
             <w:r>
               <w:rPr>
@@ -3321,7 +3244,7 @@
                 <w:noProof/>
                 <w:webHidden/>
               </w:rPr>
-              <w:instrText xml:space="preserve"> PAGEREF _Toc234849645 \h </w:instrText>
+              <w:instrText xml:space="preserve"> PAGEREF _Toc235105927 \h </w:instrText>
             </w:r>
             <w:r>
               <w:rPr>
@@ -3366,13 +3289,13 @@
               <w:lang w:eastAsia="ru-RU" w:bidi="ar-SA"/>
             </w:rPr>
           </w:pPr>
-          <w:hyperlink w:anchor="_Toc234849646" w:history="1">
+          <w:hyperlink w:anchor="_Toc235105928" w:history="1">
             <w:r>
               <w:rPr>
                 <w:rStyle w:val="a7"/>
                 <w:noProof/>
               </w:rPr>
-              <w:t>2.4.4 Оператор отбора</w:t>
+              <w:t>2.3.5 Оператор скрещивания</w:t>
             </w:r>
             <w:r>
               <w:rPr>
@@ -3393,7 +3316,7 @@
                 <w:noProof/>
                 <w:webHidden/>
               </w:rPr>
-              <w:instrText xml:space="preserve"> PAGEREF _Toc234849646 \h </w:instrText>
+              <w:instrText xml:space="preserve"> PAGEREF _Toc235105928 \h </w:instrText>
             </w:r>
             <w:r>
               <w:rPr>
@@ -3413,7 +3336,7 @@
                 <w:noProof/>
                 <w:webHidden/>
               </w:rPr>
-              <w:t>14</w:t>
+              <w:t>15</w:t>
             </w:r>
             <w:r>
               <w:rPr>
@@ -3438,13 +3361,13 @@
               <w:lang w:eastAsia="ru-RU" w:bidi="ar-SA"/>
             </w:rPr>
           </w:pPr>
-          <w:hyperlink w:anchor="_Toc234849647" w:history="1">
+          <w:hyperlink w:anchor="_Toc235105929" w:history="1">
             <w:r>
               <w:rPr>
                 <w:rStyle w:val="a7"/>
                 <w:noProof/>
               </w:rPr>
-              <w:t>2.4.5 Оператор скрещивания</w:t>
+              <w:t>2.3.6 Оператор мутации</w:t>
             </w:r>
             <w:r>
               <w:rPr>
@@ -3465,7 +3388,7 @@
                 <w:noProof/>
                 <w:webHidden/>
               </w:rPr>
-              <w:instrText xml:space="preserve"> PAGEREF _Toc234849647 \h </w:instrText>
+              <w:instrText xml:space="preserve"> PAGEREF _Toc235105929 \h </w:instrText>
             </w:r>
             <w:r>
               <w:rPr>
@@ -3510,13 +3433,13 @@
               <w:lang w:eastAsia="ru-RU" w:bidi="ar-SA"/>
             </w:rPr>
           </w:pPr>
-          <w:hyperlink w:anchor="_Toc234849648" w:history="1">
+          <w:hyperlink w:anchor="_Toc235105930" w:history="1">
             <w:r>
               <w:rPr>
                 <w:rStyle w:val="a7"/>
                 <w:noProof/>
               </w:rPr>
-              <w:t>2.4.6 Оператор мутации</w:t>
+              <w:t>2.3.7 Критерий завершения алгоритма</w:t>
             </w:r>
             <w:r>
               <w:rPr>
@@ -3537,7 +3460,7 @@
                 <w:noProof/>
                 <w:webHidden/>
               </w:rPr>
-              <w:instrText xml:space="preserve"> PAGEREF _Toc234849648 \h </w:instrText>
+              <w:instrText xml:space="preserve"> PAGEREF _Toc235105930 \h </w:instrText>
             </w:r>
             <w:r>
               <w:rPr>
@@ -3557,7 +3480,7 @@
                 <w:noProof/>
                 <w:webHidden/>
               </w:rPr>
-              <w:t>16</w:t>
+              <w:t>15</w:t>
             </w:r>
             <w:r>
               <w:rPr>
@@ -3582,13 +3505,13 @@
               <w:lang w:eastAsia="ru-RU" w:bidi="ar-SA"/>
             </w:rPr>
           </w:pPr>
-          <w:hyperlink w:anchor="_Toc234849649" w:history="1">
+          <w:hyperlink w:anchor="_Toc235105931" w:history="1">
             <w:r>
               <w:rPr>
                 <w:rStyle w:val="a7"/>
                 <w:noProof/>
               </w:rPr>
-              <w:t>2.4.7 Критерий завершения алгоритма</w:t>
+              <w:t>2.3.8 Программная реализация</w:t>
             </w:r>
             <w:r>
               <w:rPr>
@@ -3609,7 +3532,7 @@
                 <w:noProof/>
                 <w:webHidden/>
               </w:rPr>
-              <w:instrText xml:space="preserve"> PAGEREF _Toc234849649 \h </w:instrText>
+              <w:instrText xml:space="preserve"> PAGEREF _Toc235105931 \h </w:instrText>
             </w:r>
             <w:r>
               <w:rPr>
@@ -3651,13 +3574,28 @@
               <w:lang w:eastAsia="ru-RU" w:bidi="ar-SA"/>
             </w:rPr>
           </w:pPr>
-          <w:hyperlink w:anchor="_Toc234849650" w:history="1">
+          <w:hyperlink w:anchor="_Toc235105932" w:history="1">
             <w:r>
               <w:rPr>
                 <w:rStyle w:val="a7"/>
                 <w:noProof/>
               </w:rPr>
-              <w:t>2.5 Проектирование графического интерфейса</w:t>
+              <w:t>2.</w:t>
+            </w:r>
+            <w:r>
+              <w:rPr>
+                <w:rStyle w:val="a7"/>
+                <w:noProof/>
+                <w:lang w:val="en-US"/>
+              </w:rPr>
+              <w:t>4</w:t>
+            </w:r>
+            <w:r>
+              <w:rPr>
+                <w:rStyle w:val="a7"/>
+                <w:noProof/>
+              </w:rPr>
+              <w:t xml:space="preserve"> Проектирование графического интерфейса</w:t>
             </w:r>
             <w:r>
               <w:rPr>
@@ -3678,7 +3616,7 @@
                 <w:noProof/>
                 <w:webHidden/>
               </w:rPr>
-              <w:instrText xml:space="preserve"> PAGEREF _Toc234849650 \h </w:instrText>
+              <w:instrText xml:space="preserve"> PAGEREF _Toc235105932 \h </w:instrText>
             </w:r>
             <w:r>
               <w:rPr>
@@ -3723,13 +3661,13 @@
               <w:lang w:eastAsia="ru-RU" w:bidi="ar-SA"/>
             </w:rPr>
           </w:pPr>
-          <w:hyperlink w:anchor="_Toc234849651" w:history="1">
+          <w:hyperlink w:anchor="_Toc235105933" w:history="1">
             <w:r>
               <w:rPr>
                 <w:rStyle w:val="a7"/>
                 <w:noProof/>
               </w:rPr>
-              <w:t>2.5.1 Блок «Данные графа»</w:t>
+              <w:t>2.4.1 Блок «Данные графа»</w:t>
             </w:r>
             <w:r>
               <w:rPr>
@@ -3750,7 +3688,7 @@
                 <w:noProof/>
                 <w:webHidden/>
               </w:rPr>
-              <w:instrText xml:space="preserve"> PAGEREF _Toc234849651 \h </w:instrText>
+              <w:instrText xml:space="preserve"> PAGEREF _Toc235105933 \h </w:instrText>
             </w:r>
             <w:r>
               <w:rPr>
@@ -3795,13 +3733,13 @@
               <w:lang w:eastAsia="ru-RU" w:bidi="ar-SA"/>
             </w:rPr>
           </w:pPr>
-          <w:hyperlink w:anchor="_Toc234849652" w:history="1">
+          <w:hyperlink w:anchor="_Toc235105934" w:history="1">
             <w:r>
               <w:rPr>
                 <w:rStyle w:val="a7"/>
                 <w:noProof/>
               </w:rPr>
-              <w:t>2.5.2 Блок «Параметры генетического алгоритма»</w:t>
+              <w:t>2.4.2 Блок «Параметры генетического алгоритма»</w:t>
             </w:r>
             <w:r>
               <w:rPr>
@@ -3822,7 +3760,7 @@
                 <w:noProof/>
                 <w:webHidden/>
               </w:rPr>
-              <w:instrText xml:space="preserve"> PAGEREF _Toc234849652 \h </w:instrText>
+              <w:instrText xml:space="preserve"> PAGEREF _Toc235105934 \h </w:instrText>
             </w:r>
             <w:r>
               <w:rPr>
@@ -3867,13 +3805,13 @@
               <w:lang w:eastAsia="ru-RU" w:bidi="ar-SA"/>
             </w:rPr>
           </w:pPr>
-          <w:hyperlink w:anchor="_Toc234849653" w:history="1">
+          <w:hyperlink w:anchor="_Toc235105935" w:history="1">
             <w:r>
               <w:rPr>
                 <w:rStyle w:val="a7"/>
                 <w:noProof/>
               </w:rPr>
-              <w:t>2.5.3 Блок «Информация»</w:t>
+              <w:t>2.4.3 Блок «Информация»</w:t>
             </w:r>
             <w:r>
               <w:rPr>
@@ -3894,7 +3832,7 @@
                 <w:noProof/>
                 <w:webHidden/>
               </w:rPr>
-              <w:instrText xml:space="preserve"> PAGEREF _Toc234849653 \h </w:instrText>
+              <w:instrText xml:space="preserve"> PAGEREF _Toc235105935 \h </w:instrText>
             </w:r>
             <w:r>
               <w:rPr>
@@ -3939,13 +3877,13 @@
               <w:lang w:eastAsia="ru-RU" w:bidi="ar-SA"/>
             </w:rPr>
           </w:pPr>
-          <w:hyperlink w:anchor="_Toc234849654" w:history="1">
+          <w:hyperlink w:anchor="_Toc235105936" w:history="1">
             <w:r>
               <w:rPr>
                 <w:rStyle w:val="a7"/>
                 <w:noProof/>
               </w:rPr>
-              <w:t>2.5.4 Блок «Управление»</w:t>
+              <w:t>2.4.4 Блок «Управление»</w:t>
             </w:r>
             <w:r>
               <w:rPr>
@@ -3966,7 +3904,7 @@
                 <w:noProof/>
                 <w:webHidden/>
               </w:rPr>
-              <w:instrText xml:space="preserve"> PAGEREF _Toc234849654 \h </w:instrText>
+              <w:instrText xml:space="preserve"> PAGEREF _Toc235105936 \h </w:instrText>
             </w:r>
             <w:r>
               <w:rPr>
@@ -4011,13 +3949,13 @@
               <w:lang w:eastAsia="ru-RU" w:bidi="ar-SA"/>
             </w:rPr>
           </w:pPr>
-          <w:hyperlink w:anchor="_Toc234849655" w:history="1">
+          <w:hyperlink w:anchor="_Toc235105937" w:history="1">
             <w:r>
               <w:rPr>
                 <w:rStyle w:val="a7"/>
                 <w:noProof/>
               </w:rPr>
-              <w:t>2.5.5 Блок «Визуализация»</w:t>
+              <w:t>2.4.5 Блок «Визуализация»</w:t>
             </w:r>
             <w:r>
               <w:rPr>
@@ -4038,7 +3976,7 @@
                 <w:noProof/>
                 <w:webHidden/>
               </w:rPr>
-              <w:instrText xml:space="preserve"> PAGEREF _Toc234849655 \h </w:instrText>
+              <w:instrText xml:space="preserve"> PAGEREF _Toc235105937 \h </w:instrText>
             </w:r>
             <w:r>
               <w:rPr>
@@ -4058,7 +3996,7 @@
                 <w:noProof/>
                 <w:webHidden/>
               </w:rPr>
-              <w:t>19</w:t>
+              <w:t>20</w:t>
             </w:r>
             <w:r>
               <w:rPr>
@@ -4083,13 +4021,13 @@
               <w:lang w:eastAsia="ru-RU" w:bidi="ar-SA"/>
             </w:rPr>
           </w:pPr>
-          <w:hyperlink w:anchor="_Toc234849656" w:history="1">
+          <w:hyperlink w:anchor="_Toc235105938" w:history="1">
             <w:r>
               <w:rPr>
                 <w:rStyle w:val="a7"/>
                 <w:noProof/>
               </w:rPr>
-              <w:t>2.5.6 Блок «График эволюции»</w:t>
+              <w:t>2.4.6 Блок «График эволюции»</w:t>
             </w:r>
             <w:r>
               <w:rPr>
@@ -4110,7 +4048,7 @@
                 <w:noProof/>
                 <w:webHidden/>
               </w:rPr>
-              <w:instrText xml:space="preserve"> PAGEREF _Toc234849656 \h </w:instrText>
+              <w:instrText xml:space="preserve"> PAGEREF _Toc235105938 \h </w:instrText>
             </w:r>
             <w:r>
               <w:rPr>
@@ -4152,13 +4090,13 @@
               <w:lang w:eastAsia="ru-RU" w:bidi="ar-SA"/>
             </w:rPr>
           </w:pPr>
-          <w:hyperlink w:anchor="_Toc234849657" w:history="1">
+          <w:hyperlink w:anchor="_Toc235105939" w:history="1">
             <w:r>
               <w:rPr>
                 <w:rStyle w:val="a7"/>
                 <w:noProof/>
               </w:rPr>
-              <w:t>2.6 Проектирование интеграции основного алгоритма в графический интерфейс</w:t>
+              <w:t>2.5 Проектирование интеграции основного алгоритма в графический интерфейс</w:t>
             </w:r>
             <w:r>
               <w:rPr>
@@ -4179,7 +4117,7 @@
                 <w:noProof/>
                 <w:webHidden/>
               </w:rPr>
-              <w:instrText xml:space="preserve"> PAGEREF _Toc234849657 \h </w:instrText>
+              <w:instrText xml:space="preserve"> PAGEREF _Toc235105939 \h </w:instrText>
             </w:r>
             <w:r>
               <w:rPr>
@@ -4199,7 +4137,7 @@
                 <w:noProof/>
                 <w:webHidden/>
               </w:rPr>
-              <w:t>21</w:t>
+              <w:t>22</w:t>
             </w:r>
             <w:r>
               <w:rPr>
@@ -4221,7 +4159,7 @@
               <w:lang w:eastAsia="ru-RU" w:bidi="ar-SA"/>
             </w:rPr>
           </w:pPr>
-          <w:hyperlink w:anchor="_Toc234849658" w:history="1">
+          <w:hyperlink w:anchor="_Toc235105940" w:history="1">
             <w:r>
               <w:rPr>
                 <w:rStyle w:val="a7"/>
@@ -4248,7 +4186,7 @@
                 <w:noProof/>
                 <w:webHidden/>
               </w:rPr>
-              <w:instrText xml:space="preserve"> PAGEREF _Toc234849658 \h </w:instrText>
+              <w:instrText xml:space="preserve"> PAGEREF _Toc235105940 \h </w:instrText>
             </w:r>
             <w:r>
               <w:rPr>
@@ -4268,7 +4206,7 @@
                 <w:noProof/>
                 <w:webHidden/>
               </w:rPr>
-              <w:t>24</w:t>
+              <w:t>25</w:t>
             </w:r>
             <w:r>
               <w:rPr>
@@ -4290,7 +4228,7 @@
               <w:lang w:eastAsia="ru-RU" w:bidi="ar-SA"/>
             </w:rPr>
           </w:pPr>
-          <w:hyperlink w:anchor="_Toc234849659" w:history="1">
+          <w:hyperlink w:anchor="_Toc235105941" w:history="1">
             <w:r>
               <w:rPr>
                 <w:rStyle w:val="a7"/>
@@ -4317,7 +4255,7 @@
                 <w:noProof/>
                 <w:webHidden/>
               </w:rPr>
-              <w:instrText xml:space="preserve"> PAGEREF _Toc234849659 \h </w:instrText>
+              <w:instrText xml:space="preserve"> PAGEREF _Toc235105941 \h </w:instrText>
             </w:r>
             <w:r>
               <w:rPr>
@@ -4337,7 +4275,7 @@
                 <w:noProof/>
                 <w:webHidden/>
               </w:rPr>
-              <w:t>24</w:t>
+              <w:t>25</w:t>
             </w:r>
             <w:r>
               <w:rPr>
@@ -4359,7 +4297,7 @@
               <w:lang w:eastAsia="ru-RU" w:bidi="ar-SA"/>
             </w:rPr>
           </w:pPr>
-          <w:hyperlink w:anchor="_Toc234849660" w:history="1">
+          <w:hyperlink w:anchor="_Toc235105942" w:history="1">
             <w:r>
               <w:rPr>
                 <w:rStyle w:val="a7"/>
@@ -4386,7 +4324,7 @@
                 <w:noProof/>
                 <w:webHidden/>
               </w:rPr>
-              <w:instrText xml:space="preserve"> PAGEREF _Toc234849660 \h </w:instrText>
+              <w:instrText xml:space="preserve"> PAGEREF _Toc235105942 \h </w:instrText>
             </w:r>
             <w:r>
               <w:rPr>
@@ -4406,7 +4344,7 @@
                 <w:noProof/>
                 <w:webHidden/>
               </w:rPr>
-              <w:t>24</w:t>
+              <w:t>25</w:t>
             </w:r>
             <w:r>
               <w:rPr>
@@ -4428,7 +4366,7 @@
               <w:lang w:eastAsia="ru-RU" w:bidi="ar-SA"/>
             </w:rPr>
           </w:pPr>
-          <w:hyperlink w:anchor="_Toc234849661" w:history="1">
+          <w:hyperlink w:anchor="_Toc235105943" w:history="1">
             <w:r>
               <w:rPr>
                 <w:rStyle w:val="a7"/>
@@ -4455,7 +4393,7 @@
                 <w:noProof/>
                 <w:webHidden/>
               </w:rPr>
-              <w:instrText xml:space="preserve"> PAGEREF _Toc234849661 \h </w:instrText>
+              <w:instrText xml:space="preserve"> PAGEREF _Toc235105943 \h </w:instrText>
             </w:r>
             <w:r>
               <w:rPr>
@@ -4475,7 +4413,7 @@
                 <w:noProof/>
                 <w:webHidden/>
               </w:rPr>
-              <w:t>25</w:t>
+              <w:t>26</w:t>
             </w:r>
             <w:r>
               <w:rPr>
@@ -4500,7 +4438,7 @@
               <w:lang w:eastAsia="ru-RU" w:bidi="ar-SA"/>
             </w:rPr>
           </w:pPr>
-          <w:hyperlink w:anchor="_Toc234849662" w:history="1">
+          <w:hyperlink w:anchor="_Toc235105944" w:history="1">
             <w:r>
               <w:rPr>
                 <w:rStyle w:val="a7"/>
@@ -4527,7 +4465,7 @@
                 <w:noProof/>
                 <w:webHidden/>
               </w:rPr>
-              <w:instrText xml:space="preserve"> PAGEREF _Toc234849662 \h </w:instrText>
+              <w:instrText xml:space="preserve"> PAGEREF _Toc235105944 \h </w:instrText>
             </w:r>
             <w:r>
               <w:rPr>
@@ -4547,7 +4485,7 @@
                 <w:noProof/>
                 <w:webHidden/>
               </w:rPr>
-              <w:t>25</w:t>
+              <w:t>26</w:t>
             </w:r>
             <w:r>
               <w:rPr>
@@ -4572,7 +4510,7 @@
               <w:lang w:eastAsia="ru-RU" w:bidi="ar-SA"/>
             </w:rPr>
           </w:pPr>
-          <w:hyperlink w:anchor="_Toc234849663" w:history="1">
+          <w:hyperlink w:anchor="_Toc235105945" w:history="1">
             <w:r>
               <w:rPr>
                 <w:rStyle w:val="a7"/>
@@ -4599,7 +4537,7 @@
                 <w:noProof/>
                 <w:webHidden/>
               </w:rPr>
-              <w:instrText xml:space="preserve"> PAGEREF _Toc234849663 \h </w:instrText>
+              <w:instrText xml:space="preserve"> PAGEREF _Toc235105945 \h </w:instrText>
             </w:r>
             <w:r>
               <w:rPr>
@@ -4619,7 +4557,7 @@
                 <w:noProof/>
                 <w:webHidden/>
               </w:rPr>
-              <w:t>25</w:t>
+              <w:t>26</w:t>
             </w:r>
             <w:r>
               <w:rPr>
@@ -4644,7 +4582,7 @@
               <w:lang w:eastAsia="ru-RU" w:bidi="ar-SA"/>
             </w:rPr>
           </w:pPr>
-          <w:hyperlink w:anchor="_Toc234849664" w:history="1">
+          <w:hyperlink w:anchor="_Toc235105946" w:history="1">
             <w:r>
               <w:rPr>
                 <w:rStyle w:val="a7"/>
@@ -4671,7 +4609,7 @@
                 <w:noProof/>
                 <w:webHidden/>
               </w:rPr>
-              <w:instrText xml:space="preserve"> PAGEREF _Toc234849664 \h </w:instrText>
+              <w:instrText xml:space="preserve"> PAGEREF _Toc235105946 \h </w:instrText>
             </w:r>
             <w:r>
               <w:rPr>
@@ -4691,7 +4629,7 @@
                 <w:noProof/>
                 <w:webHidden/>
               </w:rPr>
-              <w:t>25</w:t>
+              <w:t>27</w:t>
             </w:r>
             <w:r>
               <w:rPr>
@@ -4713,7 +4651,7 @@
               <w:lang w:eastAsia="ru-RU" w:bidi="ar-SA"/>
             </w:rPr>
           </w:pPr>
-          <w:hyperlink w:anchor="_Toc234849665" w:history="1">
+          <w:hyperlink w:anchor="_Toc235105947" w:history="1">
             <w:r>
               <w:rPr>
                 <w:rStyle w:val="a7"/>
@@ -4740,7 +4678,7 @@
                 <w:noProof/>
                 <w:webHidden/>
               </w:rPr>
-              <w:instrText xml:space="preserve"> PAGEREF _Toc234849665 \h </w:instrText>
+              <w:instrText xml:space="preserve"> PAGEREF _Toc235105947 \h </w:instrText>
             </w:r>
             <w:r>
               <w:rPr>
@@ -4760,7 +4698,7 @@
                 <w:noProof/>
                 <w:webHidden/>
               </w:rPr>
-              <w:t>27</w:t>
+              <w:t>28</w:t>
             </w:r>
             <w:r>
               <w:rPr>
@@ -4782,7 +4720,7 @@
               <w:lang w:eastAsia="ru-RU" w:bidi="ar-SA"/>
             </w:rPr>
           </w:pPr>
-          <w:hyperlink w:anchor="_Toc234849666" w:history="1">
+          <w:hyperlink w:anchor="_Toc235105948" w:history="1">
             <w:r>
               <w:rPr>
                 <w:rStyle w:val="a7"/>
@@ -4809,7 +4747,7 @@
                 <w:noProof/>
                 <w:webHidden/>
               </w:rPr>
-              <w:instrText xml:space="preserve"> PAGEREF _Toc234849666 \h </w:instrText>
+              <w:instrText xml:space="preserve"> PAGEREF _Toc235105948 \h </w:instrText>
             </w:r>
             <w:r>
               <w:rPr>
@@ -4829,7 +4767,7 @@
                 <w:noProof/>
                 <w:webHidden/>
               </w:rPr>
-              <w:t>28</w:t>
+              <w:t>29</w:t>
             </w:r>
             <w:r>
               <w:rPr>
@@ -4851,7 +4789,7 @@
               <w:lang w:eastAsia="ru-RU" w:bidi="ar-SA"/>
             </w:rPr>
           </w:pPr>
-          <w:hyperlink w:anchor="_Toc234849667" w:history="1">
+          <w:hyperlink w:anchor="_Toc235105949" w:history="1">
             <w:r>
               <w:rPr>
                 <w:rStyle w:val="a7"/>
@@ -4879,7 +4817,7 @@
                 <w:noProof/>
                 <w:webHidden/>
               </w:rPr>
-              <w:instrText xml:space="preserve"> PAGEREF _Toc234849667 \h </w:instrText>
+              <w:instrText xml:space="preserve"> PAGEREF _Toc235105949 \h </w:instrText>
             </w:r>
             <w:r>
               <w:rPr>
@@ -4921,7 +4859,7 @@
               <w:lang w:eastAsia="ru-RU" w:bidi="ar-SA"/>
             </w:rPr>
           </w:pPr>
-          <w:hyperlink w:anchor="_Toc234849668" w:history="1">
+          <w:hyperlink w:anchor="_Toc235105950" w:history="1">
             <w:r>
               <w:rPr>
                 <w:rStyle w:val="a7"/>
@@ -4949,7 +4887,7 @@
                 <w:noProof/>
                 <w:webHidden/>
               </w:rPr>
-              <w:instrText xml:space="preserve"> PAGEREF _Toc234849668 \h </w:instrText>
+              <w:instrText xml:space="preserve"> PAGEREF _Toc235105950 \h </w:instrText>
             </w:r>
             <w:r>
               <w:rPr>
@@ -5017,7 +4955,7 @@
           <w:rFonts w:cs="Times New Roman"/>
         </w:rPr>
       </w:pPr>
-      <w:bookmarkStart w:id="0" w:name="_Toc234849627"/>
+      <w:bookmarkStart w:id="0" w:name="_Toc235105910"/>
       <w:r>
         <w:rPr>
           <w:rFonts w:cs="Times New Roman"/>
@@ -5169,6 +5107,7 @@
           <w:ilvl w:val="0"/>
           <w:numId w:val="7"/>
         </w:numPr>
+        <w:ind w:left="709" w:firstLine="0"/>
       </w:pPr>
       <w:r>
         <w:t>Выполнить проверку работоспособности разработанного программного средства</w:t>
@@ -5201,7 +5140,7 @@
           <w:numId w:val="2"/>
         </w:numPr>
       </w:pPr>
-      <w:bookmarkStart w:id="2" w:name="_Toc234849628"/>
+      <w:bookmarkStart w:id="2" w:name="_Toc235105911"/>
       <w:r>
         <w:lastRenderedPageBreak/>
         <w:t xml:space="preserve">1 </w:t>
@@ -5220,7 +5159,7 @@
           <w:numId w:val="2"/>
         </w:numPr>
       </w:pPr>
-      <w:bookmarkStart w:id="3" w:name="_Toc234849629"/>
+      <w:bookmarkStart w:id="3" w:name="_Toc235105912"/>
       <w:bookmarkStart w:id="4" w:name="_Toc73173349"/>
       <w:r>
         <w:t>1.1 Предметная область</w:t>
@@ -5277,7 +5216,7 @@
           <w:numId w:val="2"/>
         </w:numPr>
       </w:pPr>
-      <w:bookmarkStart w:id="5" w:name="_Toc234849630"/>
+      <w:bookmarkStart w:id="5" w:name="_Toc235105913"/>
       <w:r>
         <w:t>1.2 Задачи практики</w:t>
       </w:r>
@@ -5287,7 +5226,7 @@
       <w:pPr>
         <w:pStyle w:val="4"/>
       </w:pPr>
-      <w:bookmarkStart w:id="6" w:name="_Toc234849631"/>
+      <w:bookmarkStart w:id="6" w:name="_Toc235105914"/>
       <w:r>
         <w:t>1.2.1 Изучение предметной области</w:t>
       </w:r>
@@ -5305,6 +5244,21 @@
       <w:pPr>
         <w:pStyle w:val="a1"/>
       </w:pPr>
+      <w:r>
+        <w:t xml:space="preserve">Исполнители: </w:t>
+      </w:r>
+      <w:r>
+        <w:t>Я.Р. Гизатов</w:t>
+      </w:r>
+      <w:r>
+        <w:t>, Н.С. Стариков,</w:t>
+      </w:r>
+      <w:r>
+        <w:t xml:space="preserve"> И.А. Толмачев</w:t>
+      </w:r>
+      <w:r>
+        <w:t>.</w:t>
+      </w:r>
     </w:p>
     <w:p>
       <w:pPr>
@@ -5315,159 +5269,177 @@
       <w:pPr>
         <w:pStyle w:val="4"/>
       </w:pPr>
-      <w:bookmarkStart w:id="7" w:name="_Toc234849632"/>
-      <w:r>
-        <w:lastRenderedPageBreak/>
-        <w:t>1.2.2 Анализ требований к программному средству</w:t>
-      </w:r>
-      <w:bookmarkEnd w:id="7"/>
-    </w:p>
-    <w:p>
-      <w:pPr>
-        <w:pStyle w:val="a1"/>
-      </w:pPr>
-      <w:r>
-        <w:t>Проанализировать требования, предъявляемые к разрабатываемому программному обеспечению, определить способы задания исходных данных, параметры настройки генетического алгоритма, требования к визуализации процесса поиска решения и отображению результатов работы.</w:t>
-      </w:r>
-    </w:p>
-    <w:p>
-      <w:pPr>
-        <w:pStyle w:val="4"/>
-      </w:pPr>
-      <w:bookmarkStart w:id="8" w:name="_Toc234849633"/>
-      <w:r>
-        <w:t>1.2.3 Проектирование структуры программного решения</w:t>
-      </w:r>
-      <w:bookmarkEnd w:id="8"/>
-    </w:p>
-    <w:p>
-      <w:pPr>
-        <w:pStyle w:val="a1"/>
-      </w:pPr>
-      <w:r>
-        <w:t>Разработать архитектуру программного средства, определить основные классы, структуры данных и взаимодействие отдельных модулей, отвечающих за представление графа, выполнение генетического алгоритма и взаимодействие с графическим интерфейсом.</w:t>
-      </w:r>
-    </w:p>
-    <w:p>
-      <w:pPr>
-        <w:pStyle w:val="4"/>
-      </w:pPr>
-      <w:bookmarkStart w:id="9" w:name="_Toc234849634"/>
-      <w:r>
-        <w:t>1.2.4 Проектирование генетического алгоритма</w:t>
-      </w:r>
-      <w:bookmarkEnd w:id="9"/>
-    </w:p>
-    <w:p>
-      <w:pPr>
-        <w:pStyle w:val="a1"/>
-      </w:pPr>
-      <w:r>
-        <w:t>Разработать структуру генетического алгоритма поиска минимального остовного дерева, определить способ кодирования решений, выбрать функцию приспособленности, методы отбора, скрещивания и мутации, а также установить критерий завершения работы алгоритма.</w:t>
-      </w:r>
-    </w:p>
-    <w:p>
-      <w:pPr>
-        <w:pStyle w:val="4"/>
-      </w:pPr>
-      <w:bookmarkStart w:id="10" w:name="_Toc234849635"/>
-      <w:r>
-        <w:t>1.2.</w:t>
-      </w:r>
-      <w:r>
-        <w:rPr>
-          <w:lang w:val="en-US"/>
-        </w:rPr>
-        <w:t>5</w:t>
-      </w:r>
-      <w:r>
-        <w:t xml:space="preserve"> Разработка графического пользовательского интерфейса</w:t>
-      </w:r>
-      <w:bookmarkEnd w:id="10"/>
-    </w:p>
-    <w:p>
-      <w:pPr>
-        <w:pStyle w:val="a1"/>
-      </w:pPr>
-      <w:r>
-        <w:t>Разработать графический пользовательский интерфейс, обеспечивающий взаимодействие пользователя с программой. Интерфейс должен предоставлять возможность создания и редактирования графа, загрузки данных из файла, случайной генерации входных данных, настройки параметров генетического алгоритма, запуска и пошагового выполнения вычислений</w:t>
-      </w:r>
-      <w:r>
-        <w:rPr>
-          <w:lang w:val="en-US"/>
-        </w:rPr>
-        <w:t xml:space="preserve"> </w:t>
-      </w:r>
-      <w:r>
-        <w:t>вперед и назад</w:t>
-      </w:r>
-      <w:r>
-        <w:t>, отображения текущего состояния алгоритма, найденного остовного дерева, а также графика изменения функции качества по поколениям.</w:t>
-      </w:r>
-    </w:p>
-    <w:p>
-      <w:pPr>
-        <w:pStyle w:val="4"/>
-      </w:pPr>
-      <w:bookmarkStart w:id="11" w:name="_Toc234849636"/>
-      <w:r>
-        <w:t>1.2.</w:t>
-      </w:r>
-      <w:r>
-        <w:rPr>
-          <w:lang w:val="en-US"/>
-        </w:rPr>
-        <w:t>6</w:t>
-      </w:r>
-      <w:r>
-        <w:t xml:space="preserve"> Реализация способов задания исходных данных</w:t>
-      </w:r>
-      <w:bookmarkEnd w:id="11"/>
-    </w:p>
-    <w:p>
-      <w:pPr>
-        <w:pStyle w:val="a1"/>
-      </w:pPr>
-      <w:r>
-        <w:t>Обеспечить возможность задания исходного графа несколькими способами: ручным вводом через графический интерфейс, чтением из файла и случайной генерацией графа</w:t>
-      </w:r>
-      <w:r>
-        <w:t>.</w:t>
-      </w:r>
-    </w:p>
-    <w:p>
-      <w:pPr>
-        <w:pStyle w:val="a1"/>
-      </w:pPr>
-    </w:p>
-    <w:p>
-      <w:pPr>
-        <w:pStyle w:val="a1"/>
-      </w:pPr>
-    </w:p>
-    <w:p>
-      <w:pPr>
-        <w:pStyle w:val="4"/>
-      </w:pPr>
-      <w:bookmarkStart w:id="12" w:name="_Toc234849637"/>
+      <w:bookmarkStart w:id="7" w:name="_Toc235105915"/>
       <w:r>
         <w:lastRenderedPageBreak/>
         <w:t>1.2.</w:t>
       </w:r>
       <w:r>
-        <w:t>7</w:t>
-      </w:r>
-      <w:r>
-        <w:t xml:space="preserve"> Анализ результатов</w:t>
-      </w:r>
-      <w:bookmarkEnd w:id="12"/>
-    </w:p>
-    <w:p>
-      <w:pPr>
-        <w:pStyle w:val="a1"/>
-      </w:pPr>
-      <w:r>
-        <w:t>Проанализировать результаты работы разработанного программного средства, оценить эффективность выбранных методов и сделать выводы о возможности применения генетического алгоритма для решения задачи поиска минимального остовного дерева.</w:t>
+        <w:t>2</w:t>
+      </w:r>
+      <w:r>
+        <w:t xml:space="preserve"> Проектирование и реализация генетического алгоритма</w:t>
+      </w:r>
+      <w:bookmarkEnd w:id="7"/>
+    </w:p>
+    <w:p>
+      <w:pPr>
+        <w:pStyle w:val="a1"/>
+      </w:pPr>
+      <w:r>
+        <w:t>Разработать программную реализацию генетического алгоритма поиска минимального остовного дерева взвешенного неориентированного графа. Реализовать механизмы формирования начальной популяции, оценки приспособленности, отбора, скрещивания, мутации, восстановления корректности особей и критерии остановки алгоритма.</w:t>
+      </w:r>
+    </w:p>
+    <w:p>
+      <w:pPr>
+        <w:pStyle w:val="a1"/>
+      </w:pPr>
+      <w:r>
+        <w:t>Исполнитель: И.А. Толмачев.</w:t>
+      </w:r>
+    </w:p>
+    <w:p>
+      <w:pPr>
+        <w:pStyle w:val="4"/>
+      </w:pPr>
+      <w:bookmarkStart w:id="8" w:name="_Toc235105916"/>
+      <w:r>
+        <w:t>1.2.</w:t>
+      </w:r>
+      <w:r>
+        <w:t>3</w:t>
+      </w:r>
+      <w:r>
+        <w:t xml:space="preserve"> Проектирование структуры хранения графа и генерации входных данных</w:t>
+      </w:r>
+      <w:bookmarkEnd w:id="8"/>
+    </w:p>
+    <w:p>
+      <w:pPr>
+        <w:pStyle w:val="a1"/>
+      </w:pPr>
+      <w:r>
+        <w:t>Разработать структуру хранения взвешенного графа, реализовать загрузку графов из файла, случайную генерацию связных графов с настраиваемыми параметрами, а также обеспечить взаимодействие вычислительной части программы с графическим интерфейсом.</w:t>
+      </w:r>
+    </w:p>
+    <w:p>
+      <w:pPr>
+        <w:pStyle w:val="a1"/>
+      </w:pPr>
+      <w:r>
+        <w:t>Исполнитель: Н.С. Стариков.</w:t>
+      </w:r>
+    </w:p>
+    <w:p>
+      <w:pPr>
+        <w:pStyle w:val="4"/>
+      </w:pPr>
+      <w:bookmarkStart w:id="9" w:name="_Toc235105917"/>
+      <w:r>
+        <w:t>1.2.</w:t>
+      </w:r>
+      <w:r>
+        <w:t>4</w:t>
+      </w:r>
+      <w:r>
+        <w:t xml:space="preserve"> Проектирование и разработка графического интерфейса</w:t>
+      </w:r>
+      <w:bookmarkEnd w:id="9"/>
+    </w:p>
+    <w:p>
+      <w:pPr>
+        <w:pStyle w:val="a1"/>
+      </w:pPr>
+      <w:r>
+        <w:t>Разработать графический интерфейс приложения, обеспечивающий ввод исходных данных, настройку параметров генетического алгоритма, управление процессом вычислений, отображение текущего состояния алгоритма, визуализацию найденного остовного дерева и построение графика изменения функции приспособленности.</w:t>
+      </w:r>
+    </w:p>
+    <w:p>
+      <w:pPr>
+        <w:pStyle w:val="a1"/>
+      </w:pPr>
+      <w:r>
+        <w:t>Исполнитель: Я.Р. Гизатов.</w:t>
+      </w:r>
+    </w:p>
+    <w:p>
+      <w:pPr>
+        <w:pStyle w:val="4"/>
+      </w:pPr>
+      <w:bookmarkStart w:id="10" w:name="_Toc235105918"/>
+      <w:r>
+        <w:t>1.2.</w:t>
+      </w:r>
+      <w:r>
+        <w:t>5</w:t>
+      </w:r>
+      <w:r>
+        <w:t xml:space="preserve"> Интеграция компонентов программного комплекса</w:t>
+      </w:r>
+      <w:bookmarkEnd w:id="10"/>
+    </w:p>
+    <w:p>
+      <w:pPr>
+        <w:pStyle w:val="a1"/>
+      </w:pPr>
+      <w:r>
+        <w:t>Обеспечить совместную работу программных модулей, реализовать обмен данными между вычислительной частью программы и графическим интерфейсом.</w:t>
+      </w:r>
+    </w:p>
+    <w:p>
+      <w:pPr>
+        <w:pStyle w:val="a1"/>
+      </w:pPr>
+      <w:r>
+        <w:t>Исполнитель</w:t>
+      </w:r>
+      <w:r>
+        <w:t xml:space="preserve">: </w:t>
+      </w:r>
+      <w:r>
+        <w:t>Н.С. Стариков</w:t>
+      </w:r>
+      <w:r>
+        <w:t>.</w:t>
+      </w:r>
+    </w:p>
+    <w:p>
+      <w:pPr>
+        <w:pStyle w:val="4"/>
+      </w:pPr>
+      <w:bookmarkStart w:id="11" w:name="_Toc235105919"/>
+      <w:r>
+        <w:t>1.2.</w:t>
+      </w:r>
+      <w:r>
+        <w:t>6</w:t>
+      </w:r>
+      <w:r>
+        <w:t xml:space="preserve"> </w:t>
+      </w:r>
+      <w:r>
+        <w:t>Анализ результатов</w:t>
+      </w:r>
+      <w:bookmarkEnd w:id="11"/>
+    </w:p>
+    <w:p>
+      <w:pPr>
+        <w:pStyle w:val="a1"/>
+      </w:pPr>
+      <w:r>
+        <w:t xml:space="preserve">Проанализировать результаты работы разработанного программного средства, оценить эффективность выбранных методов и сделать выводы о </w:t>
+      </w:r>
+      <w:r>
+        <w:lastRenderedPageBreak/>
+        <w:t>возможности применения генетического алгоритма для решения задачи поиска минимального остовного дерева.</w:t>
+      </w:r>
+    </w:p>
+    <w:p>
+      <w:pPr>
+        <w:pStyle w:val="a1"/>
+      </w:pPr>
+      <w:r>
+        <w:t>Исполнители: Я.Р. Гизатов, Н.С. Стариков, И.А. Толмачев.</w:t>
       </w:r>
     </w:p>
     <w:bookmarkEnd w:id="4"/>
@@ -5485,65 +5457,24 @@
         <w:pStyle w:val="2"/>
         <w:ind w:left="0"/>
       </w:pPr>
-      <w:bookmarkStart w:id="13" w:name="_Toc234849638"/>
+      <w:bookmarkStart w:id="12" w:name="_Toc235105920"/>
       <w:r>
         <w:lastRenderedPageBreak/>
         <w:t>2 РЕЗУЛЬТАТЫ РАБОТЫ</w:t>
       </w:r>
-      <w:bookmarkEnd w:id="13"/>
+      <w:bookmarkEnd w:id="12"/>
     </w:p>
     <w:p>
       <w:pPr>
         <w:pStyle w:val="3"/>
         <w:ind w:left="0"/>
       </w:pPr>
-      <w:bookmarkStart w:id="14" w:name="_Toc234849639"/>
-      <w:r>
-        <w:t>2.1 Распределение ролей</w:t>
-      </w:r>
-      <w:r>
-        <w:t xml:space="preserve"> </w:t>
-      </w:r>
-      <w:r>
-        <w:t>в бригаде</w:t>
-      </w:r>
-      <w:bookmarkEnd w:id="14"/>
-    </w:p>
-    <w:p>
-      <w:pPr>
-        <w:pStyle w:val="a1"/>
-      </w:pPr>
-      <w:r>
-        <w:t>Проектированием графического интерфейса занимался Я.Р. Гизатов.</w:t>
-      </w:r>
-    </w:p>
-    <w:p>
-      <w:pPr>
-        <w:pStyle w:val="a1"/>
-      </w:pPr>
-      <w:r>
-        <w:t>Проектированием формата хранения графа, генерации случайного графа и подключением генетического алгоритма к графическому интерфейсу занимался Н.С. Стариков.</w:t>
-      </w:r>
-    </w:p>
-    <w:p>
-      <w:pPr>
-        <w:pStyle w:val="a1"/>
-      </w:pPr>
-      <w:r>
-        <w:t>Проектированием программного решения для генетического алгоритма занимался И.А. Толмачев.</w:t>
-      </w:r>
-    </w:p>
-    <w:p>
-      <w:pPr>
-        <w:pStyle w:val="3"/>
-        <w:ind w:left="0"/>
-      </w:pPr>
-      <w:bookmarkStart w:id="15" w:name="_Toc234849640"/>
+      <w:bookmarkStart w:id="13" w:name="_Toc235105921"/>
       <w:r>
         <w:t>2.</w:t>
       </w:r>
       <w:r>
-        <w:t>2</w:t>
+        <w:t>1</w:t>
       </w:r>
       <w:r>
         <w:t xml:space="preserve"> Проектирование</w:t>
@@ -5551,7 +5482,7 @@
       <w:r>
         <w:t xml:space="preserve"> формата хранения графа</w:t>
       </w:r>
-      <w:bookmarkEnd w:id="15"/>
+      <w:bookmarkEnd w:id="13"/>
     </w:p>
     <w:p>
       <w:pPr>
@@ -5863,11 +5794,7 @@
         <w:t xml:space="preserve"> </w:t>
       </w:r>
       <w:r>
-        <w:t xml:space="preserve">– вершины, </w:t>
-      </w:r>
-      <w:r>
-        <w:lastRenderedPageBreak/>
-        <w:t xml:space="preserve">соединяемые ребром, </w:t>
+        <w:t xml:space="preserve">– вершины, соединяемые ребром, </w:t>
       </w:r>
       <w:r>
         <w:rPr>
@@ -5894,17 +5821,17 @@
         <w:pStyle w:val="3"/>
         <w:ind w:left="0"/>
       </w:pPr>
-      <w:bookmarkStart w:id="16" w:name="_Toc234849641"/>
+      <w:bookmarkStart w:id="14" w:name="_Toc235105922"/>
       <w:r>
         <w:t>2.</w:t>
       </w:r>
       <w:r>
-        <w:t>3</w:t>
+        <w:t>2</w:t>
       </w:r>
       <w:r>
         <w:t xml:space="preserve"> Генерация случайного графа</w:t>
       </w:r>
-      <w:bookmarkEnd w:id="16"/>
+      <w:bookmarkEnd w:id="14"/>
     </w:p>
     <w:p>
       <w:pPr>
@@ -5983,6 +5910,7 @@
         <w:pStyle w:val="a1"/>
       </w:pPr>
       <w:r>
+        <w:lastRenderedPageBreak/>
         <w:t xml:space="preserve">Построение случайного графа выполняется в два этапа. На первом этапе формируется связное остовное дерево, соединяющее все вершины графа. Для этого последовательно создаются ребра между вершинами с номерами </w:t>
       </w:r>
       <w:r>
@@ -6034,7 +5962,7 @@
           <w:numId w:val="2"/>
         </w:numPr>
       </w:pPr>
-      <w:bookmarkStart w:id="17" w:name="_Toc234849642"/>
+      <w:bookmarkStart w:id="15" w:name="_Toc235105923"/>
       <w:r>
         <w:t>2</w:t>
       </w:r>
@@ -6042,7 +5970,7 @@
         <w:t>.</w:t>
       </w:r>
       <w:r>
-        <w:t>4</w:t>
+        <w:t>3</w:t>
       </w:r>
       <w:r>
         <w:t xml:space="preserve"> </w:t>
@@ -6050,7 +5978,7 @@
       <w:r>
         <w:t>Проектирование программного решения для генетического алгоритма</w:t>
       </w:r>
-      <w:bookmarkEnd w:id="17"/>
+      <w:bookmarkEnd w:id="15"/>
     </w:p>
     <w:p>
       <w:pPr>
@@ -6075,35 +6003,27 @@
         <w:t>[2]</w:t>
       </w:r>
       <w:r>
-        <w:t>, чтобы сформировать представление о проектировании программного решения.</w:t>
-      </w:r>
-    </w:p>
-    <w:p>
-      <w:pPr>
-        <w:pStyle w:val="a1"/>
-      </w:pPr>
-    </w:p>
-    <w:p>
-      <w:pPr>
-        <w:pStyle w:val="a1"/>
-      </w:pPr>
+        <w:t>, чтобы сформировать представление о проек</w:t>
+      </w:r>
+      <w:r>
+        <w:t>тировании программного решения.</w:t>
+      </w:r>
     </w:p>
     <w:p>
       <w:pPr>
         <w:pStyle w:val="4"/>
       </w:pPr>
-      <w:bookmarkStart w:id="18" w:name="_Toc234849643"/>
-      <w:r>
-        <w:lastRenderedPageBreak/>
+      <w:bookmarkStart w:id="16" w:name="_Toc235105924"/>
+      <w:r>
         <w:t>2.</w:t>
       </w:r>
       <w:r>
-        <w:t>4</w:t>
+        <w:t>3</w:t>
       </w:r>
       <w:r>
         <w:t>.1 Представление особи</w:t>
       </w:r>
-      <w:bookmarkEnd w:id="18"/>
+      <w:bookmarkEnd w:id="16"/>
     </w:p>
     <w:p>
       <w:pPr>
@@ -6152,6 +6072,7 @@
         <w:pStyle w:val="a1"/>
       </w:pPr>
       <w:r>
+        <w:lastRenderedPageBreak/>
         <w:t>Такой способ кодирования обладает несколькими преимуществами: простотой реализации, небольшим объемом памяти, удобством выполнения генетических операторов, независимостью от конкретного расположения вершин графа.</w:t>
       </w:r>
     </w:p>
@@ -6159,7 +6080,7 @@
       <w:pPr>
         <w:pStyle w:val="4"/>
       </w:pPr>
-      <w:bookmarkStart w:id="19" w:name="_Toc234849644"/>
+      <w:bookmarkStart w:id="17" w:name="_Toc235105925"/>
       <w:r>
         <w:t>2</w:t>
       </w:r>
@@ -6167,7 +6088,7 @@
         <w:t>.</w:t>
       </w:r>
       <w:r>
-        <w:t>4</w:t>
+        <w:t>3</w:t>
       </w:r>
       <w:r>
         <w:t>.</w:t>
@@ -6184,7 +6105,7 @@
       <w:r>
         <w:t xml:space="preserve"> решения</w:t>
       </w:r>
-      <w:bookmarkEnd w:id="19"/>
+      <w:bookmarkEnd w:id="17"/>
     </w:p>
     <w:p>
       <w:pPr>
@@ -6243,7 +6164,6 @@
         <w:ind w:left="709" w:firstLine="0"/>
       </w:pPr>
       <w:r>
-        <w:lastRenderedPageBreak/>
         <w:t>Исправление циклов. Для построения ациклического графа используется структура данных для непересекающихся множеств, инициализируемая для всех вершин графа. Ребра обрабатываются в том порядке, в котором они присутствуют в текущем наборе особи. Если добавление очередного ребра не создает цикла, ребро сохраняется в результирующий список, в противном случае оно отбрасывается. Таким образом, формируется лес, содержащий максимально возможное подмножество исходных ребер, не содержащее циклов.</w:t>
       </w:r>
     </w:p>
@@ -6296,7 +6216,11 @@
         <w:t>– количество вершин</w:t>
       </w:r>
       <w:r>
-        <w:t>, граф не является связным. Для объединения образовавшихся компонент выполняется просмотр всех р</w:t>
+        <w:t xml:space="preserve">, </w:t>
+      </w:r>
+      <w:r>
+        <w:lastRenderedPageBreak/>
+        <w:t>граф не является связным. Для объединения образовавшихся компонент выполняется просмотр всех р</w:t>
       </w:r>
       <w:r>
         <w:t>е</w:t>
@@ -6330,7 +6254,7 @@
       <w:pPr>
         <w:pStyle w:val="4"/>
       </w:pPr>
-      <w:bookmarkStart w:id="20" w:name="_Toc234849645"/>
+      <w:bookmarkStart w:id="18" w:name="_Toc235105926"/>
       <w:r>
         <w:t>2</w:t>
       </w:r>
@@ -6338,7 +6262,7 @@
         <w:t>.</w:t>
       </w:r>
       <w:r>
-        <w:t>4</w:t>
+        <w:t>3</w:t>
       </w:r>
       <w:r>
         <w:t>.</w:t>
@@ -6349,7 +6273,7 @@
       <w:r>
         <w:t xml:space="preserve"> Функция приспособленности</w:t>
       </w:r>
-      <w:bookmarkEnd w:id="20"/>
+      <w:bookmarkEnd w:id="18"/>
     </w:p>
     <w:p>
       <w:pPr>
@@ -6434,7 +6358,7 @@
       <w:pPr>
         <w:pStyle w:val="4"/>
       </w:pPr>
-      <w:bookmarkStart w:id="21" w:name="_Toc234849646"/>
+      <w:bookmarkStart w:id="19" w:name="_Toc235105927"/>
       <w:r>
         <w:t>2</w:t>
       </w:r>
@@ -6442,15 +6366,15 @@
         <w:t>.</w:t>
       </w:r>
       <w:r>
+        <w:t>3</w:t>
+      </w:r>
+      <w:r>
+        <w:t>.</w:t>
+      </w:r>
+      <w:r>
         <w:t>4</w:t>
       </w:r>
       <w:r>
-        <w:t>.</w:t>
-      </w:r>
-      <w:r>
-        <w:t>4</w:t>
-      </w:r>
-      <w:r>
         <w:t xml:space="preserve"> </w:t>
       </w:r>
       <w:r>
@@ -6462,7 +6386,7 @@
       <w:r>
         <w:t>а</w:t>
       </w:r>
-      <w:bookmarkEnd w:id="21"/>
+      <w:bookmarkEnd w:id="19"/>
     </w:p>
     <w:p>
       <w:pPr>
@@ -6475,11 +6399,7 @@
         <w:t xml:space="preserve">ких пар выбран турнирный отбор. </w:t>
       </w:r>
       <w:r>
-        <w:t xml:space="preserve">Суть метода заключается в том, что из текущей популяции случайным образом </w:t>
-      </w:r>
-      <w:r>
-        <w:lastRenderedPageBreak/>
-        <w:t xml:space="preserve">выбирается небольшая группа особей, после чего в качестве родителя выбирается особь с </w:t>
+        <w:t xml:space="preserve">Суть метода заключается в том, что из текущей популяции случайным образом выбирается небольшая группа особей, после чего в качестве родителя выбирается особь с </w:t>
       </w:r>
       <w:r>
         <w:t>наименьшим</w:t>
@@ -6545,17 +6465,24 @@
         <w:ind w:left="709" w:firstLine="0"/>
       </w:pPr>
       <w:r>
-        <w:t>Рациональным соотношением между исследованием новых решений</w:t>
-      </w:r>
-      <w:r>
-        <w:t xml:space="preserve"> и сохранением лучших найденных особей.</w:t>
+        <w:lastRenderedPageBreak/>
+        <w:t xml:space="preserve">Рациональным соотношением между исследованием новых </w:t>
+      </w:r>
+      <w:r>
+        <w:t xml:space="preserve">решений и сохранением </w:t>
+      </w:r>
+      <w:r>
+        <w:t>наиболее приспособленных особей</w:t>
+      </w:r>
+      <w:r>
+        <w:t>.</w:t>
       </w:r>
     </w:p>
     <w:p>
       <w:pPr>
         <w:pStyle w:val="4"/>
       </w:pPr>
-      <w:bookmarkStart w:id="22" w:name="_Toc234849647"/>
+      <w:bookmarkStart w:id="20" w:name="_Toc235105928"/>
       <w:r>
         <w:t>2</w:t>
       </w:r>
@@ -6563,7 +6490,7 @@
         <w:t>.</w:t>
       </w:r>
       <w:r>
-        <w:t>4</w:t>
+        <w:t>3</w:t>
       </w:r>
       <w:r>
         <w:t>.</w:t>
@@ -6574,7 +6501,7 @@
       <w:r>
         <w:t>Оператор скрещивания</w:t>
       </w:r>
-      <w:bookmarkEnd w:id="22"/>
+      <w:bookmarkEnd w:id="20"/>
     </w:p>
     <w:p>
       <w:pPr>
@@ -6605,7 +6532,6 @@
         <w:pStyle w:val="a1"/>
       </w:pPr>
       <w:r>
-        <w:lastRenderedPageBreak/>
         <w:t>После завершения операции скрещивания выполняется процедура исправления решения.</w:t>
       </w:r>
     </w:p>
@@ -6613,7 +6539,7 @@
       <w:pPr>
         <w:pStyle w:val="4"/>
       </w:pPr>
-      <w:bookmarkStart w:id="23" w:name="_Toc234849648"/>
+      <w:bookmarkStart w:id="21" w:name="_Toc235105929"/>
       <w:r>
         <w:t>2</w:t>
       </w:r>
@@ -6621,7 +6547,7 @@
         <w:t>.</w:t>
       </w:r>
       <w:r>
-        <w:t>4</w:t>
+        <w:t>3</w:t>
       </w:r>
       <w:r>
         <w:t>.</w:t>
@@ -6632,7 +6558,7 @@
       <w:r>
         <w:t xml:space="preserve"> Оператор мутации</w:t>
       </w:r>
-      <w:bookmarkEnd w:id="23"/>
+      <w:bookmarkEnd w:id="21"/>
     </w:p>
     <w:p>
       <w:pPr>
@@ -6688,7 +6614,7 @@
       <w:pPr>
         <w:pStyle w:val="4"/>
       </w:pPr>
-      <w:bookmarkStart w:id="24" w:name="_Toc234849649"/>
+      <w:bookmarkStart w:id="22" w:name="_Toc235105930"/>
       <w:r>
         <w:t>2</w:t>
       </w:r>
@@ -6696,7 +6622,7 @@
         <w:t>.</w:t>
       </w:r>
       <w:r>
-        <w:t>4</w:t>
+        <w:t>3</w:t>
       </w:r>
       <w:r>
         <w:t>.</w:t>
@@ -6707,13 +6633,14 @@
       <w:r>
         <w:t xml:space="preserve"> Критерий завершения алгоритма</w:t>
       </w:r>
-      <w:bookmarkEnd w:id="24"/>
-    </w:p>
-    <w:p>
-      <w:pPr>
-        <w:pStyle w:val="a1"/>
-      </w:pPr>
-      <w:r>
+      <w:bookmarkEnd w:id="22"/>
+    </w:p>
+    <w:p>
+      <w:pPr>
+        <w:pStyle w:val="a1"/>
+      </w:pPr>
+      <w:r>
+        <w:lastRenderedPageBreak/>
         <w:t>Для завершения работы генетического алгоритма используется комбинированный критерий остановки.</w:t>
       </w:r>
     </w:p>
@@ -6767,18 +6694,202 @@
     </w:p>
     <w:p>
       <w:pPr>
+        <w:pStyle w:val="4"/>
+      </w:pPr>
+      <w:bookmarkStart w:id="23" w:name="_Toc235105931"/>
+      <w:r>
+        <w:t>2.3.8 Программная реализация</w:t>
+      </w:r>
+      <w:bookmarkEnd w:id="23"/>
+    </w:p>
+    <w:p>
+      <w:pPr>
+        <w:pStyle w:val="a1"/>
+      </w:pPr>
+      <w:r>
+        <w:t xml:space="preserve">Программная реализация генетического алгоритма выполнена в виде отдельного класса </w:t>
+      </w:r>
+      <w:r>
+        <w:rPr>
+          <w:i/>
+        </w:rPr>
+        <w:t>GeneticAlgorithm</w:t>
+      </w:r>
+      <w:r>
+        <w:t>, объединяющего все этапы поиска минимального остовного дерева. Такое решение позволило отделить вычислительную часть приложения от графического интерфейса и обеспечить возможность независимого использования алгоритма.</w:t>
+      </w:r>
+    </w:p>
+    <w:p>
+      <w:pPr>
+        <w:pStyle w:val="a1"/>
+      </w:pPr>
+      <w:r>
+        <w:t xml:space="preserve">Для настройки параметров алгоритма реализованы методы </w:t>
+      </w:r>
+      <w:r>
+        <w:rPr>
+          <w:i/>
+        </w:rPr>
+        <w:t>set</w:t>
+      </w:r>
+      <w:r>
+        <w:rPr>
+          <w:i/>
+        </w:rPr>
+        <w:t>...()</w:t>
+      </w:r>
+      <w:r>
+        <w:t xml:space="preserve">. Управление выполнением алгоритма осуществляется методами </w:t>
+      </w:r>
+      <w:r>
+        <w:rPr>
+          <w:i/>
+        </w:rPr>
+        <w:t>initialize()</w:t>
+      </w:r>
+      <w:r>
+        <w:t xml:space="preserve">, </w:t>
+      </w:r>
+      <w:r>
+        <w:rPr>
+          <w:i/>
+        </w:rPr>
+        <w:t>doOneStep()</w:t>
+      </w:r>
+      <w:r>
+        <w:t xml:space="preserve">, </w:t>
+      </w:r>
+      <w:r>
+        <w:rPr>
+          <w:i/>
+        </w:rPr>
+        <w:t>run()</w:t>
+      </w:r>
+      <w:r>
+        <w:t xml:space="preserve"> и </w:t>
+      </w:r>
+      <w:r>
+        <w:rPr>
+          <w:i/>
+        </w:rPr>
+        <w:t>stepBack()</w:t>
+      </w:r>
+      <w:r>
+        <w:t>, что обеспечивает как пошаговый режим работы, так и выполнение алгоритма до</w:t>
+      </w:r>
+      <w:r>
+        <w:t xml:space="preserve"> достижения критерия остановки.</w:t>
+      </w:r>
+    </w:p>
+    <w:p>
+      <w:pPr>
+        <w:pStyle w:val="a1"/>
+      </w:pPr>
+      <w:r>
+        <w:t>Внутри класса отдельными методами реализованы основные этапы генетического алгоритма: формирование начальной попул</w:t>
+      </w:r>
+      <w:r>
+        <w:t xml:space="preserve">яции </w:t>
+      </w:r>
+      <w:r>
+        <w:rPr>
+          <w:i/>
+        </w:rPr>
+        <w:t>createInitialPopulation()</w:t>
+      </w:r>
+      <w:r>
+        <w:t xml:space="preserve">, оценка приспособленности </w:t>
+      </w:r>
+      <w:r>
+        <w:rPr>
+          <w:i/>
+        </w:rPr>
+        <w:t>evaluatePopulation()</w:t>
+      </w:r>
+      <w:r>
+        <w:t xml:space="preserve">, турнирный отбор </w:t>
+      </w:r>
+      <w:r>
+        <w:rPr>
+          <w:i/>
+        </w:rPr>
+        <w:t>selecti</w:t>
+      </w:r>
+      <w:r>
+        <w:rPr>
+          <w:i/>
+        </w:rPr>
+        <w:t>on()</w:t>
+      </w:r>
+      <w:r>
+        <w:t xml:space="preserve">, равномерное скрещивание </w:t>
+      </w:r>
+      <w:r>
+        <w:rPr>
+          <w:i/>
+        </w:rPr>
+        <w:t>crossover()</w:t>
+      </w:r>
+      <w:r>
+        <w:t xml:space="preserve">, мутация </w:t>
+      </w:r>
+      <w:r>
+        <w:rPr>
+          <w:i/>
+        </w:rPr>
+        <w:t>mutate()</w:t>
+      </w:r>
+      <w:r>
+        <w:t>, восст</w:t>
+      </w:r>
+      <w:r>
+        <w:t xml:space="preserve">ановление корректности решений </w:t>
+      </w:r>
+      <w:r>
+        <w:rPr>
+          <w:i/>
+        </w:rPr>
+        <w:t>repa</w:t>
+      </w:r>
+      <w:r>
+        <w:rPr>
+          <w:i/>
+        </w:rPr>
+        <w:t>ir()</w:t>
+      </w:r>
+      <w:r>
+        <w:t xml:space="preserve"> и обновление текущего решения</w:t>
+      </w:r>
+      <w:r>
+        <w:t xml:space="preserve"> с минимальным суммарным весом </w:t>
+      </w:r>
+      <w:r>
+        <w:rPr>
+          <w:i/>
+        </w:rPr>
+        <w:t>updateBestIndividual()</w:t>
+      </w:r>
+      <w:r>
+        <w:t>.</w:t>
+      </w:r>
+    </w:p>
+    <w:p>
+      <w:pPr>
         <w:pStyle w:val="3"/>
         <w:numPr>
           <w:ilvl w:val="2"/>
           <w:numId w:val="2"/>
         </w:numPr>
       </w:pPr>
-      <w:bookmarkStart w:id="25" w:name="_Toc234849650"/>
+      <w:bookmarkStart w:id="24" w:name="_Toc235105932"/>
       <w:r>
         <w:t>2.</w:t>
       </w:r>
       <w:r>
-        <w:t>5</w:t>
+        <w:rPr>
+          <w:lang w:val="en-US"/>
+        </w:rPr>
+        <w:t>4</w:t>
       </w:r>
       <w:r>
         <w:t xml:space="preserve"> </w:t>
@@ -6786,43 +6897,49 @@
       <w:r>
         <w:t>Проектирование графического интерфейса</w:t>
       </w:r>
+      <w:bookmarkEnd w:id="24"/>
+    </w:p>
+    <w:p>
+      <w:pPr>
+        <w:pStyle w:val="a1"/>
+      </w:pPr>
+      <w:r>
+        <w:t>Для организации взаимо</w:t>
+      </w:r>
+      <w:r>
+        <w:t>действия пользователя</w:t>
+      </w:r>
+      <w:r>
+        <w:t xml:space="preserve"> с программой был разработан графический интерфейс, позволяющий выполнять все этапы работы с генетическим алгоритмом без использования командной строки. </w:t>
+      </w:r>
+      <w:r>
+        <w:lastRenderedPageBreak/>
+        <w:t>Интерфейс предоставляет средства создания входных данных, настройки параметров алгоритма, управления процессом поиска решения и визуализации полученных результатов.</w:t>
+      </w:r>
+    </w:p>
+    <w:p>
+      <w:pPr>
+        <w:pStyle w:val="a1"/>
+      </w:pPr>
+      <w:r>
+        <w:t>Структура графического интерфейса состоит из нескольких функциональных блоков.</w:t>
+      </w:r>
+      <w:r>
+        <w:t xml:space="preserve"> Полный рисунок интерфейса см. в приложении А.</w:t>
+      </w:r>
+    </w:p>
+    <w:p>
+      <w:pPr>
+        <w:pStyle w:val="4"/>
+      </w:pPr>
+      <w:bookmarkStart w:id="25" w:name="_Toc235105933"/>
+      <w:r>
+        <w:t>2.4</w:t>
+      </w:r>
+      <w:r>
+        <w:t>.1 Блок «Данные графа»</w:t>
+      </w:r>
       <w:bookmarkEnd w:id="25"/>
-    </w:p>
-    <w:p>
-      <w:pPr>
-        <w:pStyle w:val="a1"/>
-      </w:pPr>
-      <w:r>
-        <w:t>Для организации взаимо</w:t>
-      </w:r>
-      <w:r>
-        <w:t>действия пользователя</w:t>
-      </w:r>
-      <w:r>
-        <w:t xml:space="preserve"> с программой был разработан графический интерфейс, позволяющий выполнять все этапы работы с генетическим алгоритмом без использования командной строки. Интерфейс предоставляет средства создания входных данных, настройки параметров алгоритма, управления процессом поиска решения и визуализации полученных результатов.</w:t>
-      </w:r>
-    </w:p>
-    <w:p>
-      <w:pPr>
-        <w:pStyle w:val="a1"/>
-      </w:pPr>
-      <w:r>
-        <w:t>Структура графического интерфейса состоит из нескольких функциональных блоков.</w:t>
-      </w:r>
-      <w:r>
-        <w:t xml:space="preserve"> Полный рисунок интерфейса см. в приложении А.</w:t>
-      </w:r>
-    </w:p>
-    <w:p>
-      <w:pPr>
-        <w:pStyle w:val="4"/>
-      </w:pPr>
-      <w:bookmarkStart w:id="26" w:name="_Toc234849651"/>
-      <w:r>
-        <w:lastRenderedPageBreak/>
-        <w:t>2.5.1 Блок «Данные графа»</w:t>
-      </w:r>
-      <w:bookmarkEnd w:id="26"/>
     </w:p>
     <w:p>
       <w:pPr>
@@ -6915,6 +7032,65 @@
       </w:r>
       <w:r>
         <w:t>ритм для последующей обработки.</w:t>
+      </w:r>
+    </w:p>
+    <w:p>
+      <w:pPr>
+        <w:pStyle w:val="a1"/>
+      </w:pPr>
+      <w:r>
+        <w:t xml:space="preserve">Программная реализация данного блока выполнена в функции </w:t>
+      </w:r>
+      <w:r>
+        <w:rPr>
+          <w:i/>
+        </w:rPr>
+        <w:t>DrawControlPanel()</w:t>
+      </w:r>
+      <w:r>
+        <w:t xml:space="preserve">. Для загрузки графа используется функция </w:t>
+      </w:r>
+      <w:r>
+        <w:rPr>
+          <w:i/>
+        </w:rPr>
+        <w:t>loadFromFile()</w:t>
+      </w:r>
+      <w:r>
+        <w:t xml:space="preserve">, для случайной генерации – </w:t>
+      </w:r>
+      <w:r>
+        <w:rPr>
+          <w:i/>
+        </w:rPr>
+        <w:t>generateRandomGraphAuto()</w:t>
+      </w:r>
+      <w:r>
+        <w:t xml:space="preserve">, а для ручного </w:t>
+      </w:r>
+      <w:r>
+        <w:t xml:space="preserve">ввода – </w:t>
+      </w:r>
+      <w:r>
+        <w:t xml:space="preserve">окно </w:t>
+      </w:r>
+      <w:r>
+        <w:rPr>
+          <w:i/>
+        </w:rPr>
+        <w:t>DrawManualInputWindow()</w:t>
+      </w:r>
+      <w:r>
+        <w:t xml:space="preserve">. После формирования или загрузки графа вызывается функция </w:t>
+      </w:r>
+      <w:r>
+        <w:rPr>
+          <w:i/>
+        </w:rPr>
+        <w:t>prepareAlg()</w:t>
+      </w:r>
+      <w:r>
+        <w:t>, выполняющая подготовку генетического алгоритма к работе.</w:t>
       </w:r>
     </w:p>
     <w:p>
@@ -6983,13 +7159,30 @@
     </w:p>
     <w:p>
       <w:pPr>
+        <w:pStyle w:val="a1"/>
+      </w:pPr>
+    </w:p>
+    <w:p>
+      <w:pPr>
+        <w:pStyle w:val="a1"/>
+      </w:pPr>
+    </w:p>
+    <w:p>
+      <w:pPr>
         <w:pStyle w:val="4"/>
       </w:pPr>
-      <w:bookmarkStart w:id="27" w:name="_Toc234849652"/>
-      <w:r>
-        <w:t>2.5.2 Блок «Параметры генетического алгоритма»</w:t>
-      </w:r>
-      <w:bookmarkEnd w:id="27"/>
+      <w:bookmarkStart w:id="26" w:name="_Toc235105934"/>
+      <w:r>
+        <w:lastRenderedPageBreak/>
+        <w:t>2.</w:t>
+      </w:r>
+      <w:r>
+        <w:t>4</w:t>
+      </w:r>
+      <w:r>
+        <w:t>.2 Блок «Параметры генетического алгоритма»</w:t>
+      </w:r>
+      <w:bookmarkEnd w:id="26"/>
     </w:p>
     <w:p>
       <w:pPr>
@@ -7117,11 +7310,55 @@
         <w:pStyle w:val="a1"/>
       </w:pPr>
       <w:r>
-        <w:lastRenderedPageBreak/>
         <w:t xml:space="preserve">Изменение указанных параметров позволяет исследовать влияние различных настроек на скорость сходимости алгоритма </w:t>
       </w:r>
       <w:r>
         <w:t>и качество найденного решения.</w:t>
+      </w:r>
+    </w:p>
+    <w:p>
+      <w:pPr>
+        <w:pStyle w:val="a1"/>
+      </w:pPr>
+      <w:r>
+        <w:t xml:space="preserve">Реализация блока также выполнена в функции </w:t>
+      </w:r>
+      <w:r>
+        <w:rPr>
+          <w:i/>
+        </w:rPr>
+        <w:t>DrawControlPanel()</w:t>
+      </w:r>
+      <w:r>
+        <w:t>. Изменение параметров осуществляется с помощью элементов библиотеки Dear ImGui</w:t>
+      </w:r>
+      <w:r>
+        <w:rPr>
+          <w:vertAlign w:val="superscript"/>
+          <w:lang w:val="en-US"/>
+        </w:rPr>
+        <w:t>[3]</w:t>
+      </w:r>
+      <w:r>
+        <w:t xml:space="preserve">. После запуска алгоритма введённые значения передаются в объект класса </w:t>
+      </w:r>
+      <w:r>
+        <w:rPr>
+          <w:i/>
+        </w:rPr>
+        <w:t>GeneticAlgorithm</w:t>
+      </w:r>
+      <w:r>
+        <w:t xml:space="preserve"> посредством методов </w:t>
+      </w:r>
+      <w:r>
+        <w:rPr>
+          <w:i/>
+        </w:rPr>
+        <w:t>set...()</w:t>
+      </w:r>
+      <w:r>
+        <w:t>.</w:t>
       </w:r>
     </w:p>
     <w:p>
@@ -7195,11 +7432,17 @@
       <w:pPr>
         <w:pStyle w:val="4"/>
       </w:pPr>
-      <w:bookmarkStart w:id="28" w:name="_Toc234849653"/>
-      <w:r>
-        <w:t>2.5.3 Блок «Информация»</w:t>
-      </w:r>
-      <w:bookmarkEnd w:id="28"/>
+      <w:bookmarkStart w:id="27" w:name="_Toc235105935"/>
+      <w:r>
+        <w:t>2.</w:t>
+      </w:r>
+      <w:r>
+        <w:t>4</w:t>
+      </w:r>
+      <w:r>
+        <w:t>.3 Блок «Информация»</w:t>
+      </w:r>
+      <w:bookmarkEnd w:id="27"/>
     </w:p>
     <w:p>
       <w:pPr>
@@ -7254,6 +7497,7 @@
         <w:ind w:left="709" w:firstLine="0"/>
       </w:pPr>
       <w:r>
+        <w:lastRenderedPageBreak/>
         <w:t>Н</w:t>
       </w:r>
       <w:r>
@@ -7357,6 +7601,50 @@
     <w:p>
       <w:pPr>
         <w:pStyle w:val="a1"/>
+      </w:pPr>
+      <w:r>
+        <w:t xml:space="preserve">Отображение текущего состояния программы реализовано в функции </w:t>
+      </w:r>
+      <w:r>
+        <w:rPr>
+          <w:i/>
+        </w:rPr>
+        <w:t>DrawInfoPanel()</w:t>
+      </w:r>
+      <w:r>
+        <w:t xml:space="preserve">. Для обновления отображаемых данных используется функция </w:t>
+      </w:r>
+      <w:r>
+        <w:rPr>
+          <w:i/>
+        </w:rPr>
+        <w:t>update()</w:t>
+      </w:r>
+      <w:r>
+        <w:t xml:space="preserve">, получающая сведения из объекта класса </w:t>
+      </w:r>
+      <w:r>
+        <w:rPr>
+          <w:i/>
+        </w:rPr>
+        <w:t>GeneticAlgorithm</w:t>
+      </w:r>
+      <w:r>
+        <w:t xml:space="preserve"> посредством методов </w:t>
+      </w:r>
+      <w:r>
+        <w:rPr>
+          <w:i/>
+        </w:rPr>
+        <w:t>get...()</w:t>
+      </w:r>
+      <w:r>
+        <w:t>.</w:t>
+      </w:r>
+    </w:p>
+    <w:p>
+      <w:pPr>
+        <w:pStyle w:val="a1"/>
         <w:ind w:firstLine="0"/>
         <w:jc w:val="center"/>
       </w:pPr>
@@ -7365,7 +7653,6 @@
           <w:noProof/>
           <w:lang w:eastAsia="ru-RU" w:bidi="ar-SA"/>
         </w:rPr>
-        <w:lastRenderedPageBreak/>
         <w:drawing>
           <wp:inline distT="0" distB="0" distL="0" distR="0" wp14:anchorId="03FCD8C9" wp14:editId="778D6525">
             <wp:extent cx="2605177" cy="2522829"/>
@@ -7423,11 +7710,17 @@
       <w:pPr>
         <w:pStyle w:val="4"/>
       </w:pPr>
-      <w:bookmarkStart w:id="29" w:name="_Toc234849654"/>
-      <w:r>
-        <w:t>2.5.4 Блок «Управление»</w:t>
-      </w:r>
-      <w:bookmarkEnd w:id="29"/>
+      <w:bookmarkStart w:id="28" w:name="_Toc235105936"/>
+      <w:r>
+        <w:t>2.</w:t>
+      </w:r>
+      <w:r>
+        <w:t>4</w:t>
+      </w:r>
+      <w:r>
+        <w:t>.4 Блок «Управление»</w:t>
+      </w:r>
+      <w:bookmarkEnd w:id="28"/>
     </w:p>
     <w:p>
       <w:pPr>
@@ -7498,6 +7791,7 @@
         <w:ind w:left="709" w:firstLine="0"/>
       </w:pPr>
       <w:r>
+        <w:lastRenderedPageBreak/>
         <w:t>П</w:t>
       </w:r>
       <w:r>
@@ -7538,6 +7832,86 @@
       </w:r>
       <w:r>
         <w:t>работы генетического алгоритма.</w:t>
+      </w:r>
+    </w:p>
+    <w:p>
+      <w:pPr>
+        <w:pStyle w:val="a1"/>
+      </w:pPr>
+      <w:r>
+        <w:t xml:space="preserve">Функции управления алгоритмом реализованы в </w:t>
+      </w:r>
+      <w:r>
+        <w:rPr>
+          <w:i/>
+        </w:rPr>
+        <w:t>DrawControlPanel()</w:t>
+      </w:r>
+      <w:r>
+        <w:t xml:space="preserve">. Обработка нажатий кнопок осуществляется посредством вызовов методов класса </w:t>
+      </w:r>
+      <w:r>
+        <w:rPr>
+          <w:i/>
+        </w:rPr>
+        <w:t>GeneticAlgorithm</w:t>
+      </w:r>
+      <w:r>
+        <w:t xml:space="preserve">: </w:t>
+      </w:r>
+      <w:r>
+        <w:rPr>
+          <w:i/>
+        </w:rPr>
+        <w:t>initialize()</w:t>
+      </w:r>
+      <w:r>
+        <w:t xml:space="preserve">, </w:t>
+      </w:r>
+      <w:r>
+        <w:rPr>
+          <w:i/>
+        </w:rPr>
+        <w:t>doOneStep()</w:t>
+      </w:r>
+      <w:r>
+        <w:t xml:space="preserve">, </w:t>
+      </w:r>
+      <w:r>
+        <w:rPr>
+          <w:i/>
+        </w:rPr>
+        <w:t>run()</w:t>
+      </w:r>
+      <w:r>
+        <w:t xml:space="preserve"> и </w:t>
+      </w:r>
+      <w:r>
+        <w:rPr>
+          <w:i/>
+        </w:rPr>
+        <w:t>stepBack()</w:t>
+      </w:r>
+      <w:r>
+        <w:t xml:space="preserve">. При выполнении шагов используются также функции </w:t>
+      </w:r>
+      <w:r>
+        <w:rPr>
+          <w:i/>
+        </w:rPr>
+        <w:t>update()</w:t>
+      </w:r>
+      <w:r>
+        <w:t xml:space="preserve"> и </w:t>
+      </w:r>
+      <w:r>
+        <w:rPr>
+          <w:i/>
+        </w:rPr>
+        <w:t>updateFromHistory()</w:t>
+      </w:r>
+      <w:r>
+        <w:t>, обеспечивающие синхронизацию графического интерфейса с текущим состоянием алгоритма.</w:t>
       </w:r>
     </w:p>
     <w:p>
@@ -7608,11 +7982,17 @@
       <w:pPr>
         <w:pStyle w:val="4"/>
       </w:pPr>
-      <w:bookmarkStart w:id="30" w:name="_Toc234849655"/>
-      <w:r>
-        <w:t>2.5.5 Блок «Визуализация»</w:t>
-      </w:r>
-      <w:bookmarkEnd w:id="30"/>
+      <w:bookmarkStart w:id="29" w:name="_Toc235105937"/>
+      <w:r>
+        <w:t>2.</w:t>
+      </w:r>
+      <w:r>
+        <w:t>4</w:t>
+      </w:r>
+      <w:r>
+        <w:t>.5 Блок «Визуализация»</w:t>
+      </w:r>
+      <w:bookmarkEnd w:id="29"/>
     </w:p>
     <w:p>
       <w:pPr>
@@ -7630,7 +8010,6 @@
         <w:pStyle w:val="a1"/>
       </w:pPr>
       <w:r>
-        <w:lastRenderedPageBreak/>
         <w:t>Все вершины и ребра исходного графа отображаются на плоскости. Пользователь может выбрать любую особь текущей популяции, после чего соответствующее ей остовное дерево выделяется цветом поверх исходного графа.</w:t>
       </w:r>
     </w:p>
@@ -7709,6 +8088,52 @@
       </w:r>
       <w:r>
         <w:t>уемого генетическим алгоритмом.</w:t>
+      </w:r>
+    </w:p>
+    <w:p>
+      <w:pPr>
+        <w:pStyle w:val="a1"/>
+      </w:pPr>
+      <w:r>
+        <w:lastRenderedPageBreak/>
+        <w:t xml:space="preserve">Отрисовка графа реализована в функции </w:t>
+      </w:r>
+      <w:r>
+        <w:rPr>
+          <w:i/>
+        </w:rPr>
+        <w:t>drawGraphVisualization()</w:t>
+      </w:r>
+      <w:r>
+        <w:t>, а окно визуализации –</w:t>
+      </w:r>
+      <w:r>
+        <w:t xml:space="preserve"> в функции </w:t>
+      </w:r>
+      <w:r>
+        <w:rPr>
+          <w:i/>
+        </w:rPr>
+        <w:t>DrawVisualizationWindow()</w:t>
+      </w:r>
+      <w:r>
+        <w:t>. Отрисовка вершин, р</w:t>
+      </w:r>
+      <w:r>
+        <w:t>е</w:t>
+      </w:r>
+      <w:r>
+        <w:t>бер и найденного остовного дерева выполняется средствами библиотеки Dear ImGui</w:t>
+      </w:r>
+      <w:r>
+        <w:rPr>
+          <w:vertAlign w:val="superscript"/>
+          <w:lang w:val="en-US"/>
+        </w:rPr>
+        <w:t>[3]</w:t>
+      </w:r>
+      <w:r>
+        <w:t>.</w:t>
       </w:r>
     </w:p>
     <w:p>
@@ -7779,49 +8204,55 @@
       <w:pPr>
         <w:pStyle w:val="4"/>
       </w:pPr>
-      <w:bookmarkStart w:id="31" w:name="_Toc234849656"/>
+      <w:bookmarkStart w:id="30" w:name="_Toc235105938"/>
+      <w:r>
+        <w:t>2.</w:t>
+      </w:r>
+      <w:r>
+        <w:t>4</w:t>
+      </w:r>
+      <w:r>
+        <w:t>.6 Блок «График эволюции»</w:t>
+      </w:r>
+      <w:bookmarkEnd w:id="30"/>
+    </w:p>
+    <w:p>
+      <w:pPr>
+        <w:pStyle w:val="a1"/>
+      </w:pPr>
+      <w:r>
+        <w:t>Для анализа процесса работы алгоритма реализован график изменения качества на</w:t>
+      </w:r>
+      <w:r>
+        <w:t>йденного решения по поколениям (см. рисунок 6).</w:t>
+      </w:r>
+    </w:p>
+    <w:p>
+      <w:pPr>
+        <w:pStyle w:val="a1"/>
+      </w:pPr>
+      <w:r>
+        <w:t xml:space="preserve">По горизонтальной оси откладывается номер поколения, а по вертикальной </w:t>
+      </w:r>
+      <w:r>
+        <w:t>–</w:t>
+      </w:r>
+      <w:r>
+        <w:t xml:space="preserve"> значение функции приспособленности </w:t>
+      </w:r>
+      <w:r>
+        <w:t>особи с минимальным значением функции приспособленности</w:t>
+      </w:r>
+      <w:r>
+        <w:t xml:space="preserve"> данного поколения.</w:t>
+      </w:r>
+    </w:p>
+    <w:p>
+      <w:pPr>
+        <w:pStyle w:val="a1"/>
+      </w:pPr>
       <w:r>
         <w:lastRenderedPageBreak/>
-        <w:t>2.5.6 Блок «График эволюции»</w:t>
-      </w:r>
-      <w:bookmarkEnd w:id="31"/>
-    </w:p>
-    <w:p>
-      <w:pPr>
-        <w:pStyle w:val="a1"/>
-      </w:pPr>
-      <w:r>
-        <w:t>Для анализа процесса работы алгоритма реализован график изменения качества на</w:t>
-      </w:r>
-      <w:r>
-        <w:t>йденного решения по поколениям (см. рисунок 6).</w:t>
-      </w:r>
-    </w:p>
-    <w:p>
-      <w:pPr>
-        <w:pStyle w:val="a1"/>
-      </w:pPr>
-      <w:r>
-        <w:t xml:space="preserve">По горизонтальной оси откладывается номер поколения, а по вертикальной </w:t>
-      </w:r>
-      <w:r>
-        <w:t>–</w:t>
-      </w:r>
-      <w:r>
-        <w:t xml:space="preserve"> значение функции приспособленности </w:t>
-      </w:r>
-      <w:r>
-        <w:t>особи с минимальным значением функции приспособленности</w:t>
-      </w:r>
-      <w:r>
-        <w:t xml:space="preserve"> данного поколения.</w:t>
-      </w:r>
-    </w:p>
-    <w:p>
-      <w:pPr>
-        <w:pStyle w:val="a1"/>
-      </w:pPr>
-      <w:r>
         <w:t>После выполнения каждого поколения график автоматически дополняется новой точкой, что позволяет наблюдать динамику поиска решения в режиме реального времени. При переходе к предыдущему поколению отображаемый график также корректно восстанавливается в соответствии с сохраненной</w:t>
       </w:r>
       <w:r>
@@ -7840,6 +8271,32 @@
       </w:r>
       <w:r>
         <w:t>.</w:t>
+      </w:r>
+    </w:p>
+    <w:p>
+      <w:pPr>
+        <w:pStyle w:val="a1"/>
+      </w:pPr>
+      <w:r>
+        <w:t xml:space="preserve">Построение графика реализовано в функции </w:t>
+      </w:r>
+      <w:r>
+        <w:rPr>
+          <w:i/>
+        </w:rPr>
+        <w:t>DrawEvolutionPlot()</w:t>
+      </w:r>
+      <w:r>
+        <w:t xml:space="preserve"> с использованием библиотеки ImPlot. Данные для построения извлекаются из истории функции приспособленности посредством метода </w:t>
+      </w:r>
+      <w:r>
+        <w:rPr>
+          <w:i/>
+        </w:rPr>
+        <w:t>getFitnessHistory()</w:t>
+      </w:r>
+      <w:r>
+        <w:t>. При возврате к предыдущим поколениям отображаемый график формируется на основе сохранённой истории, что обеспечивает корректное отображение состояния алгоритма для выбранного поколения.</w:t>
       </w:r>
     </w:p>
     <w:p>
@@ -7914,12 +8371,12 @@
           <w:numId w:val="2"/>
         </w:numPr>
       </w:pPr>
-      <w:bookmarkStart w:id="32" w:name="_Toc234849657"/>
+      <w:bookmarkStart w:id="31" w:name="_Toc235105939"/>
       <w:r>
         <w:t>2.</w:t>
       </w:r>
       <w:r>
-        <w:t>6</w:t>
+        <w:t>5</w:t>
       </w:r>
       <w:r>
         <w:t xml:space="preserve"> </w:t>
@@ -7927,179 +8384,282 @@
       <w:r>
         <w:t>Проектирование интеграции основного алгоритма в графический интерфейс</w:t>
       </w:r>
+      <w:bookmarkEnd w:id="31"/>
+    </w:p>
+    <w:p>
+      <w:pPr>
+        <w:pStyle w:val="a1"/>
+      </w:pPr>
+      <w:r>
+        <w:t xml:space="preserve">При разработке программного средства особое внимание уделялось разделению вычислительной части приложения и графического интерфейса. Генетический алгоритм реализован как независимый модуль, не содержащий </w:t>
+      </w:r>
+      <w:r>
+        <w:lastRenderedPageBreak/>
+        <w:t>элементов визуализации, тогда как графический интерфейс отвечает исключительно за ввод данных, настройку параметров, управление выполнением алгоритма и отображение результатов.</w:t>
+      </w:r>
+    </w:p>
+    <w:p>
+      <w:pPr>
+        <w:pStyle w:val="a1"/>
+      </w:pPr>
+      <w:r>
+        <w:t xml:space="preserve">Передача данных между модулями осуществляется посредством объекта класса </w:t>
+      </w:r>
+      <w:r>
+        <w:rPr>
+          <w:i/>
+        </w:rPr>
+        <w:t>GeneticAlgorithm</w:t>
+      </w:r>
+      <w:r>
+        <w:t xml:space="preserve">. После загрузки графа из файла, случайной генерации или ручного ввода вызывается функция </w:t>
+      </w:r>
+      <w:r>
+        <w:rPr>
+          <w:i/>
+        </w:rPr>
+        <w:t>prepareAlg()</w:t>
+      </w:r>
+      <w:r>
+        <w:t xml:space="preserve">, которая передает структуру </w:t>
+      </w:r>
+      <w:r>
+        <w:rPr>
+          <w:i/>
+        </w:rPr>
+        <w:t>Graph</w:t>
+      </w:r>
+      <w:r>
+        <w:t xml:space="preserve"> вычислительному модулю с помощью метода </w:t>
+      </w:r>
+      <w:r>
+        <w:rPr>
+          <w:i/>
+        </w:rPr>
+        <w:t>setGraph()</w:t>
+      </w:r>
+      <w:r>
+        <w:t xml:space="preserve">, устанавливает параметры работы алгоритма </w:t>
+      </w:r>
+      <w:r>
+        <w:rPr>
+          <w:i/>
+        </w:rPr>
+        <w:t>setPopulationSize()</w:t>
+      </w:r>
+      <w:r>
+        <w:t xml:space="preserve">, </w:t>
+      </w:r>
+      <w:r>
+        <w:rPr>
+          <w:i/>
+        </w:rPr>
+        <w:t>setTournamentSize()</w:t>
+      </w:r>
+      <w:r>
+        <w:t xml:space="preserve">, </w:t>
+      </w:r>
+      <w:r>
+        <w:rPr>
+          <w:i/>
+        </w:rPr>
+        <w:t>setMutationProbability()</w:t>
+      </w:r>
+      <w:r>
+        <w:t xml:space="preserve">, </w:t>
+      </w:r>
+      <w:r>
+        <w:rPr>
+          <w:i/>
+        </w:rPr>
+        <w:t>setCrossoverProbability()</w:t>
+      </w:r>
+      <w:r>
+        <w:t xml:space="preserve">, </w:t>
+      </w:r>
+      <w:r>
+        <w:rPr>
+          <w:i/>
+        </w:rPr>
+        <w:t>setMaxGenerations()</w:t>
+      </w:r>
+      <w:r>
+        <w:t xml:space="preserve">, </w:t>
+      </w:r>
+      <w:r>
+        <w:rPr>
+          <w:i/>
+        </w:rPr>
+        <w:t>setMaxStagnation()</w:t>
+      </w:r>
+      <w:r>
+        <w:t xml:space="preserve">, после чего выполняет метод </w:t>
+      </w:r>
+      <w:r>
+        <w:rPr>
+          <w:i/>
+        </w:rPr>
+        <w:t>initialize()</w:t>
+      </w:r>
+      <w:r>
+        <w:t>, создающий начальную популяцию.</w:t>
+      </w:r>
+    </w:p>
+    <w:p>
+      <w:pPr>
+        <w:pStyle w:val="a1"/>
+      </w:pPr>
+      <w:r>
+        <w:t xml:space="preserve">Управление выполнением алгоритма реализовано посредством методов </w:t>
+      </w:r>
+      <w:r>
+        <w:rPr>
+          <w:i/>
+        </w:rPr>
+        <w:t>initialize()</w:t>
+      </w:r>
+      <w:r>
+        <w:t xml:space="preserve">, </w:t>
+      </w:r>
+      <w:r>
+        <w:rPr>
+          <w:i/>
+        </w:rPr>
+        <w:t>doOneStep()</w:t>
+      </w:r>
+      <w:r>
+        <w:t xml:space="preserve">, </w:t>
+      </w:r>
+      <w:r>
+        <w:rPr>
+          <w:i/>
+        </w:rPr>
+        <w:t>run()</w:t>
+      </w:r>
+      <w:r>
+        <w:t xml:space="preserve"> и </w:t>
+      </w:r>
+      <w:r>
+        <w:rPr>
+          <w:i/>
+        </w:rPr>
+        <w:t>stepBack()</w:t>
+      </w:r>
+      <w:r>
+        <w:t>. Такой интерфейс обеспечивает возможность как пошагового выполнения поиска решения, так и непрерывного выполнения до достижения критерия остановки, а также возврата к предыдущим поколениям без повторного запуска алгоритма.</w:t>
+      </w:r>
+    </w:p>
+    <w:p>
+      <w:pPr>
+        <w:pStyle w:val="a1"/>
+      </w:pPr>
+      <w:r>
+        <w:t xml:space="preserve">Для получения информации о текущем состоянии вычислительного процесса графический интерфейс использует методы </w:t>
+      </w:r>
+      <w:r>
+        <w:rPr>
+          <w:i/>
+        </w:rPr>
+        <w:t>getCurrentPopulation()</w:t>
+      </w:r>
+      <w:r>
+        <w:t xml:space="preserve">, </w:t>
+      </w:r>
+      <w:r>
+        <w:rPr>
+          <w:i/>
+        </w:rPr>
+        <w:t>getPopulationHistory()</w:t>
+      </w:r>
+      <w:r>
+        <w:t xml:space="preserve">, </w:t>
+      </w:r>
+      <w:r>
+        <w:rPr>
+          <w:i/>
+        </w:rPr>
+        <w:t>getFitnessHistory()</w:t>
+      </w:r>
+      <w:r>
+        <w:t xml:space="preserve">, </w:t>
+      </w:r>
+      <w:r>
+        <w:rPr>
+          <w:i/>
+        </w:rPr>
+        <w:t>getBestIndividual()</w:t>
+      </w:r>
+      <w:r>
+        <w:t xml:space="preserve"> и </w:t>
+      </w:r>
+      <w:r>
+        <w:rPr>
+          <w:i/>
+        </w:rPr>
+        <w:t>getCurrentGeneration()</w:t>
+      </w:r>
+      <w:r>
+        <w:t>. Благодаря этому интерфейс получает только необходимые данные, не имея доступа к внутренней реализации генетического алгоритма.</w:t>
+      </w:r>
+    </w:p>
+    <w:p>
+      <w:pPr>
+        <w:pStyle w:val="a1"/>
+      </w:pPr>
+      <w:r>
+        <w:t xml:space="preserve">Синхронизация вычислительного модуля с графическим интерфейсом выполняется функциями </w:t>
+      </w:r>
+      <w:r>
+        <w:rPr>
+          <w:i/>
+        </w:rPr>
+        <w:t>update()</w:t>
+      </w:r>
+      <w:r>
+        <w:t xml:space="preserve"> и </w:t>
+      </w:r>
+      <w:r>
+        <w:rPr>
+          <w:i/>
+        </w:rPr>
+        <w:t>updateFromHistory()</w:t>
+      </w:r>
+      <w:r>
+        <w:t>. Первая используется после выполнения очередного поколения и обновляет отображаемые характеристики алгоритма: номер текущего поколения, массу найденного дерева, значение функции приспособленности и историю изменения качества решения. Вторая применяется при просмотре сохраненной истории поколений и восстанавливает соответствующее состояние интерфейса без повторного выполнения вычислений.</w:t>
+      </w:r>
+    </w:p>
+    <w:p>
+      <w:pPr>
+        <w:pStyle w:val="a1"/>
+      </w:pPr>
+      <w:r>
+        <w:lastRenderedPageBreak/>
+        <w:t xml:space="preserve">Хранение истории поколений и истории изменения функции приспособленности внутри класса </w:t>
+      </w:r>
+      <w:r>
+        <w:rPr>
+          <w:i/>
+        </w:rPr>
+        <w:t>GeneticAlgorithm</w:t>
+      </w:r>
+      <w:r>
+        <w:t xml:space="preserve"> позволило реализовать просмотр предыдущих поколений и отображение графика эволюции без повторного запуска алгоритма. При переходе к произвольному поколению графический интерфейс использует сохраненные данные, что обеспечивает согласованность всех отображаемых элементов: структуры дерева, </w:t>
+      </w:r>
+      <w:r>
+        <w:t>характеристик особи с минимальным значением функции приспособленности и графика изменения функции приспособленности</w:t>
+      </w:r>
+      <w:bookmarkStart w:id="32" w:name="_GoBack"/>
       <w:bookmarkEnd w:id="32"/>
-    </w:p>
-    <w:p>
-      <w:pPr>
-        <w:pStyle w:val="a1"/>
-      </w:pPr>
-      <w:r>
-        <w:t xml:space="preserve">Интеграция основного алгоритма в графический интерфейс реализована через разделение ответственности между модулями и организацию взаимодействия на основе глобальных переменных состояния. Основной </w:t>
-      </w:r>
-      <w:r>
-        <w:lastRenderedPageBreak/>
-        <w:t xml:space="preserve">генетический алгоритм инкапсулирован в классе </w:t>
-      </w:r>
-      <w:r>
-        <w:rPr>
-          <w:i/>
-        </w:rPr>
-        <w:t>GeneticAlgorithm</w:t>
-      </w:r>
-      <w:r>
-        <w:t>, который предоставляет интерфейс для установки графа и параметров, инициализации популяции, выполнения одного поколения и получения текущих резу</w:t>
-      </w:r>
-      <w:r>
-        <w:t>льтатов. Графический интерфейс</w:t>
-      </w:r>
-      <w:r>
-        <w:t>, содержит отдельные панели для управления, отображения информации, визуализации графа и построения графиков эволюции.</w:t>
-      </w:r>
-    </w:p>
-    <w:p>
-      <w:pPr>
-        <w:pStyle w:val="a1"/>
-      </w:pPr>
-      <w:r>
-        <w:t xml:space="preserve">Для синхронизации данных между интерфейсом и алгоритмом используется глобальный объект класса </w:t>
-      </w:r>
-      <w:r>
-        <w:rPr>
-          <w:i/>
-        </w:rPr>
-        <w:t>GeneticAlgorithm</w:t>
-      </w:r>
-      <w:r>
-        <w:t>, доступный из любого модуля, что позволяет обработчикам кнопок и функциям отрисовки напрямую вызывать методы алгоритма и обновлять отображаемые значения.</w:t>
-      </w:r>
-    </w:p>
-    <w:p>
-      <w:pPr>
-        <w:pStyle w:val="a1"/>
-      </w:pPr>
-      <w:r>
-        <w:t xml:space="preserve">При загрузке графа из файла, случайной генерации или ручном вводе производится инициализация алгоритма: объекту передается текущий граф, параметры, заданные пользователем (размер популяции, размер турнира, вероятности скрещивания и мутации, максимальное число поколений), после чего вызывается метод </w:t>
-      </w:r>
-      <w:r>
-        <w:rPr>
-          <w:i/>
-        </w:rPr>
-        <w:t>initialize()</w:t>
-      </w:r>
-      <w:r>
-        <w:t xml:space="preserve">, формирующий начальную популяцию. С этого момента в глобальных переменных сохраняются номер поколения, </w:t>
-      </w:r>
-      <w:r>
-        <w:t>минимальный</w:t>
-      </w:r>
-      <w:r>
-        <w:t xml:space="preserve"> вес и </w:t>
-      </w:r>
-      <w:r>
-        <w:t>приспособленность</w:t>
-      </w:r>
-      <w:r>
-        <w:t xml:space="preserve">, история </w:t>
-      </w:r>
-      <w:r>
-        <w:t>минимальных</w:t>
-      </w:r>
-      <w:r>
-        <w:t xml:space="preserve"> значений для графика и набор ребер для подсветки.</w:t>
-      </w:r>
-    </w:p>
-    <w:p>
-      <w:pPr>
-        <w:pStyle w:val="a1"/>
-      </w:pPr>
-      <w:r>
-        <w:t>Управление выполнением реализовано через кнопки: «</w:t>
-      </w:r>
-      <w:r>
-        <w:t>Завершить</w:t>
-      </w:r>
-      <w:r>
-        <w:t>» запускает цикл, в котором последовательно выполняются шаги до достижения критерия остановки</w:t>
-      </w:r>
-      <w:r>
-        <w:t>. П</w:t>
-      </w:r>
-      <w:r>
-        <w:t>осле завершения все результаты обновляются в интерфейсе, включая график сходимости, который строится на о</w:t>
-      </w:r>
-      <w:r>
-        <w:t xml:space="preserve">снове вектора истории весов; </w:t>
-      </w:r>
-      <w:r>
-        <w:t xml:space="preserve"> </w:t>
-      </w:r>
-      <w:r>
-        <w:t>«</w:t>
-      </w:r>
-      <w:r>
-        <w:t>Шаг вперед</w:t>
-      </w:r>
-      <w:r>
-        <w:t>»</w:t>
-      </w:r>
-      <w:r>
-        <w:t xml:space="preserve"> выполняет один шаг алгоритма и отрисовывает его состояние во всех информационных полях; </w:t>
-      </w:r>
-      <w:r>
-        <w:t>«</w:t>
-      </w:r>
-      <w:r>
-        <w:t>Шаг назад</w:t>
-      </w:r>
-      <w:r>
-        <w:t>»</w:t>
-      </w:r>
-      <w:r>
-        <w:t xml:space="preserve"> выполняет откат текущего решения на одно состояние назад; </w:t>
-      </w:r>
-      <w:r>
-        <w:t>«</w:t>
-      </w:r>
-      <w:r>
-        <w:t>Сброс</w:t>
-      </w:r>
-      <w:r>
-        <w:t>»</w:t>
-      </w:r>
-      <w:r>
-        <w:t xml:space="preserve"> появляется после завершение основного цикла, отвечает за очистку информационных полей на состояние инициализации алгоритма для исходного графа.</w:t>
-      </w:r>
-    </w:p>
-    <w:p>
-      <w:pPr>
-        <w:pStyle w:val="a1"/>
-      </w:pPr>
-      <w:r>
-        <w:t xml:space="preserve">Для визуализации </w:t>
-      </w:r>
-      <w:r>
-        <w:t>дерева с минимальным суммарным весом</w:t>
-      </w:r>
-      <w:r>
-        <w:t xml:space="preserve"> используется массив индексов ребер, который передается в функцию </w:t>
-      </w:r>
-      <w:r>
-        <w:lastRenderedPageBreak/>
-        <w:t>отрисовки графа и отображается поверх основного графа жирными красными линиями.</w:t>
-      </w:r>
-    </w:p>
-    <w:p>
-      <w:pPr>
-        <w:pStyle w:val="a1"/>
-      </w:pPr>
-      <w:r>
-        <w:t>Дополнительно предусмотрена возможность переключения между особями текущей популяции: при изменении номера особи в соответствующем поле ввода происходит обновление подсвечиваемого дерева и вывод информации о весе выбранной особи. Таким образом, интеграция обеспечивает полный цикл работы: от ввода данных до получения и визуализации результата, а т</w:t>
-      </w:r>
-      <w:r>
-        <w:t xml:space="preserve">акже предоставляет пользователю </w:t>
-      </w:r>
-      <w:r>
-        <w:t>средства контроля и анализа процесса оптимизации.</w:t>
+      <w:r>
+        <w:t>.</w:t>
+      </w:r>
+    </w:p>
+    <w:p>
+      <w:pPr>
+        <w:pStyle w:val="a1"/>
+      </w:pPr>
+      <w:r>
+        <w:t>Предложенный способ интеграции обеспечивает независимость вычислительного модуля и графического интерфейса, упрощает сопровождение программного средства и позволяет при необходимости изменять или расширять отдельные компоненты без внесения изменений в остальные части программы.</w:t>
       </w:r>
     </w:p>
     <w:p>
@@ -8123,7 +8683,7 @@
           <w:numId w:val="2"/>
         </w:numPr>
       </w:pPr>
-      <w:bookmarkStart w:id="33" w:name="_Toc234849658"/>
+      <w:bookmarkStart w:id="33" w:name="_Toc235105940"/>
       <w:r>
         <w:lastRenderedPageBreak/>
         <w:t>3 ИСПОЛЬЗУЕМЫЕ ТЕХНОЛОГИИ</w:t>
@@ -8135,7 +8695,7 @@
         <w:pStyle w:val="3"/>
         <w:ind w:left="0"/>
       </w:pPr>
-      <w:bookmarkStart w:id="34" w:name="_Toc234849659"/>
+      <w:bookmarkStart w:id="34" w:name="_Toc235105941"/>
       <w:r>
         <w:t>3.1 Генератор случайных чисел для генерации графа</w:t>
       </w:r>
@@ -8197,7 +8757,7 @@
         <w:pStyle w:val="3"/>
         <w:ind w:left="0"/>
       </w:pPr>
-      <w:bookmarkStart w:id="35" w:name="_Toc234849660"/>
+      <w:bookmarkStart w:id="35" w:name="_Toc235105942"/>
       <w:r>
         <w:t xml:space="preserve">3.2 Распределения для операторов </w:t>
       </w:r>
@@ -8302,7 +8862,7 @@
         <w:pStyle w:val="3"/>
         <w:ind w:left="0"/>
       </w:pPr>
-      <w:bookmarkStart w:id="36" w:name="_Toc234849661"/>
+      <w:bookmarkStart w:id="36" w:name="_Toc235105943"/>
       <w:r>
         <w:t>3.3 Библиотеки для графического интерфейса</w:t>
       </w:r>
@@ -8352,7 +8912,7 @@
       <w:pPr>
         <w:pStyle w:val="4"/>
       </w:pPr>
-      <w:bookmarkStart w:id="37" w:name="_Toc234849662"/>
+      <w:bookmarkStart w:id="37" w:name="_Toc235105944"/>
       <w:r>
         <w:t>3.3.1 Библиотека Dear ImGui</w:t>
       </w:r>
@@ -8389,7 +8949,17 @@
         <w:pStyle w:val="a1"/>
       </w:pPr>
       <w:r>
-        <w:t xml:space="preserve">К преимуществам Dear ImGui относятся простота интеграции с приложениями на языке C++, высокая скорость работы, возможность </w:t>
+        <w:t>К преимуществам Dear ImGui</w:t>
+      </w:r>
+      <w:r>
+        <w:rPr>
+          <w:vertAlign w:val="superscript"/>
+          <w:lang w:val="en-US"/>
+        </w:rPr>
+        <w:t>[3]</w:t>
+      </w:r>
+      <w:r>
+        <w:t xml:space="preserve"> относятся простота интеграции с приложениями на языке C++, высокая скорость работы, возможность </w:t>
       </w:r>
       <w:r>
         <w:t>создания прототипов интерфейсов и последующего обновления элементов интерфейса</w:t>
@@ -8402,7 +8972,7 @@
       <w:pPr>
         <w:pStyle w:val="4"/>
       </w:pPr>
-      <w:bookmarkStart w:id="38" w:name="_Toc234849663"/>
+      <w:bookmarkStart w:id="38" w:name="_Toc235105945"/>
       <w:r>
         <w:t xml:space="preserve">3.3.2 Библиотека </w:t>
       </w:r>
@@ -8507,14 +9077,24 @@
         <w:pStyle w:val="a1"/>
       </w:pPr>
       <w:r>
-        <w:t>Использование GLFW позволило реализовать платформонезависимое окно приложения и обеспечить корректную работу графического интерфейса.</w:t>
+        <w:t>Использование GLFW</w:t>
+      </w:r>
+      <w:r>
+        <w:rPr>
+          <w:vertAlign w:val="superscript"/>
+          <w:lang w:val="en-US"/>
+        </w:rPr>
+        <w:t>[4]</w:t>
+      </w:r>
+      <w:r>
+        <w:t xml:space="preserve"> позволило реализовать платформонезависимое окно приложения и обеспечить корректную работу графического интерфейса.</w:t>
       </w:r>
     </w:p>
     <w:p>
       <w:pPr>
         <w:pStyle w:val="4"/>
       </w:pPr>
-      <w:bookmarkStart w:id="39" w:name="_Toc234849664"/>
+      <w:bookmarkStart w:id="39" w:name="_Toc235105946"/>
       <w:r>
         <w:lastRenderedPageBreak/>
         <w:t>3.3.3 Библиотека ImPlot</w:t>
@@ -8526,7 +9106,17 @@
         <w:pStyle w:val="a1"/>
       </w:pPr>
       <w:r>
-        <w:t>Для отображения процесса работы генетического алгоритма использовалась библиотека ImPlot, являющаяся расширением библиотеки Dear ImGui.</w:t>
+        <w:t>Для отображения процесса работы генетического алгоритма использовалась библиотека ImPlot, являющаяся расширением библиотеки Dear ImGui</w:t>
+      </w:r>
+      <w:r>
+        <w:rPr>
+          <w:vertAlign w:val="superscript"/>
+          <w:lang w:val="en-US"/>
+        </w:rPr>
+        <w:t>[3]</w:t>
+      </w:r>
+      <w:r>
+        <w:t>.</w:t>
       </w:r>
     </w:p>
     <w:p>
@@ -8561,7 +9151,7 @@
           <w:numId w:val="2"/>
         </w:numPr>
       </w:pPr>
-      <w:bookmarkStart w:id="40" w:name="_Toc234849665"/>
+      <w:bookmarkStart w:id="40" w:name="_Toc235105947"/>
       <w:r>
         <w:lastRenderedPageBreak/>
         <w:t>4 ОТЗЫВ РУКОВОДИТЕЛЯ</w:t>
@@ -8586,7 +9176,7 @@
         <w:pStyle w:val="2"/>
         <w:ind w:left="0"/>
       </w:pPr>
-      <w:bookmarkStart w:id="41" w:name="_Toc234849666"/>
+      <w:bookmarkStart w:id="41" w:name="_Toc235105948"/>
       <w:r>
         <w:lastRenderedPageBreak/>
         <w:t>ЗАКЛЮЧЕНИЕ</w:t>
@@ -8598,102 +9188,67 @@
         <w:pStyle w:val="a1"/>
       </w:pPr>
       <w:r>
-        <w:t>В ходе прохождения учебной практики была разработана программная система для поиска минимального остовного дерева взвешенного неориентированного графа с использованием генетического алгоритма. Разработанное приложение обеспечивает полный цикл работы с задачей: создание входных данных различными способами, настройку параметров алгоритма, пошаговое и автоматическое выполнение поиска решения, а также визуализацию процесса эволюции попу</w:t>
-      </w:r>
-      <w:r>
-        <w:t>ляции и полученных результатов.</w:t>
-      </w:r>
-    </w:p>
-    <w:p>
-      <w:pPr>
-        <w:pStyle w:val="a1"/>
-      </w:pPr>
-      <w:r>
-        <w:t xml:space="preserve">В процессе выполнения практики были изучены принципы построения генетических алгоритмов, рассмотрены основные генетические операторы, реализованы механизмы отбора, скрещивания, мутации и восстановления корректности решений. Для оценки качества особей использовалась функция приспособленности, основанная на суммарном весе остовного дерева, что </w:t>
-      </w:r>
-      <w:r>
-        <w:t>позволило находить решения с малым значением целевой функции</w:t>
-      </w:r>
-      <w:r>
-        <w:t>.</w:t>
-      </w:r>
-    </w:p>
-    <w:p>
-      <w:pPr>
-        <w:pStyle w:val="a1"/>
-      </w:pPr>
-      <w:r>
-        <w:t>Б</w:t>
-      </w:r>
-      <w:r>
-        <w:t>ыла реализована возможность случайной генерации связных графов, ручного ввода данных и чтения графов из файлов. Для удобства исследования работы алгоритма разработан графический интерфейс, позволяющий изменять параметры генетического алгоритма, выполнять пошаговую визуализацию, просматривать популяции различных поколений, анализировать найденные решения и отслеживать изменение функции приспособленности на прот</w:t>
-      </w:r>
-      <w:r>
-        <w:t>яжении всего процесса эволюции.</w:t>
-      </w:r>
-    </w:p>
-    <w:p>
-      <w:pPr>
-        <w:pStyle w:val="a1"/>
-      </w:pPr>
-      <w:r>
-        <w:t>В результате выполнения практики были приобретены практические навыки проектирования программных систем, реализации алгоритмов оптимизации, разработки графических интерфейсов на языке C++, а также командной разработки программного обеспечения.</w:t>
-      </w:r>
-    </w:p>
-    <w:p>
-      <w:pPr>
-        <w:pStyle w:val="a1"/>
-      </w:pPr>
-      <w:r>
-        <w:t>Работа над проектом была распределена между</w:t>
-      </w:r>
-      <w:r>
-        <w:t xml:space="preserve"> участниками следующим образом.</w:t>
-      </w:r>
-    </w:p>
-    <w:p>
-      <w:pPr>
-        <w:pStyle w:val="a1"/>
-      </w:pPr>
-      <w:r>
-        <w:t xml:space="preserve">Я.Р. Гизатов выполнил проектирование и разработку графического интерфейса приложения. Были реализованы основные окна программы, элементы управления параметрами генетического алгоритма, средства </w:t>
-      </w:r>
-      <w:r>
-        <w:lastRenderedPageBreak/>
-        <w:t>загрузки и создания графов, визуализация найденных остовных деревьев, отображение информации о ходе выполнения алгоритма, а также график изменения функции п</w:t>
-      </w:r>
-      <w:r>
-        <w:t>риспособленности по поколениям.</w:t>
-      </w:r>
-    </w:p>
-    <w:p>
-      <w:pPr>
-        <w:pStyle w:val="a1"/>
-      </w:pPr>
-      <w:r>
-        <w:t>Н.С. Стариков выполнил проектирование формата хранения графов, разработал алгоритмы случайной генерации связных графов, реализовал механизмы чтения графов из файлов и ручного ввода данных. Кроме того, была выполнена интеграция программной реализации генетического алгоритма с графическим интерфейсом и обеспечено взаимодействие между вычислительной частью прогр</w:t>
-      </w:r>
-      <w:r>
-        <w:t>аммы и средствами визуализации.</w:t>
-      </w:r>
-    </w:p>
-    <w:p>
-      <w:pPr>
-        <w:pStyle w:val="a1"/>
-      </w:pPr>
-      <w:r>
-        <w:t>И.А. Толмачев выполнил проектирование и программную реализацию генетического алгоритма поиска минимального остовного дерева. Были реализованы структуры хранения популяции, алгоритм формирования начальной популяции, турнирный отбор, равномерное скрещивание, оператор мутации, процедура восстановления корректности особей, механизмы оценки приспособленности, критерии остановки алгоритма и сохранение истории поколений для поддержки пошаговой визуализации и во</w:t>
-      </w:r>
-      <w:r>
-        <w:t>зврата к предыдущим состояниям.</w:t>
-      </w:r>
-    </w:p>
-    <w:p>
-      <w:pPr>
-        <w:pStyle w:val="a1"/>
-      </w:pPr>
-      <w:r>
-        <w:t>Поставленные в рамках учебной практики цели были достигнуты, а все запланированные задачи успешно выполнены. Разработанный программный комплекс соответствует требованиям задания и демонстрирует возможность применения генетических алгоритмов для решения задач комбинаторной оптимизации.</w:t>
+        <w:t>В ходе учебной практики разработано программное средство для поиска минимального остовного дерева взвешенного неориентированного графа с использованием генетического алгоритма.</w:t>
+      </w:r>
+    </w:p>
+    <w:p>
+      <w:pPr>
+        <w:pStyle w:val="a1"/>
+      </w:pPr>
+      <w:r>
+        <w:t>В рамках работы реализованы структуры хранения графа и особей популяции, алгоритм случайной генерации связных графов, а также генетический алгоритм, включающий формирование начальной популяции, турнирный отбор, равномерное скрещивание, мутацию, восстановление корректности решений и критерии остановки. Предусмотрено пошаговое выполнение алгоритма, сохранение истории поколений, возврат к предыдущим шагам и построение графика изменения функции приспособленности.</w:t>
+      </w:r>
+    </w:p>
+    <w:p>
+      <w:pPr>
+        <w:pStyle w:val="a1"/>
+      </w:pPr>
+      <w:r>
+        <w:t>Разработан графический интерфейс, обеспечивающий загрузку графа из файла, ручной ввод, случайную генерацию, настройку параметров генетического алгоритма, визуализацию графа и найденного остовного дерева, отображение информации о ходе вычислений и графика изменения функции приспособленности. Интерфейс реализован с использованием библиотек Dear ImGui</w:t>
+      </w:r>
+      <w:r>
+        <w:rPr>
+          <w:vertAlign w:val="superscript"/>
+          <w:lang w:val="en-US"/>
+        </w:rPr>
+        <w:t>[3]</w:t>
+      </w:r>
+      <w:r>
+        <w:t>, GLFW</w:t>
+      </w:r>
+      <w:r>
+        <w:rPr>
+          <w:vertAlign w:val="superscript"/>
+          <w:lang w:val="en-US"/>
+        </w:rPr>
+        <w:t>[4]</w:t>
+      </w:r>
+      <w:r>
+        <w:t xml:space="preserve"> и ImPlot.</w:t>
+      </w:r>
+    </w:p>
+    <w:p>
+      <w:pPr>
+        <w:pStyle w:val="a1"/>
+      </w:pPr>
+      <w:r>
+        <w:t>Программное средство разработано на языке C++ с применением средств стандартной библиотеки.</w:t>
+      </w:r>
+    </w:p>
+    <w:p>
+      <w:pPr>
+        <w:pStyle w:val="a1"/>
+      </w:pPr>
+      <w:r>
+        <w:t>Проектированием графического интерфейса занимался Я.Р. Гизатов. Проектированием структуры хранения графа, алгоритма случайной генерации графов и интеграции вычислительного модуля с графическим интерфейсом занимался Н.С. Стариков. Проектированием и реализацией генетического алгоритма занимался И.А. Толмачев.</w:t>
+      </w:r>
+    </w:p>
+    <w:p>
+      <w:pPr>
+        <w:pStyle w:val="a1"/>
+      </w:pPr>
+      <w:r>
+        <w:t>Разработанное программное средство соответствует поставленным требованиям и обеспечивает выполнение поиска минимального остовного дерева с возможностью визуального анализа процесса работы генетического алгоритма.</w:t>
       </w:r>
     </w:p>
     <w:p>
@@ -8716,7 +9271,7 @@
         </w:rPr>
       </w:pPr>
       <w:bookmarkStart w:id="42" w:name="_Toc73173388"/>
-      <w:bookmarkStart w:id="43" w:name="_Toc234849667"/>
+      <w:bookmarkStart w:id="43" w:name="_Toc235105949"/>
       <w:r>
         <w:rPr>
           <w:rFonts w:cs="Times New Roman"/>
@@ -9021,7 +9576,7 @@
           <w:rFonts w:cs="Times New Roman"/>
         </w:rPr>
       </w:pPr>
-      <w:bookmarkStart w:id="44" w:name="_Toc234849668"/>
+      <w:bookmarkStart w:id="44" w:name="_Toc235105950"/>
       <w:r>
         <w:rPr>
           <w:rFonts w:cs="Times New Roman"/>
@@ -9248,8 +9803,6 @@
       <w:r>
         <w:t>Рисунок А3 – Случайная генерация графа по заданным параметрам</w:t>
       </w:r>
-      <w:bookmarkStart w:id="45" w:name="_GoBack"/>
-      <w:bookmarkEnd w:id="45"/>
     </w:p>
     <w:sectPr>
       <w:footerReference w:type="even" r:id="rId17"/>
@@ -9336,7 +9889,7 @@
         <w:rStyle w:val="a6"/>
         <w:noProof/>
       </w:rPr>
-      <w:t>32</w:t>
+      <w:t>30</w:t>
     </w:r>
     <w:r>
       <w:rPr>
@@ -13060,7 +13613,7 @@
 </file>
 
 <file path=customXml/itemProps1.xml><?xml version="1.0" encoding="utf-8"?>
-<ds:datastoreItem xmlns:ds="http://schemas.openxmlformats.org/officeDocument/2006/customXml" ds:itemID="{A9CD1B60-25BD-4E85-BBB8-E99E4EA53CA7}">
+<ds:datastoreItem xmlns:ds="http://schemas.openxmlformats.org/officeDocument/2006/customXml" ds:itemID="{30B6BD1B-9FEF-42B2-B281-B8F783CDCDE0}">
   <ds:schemaRefs>
     <ds:schemaRef ds:uri="http://schemas.openxmlformats.org/officeDocument/2006/bibliography"/>
   </ds:schemaRefs>

--- a/Report.docx
+++ b/Report.docx
@@ -2013,64 +2013,111 @@
             </w:rPr>
             <w:fldChar w:fldCharType="separate"/>
           </w:r>
-          <w:hyperlink w:anchor="_Toc235105910" w:history="1">
-            <w:r>
-              <w:rPr>
-                <w:rStyle w:val="a7"/>
-                <w:rFonts w:cs="Times New Roman"/>
-                <w:noProof/>
-              </w:rPr>
-              <w:t>ВВЕДЕНИЕ</w:t>
-            </w:r>
-            <w:r>
-              <w:rPr>
-                <w:noProof/>
-                <w:webHidden/>
-              </w:rPr>
-              <w:tab/>
-            </w:r>
-            <w:r>
-              <w:rPr>
-                <w:noProof/>
-                <w:webHidden/>
-              </w:rPr>
-              <w:fldChar w:fldCharType="begin"/>
-            </w:r>
-            <w:r>
-              <w:rPr>
-                <w:noProof/>
-                <w:webHidden/>
-              </w:rPr>
-              <w:instrText xml:space="preserve"> PAGEREF _Toc235105910 \h </w:instrText>
-            </w:r>
-            <w:r>
-              <w:rPr>
-                <w:noProof/>
-                <w:webHidden/>
-              </w:rPr>
-            </w:r>
-            <w:r>
-              <w:rPr>
-                <w:noProof/>
-                <w:webHidden/>
-              </w:rPr>
-              <w:fldChar w:fldCharType="separate"/>
-            </w:r>
-            <w:r>
-              <w:rPr>
-                <w:noProof/>
-                <w:webHidden/>
-              </w:rPr>
-              <w:t>6</w:t>
-            </w:r>
-            <w:r>
-              <w:rPr>
-                <w:noProof/>
-                <w:webHidden/>
-              </w:rPr>
-              <w:fldChar w:fldCharType="end"/>
-            </w:r>
-          </w:hyperlink>
+          <w:bookmarkStart w:id="0" w:name="_GoBack"/>
+          <w:bookmarkEnd w:id="0"/>
+          <w:r>
+            <w:rPr>
+              <w:rStyle w:val="a7"/>
+              <w:noProof/>
+            </w:rPr>
+            <w:fldChar w:fldCharType="begin"/>
+          </w:r>
+          <w:r>
+            <w:rPr>
+              <w:rStyle w:val="a7"/>
+              <w:noProof/>
+            </w:rPr>
+            <w:instrText xml:space="preserve"> </w:instrText>
+          </w:r>
+          <w:r>
+            <w:rPr>
+              <w:noProof/>
+            </w:rPr>
+            <w:instrText>HYPERLINK \l "_Toc235173114"</w:instrText>
+          </w:r>
+          <w:r>
+            <w:rPr>
+              <w:rStyle w:val="a7"/>
+              <w:noProof/>
+            </w:rPr>
+            <w:instrText xml:space="preserve"> </w:instrText>
+          </w:r>
+          <w:r>
+            <w:rPr>
+              <w:rStyle w:val="a7"/>
+              <w:noProof/>
+            </w:rPr>
+          </w:r>
+          <w:r>
+            <w:rPr>
+              <w:rStyle w:val="a7"/>
+              <w:noProof/>
+            </w:rPr>
+            <w:fldChar w:fldCharType="separate"/>
+          </w:r>
+          <w:r>
+            <w:rPr>
+              <w:rStyle w:val="a7"/>
+              <w:rFonts w:cs="Times New Roman"/>
+              <w:noProof/>
+            </w:rPr>
+            <w:t>ВВЕДЕНИЕ</w:t>
+          </w:r>
+          <w:r>
+            <w:rPr>
+              <w:noProof/>
+              <w:webHidden/>
+            </w:rPr>
+            <w:tab/>
+          </w:r>
+          <w:r>
+            <w:rPr>
+              <w:noProof/>
+              <w:webHidden/>
+            </w:rPr>
+            <w:fldChar w:fldCharType="begin"/>
+          </w:r>
+          <w:r>
+            <w:rPr>
+              <w:noProof/>
+              <w:webHidden/>
+            </w:rPr>
+            <w:instrText xml:space="preserve"> PAGEREF _Toc235173114 \h </w:instrText>
+          </w:r>
+          <w:r>
+            <w:rPr>
+              <w:noProof/>
+              <w:webHidden/>
+            </w:rPr>
+          </w:r>
+          <w:r>
+            <w:rPr>
+              <w:noProof/>
+              <w:webHidden/>
+            </w:rPr>
+            <w:fldChar w:fldCharType="separate"/>
+          </w:r>
+          <w:r>
+            <w:rPr>
+              <w:noProof/>
+              <w:webHidden/>
+            </w:rPr>
+            <w:t>6</w:t>
+          </w:r>
+          <w:r>
+            <w:rPr>
+              <w:noProof/>
+              <w:webHidden/>
+            </w:rPr>
+            <w:fldChar w:fldCharType="end"/>
+          </w:r>
+          <w:r>
+            <w:rPr>
+              <w:rStyle w:val="a7"/>
+              <w:noProof/>
+            </w:rPr>
+            <w:fldChar w:fldCharType="end"/>
+          </w:r>
         </w:p>
         <w:p>
           <w:pPr>
@@ -2083,7 +2130,7 @@
               <w:lang w:eastAsia="ru-RU" w:bidi="ar-SA"/>
             </w:rPr>
           </w:pPr>
-          <w:hyperlink w:anchor="_Toc235105911" w:history="1">
+          <w:hyperlink w:anchor="_Toc235173115" w:history="1">
             <w:r>
               <w:rPr>
                 <w:rStyle w:val="a7"/>
@@ -2110,7 +2157,7 @@
                 <w:noProof/>
                 <w:webHidden/>
               </w:rPr>
-              <w:instrText xml:space="preserve"> PAGEREF _Toc235105911 \h </w:instrText>
+              <w:instrText xml:space="preserve"> PAGEREF _Toc235173115 \h </w:instrText>
             </w:r>
             <w:r>
               <w:rPr>
@@ -2152,7 +2199,7 @@
               <w:lang w:eastAsia="ru-RU" w:bidi="ar-SA"/>
             </w:rPr>
           </w:pPr>
-          <w:hyperlink w:anchor="_Toc235105912" w:history="1">
+          <w:hyperlink w:anchor="_Toc235173116" w:history="1">
             <w:r>
               <w:rPr>
                 <w:rStyle w:val="a7"/>
@@ -2179,7 +2226,7 @@
                 <w:noProof/>
                 <w:webHidden/>
               </w:rPr>
-              <w:instrText xml:space="preserve"> PAGEREF _Toc235105912 \h </w:instrText>
+              <w:instrText xml:space="preserve"> PAGEREF _Toc235173116 \h </w:instrText>
             </w:r>
             <w:r>
               <w:rPr>
@@ -2221,7 +2268,7 @@
               <w:lang w:eastAsia="ru-RU" w:bidi="ar-SA"/>
             </w:rPr>
           </w:pPr>
-          <w:hyperlink w:anchor="_Toc235105913" w:history="1">
+          <w:hyperlink w:anchor="_Toc235173117" w:history="1">
             <w:r>
               <w:rPr>
                 <w:rStyle w:val="a7"/>
@@ -2248,7 +2295,7 @@
                 <w:noProof/>
                 <w:webHidden/>
               </w:rPr>
-              <w:instrText xml:space="preserve"> PAGEREF _Toc235105913 \h </w:instrText>
+              <w:instrText xml:space="preserve"> PAGEREF _Toc235173117 \h </w:instrText>
             </w:r>
             <w:r>
               <w:rPr>
@@ -2293,7 +2340,7 @@
               <w:lang w:eastAsia="ru-RU" w:bidi="ar-SA"/>
             </w:rPr>
           </w:pPr>
-          <w:hyperlink w:anchor="_Toc235105914" w:history="1">
+          <w:hyperlink w:anchor="_Toc235173118" w:history="1">
             <w:r>
               <w:rPr>
                 <w:rStyle w:val="a7"/>
@@ -2320,7 +2367,7 @@
                 <w:noProof/>
                 <w:webHidden/>
               </w:rPr>
-              <w:instrText xml:space="preserve"> PAGEREF _Toc235105914 \h </w:instrText>
+              <w:instrText xml:space="preserve"> PAGEREF _Toc235173118 \h </w:instrText>
             </w:r>
             <w:r>
               <w:rPr>
@@ -2365,7 +2412,7 @@
               <w:lang w:eastAsia="ru-RU" w:bidi="ar-SA"/>
             </w:rPr>
           </w:pPr>
-          <w:hyperlink w:anchor="_Toc235105915" w:history="1">
+          <w:hyperlink w:anchor="_Toc235173119" w:history="1">
             <w:r>
               <w:rPr>
                 <w:rStyle w:val="a7"/>
@@ -2392,7 +2439,7 @@
                 <w:noProof/>
                 <w:webHidden/>
               </w:rPr>
-              <w:instrText xml:space="preserve"> PAGEREF _Toc235105915 \h </w:instrText>
+              <w:instrText xml:space="preserve"> PAGEREF _Toc235173119 \h </w:instrText>
             </w:r>
             <w:r>
               <w:rPr>
@@ -2437,7 +2484,7 @@
               <w:lang w:eastAsia="ru-RU" w:bidi="ar-SA"/>
             </w:rPr>
           </w:pPr>
-          <w:hyperlink w:anchor="_Toc235105916" w:history="1">
+          <w:hyperlink w:anchor="_Toc235173120" w:history="1">
             <w:r>
               <w:rPr>
                 <w:rStyle w:val="a7"/>
@@ -2464,7 +2511,7 @@
                 <w:noProof/>
                 <w:webHidden/>
               </w:rPr>
-              <w:instrText xml:space="preserve"> PAGEREF _Toc235105916 \h </w:instrText>
+              <w:instrText xml:space="preserve"> PAGEREF _Toc235173120 \h </w:instrText>
             </w:r>
             <w:r>
               <w:rPr>
@@ -2509,7 +2556,7 @@
               <w:lang w:eastAsia="ru-RU" w:bidi="ar-SA"/>
             </w:rPr>
           </w:pPr>
-          <w:hyperlink w:anchor="_Toc235105917" w:history="1">
+          <w:hyperlink w:anchor="_Toc235173121" w:history="1">
             <w:r>
               <w:rPr>
                 <w:rStyle w:val="a7"/>
@@ -2536,7 +2583,7 @@
                 <w:noProof/>
                 <w:webHidden/>
               </w:rPr>
-              <w:instrText xml:space="preserve"> PAGEREF _Toc235105917 \h </w:instrText>
+              <w:instrText xml:space="preserve"> PAGEREF _Toc235173121 \h </w:instrText>
             </w:r>
             <w:r>
               <w:rPr>
@@ -2581,7 +2628,7 @@
               <w:lang w:eastAsia="ru-RU" w:bidi="ar-SA"/>
             </w:rPr>
           </w:pPr>
-          <w:hyperlink w:anchor="_Toc235105918" w:history="1">
+          <w:hyperlink w:anchor="_Toc235173122" w:history="1">
             <w:r>
               <w:rPr>
                 <w:rStyle w:val="a7"/>
@@ -2608,7 +2655,7 @@
                 <w:noProof/>
                 <w:webHidden/>
               </w:rPr>
-              <w:instrText xml:space="preserve"> PAGEREF _Toc235105918 \h </w:instrText>
+              <w:instrText xml:space="preserve"> PAGEREF _Toc235173122 \h </w:instrText>
             </w:r>
             <w:r>
               <w:rPr>
@@ -2653,7 +2700,7 @@
               <w:lang w:eastAsia="ru-RU" w:bidi="ar-SA"/>
             </w:rPr>
           </w:pPr>
-          <w:hyperlink w:anchor="_Toc235105919" w:history="1">
+          <w:hyperlink w:anchor="_Toc235173123" w:history="1">
             <w:r>
               <w:rPr>
                 <w:rStyle w:val="a7"/>
@@ -2680,7 +2727,7 @@
                 <w:noProof/>
                 <w:webHidden/>
               </w:rPr>
-              <w:instrText xml:space="preserve"> PAGEREF _Toc235105919 \h </w:instrText>
+              <w:instrText xml:space="preserve"> PAGEREF _Toc235173123 \h </w:instrText>
             </w:r>
             <w:r>
               <w:rPr>
@@ -2722,7 +2769,7 @@
               <w:lang w:eastAsia="ru-RU" w:bidi="ar-SA"/>
             </w:rPr>
           </w:pPr>
-          <w:hyperlink w:anchor="_Toc235105920" w:history="1">
+          <w:hyperlink w:anchor="_Toc235173124" w:history="1">
             <w:r>
               <w:rPr>
                 <w:rStyle w:val="a7"/>
@@ -2749,7 +2796,7 @@
                 <w:noProof/>
                 <w:webHidden/>
               </w:rPr>
-              <w:instrText xml:space="preserve"> PAGEREF _Toc235105920 \h </w:instrText>
+              <w:instrText xml:space="preserve"> PAGEREF _Toc235173124 \h </w:instrText>
             </w:r>
             <w:r>
               <w:rPr>
@@ -2791,7 +2838,7 @@
               <w:lang w:eastAsia="ru-RU" w:bidi="ar-SA"/>
             </w:rPr>
           </w:pPr>
-          <w:hyperlink w:anchor="_Toc235105921" w:history="1">
+          <w:hyperlink w:anchor="_Toc235173125" w:history="1">
             <w:r>
               <w:rPr>
                 <w:rStyle w:val="a7"/>
@@ -2818,7 +2865,7 @@
                 <w:noProof/>
                 <w:webHidden/>
               </w:rPr>
-              <w:instrText xml:space="preserve"> PAGEREF _Toc235105921 \h </w:instrText>
+              <w:instrText xml:space="preserve"> PAGEREF _Toc235173125 \h </w:instrText>
             </w:r>
             <w:r>
               <w:rPr>
@@ -2860,7 +2907,7 @@
               <w:lang w:eastAsia="ru-RU" w:bidi="ar-SA"/>
             </w:rPr>
           </w:pPr>
-          <w:hyperlink w:anchor="_Toc235105922" w:history="1">
+          <w:hyperlink w:anchor="_Toc235173126" w:history="1">
             <w:r>
               <w:rPr>
                 <w:rStyle w:val="a7"/>
@@ -2887,7 +2934,7 @@
                 <w:noProof/>
                 <w:webHidden/>
               </w:rPr>
-              <w:instrText xml:space="preserve"> PAGEREF _Toc235105922 \h </w:instrText>
+              <w:instrText xml:space="preserve"> PAGEREF _Toc235173126 \h </w:instrText>
             </w:r>
             <w:r>
               <w:rPr>
@@ -2929,7 +2976,7 @@
               <w:lang w:eastAsia="ru-RU" w:bidi="ar-SA"/>
             </w:rPr>
           </w:pPr>
-          <w:hyperlink w:anchor="_Toc235105923" w:history="1">
+          <w:hyperlink w:anchor="_Toc235173127" w:history="1">
             <w:r>
               <w:rPr>
                 <w:rStyle w:val="a7"/>
@@ -2956,7 +3003,7 @@
                 <w:noProof/>
                 <w:webHidden/>
               </w:rPr>
-              <w:instrText xml:space="preserve"> PAGEREF _Toc235105923 \h </w:instrText>
+              <w:instrText xml:space="preserve"> PAGEREF _Toc235173127 \h </w:instrText>
             </w:r>
             <w:r>
               <w:rPr>
@@ -3001,7 +3048,7 @@
               <w:lang w:eastAsia="ru-RU" w:bidi="ar-SA"/>
             </w:rPr>
           </w:pPr>
-          <w:hyperlink w:anchor="_Toc235105924" w:history="1">
+          <w:hyperlink w:anchor="_Toc235173128" w:history="1">
             <w:r>
               <w:rPr>
                 <w:rStyle w:val="a7"/>
@@ -3028,7 +3075,7 @@
                 <w:noProof/>
                 <w:webHidden/>
               </w:rPr>
-              <w:instrText xml:space="preserve"> PAGEREF _Toc235105924 \h </w:instrText>
+              <w:instrText xml:space="preserve"> PAGEREF _Toc235173128 \h </w:instrText>
             </w:r>
             <w:r>
               <w:rPr>
@@ -3073,7 +3120,7 @@
               <w:lang w:eastAsia="ru-RU" w:bidi="ar-SA"/>
             </w:rPr>
           </w:pPr>
-          <w:hyperlink w:anchor="_Toc235105925" w:history="1">
+          <w:hyperlink w:anchor="_Toc235173129" w:history="1">
             <w:r>
               <w:rPr>
                 <w:rStyle w:val="a7"/>
@@ -3100,7 +3147,7 @@
                 <w:noProof/>
                 <w:webHidden/>
               </w:rPr>
-              <w:instrText xml:space="preserve"> PAGEREF _Toc235105925 \h </w:instrText>
+              <w:instrText xml:space="preserve"> PAGEREF _Toc235173129 \h </w:instrText>
             </w:r>
             <w:r>
               <w:rPr>
@@ -3145,7 +3192,7 @@
               <w:lang w:eastAsia="ru-RU" w:bidi="ar-SA"/>
             </w:rPr>
           </w:pPr>
-          <w:hyperlink w:anchor="_Toc235105926" w:history="1">
+          <w:hyperlink w:anchor="_Toc235173130" w:history="1">
             <w:r>
               <w:rPr>
                 <w:rStyle w:val="a7"/>
@@ -3172,7 +3219,7 @@
                 <w:noProof/>
                 <w:webHidden/>
               </w:rPr>
-              <w:instrText xml:space="preserve"> PAGEREF _Toc235105926 \h </w:instrText>
+              <w:instrText xml:space="preserve"> PAGEREF _Toc235173130 \h </w:instrText>
             </w:r>
             <w:r>
               <w:rPr>
@@ -3217,7 +3264,7 @@
               <w:lang w:eastAsia="ru-RU" w:bidi="ar-SA"/>
             </w:rPr>
           </w:pPr>
-          <w:hyperlink w:anchor="_Toc235105927" w:history="1">
+          <w:hyperlink w:anchor="_Toc235173131" w:history="1">
             <w:r>
               <w:rPr>
                 <w:rStyle w:val="a7"/>
@@ -3244,7 +3291,7 @@
                 <w:noProof/>
                 <w:webHidden/>
               </w:rPr>
-              <w:instrText xml:space="preserve"> PAGEREF _Toc235105927 \h </w:instrText>
+              <w:instrText xml:space="preserve"> PAGEREF _Toc235173131 \h </w:instrText>
             </w:r>
             <w:r>
               <w:rPr>
@@ -3289,7 +3336,7 @@
               <w:lang w:eastAsia="ru-RU" w:bidi="ar-SA"/>
             </w:rPr>
           </w:pPr>
-          <w:hyperlink w:anchor="_Toc235105928" w:history="1">
+          <w:hyperlink w:anchor="_Toc235173132" w:history="1">
             <w:r>
               <w:rPr>
                 <w:rStyle w:val="a7"/>
@@ -3316,7 +3363,7 @@
                 <w:noProof/>
                 <w:webHidden/>
               </w:rPr>
-              <w:instrText xml:space="preserve"> PAGEREF _Toc235105928 \h </w:instrText>
+              <w:instrText xml:space="preserve"> PAGEREF _Toc235173132 \h </w:instrText>
             </w:r>
             <w:r>
               <w:rPr>
@@ -3361,7 +3408,7 @@
               <w:lang w:eastAsia="ru-RU" w:bidi="ar-SA"/>
             </w:rPr>
           </w:pPr>
-          <w:hyperlink w:anchor="_Toc235105929" w:history="1">
+          <w:hyperlink w:anchor="_Toc235173133" w:history="1">
             <w:r>
               <w:rPr>
                 <w:rStyle w:val="a7"/>
@@ -3388,7 +3435,7 @@
                 <w:noProof/>
                 <w:webHidden/>
               </w:rPr>
-              <w:instrText xml:space="preserve"> PAGEREF _Toc235105929 \h </w:instrText>
+              <w:instrText xml:space="preserve"> PAGEREF _Toc235173133 \h </w:instrText>
             </w:r>
             <w:r>
               <w:rPr>
@@ -3433,7 +3480,7 @@
               <w:lang w:eastAsia="ru-RU" w:bidi="ar-SA"/>
             </w:rPr>
           </w:pPr>
-          <w:hyperlink w:anchor="_Toc235105930" w:history="1">
+          <w:hyperlink w:anchor="_Toc235173134" w:history="1">
             <w:r>
               <w:rPr>
                 <w:rStyle w:val="a7"/>
@@ -3460,7 +3507,7 @@
                 <w:noProof/>
                 <w:webHidden/>
               </w:rPr>
-              <w:instrText xml:space="preserve"> PAGEREF _Toc235105930 \h </w:instrText>
+              <w:instrText xml:space="preserve"> PAGEREF _Toc235173134 \h </w:instrText>
             </w:r>
             <w:r>
               <w:rPr>
@@ -3505,7 +3552,7 @@
               <w:lang w:eastAsia="ru-RU" w:bidi="ar-SA"/>
             </w:rPr>
           </w:pPr>
-          <w:hyperlink w:anchor="_Toc235105931" w:history="1">
+          <w:hyperlink w:anchor="_Toc235173135" w:history="1">
             <w:r>
               <w:rPr>
                 <w:rStyle w:val="a7"/>
@@ -3532,7 +3579,7 @@
                 <w:noProof/>
                 <w:webHidden/>
               </w:rPr>
-              <w:instrText xml:space="preserve"> PAGEREF _Toc235105931 \h </w:instrText>
+              <w:instrText xml:space="preserve"> PAGEREF _Toc235173135 \h </w:instrText>
             </w:r>
             <w:r>
               <w:rPr>
@@ -3574,7 +3621,7 @@
               <w:lang w:eastAsia="ru-RU" w:bidi="ar-SA"/>
             </w:rPr>
           </w:pPr>
-          <w:hyperlink w:anchor="_Toc235105932" w:history="1">
+          <w:hyperlink w:anchor="_Toc235173136" w:history="1">
             <w:r>
               <w:rPr>
                 <w:rStyle w:val="a7"/>
@@ -3616,7 +3663,7 @@
                 <w:noProof/>
                 <w:webHidden/>
               </w:rPr>
-              <w:instrText xml:space="preserve"> PAGEREF _Toc235105932 \h </w:instrText>
+              <w:instrText xml:space="preserve"> PAGEREF _Toc235173136 \h </w:instrText>
             </w:r>
             <w:r>
               <w:rPr>
@@ -3661,7 +3708,7 @@
               <w:lang w:eastAsia="ru-RU" w:bidi="ar-SA"/>
             </w:rPr>
           </w:pPr>
-          <w:hyperlink w:anchor="_Toc235105933" w:history="1">
+          <w:hyperlink w:anchor="_Toc235173137" w:history="1">
             <w:r>
               <w:rPr>
                 <w:rStyle w:val="a7"/>
@@ -3688,7 +3735,7 @@
                 <w:noProof/>
                 <w:webHidden/>
               </w:rPr>
-              <w:instrText xml:space="preserve"> PAGEREF _Toc235105933 \h </w:instrText>
+              <w:instrText xml:space="preserve"> PAGEREF _Toc235173137 \h </w:instrText>
             </w:r>
             <w:r>
               <w:rPr>
@@ -3733,7 +3780,7 @@
               <w:lang w:eastAsia="ru-RU" w:bidi="ar-SA"/>
             </w:rPr>
           </w:pPr>
-          <w:hyperlink w:anchor="_Toc235105934" w:history="1">
+          <w:hyperlink w:anchor="_Toc235173138" w:history="1">
             <w:r>
               <w:rPr>
                 <w:rStyle w:val="a7"/>
@@ -3760,7 +3807,7 @@
                 <w:noProof/>
                 <w:webHidden/>
               </w:rPr>
-              <w:instrText xml:space="preserve"> PAGEREF _Toc235105934 \h </w:instrText>
+              <w:instrText xml:space="preserve"> PAGEREF _Toc235173138 \h </w:instrText>
             </w:r>
             <w:r>
               <w:rPr>
@@ -3805,7 +3852,7 @@
               <w:lang w:eastAsia="ru-RU" w:bidi="ar-SA"/>
             </w:rPr>
           </w:pPr>
-          <w:hyperlink w:anchor="_Toc235105935" w:history="1">
+          <w:hyperlink w:anchor="_Toc235173139" w:history="1">
             <w:r>
               <w:rPr>
                 <w:rStyle w:val="a7"/>
@@ -3832,7 +3879,7 @@
                 <w:noProof/>
                 <w:webHidden/>
               </w:rPr>
-              <w:instrText xml:space="preserve"> PAGEREF _Toc235105935 \h </w:instrText>
+              <w:instrText xml:space="preserve"> PAGEREF _Toc235173139 \h </w:instrText>
             </w:r>
             <w:r>
               <w:rPr>
@@ -3877,7 +3924,7 @@
               <w:lang w:eastAsia="ru-RU" w:bidi="ar-SA"/>
             </w:rPr>
           </w:pPr>
-          <w:hyperlink w:anchor="_Toc235105936" w:history="1">
+          <w:hyperlink w:anchor="_Toc235173140" w:history="1">
             <w:r>
               <w:rPr>
                 <w:rStyle w:val="a7"/>
@@ -3904,7 +3951,7 @@
                 <w:noProof/>
                 <w:webHidden/>
               </w:rPr>
-              <w:instrText xml:space="preserve"> PAGEREF _Toc235105936 \h </w:instrText>
+              <w:instrText xml:space="preserve"> PAGEREF _Toc235173140 \h </w:instrText>
             </w:r>
             <w:r>
               <w:rPr>
@@ -3949,7 +3996,7 @@
               <w:lang w:eastAsia="ru-RU" w:bidi="ar-SA"/>
             </w:rPr>
           </w:pPr>
-          <w:hyperlink w:anchor="_Toc235105937" w:history="1">
+          <w:hyperlink w:anchor="_Toc235173141" w:history="1">
             <w:r>
               <w:rPr>
                 <w:rStyle w:val="a7"/>
@@ -3976,7 +4023,7 @@
                 <w:noProof/>
                 <w:webHidden/>
               </w:rPr>
-              <w:instrText xml:space="preserve"> PAGEREF _Toc235105937 \h </w:instrText>
+              <w:instrText xml:space="preserve"> PAGEREF _Toc235173141 \h </w:instrText>
             </w:r>
             <w:r>
               <w:rPr>
@@ -4021,7 +4068,7 @@
               <w:lang w:eastAsia="ru-RU" w:bidi="ar-SA"/>
             </w:rPr>
           </w:pPr>
-          <w:hyperlink w:anchor="_Toc235105938" w:history="1">
+          <w:hyperlink w:anchor="_Toc235173142" w:history="1">
             <w:r>
               <w:rPr>
                 <w:rStyle w:val="a7"/>
@@ -4048,7 +4095,7 @@
                 <w:noProof/>
                 <w:webHidden/>
               </w:rPr>
-              <w:instrText xml:space="preserve"> PAGEREF _Toc235105938 \h </w:instrText>
+              <w:instrText xml:space="preserve"> PAGEREF _Toc235173142 \h </w:instrText>
             </w:r>
             <w:r>
               <w:rPr>
@@ -4090,7 +4137,7 @@
               <w:lang w:eastAsia="ru-RU" w:bidi="ar-SA"/>
             </w:rPr>
           </w:pPr>
-          <w:hyperlink w:anchor="_Toc235105939" w:history="1">
+          <w:hyperlink w:anchor="_Toc235173143" w:history="1">
             <w:r>
               <w:rPr>
                 <w:rStyle w:val="a7"/>
@@ -4117,7 +4164,7 @@
                 <w:noProof/>
                 <w:webHidden/>
               </w:rPr>
-              <w:instrText xml:space="preserve"> PAGEREF _Toc235105939 \h </w:instrText>
+              <w:instrText xml:space="preserve"> PAGEREF _Toc235173143 \h </w:instrText>
             </w:r>
             <w:r>
               <w:rPr>
@@ -4159,7 +4206,7 @@
               <w:lang w:eastAsia="ru-RU" w:bidi="ar-SA"/>
             </w:rPr>
           </w:pPr>
-          <w:hyperlink w:anchor="_Toc235105940" w:history="1">
+          <w:hyperlink w:anchor="_Toc235173144" w:history="1">
             <w:r>
               <w:rPr>
                 <w:rStyle w:val="a7"/>
@@ -4186,7 +4233,7 @@
                 <w:noProof/>
                 <w:webHidden/>
               </w:rPr>
-              <w:instrText xml:space="preserve"> PAGEREF _Toc235105940 \h </w:instrText>
+              <w:instrText xml:space="preserve"> PAGEREF _Toc235173144 \h </w:instrText>
             </w:r>
             <w:r>
               <w:rPr>
@@ -4228,7 +4275,7 @@
               <w:lang w:eastAsia="ru-RU" w:bidi="ar-SA"/>
             </w:rPr>
           </w:pPr>
-          <w:hyperlink w:anchor="_Toc235105941" w:history="1">
+          <w:hyperlink w:anchor="_Toc235173145" w:history="1">
             <w:r>
               <w:rPr>
                 <w:rStyle w:val="a7"/>
@@ -4255,7 +4302,7 @@
                 <w:noProof/>
                 <w:webHidden/>
               </w:rPr>
-              <w:instrText xml:space="preserve"> PAGEREF _Toc235105941 \h </w:instrText>
+              <w:instrText xml:space="preserve"> PAGEREF _Toc235173145 \h </w:instrText>
             </w:r>
             <w:r>
               <w:rPr>
@@ -4297,7 +4344,7 @@
               <w:lang w:eastAsia="ru-RU" w:bidi="ar-SA"/>
             </w:rPr>
           </w:pPr>
-          <w:hyperlink w:anchor="_Toc235105942" w:history="1">
+          <w:hyperlink w:anchor="_Toc235173146" w:history="1">
             <w:r>
               <w:rPr>
                 <w:rStyle w:val="a7"/>
@@ -4324,7 +4371,7 @@
                 <w:noProof/>
                 <w:webHidden/>
               </w:rPr>
-              <w:instrText xml:space="preserve"> PAGEREF _Toc235105942 \h </w:instrText>
+              <w:instrText xml:space="preserve"> PAGEREF _Toc235173146 \h </w:instrText>
             </w:r>
             <w:r>
               <w:rPr>
@@ -4366,7 +4413,7 @@
               <w:lang w:eastAsia="ru-RU" w:bidi="ar-SA"/>
             </w:rPr>
           </w:pPr>
-          <w:hyperlink w:anchor="_Toc235105943" w:history="1">
+          <w:hyperlink w:anchor="_Toc235173147" w:history="1">
             <w:r>
               <w:rPr>
                 <w:rStyle w:val="a7"/>
@@ -4393,7 +4440,7 @@
                 <w:noProof/>
                 <w:webHidden/>
               </w:rPr>
-              <w:instrText xml:space="preserve"> PAGEREF _Toc235105943 \h </w:instrText>
+              <w:instrText xml:space="preserve"> PAGEREF _Toc235173147 \h </w:instrText>
             </w:r>
             <w:r>
               <w:rPr>
@@ -4438,7 +4485,7 @@
               <w:lang w:eastAsia="ru-RU" w:bidi="ar-SA"/>
             </w:rPr>
           </w:pPr>
-          <w:hyperlink w:anchor="_Toc235105944" w:history="1">
+          <w:hyperlink w:anchor="_Toc235173148" w:history="1">
             <w:r>
               <w:rPr>
                 <w:rStyle w:val="a7"/>
@@ -4465,7 +4512,7 @@
                 <w:noProof/>
                 <w:webHidden/>
               </w:rPr>
-              <w:instrText xml:space="preserve"> PAGEREF _Toc235105944 \h </w:instrText>
+              <w:instrText xml:space="preserve"> PAGEREF _Toc235173148 \h </w:instrText>
             </w:r>
             <w:r>
               <w:rPr>
@@ -4510,7 +4557,7 @@
               <w:lang w:eastAsia="ru-RU" w:bidi="ar-SA"/>
             </w:rPr>
           </w:pPr>
-          <w:hyperlink w:anchor="_Toc235105945" w:history="1">
+          <w:hyperlink w:anchor="_Toc235173149" w:history="1">
             <w:r>
               <w:rPr>
                 <w:rStyle w:val="a7"/>
@@ -4537,7 +4584,7 @@
                 <w:noProof/>
                 <w:webHidden/>
               </w:rPr>
-              <w:instrText xml:space="preserve"> PAGEREF _Toc235105945 \h </w:instrText>
+              <w:instrText xml:space="preserve"> PAGEREF _Toc235173149 \h </w:instrText>
             </w:r>
             <w:r>
               <w:rPr>
@@ -4582,7 +4629,7 @@
               <w:lang w:eastAsia="ru-RU" w:bidi="ar-SA"/>
             </w:rPr>
           </w:pPr>
-          <w:hyperlink w:anchor="_Toc235105946" w:history="1">
+          <w:hyperlink w:anchor="_Toc235173150" w:history="1">
             <w:r>
               <w:rPr>
                 <w:rStyle w:val="a7"/>
@@ -4609,7 +4656,7 @@
                 <w:noProof/>
                 <w:webHidden/>
               </w:rPr>
-              <w:instrText xml:space="preserve"> PAGEREF _Toc235105946 \h </w:instrText>
+              <w:instrText xml:space="preserve"> PAGEREF _Toc235173150 \h </w:instrText>
             </w:r>
             <w:r>
               <w:rPr>
@@ -4651,7 +4698,7 @@
               <w:lang w:eastAsia="ru-RU" w:bidi="ar-SA"/>
             </w:rPr>
           </w:pPr>
-          <w:hyperlink w:anchor="_Toc235105947" w:history="1">
+          <w:hyperlink w:anchor="_Toc235173151" w:history="1">
             <w:r>
               <w:rPr>
                 <w:rStyle w:val="a7"/>
@@ -4678,7 +4725,7 @@
                 <w:noProof/>
                 <w:webHidden/>
               </w:rPr>
-              <w:instrText xml:space="preserve"> PAGEREF _Toc235105947 \h </w:instrText>
+              <w:instrText xml:space="preserve"> PAGEREF _Toc235173151 \h </w:instrText>
             </w:r>
             <w:r>
               <w:rPr>
@@ -4720,7 +4767,7 @@
               <w:lang w:eastAsia="ru-RU" w:bidi="ar-SA"/>
             </w:rPr>
           </w:pPr>
-          <w:hyperlink w:anchor="_Toc235105948" w:history="1">
+          <w:hyperlink w:anchor="_Toc235173152" w:history="1">
             <w:r>
               <w:rPr>
                 <w:rStyle w:val="a7"/>
@@ -4747,7 +4794,7 @@
                 <w:noProof/>
                 <w:webHidden/>
               </w:rPr>
-              <w:instrText xml:space="preserve"> PAGEREF _Toc235105948 \h </w:instrText>
+              <w:instrText xml:space="preserve"> PAGEREF _Toc235173152 \h </w:instrText>
             </w:r>
             <w:r>
               <w:rPr>
@@ -4789,7 +4836,7 @@
               <w:lang w:eastAsia="ru-RU" w:bidi="ar-SA"/>
             </w:rPr>
           </w:pPr>
-          <w:hyperlink w:anchor="_Toc235105949" w:history="1">
+          <w:hyperlink w:anchor="_Toc235173153" w:history="1">
             <w:r>
               <w:rPr>
                 <w:rStyle w:val="a7"/>
@@ -4817,7 +4864,7 @@
                 <w:noProof/>
                 <w:webHidden/>
               </w:rPr>
-              <w:instrText xml:space="preserve"> PAGEREF _Toc235105949 \h </w:instrText>
+              <w:instrText xml:space="preserve"> PAGEREF _Toc235173153 \h </w:instrText>
             </w:r>
             <w:r>
               <w:rPr>
@@ -4837,7 +4884,7 @@
                 <w:noProof/>
                 <w:webHidden/>
               </w:rPr>
-              <w:t>30</w:t>
+              <w:t>31</w:t>
             </w:r>
             <w:r>
               <w:rPr>
@@ -4859,7 +4906,7 @@
               <w:lang w:eastAsia="ru-RU" w:bidi="ar-SA"/>
             </w:rPr>
           </w:pPr>
-          <w:hyperlink w:anchor="_Toc235105950" w:history="1">
+          <w:hyperlink w:anchor="_Toc235173154" w:history="1">
             <w:r>
               <w:rPr>
                 <w:rStyle w:val="a7"/>
@@ -4887,7 +4934,7 @@
                 <w:noProof/>
                 <w:webHidden/>
               </w:rPr>
-              <w:instrText xml:space="preserve"> PAGEREF _Toc235105950 \h </w:instrText>
+              <w:instrText xml:space="preserve"> PAGEREF _Toc235173154 \h </w:instrText>
             </w:r>
             <w:r>
               <w:rPr>
@@ -4907,7 +4954,7 @@
                 <w:noProof/>
                 <w:webHidden/>
               </w:rPr>
-              <w:t>31</w:t>
+              <w:t>32</w:t>
             </w:r>
             <w:r>
               <w:rPr>
@@ -4955,7 +5002,7 @@
           <w:rFonts w:cs="Times New Roman"/>
         </w:rPr>
       </w:pPr>
-      <w:bookmarkStart w:id="0" w:name="_Toc235105910"/>
+      <w:bookmarkStart w:id="1" w:name="_Toc235173114"/>
       <w:r>
         <w:rPr>
           <w:rFonts w:cs="Times New Roman"/>
@@ -4963,7 +5010,7 @@
         <w:lastRenderedPageBreak/>
         <w:t>ВВЕДЕНИЕ</w:t>
       </w:r>
-      <w:bookmarkEnd w:id="0"/>
+      <w:bookmarkEnd w:id="1"/>
     </w:p>
     <w:p>
       <w:pPr>
@@ -5127,7 +5174,7 @@
           <w:szCs w:val="28"/>
         </w:rPr>
       </w:pPr>
-      <w:bookmarkStart w:id="1" w:name="_Toc73173348"/>
+      <w:bookmarkStart w:id="2" w:name="_Toc73173348"/>
       <w:r>
         <w:br w:type="page"/>
       </w:r>
@@ -5140,16 +5187,16 @@
           <w:numId w:val="2"/>
         </w:numPr>
       </w:pPr>
-      <w:bookmarkStart w:id="2" w:name="_Toc235105911"/>
+      <w:bookmarkStart w:id="3" w:name="_Toc235173115"/>
       <w:r>
         <w:lastRenderedPageBreak/>
         <w:t xml:space="preserve">1 </w:t>
       </w:r>
-      <w:bookmarkEnd w:id="1"/>
+      <w:bookmarkEnd w:id="2"/>
       <w:r>
         <w:t>ПОСТАНОВКА ЗАДАЧИ</w:t>
       </w:r>
-      <w:bookmarkEnd w:id="2"/>
+      <w:bookmarkEnd w:id="3"/>
     </w:p>
     <w:p>
       <w:pPr>
@@ -5159,12 +5206,12 @@
           <w:numId w:val="2"/>
         </w:numPr>
       </w:pPr>
-      <w:bookmarkStart w:id="3" w:name="_Toc235105912"/>
       <w:bookmarkStart w:id="4" w:name="_Toc73173349"/>
+      <w:bookmarkStart w:id="5" w:name="_Toc235173116"/>
       <w:r>
         <w:t>1.1 Предметная область</w:t>
       </w:r>
-      <w:bookmarkEnd w:id="3"/>
+      <w:bookmarkEnd w:id="5"/>
     </w:p>
     <w:p>
       <w:pPr>
@@ -5216,21 +5263,21 @@
           <w:numId w:val="2"/>
         </w:numPr>
       </w:pPr>
-      <w:bookmarkStart w:id="5" w:name="_Toc235105913"/>
+      <w:bookmarkStart w:id="6" w:name="_Toc235173117"/>
       <w:r>
         <w:t>1.2 Задачи практики</w:t>
       </w:r>
-      <w:bookmarkEnd w:id="5"/>
+      <w:bookmarkEnd w:id="6"/>
     </w:p>
     <w:p>
       <w:pPr>
         <w:pStyle w:val="4"/>
       </w:pPr>
-      <w:bookmarkStart w:id="6" w:name="_Toc235105914"/>
+      <w:bookmarkStart w:id="7" w:name="_Toc235173118"/>
       <w:r>
         <w:t>1.2.1 Изучение предметной области</w:t>
       </w:r>
-      <w:bookmarkEnd w:id="6"/>
+      <w:bookmarkEnd w:id="7"/>
     </w:p>
     <w:p>
       <w:pPr>
@@ -5269,7 +5316,7 @@
       <w:pPr>
         <w:pStyle w:val="4"/>
       </w:pPr>
-      <w:bookmarkStart w:id="7" w:name="_Toc235105915"/>
+      <w:bookmarkStart w:id="8" w:name="_Toc235173119"/>
       <w:r>
         <w:lastRenderedPageBreak/>
         <w:t>1.2.</w:t>
@@ -5280,7 +5327,7 @@
       <w:r>
         <w:t xml:space="preserve"> Проектирование и реализация генетического алгоритма</w:t>
       </w:r>
-      <w:bookmarkEnd w:id="7"/>
+      <w:bookmarkEnd w:id="8"/>
     </w:p>
     <w:p>
       <w:pPr>
@@ -5302,7 +5349,7 @@
       <w:pPr>
         <w:pStyle w:val="4"/>
       </w:pPr>
-      <w:bookmarkStart w:id="8" w:name="_Toc235105916"/>
+      <w:bookmarkStart w:id="9" w:name="_Toc235173120"/>
       <w:r>
         <w:t>1.2.</w:t>
       </w:r>
@@ -5312,7 +5359,7 @@
       <w:r>
         <w:t xml:space="preserve"> Проектирование структуры хранения графа и генерации входных данных</w:t>
       </w:r>
-      <w:bookmarkEnd w:id="8"/>
+      <w:bookmarkEnd w:id="9"/>
     </w:p>
     <w:p>
       <w:pPr>
@@ -5334,7 +5381,7 @@
       <w:pPr>
         <w:pStyle w:val="4"/>
       </w:pPr>
-      <w:bookmarkStart w:id="9" w:name="_Toc235105917"/>
+      <w:bookmarkStart w:id="10" w:name="_Toc235173121"/>
       <w:r>
         <w:t>1.2.</w:t>
       </w:r>
@@ -5344,7 +5391,7 @@
       <w:r>
         <w:t xml:space="preserve"> Проектирование и разработка графического интерфейса</w:t>
       </w:r>
-      <w:bookmarkEnd w:id="9"/>
+      <w:bookmarkEnd w:id="10"/>
     </w:p>
     <w:p>
       <w:pPr>
@@ -5366,7 +5413,7 @@
       <w:pPr>
         <w:pStyle w:val="4"/>
       </w:pPr>
-      <w:bookmarkStart w:id="10" w:name="_Toc235105918"/>
+      <w:bookmarkStart w:id="11" w:name="_Toc235173122"/>
       <w:r>
         <w:t>1.2.</w:t>
       </w:r>
@@ -5376,7 +5423,7 @@
       <w:r>
         <w:t xml:space="preserve"> Интеграция компонентов программного комплекса</w:t>
       </w:r>
-      <w:bookmarkEnd w:id="10"/>
+      <w:bookmarkEnd w:id="11"/>
     </w:p>
     <w:p>
       <w:pPr>
@@ -5407,7 +5454,7 @@
       <w:pPr>
         <w:pStyle w:val="4"/>
       </w:pPr>
-      <w:bookmarkStart w:id="11" w:name="_Toc235105919"/>
+      <w:bookmarkStart w:id="12" w:name="_Toc235173123"/>
       <w:r>
         <w:t>1.2.</w:t>
       </w:r>
@@ -5420,7 +5467,7 @@
       <w:r>
         <w:t>Анализ результатов</w:t>
       </w:r>
-      <w:bookmarkEnd w:id="11"/>
+      <w:bookmarkEnd w:id="12"/>
     </w:p>
     <w:p>
       <w:pPr>
@@ -5457,19 +5504,19 @@
         <w:pStyle w:val="2"/>
         <w:ind w:left="0"/>
       </w:pPr>
-      <w:bookmarkStart w:id="12" w:name="_Toc235105920"/>
+      <w:bookmarkStart w:id="13" w:name="_Toc235173124"/>
       <w:r>
         <w:lastRenderedPageBreak/>
         <w:t>2 РЕЗУЛЬТАТЫ РАБОТЫ</w:t>
       </w:r>
-      <w:bookmarkEnd w:id="12"/>
+      <w:bookmarkEnd w:id="13"/>
     </w:p>
     <w:p>
       <w:pPr>
         <w:pStyle w:val="3"/>
         <w:ind w:left="0"/>
       </w:pPr>
-      <w:bookmarkStart w:id="13" w:name="_Toc235105921"/>
+      <w:bookmarkStart w:id="14" w:name="_Toc235173125"/>
       <w:r>
         <w:t>2.</w:t>
       </w:r>
@@ -5482,7 +5529,7 @@
       <w:r>
         <w:t xml:space="preserve"> формата хранения графа</w:t>
       </w:r>
-      <w:bookmarkEnd w:id="13"/>
+      <w:bookmarkEnd w:id="14"/>
     </w:p>
     <w:p>
       <w:pPr>
@@ -5821,7 +5868,7 @@
         <w:pStyle w:val="3"/>
         <w:ind w:left="0"/>
       </w:pPr>
-      <w:bookmarkStart w:id="14" w:name="_Toc235105922"/>
+      <w:bookmarkStart w:id="15" w:name="_Toc235173126"/>
       <w:r>
         <w:t>2.</w:t>
       </w:r>
@@ -5831,7 +5878,7 @@
       <w:r>
         <w:t xml:space="preserve"> Генерация случайного графа</w:t>
       </w:r>
-      <w:bookmarkEnd w:id="14"/>
+      <w:bookmarkEnd w:id="15"/>
     </w:p>
     <w:p>
       <w:pPr>
@@ -5962,7 +6009,7 @@
           <w:numId w:val="2"/>
         </w:numPr>
       </w:pPr>
-      <w:bookmarkStart w:id="15" w:name="_Toc235105923"/>
+      <w:bookmarkStart w:id="16" w:name="_Toc235173127"/>
       <w:r>
         <w:t>2</w:t>
       </w:r>
@@ -5978,7 +6025,7 @@
       <w:r>
         <w:t>Проектирование программного решения для генетического алгоритма</w:t>
       </w:r>
-      <w:bookmarkEnd w:id="15"/>
+      <w:bookmarkEnd w:id="16"/>
     </w:p>
     <w:p>
       <w:pPr>
@@ -6013,7 +6060,7 @@
       <w:pPr>
         <w:pStyle w:val="4"/>
       </w:pPr>
-      <w:bookmarkStart w:id="16" w:name="_Toc235105924"/>
+      <w:bookmarkStart w:id="17" w:name="_Toc235173128"/>
       <w:r>
         <w:t>2.</w:t>
       </w:r>
@@ -6023,7 +6070,7 @@
       <w:r>
         <w:t>.1 Представление особи</w:t>
       </w:r>
-      <w:bookmarkEnd w:id="16"/>
+      <w:bookmarkEnd w:id="17"/>
     </w:p>
     <w:p>
       <w:pPr>
@@ -6080,7 +6127,7 @@
       <w:pPr>
         <w:pStyle w:val="4"/>
       </w:pPr>
-      <w:bookmarkStart w:id="17" w:name="_Toc235105925"/>
+      <w:bookmarkStart w:id="18" w:name="_Toc235173129"/>
       <w:r>
         <w:t>2</w:t>
       </w:r>
@@ -6105,7 +6152,7 @@
       <w:r>
         <w:t xml:space="preserve"> решения</w:t>
       </w:r>
-      <w:bookmarkEnd w:id="17"/>
+      <w:bookmarkEnd w:id="18"/>
     </w:p>
     <w:p>
       <w:pPr>
@@ -6254,7 +6301,7 @@
       <w:pPr>
         <w:pStyle w:val="4"/>
       </w:pPr>
-      <w:bookmarkStart w:id="18" w:name="_Toc235105926"/>
+      <w:bookmarkStart w:id="19" w:name="_Toc235173130"/>
       <w:r>
         <w:t>2</w:t>
       </w:r>
@@ -6273,7 +6320,7 @@
       <w:r>
         <w:t xml:space="preserve"> Функция приспособленности</w:t>
       </w:r>
-      <w:bookmarkEnd w:id="18"/>
+      <w:bookmarkEnd w:id="19"/>
     </w:p>
     <w:p>
       <w:pPr>
@@ -6358,7 +6405,7 @@
       <w:pPr>
         <w:pStyle w:val="4"/>
       </w:pPr>
-      <w:bookmarkStart w:id="19" w:name="_Toc235105927"/>
+      <w:bookmarkStart w:id="20" w:name="_Toc235173131"/>
       <w:r>
         <w:t>2</w:t>
       </w:r>
@@ -6386,7 +6433,7 @@
       <w:r>
         <w:t>а</w:t>
       </w:r>
-      <w:bookmarkEnd w:id="19"/>
+      <w:bookmarkEnd w:id="20"/>
     </w:p>
     <w:p>
       <w:pPr>
@@ -6482,7 +6529,7 @@
       <w:pPr>
         <w:pStyle w:val="4"/>
       </w:pPr>
-      <w:bookmarkStart w:id="20" w:name="_Toc235105928"/>
+      <w:bookmarkStart w:id="21" w:name="_Toc235173132"/>
       <w:r>
         <w:t>2</w:t>
       </w:r>
@@ -6501,7 +6548,7 @@
       <w:r>
         <w:t>Оператор скрещивания</w:t>
       </w:r>
-      <w:bookmarkEnd w:id="20"/>
+      <w:bookmarkEnd w:id="21"/>
     </w:p>
     <w:p>
       <w:pPr>
@@ -6539,7 +6586,7 @@
       <w:pPr>
         <w:pStyle w:val="4"/>
       </w:pPr>
-      <w:bookmarkStart w:id="21" w:name="_Toc235105929"/>
+      <w:bookmarkStart w:id="22" w:name="_Toc235173133"/>
       <w:r>
         <w:t>2</w:t>
       </w:r>
@@ -6558,7 +6605,7 @@
       <w:r>
         <w:t xml:space="preserve"> Оператор мутации</w:t>
       </w:r>
-      <w:bookmarkEnd w:id="21"/>
+      <w:bookmarkEnd w:id="22"/>
     </w:p>
     <w:p>
       <w:pPr>
@@ -6614,7 +6661,7 @@
       <w:pPr>
         <w:pStyle w:val="4"/>
       </w:pPr>
-      <w:bookmarkStart w:id="22" w:name="_Toc235105930"/>
+      <w:bookmarkStart w:id="23" w:name="_Toc235173134"/>
       <w:r>
         <w:t>2</w:t>
       </w:r>
@@ -6633,7 +6680,7 @@
       <w:r>
         <w:t xml:space="preserve"> Критерий завершения алгоритма</w:t>
       </w:r>
-      <w:bookmarkEnd w:id="22"/>
+      <w:bookmarkEnd w:id="23"/>
     </w:p>
     <w:p>
       <w:pPr>
@@ -6696,11 +6743,11 @@
       <w:pPr>
         <w:pStyle w:val="4"/>
       </w:pPr>
-      <w:bookmarkStart w:id="23" w:name="_Toc235105931"/>
+      <w:bookmarkStart w:id="24" w:name="_Toc235173135"/>
       <w:r>
         <w:t>2.3.8 Программная реализация</w:t>
       </w:r>
-      <w:bookmarkEnd w:id="23"/>
+      <w:bookmarkEnd w:id="24"/>
     </w:p>
     <w:p>
       <w:pPr>
@@ -6881,7 +6928,7 @@
           <w:numId w:val="2"/>
         </w:numPr>
       </w:pPr>
-      <w:bookmarkStart w:id="24" w:name="_Toc235105932"/>
+      <w:bookmarkStart w:id="25" w:name="_Toc235173136"/>
       <w:r>
         <w:t>2.</w:t>
       </w:r>
@@ -6897,7 +6944,7 @@
       <w:r>
         <w:t>Проектирование графического интерфейса</w:t>
       </w:r>
-      <w:bookmarkEnd w:id="24"/>
+      <w:bookmarkEnd w:id="25"/>
     </w:p>
     <w:p>
       <w:pPr>
@@ -6932,14 +6979,14 @@
       <w:pPr>
         <w:pStyle w:val="4"/>
       </w:pPr>
-      <w:bookmarkStart w:id="25" w:name="_Toc235105933"/>
+      <w:bookmarkStart w:id="26" w:name="_Toc235173137"/>
       <w:r>
         <w:t>2.4</w:t>
       </w:r>
       <w:r>
         <w:t>.1 Блок «Данные графа»</w:t>
       </w:r>
-      <w:bookmarkEnd w:id="25"/>
+      <w:bookmarkEnd w:id="26"/>
     </w:p>
     <w:p>
       <w:pPr>
@@ -7171,7 +7218,7 @@
       <w:pPr>
         <w:pStyle w:val="4"/>
       </w:pPr>
-      <w:bookmarkStart w:id="26" w:name="_Toc235105934"/>
+      <w:bookmarkStart w:id="27" w:name="_Toc235173138"/>
       <w:r>
         <w:lastRenderedPageBreak/>
         <w:t>2.</w:t>
@@ -7182,7 +7229,7 @@
       <w:r>
         <w:t>.2 Блок «Параметры генетического алгоритма»</w:t>
       </w:r>
-      <w:bookmarkEnd w:id="26"/>
+      <w:bookmarkEnd w:id="27"/>
     </w:p>
     <w:p>
       <w:pPr>
@@ -7432,7 +7479,7 @@
       <w:pPr>
         <w:pStyle w:val="4"/>
       </w:pPr>
-      <w:bookmarkStart w:id="27" w:name="_Toc235105935"/>
+      <w:bookmarkStart w:id="28" w:name="_Toc235173139"/>
       <w:r>
         <w:t>2.</w:t>
       </w:r>
@@ -7442,7 +7489,7 @@
       <w:r>
         <w:t>.3 Блок «Информация»</w:t>
       </w:r>
-      <w:bookmarkEnd w:id="27"/>
+      <w:bookmarkEnd w:id="28"/>
     </w:p>
     <w:p>
       <w:pPr>
@@ -7710,7 +7757,7 @@
       <w:pPr>
         <w:pStyle w:val="4"/>
       </w:pPr>
-      <w:bookmarkStart w:id="28" w:name="_Toc235105936"/>
+      <w:bookmarkStart w:id="29" w:name="_Toc235173140"/>
       <w:r>
         <w:t>2.</w:t>
       </w:r>
@@ -7720,7 +7767,7 @@
       <w:r>
         <w:t>.4 Блок «Управление»</w:t>
       </w:r>
-      <w:bookmarkEnd w:id="28"/>
+      <w:bookmarkEnd w:id="29"/>
     </w:p>
     <w:p>
       <w:pPr>
@@ -7982,7 +8029,7 @@
       <w:pPr>
         <w:pStyle w:val="4"/>
       </w:pPr>
-      <w:bookmarkStart w:id="29" w:name="_Toc235105937"/>
+      <w:bookmarkStart w:id="30" w:name="_Toc235173141"/>
       <w:r>
         <w:t>2.</w:t>
       </w:r>
@@ -7992,7 +8039,7 @@
       <w:r>
         <w:t>.5 Блок «Визуализация»</w:t>
       </w:r>
-      <w:bookmarkEnd w:id="29"/>
+      <w:bookmarkEnd w:id="30"/>
     </w:p>
     <w:p>
       <w:pPr>
@@ -8204,7 +8251,7 @@
       <w:pPr>
         <w:pStyle w:val="4"/>
       </w:pPr>
-      <w:bookmarkStart w:id="30" w:name="_Toc235105938"/>
+      <w:bookmarkStart w:id="31" w:name="_Toc235173142"/>
       <w:r>
         <w:t>2.</w:t>
       </w:r>
@@ -8214,7 +8261,7 @@
       <w:r>
         <w:t>.6 Блок «График эволюции»</w:t>
       </w:r>
-      <w:bookmarkEnd w:id="30"/>
+      <w:bookmarkEnd w:id="31"/>
     </w:p>
     <w:p>
       <w:pPr>
@@ -8371,7 +8418,7 @@
           <w:numId w:val="2"/>
         </w:numPr>
       </w:pPr>
-      <w:bookmarkStart w:id="31" w:name="_Toc235105939"/>
+      <w:bookmarkStart w:id="32" w:name="_Toc235173143"/>
       <w:r>
         <w:t>2.</w:t>
       </w:r>
@@ -8384,7 +8431,7 @@
       <w:r>
         <w:t>Проектирование интеграции основного алгоритма в графический интерфейс</w:t>
       </w:r>
-      <w:bookmarkEnd w:id="31"/>
+      <w:bookmarkEnd w:id="32"/>
     </w:p>
     <w:p>
       <w:pPr>
@@ -8648,8 +8695,6 @@
       <w:r>
         <w:t>характеристик особи с минимальным значением функции приспособленности и графика изменения функции приспособленности</w:t>
       </w:r>
-      <w:bookmarkStart w:id="32" w:name="_GoBack"/>
-      <w:bookmarkEnd w:id="32"/>
       <w:r>
         <w:t>.</w:t>
       </w:r>
@@ -8683,7 +8728,7 @@
           <w:numId w:val="2"/>
         </w:numPr>
       </w:pPr>
-      <w:bookmarkStart w:id="33" w:name="_Toc235105940"/>
+      <w:bookmarkStart w:id="33" w:name="_Toc235173144"/>
       <w:r>
         <w:lastRenderedPageBreak/>
         <w:t>3 ИСПОЛЬЗУЕМЫЕ ТЕХНОЛОГИИ</w:t>
@@ -8695,7 +8740,7 @@
         <w:pStyle w:val="3"/>
         <w:ind w:left="0"/>
       </w:pPr>
-      <w:bookmarkStart w:id="34" w:name="_Toc235105941"/>
+      <w:bookmarkStart w:id="34" w:name="_Toc235173145"/>
       <w:r>
         <w:t>3.1 Генератор случайных чисел для генерации графа</w:t>
       </w:r>
@@ -8757,7 +8802,7 @@
         <w:pStyle w:val="3"/>
         <w:ind w:left="0"/>
       </w:pPr>
-      <w:bookmarkStart w:id="35" w:name="_Toc235105942"/>
+      <w:bookmarkStart w:id="35" w:name="_Toc235173146"/>
       <w:r>
         <w:t xml:space="preserve">3.2 Распределения для операторов </w:t>
       </w:r>
@@ -8862,7 +8907,7 @@
         <w:pStyle w:val="3"/>
         <w:ind w:left="0"/>
       </w:pPr>
-      <w:bookmarkStart w:id="36" w:name="_Toc235105943"/>
+      <w:bookmarkStart w:id="36" w:name="_Toc235173147"/>
       <w:r>
         <w:t>3.3 Библиотеки для графического интерфейса</w:t>
       </w:r>
@@ -8912,7 +8957,7 @@
       <w:pPr>
         <w:pStyle w:val="4"/>
       </w:pPr>
-      <w:bookmarkStart w:id="37" w:name="_Toc235105944"/>
+      <w:bookmarkStart w:id="37" w:name="_Toc235173148"/>
       <w:r>
         <w:t>3.3.1 Библиотека Dear ImGui</w:t>
       </w:r>
@@ -8972,7 +9017,7 @@
       <w:pPr>
         <w:pStyle w:val="4"/>
       </w:pPr>
-      <w:bookmarkStart w:id="38" w:name="_Toc235105945"/>
+      <w:bookmarkStart w:id="38" w:name="_Toc235173149"/>
       <w:r>
         <w:t xml:space="preserve">3.3.2 Библиотека </w:t>
       </w:r>
@@ -9094,7 +9139,7 @@
       <w:pPr>
         <w:pStyle w:val="4"/>
       </w:pPr>
-      <w:bookmarkStart w:id="39" w:name="_Toc235105946"/>
+      <w:bookmarkStart w:id="39" w:name="_Toc235173150"/>
       <w:r>
         <w:lastRenderedPageBreak/>
         <w:t>3.3.3 Библиотека ImPlot</w:t>
@@ -9151,7 +9196,7 @@
           <w:numId w:val="2"/>
         </w:numPr>
       </w:pPr>
-      <w:bookmarkStart w:id="40" w:name="_Toc235105947"/>
+      <w:bookmarkStart w:id="40" w:name="_Toc235173151"/>
       <w:r>
         <w:lastRenderedPageBreak/>
         <w:t>4 ОТЗЫВ РУКОВОДИТЕЛЯ</w:t>
@@ -9176,7 +9221,7 @@
         <w:pStyle w:val="2"/>
         <w:ind w:left="0"/>
       </w:pPr>
-      <w:bookmarkStart w:id="41" w:name="_Toc235105948"/>
+      <w:bookmarkStart w:id="41" w:name="_Toc235173152"/>
       <w:r>
         <w:lastRenderedPageBreak/>
         <w:t>ЗАКЛЮЧЕНИЕ</w:t>
@@ -9253,6 +9298,21 @@
     </w:p>
     <w:p>
       <w:pPr>
+        <w:pStyle w:val="a1"/>
+      </w:pPr>
+      <w:r>
+        <w:lastRenderedPageBreak/>
+        <w:t xml:space="preserve">Исходный код проекта: </w:t>
+      </w:r>
+      <w:r>
+        <w:t>https://github.com/StarikovNick/Educational-practice</w:t>
+      </w:r>
+      <w:r>
+        <w:t>.</w:t>
+      </w:r>
+    </w:p>
+    <w:p>
+      <w:pPr>
         <w:rPr>
           <w:rFonts w:cs="Times New Roman"/>
           <w:szCs w:val="28"/>
@@ -9271,7 +9331,7 @@
         </w:rPr>
       </w:pPr>
       <w:bookmarkStart w:id="42" w:name="_Toc73173388"/>
-      <w:bookmarkStart w:id="43" w:name="_Toc235105949"/>
+      <w:bookmarkStart w:id="43" w:name="_Toc235173153"/>
       <w:r>
         <w:rPr>
           <w:rFonts w:cs="Times New Roman"/>
@@ -9576,7 +9636,7 @@
           <w:rFonts w:cs="Times New Roman"/>
         </w:rPr>
       </w:pPr>
-      <w:bookmarkStart w:id="44" w:name="_Toc235105950"/>
+      <w:bookmarkStart w:id="44" w:name="_Toc235173154"/>
       <w:r>
         <w:rPr>
           <w:rFonts w:cs="Times New Roman"/>
@@ -9889,7 +9949,7 @@
         <w:rStyle w:val="a6"/>
         <w:noProof/>
       </w:rPr>
-      <w:t>30</w:t>
+      <w:t>4</w:t>
     </w:r>
     <w:r>
       <w:rPr>
@@ -13613,7 +13673,7 @@
 </file>
 
 <file path=customXml/itemProps1.xml><?xml version="1.0" encoding="utf-8"?>
-<ds:datastoreItem xmlns:ds="http://schemas.openxmlformats.org/officeDocument/2006/customXml" ds:itemID="{30B6BD1B-9FEF-42B2-B281-B8F783CDCDE0}">
+<ds:datastoreItem xmlns:ds="http://schemas.openxmlformats.org/officeDocument/2006/customXml" ds:itemID="{3F159D07-5A92-46AB-8F92-E932F195068A}">
   <ds:schemaRefs>
     <ds:schemaRef ds:uri="http://schemas.openxmlformats.org/officeDocument/2006/bibliography"/>
   </ds:schemaRefs>
